--- a/dokumentacio/noire-photo-collection_dokumentacio.docx
+++ b/dokumentacio/noire-photo-collection_dokumentacio.docx
@@ -99,13 +99,8 @@
       <w:r>
         <w:tab/>
       </w:r>
-      <w:proofErr w:type="spellStart"/>
-      <w:r>
-        <w:t>Perák</w:t>
-      </w:r>
-      <w:proofErr w:type="spellEnd"/>
-      <w:r>
-        <w:t xml:space="preserve"> Attila</w:t>
+      <w:r>
+        <w:t>Perák Attila</w:t>
       </w:r>
     </w:p>
     <w:p>
@@ -215,21 +210,7 @@
                 <w:rStyle w:val="Hiperhivatkozs"/>
                 <w:noProof/>
               </w:rPr>
-              <w:t>Bevez</w:t>
-            </w:r>
-            <w:r>
-              <w:rPr>
-                <w:rStyle w:val="Hiperhivatkozs"/>
-                <w:noProof/>
-              </w:rPr>
-              <w:t>e</w:t>
-            </w:r>
-            <w:r>
-              <w:rPr>
-                <w:rStyle w:val="Hiperhivatkozs"/>
-                <w:noProof/>
-              </w:rPr>
-              <w:t>tés</w:t>
+              <w:t>Bevezetés</w:t>
             </w:r>
             <w:r>
               <w:rPr>
@@ -2833,21 +2814,7 @@
                 <w:rStyle w:val="Hiperhivatkozs"/>
                 <w:noProof/>
               </w:rPr>
-              <w:t>3. Fejlesztői kör</w:t>
-            </w:r>
-            <w:r>
-              <w:rPr>
-                <w:rStyle w:val="Hiperhivatkozs"/>
-                <w:noProof/>
-              </w:rPr>
-              <w:t>n</w:t>
-            </w:r>
-            <w:r>
-              <w:rPr>
-                <w:rStyle w:val="Hiperhivatkozs"/>
-                <w:noProof/>
-              </w:rPr>
-              <w:t>yezet (GitHub projekt futtatásához)</w:t>
+              <w:t>3. Fejlesztői környezet (GitHub projekt futtatásához)</w:t>
             </w:r>
             <w:r>
               <w:rPr>
@@ -5898,21 +5865,7 @@
                 <w:rStyle w:val="Hiperhivatkozs"/>
                 <w:noProof/>
               </w:rPr>
-              <w:t>Ábraje</w:t>
-            </w:r>
-            <w:r>
-              <w:rPr>
-                <w:rStyle w:val="Hiperhivatkozs"/>
-                <w:noProof/>
-              </w:rPr>
-              <w:t>g</w:t>
-            </w:r>
-            <w:r>
-              <w:rPr>
-                <w:rStyle w:val="Hiperhivatkozs"/>
-                <w:noProof/>
-              </w:rPr>
-              <w:t>yzék</w:t>
+              <w:t>Ábrajegyzék</w:t>
             </w:r>
             <w:r>
               <w:rPr>
@@ -14733,6 +14686,9 @@
       <w:r>
         <w:t>Teszteset 1 – Normál (sikeres regisztráció)</w:t>
       </w:r>
+      <w:r>
+        <w:t xml:space="preserve"> – integrációs teszt</w:t>
+      </w:r>
     </w:p>
     <w:p>
       <w:r>
@@ -15062,6 +15018,52 @@
       <w:proofErr w:type="spellEnd"/>
       <w:r>
         <w:t xml:space="preserve"> nem.</w:t>
+      </w:r>
+    </w:p>
+    <w:p>
+      <w:pPr>
+        <w:pStyle w:val="Felsorols1"/>
+        <w:numPr>
+          <w:ilvl w:val="0"/>
+          <w:numId w:val="0"/>
+        </w:numPr>
+        <w:ind w:left="720" w:hanging="360"/>
+      </w:pPr>
+      <w:r>
+        <w:rPr>
+          <w:rStyle w:val="Kiemels2"/>
+        </w:rPr>
+        <w:t>Miért</w:t>
+      </w:r>
+      <w:r>
+        <w:rPr>
+          <w:rStyle w:val="Kiemels2"/>
+        </w:rPr>
+        <w:t xml:space="preserve"> volt</w:t>
+      </w:r>
+      <w:r>
+        <w:rPr>
+          <w:rStyle w:val="Kiemels2"/>
+        </w:rPr>
+        <w:t xml:space="preserve"> szükséges letesztelni?</w:t>
+      </w:r>
+      <w:r>
+        <w:br/>
+        <w:t xml:space="preserve">Mert ez a legfontosabb </w:t>
+      </w:r>
+      <w:r>
+        <w:t xml:space="preserve">felhasználói </w:t>
+      </w:r>
+      <w:r>
+        <w:t xml:space="preserve">folyamat: ha a helyes regisztráció nem működik, az egész funkció használhatatlan. Ez igazolja, hogy normál körülmények között a rendszer </w:t>
+      </w:r>
+      <w:proofErr w:type="spellStart"/>
+      <w:r>
+        <w:t>rendeltetésszerűen</w:t>
+      </w:r>
+      <w:proofErr w:type="spellEnd"/>
+      <w:r>
+        <w:t xml:space="preserve"> működik.</w:t>
       </w:r>
     </w:p>
     <w:p>
@@ -15078,6 +15080,9 @@
       <w:r>
         <w:t>Teszteset 2 – Normál hibás (ÁSZF nincs elfogadva)</w:t>
       </w:r>
+      <w:r>
+        <w:t xml:space="preserve"> – UI egységteszt</w:t>
+      </w:r>
     </w:p>
     <w:p>
       <w:r>
@@ -15429,6 +15434,7 @@
         <w:pStyle w:val="Felsorols1"/>
       </w:pPr>
       <w:r>
+        <w:lastRenderedPageBreak/>
         <w:t>Felhasználó nyissa meg az ÁSZF-</w:t>
       </w:r>
       <w:proofErr w:type="spellStart"/>
@@ -15475,8 +15481,39 @@
         <w:pStyle w:val="Felsorols1"/>
       </w:pPr>
       <w:r>
-        <w:lastRenderedPageBreak/>
         <w:t>A gomb tiltása jó, de a felhasználó nem biztos, hogy érti, miért nem kattintható. A kód ugyan ad hibaüzenetet, de azt a normál UI-ban gyakran nem látja, mert a gomb eleve tiltott.</w:t>
+      </w:r>
+    </w:p>
+    <w:p>
+      <w:pPr>
+        <w:pStyle w:val="Felsorols1"/>
+        <w:numPr>
+          <w:ilvl w:val="0"/>
+          <w:numId w:val="0"/>
+        </w:numPr>
+        <w:ind w:left="720" w:hanging="360"/>
+      </w:pPr>
+      <w:r>
+        <w:rPr>
+          <w:rStyle w:val="Kiemels2"/>
+        </w:rPr>
+        <w:t>Miért</w:t>
+      </w:r>
+      <w:r>
+        <w:rPr>
+          <w:rStyle w:val="Kiemels2"/>
+        </w:rPr>
+        <w:t xml:space="preserve"> volt</w:t>
+      </w:r>
+      <w:r>
+        <w:rPr>
+          <w:rStyle w:val="Kiemels2"/>
+        </w:rPr>
+        <w:t xml:space="preserve"> szükséges letesztelni?</w:t>
+      </w:r>
+      <w:r>
+        <w:br/>
+        <w:t>Az ÁSZF elfogadása általában jogi és adatkezelési követelmény. Fontos, hogy a rendszer ne engedje tovább a folyamatot enélkül. Emellett azt is ellenőrizni kell, hogy ne csak a felület, hanem a belső logika is védjen, mert a felhasználó megkerülheti a tiltott gombot billentyűzettel vagy fejlesztői eszközökkel.</w:t>
       </w:r>
     </w:p>
     <w:p>
@@ -15493,6 +15530,9 @@
       <w:r>
         <w:t>Teszteset 3 – Normál hibás (jelszavak nem egyeznek)</w:t>
       </w:r>
+      <w:r>
+        <w:t xml:space="preserve"> – integrációs teszt</w:t>
+      </w:r>
     </w:p>
     <w:p>
       <w:r>
@@ -15724,6 +15764,7 @@
         <w:rPr>
           <w:rStyle w:val="Kiemels2"/>
         </w:rPr>
+        <w:lastRenderedPageBreak/>
         <w:t>Kapott üzenet:</w:t>
       </w:r>
     </w:p>
@@ -15790,7 +15831,6 @@
         <w:pStyle w:val="Felsorols1"/>
       </w:pPr>
       <w:r>
-        <w:lastRenderedPageBreak/>
         <w:t xml:space="preserve">A második </w:t>
       </w:r>
       <w:proofErr w:type="spellStart"/>
@@ -15827,6 +15867,38 @@
       </w:r>
       <w:r>
         <w:t xml:space="preserve"> ág fut le.</w:t>
+      </w:r>
+    </w:p>
+    <w:p>
+      <w:pPr>
+        <w:pStyle w:val="Felsorols1"/>
+        <w:numPr>
+          <w:ilvl w:val="0"/>
+          <w:numId w:val="0"/>
+        </w:numPr>
+        <w:ind w:left="720" w:hanging="360"/>
+      </w:pPr>
+      <w:r>
+        <w:rPr>
+          <w:rStyle w:val="Kiemels2"/>
+        </w:rPr>
+        <w:t>Miért</w:t>
+      </w:r>
+      <w:r>
+        <w:rPr>
+          <w:rStyle w:val="Kiemels2"/>
+        </w:rPr>
+        <w:t xml:space="preserve"> volt</w:t>
+      </w:r>
+      <w:r>
+        <w:rPr>
+          <w:rStyle w:val="Kiemels2"/>
+        </w:rPr>
+        <w:t xml:space="preserve"> szükséges letesztelni?</w:t>
+      </w:r>
+      <w:r>
+        <w:br/>
+        <w:t>Azért, hogy a nyilvánvaló adatbeviteli hibák már a kliensoldalon kiszűrhetők legyenek. Ez javítja a felhasználói élményt, csökkenti a fölösleges szerverkéréseket, és gyors visszajelzést ad a felhasználónak.</w:t>
       </w:r>
     </w:p>
     <w:p>
@@ -15853,6 +15925,9 @@
       <w:r>
         <w:t>Teszteset 4 – Backend nem elérhető / hálózati hiba</w:t>
       </w:r>
+      <w:r>
+        <w:t xml:space="preserve"> – integrációs teszt</w:t>
+      </w:r>
     </w:p>
     <w:p>
       <w:r>
@@ -15931,6 +16006,7 @@
           <w:rStyle w:val="HTML-kd"/>
           <w:rFonts w:eastAsiaTheme="minorHAnsi"/>
         </w:rPr>
+        <w:lastRenderedPageBreak/>
         <w:t>axios.post</w:t>
       </w:r>
       <w:proofErr w:type="spellEnd"/>
@@ -16077,8 +16153,27 @@
       </w:r>
     </w:p>
     <w:p>
-      <w:r>
-        <w:lastRenderedPageBreak/>
+      <w:pPr>
+        <w:pStyle w:val="Felsorols1"/>
+        <w:numPr>
+          <w:ilvl w:val="0"/>
+          <w:numId w:val="0"/>
+        </w:numPr>
+        <w:ind w:left="720" w:hanging="360"/>
+      </w:pPr>
+      <w:r>
+        <w:rPr>
+          <w:rStyle w:val="Kiemels2"/>
+        </w:rPr>
+        <w:t>Miért szükséges letesztelni?</w:t>
+      </w:r>
+      <w:r>
+        <w:br/>
+        <w:t>Valós környezetben mindig előfordulhat hálózati hiba, leállt backend vagy hibás URL. A rendszernek ilyenkor nem szabad összeomlania vagy értelmezhetetlen állapotba kerülnie. A teszt azt igazolja, hogy hiba esetén is kontrollált visszajelzés történik.</w:t>
+      </w:r>
+    </w:p>
+    <w:p>
+      <w:r>
         <w:pict w14:anchorId="5F14FF62">
           <v:rect id="_x0000_i1039" style="width:0;height:1.5pt" o:hralign="center" o:hrstd="t" o:hr="t" fillcolor="#a0a0a0" stroked="f"/>
         </w:pict>
@@ -16161,6 +16256,7 @@
         <w:rPr>
           <w:rStyle w:val="Kiemels2"/>
         </w:rPr>
+        <w:lastRenderedPageBreak/>
         <w:t>Várt eredmény:</w:t>
       </w:r>
     </w:p>
@@ -16266,6 +16362,28 @@
       </w:pPr>
       <w:r>
         <w:t>Fejlesztői teendő: kliens oldali hosszkorlátok és pontos üzenetek.</w:t>
+      </w:r>
+    </w:p>
+    <w:p>
+      <w:pPr>
+        <w:pStyle w:val="Felsorols1"/>
+        <w:numPr>
+          <w:ilvl w:val="0"/>
+          <w:numId w:val="0"/>
+        </w:numPr>
+        <w:ind w:left="720" w:hanging="360"/>
+      </w:pPr>
+      <w:r>
+        <w:rPr>
+          <w:rStyle w:val="Kiemels2"/>
+        </w:rPr>
+        <w:t>Miért szükséges letesztelni?</w:t>
+      </w:r>
+      <w:r>
+        <w:br/>
+      </w:r>
+      <w:r>
+        <w:t>Azért, mert sok hiba nem normál adatoknál, hanem szélsőséges inputoknál jelenik meg. Ilyen lehet adatbázis mezőhossz-túllépés, hibás validáció, teljesítményromlás vagy rossz hibaüzenet. Ez a teszt segít feltárni, hol hiányoznak a korlátok és a védekezések.</w:t>
       </w:r>
     </w:p>
     <w:p>
@@ -16287,6 +16405,9 @@
         <w:t>submit</w:t>
       </w:r>
       <w:proofErr w:type="spellEnd"/>
+      <w:r>
+        <w:t xml:space="preserve"> – integrációs teszt</w:t>
+      </w:r>
     </w:p>
     <w:p>
       <w:r>
@@ -16312,53 +16433,97 @@
         <w:pStyle w:val="Felsorols1"/>
       </w:pPr>
       <w:r>
+        <w:t>Helyes adatok</w:t>
+      </w:r>
+    </w:p>
+    <w:p>
+      <w:pPr>
+        <w:pStyle w:val="Felsorols1"/>
+      </w:pPr>
+      <w:r>
+        <w:t>ÁSZF elfogadva</w:t>
+      </w:r>
+    </w:p>
+    <w:p>
+      <w:pPr>
+        <w:pStyle w:val="Felsorols1"/>
+      </w:pPr>
+      <w:r>
+        <w:t>Gyorsan többször kattint a “</w:t>
+      </w:r>
+      <w:proofErr w:type="gramStart"/>
+      <w:r>
+        <w:t>Regisztrálok”-</w:t>
+      </w:r>
+      <w:proofErr w:type="spellStart"/>
+      <w:proofErr w:type="gramEnd"/>
+      <w:r>
+        <w:t>ra</w:t>
+      </w:r>
+      <w:proofErr w:type="spellEnd"/>
+      <w:r>
+        <w:t xml:space="preserve"> (vagy Enter-</w:t>
+      </w:r>
+      <w:proofErr w:type="spellStart"/>
+      <w:r>
+        <w:t>rel</w:t>
+      </w:r>
+      <w:proofErr w:type="spellEnd"/>
+      <w:r>
+        <w:t xml:space="preserve"> többször </w:t>
+      </w:r>
+      <w:proofErr w:type="spellStart"/>
+      <w:r>
+        <w:t>submitol</w:t>
+      </w:r>
+      <w:proofErr w:type="spellEnd"/>
+      <w:r>
+        <w:t>)</w:t>
+      </w:r>
+    </w:p>
+    <w:p>
+      <w:r>
+        <w:rPr>
+          <w:rStyle w:val="Kiemels2"/>
+        </w:rPr>
+        <w:t>Várt reakció a jelenlegi kód alapján:</w:t>
+      </w:r>
+    </w:p>
+    <w:p>
+      <w:pPr>
+        <w:pStyle w:val="Felsorols1"/>
+      </w:pPr>
+      <w:r>
         <w:lastRenderedPageBreak/>
-        <w:t>Helyes adatok</w:t>
-      </w:r>
-    </w:p>
-    <w:p>
-      <w:pPr>
-        <w:pStyle w:val="Felsorols1"/>
-      </w:pPr>
-      <w:r>
-        <w:t>ÁSZF elfogadva</w:t>
-      </w:r>
-    </w:p>
-    <w:p>
-      <w:pPr>
-        <w:pStyle w:val="Felsorols1"/>
-      </w:pPr>
-      <w:r>
-        <w:t>Gyorsan többször kattint a “</w:t>
-      </w:r>
-      <w:proofErr w:type="gramStart"/>
-      <w:r>
-        <w:t>Regisztrálok”-</w:t>
-      </w:r>
-      <w:proofErr w:type="spellStart"/>
-      <w:proofErr w:type="gramEnd"/>
-      <w:r>
-        <w:t>ra</w:t>
-      </w:r>
-      <w:proofErr w:type="spellEnd"/>
-      <w:r>
-        <w:t xml:space="preserve"> (vagy Enter-</w:t>
-      </w:r>
-      <w:proofErr w:type="spellStart"/>
-      <w:r>
-        <w:t>rel</w:t>
-      </w:r>
-      <w:proofErr w:type="spellEnd"/>
-      <w:r>
-        <w:t xml:space="preserve"> többször </w:t>
-      </w:r>
-      <w:proofErr w:type="spellStart"/>
-      <w:r>
-        <w:t>submitol</w:t>
-      </w:r>
-      <w:proofErr w:type="spellEnd"/>
-      <w:r>
-        <w:t>)</w:t>
+        <w:t>Nincs “</w:t>
+      </w:r>
+      <w:proofErr w:type="spellStart"/>
+      <w:r>
+        <w:t>loading</w:t>
+      </w:r>
+      <w:proofErr w:type="spellEnd"/>
+      <w:r>
+        <w:t>” állapot és nincs gomb-tiltás elküldés közben.</w:t>
+      </w:r>
+    </w:p>
+    <w:p>
+      <w:pPr>
+        <w:pStyle w:val="Felsorols1"/>
+      </w:pPr>
+      <w:r>
+        <w:t xml:space="preserve">Több </w:t>
+      </w:r>
+      <w:proofErr w:type="spellStart"/>
+      <w:r>
+        <w:rPr>
+          <w:rStyle w:val="HTML-kd"/>
+          <w:rFonts w:eastAsiaTheme="minorHAnsi"/>
+        </w:rPr>
+        <w:t>axios.post</w:t>
+      </w:r>
+      <w:proofErr w:type="spellEnd"/>
+      <w:r>
+        <w:t xml:space="preserve"> is kimehet egymás után.</w:t>
       </w:r>
     </w:p>
     <w:p>
@@ -16366,103 +16531,95 @@
         <w:rPr>
           <w:rStyle w:val="Kiemels2"/>
         </w:rPr>
-        <w:t>Várt reakció a jelenlegi kód alapján:</w:t>
-      </w:r>
-    </w:p>
-    <w:p>
-      <w:pPr>
-        <w:pStyle w:val="Felsorols1"/>
-      </w:pPr>
-      <w:r>
-        <w:t>Nincs “</w:t>
-      </w:r>
-      <w:proofErr w:type="spellStart"/>
-      <w:r>
+        <w:t>Kapott üzenet (lehetséges):</w:t>
+      </w:r>
+    </w:p>
+    <w:p>
+      <w:pPr>
+        <w:pStyle w:val="Felsorols1"/>
+      </w:pPr>
+      <w:r>
+        <w:t>Egyszer “Sikeres regisztráció…”, majd a következő(k)re backend hiba (pl. email már foglalt), vagy több fiók jön létre, ha a backend nem védi.</w:t>
+      </w:r>
+    </w:p>
+    <w:p>
+      <w:r>
+        <w:rPr>
+          <w:rStyle w:val="Kiemels2"/>
+        </w:rPr>
+        <w:t>Teendő:</w:t>
+      </w:r>
+    </w:p>
+    <w:p>
+      <w:pPr>
+        <w:pStyle w:val="Felsorols1"/>
+      </w:pPr>
+      <w:r>
+        <w:t>Felhasználó: várjon a visszajelzésre, ne kattintson többször.</w:t>
+      </w:r>
+    </w:p>
+    <w:p>
+      <w:pPr>
+        <w:pStyle w:val="Felsorols1"/>
+      </w:pPr>
+      <w:r>
+        <w:t xml:space="preserve">Fejlesztő: beküldés közben </w:t>
+      </w:r>
+      <w:proofErr w:type="spellStart"/>
+      <w:r>
+        <w:rPr>
+          <w:rStyle w:val="HTML-kd"/>
+          <w:rFonts w:eastAsiaTheme="minorHAnsi"/>
+        </w:rPr>
         <w:t>loading</w:t>
       </w:r>
       <w:proofErr w:type="spellEnd"/>
       <w:r>
-        <w:t>” állapot és nincs gomb-tiltás elküldés közben.</w:t>
-      </w:r>
-    </w:p>
-    <w:p>
-      <w:pPr>
-        <w:pStyle w:val="Felsorols1"/>
-      </w:pPr>
-      <w:r>
-        <w:t xml:space="preserve">Több </w:t>
-      </w:r>
-      <w:proofErr w:type="spellStart"/>
-      <w:r>
-        <w:rPr>
-          <w:rStyle w:val="HTML-kd"/>
-          <w:rFonts w:eastAsiaTheme="minorHAnsi"/>
-        </w:rPr>
-        <w:t>axios.post</w:t>
-      </w:r>
-      <w:proofErr w:type="spellEnd"/>
-      <w:r>
-        <w:t xml:space="preserve"> is kimehet egymás után.</w:t>
-      </w:r>
-    </w:p>
-    <w:p>
+        <w:t xml:space="preserve"> + gomb tiltása, backend oldali </w:t>
+      </w:r>
+      <w:proofErr w:type="spellStart"/>
+      <w:r>
+        <w:t>idempotencia</w:t>
+      </w:r>
+      <w:proofErr w:type="spellEnd"/>
+      <w:r>
+        <w:t>/</w:t>
+      </w:r>
+      <w:proofErr w:type="spellStart"/>
+      <w:r>
+        <w:t>duplikáció</w:t>
+      </w:r>
+      <w:proofErr w:type="spellEnd"/>
+      <w:r>
+        <w:t>-védelem.</w:t>
+      </w:r>
+    </w:p>
+    <w:p>
+      <w:pPr>
+        <w:pStyle w:val="Felsorols1"/>
+        <w:numPr>
+          <w:ilvl w:val="0"/>
+          <w:numId w:val="0"/>
+        </w:numPr>
+        <w:ind w:left="720" w:hanging="360"/>
+      </w:pPr>
       <w:r>
         <w:rPr>
           <w:rStyle w:val="Kiemels2"/>
         </w:rPr>
-        <w:t>Kapott üzenet (lehetséges):</w:t>
-      </w:r>
-    </w:p>
-    <w:p>
-      <w:pPr>
-        <w:pStyle w:val="Felsorols1"/>
-      </w:pPr>
-      <w:r>
-        <w:t>Egyszer “Sikeres regisztráció…”, majd a következő(k)re backend hiba (pl. email már foglalt), vagy több fiók jön létre, ha a backend nem védi.</w:t>
-      </w:r>
-    </w:p>
-    <w:p>
-      <w:r>
-        <w:rPr>
-          <w:rStyle w:val="Kiemels2"/>
-        </w:rPr>
-        <w:t>Teendő:</w:t>
-      </w:r>
-    </w:p>
-    <w:p>
-      <w:pPr>
-        <w:pStyle w:val="Felsorols1"/>
-      </w:pPr>
-      <w:r>
-        <w:t>Felhasználó: várjon a visszajelzésre, ne kattintson többször.</w:t>
-      </w:r>
-    </w:p>
-    <w:p>
-      <w:pPr>
-        <w:pStyle w:val="Felsorols1"/>
-      </w:pPr>
-      <w:r>
-        <w:t xml:space="preserve">Fejlesztő: beküldés közben </w:t>
-      </w:r>
-      <w:proofErr w:type="spellStart"/>
-      <w:r>
-        <w:rPr>
-          <w:rStyle w:val="HTML-kd"/>
-          <w:rFonts w:eastAsiaTheme="minorHAnsi"/>
-        </w:rPr>
+        <w:t>Miért szükséges letesztelni?</w:t>
+      </w:r>
+      <w:r>
+        <w:br/>
+        <w:t xml:space="preserve">Mert a felhasználók gyakran többször kattintanak, ha nem kapnak azonnali visszajelzést. Ha ezt a rendszer nem kezeli, létrejöhet duplikált regisztráció, hibás üzenetsorrend vagy adatinkonzisztencia. Ez a teszt megmutatja, hogy szükség van-e </w:t>
+      </w:r>
+      <w:proofErr w:type="spellStart"/>
+      <w:r>
         <w:t>loading</w:t>
       </w:r>
       <w:proofErr w:type="spellEnd"/>
       <w:r>
-        <w:t xml:space="preserve"> + gomb tiltása, backend oldali </w:t>
-      </w:r>
-      <w:proofErr w:type="spellStart"/>
-      <w:r>
-        <w:t>idempotencia</w:t>
-      </w:r>
-      <w:proofErr w:type="spellEnd"/>
-      <w:r>
-        <w:t>/</w:t>
+        <w:t xml:space="preserve"> állapotra, gombtiltásra és backend oldali </w:t>
       </w:r>
       <w:proofErr w:type="spellStart"/>
       <w:r>
@@ -16470,7 +16627,7 @@
       </w:r>
       <w:proofErr w:type="spellEnd"/>
       <w:r>
-        <w:t>-védelem.</w:t>
+        <w:t>-védelemre.</w:t>
       </w:r>
     </w:p>
     <w:p>
@@ -18456,14 +18613,27 @@
     <w:pPr>
       <w:pStyle w:val="llb"/>
     </w:pPr>
-    <w:fldSimple w:instr="DATE   \* MERGEFORMAT">
-      <w:r>
-        <w:rPr>
-          <w:noProof/>
-        </w:rPr>
-        <w:t>2026. 02. 25.</w:t>
-      </w:r>
-    </w:fldSimple>
+    <w:r>
+      <w:fldChar w:fldCharType="begin"/>
+    </w:r>
+    <w:r>
+      <w:instrText>DATE   \* MERGEFORMAT</w:instrText>
+    </w:r>
+    <w:r>
+      <w:fldChar w:fldCharType="separate"/>
+    </w:r>
+    <w:r>
+      <w:rPr>
+        <w:noProof/>
+      </w:rPr>
+      <w:t>2026. 03. 10.</w:t>
+    </w:r>
+    <w:r>
+      <w:rPr>
+        <w:noProof/>
+      </w:rPr>
+      <w:fldChar w:fldCharType="end"/>
+    </w:r>
     <w:r>
       <w:tab/>
     </w:r>
@@ -21542,15 +21712,6 @@
 </file>
 
 <file path=customXml/item1.xml><?xml version="1.0" encoding="utf-8"?>
-<?mso-contentType ?>
-<FormTemplates xmlns="http://schemas.microsoft.com/sharepoint/v3/contenttype/forms">
-  <Display>DocumentLibraryForm</Display>
-  <Edit>DocumentLibraryForm</Edit>
-  <New>DocumentLibraryForm</New>
-</FormTemplates>
-</file>
-
-<file path=customXml/item2.xml><?xml version="1.0" encoding="utf-8"?>
 <b:Sources xmlns:b="http://schemas.openxmlformats.org/officeDocument/2006/bibliography" xmlns="http://schemas.openxmlformats.org/officeDocument/2006/bibliography" SelectedStyle="\APA.XSL" StyleName="APA">
   <b:Source>
     <b:Tag>pex26</b:Tag>
@@ -21586,7 +21747,22 @@
 </b:Sources>
 </file>
 
+<file path=customXml/item2.xml><?xml version="1.0" encoding="utf-8"?>
+<?mso-contentType ?>
+<FormTemplates xmlns="http://schemas.microsoft.com/sharepoint/v3/contenttype/forms">
+  <Display>DocumentLibraryForm</Display>
+  <Edit>DocumentLibraryForm</Edit>
+  <New>DocumentLibraryForm</New>
+</FormTemplates>
+</file>
+
 <file path=customXml/item3.xml><?xml version="1.0" encoding="utf-8"?>
+<p:properties xmlns:p="http://schemas.microsoft.com/office/2006/metadata/properties" xmlns:xsi="http://www.w3.org/2001/XMLSchema-instance" xmlns:pc="http://schemas.microsoft.com/office/infopath/2007/PartnerControls">
+  <documentManagement/>
+</p:properties>
+</file>
+
+<file path=customXml/item4.xml><?xml version="1.0" encoding="utf-8"?>
 <ct:contentTypeSchema xmlns:ct="http://schemas.microsoft.com/office/2006/metadata/contentType" xmlns:ma="http://schemas.microsoft.com/office/2006/metadata/properties/metaAttributes" ct:_="" ma:_="" ma:contentTypeName="Dokumentum" ma:contentTypeID="0x010100A68ACE93D0DEBA4D8A5EE55AD7C8D291" ma:contentTypeVersion="3" ma:contentTypeDescription="Új dokumentum létrehozása." ma:contentTypeScope="" ma:versionID="306e3e948f7c6538380991c7913d797e">
   <xsd:schema xmlns:xsd="http://www.w3.org/2001/XMLSchema" xmlns:xs="http://www.w3.org/2001/XMLSchema" xmlns:p="http://schemas.microsoft.com/office/2006/metadata/properties" xmlns:ns2="a844e43c-7e76-4acb-9af9-f15a5b731b5e" targetNamespace="http://schemas.microsoft.com/office/2006/metadata/properties" ma:root="true" ma:fieldsID="a3373e347bfa58f57c9cdc15c562ff66" ns2:_="">
     <xsd:import namespace="a844e43c-7e76-4acb-9af9-f15a5b731b5e"/>
@@ -21724,13 +21900,15 @@
 </ct:contentTypeSchema>
 </file>
 
-<file path=customXml/item4.xml><?xml version="1.0" encoding="utf-8"?>
-<p:properties xmlns:p="http://schemas.microsoft.com/office/2006/metadata/properties" xmlns:xsi="http://www.w3.org/2001/XMLSchema-instance" xmlns:pc="http://schemas.microsoft.com/office/infopath/2007/PartnerControls">
-  <documentManagement/>
-</p:properties>
+<file path=customXml/itemProps1.xml><?xml version="1.0" encoding="utf-8"?>
+<ds:datastoreItem xmlns:ds="http://schemas.openxmlformats.org/officeDocument/2006/customXml" ds:itemID="{EE0178B2-FEEF-4388-96FA-BA37CD7690B4}">
+  <ds:schemaRefs>
+    <ds:schemaRef ds:uri="http://schemas.openxmlformats.org/officeDocument/2006/bibliography"/>
+  </ds:schemaRefs>
+</ds:datastoreItem>
 </file>
 
-<file path=customXml/itemProps1.xml><?xml version="1.0" encoding="utf-8"?>
+<file path=customXml/itemProps2.xml><?xml version="1.0" encoding="utf-8"?>
 <ds:datastoreItem xmlns:ds="http://schemas.openxmlformats.org/officeDocument/2006/customXml" ds:itemID="{49E9CE2F-4863-430F-A73B-CD3063AB172E}">
   <ds:schemaRefs>
     <ds:schemaRef ds:uri="http://schemas.microsoft.com/sharepoint/v3/contenttype/forms"/>
@@ -21738,15 +21916,16 @@
 </ds:datastoreItem>
 </file>
 
-<file path=customXml/itemProps2.xml><?xml version="1.0" encoding="utf-8"?>
-<ds:datastoreItem xmlns:ds="http://schemas.openxmlformats.org/officeDocument/2006/customXml" ds:itemID="{EE0178B2-FEEF-4388-96FA-BA37CD7690B4}">
+<file path=customXml/itemProps3.xml><?xml version="1.0" encoding="utf-8"?>
+<ds:datastoreItem xmlns:ds="http://schemas.openxmlformats.org/officeDocument/2006/customXml" ds:itemID="{4683CF39-CBC1-469A-88EA-F31417A0D119}">
   <ds:schemaRefs>
-    <ds:schemaRef ds:uri="http://schemas.openxmlformats.org/officeDocument/2006/bibliography"/>
+    <ds:schemaRef ds:uri="http://schemas.microsoft.com/office/2006/metadata/properties"/>
+    <ds:schemaRef ds:uri="http://schemas.microsoft.com/office/infopath/2007/PartnerControls"/>
   </ds:schemaRefs>
 </ds:datastoreItem>
 </file>
 
-<file path=customXml/itemProps3.xml><?xml version="1.0" encoding="utf-8"?>
+<file path=customXml/itemProps4.xml><?xml version="1.0" encoding="utf-8"?>
 <ds:datastoreItem xmlns:ds="http://schemas.openxmlformats.org/officeDocument/2006/customXml" ds:itemID="{0E404F72-D640-4AE1-9959-EF8B47D93A94}">
   <ds:schemaRefs>
     <ds:schemaRef ds:uri="http://schemas.microsoft.com/office/2006/metadata/contentType"/>
@@ -21762,13 +21941,4 @@
     <ds:schemaRef ds:uri="http://schemas.microsoft.com/internal/obd"/>
   </ds:schemaRefs>
 </ds:datastoreItem>
-</file>
-
-<file path=customXml/itemProps4.xml><?xml version="1.0" encoding="utf-8"?>
-<ds:datastoreItem xmlns:ds="http://schemas.openxmlformats.org/officeDocument/2006/customXml" ds:itemID="{4683CF39-CBC1-469A-88EA-F31417A0D119}">
-  <ds:schemaRefs>
-    <ds:schemaRef ds:uri="http://schemas.microsoft.com/office/2006/metadata/properties"/>
-    <ds:schemaRef ds:uri="http://schemas.microsoft.com/office/infopath/2007/PartnerControls"/>
-  </ds:schemaRefs>
-</ds:datastoreItem>
 </file>
--- a/dokumentacio/noire-photo-collection_dokumentacio.docx
+++ b/dokumentacio/noire-photo-collection_dokumentacio.docx
@@ -53,9 +53,19 @@
         <w:pStyle w:val="Alcm"/>
         <w:spacing w:after="5000" w:line="360" w:lineRule="auto"/>
       </w:pPr>
-      <w:r>
-        <w:t>Noire-Photo-Collection</w:t>
-      </w:r>
+      <w:proofErr w:type="spellStart"/>
+      <w:r>
+        <w:t>Noire</w:t>
+      </w:r>
+      <w:proofErr w:type="spellEnd"/>
+      <w:r>
+        <w:t>-Photo-</w:t>
+      </w:r>
+      <w:proofErr w:type="spellStart"/>
+      <w:r>
+        <w:t>Collection</w:t>
+      </w:r>
+      <w:proofErr w:type="spellEnd"/>
     </w:p>
     <w:p>
       <w:pPr>
@@ -78,8 +88,13 @@
         </w:tabs>
         <w:ind w:left="1701"/>
       </w:pPr>
-      <w:r>
-        <w:t>Dobrocsi Róbertné</w:t>
+      <w:proofErr w:type="spellStart"/>
+      <w:r>
+        <w:t>Dobrocsi</w:t>
+      </w:r>
+      <w:proofErr w:type="spellEnd"/>
+      <w:r>
+        <w:t xml:space="preserve"> Róbertné</w:t>
       </w:r>
       <w:r>
         <w:tab/>
@@ -101,8 +116,13 @@
       <w:r>
         <w:tab/>
       </w:r>
-      <w:r>
-        <w:t>Kabai Zsombor</w:t>
+      <w:proofErr w:type="spellStart"/>
+      <w:r>
+        <w:t>Kabai</w:t>
+      </w:r>
+      <w:proofErr w:type="spellEnd"/>
+      <w:r>
+        <w:t xml:space="preserve"> Zsombor</w:t>
       </w:r>
     </w:p>
     <w:p>
@@ -119,8 +139,13 @@
       <w:r>
         <w:tab/>
       </w:r>
-      <w:r>
-        <w:t>Haberle Tamás</w:t>
+      <w:proofErr w:type="spellStart"/>
+      <w:r>
+        <w:t>Haberle</w:t>
+      </w:r>
+      <w:proofErr w:type="spellEnd"/>
+      <w:r>
+        <w:t xml:space="preserve"> Tamás</w:t>
       </w:r>
     </w:p>
     <w:sdt>
@@ -5918,16 +5943,31 @@
       <w:pPr>
         <w:pStyle w:val="Felsorols1"/>
       </w:pPr>
+      <w:proofErr w:type="spellStart"/>
       <w:r>
         <w:t>css</w:t>
       </w:r>
-    </w:p>
-    <w:p>
-      <w:pPr>
-        <w:pStyle w:val="Felsorols1"/>
-      </w:pPr>
-      <w:r>
-        <w:t>React library-k</w:t>
+      <w:proofErr w:type="spellEnd"/>
+    </w:p>
+    <w:p>
+      <w:pPr>
+        <w:pStyle w:val="Felsorols1"/>
+      </w:pPr>
+      <w:proofErr w:type="spellStart"/>
+      <w:r>
+        <w:t>React</w:t>
+      </w:r>
+      <w:proofErr w:type="spellEnd"/>
+      <w:r>
+        <w:t xml:space="preserve"> </w:t>
+      </w:r>
+      <w:proofErr w:type="spellStart"/>
+      <w:r>
+        <w:t>library</w:t>
+      </w:r>
+      <w:proofErr w:type="spellEnd"/>
+      <w:r>
+        <w:t>-k</w:t>
       </w:r>
     </w:p>
     <w:p>
@@ -6024,24 +6064,44 @@
         <w:pStyle w:val="Felsorols1"/>
       </w:pPr>
       <w:r>
-        <w:t>GitHub Desktop</w:t>
-      </w:r>
-    </w:p>
-    <w:p>
-      <w:pPr>
-        <w:pStyle w:val="Felsorols1"/>
-      </w:pPr>
-      <w:r>
-        <w:t>Visual Studio Code</w:t>
-      </w:r>
-    </w:p>
-    <w:p>
-      <w:pPr>
-        <w:pStyle w:val="Felsorols1"/>
-      </w:pPr>
+        <w:t xml:space="preserve">GitHub </w:t>
+      </w:r>
+      <w:proofErr w:type="spellStart"/>
+      <w:r>
+        <w:t>Desktop</w:t>
+      </w:r>
+      <w:proofErr w:type="spellEnd"/>
+    </w:p>
+    <w:p>
+      <w:pPr>
+        <w:pStyle w:val="Felsorols1"/>
+      </w:pPr>
+      <w:r>
+        <w:t xml:space="preserve">Visual </w:t>
+      </w:r>
+      <w:proofErr w:type="spellStart"/>
+      <w:r>
+        <w:t>Studio</w:t>
+      </w:r>
+      <w:proofErr w:type="spellEnd"/>
+      <w:r>
+        <w:t xml:space="preserve"> </w:t>
+      </w:r>
+      <w:proofErr w:type="spellStart"/>
+      <w:r>
+        <w:t>Code</w:t>
+      </w:r>
+      <w:proofErr w:type="spellEnd"/>
+    </w:p>
+    <w:p>
+      <w:pPr>
+        <w:pStyle w:val="Felsorols1"/>
+      </w:pPr>
+      <w:proofErr w:type="spellStart"/>
       <w:r>
         <w:t>phpMyAdmin</w:t>
       </w:r>
+      <w:proofErr w:type="spellEnd"/>
     </w:p>
     <w:p>
       <w:pPr>
@@ -6063,33 +6123,44 @@
       <w:pPr>
         <w:pStyle w:val="Felsorols1"/>
       </w:pPr>
+      <w:proofErr w:type="spellStart"/>
       <w:r>
         <w:t>Figma</w:t>
       </w:r>
-    </w:p>
-    <w:p>
-      <w:pPr>
-        <w:pStyle w:val="Felsorols1"/>
-      </w:pPr>
-      <w:r>
-        <w:t>Microsoft Teams</w:t>
-      </w:r>
-    </w:p>
-    <w:p>
-      <w:pPr>
-        <w:pStyle w:val="Felsorols1"/>
-      </w:pPr>
+      <w:proofErr w:type="spellEnd"/>
+    </w:p>
+    <w:p>
+      <w:pPr>
+        <w:pStyle w:val="Felsorols1"/>
+      </w:pPr>
+      <w:r>
+        <w:t xml:space="preserve">Microsoft </w:t>
+      </w:r>
+      <w:proofErr w:type="spellStart"/>
+      <w:r>
+        <w:t>Teams</w:t>
+      </w:r>
+      <w:proofErr w:type="spellEnd"/>
+    </w:p>
+    <w:p>
+      <w:pPr>
+        <w:pStyle w:val="Felsorols1"/>
+      </w:pPr>
+      <w:proofErr w:type="spellStart"/>
       <w:r>
         <w:t>Discrod</w:t>
       </w:r>
-    </w:p>
-    <w:p>
-      <w:pPr>
-        <w:pStyle w:val="Felsorols1"/>
-      </w:pPr>
+      <w:proofErr w:type="spellEnd"/>
+    </w:p>
+    <w:p>
+      <w:pPr>
+        <w:pStyle w:val="Felsorols1"/>
+      </w:pPr>
+      <w:proofErr w:type="spellStart"/>
       <w:r>
         <w:t>Trello</w:t>
       </w:r>
+      <w:proofErr w:type="spellEnd"/>
     </w:p>
     <w:p>
       <w:pPr>
@@ -6171,12 +6242,40 @@
         <w:rPr>
           <w:color w:val="000000" w:themeColor="text1"/>
         </w:rPr>
-        <w:t>A Noire Photo Collection egy ingyenesen használható, közösségi alapokon működő weboldal, amely fotósok és a fotózás iránt érdeklődő</w:t>
-      </w:r>
+        <w:t xml:space="preserve">A </w:t>
+      </w:r>
+      <w:proofErr w:type="spellStart"/>
       <w:r>
         <w:rPr>
           <w:color w:val="000000" w:themeColor="text1"/>
         </w:rPr>
+        <w:t>Noire</w:t>
+      </w:r>
+      <w:proofErr w:type="spellEnd"/>
+      <w:r>
+        <w:rPr>
+          <w:color w:val="000000" w:themeColor="text1"/>
+        </w:rPr>
+        <w:t xml:space="preserve"> Photo </w:t>
+      </w:r>
+      <w:proofErr w:type="spellStart"/>
+      <w:r>
+        <w:rPr>
+          <w:color w:val="000000" w:themeColor="text1"/>
+        </w:rPr>
+        <w:t>Collection</w:t>
+      </w:r>
+      <w:proofErr w:type="spellEnd"/>
+      <w:r>
+        <w:rPr>
+          <w:color w:val="000000" w:themeColor="text1"/>
+        </w:rPr>
+        <w:t xml:space="preserve"> egy ingyenesen használható, közösségi alapokon működő weboldal, amely fotósok és a fotózás iránt érdeklődő</w:t>
+      </w:r>
+      <w:r>
+        <w:rPr>
+          <w:color w:val="000000" w:themeColor="text1"/>
+        </w:rPr>
         <w:t>, illetve</w:t>
       </w:r>
       <w:r>
@@ -6207,7 +6306,35 @@
         <w:rPr>
           <w:color w:val="000000" w:themeColor="text1"/>
         </w:rPr>
-        <w:t xml:space="preserve">A Noire Photo Collection közösség által fenntartott rendszer, ahol a feltöltött képek szabadon felhasználhatók, ezzel támogatva a kreatív tartalmak megosztását és </w:t>
+        <w:t xml:space="preserve">A </w:t>
+      </w:r>
+      <w:proofErr w:type="spellStart"/>
+      <w:r>
+        <w:rPr>
+          <w:color w:val="000000" w:themeColor="text1"/>
+        </w:rPr>
+        <w:t>Noire</w:t>
+      </w:r>
+      <w:proofErr w:type="spellEnd"/>
+      <w:r>
+        <w:rPr>
+          <w:color w:val="000000" w:themeColor="text1"/>
+        </w:rPr>
+        <w:t xml:space="preserve"> Photo </w:t>
+      </w:r>
+      <w:proofErr w:type="spellStart"/>
+      <w:r>
+        <w:rPr>
+          <w:color w:val="000000" w:themeColor="text1"/>
+        </w:rPr>
+        <w:t>Collection</w:t>
+      </w:r>
+      <w:proofErr w:type="spellEnd"/>
+      <w:r>
+        <w:rPr>
+          <w:color w:val="000000" w:themeColor="text1"/>
+        </w:rPr>
+        <w:t xml:space="preserve"> közösség által fenntartott rendszer, ahol a feltöltött képek szabadon felhasználhatók, ezzel támogatva a kreatív tartalmak megosztását és </w:t>
       </w:r>
       <w:r>
         <w:rPr>
@@ -6306,7 +6433,15 @@
         <w:t>Processzor:</w:t>
       </w:r>
       <w:r>
-        <w:t xml:space="preserve"> Legalább 2 magos, 1.6 GHz órajelű CPU</w:t>
+        <w:t xml:space="preserve"> Legalább 2 magos, 1.6 </w:t>
+      </w:r>
+      <w:proofErr w:type="spellStart"/>
+      <w:r>
+        <w:t>GHz</w:t>
+      </w:r>
+      <w:proofErr w:type="spellEnd"/>
+      <w:r>
+        <w:t xml:space="preserve"> órajelű CPU</w:t>
       </w:r>
     </w:p>
     <w:p>
@@ -6366,7 +6501,15 @@
         <w:t>Internetkapcsolat:</w:t>
       </w:r>
       <w:r>
-        <w:t xml:space="preserve"> Minimum 5 Mbps letöltési sebesség</w:t>
+        <w:t xml:space="preserve"> Minimum 5 </w:t>
+      </w:r>
+      <w:proofErr w:type="spellStart"/>
+      <w:r>
+        <w:t>Mbps</w:t>
+      </w:r>
+      <w:proofErr w:type="spellEnd"/>
+      <w:r>
+        <w:t xml:space="preserve"> letöltési sebesség</w:t>
       </w:r>
     </w:p>
     <w:p>
@@ -6424,7 +6567,15 @@
         <w:t>Processzor:</w:t>
       </w:r>
       <w:r>
-        <w:t xml:space="preserve"> Legalább 4 magos, 2.5 GHz vagy gyorsabb CPU</w:t>
+        <w:t xml:space="preserve"> Legalább 4 magos, 2.5 </w:t>
+      </w:r>
+      <w:proofErr w:type="spellStart"/>
+      <w:r>
+        <w:t>GHz</w:t>
+      </w:r>
+      <w:proofErr w:type="spellEnd"/>
+      <w:r>
+        <w:t xml:space="preserve"> vagy gyorsabb CPU</w:t>
       </w:r>
     </w:p>
     <w:p>
@@ -6469,7 +6620,15 @@
         <w:t>Kijelző felbontás:</w:t>
       </w:r>
       <w:r>
-        <w:t xml:space="preserve"> 1920 × 1080 (Full HD) vagy nagyobb</w:t>
+        <w:t xml:space="preserve"> 1920 × 1080 (</w:t>
+      </w:r>
+      <w:proofErr w:type="spellStart"/>
+      <w:r>
+        <w:t>Full</w:t>
+      </w:r>
+      <w:proofErr w:type="spellEnd"/>
+      <w:r>
+        <w:t xml:space="preserve"> HD) vagy nagyobb</w:t>
       </w:r>
     </w:p>
     <w:p>
@@ -6484,7 +6643,15 @@
         <w:t>Internetkapcsolat:</w:t>
       </w:r>
       <w:r>
-        <w:t xml:space="preserve"> 20 Mbps vagy gyorsabb szélessávú kapcsolat</w:t>
+        <w:t xml:space="preserve"> 20 </w:t>
+      </w:r>
+      <w:proofErr w:type="spellStart"/>
+      <w:r>
+        <w:t>Mbps</w:t>
+      </w:r>
+      <w:proofErr w:type="spellEnd"/>
+      <w:r>
+        <w:t xml:space="preserve"> vagy gyorsabb szélessávú kapcsolat</w:t>
       </w:r>
     </w:p>
     <w:p>
@@ -6616,7 +6783,15 @@
         <w:t>Hálózati kapcsolat:</w:t>
       </w:r>
       <w:r>
-        <w:t xml:space="preserve"> Minimum 100 Mbps sávszélesség</w:t>
+        <w:t xml:space="preserve"> Minimum 100 </w:t>
+      </w:r>
+      <w:proofErr w:type="spellStart"/>
+      <w:r>
+        <w:t>Mbps</w:t>
+      </w:r>
+      <w:proofErr w:type="spellEnd"/>
+      <w:r>
+        <w:t xml:space="preserve"> sávszélesség</w:t>
       </w:r>
     </w:p>
     <w:p>
@@ -6710,7 +6885,15 @@
         <w:t>Hálózati kapcsolat:</w:t>
       </w:r>
       <w:r>
-        <w:t xml:space="preserve"> 1 Gbps sávszélesség</w:t>
+        <w:t xml:space="preserve"> 1 </w:t>
+      </w:r>
+      <w:proofErr w:type="spellStart"/>
+      <w:r>
+        <w:t>Gbps</w:t>
+      </w:r>
+      <w:proofErr w:type="spellEnd"/>
+      <w:r>
+        <w:t xml:space="preserve"> sávszélesség</w:t>
       </w:r>
     </w:p>
     <w:p>
@@ -6747,7 +6930,23 @@
     </w:p>
     <w:p>
       <w:r>
-        <w:t>A hardverkövetelmények meghatározásánál figyelembe lett véve, hogy a Noire Photo Collection nagy méretű képfájlokat kezel, valamint közösségi funkciókat (hozzászólások, értékelések, felhasználói interakciók) biztosít.</w:t>
+        <w:t xml:space="preserve">A hardverkövetelmények meghatározásánál figyelembe lett véve, hogy a </w:t>
+      </w:r>
+      <w:proofErr w:type="spellStart"/>
+      <w:r>
+        <w:t>Noire</w:t>
+      </w:r>
+      <w:proofErr w:type="spellEnd"/>
+      <w:r>
+        <w:t xml:space="preserve"> Photo </w:t>
+      </w:r>
+      <w:proofErr w:type="spellStart"/>
+      <w:r>
+        <w:t>Collection</w:t>
+      </w:r>
+      <w:proofErr w:type="spellEnd"/>
+      <w:r>
+        <w:t xml:space="preserve"> nagy méretű képfájlokat kezel, valamint közösségi funkciókat (hozzászólások, értékelések, felhasználói interakciók) biztosít.</w:t>
       </w:r>
     </w:p>
     <w:p>
@@ -6777,7 +6976,39 @@
     </w:p>
     <w:p>
       <w:r>
-        <w:t>A Noire Photo Collection egy webalapú alkalmazás, amely kliens–szerver architektúrában működik. A rendszer React alapú frontendből, Node.js alapú backendből és MySQL adatbázisból áll. Az alábbi szoftveres környezet szükséges a rendszer használatához és futtatásához.</w:t>
+        <w:t xml:space="preserve">A </w:t>
+      </w:r>
+      <w:proofErr w:type="spellStart"/>
+      <w:r>
+        <w:t>Noire</w:t>
+      </w:r>
+      <w:proofErr w:type="spellEnd"/>
+      <w:r>
+        <w:t xml:space="preserve"> Photo </w:t>
+      </w:r>
+      <w:proofErr w:type="spellStart"/>
+      <w:r>
+        <w:t>Collection</w:t>
+      </w:r>
+      <w:proofErr w:type="spellEnd"/>
+      <w:r>
+        <w:t xml:space="preserve"> egy webalapú alkalmazás, amely kliens–szerver architektúrában működik. A rendszer </w:t>
+      </w:r>
+      <w:proofErr w:type="spellStart"/>
+      <w:r>
+        <w:t>React</w:t>
+      </w:r>
+      <w:proofErr w:type="spellEnd"/>
+      <w:r>
+        <w:t xml:space="preserve"> alapú frontendből, Node.js alapú backendből és </w:t>
+      </w:r>
+      <w:proofErr w:type="spellStart"/>
+      <w:r>
+        <w:t>MySQL</w:t>
+      </w:r>
+      <w:proofErr w:type="spellEnd"/>
+      <w:r>
+        <w:t xml:space="preserve"> adatbázisból áll. Az alábbi szoftveres környezet szükséges a rendszer használatához és futtatásához.</w:t>
       </w:r>
     </w:p>
     <w:p>
@@ -6840,23 +7071,32 @@
       <w:pPr>
         <w:pStyle w:val="Felsorols1"/>
       </w:pPr>
+      <w:proofErr w:type="spellStart"/>
       <w:r>
         <w:rPr>
           <w:rStyle w:val="Kiemels2"/>
           <w:rFonts w:eastAsiaTheme="majorEastAsia"/>
         </w:rPr>
-        <w:t>macOS 11 vagy újabb</w:t>
-      </w:r>
-    </w:p>
-    <w:p>
-      <w:pPr>
-        <w:pStyle w:val="Felsorols1"/>
-      </w:pPr>
+        <w:t>macOS</w:t>
+      </w:r>
+      <w:proofErr w:type="spellEnd"/>
       <w:r>
         <w:rPr>
           <w:rStyle w:val="Kiemels2"/>
           <w:rFonts w:eastAsiaTheme="majorEastAsia"/>
         </w:rPr>
+        <w:t xml:space="preserve"> 11 vagy újabb</w:t>
+      </w:r>
+    </w:p>
+    <w:p>
+      <w:pPr>
+        <w:pStyle w:val="Felsorols1"/>
+      </w:pPr>
+      <w:r>
+        <w:rPr>
+          <w:rStyle w:val="Kiemels2"/>
+          <w:rFonts w:eastAsiaTheme="majorEastAsia"/>
+        </w:rPr>
         <w:t>Android 10+</w:t>
       </w:r>
     </w:p>
@@ -6920,12 +7160,21 @@
       <w:pPr>
         <w:pStyle w:val="Felsorols1"/>
       </w:pPr>
+      <w:proofErr w:type="spellStart"/>
       <w:r>
         <w:rPr>
           <w:rStyle w:val="Kiemels2"/>
           <w:rFonts w:eastAsiaTheme="majorEastAsia"/>
         </w:rPr>
-        <w:t>Safari 14+</w:t>
+        <w:t>Safari</w:t>
+      </w:r>
+      <w:proofErr w:type="spellEnd"/>
+      <w:r>
+        <w:rPr>
+          <w:rStyle w:val="Kiemels2"/>
+          <w:rFonts w:eastAsiaTheme="majorEastAsia"/>
+        </w:rPr>
+        <w:t xml:space="preserve"> 14+</w:t>
       </w:r>
     </w:p>
     <w:p>
@@ -6966,7 +7215,23 @@
           <w:rStyle w:val="Kiemels2"/>
           <w:rFonts w:eastAsiaTheme="majorEastAsia"/>
         </w:rPr>
-        <w:t>sütik (cookies)</w:t>
+        <w:t>sütik (</w:t>
+      </w:r>
+      <w:proofErr w:type="spellStart"/>
+      <w:r>
+        <w:rPr>
+          <w:rStyle w:val="Kiemels2"/>
+          <w:rFonts w:eastAsiaTheme="majorEastAsia"/>
+        </w:rPr>
+        <w:t>cookies</w:t>
+      </w:r>
+      <w:proofErr w:type="spellEnd"/>
+      <w:r>
+        <w:rPr>
+          <w:rStyle w:val="Kiemels2"/>
+          <w:rFonts w:eastAsiaTheme="majorEastAsia"/>
+        </w:rPr>
+        <w:t>)</w:t>
       </w:r>
       <w:r>
         <w:t xml:space="preserve"> a bejelentkezési munkamenet kezeléséhez</w:t>
@@ -7068,12 +7333,21 @@
       <w:pPr>
         <w:pStyle w:val="Felsorols1"/>
       </w:pPr>
+      <w:proofErr w:type="spellStart"/>
       <w:r>
         <w:rPr>
           <w:rStyle w:val="Kiemels2"/>
           <w:rFonts w:eastAsiaTheme="majorEastAsia"/>
         </w:rPr>
-        <w:t>nodemon 2.0+</w:t>
+        <w:t>nodemon</w:t>
+      </w:r>
+      <w:proofErr w:type="spellEnd"/>
+      <w:r>
+        <w:rPr>
+          <w:rStyle w:val="Kiemels2"/>
+          <w:rFonts w:eastAsiaTheme="majorEastAsia"/>
+        </w:rPr>
+        <w:t xml:space="preserve"> 2.0+</w:t>
       </w:r>
       <w:r>
         <w:t xml:space="preserve"> (fejlesztői környezetben az automatikus újraindításhoz)</w:t>
@@ -7103,31 +7377,63 @@
       <w:pPr>
         <w:pStyle w:val="Felsorols1"/>
       </w:pPr>
+      <w:proofErr w:type="spellStart"/>
       <w:r>
         <w:rPr>
           <w:rStyle w:val="Kiemels2"/>
           <w:rFonts w:eastAsiaTheme="majorEastAsia"/>
         </w:rPr>
-        <w:t>npm 9+</w:t>
+        <w:t>npm</w:t>
+      </w:r>
+      <w:proofErr w:type="spellEnd"/>
+      <w:r>
+        <w:rPr>
+          <w:rStyle w:val="Kiemels2"/>
+          <w:rFonts w:eastAsiaTheme="majorEastAsia"/>
+        </w:rPr>
+        <w:t xml:space="preserve"> 9+</w:t>
       </w:r>
       <w:r>
         <w:t xml:space="preserve"> vagy </w:t>
       </w:r>
+      <w:proofErr w:type="spellStart"/>
       <w:r>
         <w:rPr>
           <w:rStyle w:val="Kiemels2"/>
           <w:rFonts w:eastAsiaTheme="majorEastAsia"/>
         </w:rPr>
-        <w:t>yarn 1.22+</w:t>
-      </w:r>
-    </w:p>
-    <w:p>
-      <w:pPr>
-        <w:pStyle w:val="Felsorols1"/>
-      </w:pPr>
-      <w:r>
-        <w:t xml:space="preserve">React alkalmazás buildeléséhez szükséges csomagok a projekt </w:t>
-      </w:r>
+        <w:t>yarn</w:t>
+      </w:r>
+      <w:proofErr w:type="spellEnd"/>
+      <w:r>
+        <w:rPr>
+          <w:rStyle w:val="Kiemels2"/>
+          <w:rFonts w:eastAsiaTheme="majorEastAsia"/>
+        </w:rPr>
+        <w:t xml:space="preserve"> 1.22+</w:t>
+      </w:r>
+    </w:p>
+    <w:p>
+      <w:pPr>
+        <w:pStyle w:val="Felsorols1"/>
+      </w:pPr>
+      <w:proofErr w:type="spellStart"/>
+      <w:r>
+        <w:t>React</w:t>
+      </w:r>
+      <w:proofErr w:type="spellEnd"/>
+      <w:r>
+        <w:t xml:space="preserve"> alkalmazás </w:t>
+      </w:r>
+      <w:proofErr w:type="spellStart"/>
+      <w:r>
+        <w:t>buildeléséhez</w:t>
+      </w:r>
+      <w:proofErr w:type="spellEnd"/>
+      <w:r>
+        <w:t xml:space="preserve"> szükséges csomagok a projekt </w:t>
+      </w:r>
+      <w:proofErr w:type="spellStart"/>
       <w:r>
         <w:rPr>
           <w:rStyle w:val="HTML-kd"/>
@@ -7135,6 +7441,7 @@
         </w:rPr>
         <w:t>package.json</w:t>
       </w:r>
+      <w:proofErr w:type="spellEnd"/>
       <w:r>
         <w:t xml:space="preserve"> fájljában</w:t>
       </w:r>
@@ -7151,12 +7458,21 @@
       <w:pPr>
         <w:pStyle w:val="Felsorols1"/>
       </w:pPr>
+      <w:proofErr w:type="spellStart"/>
       <w:r>
         <w:rPr>
           <w:rStyle w:val="Kiemels2"/>
           <w:rFonts w:eastAsiaTheme="majorEastAsia"/>
         </w:rPr>
-        <w:t>MySQL 8.0+</w:t>
+        <w:t>MySQL</w:t>
+      </w:r>
+      <w:proofErr w:type="spellEnd"/>
+      <w:r>
+        <w:rPr>
+          <w:rStyle w:val="Kiemels2"/>
+          <w:rFonts w:eastAsiaTheme="majorEastAsia"/>
+        </w:rPr>
+        <w:t xml:space="preserve"> 8.0+</w:t>
       </w:r>
       <w:r>
         <w:br/>
@@ -7167,12 +7483,21 @@
       <w:pPr>
         <w:pStyle w:val="Felsorols1"/>
       </w:pPr>
+      <w:proofErr w:type="spellStart"/>
       <w:r>
         <w:rPr>
           <w:rStyle w:val="Kiemels2"/>
           <w:rFonts w:eastAsiaTheme="majorEastAsia"/>
         </w:rPr>
-        <w:t>MariaDB 10.5+</w:t>
+        <w:t>MariaDB</w:t>
+      </w:r>
+      <w:proofErr w:type="spellEnd"/>
+      <w:r>
+        <w:rPr>
+          <w:rStyle w:val="Kiemels2"/>
+          <w:rFonts w:eastAsiaTheme="majorEastAsia"/>
+        </w:rPr>
+        <w:t xml:space="preserve"> 10.5+</w:t>
       </w:r>
     </w:p>
     <w:p>
@@ -7187,12 +7512,21 @@
       <w:pPr>
         <w:pStyle w:val="Felsorols1"/>
       </w:pPr>
+      <w:proofErr w:type="spellStart"/>
       <w:r>
         <w:rPr>
           <w:rStyle w:val="Kiemels2"/>
           <w:rFonts w:eastAsiaTheme="majorEastAsia"/>
         </w:rPr>
-        <w:t>phpMyAdmin 5.2+</w:t>
+        <w:t>phpMyAdmin</w:t>
+      </w:r>
+      <w:proofErr w:type="spellEnd"/>
+      <w:r>
+        <w:rPr>
+          <w:rStyle w:val="Kiemels2"/>
+          <w:rFonts w:eastAsiaTheme="majorEastAsia"/>
+        </w:rPr>
+        <w:t xml:space="preserve"> 5.2+</w:t>
       </w:r>
       <w:r>
         <w:t xml:space="preserve"> (adatbázis adminisztrációhoz, fejlesztési környezetben)</w:t>
@@ -7293,8 +7627,13 @@
       <w:pPr>
         <w:pStyle w:val="Felsorols1"/>
       </w:pPr>
-      <w:r>
-        <w:t>React frontend forráskód</w:t>
+      <w:proofErr w:type="spellStart"/>
+      <w:r>
+        <w:t>React</w:t>
+      </w:r>
+      <w:proofErr w:type="spellEnd"/>
+      <w:r>
+        <w:t xml:space="preserve"> frontend forráskód</w:t>
       </w:r>
     </w:p>
     <w:p>
@@ -7309,6 +7648,7 @@
       <w:pPr>
         <w:pStyle w:val="Felsorols1"/>
       </w:pPr>
+      <w:proofErr w:type="spellStart"/>
       <w:r>
         <w:rPr>
           <w:rStyle w:val="HTML-kd"/>
@@ -7316,6 +7656,7 @@
         </w:rPr>
         <w:t>package.json</w:t>
       </w:r>
+      <w:proofErr w:type="spellEnd"/>
       <w:r>
         <w:t xml:space="preserve"> fájlok a függőségek listájával (frontend és backend)</w:t>
       </w:r>
@@ -7340,8 +7681,17 @@
           <w:rStyle w:val="HTML-kd"/>
           <w:rFonts w:eastAsiaTheme="minorHAnsi"/>
         </w:rPr>
-        <w:t>.env.example</w:t>
-      </w:r>
+        <w:t>.</w:t>
+      </w:r>
+      <w:proofErr w:type="spellStart"/>
+      <w:r>
+        <w:rPr>
+          <w:rStyle w:val="HTML-kd"/>
+          <w:rFonts w:eastAsiaTheme="minorHAnsi"/>
+        </w:rPr>
+        <w:t>env.example</w:t>
+      </w:r>
+      <w:proofErr w:type="spellEnd"/>
       <w:r>
         <w:t>)</w:t>
       </w:r>
@@ -7378,23 +7728,32 @@
       <w:pPr>
         <w:pStyle w:val="Felsorols1"/>
       </w:pPr>
+      <w:proofErr w:type="spellStart"/>
       <w:r>
         <w:rPr>
           <w:rStyle w:val="Kiemels2"/>
           <w:rFonts w:eastAsiaTheme="majorEastAsia"/>
         </w:rPr>
-        <w:t>Git 2.30+</w:t>
-      </w:r>
-    </w:p>
-    <w:p>
-      <w:pPr>
-        <w:pStyle w:val="Felsorols1"/>
-      </w:pPr>
+        <w:t>Git</w:t>
+      </w:r>
+      <w:proofErr w:type="spellEnd"/>
       <w:r>
         <w:rPr>
           <w:rStyle w:val="Kiemels2"/>
           <w:rFonts w:eastAsiaTheme="majorEastAsia"/>
         </w:rPr>
+        <w:t xml:space="preserve"> 2.30+</w:t>
+      </w:r>
+    </w:p>
+    <w:p>
+      <w:pPr>
+        <w:pStyle w:val="Felsorols1"/>
+      </w:pPr>
+      <w:r>
+        <w:rPr>
+          <w:rStyle w:val="Kiemels2"/>
+          <w:rFonts w:eastAsiaTheme="majorEastAsia"/>
+        </w:rPr>
         <w:t>Node.js 18+</w:t>
       </w:r>
     </w:p>
@@ -7402,37 +7761,57 @@
       <w:pPr>
         <w:pStyle w:val="Felsorols1"/>
       </w:pPr>
+      <w:proofErr w:type="spellStart"/>
       <w:r>
         <w:rPr>
           <w:rStyle w:val="Kiemels2"/>
           <w:rFonts w:eastAsiaTheme="majorEastAsia"/>
         </w:rPr>
-        <w:t>npm 9+</w:t>
-      </w:r>
-    </w:p>
-    <w:p>
-      <w:pPr>
-        <w:pStyle w:val="Felsorols1"/>
-      </w:pPr>
+        <w:t>npm</w:t>
+      </w:r>
+      <w:proofErr w:type="spellEnd"/>
       <w:r>
         <w:rPr>
           <w:rStyle w:val="Kiemels2"/>
           <w:rFonts w:eastAsiaTheme="majorEastAsia"/>
         </w:rPr>
-        <w:t>MySQL Server</w:t>
-      </w:r>
-    </w:p>
-    <w:p>
-      <w:pPr>
-        <w:pStyle w:val="Felsorols1"/>
-      </w:pPr>
+        <w:t xml:space="preserve"> 9+</w:t>
+      </w:r>
+    </w:p>
+    <w:p>
+      <w:pPr>
+        <w:pStyle w:val="Felsorols1"/>
+      </w:pPr>
+      <w:proofErr w:type="spellStart"/>
       <w:r>
         <w:rPr>
           <w:rStyle w:val="Kiemels2"/>
           <w:rFonts w:eastAsiaTheme="majorEastAsia"/>
         </w:rPr>
+        <w:t>MySQL</w:t>
+      </w:r>
+      <w:proofErr w:type="spellEnd"/>
+      <w:r>
+        <w:rPr>
+          <w:rStyle w:val="Kiemels2"/>
+          <w:rFonts w:eastAsiaTheme="majorEastAsia"/>
+        </w:rPr>
+        <w:t xml:space="preserve"> Server</w:t>
+      </w:r>
+    </w:p>
+    <w:p>
+      <w:pPr>
+        <w:pStyle w:val="Felsorols1"/>
+      </w:pPr>
+      <w:proofErr w:type="spellStart"/>
+      <w:r>
+        <w:rPr>
+          <w:rStyle w:val="Kiemels2"/>
+          <w:rFonts w:eastAsiaTheme="majorEastAsia"/>
+        </w:rPr>
         <w:t>phpMyAdmin</w:t>
       </w:r>
+      <w:proofErr w:type="spellEnd"/>
       <w:r>
         <w:t xml:space="preserve"> (lokális adatbázis kezeléshez)</w:t>
       </w:r>
@@ -7454,8 +7833,33 @@
           <w:rStyle w:val="Kiemels2"/>
           <w:rFonts w:eastAsiaTheme="majorEastAsia"/>
         </w:rPr>
-        <w:t>Visual Studio Code</w:t>
-      </w:r>
+        <w:t xml:space="preserve">Visual </w:t>
+      </w:r>
+      <w:proofErr w:type="spellStart"/>
+      <w:r>
+        <w:rPr>
+          <w:rStyle w:val="Kiemels2"/>
+          <w:rFonts w:eastAsiaTheme="majorEastAsia"/>
+        </w:rPr>
+        <w:t>Studio</w:t>
+      </w:r>
+      <w:proofErr w:type="spellEnd"/>
+      <w:r>
+        <w:rPr>
+          <w:rStyle w:val="Kiemels2"/>
+          <w:rFonts w:eastAsiaTheme="majorEastAsia"/>
+        </w:rPr>
+        <w:t xml:space="preserve"> </w:t>
+      </w:r>
+      <w:proofErr w:type="spellStart"/>
+      <w:r>
+        <w:rPr>
+          <w:rStyle w:val="Kiemels2"/>
+          <w:rFonts w:eastAsiaTheme="majorEastAsia"/>
+        </w:rPr>
+        <w:t>Code</w:t>
+      </w:r>
+      <w:proofErr w:type="spellEnd"/>
     </w:p>
     <w:p>
       <w:pPr>
@@ -7508,15 +7912,39 @@
         <w:pStyle w:val="Felsorols1"/>
       </w:pPr>
       <w:r>
-        <w:t>A szükséges szoftverek telepítése (XAMPP, Visual Studio Code, Node.js)</w:t>
-      </w:r>
-    </w:p>
-    <w:p>
-      <w:pPr>
-        <w:pStyle w:val="Felsorols1"/>
-      </w:pPr>
-      <w:r>
-        <w:t>Az adatbázis importálása phpMyAdmin segítségével</w:t>
+        <w:t xml:space="preserve">A szükséges szoftverek telepítése (XAMPP, Visual </w:t>
+      </w:r>
+      <w:proofErr w:type="spellStart"/>
+      <w:r>
+        <w:t>Studio</w:t>
+      </w:r>
+      <w:proofErr w:type="spellEnd"/>
+      <w:r>
+        <w:t xml:space="preserve"> </w:t>
+      </w:r>
+      <w:proofErr w:type="spellStart"/>
+      <w:r>
+        <w:t>Code</w:t>
+      </w:r>
+      <w:proofErr w:type="spellEnd"/>
+      <w:r>
+        <w:t>, Node.js)</w:t>
+      </w:r>
+    </w:p>
+    <w:p>
+      <w:pPr>
+        <w:pStyle w:val="Felsorols1"/>
+      </w:pPr>
+      <w:r>
+        <w:t xml:space="preserve">Az adatbázis importálása </w:t>
+      </w:r>
+      <w:proofErr w:type="spellStart"/>
+      <w:r>
+        <w:t>phpMyAdmin</w:t>
+      </w:r>
+      <w:proofErr w:type="spellEnd"/>
+      <w:r>
+        <w:t xml:space="preserve"> segítségével</w:t>
       </w:r>
     </w:p>
     <w:p>
@@ -7532,13 +7960,21 @@
         <w:pStyle w:val="Felsorols1"/>
       </w:pPr>
       <w:r>
+        <w:lastRenderedPageBreak/>
         <w:t>A weboldal megnyitása böngészőben</w:t>
       </w:r>
     </w:p>
     <w:p>
       <w:r>
-        <w:lastRenderedPageBreak/>
-        <w:t>Az útmutató lépésről lépésre végigvezeti a felhasználót a teljes folyamaton.</w:t>
+        <w:t xml:space="preserve">Az útmutató lépésről lépésre </w:t>
+      </w:r>
+      <w:proofErr w:type="spellStart"/>
+      <w:r>
+        <w:t>végigvezeti</w:t>
+      </w:r>
+      <w:proofErr w:type="spellEnd"/>
+      <w:r>
+        <w:t xml:space="preserve"> a felhasználót a teljes folyamaton.</w:t>
       </w:r>
     </w:p>
     <w:p>
@@ -7560,7 +7996,15 @@
     </w:p>
     <w:p>
       <w:r>
-        <w:t>A weboldal forráskódja egy GitHub repositoryban található.</w:t>
+        <w:t xml:space="preserve">A weboldal forráskódja egy GitHub </w:t>
+      </w:r>
+      <w:proofErr w:type="spellStart"/>
+      <w:r>
+        <w:t>repositoryban</w:t>
+      </w:r>
+      <w:proofErr w:type="spellEnd"/>
+      <w:r>
+        <w:t xml:space="preserve"> található.</w:t>
       </w:r>
     </w:p>
     <w:p>
@@ -7568,7 +8012,15 @@
         <w:pStyle w:val="Cmsor4"/>
       </w:pPr>
       <w:r>
-        <w:t xml:space="preserve"> Repository letöltése</w:t>
+        <w:t xml:space="preserve"> </w:t>
+      </w:r>
+      <w:proofErr w:type="spellStart"/>
+      <w:r>
+        <w:t>Repository</w:t>
+      </w:r>
+      <w:proofErr w:type="spellEnd"/>
+      <w:r>
+        <w:t xml:space="preserve"> letöltése</w:t>
       </w:r>
     </w:p>
     <w:p>
@@ -7584,14 +8036,24 @@
         <w:pStyle w:val="Felsorols1"/>
       </w:pPr>
       <w:r>
-        <w:t xml:space="preserve">A repository oldalán kattintson a </w:t>
-      </w:r>
+        <w:t xml:space="preserve">A </w:t>
+      </w:r>
+      <w:proofErr w:type="spellStart"/>
+      <w:r>
+        <w:t>repository</w:t>
+      </w:r>
+      <w:proofErr w:type="spellEnd"/>
+      <w:r>
+        <w:t xml:space="preserve"> oldalán kattintson a </w:t>
+      </w:r>
+      <w:proofErr w:type="spellStart"/>
       <w:r>
         <w:rPr>
           <w:rStyle w:val="Kiemels2"/>
         </w:rPr>
         <w:t>Code</w:t>
       </w:r>
+      <w:proofErr w:type="spellEnd"/>
       <w:r>
         <w:t xml:space="preserve"> gombra.</w:t>
       </w:r>
@@ -7603,11 +8065,19 @@
       <w:r>
         <w:t xml:space="preserve">Válassza a </w:t>
       </w:r>
+      <w:proofErr w:type="spellStart"/>
       <w:r>
         <w:rPr>
           <w:rStyle w:val="Kiemels2"/>
         </w:rPr>
-        <w:t>Download ZIP</w:t>
+        <w:t>Download</w:t>
+      </w:r>
+      <w:proofErr w:type="spellEnd"/>
+      <w:r>
+        <w:rPr>
+          <w:rStyle w:val="Kiemels2"/>
+        </w:rPr>
+        <w:t xml:space="preserve"> ZIP</w:t>
       </w:r>
       <w:r>
         <w:t xml:space="preserve"> opciót.</w:t>
@@ -7615,7 +8085,15 @@
     </w:p>
     <w:p>
       <w:r>
-        <w:t>Alternatív megoldásként használható a Git is:</w:t>
+        <w:t xml:space="preserve">Alternatív megoldásként használható a </w:t>
+      </w:r>
+      <w:proofErr w:type="spellStart"/>
+      <w:r>
+        <w:t>Git</w:t>
+      </w:r>
+      <w:proofErr w:type="spellEnd"/>
+      <w:r>
+        <w:t xml:space="preserve"> is:</w:t>
       </w:r>
     </w:p>
     <w:p>
@@ -7638,8 +8116,29 @@
       <w:pPr>
         <w:pStyle w:val="HTML-kntformzott"/>
       </w:pPr>
-      <w:r>
-        <w:t>git clone &lt;github_repository_link&gt;</w:t>
+      <w:proofErr w:type="spellStart"/>
+      <w:r>
+        <w:t>git</w:t>
+      </w:r>
+      <w:proofErr w:type="spellEnd"/>
+      <w:r>
+        <w:t xml:space="preserve"> </w:t>
+      </w:r>
+      <w:proofErr w:type="spellStart"/>
+      <w:r>
+        <w:t>clone</w:t>
+      </w:r>
+      <w:proofErr w:type="spellEnd"/>
+      <w:r>
+        <w:t xml:space="preserve"> &lt;</w:t>
+      </w:r>
+      <w:proofErr w:type="spellStart"/>
+      <w:r>
+        <w:t>github_repository_link</w:t>
+      </w:r>
+      <w:proofErr w:type="spellEnd"/>
+      <w:r>
+        <w:t>&gt;</w:t>
       </w:r>
     </w:p>
     <w:p>
@@ -7690,8 +8189,30 @@
         <w:rPr>
           <w:rStyle w:val="Kiemels2"/>
         </w:rPr>
-        <w:t>Kicsomagolás / Extract All</w:t>
-      </w:r>
+        <w:t xml:space="preserve">Kicsomagolás / </w:t>
+      </w:r>
+      <w:proofErr w:type="spellStart"/>
+      <w:r>
+        <w:rPr>
+          <w:rStyle w:val="Kiemels2"/>
+        </w:rPr>
+        <w:t>Extract</w:t>
+      </w:r>
+      <w:proofErr w:type="spellEnd"/>
+      <w:r>
+        <w:rPr>
+          <w:rStyle w:val="Kiemels2"/>
+        </w:rPr>
+        <w:t xml:space="preserve"> </w:t>
+      </w:r>
+      <w:proofErr w:type="spellStart"/>
+      <w:r>
+        <w:rPr>
+          <w:rStyle w:val="Kiemels2"/>
+        </w:rPr>
+        <w:t>All</w:t>
+      </w:r>
+      <w:proofErr w:type="spellEnd"/>
       <w:r>
         <w:t xml:space="preserve"> lehetőséget.</w:t>
       </w:r>
@@ -7734,6 +8255,7 @@
         <w:pStyle w:val="Felsorols1"/>
       </w:pPr>
       <w:r>
+        <w:lastRenderedPageBreak/>
         <w:t>XAMPP</w:t>
       </w:r>
     </w:p>
@@ -7742,9 +8264,21 @@
         <w:pStyle w:val="Felsorols1"/>
       </w:pPr>
       <w:r>
-        <w:lastRenderedPageBreak/>
-        <w:t>Visual Studio Code</w:t>
-      </w:r>
+        <w:t xml:space="preserve">Visual </w:t>
+      </w:r>
+      <w:proofErr w:type="spellStart"/>
+      <w:r>
+        <w:t>Studio</w:t>
+      </w:r>
+      <w:proofErr w:type="spellEnd"/>
+      <w:r>
+        <w:t xml:space="preserve"> </w:t>
+      </w:r>
+      <w:proofErr w:type="spellStart"/>
+      <w:r>
+        <w:t>Code</w:t>
+      </w:r>
+      <w:proofErr w:type="spellEnd"/>
     </w:p>
     <w:p>
       <w:pPr>
@@ -7758,9 +8292,11 @@
       <w:pPr>
         <w:pStyle w:val="Felsorols1"/>
       </w:pPr>
+      <w:proofErr w:type="spellStart"/>
       <w:r>
         <w:t>npm</w:t>
       </w:r>
+      <w:proofErr w:type="spellEnd"/>
     </w:p>
     <w:p>
       <w:r>
@@ -7779,7 +8315,23 @@
     </w:p>
     <w:p>
       <w:r>
-        <w:t>A XAMPP egy helyi szervercsomag, amely tartalmazza az Apache szervert, a PHP-t és a MySQL adatbázist.</w:t>
+        <w:t xml:space="preserve">A XAMPP egy helyi szervercsomag, amely tartalmazza az </w:t>
+      </w:r>
+      <w:proofErr w:type="spellStart"/>
+      <w:r>
+        <w:t>Apache</w:t>
+      </w:r>
+      <w:proofErr w:type="spellEnd"/>
+      <w:r>
+        <w:t xml:space="preserve"> szervert, a PHP-t és a </w:t>
+      </w:r>
+      <w:proofErr w:type="spellStart"/>
+      <w:r>
+        <w:t>MySQL</w:t>
+      </w:r>
+      <w:proofErr w:type="spellEnd"/>
+      <w:r>
+        <w:t xml:space="preserve"> adatbázist.</w:t>
       </w:r>
     </w:p>
     <w:p>
@@ -7851,12 +8403,14 @@
       <w:r>
         <w:t xml:space="preserve">A telepítő elindulása után kattintson a </w:t>
       </w:r>
+      <w:proofErr w:type="spellStart"/>
       <w:r>
         <w:rPr>
           <w:rStyle w:val="Kiemels2"/>
         </w:rPr>
         <w:t>Next</w:t>
       </w:r>
+      <w:proofErr w:type="spellEnd"/>
       <w:r>
         <w:t xml:space="preserve"> gombra.</w:t>
       </w:r>
@@ -7894,12 +8448,14 @@
       <w:r>
         <w:t xml:space="preserve">Kattintson többször a </w:t>
       </w:r>
+      <w:proofErr w:type="spellStart"/>
       <w:r>
         <w:rPr>
           <w:rStyle w:val="Kiemels2"/>
         </w:rPr>
         <w:t>Next</w:t>
       </w:r>
+      <w:proofErr w:type="spellEnd"/>
       <w:r>
         <w:t xml:space="preserve"> gombra.</w:t>
       </w:r>
@@ -7911,12 +8467,14 @@
       <w:r>
         <w:t xml:space="preserve">A telepítés befejezése után kattintson a </w:t>
       </w:r>
+      <w:proofErr w:type="spellStart"/>
       <w:r>
         <w:rPr>
           <w:rStyle w:val="Kiemels2"/>
         </w:rPr>
         <w:t>Finish</w:t>
       </w:r>
+      <w:proofErr w:type="spellEnd"/>
       <w:r>
         <w:t xml:space="preserve"> gombra.</w:t>
       </w:r>
@@ -7940,7 +8498,21 @@
         <w:rPr>
           <w:rStyle w:val="Kiemels2"/>
         </w:rPr>
-        <w:t>XAMPP Control Panel</w:t>
+        <w:t xml:space="preserve">XAMPP </w:t>
+      </w:r>
+      <w:proofErr w:type="spellStart"/>
+      <w:r>
+        <w:rPr>
+          <w:rStyle w:val="Kiemels2"/>
+        </w:rPr>
+        <w:t>Control</w:t>
+      </w:r>
+      <w:proofErr w:type="spellEnd"/>
+      <w:r>
+        <w:rPr>
+          <w:rStyle w:val="Kiemels2"/>
+        </w:rPr>
+        <w:t xml:space="preserve"> Panel</w:t>
       </w:r>
       <w:r>
         <w:t xml:space="preserve"> alkalmazást.</w:t>
@@ -7962,9 +8534,11 @@
           <w:numId w:val="9"/>
         </w:numPr>
       </w:pPr>
+      <w:proofErr w:type="spellStart"/>
       <w:r>
         <w:t>Apache</w:t>
       </w:r>
+      <w:proofErr w:type="spellEnd"/>
     </w:p>
     <w:p>
       <w:pPr>
@@ -7974,9 +8548,11 @@
           <w:numId w:val="9"/>
         </w:numPr>
       </w:pPr>
+      <w:proofErr w:type="spellStart"/>
       <w:r>
         <w:t>MySQL</w:t>
       </w:r>
+      <w:proofErr w:type="spellEnd"/>
     </w:p>
     <w:p>
       <w:pPr>
@@ -7997,12 +8573,12 @@
     </w:p>
     <w:p>
       <w:r>
+        <w:lastRenderedPageBreak/>
         <w:t>Ha minden sikeresen elindult, a modulok zöld színnel jelennek meg.</w:t>
       </w:r>
     </w:p>
     <w:p>
       <w:r>
-        <w:lastRenderedPageBreak/>
         <w:pict w14:anchorId="368592E9">
           <v:rect id="_x0000_i1033" style="width:0;height:1.5pt" o:hralign="center" o:hrstd="t" o:hr="t" fillcolor="#a0a0a0" stroked="f"/>
         </w:pict>
@@ -8014,13 +8590,29 @@
       </w:pPr>
       <w:bookmarkStart w:id="30" w:name="_Toc224117361"/>
       <w:r>
-        <w:t>Adatbázis importálása phpMyAdmin segítségével</w:t>
+        <w:t xml:space="preserve">Adatbázis importálása </w:t>
+      </w:r>
+      <w:proofErr w:type="spellStart"/>
+      <w:r>
+        <w:t>phpMyAdmin</w:t>
+      </w:r>
+      <w:proofErr w:type="spellEnd"/>
+      <w:r>
+        <w:t xml:space="preserve"> segítségével</w:t>
       </w:r>
       <w:bookmarkEnd w:id="30"/>
     </w:p>
     <w:p>
       <w:r>
-        <w:t xml:space="preserve">A projekt működéséhez szükséges adatbázis a repository </w:t>
+        <w:t xml:space="preserve">A projekt működéséhez szükséges adatbázis a </w:t>
+      </w:r>
+      <w:proofErr w:type="spellStart"/>
+      <w:r>
+        <w:t>repository</w:t>
+      </w:r>
+      <w:proofErr w:type="spellEnd"/>
+      <w:r>
+        <w:t xml:space="preserve"> </w:t>
       </w:r>
       <w:r>
         <w:rPr>
@@ -8036,8 +8628,13 @@
       <w:pPr>
         <w:pStyle w:val="Cmsor4"/>
       </w:pPr>
-      <w:r>
-        <w:t>phpMyAdmin megnyitása</w:t>
+      <w:proofErr w:type="spellStart"/>
+      <w:r>
+        <w:t>phpMyAdmin</w:t>
+      </w:r>
+      <w:proofErr w:type="spellEnd"/>
+      <w:r>
+        <w:t xml:space="preserve"> megnyitása</w:t>
       </w:r>
     </w:p>
     <w:p>
@@ -8066,7 +8663,15 @@
     </w:p>
     <w:p>
       <w:r>
-        <w:t>Megnyílik a phpMyAdmin kezelőfelület.</w:t>
+        <w:t xml:space="preserve">Megnyílik a </w:t>
+      </w:r>
+      <w:proofErr w:type="spellStart"/>
+      <w:r>
+        <w:t>phpMyAdmin</w:t>
+      </w:r>
+      <w:proofErr w:type="spellEnd"/>
+      <w:r>
+        <w:t xml:space="preserve"> kezelőfelület.</w:t>
       </w:r>
     </w:p>
     <w:p>
@@ -8109,12 +8714,14 @@
       <w:r>
         <w:t xml:space="preserve">Kattintson a </w:t>
       </w:r>
+      <w:proofErr w:type="spellStart"/>
       <w:r>
         <w:rPr>
           <w:rStyle w:val="Kiemels2"/>
         </w:rPr>
         <w:t>Create</w:t>
       </w:r>
+      <w:proofErr w:type="spellEnd"/>
       <w:r>
         <w:t xml:space="preserve"> gombra.</w:t>
       </w:r>
@@ -8159,11 +8766,19 @@
       <w:r>
         <w:t xml:space="preserve">Válassza a </w:t>
       </w:r>
+      <w:proofErr w:type="spellStart"/>
       <w:r>
         <w:rPr>
           <w:rStyle w:val="Kiemels2"/>
         </w:rPr>
-        <w:t>Choose File</w:t>
+        <w:t>Choose</w:t>
+      </w:r>
+      <w:proofErr w:type="spellEnd"/>
+      <w:r>
+        <w:rPr>
+          <w:rStyle w:val="Kiemels2"/>
+        </w:rPr>
+        <w:t xml:space="preserve"> File</w:t>
       </w:r>
       <w:r>
         <w:t xml:space="preserve"> opciót.</w:t>
@@ -8221,13 +8836,45 @@
       </w:pPr>
       <w:bookmarkStart w:id="31" w:name="_Toc224117362"/>
       <w:r>
-        <w:t>Visual Studio Code megnyitása</w:t>
+        <w:t xml:space="preserve">Visual </w:t>
+      </w:r>
+      <w:proofErr w:type="spellStart"/>
+      <w:r>
+        <w:t>Studio</w:t>
+      </w:r>
+      <w:proofErr w:type="spellEnd"/>
+      <w:r>
+        <w:t xml:space="preserve"> </w:t>
+      </w:r>
+      <w:proofErr w:type="spellStart"/>
+      <w:r>
+        <w:t>Code</w:t>
+      </w:r>
+      <w:proofErr w:type="spellEnd"/>
+      <w:r>
+        <w:t xml:space="preserve"> megnyitása</w:t>
       </w:r>
       <w:bookmarkEnd w:id="31"/>
     </w:p>
     <w:p>
       <w:r>
-        <w:t>A projekt futtatásához ajánlott fejlesztői környezet a Visual Studio Code.</w:t>
+        <w:t xml:space="preserve">A projekt futtatásához ajánlott fejlesztői környezet a Visual </w:t>
+      </w:r>
+      <w:proofErr w:type="spellStart"/>
+      <w:r>
+        <w:t>Studio</w:t>
+      </w:r>
+      <w:proofErr w:type="spellEnd"/>
+      <w:r>
+        <w:t xml:space="preserve"> </w:t>
+      </w:r>
+      <w:proofErr w:type="spellStart"/>
+      <w:r>
+        <w:t>Code</w:t>
+      </w:r>
+      <w:proofErr w:type="spellEnd"/>
+      <w:r>
+        <w:t>.</w:t>
       </w:r>
     </w:p>
     <w:p>
@@ -8235,7 +8882,24 @@
         <w:pStyle w:val="Cmsor4"/>
       </w:pPr>
       <w:r>
-        <w:t>Visual Studio Code telepítése</w:t>
+        <w:lastRenderedPageBreak/>
+        <w:t xml:space="preserve">Visual </w:t>
+      </w:r>
+      <w:proofErr w:type="spellStart"/>
+      <w:r>
+        <w:t>Studio</w:t>
+      </w:r>
+      <w:proofErr w:type="spellEnd"/>
+      <w:r>
+        <w:t xml:space="preserve"> </w:t>
+      </w:r>
+      <w:proofErr w:type="spellStart"/>
+      <w:r>
+        <w:t>Code</w:t>
+      </w:r>
+      <w:proofErr w:type="spellEnd"/>
+      <w:r>
+        <w:t xml:space="preserve"> telepítése</w:t>
       </w:r>
     </w:p>
     <w:p>
@@ -8288,7 +8952,23 @@
         <w:pStyle w:val="Felsorols1"/>
       </w:pPr>
       <w:r>
-        <w:t>Indítsa el a Visual Studio Code programot.</w:t>
+        <w:t xml:space="preserve">Indítsa el a Visual </w:t>
+      </w:r>
+      <w:proofErr w:type="spellStart"/>
+      <w:r>
+        <w:t>Studio</w:t>
+      </w:r>
+      <w:proofErr w:type="spellEnd"/>
+      <w:r>
+        <w:t xml:space="preserve"> </w:t>
+      </w:r>
+      <w:proofErr w:type="spellStart"/>
+      <w:r>
+        <w:t>Code</w:t>
+      </w:r>
+      <w:proofErr w:type="spellEnd"/>
+      <w:r>
+        <w:t xml:space="preserve"> programot.</w:t>
       </w:r>
     </w:p>
     <w:p>
@@ -8302,8 +8982,16 @@
         <w:rPr>
           <w:rStyle w:val="Kiemels2"/>
         </w:rPr>
-        <w:t>File → Open Folder</w:t>
-      </w:r>
+        <w:t xml:space="preserve">File → Open </w:t>
+      </w:r>
+      <w:proofErr w:type="spellStart"/>
+      <w:r>
+        <w:rPr>
+          <w:rStyle w:val="Kiemels2"/>
+        </w:rPr>
+        <w:t>Folder</w:t>
+      </w:r>
+      <w:proofErr w:type="spellEnd"/>
       <w:r>
         <w:t xml:space="preserve"> menüpontra.</w:t>
       </w:r>
@@ -8359,7 +9047,23 @@
         <w:pStyle w:val="Felsorols1"/>
       </w:pPr>
       <w:r>
-        <w:t>A Visual Studio Code menüjében válassza:</w:t>
+        <w:t xml:space="preserve">A Visual </w:t>
+      </w:r>
+      <w:proofErr w:type="spellStart"/>
+      <w:r>
+        <w:t>Studio</w:t>
+      </w:r>
+      <w:proofErr w:type="spellEnd"/>
+      <w:r>
+        <w:t xml:space="preserve"> </w:t>
+      </w:r>
+      <w:proofErr w:type="spellStart"/>
+      <w:r>
+        <w:t>Code</w:t>
+      </w:r>
+      <w:proofErr w:type="spellEnd"/>
+      <w:r>
+        <w:t xml:space="preserve"> menüjében válassza:</w:t>
       </w:r>
     </w:p>
     <w:p>
@@ -8438,6 +9142,7 @@
         <w:pStyle w:val="Cmsor4"/>
       </w:pPr>
       <w:r>
+        <w:lastRenderedPageBreak/>
         <w:t>Frontend indítása</w:t>
       </w:r>
     </w:p>
@@ -8450,9 +9155,27 @@
       <w:pPr>
         <w:pStyle w:val="HTML-kntformzott"/>
       </w:pPr>
-      <w:r>
-        <w:t>npm run dev</w:t>
-      </w:r>
+      <w:proofErr w:type="spellStart"/>
+      <w:r>
+        <w:t>npm</w:t>
+      </w:r>
+      <w:proofErr w:type="spellEnd"/>
+      <w:r>
+        <w:t xml:space="preserve"> </w:t>
+      </w:r>
+      <w:proofErr w:type="spellStart"/>
+      <w:r>
+        <w:t>run</w:t>
+      </w:r>
+      <w:proofErr w:type="spellEnd"/>
+      <w:r>
+        <w:t xml:space="preserve"> </w:t>
+      </w:r>
+      <w:proofErr w:type="spellStart"/>
+      <w:r>
+        <w:t>dev</w:t>
+      </w:r>
+      <w:proofErr w:type="spellEnd"/>
     </w:p>
     <w:p>
       <w:r>
@@ -8461,7 +9184,6 @@
     </w:p>
     <w:p>
       <w:r>
-        <w:lastRenderedPageBreak/>
         <w:t xml:space="preserve">A terminálban meg fog jelenni egy </w:t>
       </w:r>
       <w:r>
@@ -8534,8 +9256,21 @@
       <w:pPr>
         <w:pStyle w:val="HTML-kntformzott"/>
       </w:pPr>
-      <w:r>
-        <w:t>npm run start</w:t>
+      <w:proofErr w:type="spellStart"/>
+      <w:r>
+        <w:t>npm</w:t>
+      </w:r>
+      <w:proofErr w:type="spellEnd"/>
+      <w:r>
+        <w:t xml:space="preserve"> </w:t>
+      </w:r>
+      <w:proofErr w:type="spellStart"/>
+      <w:r>
+        <w:t>run</w:t>
+      </w:r>
+      <w:proofErr w:type="spellEnd"/>
+      <w:r>
+        <w:t xml:space="preserve"> start</w:t>
       </w:r>
     </w:p>
     <w:p>
@@ -8618,6 +9353,7 @@
       </w:pPr>
       <w:bookmarkStart w:id="36" w:name="_Toc224117367"/>
       <w:r>
+        <w:lastRenderedPageBreak/>
         <w:t>A program használatának a részletes leírása</w:t>
       </w:r>
       <w:bookmarkEnd w:id="36"/>
@@ -8637,7 +9373,6 @@
     </w:p>
     <w:p>
       <w:r>
-        <w:lastRenderedPageBreak/>
         <w:t>A főoldalról a felhasználó elérheti:</w:t>
       </w:r>
     </w:p>
@@ -8670,15 +9405,24 @@
         <w:pStyle w:val="Felsorols1"/>
       </w:pPr>
       <w:r>
-        <w:t>a galériát</w:t>
-      </w:r>
-    </w:p>
-    <w:p>
-      <w:pPr>
-        <w:pStyle w:val="Felsorols1"/>
-      </w:pPr>
-      <w:r>
-        <w:t>az információs menüpontokat</w:t>
+        <w:t xml:space="preserve">a </w:t>
+      </w:r>
+      <w:r>
+        <w:t>képek oldalt</w:t>
+      </w:r>
+    </w:p>
+    <w:p>
+      <w:pPr>
+        <w:pStyle w:val="Felsorols1"/>
+      </w:pPr>
+      <w:r>
+        <w:t xml:space="preserve">az </w:t>
+      </w:r>
+      <w:r>
+        <w:t>navigációs</w:t>
+      </w:r>
+      <w:r>
+        <w:t xml:space="preserve"> menüpontokat</w:t>
       </w:r>
     </w:p>
     <w:p>
@@ -8688,6 +9432,9 @@
     </w:p>
     <w:p>
       <w:r>
+        <w:rPr>
+          <w:noProof/>
+        </w:rPr>
         <w:drawing>
           <wp:anchor distT="0" distB="0" distL="114300" distR="114300" simplePos="0" relativeHeight="251656704" behindDoc="1" locked="0" layoutInCell="1" allowOverlap="1" wp14:anchorId="0BA8F58D" wp14:editId="721DDC8D">
             <wp:simplePos x="0" y="0"/>
@@ -8770,6 +9517,7 @@
         <w:pStyle w:val="Felsorols1"/>
       </w:pPr>
       <w:r>
+        <w:lastRenderedPageBreak/>
         <w:t>megtekintheti a nyilvánosan elérhető képeket</w:t>
       </w:r>
     </w:p>
@@ -8796,6 +9544,14 @@
       </w:r>
       <w:r>
         <w:t>képek részletes nézetét</w:t>
+      </w:r>
+    </w:p>
+    <w:p>
+      <w:pPr>
+        <w:pStyle w:val="Felsorols1"/>
+      </w:pPr>
+      <w:r>
+        <w:t>kereshet a képek között</w:t>
       </w:r>
     </w:p>
     <w:p>
@@ -8822,7 +9578,6 @@
         <w:pStyle w:val="Cmsor3"/>
       </w:pPr>
       <w:r>
-        <w:lastRenderedPageBreak/>
         <w:t>Regisztráció</w:t>
       </w:r>
     </w:p>
@@ -8839,10 +9594,28 @@
         <w:rPr>
           <w:rStyle w:val="Kiemels2"/>
         </w:rPr>
-        <w:t>„Regisztráció”</w:t>
-      </w:r>
-      <w:r>
-        <w:t xml:space="preserve"> menüpont kiválasztásával érhető el.</w:t>
+        <w:t>„</w:t>
+      </w:r>
+      <w:r>
+        <w:rPr>
+          <w:rStyle w:val="Kiemels2"/>
+        </w:rPr>
+        <w:t>Bejelentkezés</w:t>
+      </w:r>
+      <w:r>
+        <w:rPr>
+          <w:rStyle w:val="Kiemels2"/>
+        </w:rPr>
+        <w:t>”</w:t>
+      </w:r>
+      <w:r>
+        <w:t xml:space="preserve"> menüpont</w:t>
+      </w:r>
+      <w:r>
+        <w:t>on belül</w:t>
+      </w:r>
+      <w:r>
+        <w:t xml:space="preserve"> érhető el.</w:t>
       </w:r>
     </w:p>
     <w:p>
@@ -8873,15 +9646,13 @@
         <w:pStyle w:val="Felsorols1"/>
       </w:pPr>
       <w:r>
-        <w:t>minimum 3 karakter</w:t>
-      </w:r>
-    </w:p>
-    <w:p>
-      <w:pPr>
-        <w:pStyle w:val="Felsorols1"/>
-      </w:pPr>
-      <w:r>
-        <w:t>maximum 20 karakter</w:t>
+        <w:t xml:space="preserve">maximum </w:t>
+      </w:r>
+      <w:r>
+        <w:t>40</w:t>
+      </w:r>
+      <w:r>
+        <w:t xml:space="preserve"> karakter</w:t>
       </w:r>
     </w:p>
     <w:p>
@@ -8901,7 +9672,10 @@
         </w:numPr>
       </w:pPr>
       <w:r>
-        <w:t>angol ábécé kis- és nagybetűi</w:t>
+        <w:t>magyar</w:t>
+      </w:r>
+      <w:r>
+        <w:t xml:space="preserve"> ábécé kis- és nagybetűi</w:t>
       </w:r>
     </w:p>
     <w:p>
@@ -8937,14 +9711,6 @@
       </w:r>
     </w:p>
     <w:p>
-      <w:pPr>
-        <w:pStyle w:val="Felsorols1"/>
-      </w:pPr>
-      <w:r>
-        <w:t>ékezetes karakterek használata nem ajánlott</w:t>
-      </w:r>
-    </w:p>
-    <w:p>
       <w:r>
         <w:t>A felhasználónévnek egyedinek kell lennie a rendszerben.</w:t>
       </w:r>
@@ -8972,27 +9738,23 @@
         <w:pStyle w:val="Felsorols1"/>
       </w:pPr>
       <w:r>
-        <w:t>szabványos e-mail formátum (például: felhasznalo@email.hu)</w:t>
-      </w:r>
-    </w:p>
-    <w:p>
-      <w:pPr>
-        <w:pStyle w:val="Felsorols1"/>
-      </w:pPr>
-      <w:r>
-        <w:t>minimum 5 karakter</w:t>
-      </w:r>
-    </w:p>
-    <w:p>
-      <w:pPr>
-        <w:pStyle w:val="Felsorols1"/>
-      </w:pPr>
-      <w:r>
-        <w:t>maximum 100 karakter</w:t>
-      </w:r>
-    </w:p>
-    <w:p>
-      <w:r>
+        <w:t xml:space="preserve">szabványos e-mail formátum (például: </w:t>
+      </w:r>
+      <w:hyperlink r:id="rId14" w:history="1">
+        <w:r>
+          <w:rPr>
+            <w:rStyle w:val="Hiperhivatkozs"/>
+          </w:rPr>
+          <w:t>felhasznalo@email.hu</w:t>
+        </w:r>
+      </w:hyperlink>
+      <w:r>
+        <w:t>)</w:t>
+      </w:r>
+    </w:p>
+    <w:p>
+      <w:r>
+        <w:lastRenderedPageBreak/>
         <w:t>Az e-mail cím csak egyszer szerepelhet a rendszerben.</w:t>
       </w:r>
     </w:p>
@@ -9010,28 +9772,6 @@
       </w:r>
     </w:p>
     <w:p>
-      <w:r>
-        <w:lastRenderedPageBreak/>
-        <w:t>Elvárt követelmények:</w:t>
-      </w:r>
-    </w:p>
-    <w:p>
-      <w:pPr>
-        <w:pStyle w:val="Felsorols1"/>
-      </w:pPr>
-      <w:r>
-        <w:t>minimum 6 karakter</w:t>
-      </w:r>
-    </w:p>
-    <w:p>
-      <w:pPr>
-        <w:pStyle w:val="Felsorols1"/>
-      </w:pPr>
-      <w:r>
-        <w:t>maximum 50 karakter</w:t>
-      </w:r>
-    </w:p>
-    <w:p>
       <w:pPr>
         <w:pStyle w:val="Felsorols1"/>
       </w:pPr>
@@ -9080,6 +9820,9 @@
     </w:p>
     <w:p>
       <w:r>
+        <w:rPr>
+          <w:noProof/>
+        </w:rPr>
         <w:drawing>
           <wp:anchor distT="0" distB="0" distL="114300" distR="114300" simplePos="0" relativeHeight="251665408" behindDoc="1" locked="0" layoutInCell="1" allowOverlap="1" wp14:anchorId="3AF1F0BB" wp14:editId="37DFB9FA">
             <wp:simplePos x="0" y="0"/>
@@ -9112,7 +9855,7 @@
                     <pic:cNvPicPr/>
                   </pic:nvPicPr>
                   <pic:blipFill>
-                    <a:blip r:embed="rId14" cstate="print">
+                    <a:blip r:embed="rId15" cstate="print">
                       <a:extLst>
                         <a:ext uri="{28A0092B-C50C-407E-A947-70E740481C1C}">
                           <a14:useLocalDpi xmlns:a14="http://schemas.microsoft.com/office/drawing/2010/main" val="0"/>
@@ -9171,15 +9914,15 @@
         <w:pStyle w:val="Felsorols1"/>
       </w:pPr>
       <w:r>
-        <w:t>felhasználónév vagy e-mail cím</w:t>
-      </w:r>
-    </w:p>
-    <w:p>
-      <w:pPr>
-        <w:pStyle w:val="Felsorols1"/>
-      </w:pPr>
-      <w:r>
         <w:lastRenderedPageBreak/>
+        <w:t>e-mail cím</w:t>
+      </w:r>
+    </w:p>
+    <w:p>
+      <w:pPr>
+        <w:pStyle w:val="Felsorols1"/>
+      </w:pPr>
+      <w:r>
         <w:t>jelszó</w:t>
       </w:r>
     </w:p>
@@ -9204,6 +9947,9 @@
     </w:p>
     <w:p>
       <w:r>
+        <w:rPr>
+          <w:noProof/>
+        </w:rPr>
         <w:drawing>
           <wp:anchor distT="0" distB="0" distL="114300" distR="114300" simplePos="0" relativeHeight="251666432" behindDoc="1" locked="0" layoutInCell="1" allowOverlap="1" wp14:anchorId="38B19CCE" wp14:editId="23A3969A">
             <wp:simplePos x="0" y="0"/>
@@ -9236,7 +9982,7 @@
                     <pic:cNvPicPr/>
                   </pic:nvPicPr>
                   <pic:blipFill>
-                    <a:blip r:embed="rId15" cstate="print">
+                    <a:blip r:embed="rId16" cstate="print">
                       <a:extLst>
                         <a:ext uri="{28A0092B-C50C-407E-A947-70E740481C1C}">
                           <a14:useLocalDpi xmlns:a14="http://schemas.microsoft.com/office/drawing/2010/main" val="0"/>
@@ -9302,7 +10048,7 @@
         <w:pStyle w:val="Felsorols1"/>
       </w:pPr>
       <w:r>
-        <w:t>galéria használata kibővített lehetőségekkel</w:t>
+        <w:t>közösségi interakciók (szavazás, komment írás)</w:t>
       </w:r>
     </w:p>
     <w:p>
@@ -9328,6 +10074,7 @@
     </w:p>
     <w:p>
       <w:r>
+        <w:lastRenderedPageBreak/>
         <w:t>A feltöltési felületen a következő mezők találhatók:</w:t>
       </w:r>
     </w:p>
@@ -9336,7 +10083,6 @@
         <w:pStyle w:val="Cmsor4"/>
       </w:pPr>
       <w:r>
-        <w:lastRenderedPageBreak/>
         <w:t>Kép kiválasztása</w:t>
       </w:r>
     </w:p>
@@ -9347,31 +10093,7 @@
     </w:p>
     <w:p>
       <w:r>
-        <w:t>Elfogadott fájlformátumok:</w:t>
-      </w:r>
-    </w:p>
-    <w:p>
-      <w:pPr>
-        <w:pStyle w:val="Felsorols1"/>
-      </w:pPr>
-      <w:r>
-        <w:t>JPG</w:t>
-      </w:r>
-    </w:p>
-    <w:p>
-      <w:pPr>
-        <w:pStyle w:val="Felsorols1"/>
-      </w:pPr>
-      <w:r>
-        <w:t>JPEG</w:t>
-      </w:r>
-    </w:p>
-    <w:p>
-      <w:pPr>
-        <w:pStyle w:val="Felsorols1"/>
-      </w:pPr>
-      <w:r>
-        <w:t>PNG</w:t>
+        <w:t>Minden kép fájl típus elfogadott</w:t>
       </w:r>
     </w:p>
     <w:p>
@@ -9384,7 +10106,13 @@
         <w:pStyle w:val="Felsorols1"/>
       </w:pPr>
       <w:r>
-        <w:t>legfeljebb 5–10 MB</w:t>
+        <w:t xml:space="preserve">legfeljebb </w:t>
+      </w:r>
+      <w:r>
+        <w:t xml:space="preserve">25 </w:t>
+      </w:r>
+      <w:r>
+        <w:t>MB</w:t>
       </w:r>
     </w:p>
     <w:p>
@@ -9410,15 +10138,13 @@
         <w:pStyle w:val="Felsorols1"/>
       </w:pPr>
       <w:r>
-        <w:t>minimum 3 karakter</w:t>
-      </w:r>
-    </w:p>
-    <w:p>
-      <w:pPr>
-        <w:pStyle w:val="Felsorols1"/>
-      </w:pPr>
-      <w:r>
-        <w:t>maximum 100 karakter</w:t>
+        <w:t xml:space="preserve">maximum </w:t>
+      </w:r>
+      <w:r>
+        <w:t>50</w:t>
+      </w:r>
+      <w:r>
+        <w:t xml:space="preserve"> karakter</w:t>
       </w:r>
     </w:p>
     <w:p>
@@ -9472,14 +10198,6 @@
       </w:r>
     </w:p>
     <w:p>
-      <w:pPr>
-        <w:pStyle w:val="Felsorols1"/>
-      </w:pPr>
-      <w:r>
-        <w:t>több mondat is megadható</w:t>
-      </w:r>
-    </w:p>
-    <w:p>
       <w:r>
         <w:t xml:space="preserve">A mezők kitöltése után a </w:t>
       </w:r>
@@ -9493,9 +10211,29 @@
         <w:t xml:space="preserve"> gombbal lehet a képet a rendszerbe menteni.</w:t>
       </w:r>
     </w:p>
-    <w:p>
-      <w:r>
-        <w:lastRenderedPageBreak/>
+    <w:p/>
+    <w:p>
+      <w:pPr>
+        <w:pStyle w:val="Cmsor4"/>
+      </w:pPr>
+      <w:r>
+        <w:t>Tagek</w:t>
+      </w:r>
+    </w:p>
+    <w:p>
+      <w:r>
+        <w:t>A képekhez egyedi tagek (jellemző rövid tulajdonságok) megadhatók. Ezek egy apró kis jellemzéssel szolgálnak az egyes képeknek (Például ha feltöltünk egy képet egy autóról, akkor adhatunk hozzá egy „Autó” taget), és ezek alapján is lehet később képeket keresni a Képek oldalon.</w:t>
+      </w:r>
+      <w:r>
+        <w:t xml:space="preserve"> Egy tag több képhez is tartozhat, de egy képhez legfeljebb 5 tag megadható.</w:t>
+      </w:r>
+    </w:p>
+    <w:p/>
+    <w:p>
+      <w:r>
+        <w:rPr>
+          <w:noProof/>
+        </w:rPr>
         <w:drawing>
           <wp:anchor distT="0" distB="0" distL="114300" distR="114300" simplePos="0" relativeHeight="251667456" behindDoc="1" locked="0" layoutInCell="1" allowOverlap="1" wp14:anchorId="671F55C2" wp14:editId="51D7EE23">
             <wp:simplePos x="0" y="0"/>
@@ -9528,7 +10266,7 @@
                     <pic:cNvPicPr/>
                   </pic:nvPicPr>
                   <pic:blipFill>
-                    <a:blip r:embed="rId16" cstate="print">
+                    <a:blip r:embed="rId17" cstate="print">
                       <a:extLst>
                         <a:ext uri="{28A0092B-C50C-407E-A947-70E740481C1C}">
                           <a14:useLocalDpi xmlns:a14="http://schemas.microsoft.com/office/drawing/2010/main" val="0"/>
@@ -9560,46 +10298,39 @@
         <w:pStyle w:val="Cmsor3"/>
       </w:pPr>
       <w:r>
-        <w:t>Képek oldal</w:t>
-      </w:r>
-      <w:r>
-        <w:t xml:space="preserve"> használata</w:t>
-      </w:r>
-    </w:p>
-    <w:p>
-      <w:r>
-        <w:t xml:space="preserve">A </w:t>
-      </w:r>
-      <w:r>
-        <w:t>képek oldalán</w:t>
-      </w:r>
-      <w:r>
-        <w:t xml:space="preserve"> a rendszer egyik legfontosabb része, ahol a feltöltött képek megtekinthetők.</w:t>
-      </w:r>
-    </w:p>
-    <w:p>
-      <w:r>
-        <w:t>A</w:t>
-      </w:r>
-      <w:r>
-        <w:t>z oldalon</w:t>
-      </w:r>
-      <w:r>
-        <w:t xml:space="preserve"> </w:t>
-      </w:r>
-      <w:r>
-        <w:t xml:space="preserve">a </w:t>
-      </w:r>
-      <w:r>
-        <w:t>felhasználó:</w:t>
-      </w:r>
-    </w:p>
-    <w:p>
-      <w:pPr>
-        <w:pStyle w:val="Felsorols1"/>
-      </w:pPr>
-      <w:r>
-        <w:t>böngészhet a képek között</w:t>
+        <w:t>Képek oldal használata</w:t>
+      </w:r>
+    </w:p>
+    <w:p>
+      <w:r>
+        <w:t>A képek oldalán a rendszer egyik legfontosabb része, ahol a feltöltött képek megtekinthetők.</w:t>
+      </w:r>
+    </w:p>
+    <w:p>
+      <w:r>
+        <w:t>Az oldalon a felhasználó:</w:t>
+      </w:r>
+    </w:p>
+    <w:p>
+      <w:pPr>
+        <w:pStyle w:val="Felsorols1"/>
+      </w:pPr>
+      <w:r>
+        <w:t>részletesen kereshet képeket és feltöltőket</w:t>
+      </w:r>
+    </w:p>
+    <w:p>
+      <w:pPr>
+        <w:pStyle w:val="Felsorols1"/>
+      </w:pPr>
+      <w:r>
+        <w:t xml:space="preserve">böngészhet a </w:t>
+      </w:r>
+      <w:r>
+        <w:t>találatok</w:t>
+      </w:r>
+      <w:r>
+        <w:t xml:space="preserve"> között</w:t>
       </w:r>
     </w:p>
     <w:p>
@@ -9620,7 +10351,10 @@
     </w:p>
     <w:p>
       <w:r>
-        <w:t>A képre kattintva megnyílik a részletes nézet.</w:t>
+        <w:t>A képre kattintva megnyílik a részletes nézet</w:t>
+      </w:r>
+      <w:r>
+        <w:t>, és a feltöltőre kattintva az adott személy profilja.</w:t>
       </w:r>
     </w:p>
     <w:p>
@@ -9649,6 +10383,7 @@
         <w:rPr>
           <w:rStyle w:val="Kiemels2"/>
         </w:rPr>
+        <w:lastRenderedPageBreak/>
         <w:t>Hiányzó adatok</w:t>
       </w:r>
     </w:p>
@@ -9658,12 +10393,55 @@
       </w:r>
     </w:p>
     <w:p>
+      <w:pPr>
+        <w:pStyle w:val="Cmsor4"/>
+      </w:pPr>
+      <w:r>
+        <w:rPr>
+          <w:rStyle w:val="Kiemels2"/>
+        </w:rPr>
+        <w:t>Hibás e-mail formátum</w:t>
+      </w:r>
+    </w:p>
+    <w:p>
+      <w:r>
+        <w:t>Ha az e-mail cím nem megfelelő formátumú.</w:t>
+      </w:r>
+    </w:p>
+    <w:p>
+      <w:r>
+        <w:t>A weboldalon mindig megjelenik, hogy a helytelen email cím miben tér el az elvárt formátumtól.</w:t>
+      </w:r>
+    </w:p>
+    <w:p>
+      <w:pPr>
+        <w:pStyle w:val="Cmsor4"/>
+      </w:pPr>
+      <w:r>
+        <w:rPr>
+          <w:rStyle w:val="Kiemels2"/>
+        </w:rPr>
+        <w:t>Nem egyező jelszavak</w:t>
+      </w:r>
+    </w:p>
+    <w:p>
+      <w:r>
+        <w:t>Ha a jelszó és a megerősítés mező nem egyezik.</w:t>
+      </w:r>
+    </w:p>
+    <w:p>
       <w:r>
         <w:t>Példa:</w:t>
       </w:r>
       <w:r>
         <w:br/>
-        <w:t>„Kérjük töltse ki az összes kötelező mezőt.”</w:t>
+        <w:t xml:space="preserve">„A </w:t>
+      </w:r>
+      <w:r>
+        <w:t>jelszavak nem egyeznek!</w:t>
+      </w:r>
+      <w:r>
+        <w:t>”</w:t>
       </w:r>
     </w:p>
     <w:p>
@@ -9674,13 +10452,12 @@
         <w:rPr>
           <w:rStyle w:val="Kiemels2"/>
         </w:rPr>
-        <w:lastRenderedPageBreak/>
-        <w:t>Hibás e-mail formátum</w:t>
-      </w:r>
-    </w:p>
-    <w:p>
-      <w:r>
-        <w:t>Ha az e-mail cím nem megfelelő formátumú.</w:t>
+        <w:t>Nem megfelelő fájlformátum</w:t>
+      </w:r>
+    </w:p>
+    <w:p>
+      <w:r>
+        <w:t>Ha a feltöltött fájl nem támogatott típusú.</w:t>
       </w:r>
     </w:p>
     <w:p>
@@ -9689,57 +10466,34 @@
       </w:r>
       <w:r>
         <w:br/>
-        <w:t>„Az e-mail cím formátuma nem megfelelő.”</w:t>
-      </w:r>
-    </w:p>
-    <w:p>
-      <w:pPr>
-        <w:pStyle w:val="Cmsor4"/>
-      </w:pPr>
-      <w:r>
-        <w:rPr>
-          <w:rStyle w:val="Kiemels2"/>
-        </w:rPr>
-        <w:t>Nem egyező jelszavak</w:t>
-      </w:r>
-    </w:p>
-    <w:p>
-      <w:r>
-        <w:t>Ha a jelszó és a megerősítés mező nem egyezik.</w:t>
-      </w:r>
-    </w:p>
-    <w:p>
-      <w:r>
-        <w:t>Példa:</w:t>
-      </w:r>
-      <w:r>
-        <w:br/>
-        <w:t>„A két jelszó nem egyezik.”</w:t>
-      </w:r>
-    </w:p>
-    <w:p>
-      <w:pPr>
-        <w:pStyle w:val="Cmsor4"/>
-      </w:pPr>
-      <w:r>
-        <w:rPr>
-          <w:rStyle w:val="Kiemels2"/>
-        </w:rPr>
-        <w:t>Nem megfelelő fájlformátum</w:t>
-      </w:r>
-    </w:p>
-    <w:p>
-      <w:r>
-        <w:t>Ha a feltöltött fájl nem támogatott típusú.</w:t>
-      </w:r>
-    </w:p>
-    <w:p>
-      <w:r>
-        <w:t>Példa:</w:t>
-      </w:r>
-      <w:r>
-        <w:br/>
-        <w:t>„Csak JPG vagy PNG formátumú képek tölthetők fel.”</w:t>
+        <w:t>„</w:t>
+      </w:r>
+      <w:r>
+        <w:t>Csak képfájlokat tölthetsz fel! (</w:t>
+      </w:r>
+      <w:proofErr w:type="spellStart"/>
+      <w:r>
+        <w:t>jpg</w:t>
+      </w:r>
+      <w:proofErr w:type="spellEnd"/>
+      <w:r>
+        <w:t xml:space="preserve">, </w:t>
+      </w:r>
+      <w:proofErr w:type="spellStart"/>
+      <w:r>
+        <w:t>png</w:t>
+      </w:r>
+      <w:proofErr w:type="spellEnd"/>
+      <w:r>
+        <w:t xml:space="preserve">, </w:t>
+      </w:r>
+      <w:proofErr w:type="spellStart"/>
+      <w:r>
+        <w:t>gif</w:t>
+      </w:r>
+      <w:proofErr w:type="spellEnd"/>
+      <w:r>
+        <w:t>, stb.)</w:t>
       </w:r>
     </w:p>
     <w:p>
@@ -9762,70 +10516,68 @@
     </w:p>
     <w:p>
       <w:r>
-        <w:t>Az admin felület funkciói:</w:t>
-      </w:r>
-    </w:p>
-    <w:p>
-      <w:pPr>
-        <w:pStyle w:val="Felsorols1"/>
-      </w:pPr>
-      <w:r>
-        <w:t>felhasználók kezelése</w:t>
-      </w:r>
-    </w:p>
-    <w:p>
-      <w:pPr>
-        <w:pStyle w:val="Felsorols1"/>
-      </w:pPr>
-      <w:r>
-        <w:t>képek kezelése</w:t>
-      </w:r>
-    </w:p>
-    <w:p>
-      <w:pPr>
-        <w:pStyle w:val="Felsorols1"/>
-      </w:pPr>
-      <w:r>
-        <w:t>nem megfelelő tartalmak eltávolítása</w:t>
-      </w:r>
-    </w:p>
-    <w:p>
-      <w:pPr>
-        <w:pStyle w:val="Felsorols1"/>
-      </w:pPr>
-      <w:r>
-        <w:t>rendszer működésének ellenőrzése</w:t>
-      </w:r>
-    </w:p>
-    <w:p>
-      <w:r>
-        <w:t>Az adminisztrátor jogosult:</w:t>
-      </w:r>
-    </w:p>
-    <w:p>
-      <w:pPr>
-        <w:pStyle w:val="Felsorols1"/>
-      </w:pPr>
-      <w:r>
-        <w:t>felhasználók törlésére</w:t>
-      </w:r>
-    </w:p>
-    <w:p>
-      <w:pPr>
-        <w:pStyle w:val="Felsorols1"/>
-      </w:pPr>
-      <w:r>
-        <w:t>képek törlésére</w:t>
-      </w:r>
-    </w:p>
-    <w:p>
-      <w:pPr>
-        <w:pStyle w:val="Felsorols1"/>
-      </w:pPr>
-      <w:r>
+        <w:t xml:space="preserve">Az </w:t>
+      </w:r>
+      <w:proofErr w:type="spellStart"/>
+      <w:r>
+        <w:t>admin</w:t>
+      </w:r>
+      <w:proofErr w:type="spellEnd"/>
+      <w:r>
+        <w:t xml:space="preserve"> felület funkciói</w:t>
+      </w:r>
+      <w:r>
+        <w:t xml:space="preserve"> és jogosultságai</w:t>
+      </w:r>
+      <w:r>
+        <w:t>:</w:t>
+      </w:r>
+    </w:p>
+    <w:p>
+      <w:pPr>
+        <w:pStyle w:val="Felsorols1"/>
+      </w:pPr>
+      <w:r>
+        <w:t xml:space="preserve">felhasználók </w:t>
+      </w:r>
+      <w:r>
+        <w:t>törlése</w:t>
+      </w:r>
+    </w:p>
+    <w:p>
+      <w:pPr>
+        <w:pStyle w:val="Felsorols1"/>
+      </w:pPr>
+      <w:r>
+        <w:t xml:space="preserve">képek </w:t>
+      </w:r>
+      <w:r>
+        <w:t>törlése</w:t>
+      </w:r>
+    </w:p>
+    <w:p>
+      <w:pPr>
+        <w:pStyle w:val="Felsorols1"/>
+      </w:pPr>
+      <w:r>
+        <w:t>kommentek törlése</w:t>
+      </w:r>
+    </w:p>
+    <w:p>
+      <w:pPr>
+        <w:pStyle w:val="Felsorols1"/>
+        <w:numPr>
+          <w:ilvl w:val="0"/>
+          <w:numId w:val="0"/>
+        </w:numPr>
+      </w:pPr>
+      <w:r>
+        <w:rPr>
+          <w:noProof/>
+        </w:rPr>
         <w:lastRenderedPageBreak/>
         <w:drawing>
-          <wp:anchor distT="0" distB="0" distL="114300" distR="114300" simplePos="0" relativeHeight="251657728" behindDoc="1" locked="0" layoutInCell="1" allowOverlap="1" wp14:anchorId="33A8A4FB" wp14:editId="3FB6720F">
+          <wp:anchor distT="0" distB="0" distL="114300" distR="114300" simplePos="0" relativeHeight="251658240" behindDoc="1" locked="0" layoutInCell="1" allowOverlap="1" wp14:anchorId="33A8A4FB" wp14:editId="3FB6720F">
             <wp:simplePos x="0" y="0"/>
             <wp:positionH relativeFrom="column">
               <wp:posOffset>87630</wp:posOffset>
@@ -9856,7 +10608,7 @@
                     <pic:cNvPicPr/>
                   </pic:nvPicPr>
                   <pic:blipFill>
-                    <a:blip r:embed="rId17" cstate="print">
+                    <a:blip r:embed="rId18" cstate="print">
                       <a:extLst>
                         <a:ext uri="{28A0092B-C50C-407E-A947-70E740481C1C}">
                           <a14:useLocalDpi xmlns:a14="http://schemas.microsoft.com/office/drawing/2010/main" val="0"/>
@@ -9882,60 +10634,21 @@
           </wp:anchor>
         </w:drawing>
       </w:r>
-      <w:r>
-        <w:t>bizonyos tartalmak módosítására</w:t>
-      </w:r>
-    </w:p>
-    <w:p>
-      <w:pPr>
-        <w:pStyle w:val="Felsorols1"/>
-        <w:numPr>
-          <w:ilvl w:val="0"/>
-          <w:numId w:val="0"/>
-        </w:numPr>
-        <w:ind w:left="720"/>
-      </w:pPr>
     </w:p>
     <w:p>
       <w:pPr>
         <w:pStyle w:val="Cmsor3"/>
       </w:pPr>
       <w:r>
-        <w:t>Segítség és kapcsolat</w:t>
-      </w:r>
-    </w:p>
-    <w:p>
-      <w:r>
-        <w:t>Amennyiben a felhasználónak kérdése merül fel a rendszer használatával kapcsolatban, több módon is segítséget kérhet.</w:t>
-      </w:r>
-    </w:p>
-    <w:p>
-      <w:r>
-        <w:t>Kapcsolati lehetőségek:</w:t>
-      </w:r>
-    </w:p>
-    <w:p>
-      <w:pPr>
-        <w:pStyle w:val="Felsorols1"/>
-      </w:pPr>
-      <w:r>
-        <w:t>e-mail: support@pelda.hu</w:t>
-      </w:r>
-    </w:p>
-    <w:p>
-      <w:pPr>
-        <w:pStyle w:val="Felsorols1"/>
-      </w:pPr>
-      <w:r>
-        <w:t>kapcsolatfelvételi űrlap a weboldalon</w:t>
-      </w:r>
-    </w:p>
-    <w:p>
-      <w:pPr>
-        <w:pStyle w:val="Felsorols1"/>
-      </w:pPr>
-      <w:r>
-        <w:t>dokumentáció és súgóoldal</w:t>
+        <w:t>K</w:t>
+      </w:r>
+      <w:r>
+        <w:t>apcsolat</w:t>
+      </w:r>
+    </w:p>
+    <w:p>
+      <w:r>
+        <w:t>A felhasználó számára a weboldal alján található szegmensben mindhárom fejlesztő email elérhetősége  megtalálható kapcsolatfelvétel végett.</w:t>
       </w:r>
     </w:p>
     <w:p>
@@ -10072,7 +10785,7 @@
                     </pic:cNvPicPr>
                   </pic:nvPicPr>
                   <pic:blipFill>
-                    <a:blip r:embed="rId18" cstate="print">
+                    <a:blip r:embed="rId19" cstate="print">
                       <a:extLst>
                         <a:ext uri="{28A0092B-C50C-407E-A947-70E740481C1C}">
                           <a14:useLocalDpi xmlns:a14="http://schemas.microsoft.com/office/drawing/2010/main" val="0"/>
@@ -10107,7 +10820,31 @@
     <w:p/>
     <w:p>
       <w:r>
-        <w:t>A rendszer egy fotómegosztó közösségi alkalmazás, ahol a felhasználók képeket töltenek fel, azokat címkézik, kommentelik, szavazzák, illetve követik egymást. Az adatok MariaDB/MySQL relációs adatbázisban vannak, a modell célja az átlátható tárolás, a kapcsolatok egyértelmű kezelése és az adatintegritás biztosítása (PK, FK, UNIQUE, indexek).</w:t>
+        <w:t xml:space="preserve">A rendszer egy fotómegosztó közösségi alkalmazás, ahol a felhasználók képeket töltenek fel, azokat címkézik, </w:t>
+      </w:r>
+      <w:proofErr w:type="spellStart"/>
+      <w:r>
+        <w:t>kommentelik</w:t>
+      </w:r>
+      <w:proofErr w:type="spellEnd"/>
+      <w:r>
+        <w:t xml:space="preserve">, szavazzák, illetve követik egymást. Az adatok </w:t>
+      </w:r>
+      <w:proofErr w:type="spellStart"/>
+      <w:r>
+        <w:t>MariaDB</w:t>
+      </w:r>
+      <w:proofErr w:type="spellEnd"/>
+      <w:r>
+        <w:t>/</w:t>
+      </w:r>
+      <w:proofErr w:type="spellStart"/>
+      <w:r>
+        <w:t>MySQL</w:t>
+      </w:r>
+      <w:proofErr w:type="spellEnd"/>
+      <w:r>
+        <w:t xml:space="preserve"> relációs adatbázisban vannak, a modell célja az átlátható tárolás, a kapcsolatok egyértelmű kezelése és az adatintegritás biztosítása (PK, FK, UNIQUE, indexek).</w:t>
       </w:r>
     </w:p>
     <w:p/>
@@ -10128,20 +10865,75 @@
       <w:pPr>
         <w:pStyle w:val="Cmsor4"/>
       </w:pPr>
+      <w:proofErr w:type="spellStart"/>
       <w:r>
         <w:t>users</w:t>
       </w:r>
-    </w:p>
-    <w:p>
-      <w:pPr>
-        <w:pStyle w:val="Felsorols1"/>
-      </w:pPr>
-      <w:r>
-        <w:t>Felhasználók: id, username (UNIQUE), email (UNIQUE), password (hash), bio, profile_picture.</w:t>
-      </w:r>
-      <w:r>
-        <w:t xml:space="preserve"> isAdmin</w:t>
-      </w:r>
+      <w:proofErr w:type="spellEnd"/>
+    </w:p>
+    <w:p>
+      <w:pPr>
+        <w:pStyle w:val="Felsorols1"/>
+      </w:pPr>
+      <w:r>
+        <w:t xml:space="preserve">Felhasználók: </w:t>
+      </w:r>
+      <w:proofErr w:type="spellStart"/>
+      <w:r>
+        <w:t>id</w:t>
+      </w:r>
+      <w:proofErr w:type="spellEnd"/>
+      <w:r>
+        <w:t xml:space="preserve">, </w:t>
+      </w:r>
+      <w:proofErr w:type="spellStart"/>
+      <w:r>
+        <w:t>username</w:t>
+      </w:r>
+      <w:proofErr w:type="spellEnd"/>
+      <w:r>
+        <w:t xml:space="preserve"> (UNIQUE), email (UNIQUE), </w:t>
+      </w:r>
+      <w:proofErr w:type="spellStart"/>
+      <w:r>
+        <w:t>password</w:t>
+      </w:r>
+      <w:proofErr w:type="spellEnd"/>
+      <w:r>
+        <w:t xml:space="preserve"> (</w:t>
+      </w:r>
+      <w:proofErr w:type="spellStart"/>
+      <w:r>
+        <w:t>hash</w:t>
+      </w:r>
+      <w:proofErr w:type="spellEnd"/>
+      <w:r>
+        <w:t xml:space="preserve">), </w:t>
+      </w:r>
+      <w:proofErr w:type="spellStart"/>
+      <w:r>
+        <w:t>bio</w:t>
+      </w:r>
+      <w:proofErr w:type="spellEnd"/>
+      <w:r>
+        <w:t xml:space="preserve">, </w:t>
+      </w:r>
+      <w:proofErr w:type="spellStart"/>
+      <w:r>
+        <w:t>profile_picture</w:t>
+      </w:r>
+      <w:proofErr w:type="spellEnd"/>
+      <w:r>
+        <w:t>.</w:t>
+      </w:r>
+      <w:r>
+        <w:t xml:space="preserve"> </w:t>
+      </w:r>
+      <w:proofErr w:type="spellStart"/>
+      <w:r>
+        <w:t>isAdmin</w:t>
+      </w:r>
+      <w:proofErr w:type="spellEnd"/>
     </w:p>
     <w:p>
       <w:pPr>
@@ -10156,16 +10948,66 @@
       <w:pPr>
         <w:pStyle w:val="Cmsor4"/>
       </w:pPr>
+      <w:proofErr w:type="spellStart"/>
       <w:r>
         <w:t>images</w:t>
       </w:r>
-    </w:p>
-    <w:p>
-      <w:pPr>
-        <w:pStyle w:val="Felsorols1"/>
-      </w:pPr>
-      <w:r>
-        <w:t>Képek metaadatai: id, user_id (FK), title, description, upload_date, url.</w:t>
+      <w:proofErr w:type="spellEnd"/>
+    </w:p>
+    <w:p>
+      <w:pPr>
+        <w:pStyle w:val="Felsorols1"/>
+      </w:pPr>
+      <w:r>
+        <w:t xml:space="preserve">Képek metaadatai: </w:t>
+      </w:r>
+      <w:proofErr w:type="spellStart"/>
+      <w:r>
+        <w:t>id</w:t>
+      </w:r>
+      <w:proofErr w:type="spellEnd"/>
+      <w:r>
+        <w:t xml:space="preserve">, </w:t>
+      </w:r>
+      <w:proofErr w:type="spellStart"/>
+      <w:r>
+        <w:t>user_id</w:t>
+      </w:r>
+      <w:proofErr w:type="spellEnd"/>
+      <w:r>
+        <w:t xml:space="preserve"> (FK), </w:t>
+      </w:r>
+      <w:proofErr w:type="spellStart"/>
+      <w:r>
+        <w:t>title</w:t>
+      </w:r>
+      <w:proofErr w:type="spellEnd"/>
+      <w:r>
+        <w:t xml:space="preserve">, </w:t>
+      </w:r>
+      <w:proofErr w:type="spellStart"/>
+      <w:r>
+        <w:t>description</w:t>
+      </w:r>
+      <w:proofErr w:type="spellEnd"/>
+      <w:r>
+        <w:t xml:space="preserve">, </w:t>
+      </w:r>
+      <w:proofErr w:type="spellStart"/>
+      <w:r>
+        <w:t>upload_date</w:t>
+      </w:r>
+      <w:proofErr w:type="spellEnd"/>
+      <w:r>
+        <w:t xml:space="preserve">, </w:t>
+      </w:r>
+      <w:proofErr w:type="spellStart"/>
+      <w:r>
+        <w:t>url</w:t>
+      </w:r>
+      <w:proofErr w:type="spellEnd"/>
+      <w:r>
+        <w:t>.</w:t>
       </w:r>
     </w:p>
     <w:p>
@@ -10181,24 +11023,42 @@
       <w:pPr>
         <w:pStyle w:val="Cmsor4"/>
       </w:pPr>
+      <w:proofErr w:type="spellStart"/>
       <w:r>
         <w:t>tags</w:t>
       </w:r>
-    </w:p>
-    <w:p>
-      <w:pPr>
-        <w:pStyle w:val="Felsorols1"/>
-      </w:pPr>
-      <w:r>
-        <w:t>Címkék törzse: id, tag (UNIQUE).</w:t>
-      </w:r>
-    </w:p>
-    <w:p>
-      <w:pPr>
-        <w:pStyle w:val="Felsorols1"/>
-      </w:pPr>
-      <w:r>
-        <w:t>Cél: egységes címkekészlet, duplikációk elkerülése.</w:t>
+      <w:proofErr w:type="spellEnd"/>
+    </w:p>
+    <w:p>
+      <w:pPr>
+        <w:pStyle w:val="Felsorols1"/>
+      </w:pPr>
+      <w:r>
+        <w:t xml:space="preserve">Címkék törzse: </w:t>
+      </w:r>
+      <w:proofErr w:type="spellStart"/>
+      <w:r>
+        <w:t>id</w:t>
+      </w:r>
+      <w:proofErr w:type="spellEnd"/>
+      <w:r>
+        <w:t>, tag (UNIQUE).</w:t>
+      </w:r>
+    </w:p>
+    <w:p>
+      <w:pPr>
+        <w:pStyle w:val="Felsorols1"/>
+      </w:pPr>
+      <w:r>
+        <w:t xml:space="preserve">Cél: egységes címkekészlet, </w:t>
+      </w:r>
+      <w:proofErr w:type="spellStart"/>
+      <w:r>
+        <w:t>duplikációk</w:t>
+      </w:r>
+      <w:proofErr w:type="spellEnd"/>
+      <w:r>
+        <w:t xml:space="preserve"> elkerülése.</w:t>
       </w:r>
     </w:p>
     <w:p/>
@@ -10206,16 +11066,34 @@
       <w:pPr>
         <w:pStyle w:val="Cmsor4"/>
       </w:pPr>
+      <w:proofErr w:type="spellStart"/>
       <w:r>
         <w:t>image_tags</w:t>
       </w:r>
-    </w:p>
-    <w:p>
-      <w:pPr>
-        <w:pStyle w:val="Felsorols1"/>
-      </w:pPr>
-      <w:r>
-        <w:t>Kapcsolótábla képek és tagek között: (image_id, tag_id) összetett PK + mindkettő FK.</w:t>
+      <w:proofErr w:type="spellEnd"/>
+    </w:p>
+    <w:p>
+      <w:pPr>
+        <w:pStyle w:val="Felsorols1"/>
+      </w:pPr>
+      <w:r>
+        <w:t>Kapcsolótábla képek és tagek között: (</w:t>
+      </w:r>
+      <w:proofErr w:type="spellStart"/>
+      <w:r>
+        <w:t>image_id</w:t>
+      </w:r>
+      <w:proofErr w:type="spellEnd"/>
+      <w:r>
+        <w:t xml:space="preserve">, </w:t>
+      </w:r>
+      <w:proofErr w:type="spellStart"/>
+      <w:r>
+        <w:t>tag_id</w:t>
+      </w:r>
+      <w:proofErr w:type="spellEnd"/>
+      <w:r>
+        <w:t>) összetett PK + mindkettő FK.</w:t>
       </w:r>
     </w:p>
     <w:p>
@@ -10232,16 +11110,50 @@
       <w:pPr>
         <w:pStyle w:val="Cmsor4"/>
       </w:pPr>
+      <w:proofErr w:type="spellStart"/>
       <w:r>
         <w:t>comments</w:t>
       </w:r>
-    </w:p>
-    <w:p>
-      <w:pPr>
-        <w:pStyle w:val="Felsorols1"/>
-      </w:pPr>
-      <w:r>
-        <w:t>Kommentek: id, user_id (FK), image_id (FK), comment, upload_date.</w:t>
+      <w:proofErr w:type="spellEnd"/>
+    </w:p>
+    <w:p>
+      <w:pPr>
+        <w:pStyle w:val="Felsorols1"/>
+      </w:pPr>
+      <w:r>
+        <w:t xml:space="preserve">Kommentek: </w:t>
+      </w:r>
+      <w:proofErr w:type="spellStart"/>
+      <w:r>
+        <w:t>id</w:t>
+      </w:r>
+      <w:proofErr w:type="spellEnd"/>
+      <w:r>
+        <w:t xml:space="preserve">, </w:t>
+      </w:r>
+      <w:proofErr w:type="spellStart"/>
+      <w:r>
+        <w:t>user_id</w:t>
+      </w:r>
+      <w:proofErr w:type="spellEnd"/>
+      <w:r>
+        <w:t xml:space="preserve"> (FK), </w:t>
+      </w:r>
+      <w:proofErr w:type="spellStart"/>
+      <w:r>
+        <w:t>image_id</w:t>
+      </w:r>
+      <w:proofErr w:type="spellEnd"/>
+      <w:r>
+        <w:t xml:space="preserve"> (FK), comment, </w:t>
+      </w:r>
+      <w:proofErr w:type="spellStart"/>
+      <w:r>
+        <w:t>upload_date</w:t>
+      </w:r>
+      <w:proofErr w:type="spellEnd"/>
+      <w:r>
+        <w:t>.</w:t>
       </w:r>
     </w:p>
     <w:p>
@@ -10257,24 +11169,82 @@
       <w:pPr>
         <w:pStyle w:val="Cmsor4"/>
       </w:pPr>
+      <w:proofErr w:type="spellStart"/>
       <w:r>
         <w:t>image_votes</w:t>
       </w:r>
-    </w:p>
-    <w:p>
-      <w:pPr>
-        <w:pStyle w:val="Felsorols1"/>
-      </w:pPr>
-      <w:r>
-        <w:t>Képszavazatok/like: id, user_id, image_id (FK), vote, created_at.</w:t>
-      </w:r>
-    </w:p>
-    <w:p>
-      <w:pPr>
-        <w:pStyle w:val="Felsorols1"/>
-      </w:pPr>
-      <w:r>
-        <w:t>UNIQUE (user_id,image_id) → egy user egy képre csak egyszer szavazhat.</w:t>
+      <w:proofErr w:type="spellEnd"/>
+    </w:p>
+    <w:p>
+      <w:pPr>
+        <w:pStyle w:val="Felsorols1"/>
+      </w:pPr>
+      <w:r>
+        <w:t xml:space="preserve">Képszavazatok/like: </w:t>
+      </w:r>
+      <w:proofErr w:type="spellStart"/>
+      <w:r>
+        <w:t>id</w:t>
+      </w:r>
+      <w:proofErr w:type="spellEnd"/>
+      <w:r>
+        <w:t xml:space="preserve">, </w:t>
+      </w:r>
+      <w:proofErr w:type="spellStart"/>
+      <w:r>
+        <w:t>user_id</w:t>
+      </w:r>
+      <w:proofErr w:type="spellEnd"/>
+      <w:r>
+        <w:t xml:space="preserve">, </w:t>
+      </w:r>
+      <w:proofErr w:type="spellStart"/>
+      <w:r>
+        <w:t>image_id</w:t>
+      </w:r>
+      <w:proofErr w:type="spellEnd"/>
+      <w:r>
+        <w:t xml:space="preserve"> (FK), </w:t>
+      </w:r>
+      <w:proofErr w:type="spellStart"/>
+      <w:r>
+        <w:t>vote</w:t>
+      </w:r>
+      <w:proofErr w:type="spellEnd"/>
+      <w:r>
+        <w:t xml:space="preserve">, </w:t>
+      </w:r>
+      <w:proofErr w:type="spellStart"/>
+      <w:r>
+        <w:t>created_at</w:t>
+      </w:r>
+      <w:proofErr w:type="spellEnd"/>
+      <w:r>
+        <w:t>.</w:t>
+      </w:r>
+    </w:p>
+    <w:p>
+      <w:pPr>
+        <w:pStyle w:val="Felsorols1"/>
+      </w:pPr>
+      <w:r>
+        <w:t>UNIQUE (</w:t>
+      </w:r>
+      <w:proofErr w:type="spellStart"/>
+      <w:r>
+        <w:t>user_id,image_id</w:t>
+      </w:r>
+      <w:proofErr w:type="spellEnd"/>
+      <w:r>
+        <w:t xml:space="preserve">) → egy </w:t>
+      </w:r>
+      <w:proofErr w:type="spellStart"/>
+      <w:r>
+        <w:t>user</w:t>
+      </w:r>
+      <w:proofErr w:type="spellEnd"/>
+      <w:r>
+        <w:t xml:space="preserve"> egy képre csak egyszer szavazhat.</w:t>
       </w:r>
     </w:p>
     <w:p/>
@@ -10282,24 +11252,82 @@
       <w:pPr>
         <w:pStyle w:val="Cmsor4"/>
       </w:pPr>
+      <w:proofErr w:type="spellStart"/>
       <w:r>
         <w:t>comment_votes</w:t>
       </w:r>
-    </w:p>
-    <w:p>
-      <w:pPr>
-        <w:pStyle w:val="Felsorols1"/>
-      </w:pPr>
-      <w:r>
-        <w:t>Komment-szavazatok: id, user_id, comment_id (FK), vote, created_at.</w:t>
-      </w:r>
-    </w:p>
-    <w:p>
-      <w:pPr>
-        <w:pStyle w:val="Felsorols1"/>
-      </w:pPr>
-      <w:r>
-        <w:t>UNIQUE (user_id,comment_id) → egy user egy kommentre csak egyszer szavazhat.</w:t>
+      <w:proofErr w:type="spellEnd"/>
+    </w:p>
+    <w:p>
+      <w:pPr>
+        <w:pStyle w:val="Felsorols1"/>
+      </w:pPr>
+      <w:r>
+        <w:t xml:space="preserve">Komment-szavazatok: </w:t>
+      </w:r>
+      <w:proofErr w:type="spellStart"/>
+      <w:r>
+        <w:t>id</w:t>
+      </w:r>
+      <w:proofErr w:type="spellEnd"/>
+      <w:r>
+        <w:t xml:space="preserve">, </w:t>
+      </w:r>
+      <w:proofErr w:type="spellStart"/>
+      <w:r>
+        <w:t>user_id</w:t>
+      </w:r>
+      <w:proofErr w:type="spellEnd"/>
+      <w:r>
+        <w:t xml:space="preserve">, </w:t>
+      </w:r>
+      <w:proofErr w:type="spellStart"/>
+      <w:r>
+        <w:t>comment_id</w:t>
+      </w:r>
+      <w:proofErr w:type="spellEnd"/>
+      <w:r>
+        <w:t xml:space="preserve"> (FK), </w:t>
+      </w:r>
+      <w:proofErr w:type="spellStart"/>
+      <w:r>
+        <w:t>vote</w:t>
+      </w:r>
+      <w:proofErr w:type="spellEnd"/>
+      <w:r>
+        <w:t xml:space="preserve">, </w:t>
+      </w:r>
+      <w:proofErr w:type="spellStart"/>
+      <w:r>
+        <w:t>created_at</w:t>
+      </w:r>
+      <w:proofErr w:type="spellEnd"/>
+      <w:r>
+        <w:t>.</w:t>
+      </w:r>
+    </w:p>
+    <w:p>
+      <w:pPr>
+        <w:pStyle w:val="Felsorols1"/>
+      </w:pPr>
+      <w:r>
+        <w:t>UNIQUE (</w:t>
+      </w:r>
+      <w:proofErr w:type="spellStart"/>
+      <w:r>
+        <w:t>user_id,comment_id</w:t>
+      </w:r>
+      <w:proofErr w:type="spellEnd"/>
+      <w:r>
+        <w:t xml:space="preserve">) → egy </w:t>
+      </w:r>
+      <w:proofErr w:type="spellStart"/>
+      <w:r>
+        <w:t>user</w:t>
+      </w:r>
+      <w:proofErr w:type="spellEnd"/>
+      <w:r>
+        <w:t xml:space="preserve"> egy kommentre csak egyszer szavazhat.</w:t>
       </w:r>
     </w:p>
     <w:p/>
@@ -10307,24 +11335,58 @@
       <w:pPr>
         <w:pStyle w:val="Cmsor4"/>
       </w:pPr>
+      <w:proofErr w:type="spellStart"/>
       <w:r>
         <w:t>follows</w:t>
       </w:r>
-    </w:p>
-    <w:p>
-      <w:pPr>
-        <w:pStyle w:val="Felsorols1"/>
-      </w:pPr>
-      <w:r>
-        <w:t>Követések: id, follower_id (FK), following_id (FK).</w:t>
-      </w:r>
-    </w:p>
-    <w:p>
-      <w:pPr>
-        <w:pStyle w:val="Felsorols1"/>
-      </w:pPr>
-      <w:r>
-        <w:t>UNIQUE (follower_id,following_id) → nincs duplikált követés.</w:t>
+      <w:proofErr w:type="spellEnd"/>
+    </w:p>
+    <w:p>
+      <w:pPr>
+        <w:pStyle w:val="Felsorols1"/>
+      </w:pPr>
+      <w:r>
+        <w:t xml:space="preserve">Követések: </w:t>
+      </w:r>
+      <w:proofErr w:type="spellStart"/>
+      <w:r>
+        <w:t>id</w:t>
+      </w:r>
+      <w:proofErr w:type="spellEnd"/>
+      <w:r>
+        <w:t xml:space="preserve">, </w:t>
+      </w:r>
+      <w:proofErr w:type="spellStart"/>
+      <w:r>
+        <w:t>follower_id</w:t>
+      </w:r>
+      <w:proofErr w:type="spellEnd"/>
+      <w:r>
+        <w:t xml:space="preserve"> (FK), </w:t>
+      </w:r>
+      <w:proofErr w:type="spellStart"/>
+      <w:r>
+        <w:t>following_id</w:t>
+      </w:r>
+      <w:proofErr w:type="spellEnd"/>
+      <w:r>
+        <w:t xml:space="preserve"> (FK).</w:t>
+      </w:r>
+    </w:p>
+    <w:p>
+      <w:pPr>
+        <w:pStyle w:val="Felsorols1"/>
+      </w:pPr>
+      <w:r>
+        <w:t>UNIQUE (</w:t>
+      </w:r>
+      <w:proofErr w:type="spellStart"/>
+      <w:r>
+        <w:t>follower_id,following_id</w:t>
+      </w:r>
+      <w:proofErr w:type="spellEnd"/>
+      <w:r>
+        <w:t>) → nincs duplikált követés.</w:t>
       </w:r>
     </w:p>
     <w:p/>
@@ -10346,57 +11408,179 @@
       <w:pPr>
         <w:pStyle w:val="Felsorols1"/>
       </w:pPr>
-      <w:r>
-        <w:t>users (1) → (N) images</w:t>
-      </w:r>
-    </w:p>
-    <w:p>
-      <w:pPr>
-        <w:pStyle w:val="Felsorols1"/>
-      </w:pPr>
-      <w:r>
-        <w:t>users (1) → (N) comments</w:t>
-      </w:r>
-    </w:p>
-    <w:p>
-      <w:pPr>
-        <w:pStyle w:val="Felsorols1"/>
-      </w:pPr>
+      <w:proofErr w:type="spellStart"/>
+      <w:r>
+        <w:t>users</w:t>
+      </w:r>
+      <w:proofErr w:type="spellEnd"/>
+      <w:r>
+        <w:t xml:space="preserve"> (1) → (N) </w:t>
+      </w:r>
+      <w:proofErr w:type="spellStart"/>
+      <w:r>
+        <w:t>images</w:t>
+      </w:r>
+      <w:proofErr w:type="spellEnd"/>
+    </w:p>
+    <w:p>
+      <w:pPr>
+        <w:pStyle w:val="Felsorols1"/>
+      </w:pPr>
+      <w:proofErr w:type="spellStart"/>
+      <w:r>
+        <w:t>users</w:t>
+      </w:r>
+      <w:proofErr w:type="spellEnd"/>
+      <w:r>
+        <w:t xml:space="preserve"> (1) → (N) </w:t>
+      </w:r>
+      <w:proofErr w:type="spellStart"/>
+      <w:r>
+        <w:t>comments</w:t>
+      </w:r>
+      <w:proofErr w:type="spellEnd"/>
+    </w:p>
+    <w:p>
+      <w:pPr>
+        <w:pStyle w:val="Felsorols1"/>
+      </w:pPr>
+      <w:proofErr w:type="spellStart"/>
       <w:r>
         <w:lastRenderedPageBreak/>
-        <w:t>images (1) → (N) comments</w:t>
-      </w:r>
-    </w:p>
-    <w:p>
-      <w:pPr>
-        <w:pStyle w:val="Felsorols1"/>
-      </w:pPr>
-      <w:r>
-        <w:t>images (N) ↔ (M) tags a image_tags kapcsolótáblán át</w:t>
-      </w:r>
-    </w:p>
-    <w:p>
-      <w:pPr>
-        <w:pStyle w:val="Felsorols1"/>
-      </w:pPr>
-      <w:r>
-        <w:t>users (N) ↔ (M) images az image_votes táblán át (like-ok)</w:t>
-      </w:r>
-    </w:p>
-    <w:p>
-      <w:pPr>
-        <w:pStyle w:val="Felsorols1"/>
-      </w:pPr>
-      <w:r>
-        <w:t>users (N) ↔ (M) comments a comment_votes táblán át</w:t>
-      </w:r>
-    </w:p>
-    <w:p>
-      <w:pPr>
-        <w:pStyle w:val="Felsorols1"/>
-      </w:pPr>
-      <w:r>
-        <w:t>users (N) ↔ (M) users a follows táblán át (self-referencing N:M)</w:t>
+        <w:t>images</w:t>
+      </w:r>
+      <w:proofErr w:type="spellEnd"/>
+      <w:r>
+        <w:t xml:space="preserve"> (1) → (N) </w:t>
+      </w:r>
+      <w:proofErr w:type="spellStart"/>
+      <w:r>
+        <w:t>comments</w:t>
+      </w:r>
+      <w:proofErr w:type="spellEnd"/>
+    </w:p>
+    <w:p>
+      <w:pPr>
+        <w:pStyle w:val="Felsorols1"/>
+      </w:pPr>
+      <w:proofErr w:type="spellStart"/>
+      <w:r>
+        <w:t>images</w:t>
+      </w:r>
+      <w:proofErr w:type="spellEnd"/>
+      <w:r>
+        <w:t xml:space="preserve"> (N) ↔ (M) </w:t>
+      </w:r>
+      <w:proofErr w:type="spellStart"/>
+      <w:r>
+        <w:t>tags</w:t>
+      </w:r>
+      <w:proofErr w:type="spellEnd"/>
+      <w:r>
+        <w:t xml:space="preserve"> a </w:t>
+      </w:r>
+      <w:proofErr w:type="spellStart"/>
+      <w:r>
+        <w:t>image_tags</w:t>
+      </w:r>
+      <w:proofErr w:type="spellEnd"/>
+      <w:r>
+        <w:t xml:space="preserve"> kapcsolótáblán át</w:t>
+      </w:r>
+    </w:p>
+    <w:p>
+      <w:pPr>
+        <w:pStyle w:val="Felsorols1"/>
+      </w:pPr>
+      <w:proofErr w:type="spellStart"/>
+      <w:r>
+        <w:t>users</w:t>
+      </w:r>
+      <w:proofErr w:type="spellEnd"/>
+      <w:r>
+        <w:t xml:space="preserve"> (N) ↔ (M) </w:t>
+      </w:r>
+      <w:proofErr w:type="spellStart"/>
+      <w:r>
+        <w:t>images</w:t>
+      </w:r>
+      <w:proofErr w:type="spellEnd"/>
+      <w:r>
+        <w:t xml:space="preserve"> az </w:t>
+      </w:r>
+      <w:proofErr w:type="spellStart"/>
+      <w:r>
+        <w:t>image_votes</w:t>
+      </w:r>
+      <w:proofErr w:type="spellEnd"/>
+      <w:r>
+        <w:t xml:space="preserve"> táblán át (like-ok)</w:t>
+      </w:r>
+    </w:p>
+    <w:p>
+      <w:pPr>
+        <w:pStyle w:val="Felsorols1"/>
+      </w:pPr>
+      <w:proofErr w:type="spellStart"/>
+      <w:r>
+        <w:t>users</w:t>
+      </w:r>
+      <w:proofErr w:type="spellEnd"/>
+      <w:r>
+        <w:t xml:space="preserve"> (N) ↔ (M) </w:t>
+      </w:r>
+      <w:proofErr w:type="spellStart"/>
+      <w:r>
+        <w:t>comments</w:t>
+      </w:r>
+      <w:proofErr w:type="spellEnd"/>
+      <w:r>
+        <w:t xml:space="preserve"> a </w:t>
+      </w:r>
+      <w:proofErr w:type="spellStart"/>
+      <w:r>
+        <w:t>comment_votes</w:t>
+      </w:r>
+      <w:proofErr w:type="spellEnd"/>
+      <w:r>
+        <w:t xml:space="preserve"> táblán át</w:t>
+      </w:r>
+    </w:p>
+    <w:p>
+      <w:pPr>
+        <w:pStyle w:val="Felsorols1"/>
+      </w:pPr>
+      <w:proofErr w:type="spellStart"/>
+      <w:r>
+        <w:t>users</w:t>
+      </w:r>
+      <w:proofErr w:type="spellEnd"/>
+      <w:r>
+        <w:t xml:space="preserve"> (N) ↔ (M) </w:t>
+      </w:r>
+      <w:proofErr w:type="spellStart"/>
+      <w:r>
+        <w:t>users</w:t>
+      </w:r>
+      <w:proofErr w:type="spellEnd"/>
+      <w:r>
+        <w:t xml:space="preserve"> a </w:t>
+      </w:r>
+      <w:proofErr w:type="spellStart"/>
+      <w:r>
+        <w:t>follows</w:t>
+      </w:r>
+      <w:proofErr w:type="spellEnd"/>
+      <w:r>
+        <w:t xml:space="preserve"> táblán át (</w:t>
+      </w:r>
+      <w:proofErr w:type="spellStart"/>
+      <w:r>
+        <w:t>self-referencing</w:t>
+      </w:r>
+      <w:proofErr w:type="spellEnd"/>
+      <w:r>
+        <w:t xml:space="preserve"> N:M)</w:t>
       </w:r>
     </w:p>
     <w:p/>
@@ -10416,23 +11600,63 @@
         <w:pStyle w:val="Felsorols1"/>
       </w:pPr>
       <w:r>
-        <w:t>Elsődleges kulcsok (PK): minden fő táblában id, a image_tags-ben összetett PK (image_id,tag_id).</w:t>
-      </w:r>
-    </w:p>
-    <w:p>
-      <w:pPr>
-        <w:pStyle w:val="Felsorols1"/>
-      </w:pPr>
-      <w:r>
-        <w:t>Idegen kulcsok (FK): biztosítják, hogy pl. komment csak létező userhez és képhez tartozzon.</w:t>
-      </w:r>
-    </w:p>
-    <w:p>
-      <w:pPr>
-        <w:pStyle w:val="Felsorols1"/>
-      </w:pPr>
-      <w:r>
-        <w:t>ON DELETE CASCADE: ha törlődik egy user/kép, a kapcsolódó rekordok (képek, kommentek, tagek-kapcsolatok, követések stb.) automatikusan törlődnek → nem marad „árva” adat.</w:t>
+        <w:t xml:space="preserve">Elsődleges kulcsok (PK): minden fő táblában </w:t>
+      </w:r>
+      <w:proofErr w:type="spellStart"/>
+      <w:r>
+        <w:t>id</w:t>
+      </w:r>
+      <w:proofErr w:type="spellEnd"/>
+      <w:r>
+        <w:t xml:space="preserve">, a </w:t>
+      </w:r>
+      <w:proofErr w:type="spellStart"/>
+      <w:r>
+        <w:t>image_tags</w:t>
+      </w:r>
+      <w:proofErr w:type="spellEnd"/>
+      <w:r>
+        <w:t>-ben összetett PK (</w:t>
+      </w:r>
+      <w:proofErr w:type="spellStart"/>
+      <w:r>
+        <w:t>image_id,tag_id</w:t>
+      </w:r>
+      <w:proofErr w:type="spellEnd"/>
+      <w:r>
+        <w:t>).</w:t>
+      </w:r>
+    </w:p>
+    <w:p>
+      <w:pPr>
+        <w:pStyle w:val="Felsorols1"/>
+      </w:pPr>
+      <w:r>
+        <w:t xml:space="preserve">Idegen kulcsok (FK): biztosítják, hogy pl. komment csak létező </w:t>
+      </w:r>
+      <w:proofErr w:type="spellStart"/>
+      <w:r>
+        <w:t>userhez</w:t>
+      </w:r>
+      <w:proofErr w:type="spellEnd"/>
+      <w:r>
+        <w:t xml:space="preserve"> és képhez tartozzon.</w:t>
+      </w:r>
+    </w:p>
+    <w:p>
+      <w:pPr>
+        <w:pStyle w:val="Felsorols1"/>
+      </w:pPr>
+      <w:r>
+        <w:t xml:space="preserve">ON DELETE CASCADE: ha törlődik egy </w:t>
+      </w:r>
+      <w:proofErr w:type="spellStart"/>
+      <w:r>
+        <w:t>user</w:t>
+      </w:r>
+      <w:proofErr w:type="spellEnd"/>
+      <w:r>
+        <w:t>/kép, a kapcsolódó rekordok (képek, kommentek, tagek-kapcsolatok, követések stb.) automatikusan törlődnek → nem marad „árva” adat.</w:t>
       </w:r>
     </w:p>
     <w:p>
@@ -10448,7 +11672,39 @@
         <w:pStyle w:val="Felsorols1"/>
       </w:pPr>
       <w:r>
-        <w:t>Indexek: a gyakori join mezőkön vannak (pl. user_id, image_id, comment_id), így gyors a profil-, kép- és kommentoldalak lekérdezése.</w:t>
+        <w:t xml:space="preserve">Indexek: a gyakori </w:t>
+      </w:r>
+      <w:proofErr w:type="spellStart"/>
+      <w:r>
+        <w:t>join</w:t>
+      </w:r>
+      <w:proofErr w:type="spellEnd"/>
+      <w:r>
+        <w:t xml:space="preserve"> mezőkön vannak (pl. </w:t>
+      </w:r>
+      <w:proofErr w:type="spellStart"/>
+      <w:r>
+        <w:t>user_id</w:t>
+      </w:r>
+      <w:proofErr w:type="spellEnd"/>
+      <w:r>
+        <w:t xml:space="preserve">, </w:t>
+      </w:r>
+      <w:proofErr w:type="spellStart"/>
+      <w:r>
+        <w:t>image_id</w:t>
+      </w:r>
+      <w:proofErr w:type="spellEnd"/>
+      <w:r>
+        <w:t xml:space="preserve">, </w:t>
+      </w:r>
+      <w:proofErr w:type="spellStart"/>
+      <w:r>
+        <w:t>comment_id</w:t>
+      </w:r>
+      <w:proofErr w:type="spellEnd"/>
+      <w:r>
+        <w:t>), így gyors a profil-, kép- és kommentoldalak lekérdezése.</w:t>
       </w:r>
     </w:p>
     <w:p/>
@@ -10468,23 +11724,103 @@
         <w:pStyle w:val="Felsorols1"/>
       </w:pPr>
       <w:r>
-        <w:t>Az entitások tipikusan osztályok: User, Image, Comment, Tag.</w:t>
-      </w:r>
-    </w:p>
-    <w:p>
-      <w:pPr>
-        <w:pStyle w:val="Felsorols1"/>
-      </w:pPr>
-      <w:r>
-        <w:t>Az N:M kapcsolatokhoz asszociációs osztályok/táblák tartoznak: ImageTag, ImageVote, CommentVote, Follow.</w:t>
-      </w:r>
-    </w:p>
-    <w:p>
-      <w:pPr>
-        <w:pStyle w:val="Felsorols1"/>
-      </w:pPr>
-      <w:r>
-        <w:t>Így ORM-ben (pl. Sequelize/Eloquent/Hibernate) könnyen modellezhető OneToMany, ManyToMany kapcsolatokkal.</w:t>
+        <w:t xml:space="preserve">Az entitások tipikusan osztályok: </w:t>
+      </w:r>
+      <w:proofErr w:type="spellStart"/>
+      <w:r>
+        <w:t>User</w:t>
+      </w:r>
+      <w:proofErr w:type="spellEnd"/>
+      <w:r>
+        <w:t>, Image, Comment, Tag.</w:t>
+      </w:r>
+    </w:p>
+    <w:p>
+      <w:pPr>
+        <w:pStyle w:val="Felsorols1"/>
+      </w:pPr>
+      <w:r>
+        <w:t xml:space="preserve">Az N:M kapcsolatokhoz asszociációs osztályok/táblák tartoznak: </w:t>
+      </w:r>
+      <w:proofErr w:type="spellStart"/>
+      <w:r>
+        <w:t>ImageTag</w:t>
+      </w:r>
+      <w:proofErr w:type="spellEnd"/>
+      <w:r>
+        <w:t xml:space="preserve">, </w:t>
+      </w:r>
+      <w:proofErr w:type="spellStart"/>
+      <w:r>
+        <w:t>ImageVote</w:t>
+      </w:r>
+      <w:proofErr w:type="spellEnd"/>
+      <w:r>
+        <w:t xml:space="preserve">, </w:t>
+      </w:r>
+      <w:proofErr w:type="spellStart"/>
+      <w:r>
+        <w:t>CommentVote</w:t>
+      </w:r>
+      <w:proofErr w:type="spellEnd"/>
+      <w:r>
+        <w:t xml:space="preserve">, </w:t>
+      </w:r>
+      <w:proofErr w:type="spellStart"/>
+      <w:r>
+        <w:t>Follow</w:t>
+      </w:r>
+      <w:proofErr w:type="spellEnd"/>
+      <w:r>
+        <w:t>.</w:t>
+      </w:r>
+    </w:p>
+    <w:p>
+      <w:pPr>
+        <w:pStyle w:val="Felsorols1"/>
+      </w:pPr>
+      <w:r>
+        <w:t xml:space="preserve">Így ORM-ben (pl. </w:t>
+      </w:r>
+      <w:proofErr w:type="spellStart"/>
+      <w:r>
+        <w:t>Sequelize</w:t>
+      </w:r>
+      <w:proofErr w:type="spellEnd"/>
+      <w:r>
+        <w:t>/</w:t>
+      </w:r>
+      <w:proofErr w:type="spellStart"/>
+      <w:r>
+        <w:t>Eloquent</w:t>
+      </w:r>
+      <w:proofErr w:type="spellEnd"/>
+      <w:r>
+        <w:t>/</w:t>
+      </w:r>
+      <w:proofErr w:type="spellStart"/>
+      <w:r>
+        <w:t>Hibernate</w:t>
+      </w:r>
+      <w:proofErr w:type="spellEnd"/>
+      <w:r>
+        <w:t xml:space="preserve">) könnyen modellezhető </w:t>
+      </w:r>
+      <w:proofErr w:type="spellStart"/>
+      <w:r>
+        <w:t>OneToMany</w:t>
+      </w:r>
+      <w:proofErr w:type="spellEnd"/>
+      <w:r>
+        <w:t xml:space="preserve">, </w:t>
+      </w:r>
+      <w:proofErr w:type="spellStart"/>
+      <w:r>
+        <w:t>ManyToMany</w:t>
+      </w:r>
+      <w:proofErr w:type="spellEnd"/>
+      <w:r>
+        <w:t xml:space="preserve"> kapcsolatokkal.</w:t>
       </w:r>
     </w:p>
     <w:p/>
@@ -10501,7 +11837,15 @@
     </w:p>
     <w:p>
       <w:r>
-        <w:t>Az alábbi bemutatott algoritmusok mind az oldalunk ImageModal komponensében található</w:t>
+        <w:t xml:space="preserve">Az alábbi bemutatott algoritmusok mind az oldalunk </w:t>
+      </w:r>
+      <w:proofErr w:type="spellStart"/>
+      <w:r>
+        <w:t>ImageModal</w:t>
+      </w:r>
+      <w:proofErr w:type="spellEnd"/>
+      <w:r>
+        <w:t xml:space="preserve"> komponensében található</w:t>
       </w:r>
       <w:r>
         <w:t>ak</w:t>
@@ -10536,6 +11880,7 @@
       <w:r>
         <w:t>1. algoritmus — Kép letöltése hitelesítéssel (</w:t>
       </w:r>
+      <w:proofErr w:type="spellStart"/>
       <w:r>
         <w:rPr>
           <w:rStyle w:val="HTML-kd"/>
@@ -10543,6 +11888,7 @@
         </w:rPr>
         <w:t>handleDownload</w:t>
       </w:r>
+      <w:proofErr w:type="spellEnd"/>
       <w:r>
         <w:t>)</w:t>
       </w:r>
@@ -10557,7 +11903,23 @@
       </w:r>
       <w:r>
         <w:br/>
-        <w:t>A felhasználó le tudja tölteni a modálban megnyitott képet, és a letöltés csak bejelentkezett felhasználónak működjön.</w:t>
+        <w:t xml:space="preserve">A felhasználó le tudja tölteni a </w:t>
+      </w:r>
+      <w:proofErr w:type="spellStart"/>
+      <w:r>
+        <w:t>modálban</w:t>
+      </w:r>
+      <w:proofErr w:type="spellEnd"/>
+      <w:r>
+        <w:t xml:space="preserve"> megnyitott képet, és a letöltés csak bejelentkezett felhasználónak </w:t>
+      </w:r>
+      <w:proofErr w:type="spellStart"/>
+      <w:r>
+        <w:t>működjön</w:t>
+      </w:r>
+      <w:proofErr w:type="spellEnd"/>
+      <w:r>
+        <w:t>.</w:t>
       </w:r>
     </w:p>
     <w:p>
@@ -10590,7 +11952,23 @@
           <w:rStyle w:val="HTML-kd"/>
           <w:rFonts w:eastAsiaTheme="majorEastAsia"/>
         </w:rPr>
-        <w:t>/uploads/valami.jpg</w:t>
+        <w:t>/</w:t>
+      </w:r>
+      <w:proofErr w:type="spellStart"/>
+      <w:r>
+        <w:rPr>
+          <w:rStyle w:val="HTML-kd"/>
+          <w:rFonts w:eastAsiaTheme="majorEastAsia"/>
+        </w:rPr>
+        <w:t>uploads</w:t>
+      </w:r>
+      <w:proofErr w:type="spellEnd"/>
+      <w:r>
+        <w:rPr>
+          <w:rStyle w:val="HTML-kd"/>
+          <w:rFonts w:eastAsiaTheme="majorEastAsia"/>
+        </w:rPr>
+        <w:t>/valami.jpg</w:t>
       </w:r>
       <w:r>
         <w:t>)</w:t>
@@ -10600,19 +11978,38 @@
       <w:pPr>
         <w:pStyle w:val="Felsorols1"/>
       </w:pPr>
-      <w:r>
-        <w:t xml:space="preserve">token a </w:t>
-      </w:r>
-      <w:r>
-        <w:rPr>
-          <w:rStyle w:val="HTML-kd"/>
-          <w:rFonts w:eastAsiaTheme="majorEastAsia"/>
-        </w:rPr>
-        <w:t>getToken()</w:t>
-      </w:r>
-      <w:r>
-        <w:t>-ből</w:t>
-      </w:r>
+      <w:proofErr w:type="spellStart"/>
+      <w:r>
+        <w:t>token</w:t>
+      </w:r>
+      <w:proofErr w:type="spellEnd"/>
+      <w:r>
+        <w:t xml:space="preserve"> a </w:t>
+      </w:r>
+      <w:proofErr w:type="spellStart"/>
+      <w:r>
+        <w:rPr>
+          <w:rStyle w:val="HTML-kd"/>
+          <w:rFonts w:eastAsiaTheme="majorEastAsia"/>
+        </w:rPr>
+        <w:t>getToken</w:t>
+      </w:r>
+      <w:proofErr w:type="spellEnd"/>
+      <w:r>
+        <w:rPr>
+          <w:rStyle w:val="HTML-kd"/>
+          <w:rFonts w:eastAsiaTheme="majorEastAsia"/>
+        </w:rPr>
+        <w:t>()</w:t>
+      </w:r>
+      <w:r>
+        <w:t>-</w:t>
+      </w:r>
+      <w:proofErr w:type="spellStart"/>
+      <w:r>
+        <w:t>ből</w:t>
+      </w:r>
+      <w:proofErr w:type="spellEnd"/>
     </w:p>
     <w:p>
       <w:pPr>
@@ -10621,16 +12018,30 @@
       <w:r>
         <w:t xml:space="preserve">hitelesítési fejléc a </w:t>
       </w:r>
-      <w:r>
-        <w:rPr>
-          <w:rStyle w:val="HTML-kd"/>
-          <w:rFonts w:eastAsiaTheme="majorEastAsia"/>
-        </w:rPr>
-        <w:t>getAuthHeader()</w:t>
-      </w:r>
-      <w:r>
-        <w:t>-ből</w:t>
-      </w:r>
+      <w:proofErr w:type="spellStart"/>
+      <w:r>
+        <w:rPr>
+          <w:rStyle w:val="HTML-kd"/>
+          <w:rFonts w:eastAsiaTheme="majorEastAsia"/>
+        </w:rPr>
+        <w:t>getAuthHeader</w:t>
+      </w:r>
+      <w:proofErr w:type="spellEnd"/>
+      <w:r>
+        <w:rPr>
+          <w:rStyle w:val="HTML-kd"/>
+          <w:rFonts w:eastAsiaTheme="majorEastAsia"/>
+        </w:rPr>
+        <w:t>()</w:t>
+      </w:r>
+      <w:r>
+        <w:t>-</w:t>
+      </w:r>
+      <w:proofErr w:type="spellStart"/>
+      <w:r>
+        <w:t>ből</w:t>
+      </w:r>
+      <w:proofErr w:type="spellEnd"/>
     </w:p>
     <w:p>
       <w:pPr>
@@ -10674,12 +12085,21 @@
       <w:r>
         <w:t xml:space="preserve">A felhasználó a Letöltés gombra kattint, ami meghívja a </w:t>
       </w:r>
-      <w:r>
-        <w:rPr>
-          <w:rStyle w:val="HTML-kd"/>
-          <w:rFonts w:eastAsiaTheme="majorEastAsia"/>
-        </w:rPr>
-        <w:t>handleDownload()</w:t>
+      <w:proofErr w:type="spellStart"/>
+      <w:r>
+        <w:rPr>
+          <w:rStyle w:val="HTML-kd"/>
+          <w:rFonts w:eastAsiaTheme="majorEastAsia"/>
+        </w:rPr>
+        <w:t>handleDownload</w:t>
+      </w:r>
+      <w:proofErr w:type="spellEnd"/>
+      <w:r>
+        <w:rPr>
+          <w:rStyle w:val="HTML-kd"/>
+          <w:rFonts w:eastAsiaTheme="majorEastAsia"/>
+        </w:rPr>
+        <w:t>()</w:t>
       </w:r>
       <w:r>
         <w:t xml:space="preserve"> függvényt.</w:t>
@@ -10695,14 +12115,54 @@
         <w:jc w:val="left"/>
       </w:pPr>
       <w:r>
-        <w:t xml:space="preserve">A függvény lekéri a tokent: </w:t>
-      </w:r>
-      <w:r>
-        <w:rPr>
-          <w:rStyle w:val="HTML-kd"/>
-          <w:rFonts w:eastAsiaTheme="majorEastAsia"/>
-        </w:rPr>
-        <w:t>const token = getToken()</w:t>
+        <w:t xml:space="preserve">A függvény lekéri a </w:t>
+      </w:r>
+      <w:proofErr w:type="spellStart"/>
+      <w:r>
+        <w:t>tokent</w:t>
+      </w:r>
+      <w:proofErr w:type="spellEnd"/>
+      <w:r>
+        <w:t xml:space="preserve">: </w:t>
+      </w:r>
+      <w:r>
+        <w:rPr>
+          <w:rStyle w:val="HTML-kd"/>
+          <w:rFonts w:eastAsiaTheme="majorEastAsia"/>
+        </w:rPr>
+        <w:t xml:space="preserve">const </w:t>
+      </w:r>
+      <w:proofErr w:type="spellStart"/>
+      <w:r>
+        <w:rPr>
+          <w:rStyle w:val="HTML-kd"/>
+          <w:rFonts w:eastAsiaTheme="majorEastAsia"/>
+        </w:rPr>
+        <w:t>token</w:t>
+      </w:r>
+      <w:proofErr w:type="spellEnd"/>
+      <w:r>
+        <w:rPr>
+          <w:rStyle w:val="HTML-kd"/>
+          <w:rFonts w:eastAsiaTheme="majorEastAsia"/>
+        </w:rPr>
+        <w:t xml:space="preserve"> = </w:t>
+      </w:r>
+      <w:proofErr w:type="spellStart"/>
+      <w:r>
+        <w:rPr>
+          <w:rStyle w:val="HTML-kd"/>
+          <w:rFonts w:eastAsiaTheme="majorEastAsia"/>
+        </w:rPr>
+        <w:t>getToken</w:t>
+      </w:r>
+      <w:proofErr w:type="spellEnd"/>
+      <w:r>
+        <w:rPr>
+          <w:rStyle w:val="HTML-kd"/>
+          <w:rFonts w:eastAsiaTheme="majorEastAsia"/>
+        </w:rPr>
+        <w:t>()</w:t>
       </w:r>
       <w:r>
         <w:t>.</w:t>
@@ -10718,19 +12178,52 @@
         <w:jc w:val="left"/>
       </w:pPr>
       <w:r>
-        <w:t xml:space="preserve">Ha nincs token: </w:t>
-      </w:r>
-    </w:p>
-    <w:p>
-      <w:pPr>
-        <w:pStyle w:val="Felsorols1"/>
-      </w:pPr>
-      <w:r>
-        <w:rPr>
-          <w:rStyle w:val="HTML-kd"/>
-          <w:rFonts w:eastAsiaTheme="majorEastAsia"/>
-        </w:rPr>
-        <w:t>navigate("/Registration")</w:t>
+        <w:t xml:space="preserve">Ha nincs </w:t>
+      </w:r>
+      <w:proofErr w:type="spellStart"/>
+      <w:r>
+        <w:t>token</w:t>
+      </w:r>
+      <w:proofErr w:type="spellEnd"/>
+      <w:r>
+        <w:t xml:space="preserve">: </w:t>
+      </w:r>
+    </w:p>
+    <w:p>
+      <w:pPr>
+        <w:pStyle w:val="Felsorols1"/>
+      </w:pPr>
+      <w:proofErr w:type="spellStart"/>
+      <w:r>
+        <w:rPr>
+          <w:rStyle w:val="HTML-kd"/>
+          <w:rFonts w:eastAsiaTheme="majorEastAsia"/>
+        </w:rPr>
+        <w:t>navigate</w:t>
+      </w:r>
+      <w:proofErr w:type="spellEnd"/>
+      <w:r>
+        <w:rPr>
+          <w:rStyle w:val="HTML-kd"/>
+          <w:rFonts w:eastAsiaTheme="majorEastAsia"/>
+        </w:rPr>
+        <w:t>("/</w:t>
+      </w:r>
+      <w:proofErr w:type="spellStart"/>
+      <w:r>
+        <w:rPr>
+          <w:rStyle w:val="HTML-kd"/>
+          <w:rFonts w:eastAsiaTheme="majorEastAsia"/>
+        </w:rPr>
+        <w:t>Registration</w:t>
+      </w:r>
+      <w:proofErr w:type="spellEnd"/>
+      <w:r>
+        <w:rPr>
+          <w:rStyle w:val="HTML-kd"/>
+          <w:rFonts w:eastAsiaTheme="majorEastAsia"/>
+        </w:rPr>
+        <w:t>")</w:t>
       </w:r>
       <w:r>
         <w:t xml:space="preserve"> lefut, és a folyamat véget ér.</w:t>
@@ -10753,13 +12246,54 @@
       <w:pPr>
         <w:pStyle w:val="Felsorols1"/>
       </w:pPr>
+      <w:proofErr w:type="spellStart"/>
       <w:r>
         <w:rPr>
           <w:rStyle w:val="HTML-kd"/>
           <w:rFonts w:eastAsiaTheme="majorEastAsia"/>
         </w:rPr>
         <w:lastRenderedPageBreak/>
-        <w:t>fetch("http://localhost:3001" + localImage.url, { headers: getAuthHeader() })</w:t>
+        <w:t>fetch</w:t>
+      </w:r>
+      <w:proofErr w:type="spellEnd"/>
+      <w:r>
+        <w:rPr>
+          <w:rStyle w:val="HTML-kd"/>
+          <w:rFonts w:eastAsiaTheme="majorEastAsia"/>
+        </w:rPr>
+        <w:t xml:space="preserve">("http://localhost:3001" + localImage.url, { </w:t>
+      </w:r>
+      <w:proofErr w:type="spellStart"/>
+      <w:r>
+        <w:rPr>
+          <w:rStyle w:val="HTML-kd"/>
+          <w:rFonts w:eastAsiaTheme="majorEastAsia"/>
+        </w:rPr>
+        <w:t>headers</w:t>
+      </w:r>
+      <w:proofErr w:type="spellEnd"/>
+      <w:r>
+        <w:rPr>
+          <w:rStyle w:val="HTML-kd"/>
+          <w:rFonts w:eastAsiaTheme="majorEastAsia"/>
+        </w:rPr>
+        <w:t xml:space="preserve">: </w:t>
+      </w:r>
+      <w:proofErr w:type="spellStart"/>
+      <w:r>
+        <w:rPr>
+          <w:rStyle w:val="HTML-kd"/>
+          <w:rFonts w:eastAsiaTheme="majorEastAsia"/>
+        </w:rPr>
+        <w:t>getAuthHeader</w:t>
+      </w:r>
+      <w:proofErr w:type="spellEnd"/>
+      <w:r>
+        <w:rPr>
+          <w:rStyle w:val="HTML-kd"/>
+          <w:rFonts w:eastAsiaTheme="majorEastAsia"/>
+        </w:rPr>
+        <w:t>() })</w:t>
       </w:r>
     </w:p>
     <w:p>
@@ -10779,12 +12313,53 @@
       <w:pPr>
         <w:pStyle w:val="Felsorols1"/>
       </w:pPr>
-      <w:r>
-        <w:rPr>
-          <w:rStyle w:val="HTML-kd"/>
-          <w:rFonts w:eastAsiaTheme="majorEastAsia"/>
-        </w:rPr>
-        <w:t>handleTokenError(response.status, navigate)</w:t>
+      <w:proofErr w:type="spellStart"/>
+      <w:r>
+        <w:rPr>
+          <w:rStyle w:val="HTML-kd"/>
+          <w:rFonts w:eastAsiaTheme="majorEastAsia"/>
+        </w:rPr>
+        <w:t>handleTokenError</w:t>
+      </w:r>
+      <w:proofErr w:type="spellEnd"/>
+      <w:r>
+        <w:rPr>
+          <w:rStyle w:val="HTML-kd"/>
+          <w:rFonts w:eastAsiaTheme="majorEastAsia"/>
+        </w:rPr>
+        <w:t>(</w:t>
+      </w:r>
+      <w:proofErr w:type="spellStart"/>
+      <w:r>
+        <w:rPr>
+          <w:rStyle w:val="HTML-kd"/>
+          <w:rFonts w:eastAsiaTheme="majorEastAsia"/>
+        </w:rPr>
+        <w:t>response.status</w:t>
+      </w:r>
+      <w:proofErr w:type="spellEnd"/>
+      <w:r>
+        <w:rPr>
+          <w:rStyle w:val="HTML-kd"/>
+          <w:rFonts w:eastAsiaTheme="majorEastAsia"/>
+        </w:rPr>
+        <w:t xml:space="preserve">, </w:t>
+      </w:r>
+      <w:proofErr w:type="spellStart"/>
+      <w:r>
+        <w:rPr>
+          <w:rStyle w:val="HTML-kd"/>
+          <w:rFonts w:eastAsiaTheme="majorEastAsia"/>
+        </w:rPr>
+        <w:t>navigate</w:t>
+      </w:r>
+      <w:proofErr w:type="spellEnd"/>
+      <w:r>
+        <w:rPr>
+          <w:rStyle w:val="HTML-kd"/>
+          <w:rFonts w:eastAsiaTheme="majorEastAsia"/>
+        </w:rPr>
+        <w:t>)</w:t>
       </w:r>
       <w:r>
         <w:t xml:space="preserve"> lefut, majd a függvény kilép.</w:t>
@@ -10807,8 +12382,17 @@
           <w:rStyle w:val="HTML-kd"/>
           <w:rFonts w:eastAsiaTheme="majorEastAsia"/>
         </w:rPr>
-        <w:t>!response.ok</w:t>
-      </w:r>
+        <w:t>!</w:t>
+      </w:r>
+      <w:proofErr w:type="spellStart"/>
+      <w:r>
+        <w:rPr>
+          <w:rStyle w:val="HTML-kd"/>
+          <w:rFonts w:eastAsiaTheme="majorEastAsia"/>
+        </w:rPr>
+        <w:t>response.ok</w:t>
+      </w:r>
+      <w:proofErr w:type="spellEnd"/>
       <w:r>
         <w:t xml:space="preserve">): </w:t>
       </w:r>
@@ -10817,8 +12401,13 @@
       <w:pPr>
         <w:pStyle w:val="Felsorols1"/>
       </w:pPr>
-      <w:r>
-        <w:t>token/hiba kezelése történik, majd kilép.</w:t>
+      <w:proofErr w:type="spellStart"/>
+      <w:r>
+        <w:t>token</w:t>
+      </w:r>
+      <w:proofErr w:type="spellEnd"/>
+      <w:r>
+        <w:t>/hiba kezelése történik, majd kilép.</w:t>
       </w:r>
     </w:p>
     <w:p>
@@ -10838,7 +12427,55 @@
           <w:rStyle w:val="HTML-kd"/>
           <w:rFonts w:eastAsiaTheme="majorEastAsia"/>
         </w:rPr>
-        <w:t>const blob = await response.blob()</w:t>
+        <w:t xml:space="preserve">const </w:t>
+      </w:r>
+      <w:proofErr w:type="spellStart"/>
+      <w:r>
+        <w:rPr>
+          <w:rStyle w:val="HTML-kd"/>
+          <w:rFonts w:eastAsiaTheme="majorEastAsia"/>
+        </w:rPr>
+        <w:t>blob</w:t>
+      </w:r>
+      <w:proofErr w:type="spellEnd"/>
+      <w:r>
+        <w:rPr>
+          <w:rStyle w:val="HTML-kd"/>
+          <w:rFonts w:eastAsiaTheme="majorEastAsia"/>
+        </w:rPr>
+        <w:t xml:space="preserve"> = </w:t>
+      </w:r>
+      <w:proofErr w:type="spellStart"/>
+      <w:r>
+        <w:rPr>
+          <w:rStyle w:val="HTML-kd"/>
+          <w:rFonts w:eastAsiaTheme="majorEastAsia"/>
+        </w:rPr>
+        <w:t>await</w:t>
+      </w:r>
+      <w:proofErr w:type="spellEnd"/>
+      <w:r>
+        <w:rPr>
+          <w:rStyle w:val="HTML-kd"/>
+          <w:rFonts w:eastAsiaTheme="majorEastAsia"/>
+        </w:rPr>
+        <w:t xml:space="preserve"> </w:t>
+      </w:r>
+      <w:proofErr w:type="spellStart"/>
+      <w:r>
+        <w:rPr>
+          <w:rStyle w:val="HTML-kd"/>
+          <w:rFonts w:eastAsiaTheme="majorEastAsia"/>
+        </w:rPr>
+        <w:t>response.blob</w:t>
+      </w:r>
+      <w:proofErr w:type="spellEnd"/>
+      <w:r>
+        <w:rPr>
+          <w:rStyle w:val="HTML-kd"/>
+          <w:rFonts w:eastAsiaTheme="majorEastAsia"/>
+        </w:rPr>
+        <w:t>()</w:t>
       </w:r>
       <w:r>
         <w:t>.</w:t>
@@ -10861,7 +12498,55 @@
           <w:rStyle w:val="HTML-kd"/>
           <w:rFonts w:eastAsiaTheme="majorEastAsia"/>
         </w:rPr>
-        <w:t>const url = window.URL.createObjectURL(blob)</w:t>
+        <w:t xml:space="preserve">const </w:t>
+      </w:r>
+      <w:proofErr w:type="spellStart"/>
+      <w:r>
+        <w:rPr>
+          <w:rStyle w:val="HTML-kd"/>
+          <w:rFonts w:eastAsiaTheme="majorEastAsia"/>
+        </w:rPr>
+        <w:t>url</w:t>
+      </w:r>
+      <w:proofErr w:type="spellEnd"/>
+      <w:r>
+        <w:rPr>
+          <w:rStyle w:val="HTML-kd"/>
+          <w:rFonts w:eastAsiaTheme="majorEastAsia"/>
+        </w:rPr>
+        <w:t xml:space="preserve"> = </w:t>
+      </w:r>
+      <w:proofErr w:type="spellStart"/>
+      <w:r>
+        <w:rPr>
+          <w:rStyle w:val="HTML-kd"/>
+          <w:rFonts w:eastAsiaTheme="majorEastAsia"/>
+        </w:rPr>
+        <w:t>window.URL.createObjectURL</w:t>
+      </w:r>
+      <w:proofErr w:type="spellEnd"/>
+      <w:r>
+        <w:rPr>
+          <w:rStyle w:val="HTML-kd"/>
+          <w:rFonts w:eastAsiaTheme="majorEastAsia"/>
+        </w:rPr>
+        <w:t>(</w:t>
+      </w:r>
+      <w:proofErr w:type="spellStart"/>
+      <w:r>
+        <w:rPr>
+          <w:rStyle w:val="HTML-kd"/>
+          <w:rFonts w:eastAsiaTheme="majorEastAsia"/>
+        </w:rPr>
+        <w:t>blob</w:t>
+      </w:r>
+      <w:proofErr w:type="spellEnd"/>
+      <w:r>
+        <w:rPr>
+          <w:rStyle w:val="HTML-kd"/>
+          <w:rFonts w:eastAsiaTheme="majorEastAsia"/>
+        </w:rPr>
+        <w:t>)</w:t>
       </w:r>
       <w:r>
         <w:t>.</w:t>
@@ -10889,7 +12574,39 @@
           <w:rStyle w:val="HTML-kd"/>
           <w:rFonts w:eastAsiaTheme="majorEastAsia"/>
         </w:rPr>
-        <w:t>const filename = localImage.url.split("/").pop() || "kep.jpg"</w:t>
+        <w:t xml:space="preserve">const </w:t>
+      </w:r>
+      <w:proofErr w:type="spellStart"/>
+      <w:r>
+        <w:rPr>
+          <w:rStyle w:val="HTML-kd"/>
+          <w:rFonts w:eastAsiaTheme="majorEastAsia"/>
+        </w:rPr>
+        <w:t>filename</w:t>
+      </w:r>
+      <w:proofErr w:type="spellEnd"/>
+      <w:r>
+        <w:rPr>
+          <w:rStyle w:val="HTML-kd"/>
+          <w:rFonts w:eastAsiaTheme="majorEastAsia"/>
+        </w:rPr>
+        <w:t xml:space="preserve"> = </w:t>
+      </w:r>
+      <w:proofErr w:type="spellStart"/>
+      <w:r>
+        <w:rPr>
+          <w:rStyle w:val="HTML-kd"/>
+          <w:rFonts w:eastAsiaTheme="majorEastAsia"/>
+        </w:rPr>
+        <w:t>localImage.url.split</w:t>
+      </w:r>
+      <w:proofErr w:type="spellEnd"/>
+      <w:r>
+        <w:rPr>
+          <w:rStyle w:val="HTML-kd"/>
+          <w:rFonts w:eastAsiaTheme="majorEastAsia"/>
+        </w:rPr>
+        <w:t>("/").pop() || "kep.jpg"</w:t>
       </w:r>
       <w:r>
         <w:t>.</w:t>
@@ -10922,25 +12639,61 @@
       <w:pPr>
         <w:pStyle w:val="Felsorols1"/>
       </w:pPr>
-      <w:r>
-        <w:rPr>
-          <w:rStyle w:val="HTML-kd"/>
-          <w:rFonts w:eastAsiaTheme="majorEastAsia"/>
-        </w:rPr>
-        <w:t>link.href = url</w:t>
-      </w:r>
-    </w:p>
-    <w:p>
-      <w:pPr>
-        <w:pStyle w:val="Felsorols1"/>
-      </w:pPr>
-      <w:r>
-        <w:rPr>
-          <w:rStyle w:val="HTML-kd"/>
-          <w:rFonts w:eastAsiaTheme="majorEastAsia"/>
-        </w:rPr>
-        <w:t>link.download = filename</w:t>
-      </w:r>
+      <w:proofErr w:type="spellStart"/>
+      <w:r>
+        <w:rPr>
+          <w:rStyle w:val="HTML-kd"/>
+          <w:rFonts w:eastAsiaTheme="majorEastAsia"/>
+        </w:rPr>
+        <w:t>link.href</w:t>
+      </w:r>
+      <w:proofErr w:type="spellEnd"/>
+      <w:r>
+        <w:rPr>
+          <w:rStyle w:val="HTML-kd"/>
+          <w:rFonts w:eastAsiaTheme="majorEastAsia"/>
+        </w:rPr>
+        <w:t xml:space="preserve"> = </w:t>
+      </w:r>
+      <w:proofErr w:type="spellStart"/>
+      <w:r>
+        <w:rPr>
+          <w:rStyle w:val="HTML-kd"/>
+          <w:rFonts w:eastAsiaTheme="majorEastAsia"/>
+        </w:rPr>
+        <w:t>url</w:t>
+      </w:r>
+      <w:proofErr w:type="spellEnd"/>
+    </w:p>
+    <w:p>
+      <w:pPr>
+        <w:pStyle w:val="Felsorols1"/>
+      </w:pPr>
+      <w:proofErr w:type="spellStart"/>
+      <w:r>
+        <w:rPr>
+          <w:rStyle w:val="HTML-kd"/>
+          <w:rFonts w:eastAsiaTheme="majorEastAsia"/>
+        </w:rPr>
+        <w:t>link.download</w:t>
+      </w:r>
+      <w:proofErr w:type="spellEnd"/>
+      <w:r>
+        <w:rPr>
+          <w:rStyle w:val="HTML-kd"/>
+          <w:rFonts w:eastAsiaTheme="majorEastAsia"/>
+        </w:rPr>
+        <w:t xml:space="preserve"> = </w:t>
+      </w:r>
+      <w:proofErr w:type="spellStart"/>
+      <w:r>
+        <w:rPr>
+          <w:rStyle w:val="HTML-kd"/>
+          <w:rFonts w:eastAsiaTheme="majorEastAsia"/>
+        </w:rPr>
+        <w:t>filename</w:t>
+      </w:r>
+      <w:proofErr w:type="spellEnd"/>
     </w:p>
     <w:p>
       <w:pPr>
@@ -10959,24 +12712,42 @@
       <w:pPr>
         <w:pStyle w:val="Felsorols1"/>
       </w:pPr>
-      <w:r>
-        <w:rPr>
-          <w:rStyle w:val="HTML-kd"/>
-          <w:rFonts w:eastAsiaTheme="majorEastAsia"/>
-        </w:rPr>
-        <w:t>document.body.appendChild(link)</w:t>
-      </w:r>
-    </w:p>
-    <w:p>
-      <w:pPr>
-        <w:pStyle w:val="Felsorols1"/>
-      </w:pPr>
-      <w:r>
-        <w:rPr>
-          <w:rStyle w:val="HTML-kd"/>
-          <w:rFonts w:eastAsiaTheme="majorEastAsia"/>
-        </w:rPr>
-        <w:t>link.click()</w:t>
+      <w:proofErr w:type="spellStart"/>
+      <w:r>
+        <w:rPr>
+          <w:rStyle w:val="HTML-kd"/>
+          <w:rFonts w:eastAsiaTheme="majorEastAsia"/>
+        </w:rPr>
+        <w:t>document.body.appendChild</w:t>
+      </w:r>
+      <w:proofErr w:type="spellEnd"/>
+      <w:r>
+        <w:rPr>
+          <w:rStyle w:val="HTML-kd"/>
+          <w:rFonts w:eastAsiaTheme="majorEastAsia"/>
+        </w:rPr>
+        <w:t>(link)</w:t>
+      </w:r>
+    </w:p>
+    <w:p>
+      <w:pPr>
+        <w:pStyle w:val="Felsorols1"/>
+      </w:pPr>
+      <w:proofErr w:type="spellStart"/>
+      <w:r>
+        <w:rPr>
+          <w:rStyle w:val="HTML-kd"/>
+          <w:rFonts w:eastAsiaTheme="majorEastAsia"/>
+        </w:rPr>
+        <w:t>link.click</w:t>
+      </w:r>
+      <w:proofErr w:type="spellEnd"/>
+      <w:r>
+        <w:rPr>
+          <w:rStyle w:val="HTML-kd"/>
+          <w:rFonts w:eastAsiaTheme="majorEastAsia"/>
+        </w:rPr>
+        <w:t>()</w:t>
       </w:r>
     </w:p>
     <w:p>
@@ -10996,24 +12767,58 @@
       <w:pPr>
         <w:pStyle w:val="Felsorols1"/>
       </w:pPr>
-      <w:r>
-        <w:rPr>
-          <w:rStyle w:val="HTML-kd"/>
-          <w:rFonts w:eastAsiaTheme="majorEastAsia"/>
-        </w:rPr>
-        <w:t>link.remove()</w:t>
-      </w:r>
-    </w:p>
-    <w:p>
-      <w:pPr>
-        <w:pStyle w:val="Felsorols1"/>
-      </w:pPr>
-      <w:r>
-        <w:rPr>
-          <w:rStyle w:val="HTML-kd"/>
-          <w:rFonts w:eastAsiaTheme="majorEastAsia"/>
-        </w:rPr>
-        <w:t>window.URL.revokeObjectURL(url)</w:t>
+      <w:proofErr w:type="spellStart"/>
+      <w:r>
+        <w:rPr>
+          <w:rStyle w:val="HTML-kd"/>
+          <w:rFonts w:eastAsiaTheme="majorEastAsia"/>
+        </w:rPr>
+        <w:t>link.remove</w:t>
+      </w:r>
+      <w:proofErr w:type="spellEnd"/>
+      <w:r>
+        <w:rPr>
+          <w:rStyle w:val="HTML-kd"/>
+          <w:rFonts w:eastAsiaTheme="majorEastAsia"/>
+        </w:rPr>
+        <w:t>()</w:t>
+      </w:r>
+    </w:p>
+    <w:p>
+      <w:pPr>
+        <w:pStyle w:val="Felsorols1"/>
+      </w:pPr>
+      <w:proofErr w:type="spellStart"/>
+      <w:r>
+        <w:rPr>
+          <w:rStyle w:val="HTML-kd"/>
+          <w:rFonts w:eastAsiaTheme="majorEastAsia"/>
+        </w:rPr>
+        <w:t>window.URL.revokeObjectURL</w:t>
+      </w:r>
+      <w:proofErr w:type="spellEnd"/>
+      <w:r>
+        <w:rPr>
+          <w:rStyle w:val="HTML-kd"/>
+          <w:rFonts w:eastAsiaTheme="majorEastAsia"/>
+        </w:rPr>
+        <w:t>(</w:t>
+      </w:r>
+      <w:proofErr w:type="spellStart"/>
+      <w:r>
+        <w:rPr>
+          <w:rStyle w:val="HTML-kd"/>
+          <w:rFonts w:eastAsiaTheme="majorEastAsia"/>
+        </w:rPr>
+        <w:t>url</w:t>
+      </w:r>
+      <w:proofErr w:type="spellEnd"/>
+      <w:r>
+        <w:rPr>
+          <w:rStyle w:val="HTML-kd"/>
+          <w:rFonts w:eastAsiaTheme="majorEastAsia"/>
+        </w:rPr>
+        <w:t>)</w:t>
       </w:r>
     </w:p>
     <w:p>
@@ -11035,6 +12840,7 @@
       <w:r>
         <w:t>2. algoritmus — Megosztási link generálása és vágólapra másolása (</w:t>
       </w:r>
+      <w:proofErr w:type="spellStart"/>
       <w:r>
         <w:rPr>
           <w:rStyle w:val="HTML-kd"/>
@@ -11042,6 +12848,7 @@
         </w:rPr>
         <w:t>handleShare</w:t>
       </w:r>
+      <w:proofErr w:type="spellEnd"/>
       <w:r>
         <w:t>)</w:t>
       </w:r>
@@ -11078,7 +12885,15 @@
         <w:br/>
       </w:r>
       <w:r>
-        <w:t>A felhasználó egy konkrét képre mutató linket kapjon, amit könnyen továbbküldhet.</w:t>
+        <w:t xml:space="preserve">A felhasználó egy konkrét képre mutató linket kapjon, amit könnyen </w:t>
+      </w:r>
+      <w:proofErr w:type="spellStart"/>
+      <w:r>
+        <w:t>továbbküldhet</w:t>
+      </w:r>
+      <w:proofErr w:type="spellEnd"/>
+      <w:r>
+        <w:t>.</w:t>
       </w:r>
     </w:p>
     <w:p>
@@ -11112,6 +12927,7 @@
       <w:pPr>
         <w:pStyle w:val="Felsorols1"/>
       </w:pPr>
+      <w:proofErr w:type="spellStart"/>
       <w:r>
         <w:rPr>
           <w:rStyle w:val="HTML-kd"/>
@@ -11119,6 +12935,7 @@
         </w:rPr>
         <w:t>localImage.user_id</w:t>
       </w:r>
+      <w:proofErr w:type="spellEnd"/>
       <w:r>
         <w:t xml:space="preserve"> (feltöltő azonosító)</w:t>
       </w:r>
@@ -11127,6 +12944,7 @@
       <w:pPr>
         <w:pStyle w:val="Felsorols1"/>
       </w:pPr>
+      <w:proofErr w:type="spellStart"/>
       <w:r>
         <w:rPr>
           <w:rStyle w:val="HTML-kd"/>
@@ -11134,8 +12952,17 @@
         </w:rPr>
         <w:t>window.location.origin</w:t>
       </w:r>
-      <w:r>
-        <w:t xml:space="preserve"> (aktuális domain)</w:t>
+      <w:proofErr w:type="spellEnd"/>
+      <w:r>
+        <w:t xml:space="preserve"> (aktuális </w:t>
+      </w:r>
+      <w:proofErr w:type="spellStart"/>
+      <w:r>
+        <w:t>domain</w:t>
+      </w:r>
+      <w:proofErr w:type="spellEnd"/>
+      <w:r>
+        <w:t>)</w:t>
       </w:r>
     </w:p>
     <w:p>
@@ -11167,6 +12994,7 @@
       <w:pPr>
         <w:pStyle w:val="Felsorols1"/>
       </w:pPr>
+      <w:proofErr w:type="spellStart"/>
       <w:r>
         <w:rPr>
           <w:rStyle w:val="HTML-kd"/>
@@ -11174,6 +13002,7 @@
         </w:rPr>
         <w:t>showToast</w:t>
       </w:r>
+      <w:proofErr w:type="spellEnd"/>
       <w:r>
         <w:t xml:space="preserve"> igazra vált, majd vissza hamisra</w:t>
       </w:r>
@@ -11205,12 +13034,21 @@
       <w:r>
         <w:t xml:space="preserve">A felhasználó a Megosztás ikonra kattint, ami meghívja a </w:t>
       </w:r>
-      <w:r>
-        <w:rPr>
-          <w:rStyle w:val="HTML-kd"/>
-          <w:rFonts w:eastAsiaTheme="majorEastAsia"/>
-        </w:rPr>
-        <w:t>handleShare()</w:t>
+      <w:proofErr w:type="spellStart"/>
+      <w:r>
+        <w:rPr>
+          <w:rStyle w:val="HTML-kd"/>
+          <w:rFonts w:eastAsiaTheme="majorEastAsia"/>
+        </w:rPr>
+        <w:t>handleShare</w:t>
+      </w:r>
+      <w:proofErr w:type="spellEnd"/>
+      <w:r>
+        <w:rPr>
+          <w:rStyle w:val="HTML-kd"/>
+          <w:rFonts w:eastAsiaTheme="majorEastAsia"/>
+        </w:rPr>
+        <w:t>()</w:t>
       </w:r>
       <w:r>
         <w:t xml:space="preserve"> függvényt.</w:t>
@@ -11233,8 +13071,33 @@
           <w:rStyle w:val="HTML-kd"/>
           <w:rFonts w:eastAsiaTheme="majorEastAsia"/>
         </w:rPr>
-        <w:t>!localImage?.id || !localImage?.user_id</w:t>
-      </w:r>
+        <w:t>!localImage?.id || !</w:t>
+      </w:r>
+      <w:proofErr w:type="spellStart"/>
+      <w:r>
+        <w:rPr>
+          <w:rStyle w:val="HTML-kd"/>
+          <w:rFonts w:eastAsiaTheme="majorEastAsia"/>
+        </w:rPr>
+        <w:t>localImage</w:t>
+      </w:r>
+      <w:proofErr w:type="spellEnd"/>
+      <w:r>
+        <w:rPr>
+          <w:rStyle w:val="HTML-kd"/>
+          <w:rFonts w:eastAsiaTheme="majorEastAsia"/>
+        </w:rPr>
+        <w:t>?.</w:t>
+      </w:r>
+      <w:proofErr w:type="spellStart"/>
+      <w:r>
+        <w:rPr>
+          <w:rStyle w:val="HTML-kd"/>
+          <w:rFonts w:eastAsiaTheme="majorEastAsia"/>
+        </w:rPr>
+        <w:t>user_id</w:t>
+      </w:r>
+      <w:proofErr w:type="spellEnd"/>
       <w:r>
         <w:t>, akkor kilép.</w:t>
       </w:r>
@@ -11263,7 +13126,87 @@
           <w:sz w:val="24"/>
           <w:szCs w:val="22"/>
         </w:rPr>
-        <w:t>const shareUrl = window.location.origin + "/viewprofile/" + localImage.user_id + "?image=" + localImage.id</w:t>
+        <w:t xml:space="preserve">const </w:t>
+      </w:r>
+      <w:proofErr w:type="spellStart"/>
+      <w:r>
+        <w:rPr>
+          <w:rStyle w:val="HTML-kd"/>
+          <w:rFonts w:ascii="Times New Roman" w:eastAsiaTheme="minorHAnsi" w:hAnsi="Times New Roman" w:cstheme="minorHAnsi"/>
+          <w:sz w:val="24"/>
+          <w:szCs w:val="22"/>
+        </w:rPr>
+        <w:t>shareUrl</w:t>
+      </w:r>
+      <w:proofErr w:type="spellEnd"/>
+      <w:r>
+        <w:rPr>
+          <w:rStyle w:val="HTML-kd"/>
+          <w:rFonts w:ascii="Times New Roman" w:eastAsiaTheme="minorHAnsi" w:hAnsi="Times New Roman" w:cstheme="minorHAnsi"/>
+          <w:sz w:val="24"/>
+          <w:szCs w:val="22"/>
+        </w:rPr>
+        <w:t xml:space="preserve"> = </w:t>
+      </w:r>
+      <w:proofErr w:type="spellStart"/>
+      <w:r>
+        <w:rPr>
+          <w:rStyle w:val="HTML-kd"/>
+          <w:rFonts w:ascii="Times New Roman" w:eastAsiaTheme="minorHAnsi" w:hAnsi="Times New Roman" w:cstheme="minorHAnsi"/>
+          <w:sz w:val="24"/>
+          <w:szCs w:val="22"/>
+        </w:rPr>
+        <w:t>window.location.origin</w:t>
+      </w:r>
+      <w:proofErr w:type="spellEnd"/>
+      <w:r>
+        <w:rPr>
+          <w:rStyle w:val="HTML-kd"/>
+          <w:rFonts w:ascii="Times New Roman" w:eastAsiaTheme="minorHAnsi" w:hAnsi="Times New Roman" w:cstheme="minorHAnsi"/>
+          <w:sz w:val="24"/>
+          <w:szCs w:val="22"/>
+        </w:rPr>
+        <w:t xml:space="preserve"> + "/</w:t>
+      </w:r>
+      <w:proofErr w:type="spellStart"/>
+      <w:r>
+        <w:rPr>
+          <w:rStyle w:val="HTML-kd"/>
+          <w:rFonts w:ascii="Times New Roman" w:eastAsiaTheme="minorHAnsi" w:hAnsi="Times New Roman" w:cstheme="minorHAnsi"/>
+          <w:sz w:val="24"/>
+          <w:szCs w:val="22"/>
+        </w:rPr>
+        <w:t>viewprofile</w:t>
+      </w:r>
+      <w:proofErr w:type="spellEnd"/>
+      <w:r>
+        <w:rPr>
+          <w:rStyle w:val="HTML-kd"/>
+          <w:rFonts w:ascii="Times New Roman" w:eastAsiaTheme="minorHAnsi" w:hAnsi="Times New Roman" w:cstheme="minorHAnsi"/>
+          <w:sz w:val="24"/>
+          <w:szCs w:val="22"/>
+        </w:rPr>
+        <w:t xml:space="preserve">/" + </w:t>
+      </w:r>
+      <w:proofErr w:type="spellStart"/>
+      <w:r>
+        <w:rPr>
+          <w:rStyle w:val="HTML-kd"/>
+          <w:rFonts w:ascii="Times New Roman" w:eastAsiaTheme="minorHAnsi" w:hAnsi="Times New Roman" w:cstheme="minorHAnsi"/>
+          <w:sz w:val="24"/>
+          <w:szCs w:val="22"/>
+        </w:rPr>
+        <w:t>localImage.user_id</w:t>
+      </w:r>
+      <w:proofErr w:type="spellEnd"/>
+      <w:r>
+        <w:rPr>
+          <w:rStyle w:val="HTML-kd"/>
+          <w:rFonts w:ascii="Times New Roman" w:eastAsiaTheme="minorHAnsi" w:hAnsi="Times New Roman" w:cstheme="minorHAnsi"/>
+          <w:sz w:val="24"/>
+          <w:szCs w:val="22"/>
+        </w:rPr>
+        <w:t xml:space="preserve"> + "?image=" + localImage.id</w:t>
       </w:r>
     </w:p>
     <w:p>
@@ -11283,6 +13226,7 @@
       <w:pPr>
         <w:pStyle w:val="Felsorols1"/>
       </w:pPr>
+      <w:proofErr w:type="spellStart"/>
       <w:r>
         <w:rPr>
           <w:rStyle w:val="HTML-kd"/>
@@ -11290,7 +13234,57 @@
           <w:sz w:val="24"/>
           <w:szCs w:val="22"/>
         </w:rPr>
-        <w:t>await navigator.clipboard.writeText(shareUrl)</w:t>
+        <w:t>await</w:t>
+      </w:r>
+      <w:proofErr w:type="spellEnd"/>
+      <w:r>
+        <w:rPr>
+          <w:rStyle w:val="HTML-kd"/>
+          <w:rFonts w:ascii="Times New Roman" w:eastAsiaTheme="minorHAnsi" w:hAnsi="Times New Roman" w:cstheme="minorHAnsi"/>
+          <w:sz w:val="24"/>
+          <w:szCs w:val="22"/>
+        </w:rPr>
+        <w:t xml:space="preserve"> </w:t>
+      </w:r>
+      <w:proofErr w:type="spellStart"/>
+      <w:r>
+        <w:rPr>
+          <w:rStyle w:val="HTML-kd"/>
+          <w:rFonts w:ascii="Times New Roman" w:eastAsiaTheme="minorHAnsi" w:hAnsi="Times New Roman" w:cstheme="minorHAnsi"/>
+          <w:sz w:val="24"/>
+          <w:szCs w:val="22"/>
+        </w:rPr>
+        <w:t>navigator.clipboard.writeText</w:t>
+      </w:r>
+      <w:proofErr w:type="spellEnd"/>
+      <w:r>
+        <w:rPr>
+          <w:rStyle w:val="HTML-kd"/>
+          <w:rFonts w:ascii="Times New Roman" w:eastAsiaTheme="minorHAnsi" w:hAnsi="Times New Roman" w:cstheme="minorHAnsi"/>
+          <w:sz w:val="24"/>
+          <w:szCs w:val="22"/>
+        </w:rPr>
+        <w:t>(</w:t>
+      </w:r>
+      <w:proofErr w:type="spellStart"/>
+      <w:r>
+        <w:rPr>
+          <w:rStyle w:val="HTML-kd"/>
+          <w:rFonts w:ascii="Times New Roman" w:eastAsiaTheme="minorHAnsi" w:hAnsi="Times New Roman" w:cstheme="minorHAnsi"/>
+          <w:sz w:val="24"/>
+          <w:szCs w:val="22"/>
+        </w:rPr>
+        <w:t>shareUrl</w:t>
+      </w:r>
+      <w:proofErr w:type="spellEnd"/>
+      <w:r>
+        <w:rPr>
+          <w:rStyle w:val="HTML-kd"/>
+          <w:rFonts w:ascii="Times New Roman" w:eastAsiaTheme="minorHAnsi" w:hAnsi="Times New Roman" w:cstheme="minorHAnsi"/>
+          <w:sz w:val="24"/>
+          <w:szCs w:val="22"/>
+        </w:rPr>
+        <w:t>)</w:t>
       </w:r>
     </w:p>
     <w:p>
@@ -11310,6 +13304,7 @@
       <w:pPr>
         <w:pStyle w:val="Felsorols1"/>
       </w:pPr>
+      <w:proofErr w:type="spellStart"/>
       <w:r>
         <w:rPr>
           <w:rStyle w:val="HTML-kd"/>
@@ -11317,7 +13312,37 @@
           <w:sz w:val="24"/>
           <w:szCs w:val="22"/>
         </w:rPr>
-        <w:t>setShowToast(true)</w:t>
+        <w:t>setShowToast</w:t>
+      </w:r>
+      <w:proofErr w:type="spellEnd"/>
+      <w:r>
+        <w:rPr>
+          <w:rStyle w:val="HTML-kd"/>
+          <w:rFonts w:ascii="Times New Roman" w:eastAsiaTheme="minorHAnsi" w:hAnsi="Times New Roman" w:cstheme="minorHAnsi"/>
+          <w:sz w:val="24"/>
+          <w:szCs w:val="22"/>
+        </w:rPr>
+        <w:t>(</w:t>
+      </w:r>
+      <w:proofErr w:type="spellStart"/>
+      <w:r>
+        <w:rPr>
+          <w:rStyle w:val="HTML-kd"/>
+          <w:rFonts w:ascii="Times New Roman" w:eastAsiaTheme="minorHAnsi" w:hAnsi="Times New Roman" w:cstheme="minorHAnsi"/>
+          <w:sz w:val="24"/>
+          <w:szCs w:val="22"/>
+        </w:rPr>
+        <w:t>true</w:t>
+      </w:r>
+      <w:proofErr w:type="spellEnd"/>
+      <w:r>
+        <w:rPr>
+          <w:rStyle w:val="HTML-kd"/>
+          <w:rFonts w:ascii="Times New Roman" w:eastAsiaTheme="minorHAnsi" w:hAnsi="Times New Roman" w:cstheme="minorHAnsi"/>
+          <w:sz w:val="24"/>
+          <w:szCs w:val="22"/>
+        </w:rPr>
+        <w:t>)</w:t>
       </w:r>
     </w:p>
     <w:p>
@@ -11337,6 +13362,7 @@
       <w:pPr>
         <w:pStyle w:val="Felsorols1"/>
       </w:pPr>
+      <w:proofErr w:type="spellStart"/>
       <w:r>
         <w:rPr>
           <w:rStyle w:val="HTML-kd"/>
@@ -11344,7 +13370,57 @@
           <w:sz w:val="24"/>
           <w:szCs w:val="22"/>
         </w:rPr>
-        <w:t>setTimeout(() =&gt; setShowToast(false), 2500)</w:t>
+        <w:t>setTimeout</w:t>
+      </w:r>
+      <w:proofErr w:type="spellEnd"/>
+      <w:r>
+        <w:rPr>
+          <w:rStyle w:val="HTML-kd"/>
+          <w:rFonts w:ascii="Times New Roman" w:eastAsiaTheme="minorHAnsi" w:hAnsi="Times New Roman" w:cstheme="minorHAnsi"/>
+          <w:sz w:val="24"/>
+          <w:szCs w:val="22"/>
+        </w:rPr>
+        <w:t xml:space="preserve">(() =&gt; </w:t>
+      </w:r>
+      <w:proofErr w:type="spellStart"/>
+      <w:r>
+        <w:rPr>
+          <w:rStyle w:val="HTML-kd"/>
+          <w:rFonts w:ascii="Times New Roman" w:eastAsiaTheme="minorHAnsi" w:hAnsi="Times New Roman" w:cstheme="minorHAnsi"/>
+          <w:sz w:val="24"/>
+          <w:szCs w:val="22"/>
+        </w:rPr>
+        <w:t>setShowToast</w:t>
+      </w:r>
+      <w:proofErr w:type="spellEnd"/>
+      <w:r>
+        <w:rPr>
+          <w:rStyle w:val="HTML-kd"/>
+          <w:rFonts w:ascii="Times New Roman" w:eastAsiaTheme="minorHAnsi" w:hAnsi="Times New Roman" w:cstheme="minorHAnsi"/>
+          <w:sz w:val="24"/>
+          <w:szCs w:val="22"/>
+        </w:rPr>
+        <w:t>(</w:t>
+      </w:r>
+      <w:proofErr w:type="spellStart"/>
+      <w:r>
+        <w:rPr>
+          <w:rStyle w:val="HTML-kd"/>
+          <w:rFonts w:ascii="Times New Roman" w:eastAsiaTheme="minorHAnsi" w:hAnsi="Times New Roman" w:cstheme="minorHAnsi"/>
+          <w:sz w:val="24"/>
+          <w:szCs w:val="22"/>
+        </w:rPr>
+        <w:t>false</w:t>
+      </w:r>
+      <w:proofErr w:type="spellEnd"/>
+      <w:r>
+        <w:rPr>
+          <w:rStyle w:val="HTML-kd"/>
+          <w:rFonts w:ascii="Times New Roman" w:eastAsiaTheme="minorHAnsi" w:hAnsi="Times New Roman" w:cstheme="minorHAnsi"/>
+          <w:sz w:val="24"/>
+          <w:szCs w:val="22"/>
+        </w:rPr>
+        <w:t>), 2500)</w:t>
       </w:r>
     </w:p>
     <w:p>
@@ -11357,7 +13433,23 @@
         <w:jc w:val="left"/>
       </w:pPr>
       <w:r>
-        <w:t>Hiba esetén a catch ág fut (konzolra logol).</w:t>
+        <w:t xml:space="preserve">Hiba esetén a </w:t>
+      </w:r>
+      <w:proofErr w:type="spellStart"/>
+      <w:r>
+        <w:t>catch</w:t>
+      </w:r>
+      <w:proofErr w:type="spellEnd"/>
+      <w:r>
+        <w:t xml:space="preserve"> ág fut (konzolra </w:t>
+      </w:r>
+      <w:proofErr w:type="spellStart"/>
+      <w:r>
+        <w:t>logol</w:t>
+      </w:r>
+      <w:proofErr w:type="spellEnd"/>
+      <w:r>
+        <w:t>).</w:t>
       </w:r>
     </w:p>
     <w:p>
@@ -11378,7 +13470,23 @@
       <w:bookmarkStart w:id="48" w:name="_Toc224117378"/>
       <w:r>
         <w:lastRenderedPageBreak/>
-        <w:t>3. algoritmus — Kép szavazás és százalékok számítása (up/down vote blokk)</w:t>
+        <w:t>3. algoritmus — Kép szavazás és százalékok számítása (</w:t>
+      </w:r>
+      <w:proofErr w:type="spellStart"/>
+      <w:r>
+        <w:t>up</w:t>
+      </w:r>
+      <w:proofErr w:type="spellEnd"/>
+      <w:r>
+        <w:t xml:space="preserve">/down </w:t>
+      </w:r>
+      <w:proofErr w:type="spellStart"/>
+      <w:r>
+        <w:t>vote</w:t>
+      </w:r>
+      <w:proofErr w:type="spellEnd"/>
+      <w:r>
+        <w:t xml:space="preserve"> blokk)</w:t>
       </w:r>
       <w:bookmarkEnd w:id="48"/>
     </w:p>
@@ -11444,6 +13552,7 @@
       <w:pPr>
         <w:pStyle w:val="Felsorols1"/>
       </w:pPr>
+      <w:proofErr w:type="spellStart"/>
       <w:r>
         <w:rPr>
           <w:rStyle w:val="HTML-kd"/>
@@ -11453,9 +13562,11 @@
         </w:rPr>
         <w:t>localImage.upvotes</w:t>
       </w:r>
+      <w:proofErr w:type="spellEnd"/>
       <w:r>
         <w:t xml:space="preserve"> vagy </w:t>
       </w:r>
+      <w:proofErr w:type="spellStart"/>
       <w:r>
         <w:rPr>
           <w:rStyle w:val="HTML-kd"/>
@@ -11465,11 +13576,13 @@
         </w:rPr>
         <w:t>localImage.likes</w:t>
       </w:r>
-    </w:p>
-    <w:p>
-      <w:pPr>
-        <w:pStyle w:val="Felsorols1"/>
-      </w:pPr>
+      <w:proofErr w:type="spellEnd"/>
+    </w:p>
+    <w:p>
+      <w:pPr>
+        <w:pStyle w:val="Felsorols1"/>
+      </w:pPr>
+      <w:proofErr w:type="spellStart"/>
       <w:r>
         <w:rPr>
           <w:rStyle w:val="HTML-kd"/>
@@ -11479,11 +13592,13 @@
         </w:rPr>
         <w:t>localImage.downvotes</w:t>
       </w:r>
-    </w:p>
-    <w:p>
-      <w:pPr>
-        <w:pStyle w:val="Felsorols1"/>
-      </w:pPr>
+      <w:proofErr w:type="spellEnd"/>
+    </w:p>
+    <w:p>
+      <w:pPr>
+        <w:pStyle w:val="Felsorols1"/>
+      </w:pPr>
+      <w:proofErr w:type="spellStart"/>
       <w:r>
         <w:rPr>
           <w:rStyle w:val="HTML-kd"/>
@@ -11493,9 +13608,11 @@
         </w:rPr>
         <w:t>localImage.userVote</w:t>
       </w:r>
+      <w:proofErr w:type="spellEnd"/>
       <w:r>
         <w:t xml:space="preserve"> vagy </w:t>
       </w:r>
+      <w:proofErr w:type="spellStart"/>
       <w:r>
         <w:rPr>
           <w:rStyle w:val="HTML-kd"/>
@@ -11505,6 +13622,7 @@
         </w:rPr>
         <w:t>localImage.isLiked</w:t>
       </w:r>
+      <w:proofErr w:type="spellEnd"/>
     </w:p>
     <w:p>
       <w:pPr>
@@ -11521,12 +13639,37 @@
       <w:pPr>
         <w:pStyle w:val="Felsorols1"/>
       </w:pPr>
-      <w:r>
-        <w:rPr>
-          <w:rStyle w:val="HTML-kd"/>
-          <w:rFonts w:eastAsiaTheme="majorEastAsia"/>
-        </w:rPr>
-        <w:t>onImageVote(localImage.id, nextVote)</w:t>
+      <w:proofErr w:type="spellStart"/>
+      <w:r>
+        <w:rPr>
+          <w:rStyle w:val="HTML-kd"/>
+          <w:rFonts w:eastAsiaTheme="majorEastAsia"/>
+        </w:rPr>
+        <w:t>onImageVote</w:t>
+      </w:r>
+      <w:proofErr w:type="spellEnd"/>
+      <w:r>
+        <w:rPr>
+          <w:rStyle w:val="HTML-kd"/>
+          <w:rFonts w:eastAsiaTheme="majorEastAsia"/>
+        </w:rPr>
+        <w:t xml:space="preserve">(localImage.id, </w:t>
+      </w:r>
+      <w:proofErr w:type="spellStart"/>
+      <w:r>
+        <w:rPr>
+          <w:rStyle w:val="HTML-kd"/>
+          <w:rFonts w:eastAsiaTheme="majorEastAsia"/>
+        </w:rPr>
+        <w:t>nextVote</w:t>
+      </w:r>
+      <w:proofErr w:type="spellEnd"/>
+      <w:r>
+        <w:rPr>
+          <w:rStyle w:val="HTML-kd"/>
+          <w:rFonts w:eastAsiaTheme="majorEastAsia"/>
+        </w:rPr>
+        <w:t>)</w:t>
       </w:r>
       <w:r>
         <w:t xml:space="preserve"> meghívása</w:t>
@@ -11568,24 +13711,129 @@
       <w:pPr>
         <w:pStyle w:val="Felsorols1"/>
       </w:pPr>
-      <w:r>
-        <w:rPr>
-          <w:rStyle w:val="HTML-kd"/>
-          <w:rFonts w:eastAsiaTheme="majorEastAsia"/>
-        </w:rPr>
-        <w:t>up = localImage?.upvotes || localImage?.likes || 0</w:t>
-      </w:r>
-    </w:p>
-    <w:p>
-      <w:pPr>
-        <w:pStyle w:val="Felsorols1"/>
-      </w:pPr>
-      <w:r>
-        <w:rPr>
-          <w:rStyle w:val="HTML-kd"/>
-          <w:rFonts w:eastAsiaTheme="majorEastAsia"/>
-        </w:rPr>
-        <w:t>down = localImage?.downvotes || 0</w:t>
+      <w:proofErr w:type="spellStart"/>
+      <w:r>
+        <w:rPr>
+          <w:rStyle w:val="HTML-kd"/>
+          <w:rFonts w:eastAsiaTheme="majorEastAsia"/>
+        </w:rPr>
+        <w:t>up</w:t>
+      </w:r>
+      <w:proofErr w:type="spellEnd"/>
+      <w:r>
+        <w:rPr>
+          <w:rStyle w:val="HTML-kd"/>
+          <w:rFonts w:eastAsiaTheme="majorEastAsia"/>
+        </w:rPr>
+        <w:t xml:space="preserve"> = </w:t>
+      </w:r>
+      <w:proofErr w:type="spellStart"/>
+      <w:r>
+        <w:rPr>
+          <w:rStyle w:val="HTML-kd"/>
+          <w:rFonts w:eastAsiaTheme="majorEastAsia"/>
+        </w:rPr>
+        <w:t>localImage</w:t>
+      </w:r>
+      <w:proofErr w:type="spellEnd"/>
+      <w:r>
+        <w:rPr>
+          <w:rStyle w:val="HTML-kd"/>
+          <w:rFonts w:eastAsiaTheme="majorEastAsia"/>
+        </w:rPr>
+        <w:t>?.</w:t>
+      </w:r>
+      <w:proofErr w:type="spellStart"/>
+      <w:r>
+        <w:rPr>
+          <w:rStyle w:val="HTML-kd"/>
+          <w:rFonts w:eastAsiaTheme="majorEastAsia"/>
+        </w:rPr>
+        <w:t>upvotes</w:t>
+      </w:r>
+      <w:proofErr w:type="spellEnd"/>
+      <w:r>
+        <w:rPr>
+          <w:rStyle w:val="HTML-kd"/>
+          <w:rFonts w:eastAsiaTheme="majorEastAsia"/>
+        </w:rPr>
+        <w:t xml:space="preserve"> || </w:t>
+      </w:r>
+      <w:proofErr w:type="spellStart"/>
+      <w:r>
+        <w:rPr>
+          <w:rStyle w:val="HTML-kd"/>
+          <w:rFonts w:eastAsiaTheme="majorEastAsia"/>
+        </w:rPr>
+        <w:t>localImage</w:t>
+      </w:r>
+      <w:proofErr w:type="spellEnd"/>
+      <w:r>
+        <w:rPr>
+          <w:rStyle w:val="HTML-kd"/>
+          <w:rFonts w:eastAsiaTheme="majorEastAsia"/>
+        </w:rPr>
+        <w:t>?.</w:t>
+      </w:r>
+      <w:proofErr w:type="spellStart"/>
+      <w:r>
+        <w:rPr>
+          <w:rStyle w:val="HTML-kd"/>
+          <w:rFonts w:eastAsiaTheme="majorEastAsia"/>
+        </w:rPr>
+        <w:t>likes</w:t>
+      </w:r>
+      <w:proofErr w:type="spellEnd"/>
+      <w:r>
+        <w:rPr>
+          <w:rStyle w:val="HTML-kd"/>
+          <w:rFonts w:eastAsiaTheme="majorEastAsia"/>
+        </w:rPr>
+        <w:t xml:space="preserve"> || 0</w:t>
+      </w:r>
+    </w:p>
+    <w:p>
+      <w:pPr>
+        <w:pStyle w:val="Felsorols1"/>
+      </w:pPr>
+      <w:r>
+        <w:rPr>
+          <w:rStyle w:val="HTML-kd"/>
+          <w:rFonts w:eastAsiaTheme="majorEastAsia"/>
+        </w:rPr>
+        <w:t xml:space="preserve">down = </w:t>
+      </w:r>
+      <w:proofErr w:type="spellStart"/>
+      <w:r>
+        <w:rPr>
+          <w:rStyle w:val="HTML-kd"/>
+          <w:rFonts w:eastAsiaTheme="majorEastAsia"/>
+        </w:rPr>
+        <w:t>localImage</w:t>
+      </w:r>
+      <w:proofErr w:type="spellEnd"/>
+      <w:r>
+        <w:rPr>
+          <w:rStyle w:val="HTML-kd"/>
+          <w:rFonts w:eastAsiaTheme="majorEastAsia"/>
+        </w:rPr>
+        <w:t>?.</w:t>
+      </w:r>
+      <w:proofErr w:type="spellStart"/>
+      <w:r>
+        <w:rPr>
+          <w:rStyle w:val="HTML-kd"/>
+          <w:rFonts w:eastAsiaTheme="majorEastAsia"/>
+        </w:rPr>
+        <w:t>downvotes</w:t>
+      </w:r>
+      <w:proofErr w:type="spellEnd"/>
+      <w:r>
+        <w:rPr>
+          <w:rStyle w:val="HTML-kd"/>
+          <w:rFonts w:eastAsiaTheme="majorEastAsia"/>
+        </w:rPr>
+        <w:t xml:space="preserve"> || 0</w:t>
       </w:r>
     </w:p>
     <w:p>
@@ -11605,12 +13853,37 @@
       <w:pPr>
         <w:pStyle w:val="Felsorols1"/>
       </w:pPr>
-      <w:r>
-        <w:rPr>
-          <w:rStyle w:val="HTML-kd"/>
-          <w:rFonts w:eastAsiaTheme="majorEastAsia"/>
-        </w:rPr>
-        <w:t>total = up + down</w:t>
+      <w:proofErr w:type="spellStart"/>
+      <w:r>
+        <w:rPr>
+          <w:rStyle w:val="HTML-kd"/>
+          <w:rFonts w:eastAsiaTheme="majorEastAsia"/>
+        </w:rPr>
+        <w:t>total</w:t>
+      </w:r>
+      <w:proofErr w:type="spellEnd"/>
+      <w:r>
+        <w:rPr>
+          <w:rStyle w:val="HTML-kd"/>
+          <w:rFonts w:eastAsiaTheme="majorEastAsia"/>
+        </w:rPr>
+        <w:t xml:space="preserve"> = </w:t>
+      </w:r>
+      <w:proofErr w:type="spellStart"/>
+      <w:r>
+        <w:rPr>
+          <w:rStyle w:val="HTML-kd"/>
+          <w:rFonts w:eastAsiaTheme="majorEastAsia"/>
+        </w:rPr>
+        <w:t>up</w:t>
+      </w:r>
+      <w:proofErr w:type="spellEnd"/>
+      <w:r>
+        <w:rPr>
+          <w:rStyle w:val="HTML-kd"/>
+          <w:rFonts w:eastAsiaTheme="majorEastAsia"/>
+        </w:rPr>
+        <w:t xml:space="preserve"> + down</w:t>
       </w:r>
     </w:p>
     <w:p>
@@ -11630,24 +13903,138 @@
       <w:pPr>
         <w:pStyle w:val="Felsorols1"/>
       </w:pPr>
-      <w:r>
-        <w:rPr>
-          <w:rStyle w:val="HTML-kd"/>
-          <w:rFonts w:eastAsiaTheme="majorEastAsia"/>
-        </w:rPr>
-        <w:t>upPercent = total ? Math.round((up / total) * 100) : 0</w:t>
-      </w:r>
-    </w:p>
-    <w:p>
-      <w:pPr>
-        <w:pStyle w:val="Felsorols1"/>
-      </w:pPr>
-      <w:r>
-        <w:rPr>
-          <w:rStyle w:val="HTML-kd"/>
-          <w:rFonts w:eastAsiaTheme="majorEastAsia"/>
-        </w:rPr>
-        <w:t>downPercent = total ? 100 - upPercent : 0</w:t>
+      <w:proofErr w:type="spellStart"/>
+      <w:r>
+        <w:rPr>
+          <w:rStyle w:val="HTML-kd"/>
+          <w:rFonts w:eastAsiaTheme="majorEastAsia"/>
+        </w:rPr>
+        <w:t>upPercent</w:t>
+      </w:r>
+      <w:proofErr w:type="spellEnd"/>
+      <w:r>
+        <w:rPr>
+          <w:rStyle w:val="HTML-kd"/>
+          <w:rFonts w:eastAsiaTheme="majorEastAsia"/>
+        </w:rPr>
+        <w:t xml:space="preserve"> = </w:t>
+      </w:r>
+      <w:proofErr w:type="spellStart"/>
+      <w:r>
+        <w:rPr>
+          <w:rStyle w:val="HTML-kd"/>
+          <w:rFonts w:eastAsiaTheme="majorEastAsia"/>
+        </w:rPr>
+        <w:t>total</w:t>
+      </w:r>
+      <w:proofErr w:type="spellEnd"/>
+      <w:r>
+        <w:rPr>
+          <w:rStyle w:val="HTML-kd"/>
+          <w:rFonts w:eastAsiaTheme="majorEastAsia"/>
+        </w:rPr>
+        <w:t xml:space="preserve"> ? </w:t>
+      </w:r>
+      <w:proofErr w:type="spellStart"/>
+      <w:r>
+        <w:rPr>
+          <w:rStyle w:val="HTML-kd"/>
+          <w:rFonts w:eastAsiaTheme="majorEastAsia"/>
+        </w:rPr>
+        <w:t>Math.round</w:t>
+      </w:r>
+      <w:proofErr w:type="spellEnd"/>
+      <w:r>
+        <w:rPr>
+          <w:rStyle w:val="HTML-kd"/>
+          <w:rFonts w:eastAsiaTheme="majorEastAsia"/>
+        </w:rPr>
+        <w:t>((</w:t>
+      </w:r>
+      <w:proofErr w:type="spellStart"/>
+      <w:r>
+        <w:rPr>
+          <w:rStyle w:val="HTML-kd"/>
+          <w:rFonts w:eastAsiaTheme="majorEastAsia"/>
+        </w:rPr>
+        <w:t>up</w:t>
+      </w:r>
+      <w:proofErr w:type="spellEnd"/>
+      <w:r>
+        <w:rPr>
+          <w:rStyle w:val="HTML-kd"/>
+          <w:rFonts w:eastAsiaTheme="majorEastAsia"/>
+        </w:rPr>
+        <w:t xml:space="preserve"> / </w:t>
+      </w:r>
+      <w:proofErr w:type="spellStart"/>
+      <w:r>
+        <w:rPr>
+          <w:rStyle w:val="HTML-kd"/>
+          <w:rFonts w:eastAsiaTheme="majorEastAsia"/>
+        </w:rPr>
+        <w:t>total</w:t>
+      </w:r>
+      <w:proofErr w:type="spellEnd"/>
+      <w:r>
+        <w:rPr>
+          <w:rStyle w:val="HTML-kd"/>
+          <w:rFonts w:eastAsiaTheme="majorEastAsia"/>
+        </w:rPr>
+        <w:t>) * 100) : 0</w:t>
+      </w:r>
+    </w:p>
+    <w:p>
+      <w:pPr>
+        <w:pStyle w:val="Felsorols1"/>
+      </w:pPr>
+      <w:proofErr w:type="spellStart"/>
+      <w:r>
+        <w:rPr>
+          <w:rStyle w:val="HTML-kd"/>
+          <w:rFonts w:eastAsiaTheme="majorEastAsia"/>
+        </w:rPr>
+        <w:t>downPercent</w:t>
+      </w:r>
+      <w:proofErr w:type="spellEnd"/>
+      <w:r>
+        <w:rPr>
+          <w:rStyle w:val="HTML-kd"/>
+          <w:rFonts w:eastAsiaTheme="majorEastAsia"/>
+        </w:rPr>
+        <w:t xml:space="preserve"> = </w:t>
+      </w:r>
+      <w:proofErr w:type="spellStart"/>
+      <w:r>
+        <w:rPr>
+          <w:rStyle w:val="HTML-kd"/>
+          <w:rFonts w:eastAsiaTheme="majorEastAsia"/>
+        </w:rPr>
+        <w:t>total</w:t>
+      </w:r>
+      <w:proofErr w:type="spellEnd"/>
+      <w:r>
+        <w:rPr>
+          <w:rStyle w:val="HTML-kd"/>
+          <w:rFonts w:eastAsiaTheme="majorEastAsia"/>
+        </w:rPr>
+        <w:t xml:space="preserve"> ? 100 - </w:t>
+      </w:r>
+      <w:proofErr w:type="spellStart"/>
+      <w:r>
+        <w:rPr>
+          <w:rStyle w:val="HTML-kd"/>
+          <w:rFonts w:eastAsiaTheme="majorEastAsia"/>
+        </w:rPr>
+        <w:t>upPercent</w:t>
+      </w:r>
+      <w:proofErr w:type="spellEnd"/>
+      <w:r>
+        <w:rPr>
+          <w:rStyle w:val="HTML-kd"/>
+          <w:rFonts w:eastAsiaTheme="majorEastAsia"/>
+        </w:rPr>
+        <w:t xml:space="preserve"> : 0</w:t>
       </w:r>
     </w:p>
     <w:p>
@@ -11667,12 +14054,85 @@
       <w:pPr>
         <w:pStyle w:val="Felsorols1"/>
       </w:pPr>
-      <w:r>
-        <w:rPr>
-          <w:rStyle w:val="HTML-kd"/>
-          <w:rFonts w:eastAsiaTheme="majorEastAsia"/>
-        </w:rPr>
-        <w:t>userVote = localImage?.userVote || (localImage?.isLiked ? 1 : 0)</w:t>
+      <w:proofErr w:type="spellStart"/>
+      <w:r>
+        <w:rPr>
+          <w:rStyle w:val="HTML-kd"/>
+          <w:rFonts w:eastAsiaTheme="majorEastAsia"/>
+        </w:rPr>
+        <w:t>userVote</w:t>
+      </w:r>
+      <w:proofErr w:type="spellEnd"/>
+      <w:r>
+        <w:rPr>
+          <w:rStyle w:val="HTML-kd"/>
+          <w:rFonts w:eastAsiaTheme="majorEastAsia"/>
+        </w:rPr>
+        <w:t xml:space="preserve"> = </w:t>
+      </w:r>
+      <w:proofErr w:type="spellStart"/>
+      <w:r>
+        <w:rPr>
+          <w:rStyle w:val="HTML-kd"/>
+          <w:rFonts w:eastAsiaTheme="majorEastAsia"/>
+        </w:rPr>
+        <w:t>localImage</w:t>
+      </w:r>
+      <w:proofErr w:type="spellEnd"/>
+      <w:r>
+        <w:rPr>
+          <w:rStyle w:val="HTML-kd"/>
+          <w:rFonts w:eastAsiaTheme="majorEastAsia"/>
+        </w:rPr>
+        <w:t>?.</w:t>
+      </w:r>
+      <w:proofErr w:type="spellStart"/>
+      <w:r>
+        <w:rPr>
+          <w:rStyle w:val="HTML-kd"/>
+          <w:rFonts w:eastAsiaTheme="majorEastAsia"/>
+        </w:rPr>
+        <w:t>userVote</w:t>
+      </w:r>
+      <w:proofErr w:type="spellEnd"/>
+      <w:r>
+        <w:rPr>
+          <w:rStyle w:val="HTML-kd"/>
+          <w:rFonts w:eastAsiaTheme="majorEastAsia"/>
+        </w:rPr>
+        <w:t xml:space="preserve"> || (</w:t>
+      </w:r>
+      <w:proofErr w:type="spellStart"/>
+      <w:r>
+        <w:rPr>
+          <w:rStyle w:val="HTML-kd"/>
+          <w:rFonts w:eastAsiaTheme="majorEastAsia"/>
+        </w:rPr>
+        <w:t>localImage</w:t>
+      </w:r>
+      <w:proofErr w:type="spellEnd"/>
+      <w:r>
+        <w:rPr>
+          <w:rStyle w:val="HTML-kd"/>
+          <w:rFonts w:eastAsiaTheme="majorEastAsia"/>
+        </w:rPr>
+        <w:t>?.</w:t>
+      </w:r>
+      <w:proofErr w:type="spellStart"/>
+      <w:r>
+        <w:rPr>
+          <w:rStyle w:val="HTML-kd"/>
+          <w:rFonts w:eastAsiaTheme="majorEastAsia"/>
+        </w:rPr>
+        <w:t>isLiked</w:t>
+      </w:r>
+      <w:proofErr w:type="spellEnd"/>
+      <w:r>
+        <w:rPr>
+          <w:rStyle w:val="HTML-kd"/>
+          <w:rFonts w:eastAsiaTheme="majorEastAsia"/>
+        </w:rPr>
+        <w:t xml:space="preserve"> ? 1 : 0)</w:t>
       </w:r>
     </w:p>
     <w:p>
@@ -11693,24 +14153,74 @@
       <w:pPr>
         <w:pStyle w:val="Felsorols1"/>
       </w:pPr>
-      <w:r>
-        <w:rPr>
-          <w:rStyle w:val="HTML-kd"/>
-          <w:rFonts w:eastAsiaTheme="majorEastAsia"/>
-        </w:rPr>
-        <w:t>nextVote = userVote === 1 ? 0 : 1</w:t>
-      </w:r>
-    </w:p>
-    <w:p>
-      <w:pPr>
-        <w:pStyle w:val="Felsorols1"/>
-      </w:pPr>
-      <w:r>
-        <w:rPr>
-          <w:rStyle w:val="HTML-kd"/>
-          <w:rFonts w:eastAsiaTheme="majorEastAsia"/>
-        </w:rPr>
-        <w:t>onImageVote(localImage.id, nextVote)</w:t>
+      <w:proofErr w:type="spellStart"/>
+      <w:r>
+        <w:rPr>
+          <w:rStyle w:val="HTML-kd"/>
+          <w:rFonts w:eastAsiaTheme="majorEastAsia"/>
+        </w:rPr>
+        <w:t>nextVote</w:t>
+      </w:r>
+      <w:proofErr w:type="spellEnd"/>
+      <w:r>
+        <w:rPr>
+          <w:rStyle w:val="HTML-kd"/>
+          <w:rFonts w:eastAsiaTheme="majorEastAsia"/>
+        </w:rPr>
+        <w:t xml:space="preserve"> = </w:t>
+      </w:r>
+      <w:proofErr w:type="spellStart"/>
+      <w:r>
+        <w:rPr>
+          <w:rStyle w:val="HTML-kd"/>
+          <w:rFonts w:eastAsiaTheme="majorEastAsia"/>
+        </w:rPr>
+        <w:t>userVote</w:t>
+      </w:r>
+      <w:proofErr w:type="spellEnd"/>
+      <w:r>
+        <w:rPr>
+          <w:rStyle w:val="HTML-kd"/>
+          <w:rFonts w:eastAsiaTheme="majorEastAsia"/>
+        </w:rPr>
+        <w:t xml:space="preserve"> === 1 ? 0 : 1</w:t>
+      </w:r>
+    </w:p>
+    <w:p>
+      <w:pPr>
+        <w:pStyle w:val="Felsorols1"/>
+      </w:pPr>
+      <w:proofErr w:type="spellStart"/>
+      <w:r>
+        <w:rPr>
+          <w:rStyle w:val="HTML-kd"/>
+          <w:rFonts w:eastAsiaTheme="majorEastAsia"/>
+        </w:rPr>
+        <w:t>onImageVote</w:t>
+      </w:r>
+      <w:proofErr w:type="spellEnd"/>
+      <w:r>
+        <w:rPr>
+          <w:rStyle w:val="HTML-kd"/>
+          <w:rFonts w:eastAsiaTheme="majorEastAsia"/>
+        </w:rPr>
+        <w:t xml:space="preserve">(localImage.id, </w:t>
+      </w:r>
+      <w:proofErr w:type="spellStart"/>
+      <w:r>
+        <w:rPr>
+          <w:rStyle w:val="HTML-kd"/>
+          <w:rFonts w:eastAsiaTheme="majorEastAsia"/>
+        </w:rPr>
+        <w:t>nextVote</w:t>
+      </w:r>
+      <w:proofErr w:type="spellEnd"/>
+      <w:r>
+        <w:rPr>
+          <w:rStyle w:val="HTML-kd"/>
+          <w:rFonts w:eastAsiaTheme="majorEastAsia"/>
+        </w:rPr>
+        <w:t>)</w:t>
       </w:r>
     </w:p>
     <w:p>
@@ -11730,24 +14240,74 @@
       <w:pPr>
         <w:pStyle w:val="Felsorols1"/>
       </w:pPr>
-      <w:r>
-        <w:rPr>
-          <w:rStyle w:val="HTML-kd"/>
-          <w:rFonts w:eastAsiaTheme="majorEastAsia"/>
-        </w:rPr>
-        <w:t>nextVote = userVote === -1 ? 0 : -1</w:t>
-      </w:r>
-    </w:p>
-    <w:p>
-      <w:pPr>
-        <w:pStyle w:val="Felsorols1"/>
-      </w:pPr>
-      <w:r>
-        <w:rPr>
-          <w:rStyle w:val="HTML-kd"/>
-          <w:rFonts w:eastAsiaTheme="majorEastAsia"/>
-        </w:rPr>
-        <w:t>onImageVote(localImage.id, nextVote)</w:t>
+      <w:proofErr w:type="spellStart"/>
+      <w:r>
+        <w:rPr>
+          <w:rStyle w:val="HTML-kd"/>
+          <w:rFonts w:eastAsiaTheme="majorEastAsia"/>
+        </w:rPr>
+        <w:t>nextVote</w:t>
+      </w:r>
+      <w:proofErr w:type="spellEnd"/>
+      <w:r>
+        <w:rPr>
+          <w:rStyle w:val="HTML-kd"/>
+          <w:rFonts w:eastAsiaTheme="majorEastAsia"/>
+        </w:rPr>
+        <w:t xml:space="preserve"> = </w:t>
+      </w:r>
+      <w:proofErr w:type="spellStart"/>
+      <w:r>
+        <w:rPr>
+          <w:rStyle w:val="HTML-kd"/>
+          <w:rFonts w:eastAsiaTheme="majorEastAsia"/>
+        </w:rPr>
+        <w:t>userVote</w:t>
+      </w:r>
+      <w:proofErr w:type="spellEnd"/>
+      <w:r>
+        <w:rPr>
+          <w:rStyle w:val="HTML-kd"/>
+          <w:rFonts w:eastAsiaTheme="majorEastAsia"/>
+        </w:rPr>
+        <w:t xml:space="preserve"> === -1 ? 0 : -1</w:t>
+      </w:r>
+    </w:p>
+    <w:p>
+      <w:pPr>
+        <w:pStyle w:val="Felsorols1"/>
+      </w:pPr>
+      <w:proofErr w:type="spellStart"/>
+      <w:r>
+        <w:rPr>
+          <w:rStyle w:val="HTML-kd"/>
+          <w:rFonts w:eastAsiaTheme="majorEastAsia"/>
+        </w:rPr>
+        <w:t>onImageVote</w:t>
+      </w:r>
+      <w:proofErr w:type="spellEnd"/>
+      <w:r>
+        <w:rPr>
+          <w:rStyle w:val="HTML-kd"/>
+          <w:rFonts w:eastAsiaTheme="majorEastAsia"/>
+        </w:rPr>
+        <w:t xml:space="preserve">(localImage.id, </w:t>
+      </w:r>
+      <w:proofErr w:type="spellStart"/>
+      <w:r>
+        <w:rPr>
+          <w:rStyle w:val="HTML-kd"/>
+          <w:rFonts w:eastAsiaTheme="majorEastAsia"/>
+        </w:rPr>
+        <w:t>nextVote</w:t>
+      </w:r>
+      <w:proofErr w:type="spellEnd"/>
+      <w:r>
+        <w:rPr>
+          <w:rStyle w:val="HTML-kd"/>
+          <w:rFonts w:eastAsiaTheme="majorEastAsia"/>
+        </w:rPr>
+        <w:t>)</w:t>
       </w:r>
     </w:p>
     <w:p>
@@ -11770,12 +14330,21 @@
       <w:r>
         <w:t xml:space="preserve">ha </w:t>
       </w:r>
-      <w:r>
-        <w:rPr>
-          <w:rStyle w:val="HTML-kd"/>
-          <w:rFonts w:eastAsiaTheme="majorEastAsia"/>
-        </w:rPr>
-        <w:t>userVote === 1</w:t>
+      <w:proofErr w:type="spellStart"/>
+      <w:r>
+        <w:rPr>
+          <w:rStyle w:val="HTML-kd"/>
+          <w:rFonts w:eastAsiaTheme="majorEastAsia"/>
+        </w:rPr>
+        <w:t>userVote</w:t>
+      </w:r>
+      <w:proofErr w:type="spellEnd"/>
+      <w:r>
+        <w:rPr>
+          <w:rStyle w:val="HTML-kd"/>
+          <w:rFonts w:eastAsiaTheme="majorEastAsia"/>
+        </w:rPr>
+        <w:t xml:space="preserve"> === 1</w:t>
       </w:r>
       <w:r>
         <w:t>, a fel nyíl kitöltött és eltérő színű</w:t>
@@ -11788,12 +14357,21 @@
       <w:r>
         <w:t xml:space="preserve">ha </w:t>
       </w:r>
-      <w:r>
-        <w:rPr>
-          <w:rStyle w:val="HTML-kd"/>
-          <w:rFonts w:eastAsiaTheme="majorEastAsia"/>
-        </w:rPr>
-        <w:t>userVote === -1</w:t>
+      <w:proofErr w:type="spellStart"/>
+      <w:r>
+        <w:rPr>
+          <w:rStyle w:val="HTML-kd"/>
+          <w:rFonts w:eastAsiaTheme="majorEastAsia"/>
+        </w:rPr>
+        <w:t>userVote</w:t>
+      </w:r>
+      <w:proofErr w:type="spellEnd"/>
+      <w:r>
+        <w:rPr>
+          <w:rStyle w:val="HTML-kd"/>
+          <w:rFonts w:eastAsiaTheme="majorEastAsia"/>
+        </w:rPr>
+        <w:t xml:space="preserve"> === -1</w:t>
       </w:r>
       <w:r>
         <w:t>, a le nyíl kitöltött és eltérő színű</w:t>
@@ -11811,6 +14389,7 @@
       <w:r>
         <w:t>A két százalék (</w:t>
       </w:r>
+      <w:proofErr w:type="spellStart"/>
       <w:r>
         <w:rPr>
           <w:rStyle w:val="HTML-kd"/>
@@ -11818,9 +14397,11 @@
         </w:rPr>
         <w:t>upPercent</w:t>
       </w:r>
+      <w:proofErr w:type="spellEnd"/>
       <w:r>
         <w:t xml:space="preserve">, </w:t>
       </w:r>
+      <w:proofErr w:type="spellStart"/>
       <w:r>
         <w:rPr>
           <w:rStyle w:val="HTML-kd"/>
@@ -11828,6 +14409,7 @@
         </w:rPr>
         <w:t>downPercent</w:t>
       </w:r>
+      <w:proofErr w:type="spellEnd"/>
       <w:r>
         <w:t>) kiírásra kerül a UI-ban.</w:t>
       </w:r>
@@ -11849,10 +14431,34 @@
       </w:pPr>
       <w:bookmarkStart w:id="49" w:name="_Toc224117379"/>
       <w:r>
-        <w:t xml:space="preserve">4. algoritmus – Komment törlése megerősítő modállal </w:t>
-      </w:r>
-      <w:r>
-        <w:t>(handleDeleteComment + confirmDeleteComment)</w:t>
+        <w:t xml:space="preserve">4. algoritmus – Komment törlése megerősítő </w:t>
+      </w:r>
+      <w:proofErr w:type="spellStart"/>
+      <w:r>
+        <w:t>modállal</w:t>
+      </w:r>
+      <w:proofErr w:type="spellEnd"/>
+      <w:r>
+        <w:t xml:space="preserve"> </w:t>
+      </w:r>
+      <w:r>
+        <w:t>(</w:t>
+      </w:r>
+      <w:proofErr w:type="spellStart"/>
+      <w:r>
+        <w:t>handleDeleteComment</w:t>
+      </w:r>
+      <w:proofErr w:type="spellEnd"/>
+      <w:r>
+        <w:t xml:space="preserve"> + </w:t>
+      </w:r>
+      <w:proofErr w:type="spellStart"/>
+      <w:r>
+        <w:t>confirmDeleteComment</w:t>
+      </w:r>
+      <w:proofErr w:type="spellEnd"/>
+      <w:r>
+        <w:t>)</w:t>
       </w:r>
       <w:bookmarkEnd w:id="49"/>
     </w:p>
@@ -11875,7 +14481,15 @@
         <w:br/>
       </w:r>
       <w:r>
-        <w:t>A komment törlése csak megerősítés után történjen meg, jogosultság- és tokenellenőrzéssel.</w:t>
+        <w:t xml:space="preserve">A komment törlése csak megerősítés után történjen meg, jogosultság- és </w:t>
+      </w:r>
+      <w:proofErr w:type="spellStart"/>
+      <w:r>
+        <w:t>tokenellenőrzéssel</w:t>
+      </w:r>
+      <w:proofErr w:type="spellEnd"/>
+      <w:r>
+        <w:t>.</w:t>
       </w:r>
     </w:p>
     <w:p>
@@ -11893,6 +14507,7 @@
       <w:pPr>
         <w:pStyle w:val="Felsorols1"/>
       </w:pPr>
+      <w:proofErr w:type="spellStart"/>
       <w:r>
         <w:rPr>
           <w:rStyle w:val="HTML-kd"/>
@@ -11902,6 +14517,7 @@
         </w:rPr>
         <w:t>commentId</w:t>
       </w:r>
+      <w:proofErr w:type="spellEnd"/>
       <w:r>
         <w:t xml:space="preserve"> (törlendő komment azonosító)</w:t>
       </w:r>
@@ -11910,6 +14526,7 @@
       <w:pPr>
         <w:pStyle w:val="Felsorols1"/>
       </w:pPr>
+      <w:proofErr w:type="spellStart"/>
       <w:r>
         <w:rPr>
           <w:rStyle w:val="HTML-kd"/>
@@ -11919,6 +14536,7 @@
         </w:rPr>
         <w:t>pendingDeleteCommentId</w:t>
       </w:r>
+      <w:proofErr w:type="spellEnd"/>
       <w:r>
         <w:t xml:space="preserve"> állapot</w:t>
       </w:r>
@@ -11927,9 +14545,15 @@
       <w:pPr>
         <w:pStyle w:val="Felsorols1"/>
       </w:pPr>
-      <w:r>
-        <w:t xml:space="preserve">token a </w:t>
-      </w:r>
+      <w:proofErr w:type="spellStart"/>
+      <w:r>
+        <w:t>token</w:t>
+      </w:r>
+      <w:proofErr w:type="spellEnd"/>
+      <w:r>
+        <w:t xml:space="preserve"> a </w:t>
+      </w:r>
+      <w:proofErr w:type="spellStart"/>
       <w:r>
         <w:rPr>
           <w:rStyle w:val="HTML-kd"/>
@@ -11937,7 +14561,17 @@
           <w:sz w:val="24"/>
           <w:szCs w:val="22"/>
         </w:rPr>
-        <w:t>getAuthHeader()</w:t>
+        <w:t>getAuthHeader</w:t>
+      </w:r>
+      <w:proofErr w:type="spellEnd"/>
+      <w:r>
+        <w:rPr>
+          <w:rStyle w:val="HTML-kd"/>
+          <w:rFonts w:ascii="Times New Roman" w:eastAsiaTheme="minorHAnsi" w:hAnsi="Times New Roman" w:cstheme="minorHAnsi"/>
+          <w:sz w:val="24"/>
+          <w:szCs w:val="22"/>
+        </w:rPr>
+        <w:t>()</w:t>
       </w:r>
       <w:r>
         <w:t xml:space="preserve"> fejlécben</w:t>
@@ -11961,6 +14595,7 @@
       <w:r>
         <w:t xml:space="preserve">a komment eltűnik a </w:t>
       </w:r>
+      <w:proofErr w:type="spellStart"/>
       <w:r>
         <w:rPr>
           <w:rStyle w:val="HTML-kd"/>
@@ -11968,6 +14603,7 @@
         </w:rPr>
         <w:t>localComments</w:t>
       </w:r>
+      <w:proofErr w:type="spellEnd"/>
       <w:r>
         <w:t xml:space="preserve"> tömbből</w:t>
       </w:r>
@@ -11977,7 +14613,15 @@
         <w:pStyle w:val="Felsorols1"/>
       </w:pPr>
       <w:r>
-        <w:t>a megerősítő modal bezáródik</w:t>
+        <w:t xml:space="preserve">a megerősítő </w:t>
+      </w:r>
+      <w:proofErr w:type="spellStart"/>
+      <w:r>
+        <w:t>modal</w:t>
+      </w:r>
+      <w:proofErr w:type="spellEnd"/>
+      <w:r>
+        <w:t xml:space="preserve"> bezáródik</w:t>
       </w:r>
     </w:p>
     <w:p>
@@ -12022,12 +14666,37 @@
       <w:pPr>
         <w:pStyle w:val="Felsorols1"/>
       </w:pPr>
-      <w:r>
-        <w:rPr>
-          <w:rStyle w:val="HTML-kd"/>
-          <w:rFonts w:eastAsiaTheme="majorEastAsia"/>
-        </w:rPr>
-        <w:t>handleDeleteComment(commentId)</w:t>
+      <w:proofErr w:type="spellStart"/>
+      <w:r>
+        <w:rPr>
+          <w:rStyle w:val="HTML-kd"/>
+          <w:rFonts w:eastAsiaTheme="majorEastAsia"/>
+        </w:rPr>
+        <w:t>handleDeleteComment</w:t>
+      </w:r>
+      <w:proofErr w:type="spellEnd"/>
+      <w:r>
+        <w:rPr>
+          <w:rStyle w:val="HTML-kd"/>
+          <w:rFonts w:eastAsiaTheme="majorEastAsia"/>
+        </w:rPr>
+        <w:t>(</w:t>
+      </w:r>
+      <w:proofErr w:type="spellStart"/>
+      <w:r>
+        <w:rPr>
+          <w:rStyle w:val="HTML-kd"/>
+          <w:rFonts w:eastAsiaTheme="majorEastAsia"/>
+        </w:rPr>
+        <w:t>commentId</w:t>
+      </w:r>
+      <w:proofErr w:type="spellEnd"/>
+      <w:r>
+        <w:rPr>
+          <w:rStyle w:val="HTML-kd"/>
+          <w:rFonts w:eastAsiaTheme="majorEastAsia"/>
+        </w:rPr>
+        <w:t>)</w:t>
       </w:r>
       <w:r>
         <w:t xml:space="preserve">: </w:t>
@@ -12037,24 +14706,74 @@
       <w:pPr>
         <w:pStyle w:val="Felsorols1"/>
       </w:pPr>
-      <w:r>
-        <w:rPr>
-          <w:rStyle w:val="HTML-kd"/>
-          <w:rFonts w:eastAsiaTheme="majorEastAsia"/>
-        </w:rPr>
-        <w:t>setPendingDeleteCommentId(commentId)</w:t>
-      </w:r>
-    </w:p>
-    <w:p>
-      <w:pPr>
-        <w:pStyle w:val="Felsorols1"/>
-      </w:pPr>
-      <w:r>
-        <w:rPr>
-          <w:rStyle w:val="HTML-kd"/>
-          <w:rFonts w:eastAsiaTheme="majorEastAsia"/>
-        </w:rPr>
-        <w:t>setShowDeleteModal(true)</w:t>
+      <w:proofErr w:type="spellStart"/>
+      <w:r>
+        <w:rPr>
+          <w:rStyle w:val="HTML-kd"/>
+          <w:rFonts w:eastAsiaTheme="majorEastAsia"/>
+        </w:rPr>
+        <w:t>setPendingDeleteCommentId</w:t>
+      </w:r>
+      <w:proofErr w:type="spellEnd"/>
+      <w:r>
+        <w:rPr>
+          <w:rStyle w:val="HTML-kd"/>
+          <w:rFonts w:eastAsiaTheme="majorEastAsia"/>
+        </w:rPr>
+        <w:t>(</w:t>
+      </w:r>
+      <w:proofErr w:type="spellStart"/>
+      <w:r>
+        <w:rPr>
+          <w:rStyle w:val="HTML-kd"/>
+          <w:rFonts w:eastAsiaTheme="majorEastAsia"/>
+        </w:rPr>
+        <w:t>commentId</w:t>
+      </w:r>
+      <w:proofErr w:type="spellEnd"/>
+      <w:r>
+        <w:rPr>
+          <w:rStyle w:val="HTML-kd"/>
+          <w:rFonts w:eastAsiaTheme="majorEastAsia"/>
+        </w:rPr>
+        <w:t>)</w:t>
+      </w:r>
+    </w:p>
+    <w:p>
+      <w:pPr>
+        <w:pStyle w:val="Felsorols1"/>
+      </w:pPr>
+      <w:proofErr w:type="spellStart"/>
+      <w:r>
+        <w:rPr>
+          <w:rStyle w:val="HTML-kd"/>
+          <w:rFonts w:eastAsiaTheme="majorEastAsia"/>
+        </w:rPr>
+        <w:t>setShowDeleteModal</w:t>
+      </w:r>
+      <w:proofErr w:type="spellEnd"/>
+      <w:r>
+        <w:rPr>
+          <w:rStyle w:val="HTML-kd"/>
+          <w:rFonts w:eastAsiaTheme="majorEastAsia"/>
+        </w:rPr>
+        <w:t>(</w:t>
+      </w:r>
+      <w:proofErr w:type="spellStart"/>
+      <w:r>
+        <w:rPr>
+          <w:rStyle w:val="HTML-kd"/>
+          <w:rFonts w:eastAsiaTheme="majorEastAsia"/>
+        </w:rPr>
+        <w:t>true</w:t>
+      </w:r>
+      <w:proofErr w:type="spellEnd"/>
+      <w:r>
+        <w:rPr>
+          <w:rStyle w:val="HTML-kd"/>
+          <w:rFonts w:eastAsiaTheme="majorEastAsia"/>
+        </w:rPr>
+        <w:t>)</w:t>
       </w:r>
     </w:p>
     <w:p>
@@ -12067,43 +14786,117 @@
         <w:jc w:val="left"/>
       </w:pPr>
       <w:r>
-        <w:t xml:space="preserve">Megjelenik a megerősítő modal: </w:t>
-      </w:r>
-    </w:p>
-    <w:p>
-      <w:pPr>
-        <w:pStyle w:val="Felsorols1"/>
-      </w:pPr>
-      <w:r>
-        <w:rPr>
-          <w:rStyle w:val="HTML-kd"/>
-          <w:rFonts w:eastAsiaTheme="majorEastAsia"/>
-        </w:rPr>
-        <w:t>show={showDeleteModal}</w:t>
-      </w:r>
-    </w:p>
-    <w:p>
-      <w:pPr>
-        <w:pStyle w:val="Felsorols1"/>
-      </w:pPr>
-      <w:r>
-        <w:rPr>
-          <w:rStyle w:val="HTML-kd"/>
-          <w:rFonts w:eastAsiaTheme="majorEastAsia"/>
-        </w:rPr>
-        <w:t>backdrop="static"</w:t>
-      </w:r>
-    </w:p>
-    <w:p>
-      <w:pPr>
-        <w:pStyle w:val="Felsorols1"/>
-      </w:pPr>
-      <w:r>
-        <w:rPr>
-          <w:rStyle w:val="HTML-kd"/>
-          <w:rFonts w:eastAsiaTheme="majorEastAsia"/>
-        </w:rPr>
-        <w:t>keyboard={!deleteLoading}</w:t>
+        <w:t xml:space="preserve">Megjelenik a megerősítő </w:t>
+      </w:r>
+      <w:proofErr w:type="spellStart"/>
+      <w:r>
+        <w:t>modal</w:t>
+      </w:r>
+      <w:proofErr w:type="spellEnd"/>
+      <w:r>
+        <w:t xml:space="preserve">: </w:t>
+      </w:r>
+    </w:p>
+    <w:p>
+      <w:pPr>
+        <w:pStyle w:val="Felsorols1"/>
+      </w:pPr>
+      <w:r>
+        <w:rPr>
+          <w:rStyle w:val="HTML-kd"/>
+          <w:rFonts w:eastAsiaTheme="majorEastAsia"/>
+        </w:rPr>
+        <w:t>show={</w:t>
+      </w:r>
+      <w:proofErr w:type="spellStart"/>
+      <w:r>
+        <w:rPr>
+          <w:rStyle w:val="HTML-kd"/>
+          <w:rFonts w:eastAsiaTheme="majorEastAsia"/>
+        </w:rPr>
+        <w:t>showDeleteModal</w:t>
+      </w:r>
+      <w:proofErr w:type="spellEnd"/>
+      <w:r>
+        <w:rPr>
+          <w:rStyle w:val="HTML-kd"/>
+          <w:rFonts w:eastAsiaTheme="majorEastAsia"/>
+        </w:rPr>
+        <w:t>}</w:t>
+      </w:r>
+    </w:p>
+    <w:p>
+      <w:pPr>
+        <w:pStyle w:val="Felsorols1"/>
+      </w:pPr>
+      <w:proofErr w:type="spellStart"/>
+      <w:r>
+        <w:rPr>
+          <w:rStyle w:val="HTML-kd"/>
+          <w:rFonts w:eastAsiaTheme="majorEastAsia"/>
+        </w:rPr>
+        <w:t>backdrop</w:t>
+      </w:r>
+      <w:proofErr w:type="spellEnd"/>
+      <w:r>
+        <w:rPr>
+          <w:rStyle w:val="HTML-kd"/>
+          <w:rFonts w:eastAsiaTheme="majorEastAsia"/>
+        </w:rPr>
+        <w:t>="</w:t>
+      </w:r>
+      <w:proofErr w:type="spellStart"/>
+      <w:r>
+        <w:rPr>
+          <w:rStyle w:val="HTML-kd"/>
+          <w:rFonts w:eastAsiaTheme="majorEastAsia"/>
+        </w:rPr>
+        <w:t>static</w:t>
+      </w:r>
+      <w:proofErr w:type="spellEnd"/>
+      <w:r>
+        <w:rPr>
+          <w:rStyle w:val="HTML-kd"/>
+          <w:rFonts w:eastAsiaTheme="majorEastAsia"/>
+        </w:rPr>
+        <w:t>"</w:t>
+      </w:r>
+    </w:p>
+    <w:p>
+      <w:pPr>
+        <w:pStyle w:val="Felsorols1"/>
+      </w:pPr>
+      <w:proofErr w:type="spellStart"/>
+      <w:r>
+        <w:rPr>
+          <w:rStyle w:val="HTML-kd"/>
+          <w:rFonts w:eastAsiaTheme="majorEastAsia"/>
+        </w:rPr>
+        <w:t>keyboard</w:t>
+      </w:r>
+      <w:proofErr w:type="spellEnd"/>
+      <w:r>
+        <w:rPr>
+          <w:rStyle w:val="HTML-kd"/>
+          <w:rFonts w:eastAsiaTheme="majorEastAsia"/>
+        </w:rPr>
+        <w:t>={!</w:t>
+      </w:r>
+      <w:proofErr w:type="spellStart"/>
+      <w:r>
+        <w:rPr>
+          <w:rStyle w:val="HTML-kd"/>
+          <w:rFonts w:eastAsiaTheme="majorEastAsia"/>
+        </w:rPr>
+        <w:t>deleteLoading</w:t>
+      </w:r>
+      <w:proofErr w:type="spellEnd"/>
+      <w:r>
+        <w:rPr>
+          <w:rStyle w:val="HTML-kd"/>
+          <w:rFonts w:eastAsiaTheme="majorEastAsia"/>
+        </w:rPr>
+        <w:t>}</w:t>
       </w:r>
     </w:p>
     <w:p>
@@ -12123,24 +14916,58 @@
       <w:pPr>
         <w:pStyle w:val="Felsorols1"/>
       </w:pPr>
-      <w:r>
-        <w:rPr>
-          <w:rStyle w:val="HTML-kd"/>
-          <w:rFonts w:eastAsiaTheme="majorEastAsia"/>
-        </w:rPr>
-        <w:t>setShowDeleteModal(false)</w:t>
-      </w:r>
-    </w:p>
-    <w:p>
-      <w:pPr>
-        <w:pStyle w:val="Felsorols1"/>
-      </w:pPr>
-      <w:r>
-        <w:rPr>
-          <w:rStyle w:val="HTML-kd"/>
-          <w:rFonts w:eastAsiaTheme="majorEastAsia"/>
-        </w:rPr>
-        <w:t>setPendingDeleteCommentId(null)</w:t>
+      <w:proofErr w:type="spellStart"/>
+      <w:r>
+        <w:rPr>
+          <w:rStyle w:val="HTML-kd"/>
+          <w:rFonts w:eastAsiaTheme="majorEastAsia"/>
+        </w:rPr>
+        <w:t>setShowDeleteModal</w:t>
+      </w:r>
+      <w:proofErr w:type="spellEnd"/>
+      <w:r>
+        <w:rPr>
+          <w:rStyle w:val="HTML-kd"/>
+          <w:rFonts w:eastAsiaTheme="majorEastAsia"/>
+        </w:rPr>
+        <w:t>(</w:t>
+      </w:r>
+      <w:proofErr w:type="spellStart"/>
+      <w:r>
+        <w:rPr>
+          <w:rStyle w:val="HTML-kd"/>
+          <w:rFonts w:eastAsiaTheme="majorEastAsia"/>
+        </w:rPr>
+        <w:t>false</w:t>
+      </w:r>
+      <w:proofErr w:type="spellEnd"/>
+      <w:r>
+        <w:rPr>
+          <w:rStyle w:val="HTML-kd"/>
+          <w:rFonts w:eastAsiaTheme="majorEastAsia"/>
+        </w:rPr>
+        <w:t>)</w:t>
+      </w:r>
+    </w:p>
+    <w:p>
+      <w:pPr>
+        <w:pStyle w:val="Felsorols1"/>
+      </w:pPr>
+      <w:proofErr w:type="spellStart"/>
+      <w:r>
+        <w:rPr>
+          <w:rStyle w:val="HTML-kd"/>
+          <w:rFonts w:eastAsiaTheme="majorEastAsia"/>
+        </w:rPr>
+        <w:t>setPendingDeleteCommentId</w:t>
+      </w:r>
+      <w:proofErr w:type="spellEnd"/>
+      <w:r>
+        <w:rPr>
+          <w:rStyle w:val="HTML-kd"/>
+          <w:rFonts w:eastAsiaTheme="majorEastAsia"/>
+        </w:rPr>
+        <w:t>(null)</w:t>
       </w:r>
     </w:p>
     <w:p>
@@ -12163,12 +14990,21 @@
       <w:r>
         <w:t xml:space="preserve">lefut </w:t>
       </w:r>
-      <w:r>
-        <w:rPr>
-          <w:rStyle w:val="HTML-kd"/>
-          <w:rFonts w:eastAsiaTheme="majorEastAsia"/>
-        </w:rPr>
-        <w:t>confirmDeleteComment()</w:t>
+      <w:proofErr w:type="spellStart"/>
+      <w:r>
+        <w:rPr>
+          <w:rStyle w:val="HTML-kd"/>
+          <w:rFonts w:eastAsiaTheme="majorEastAsia"/>
+        </w:rPr>
+        <w:t>confirmDeleteComment</w:t>
+      </w:r>
+      <w:proofErr w:type="spellEnd"/>
+      <w:r>
+        <w:rPr>
+          <w:rStyle w:val="HTML-kd"/>
+          <w:rFonts w:eastAsiaTheme="majorEastAsia"/>
+        </w:rPr>
+        <w:t>()</w:t>
       </w:r>
     </w:p>
     <w:p>
@@ -12191,6 +15027,7 @@
       <w:r>
         <w:t xml:space="preserve">ha nincs </w:t>
       </w:r>
+      <w:proofErr w:type="spellStart"/>
       <w:r>
         <w:rPr>
           <w:rStyle w:val="HTML-kd"/>
@@ -12198,6 +15035,7 @@
         </w:rPr>
         <w:t>pendingDeleteCommentId</w:t>
       </w:r>
+      <w:proofErr w:type="spellEnd"/>
       <w:r>
         <w:t>, kilép</w:t>
       </w:r>
@@ -12206,12 +15044,37 @@
       <w:pPr>
         <w:pStyle w:val="Felsorols1"/>
       </w:pPr>
-      <w:r>
-        <w:rPr>
-          <w:rStyle w:val="HTML-kd"/>
-          <w:rFonts w:eastAsiaTheme="majorEastAsia"/>
-        </w:rPr>
-        <w:t>setDeleteLoading(true)</w:t>
+      <w:proofErr w:type="spellStart"/>
+      <w:r>
+        <w:rPr>
+          <w:rStyle w:val="HTML-kd"/>
+          <w:rFonts w:eastAsiaTheme="majorEastAsia"/>
+        </w:rPr>
+        <w:t>setDeleteLoading</w:t>
+      </w:r>
+      <w:proofErr w:type="spellEnd"/>
+      <w:r>
+        <w:rPr>
+          <w:rStyle w:val="HTML-kd"/>
+          <w:rFonts w:eastAsiaTheme="majorEastAsia"/>
+        </w:rPr>
+        <w:t>(</w:t>
+      </w:r>
+      <w:proofErr w:type="spellStart"/>
+      <w:r>
+        <w:rPr>
+          <w:rStyle w:val="HTML-kd"/>
+          <w:rFonts w:eastAsiaTheme="majorEastAsia"/>
+        </w:rPr>
+        <w:t>true</w:t>
+      </w:r>
+      <w:proofErr w:type="spellEnd"/>
+      <w:r>
+        <w:rPr>
+          <w:rStyle w:val="HTML-kd"/>
+          <w:rFonts w:eastAsiaTheme="majorEastAsia"/>
+        </w:rPr>
+        <w:t>)</w:t>
       </w:r>
     </w:p>
     <w:p>
@@ -12231,14 +15094,23 @@
       <w:pPr>
         <w:pStyle w:val="Felsorols1"/>
       </w:pPr>
-      <w:r>
-        <w:rPr>
-          <w:rStyle w:val="HTML-kd"/>
-          <w:rFonts w:eastAsiaTheme="majorEastAsia"/>
-        </w:rPr>
-        <w:t>fetch("</w:t>
-      </w:r>
-      <w:hyperlink r:id="rId19" w:tgtFrame="_blank" w:tooltip="http://localhost:3001/api/comments/%22" w:history="1">
+      <w:proofErr w:type="spellStart"/>
+      <w:r>
+        <w:rPr>
+          <w:rStyle w:val="HTML-kd"/>
+          <w:rFonts w:eastAsiaTheme="majorEastAsia"/>
+        </w:rPr>
+        <w:t>fetch</w:t>
+      </w:r>
+      <w:proofErr w:type="spellEnd"/>
+      <w:r>
+        <w:rPr>
+          <w:rStyle w:val="HTML-kd"/>
+          <w:rFonts w:eastAsiaTheme="majorEastAsia"/>
+        </w:rPr>
+        <w:t>("</w:t>
+      </w:r>
+      <w:hyperlink r:id="rId20" w:tgtFrame="_blank" w:tooltip="http://localhost:3001/api/comments/%22" w:history="1">
         <w:r>
           <w:rPr>
             <w:rStyle w:val="Hiperhivatkozs"/>
@@ -12251,7 +15123,71 @@
           <w:rStyle w:val="HTML-kd"/>
           <w:rFonts w:eastAsiaTheme="majorEastAsia"/>
         </w:rPr>
-        <w:t xml:space="preserve"> + pendingDeleteCommentId, { method: "DELETE", headers: getAuthHeader() })</w:t>
+        <w:t xml:space="preserve"> + </w:t>
+      </w:r>
+      <w:proofErr w:type="spellStart"/>
+      <w:r>
+        <w:rPr>
+          <w:rStyle w:val="HTML-kd"/>
+          <w:rFonts w:eastAsiaTheme="majorEastAsia"/>
+        </w:rPr>
+        <w:t>pendingDeleteCommentId</w:t>
+      </w:r>
+      <w:proofErr w:type="spellEnd"/>
+      <w:r>
+        <w:rPr>
+          <w:rStyle w:val="HTML-kd"/>
+          <w:rFonts w:eastAsiaTheme="majorEastAsia"/>
+        </w:rPr>
+        <w:t xml:space="preserve">, { </w:t>
+      </w:r>
+      <w:proofErr w:type="spellStart"/>
+      <w:r>
+        <w:rPr>
+          <w:rStyle w:val="HTML-kd"/>
+          <w:rFonts w:eastAsiaTheme="majorEastAsia"/>
+        </w:rPr>
+        <w:t>method</w:t>
+      </w:r>
+      <w:proofErr w:type="spellEnd"/>
+      <w:r>
+        <w:rPr>
+          <w:rStyle w:val="HTML-kd"/>
+          <w:rFonts w:eastAsiaTheme="majorEastAsia"/>
+        </w:rPr>
+        <w:t xml:space="preserve">: "DELETE", </w:t>
+      </w:r>
+      <w:proofErr w:type="spellStart"/>
+      <w:r>
+        <w:rPr>
+          <w:rStyle w:val="HTML-kd"/>
+          <w:rFonts w:eastAsiaTheme="majorEastAsia"/>
+        </w:rPr>
+        <w:t>headers</w:t>
+      </w:r>
+      <w:proofErr w:type="spellEnd"/>
+      <w:r>
+        <w:rPr>
+          <w:rStyle w:val="HTML-kd"/>
+          <w:rFonts w:eastAsiaTheme="majorEastAsia"/>
+        </w:rPr>
+        <w:t xml:space="preserve">: </w:t>
+      </w:r>
+      <w:proofErr w:type="spellStart"/>
+      <w:r>
+        <w:rPr>
+          <w:rStyle w:val="HTML-kd"/>
+          <w:rFonts w:eastAsiaTheme="majorEastAsia"/>
+        </w:rPr>
+        <w:t>getAuthHeader</w:t>
+      </w:r>
+      <w:proofErr w:type="spellEnd"/>
+      <w:r>
+        <w:rPr>
+          <w:rStyle w:val="HTML-kd"/>
+          <w:rFonts w:eastAsiaTheme="majorEastAsia"/>
+        </w:rPr>
+        <w:t>() })</w:t>
       </w:r>
     </w:p>
     <w:p>
@@ -12274,22 +15210,56 @@
       <w:r>
         <w:t xml:space="preserve">401: </w:t>
       </w:r>
-      <w:r>
-        <w:rPr>
-          <w:rStyle w:val="HTML-kd"/>
-          <w:rFonts w:eastAsiaTheme="majorEastAsia"/>
-        </w:rPr>
-        <w:t>handleTokenError(res.status)</w:t>
+      <w:proofErr w:type="spellStart"/>
+      <w:r>
+        <w:rPr>
+          <w:rStyle w:val="HTML-kd"/>
+          <w:rFonts w:eastAsiaTheme="majorEastAsia"/>
+        </w:rPr>
+        <w:t>handleTokenError</w:t>
+      </w:r>
+      <w:proofErr w:type="spellEnd"/>
+      <w:r>
+        <w:rPr>
+          <w:rStyle w:val="HTML-kd"/>
+          <w:rFonts w:eastAsiaTheme="majorEastAsia"/>
+        </w:rPr>
+        <w:t>(</w:t>
+      </w:r>
+      <w:proofErr w:type="spellStart"/>
+      <w:r>
+        <w:rPr>
+          <w:rStyle w:val="HTML-kd"/>
+          <w:rFonts w:eastAsiaTheme="majorEastAsia"/>
+        </w:rPr>
+        <w:t>res.status</w:t>
+      </w:r>
+      <w:proofErr w:type="spellEnd"/>
+      <w:r>
+        <w:rPr>
+          <w:rStyle w:val="HTML-kd"/>
+          <w:rFonts w:eastAsiaTheme="majorEastAsia"/>
+        </w:rPr>
+        <w:t>)</w:t>
       </w:r>
       <w:r>
         <w:t xml:space="preserve"> + </w:t>
       </w:r>
-      <w:r>
-        <w:rPr>
-          <w:rStyle w:val="HTML-kd"/>
-          <w:rFonts w:eastAsiaTheme="majorEastAsia"/>
-        </w:rPr>
-        <w:t>navigate("/Login")</w:t>
+      <w:proofErr w:type="spellStart"/>
+      <w:r>
+        <w:rPr>
+          <w:rStyle w:val="HTML-kd"/>
+          <w:rFonts w:eastAsiaTheme="majorEastAsia"/>
+        </w:rPr>
+        <w:t>navigate</w:t>
+      </w:r>
+      <w:proofErr w:type="spellEnd"/>
+      <w:r>
+        <w:rPr>
+          <w:rStyle w:val="HTML-kd"/>
+          <w:rFonts w:eastAsiaTheme="majorEastAsia"/>
+        </w:rPr>
+        <w:t>("/Login")</w:t>
       </w:r>
       <w:r>
         <w:t xml:space="preserve"> + kilép</w:t>
@@ -12300,7 +15270,15 @@
         <w:pStyle w:val="Felsorols1"/>
       </w:pPr>
       <w:r>
-        <w:t>403: alert jogosultsági hiba + kilép</w:t>
+        <w:t xml:space="preserve">403: </w:t>
+      </w:r>
+      <w:proofErr w:type="spellStart"/>
+      <w:r>
+        <w:t>alert</w:t>
+      </w:r>
+      <w:proofErr w:type="spellEnd"/>
+      <w:r>
+        <w:t xml:space="preserve"> jogosultsági hiba + kilép</w:t>
       </w:r>
     </w:p>
     <w:p>
@@ -12320,13 +15298,70 @@
       <w:pPr>
         <w:pStyle w:val="Felsorols1"/>
       </w:pPr>
+      <w:proofErr w:type="spellStart"/>
       <w:r>
         <w:rPr>
           <w:rStyle w:val="HTML-kd"/>
           <w:rFonts w:eastAsiaTheme="majorEastAsia"/>
         </w:rPr>
         <w:lastRenderedPageBreak/>
-        <w:t>setLocalComments(prev =&gt; prev.filter(c =&gt; c.id !== pendingDeleteCommentId))</w:t>
+        <w:t>setLocalComments</w:t>
+      </w:r>
+      <w:proofErr w:type="spellEnd"/>
+      <w:r>
+        <w:rPr>
+          <w:rStyle w:val="HTML-kd"/>
+          <w:rFonts w:eastAsiaTheme="majorEastAsia"/>
+        </w:rPr>
+        <w:t>(</w:t>
+      </w:r>
+      <w:proofErr w:type="spellStart"/>
+      <w:r>
+        <w:rPr>
+          <w:rStyle w:val="HTML-kd"/>
+          <w:rFonts w:eastAsiaTheme="majorEastAsia"/>
+        </w:rPr>
+        <w:t>prev</w:t>
+      </w:r>
+      <w:proofErr w:type="spellEnd"/>
+      <w:r>
+        <w:rPr>
+          <w:rStyle w:val="HTML-kd"/>
+          <w:rFonts w:eastAsiaTheme="majorEastAsia"/>
+        </w:rPr>
+        <w:t xml:space="preserve"> =&gt; </w:t>
+      </w:r>
+      <w:proofErr w:type="spellStart"/>
+      <w:r>
+        <w:rPr>
+          <w:rStyle w:val="HTML-kd"/>
+          <w:rFonts w:eastAsiaTheme="majorEastAsia"/>
+        </w:rPr>
+        <w:t>prev.filter</w:t>
+      </w:r>
+      <w:proofErr w:type="spellEnd"/>
+      <w:r>
+        <w:rPr>
+          <w:rStyle w:val="HTML-kd"/>
+          <w:rFonts w:eastAsiaTheme="majorEastAsia"/>
+        </w:rPr>
+        <w:t xml:space="preserve">(c =&gt; c.id !== </w:t>
+      </w:r>
+      <w:proofErr w:type="spellStart"/>
+      <w:r>
+        <w:rPr>
+          <w:rStyle w:val="HTML-kd"/>
+          <w:rFonts w:eastAsiaTheme="majorEastAsia"/>
+        </w:rPr>
+        <w:t>pendingDeleteCommentId</w:t>
+      </w:r>
+      <w:proofErr w:type="spellEnd"/>
+      <w:r>
+        <w:rPr>
+          <w:rStyle w:val="HTML-kd"/>
+          <w:rFonts w:eastAsiaTheme="majorEastAsia"/>
+        </w:rPr>
+        <w:t>))</w:t>
       </w:r>
     </w:p>
     <w:p>
@@ -12338,32 +15373,71 @@
         <w:spacing w:before="100" w:beforeAutospacing="1" w:after="100" w:afterAutospacing="1" w:line="240" w:lineRule="auto"/>
         <w:jc w:val="left"/>
       </w:pPr>
-      <w:r>
-        <w:t>Modal állapotok visszaállítása:</w:t>
-      </w:r>
-    </w:p>
-    <w:p>
-      <w:pPr>
-        <w:pStyle w:val="Felsorols1"/>
-      </w:pPr>
-      <w:r>
-        <w:rPr>
-          <w:rStyle w:val="HTML-kd"/>
-          <w:rFonts w:eastAsiaTheme="majorEastAsia"/>
-        </w:rPr>
-        <w:t>setShowDeleteModal(false)</w:t>
-      </w:r>
-    </w:p>
-    <w:p>
-      <w:pPr>
-        <w:pStyle w:val="Felsorols1"/>
-      </w:pPr>
-      <w:r>
-        <w:rPr>
-          <w:rStyle w:val="HTML-kd"/>
-          <w:rFonts w:eastAsiaTheme="majorEastAsia"/>
-        </w:rPr>
-        <w:t>setPendingDeleteCommentId(null)</w:t>
+      <w:proofErr w:type="spellStart"/>
+      <w:r>
+        <w:t>Modal</w:t>
+      </w:r>
+      <w:proofErr w:type="spellEnd"/>
+      <w:r>
+        <w:t xml:space="preserve"> állapotok visszaállítása:</w:t>
+      </w:r>
+    </w:p>
+    <w:p>
+      <w:pPr>
+        <w:pStyle w:val="Felsorols1"/>
+      </w:pPr>
+      <w:proofErr w:type="spellStart"/>
+      <w:r>
+        <w:rPr>
+          <w:rStyle w:val="HTML-kd"/>
+          <w:rFonts w:eastAsiaTheme="majorEastAsia"/>
+        </w:rPr>
+        <w:t>setShowDeleteModal</w:t>
+      </w:r>
+      <w:proofErr w:type="spellEnd"/>
+      <w:r>
+        <w:rPr>
+          <w:rStyle w:val="HTML-kd"/>
+          <w:rFonts w:eastAsiaTheme="majorEastAsia"/>
+        </w:rPr>
+        <w:t>(</w:t>
+      </w:r>
+      <w:proofErr w:type="spellStart"/>
+      <w:r>
+        <w:rPr>
+          <w:rStyle w:val="HTML-kd"/>
+          <w:rFonts w:eastAsiaTheme="majorEastAsia"/>
+        </w:rPr>
+        <w:t>false</w:t>
+      </w:r>
+      <w:proofErr w:type="spellEnd"/>
+      <w:r>
+        <w:rPr>
+          <w:rStyle w:val="HTML-kd"/>
+          <w:rFonts w:eastAsiaTheme="majorEastAsia"/>
+        </w:rPr>
+        <w:t>)</w:t>
+      </w:r>
+    </w:p>
+    <w:p>
+      <w:pPr>
+        <w:pStyle w:val="Felsorols1"/>
+      </w:pPr>
+      <w:proofErr w:type="spellStart"/>
+      <w:r>
+        <w:rPr>
+          <w:rStyle w:val="HTML-kd"/>
+          <w:rFonts w:eastAsiaTheme="majorEastAsia"/>
+        </w:rPr>
+        <w:t>setPendingDeleteCommentId</w:t>
+      </w:r>
+      <w:proofErr w:type="spellEnd"/>
+      <w:r>
+        <w:rPr>
+          <w:rStyle w:val="HTML-kd"/>
+          <w:rFonts w:eastAsiaTheme="majorEastAsia"/>
+        </w:rPr>
+        <w:t>(null)</w:t>
       </w:r>
     </w:p>
     <w:p>
@@ -12375,6 +15449,7 @@
         <w:spacing w:before="100" w:beforeAutospacing="1" w:after="100" w:afterAutospacing="1" w:line="240" w:lineRule="auto"/>
         <w:jc w:val="left"/>
       </w:pPr>
+      <w:proofErr w:type="spellStart"/>
       <w:r>
         <w:rPr>
           <w:rStyle w:val="HTML-kd"/>
@@ -12382,6 +15457,7 @@
         </w:rPr>
         <w:t>finally</w:t>
       </w:r>
+      <w:proofErr w:type="spellEnd"/>
       <w:r>
         <w:t xml:space="preserve"> ág:</w:t>
       </w:r>
@@ -12396,6 +15472,7 @@
           <w:szCs w:val="22"/>
         </w:rPr>
       </w:pPr>
+      <w:proofErr w:type="spellStart"/>
       <w:r>
         <w:rPr>
           <w:rStyle w:val="HTML-kd"/>
@@ -12403,7 +15480,37 @@
           <w:sz w:val="24"/>
           <w:szCs w:val="22"/>
         </w:rPr>
-        <w:t>setDeleteLoading(false)</w:t>
+        <w:t>setDeleteLoading</w:t>
+      </w:r>
+      <w:proofErr w:type="spellEnd"/>
+      <w:r>
+        <w:rPr>
+          <w:rStyle w:val="HTML-kd"/>
+          <w:rFonts w:ascii="Times New Roman" w:eastAsiaTheme="minorHAnsi" w:hAnsi="Times New Roman" w:cstheme="minorHAnsi"/>
+          <w:sz w:val="24"/>
+          <w:szCs w:val="22"/>
+        </w:rPr>
+        <w:t>(</w:t>
+      </w:r>
+      <w:proofErr w:type="spellStart"/>
+      <w:r>
+        <w:rPr>
+          <w:rStyle w:val="HTML-kd"/>
+          <w:rFonts w:ascii="Times New Roman" w:eastAsiaTheme="minorHAnsi" w:hAnsi="Times New Roman" w:cstheme="minorHAnsi"/>
+          <w:sz w:val="24"/>
+          <w:szCs w:val="22"/>
+        </w:rPr>
+        <w:t>false</w:t>
+      </w:r>
+      <w:proofErr w:type="spellEnd"/>
+      <w:r>
+        <w:rPr>
+          <w:rStyle w:val="HTML-kd"/>
+          <w:rFonts w:ascii="Times New Roman" w:eastAsiaTheme="minorHAnsi" w:hAnsi="Times New Roman" w:cstheme="minorHAnsi"/>
+          <w:sz w:val="24"/>
+          <w:szCs w:val="22"/>
+        </w:rPr>
+        <w:t>)</w:t>
       </w:r>
     </w:p>
     <w:p>
@@ -12444,7 +15551,23 @@
         <w:t>regisztrációs űrlap</w:t>
       </w:r>
       <w:r>
-        <w:t xml:space="preserve"> (React + react-bootstrap), amely az alábbi fő funkciókat valósítja meg:</w:t>
+        <w:t xml:space="preserve"> (</w:t>
+      </w:r>
+      <w:proofErr w:type="spellStart"/>
+      <w:r>
+        <w:t>React</w:t>
+      </w:r>
+      <w:proofErr w:type="spellEnd"/>
+      <w:r>
+        <w:t xml:space="preserve"> + </w:t>
+      </w:r>
+      <w:proofErr w:type="spellStart"/>
+      <w:r>
+        <w:t>react-bootstrap</w:t>
+      </w:r>
+      <w:proofErr w:type="spellEnd"/>
+      <w:r>
+        <w:t>), amely az alábbi fő funkciókat valósítja meg:</w:t>
       </w:r>
     </w:p>
     <w:p>
@@ -12458,21 +15581,37 @@
         <w:rPr>
           <w:rStyle w:val="Kiemels2"/>
         </w:rPr>
-        <w:t>felhasználónév, email, jelszó, jelszó mégegyszer</w:t>
-      </w:r>
-    </w:p>
-    <w:p>
-      <w:pPr>
-        <w:pStyle w:val="Felsorols1"/>
-      </w:pPr>
+        <w:t xml:space="preserve">felhasználónév, email, jelszó, jelszó </w:t>
+      </w:r>
+      <w:proofErr w:type="spellStart"/>
       <w:r>
         <w:rPr>
           <w:rStyle w:val="Kiemels2"/>
         </w:rPr>
+        <w:t>mégegyszer</w:t>
+      </w:r>
+      <w:proofErr w:type="spellEnd"/>
+    </w:p>
+    <w:p>
+      <w:pPr>
+        <w:pStyle w:val="Felsorols1"/>
+      </w:pPr>
+      <w:r>
+        <w:rPr>
+          <w:rStyle w:val="Kiemels2"/>
+        </w:rPr>
         <w:t>ÁSZF/adatkezelés elfogadása</w:t>
       </w:r>
       <w:r>
-        <w:t xml:space="preserve"> checkbox (kötelező)</w:t>
+        <w:t xml:space="preserve"> </w:t>
+      </w:r>
+      <w:proofErr w:type="spellStart"/>
+      <w:r>
+        <w:t>checkbox</w:t>
+      </w:r>
+      <w:proofErr w:type="spellEnd"/>
+      <w:r>
+        <w:t xml:space="preserve"> (kötelező)</w:t>
       </w:r>
     </w:p>
     <w:p>
@@ -12489,7 +15628,23 @@
         <w:t>megjelenítés/elrejtés</w:t>
       </w:r>
       <w:r>
-        <w:t xml:space="preserve"> (Eye / EyeSlash ikon)</w:t>
+        <w:t xml:space="preserve"> (</w:t>
+      </w:r>
+      <w:proofErr w:type="spellStart"/>
+      <w:r>
+        <w:t>Eye</w:t>
+      </w:r>
+      <w:proofErr w:type="spellEnd"/>
+      <w:r>
+        <w:t xml:space="preserve"> / </w:t>
+      </w:r>
+      <w:proofErr w:type="spellStart"/>
+      <w:r>
+        <w:t>EyeSlash</w:t>
+      </w:r>
+      <w:proofErr w:type="spellEnd"/>
+      <w:r>
+        <w:t xml:space="preserve"> ikon)</w:t>
       </w:r>
     </w:p>
     <w:p>
@@ -12499,12 +15654,14 @@
       <w:r>
         <w:t xml:space="preserve">ÁSZF tartalom megnyitása </w:t>
       </w:r>
+      <w:proofErr w:type="spellStart"/>
       <w:r>
         <w:rPr>
           <w:rStyle w:val="Kiemels2"/>
         </w:rPr>
         <w:t>Modal</w:t>
       </w:r>
+      <w:proofErr w:type="spellEnd"/>
       <w:r>
         <w:t xml:space="preserve"> ablakban</w:t>
       </w:r>
@@ -12516,12 +15673,53 @@
       <w:r>
         <w:t xml:space="preserve">Regisztráció elküldése </w:t>
       </w:r>
+      <w:proofErr w:type="spellStart"/>
       <w:r>
         <w:rPr>
           <w:rStyle w:val="HTML-kd"/>
           <w:rFonts w:eastAsiaTheme="minorHAnsi"/>
         </w:rPr>
-        <w:t>axios.post("http://localhost:3001/api/register", ...)</w:t>
+        <w:t>axios.post</w:t>
+      </w:r>
+      <w:proofErr w:type="spellEnd"/>
+      <w:r>
+        <w:rPr>
+          <w:rStyle w:val="HTML-kd"/>
+          <w:rFonts w:eastAsiaTheme="minorHAnsi"/>
+        </w:rPr>
+        <w:t>("http://localhost:3001/</w:t>
+      </w:r>
+      <w:proofErr w:type="spellStart"/>
+      <w:r>
+        <w:rPr>
+          <w:rStyle w:val="HTML-kd"/>
+          <w:rFonts w:eastAsiaTheme="minorHAnsi"/>
+        </w:rPr>
+        <w:t>api</w:t>
+      </w:r>
+      <w:proofErr w:type="spellEnd"/>
+      <w:r>
+        <w:rPr>
+          <w:rStyle w:val="HTML-kd"/>
+          <w:rFonts w:eastAsiaTheme="minorHAnsi"/>
+        </w:rPr>
+        <w:t>/</w:t>
+      </w:r>
+      <w:proofErr w:type="spellStart"/>
+      <w:r>
+        <w:rPr>
+          <w:rStyle w:val="HTML-kd"/>
+          <w:rFonts w:eastAsiaTheme="minorHAnsi"/>
+        </w:rPr>
+        <w:t>register</w:t>
+      </w:r>
+      <w:proofErr w:type="spellEnd"/>
+      <w:r>
+        <w:rPr>
+          <w:rStyle w:val="HTML-kd"/>
+          <w:rFonts w:eastAsiaTheme="minorHAnsi"/>
+        </w:rPr>
+        <w:t>", ...)</w:t>
       </w:r>
       <w:r>
         <w:t xml:space="preserve"> hívással</w:t>
@@ -12534,6 +15732,7 @@
       <w:r>
         <w:t xml:space="preserve">Felhasználói visszajelzés </w:t>
       </w:r>
+      <w:proofErr w:type="spellStart"/>
       <w:r>
         <w:rPr>
           <w:rStyle w:val="HTML-kd"/>
@@ -12541,15 +15740,18 @@
         </w:rPr>
         <w:t>message</w:t>
       </w:r>
+      <w:proofErr w:type="spellEnd"/>
       <w:r>
         <w:t xml:space="preserve"> állapoton keresztül, </w:t>
       </w:r>
+      <w:proofErr w:type="spellStart"/>
       <w:r>
         <w:rPr>
           <w:rStyle w:val="Kiemels2"/>
         </w:rPr>
         <w:t>Alert</w:t>
       </w:r>
+      <w:proofErr w:type="spellEnd"/>
       <w:r>
         <w:t xml:space="preserve"> komponensben</w:t>
       </w:r>
@@ -12646,7 +15848,15 @@
         <w:pStyle w:val="Cmsor4"/>
       </w:pPr>
       <w:r>
-        <w:t>Fekete doboz tesztelés (Black-box)</w:t>
+        <w:t>Fekete doboz tesztelés (Black-</w:t>
+      </w:r>
+      <w:proofErr w:type="spellStart"/>
+      <w:r>
+        <w:t>box</w:t>
+      </w:r>
+      <w:proofErr w:type="spellEnd"/>
+      <w:r>
+        <w:t>)</w:t>
       </w:r>
     </w:p>
     <w:p>
@@ -12705,7 +15915,15 @@
         <w:pStyle w:val="Cmsor4"/>
       </w:pPr>
       <w:r>
-        <w:t>Fehér doboz tesztelés (White-box)</w:t>
+        <w:t>Fehér doboz tesztelés (White-</w:t>
+      </w:r>
+      <w:proofErr w:type="spellStart"/>
+      <w:r>
+        <w:t>box</w:t>
+      </w:r>
+      <w:proofErr w:type="spellEnd"/>
+      <w:r>
+        <w:t>)</w:t>
       </w:r>
     </w:p>
     <w:p>
@@ -12720,22 +15938,88 @@
       <w:r>
         <w:t xml:space="preserve">az </w:t>
       </w:r>
+      <w:proofErr w:type="spellStart"/>
       <w:r>
         <w:rPr>
           <w:rStyle w:val="HTML-kd"/>
           <w:rFonts w:eastAsiaTheme="minorHAnsi"/>
         </w:rPr>
-        <w:t>if (!accepted)</w:t>
+        <w:t>if</w:t>
+      </w:r>
+      <w:proofErr w:type="spellEnd"/>
+      <w:r>
+        <w:rPr>
+          <w:rStyle w:val="HTML-kd"/>
+          <w:rFonts w:eastAsiaTheme="minorHAnsi"/>
+        </w:rPr>
+        <w:t xml:space="preserve"> (!</w:t>
+      </w:r>
+      <w:proofErr w:type="spellStart"/>
+      <w:r>
+        <w:rPr>
+          <w:rStyle w:val="HTML-kd"/>
+          <w:rFonts w:eastAsiaTheme="minorHAnsi"/>
+        </w:rPr>
+        <w:t>accepted</w:t>
+      </w:r>
+      <w:proofErr w:type="spellEnd"/>
+      <w:r>
+        <w:rPr>
+          <w:rStyle w:val="HTML-kd"/>
+          <w:rFonts w:eastAsiaTheme="minorHAnsi"/>
+        </w:rPr>
+        <w:t>)</w:t>
       </w:r>
       <w:r>
         <w:t xml:space="preserve"> és </w:t>
       </w:r>
+      <w:proofErr w:type="spellStart"/>
       <w:r>
         <w:rPr>
           <w:rStyle w:val="HTML-kd"/>
           <w:rFonts w:eastAsiaTheme="minorHAnsi"/>
         </w:rPr>
-        <w:t>if (password !== confirm)</w:t>
+        <w:t>if</w:t>
+      </w:r>
+      <w:proofErr w:type="spellEnd"/>
+      <w:r>
+        <w:rPr>
+          <w:rStyle w:val="HTML-kd"/>
+          <w:rFonts w:eastAsiaTheme="minorHAnsi"/>
+        </w:rPr>
+        <w:t xml:space="preserve"> (</w:t>
+      </w:r>
+      <w:proofErr w:type="spellStart"/>
+      <w:r>
+        <w:rPr>
+          <w:rStyle w:val="HTML-kd"/>
+          <w:rFonts w:eastAsiaTheme="minorHAnsi"/>
+        </w:rPr>
+        <w:t>password</w:t>
+      </w:r>
+      <w:proofErr w:type="spellEnd"/>
+      <w:r>
+        <w:rPr>
+          <w:rStyle w:val="HTML-kd"/>
+          <w:rFonts w:eastAsiaTheme="minorHAnsi"/>
+        </w:rPr>
+        <w:t xml:space="preserve"> !== </w:t>
+      </w:r>
+      <w:proofErr w:type="spellStart"/>
+      <w:r>
+        <w:rPr>
+          <w:rStyle w:val="HTML-kd"/>
+          <w:rFonts w:eastAsiaTheme="minorHAnsi"/>
+        </w:rPr>
+        <w:t>confirm</w:t>
+      </w:r>
+      <w:proofErr w:type="spellEnd"/>
+      <w:r>
+        <w:rPr>
+          <w:rStyle w:val="HTML-kd"/>
+          <w:rFonts w:eastAsiaTheme="minorHAnsi"/>
+        </w:rPr>
+        <w:t>)</w:t>
       </w:r>
       <w:r>
         <w:t xml:space="preserve"> ágak lefedése,</w:t>
@@ -12748,13 +16032,31 @@
       <w:r>
         <w:t xml:space="preserve">a </w:t>
       </w:r>
+      <w:proofErr w:type="spellStart"/>
       <w:r>
         <w:rPr>
           <w:rStyle w:val="HTML-kd"/>
           <w:rFonts w:eastAsiaTheme="minorHAnsi"/>
         </w:rPr>
-        <w:t>try/catch</w:t>
-      </w:r>
+        <w:t>try</w:t>
+      </w:r>
+      <w:proofErr w:type="spellEnd"/>
+      <w:r>
+        <w:rPr>
+          <w:rStyle w:val="HTML-kd"/>
+          <w:rFonts w:eastAsiaTheme="minorHAnsi"/>
+        </w:rPr>
+        <w:t>/</w:t>
+      </w:r>
+      <w:proofErr w:type="spellStart"/>
+      <w:r>
+        <w:rPr>
+          <w:rStyle w:val="HTML-kd"/>
+          <w:rFonts w:eastAsiaTheme="minorHAnsi"/>
+        </w:rPr>
+        <w:t>catch</w:t>
+      </w:r>
+      <w:proofErr w:type="spellEnd"/>
       <w:r>
         <w:t xml:space="preserve"> ágak lefedése,</w:t>
       </w:r>
@@ -12771,10 +16073,59 @@
           <w:rStyle w:val="HTML-kd"/>
           <w:rFonts w:eastAsiaTheme="minorHAnsi"/>
         </w:rPr>
-        <w:t>err.response?.data?.message</w:t>
-      </w:r>
-      <w:r>
-        <w:t xml:space="preserve"> fallback logika ellenőrzése,</w:t>
+        <w:t>err.</w:t>
+      </w:r>
+      <w:proofErr w:type="spellStart"/>
+      <w:r>
+        <w:rPr>
+          <w:rStyle w:val="HTML-kd"/>
+          <w:rFonts w:eastAsiaTheme="minorHAnsi"/>
+        </w:rPr>
+        <w:t>response</w:t>
+      </w:r>
+      <w:proofErr w:type="spellEnd"/>
+      <w:r>
+        <w:rPr>
+          <w:rStyle w:val="HTML-kd"/>
+          <w:rFonts w:eastAsiaTheme="minorHAnsi"/>
+        </w:rPr>
+        <w:t>?.</w:t>
+      </w:r>
+      <w:proofErr w:type="spellStart"/>
+      <w:r>
+        <w:rPr>
+          <w:rStyle w:val="HTML-kd"/>
+          <w:rFonts w:eastAsiaTheme="minorHAnsi"/>
+        </w:rPr>
+        <w:t>data</w:t>
+      </w:r>
+      <w:proofErr w:type="spellEnd"/>
+      <w:r>
+        <w:rPr>
+          <w:rStyle w:val="HTML-kd"/>
+          <w:rFonts w:eastAsiaTheme="minorHAnsi"/>
+        </w:rPr>
+        <w:t>?.</w:t>
+      </w:r>
+      <w:proofErr w:type="spellStart"/>
+      <w:r>
+        <w:rPr>
+          <w:rStyle w:val="HTML-kd"/>
+          <w:rFonts w:eastAsiaTheme="minorHAnsi"/>
+        </w:rPr>
+        <w:t>message</w:t>
+      </w:r>
+      <w:proofErr w:type="spellEnd"/>
+      <w:r>
+        <w:t xml:space="preserve"> </w:t>
+      </w:r>
+      <w:proofErr w:type="spellStart"/>
+      <w:r>
+        <w:t>fallback</w:t>
+      </w:r>
+      <w:proofErr w:type="spellEnd"/>
+      <w:r>
+        <w:t xml:space="preserve"> logika ellenőrzése,</w:t>
       </w:r>
     </w:p>
     <w:p>
@@ -12784,6 +16135,7 @@
       <w:r>
         <w:t>állapotváltozások (</w:t>
       </w:r>
+      <w:proofErr w:type="spellStart"/>
       <w:r>
         <w:rPr>
           <w:rStyle w:val="HTML-kd"/>
@@ -12791,9 +16143,11 @@
         </w:rPr>
         <w:t>setMessage</w:t>
       </w:r>
+      <w:proofErr w:type="spellEnd"/>
       <w:r>
         <w:t xml:space="preserve">, </w:t>
       </w:r>
+      <w:proofErr w:type="spellStart"/>
       <w:r>
         <w:rPr>
           <w:rStyle w:val="HTML-kd"/>
@@ -12801,9 +16155,11 @@
         </w:rPr>
         <w:t>setAccepted</w:t>
       </w:r>
+      <w:proofErr w:type="spellEnd"/>
       <w:r>
         <w:t xml:space="preserve">, </w:t>
       </w:r>
+      <w:proofErr w:type="spellStart"/>
       <w:r>
         <w:rPr>
           <w:rStyle w:val="HTML-kd"/>
@@ -12811,6 +16167,7 @@
         </w:rPr>
         <w:t>setShowAszf</w:t>
       </w:r>
+      <w:proofErr w:type="spellEnd"/>
       <w:r>
         <w:t>, jelszó megjelenítések) követése.</w:t>
       </w:r>
@@ -12848,7 +16205,15 @@
         <w:pStyle w:val="Felsorols1"/>
       </w:pPr>
       <w:r>
-        <w:t>Frontend futtatás: React fejlesztői szerver</w:t>
+        <w:t xml:space="preserve">Frontend futtatás: </w:t>
+      </w:r>
+      <w:proofErr w:type="spellStart"/>
+      <w:r>
+        <w:t>React</w:t>
+      </w:r>
+      <w:proofErr w:type="spellEnd"/>
+      <w:r>
+        <w:t xml:space="preserve"> fejlesztői szerver</w:t>
       </w:r>
     </w:p>
     <w:p>
@@ -12967,7 +16332,15 @@
         <w:pStyle w:val="Felsorols1"/>
       </w:pPr>
       <w:r>
-        <w:t>Backend fut és a megadott email/username még nem foglalt.</w:t>
+        <w:t>Backend fut és a megadott email/</w:t>
+      </w:r>
+      <w:proofErr w:type="spellStart"/>
+      <w:r>
+        <w:t>username</w:t>
+      </w:r>
+      <w:proofErr w:type="spellEnd"/>
+      <w:r>
+        <w:t xml:space="preserve"> még nem foglalt.</w:t>
       </w:r>
     </w:p>
     <w:p>
@@ -13028,7 +16401,15 @@
         <w:pStyle w:val="Felsorols1"/>
       </w:pPr>
       <w:r>
-        <w:t xml:space="preserve">Jelszó mégegyszer mezőbe beír: </w:t>
+        <w:t xml:space="preserve">Jelszó </w:t>
+      </w:r>
+      <w:proofErr w:type="spellStart"/>
+      <w:r>
+        <w:t>mégegyszer</w:t>
+      </w:r>
+      <w:proofErr w:type="spellEnd"/>
+      <w:r>
+        <w:t xml:space="preserve"> mezőbe beír: </w:t>
       </w:r>
       <w:r>
         <w:rPr>
@@ -13043,7 +16424,15 @@
         <w:pStyle w:val="Felsorols1"/>
       </w:pPr>
       <w:r>
-        <w:t>ÁSZF checkbox bepipálása</w:t>
+        <w:t xml:space="preserve">ÁSZF </w:t>
+      </w:r>
+      <w:proofErr w:type="spellStart"/>
+      <w:r>
+        <w:t>checkbox</w:t>
+      </w:r>
+      <w:proofErr w:type="spellEnd"/>
+      <w:r>
+        <w:t xml:space="preserve"> bepipálása</w:t>
       </w:r>
     </w:p>
     <w:p>
@@ -13069,13 +16458,31 @@
       <w:r>
         <w:t>A kliensoldali ellenőrzések átmennek (</w:t>
       </w:r>
+      <w:proofErr w:type="spellStart"/>
       <w:r>
         <w:rPr>
           <w:rStyle w:val="HTML-kd"/>
           <w:rFonts w:eastAsiaTheme="minorHAnsi"/>
         </w:rPr>
-        <w:t>accepted = true</w:t>
-      </w:r>
+        <w:t>accepted</w:t>
+      </w:r>
+      <w:proofErr w:type="spellEnd"/>
+      <w:r>
+        <w:rPr>
+          <w:rStyle w:val="HTML-kd"/>
+          <w:rFonts w:eastAsiaTheme="minorHAnsi"/>
+        </w:rPr>
+        <w:t xml:space="preserve"> = </w:t>
+      </w:r>
+      <w:proofErr w:type="spellStart"/>
+      <w:r>
+        <w:rPr>
+          <w:rStyle w:val="HTML-kd"/>
+          <w:rFonts w:eastAsiaTheme="minorHAnsi"/>
+        </w:rPr>
+        <w:t>true</w:t>
+      </w:r>
+      <w:proofErr w:type="spellEnd"/>
       <w:r>
         <w:t>, jelszók egyeznek)</w:t>
       </w:r>
@@ -13084,6 +16491,7 @@
       <w:pPr>
         <w:pStyle w:val="Felsorols1"/>
       </w:pPr>
+      <w:proofErr w:type="spellStart"/>
       <w:r>
         <w:rPr>
           <w:rStyle w:val="HTML-kd"/>
@@ -13091,9 +16499,23 @@
         </w:rPr>
         <w:t>axios.post</w:t>
       </w:r>
-      <w:r>
-        <w:t xml:space="preserve"> elküldi: username, email, password</w:t>
-      </w:r>
+      <w:proofErr w:type="spellEnd"/>
+      <w:r>
+        <w:t xml:space="preserve"> elküldi: </w:t>
+      </w:r>
+      <w:proofErr w:type="spellStart"/>
+      <w:r>
+        <w:t>username</w:t>
+      </w:r>
+      <w:proofErr w:type="spellEnd"/>
+      <w:r>
+        <w:t xml:space="preserve">, email, </w:t>
+      </w:r>
+      <w:proofErr w:type="spellStart"/>
+      <w:r>
+        <w:t>password</w:t>
+      </w:r>
+      <w:proofErr w:type="spellEnd"/>
     </w:p>
     <w:p>
       <w:pPr>
@@ -13102,12 +16524,21 @@
       <w:r>
         <w:t xml:space="preserve">Siker esetén </w:t>
       </w:r>
+      <w:proofErr w:type="spellStart"/>
       <w:r>
         <w:rPr>
           <w:rStyle w:val="HTML-kd"/>
           <w:rFonts w:eastAsiaTheme="minorHAnsi"/>
         </w:rPr>
-        <w:t>setMessage("Sikeres regisztráció! Most jelentkezz be.")</w:t>
+        <w:t>setMessage</w:t>
+      </w:r>
+      <w:proofErr w:type="spellEnd"/>
+      <w:r>
+        <w:rPr>
+          <w:rStyle w:val="HTML-kd"/>
+          <w:rFonts w:eastAsiaTheme="minorHAnsi"/>
+        </w:rPr>
+        <w:t>("Sikeres regisztráció! Most jelentkezz be.")</w:t>
       </w:r>
     </w:p>
     <w:p>
@@ -13151,13 +16582,28 @@
         <w:rPr>
           <w:rStyle w:val="Kiemels2"/>
         </w:rPr>
-        <w:t>Megjegyzés (white-box lefedés):</w:t>
-      </w:r>
-    </w:p>
-    <w:p>
-      <w:pPr>
-        <w:pStyle w:val="Felsorols1"/>
-      </w:pPr>
+        <w:t>Megjegyzés (</w:t>
+      </w:r>
+      <w:proofErr w:type="spellStart"/>
+      <w:r>
+        <w:rPr>
+          <w:rStyle w:val="Kiemels2"/>
+        </w:rPr>
+        <w:t>white-box</w:t>
+      </w:r>
+      <w:proofErr w:type="spellEnd"/>
+      <w:r>
+        <w:rPr>
+          <w:rStyle w:val="Kiemels2"/>
+        </w:rPr>
+        <w:t xml:space="preserve"> lefedés):</w:t>
+      </w:r>
+    </w:p>
+    <w:p>
+      <w:pPr>
+        <w:pStyle w:val="Felsorols1"/>
+      </w:pPr>
+      <w:proofErr w:type="spellStart"/>
       <w:r>
         <w:rPr>
           <w:rStyle w:val="HTML-kd"/>
@@ -13166,9 +16612,11 @@
         <w:lastRenderedPageBreak/>
         <w:t>try</w:t>
       </w:r>
+      <w:proofErr w:type="spellEnd"/>
       <w:r>
         <w:t xml:space="preserve"> ág lefut, </w:t>
       </w:r>
+      <w:proofErr w:type="spellStart"/>
       <w:r>
         <w:rPr>
           <w:rStyle w:val="HTML-kd"/>
@@ -13176,6 +16624,7 @@
         </w:rPr>
         <w:t>catch</w:t>
       </w:r>
+      <w:proofErr w:type="spellEnd"/>
       <w:r>
         <w:t xml:space="preserve"> nem.</w:t>
       </w:r>
@@ -13197,7 +16646,15 @@
       </w:r>
       <w:r>
         <w:br/>
-        <w:t>Mert ez a legfontosabb felhasználói folyamat: ha a helyes regisztráció nem működik, az egész funkció használhatatlan. Ez igazolja, hogy normál körülmények között a rendszer rendeltetésszerűen működik.</w:t>
+        <w:t xml:space="preserve">Mert ez a legfontosabb felhasználói folyamat: ha a helyes regisztráció nem működik, az egész funkció használhatatlan. Ez igazolja, hogy normál körülmények között a rendszer </w:t>
+      </w:r>
+      <w:proofErr w:type="spellStart"/>
+      <w:r>
+        <w:t>rendeltetésszerűen</w:t>
+      </w:r>
+      <w:proofErr w:type="spellEnd"/>
+      <w:r>
+        <w:t xml:space="preserve"> működik.</w:t>
       </w:r>
     </w:p>
     <w:p>
@@ -13287,7 +16744,15 @@
         <w:pStyle w:val="Felsorols1"/>
       </w:pPr>
       <w:r>
-        <w:t xml:space="preserve">Jelszó mégegyszer: </w:t>
+        <w:t xml:space="preserve">Jelszó </w:t>
+      </w:r>
+      <w:proofErr w:type="spellStart"/>
+      <w:r>
+        <w:t>mégegyszer</w:t>
+      </w:r>
+      <w:proofErr w:type="spellEnd"/>
+      <w:r>
+        <w:t xml:space="preserve">: </w:t>
       </w:r>
       <w:r>
         <w:rPr>
@@ -13302,8 +16767,13 @@
         <w:pStyle w:val="Felsorols1"/>
       </w:pPr>
       <w:r>
-        <w:t>Nem pipálja be a checkboxot</w:t>
-      </w:r>
+        <w:t xml:space="preserve">Nem pipálja be a </w:t>
+      </w:r>
+      <w:proofErr w:type="spellStart"/>
+      <w:r>
+        <w:t>checkboxot</w:t>
+      </w:r>
+      <w:proofErr w:type="spellEnd"/>
     </w:p>
     <w:p>
       <w:pPr>
@@ -13328,21 +16798,48 @@
       <w:r>
         <w:t xml:space="preserve">A “Regisztrálok” gomb </w:t>
       </w:r>
+      <w:proofErr w:type="spellStart"/>
       <w:r>
         <w:rPr>
           <w:rStyle w:val="Kiemels2"/>
         </w:rPr>
         <w:t>disabled</w:t>
       </w:r>
+      <w:proofErr w:type="spellEnd"/>
       <w:r>
         <w:t xml:space="preserve">, mert </w:t>
       </w:r>
+      <w:proofErr w:type="spellStart"/>
       <w:r>
         <w:rPr>
           <w:rStyle w:val="HTML-kd"/>
           <w:rFonts w:eastAsiaTheme="minorHAnsi"/>
         </w:rPr>
-        <w:t>disabled={!accepted}</w:t>
+        <w:t>disabled</w:t>
+      </w:r>
+      <w:proofErr w:type="spellEnd"/>
+      <w:r>
+        <w:rPr>
+          <w:rStyle w:val="HTML-kd"/>
+          <w:rFonts w:eastAsiaTheme="minorHAnsi"/>
+        </w:rPr>
+        <w:t>={!</w:t>
+      </w:r>
+      <w:proofErr w:type="spellStart"/>
+      <w:r>
+        <w:rPr>
+          <w:rStyle w:val="HTML-kd"/>
+          <w:rFonts w:eastAsiaTheme="minorHAnsi"/>
+        </w:rPr>
+        <w:t>accepted</w:t>
+      </w:r>
+      <w:proofErr w:type="spellEnd"/>
+      <w:r>
+        <w:rPr>
+          <w:rStyle w:val="HTML-kd"/>
+          <w:rFonts w:eastAsiaTheme="minorHAnsi"/>
+        </w:rPr>
+        <w:t>}</w:t>
       </w:r>
       <w:r>
         <w:t xml:space="preserve"> → alapból nem kattintható.</w:t>
@@ -13353,8 +16850,17 @@
         <w:pStyle w:val="Felsorols1"/>
       </w:pPr>
       <w:r>
-        <w:t xml:space="preserve">Ha mégis bekövetkezik submit (pl. billentyűzettel/fejlesztői eszközzel), akkor a </w:t>
-      </w:r>
+        <w:t xml:space="preserve">Ha mégis bekövetkezik </w:t>
+      </w:r>
+      <w:proofErr w:type="spellStart"/>
+      <w:r>
+        <w:t>submit</w:t>
+      </w:r>
+      <w:proofErr w:type="spellEnd"/>
+      <w:r>
+        <w:t xml:space="preserve"> (pl. billentyűzettel/fejlesztői eszközzel), akkor a </w:t>
+      </w:r>
+      <w:proofErr w:type="spellStart"/>
       <w:r>
         <w:rPr>
           <w:rStyle w:val="HTML-kd"/>
@@ -13362,6 +16868,7 @@
         </w:rPr>
         <w:t>handleSubmit</w:t>
       </w:r>
+      <w:proofErr w:type="spellEnd"/>
       <w:r>
         <w:t xml:space="preserve"> elején:</w:t>
       </w:r>
@@ -13370,12 +16877,85 @@
       <w:pPr>
         <w:pStyle w:val="Felsorols1"/>
       </w:pPr>
+      <w:proofErr w:type="spellStart"/>
       <w:r>
         <w:rPr>
           <w:rStyle w:val="HTML-kd"/>
           <w:rFonts w:eastAsiaTheme="minorHAnsi"/>
         </w:rPr>
-        <w:t>if (!accepted) return setMessage("Kérlek fogadd el az ÁSZF-et és az adatkezelési tájékoztatót!");</w:t>
+        <w:t>if</w:t>
+      </w:r>
+      <w:proofErr w:type="spellEnd"/>
+      <w:r>
+        <w:rPr>
+          <w:rStyle w:val="HTML-kd"/>
+          <w:rFonts w:eastAsiaTheme="minorHAnsi"/>
+        </w:rPr>
+        <w:t xml:space="preserve"> (!</w:t>
+      </w:r>
+      <w:proofErr w:type="spellStart"/>
+      <w:r>
+        <w:rPr>
+          <w:rStyle w:val="HTML-kd"/>
+          <w:rFonts w:eastAsiaTheme="minorHAnsi"/>
+        </w:rPr>
+        <w:t>accepted</w:t>
+      </w:r>
+      <w:proofErr w:type="spellEnd"/>
+      <w:r>
+        <w:rPr>
+          <w:rStyle w:val="HTML-kd"/>
+          <w:rFonts w:eastAsiaTheme="minorHAnsi"/>
+        </w:rPr>
+        <w:t xml:space="preserve">) </w:t>
+      </w:r>
+      <w:proofErr w:type="spellStart"/>
+      <w:r>
+        <w:rPr>
+          <w:rStyle w:val="HTML-kd"/>
+          <w:rFonts w:eastAsiaTheme="minorHAnsi"/>
+        </w:rPr>
+        <w:t>return</w:t>
+      </w:r>
+      <w:proofErr w:type="spellEnd"/>
+      <w:r>
+        <w:rPr>
+          <w:rStyle w:val="HTML-kd"/>
+          <w:rFonts w:eastAsiaTheme="minorHAnsi"/>
+        </w:rPr>
+        <w:t xml:space="preserve"> </w:t>
+      </w:r>
+      <w:proofErr w:type="spellStart"/>
+      <w:r>
+        <w:rPr>
+          <w:rStyle w:val="HTML-kd"/>
+          <w:rFonts w:eastAsiaTheme="minorHAnsi"/>
+        </w:rPr>
+        <w:t>setMessage</w:t>
+      </w:r>
+      <w:proofErr w:type="spellEnd"/>
+      <w:r>
+        <w:rPr>
+          <w:rStyle w:val="HTML-kd"/>
+          <w:rFonts w:eastAsiaTheme="minorHAnsi"/>
+        </w:rPr>
+        <w:t>("Kérlek fogadd el az ÁSZF-</w:t>
+      </w:r>
+      <w:proofErr w:type="spellStart"/>
+      <w:r>
+        <w:rPr>
+          <w:rStyle w:val="HTML-kd"/>
+          <w:rFonts w:eastAsiaTheme="minorHAnsi"/>
+        </w:rPr>
+        <w:t>et</w:t>
+      </w:r>
+      <w:proofErr w:type="spellEnd"/>
+      <w:r>
+        <w:rPr>
+          <w:rStyle w:val="HTML-kd"/>
+          <w:rFonts w:eastAsiaTheme="minorHAnsi"/>
+        </w:rPr>
+        <w:t xml:space="preserve"> és az adatkezelési tájékoztatót!");</w:t>
       </w:r>
     </w:p>
     <w:p>
@@ -13395,7 +16975,23 @@
           <w:rStyle w:val="HTML-kd"/>
           <w:rFonts w:eastAsiaTheme="minorHAnsi"/>
         </w:rPr>
-        <w:t>Kérlek fogadd el az ÁSZF-et és az adatkezelési tájékoztatót!</w:t>
+        <w:t>Kérlek fogadd el az ÁSZF-</w:t>
+      </w:r>
+      <w:proofErr w:type="spellStart"/>
+      <w:r>
+        <w:rPr>
+          <w:rStyle w:val="HTML-kd"/>
+          <w:rFonts w:eastAsiaTheme="minorHAnsi"/>
+        </w:rPr>
+        <w:t>et</w:t>
+      </w:r>
+      <w:proofErr w:type="spellEnd"/>
+      <w:r>
+        <w:rPr>
+          <w:rStyle w:val="HTML-kd"/>
+          <w:rFonts w:eastAsiaTheme="minorHAnsi"/>
+        </w:rPr>
+        <w:t xml:space="preserve"> és az adatkezelési tájékoztatót!</w:t>
       </w:r>
     </w:p>
     <w:p>
@@ -13412,7 +17008,23 @@
       </w:pPr>
       <w:r>
         <w:lastRenderedPageBreak/>
-        <w:t>Felhasználó nyissa meg az ÁSZF-et (katt a linkre), olvassa el, pipálja be az elfogadást, majd próbálja újra.</w:t>
+        <w:t>Felhasználó nyissa meg az ÁSZF-</w:t>
+      </w:r>
+      <w:proofErr w:type="spellStart"/>
+      <w:r>
+        <w:t>et</w:t>
+      </w:r>
+      <w:proofErr w:type="spellEnd"/>
+      <w:r>
+        <w:t xml:space="preserve"> (</w:t>
+      </w:r>
+      <w:proofErr w:type="spellStart"/>
+      <w:r>
+        <w:t>katt</w:t>
+      </w:r>
+      <w:proofErr w:type="spellEnd"/>
+      <w:r>
+        <w:t xml:space="preserve"> a linkre), olvassa el, pipálja be az elfogadást, majd próbálja újra.</w:t>
       </w:r>
     </w:p>
     <w:p>
@@ -13420,7 +17032,21 @@
         <w:rPr>
           <w:rStyle w:val="Kiemels2"/>
         </w:rPr>
-        <w:t>Megjegyzés (black-box + UX):</w:t>
+        <w:t>Megjegyzés (</w:t>
+      </w:r>
+      <w:proofErr w:type="spellStart"/>
+      <w:r>
+        <w:rPr>
+          <w:rStyle w:val="Kiemels2"/>
+        </w:rPr>
+        <w:t>black-box</w:t>
+      </w:r>
+      <w:proofErr w:type="spellEnd"/>
+      <w:r>
+        <w:rPr>
+          <w:rStyle w:val="Kiemels2"/>
+        </w:rPr>
+        <w:t xml:space="preserve"> + UX):</w:t>
       </w:r>
     </w:p>
     <w:p>
@@ -13550,7 +17176,15 @@
         <w:pStyle w:val="Felsorols1"/>
       </w:pPr>
       <w:r>
-        <w:t xml:space="preserve">Jelszó mégegyszer: </w:t>
+        <w:t xml:space="preserve">Jelszó </w:t>
+      </w:r>
+      <w:proofErr w:type="spellStart"/>
+      <w:r>
+        <w:t>mégegyszer</w:t>
+      </w:r>
+      <w:proofErr w:type="spellEnd"/>
+      <w:r>
+        <w:t xml:space="preserve">: </w:t>
       </w:r>
       <w:r>
         <w:rPr>
@@ -13591,12 +17225,85 @@
       <w:pPr>
         <w:pStyle w:val="Felsorols1"/>
       </w:pPr>
+      <w:proofErr w:type="spellStart"/>
       <w:r>
         <w:rPr>
           <w:rStyle w:val="HTML-kd"/>
           <w:rFonts w:eastAsiaTheme="minorHAnsi"/>
         </w:rPr>
-        <w:t>if (formData.password !== formData.confirm) return setMessage("A jelszavak nem egyeznek!");</w:t>
+        <w:t>if</w:t>
+      </w:r>
+      <w:proofErr w:type="spellEnd"/>
+      <w:r>
+        <w:rPr>
+          <w:rStyle w:val="HTML-kd"/>
+          <w:rFonts w:eastAsiaTheme="minorHAnsi"/>
+        </w:rPr>
+        <w:t xml:space="preserve"> (</w:t>
+      </w:r>
+      <w:proofErr w:type="spellStart"/>
+      <w:r>
+        <w:rPr>
+          <w:rStyle w:val="HTML-kd"/>
+          <w:rFonts w:eastAsiaTheme="minorHAnsi"/>
+        </w:rPr>
+        <w:t>formData.password</w:t>
+      </w:r>
+      <w:proofErr w:type="spellEnd"/>
+      <w:r>
+        <w:rPr>
+          <w:rStyle w:val="HTML-kd"/>
+          <w:rFonts w:eastAsiaTheme="minorHAnsi"/>
+        </w:rPr>
+        <w:t xml:space="preserve"> !== </w:t>
+      </w:r>
+      <w:proofErr w:type="spellStart"/>
+      <w:r>
+        <w:rPr>
+          <w:rStyle w:val="HTML-kd"/>
+          <w:rFonts w:eastAsiaTheme="minorHAnsi"/>
+        </w:rPr>
+        <w:t>formData.confirm</w:t>
+      </w:r>
+      <w:proofErr w:type="spellEnd"/>
+      <w:r>
+        <w:rPr>
+          <w:rStyle w:val="HTML-kd"/>
+          <w:rFonts w:eastAsiaTheme="minorHAnsi"/>
+        </w:rPr>
+        <w:t xml:space="preserve">) </w:t>
+      </w:r>
+      <w:proofErr w:type="spellStart"/>
+      <w:r>
+        <w:rPr>
+          <w:rStyle w:val="HTML-kd"/>
+          <w:rFonts w:eastAsiaTheme="minorHAnsi"/>
+        </w:rPr>
+        <w:t>return</w:t>
+      </w:r>
+      <w:proofErr w:type="spellEnd"/>
+      <w:r>
+        <w:rPr>
+          <w:rStyle w:val="HTML-kd"/>
+          <w:rFonts w:eastAsiaTheme="minorHAnsi"/>
+        </w:rPr>
+        <w:t xml:space="preserve"> </w:t>
+      </w:r>
+      <w:proofErr w:type="spellStart"/>
+      <w:r>
+        <w:rPr>
+          <w:rStyle w:val="HTML-kd"/>
+          <w:rFonts w:eastAsiaTheme="minorHAnsi"/>
+        </w:rPr>
+        <w:t>setMessage</w:t>
+      </w:r>
+      <w:proofErr w:type="spellEnd"/>
+      <w:r>
+        <w:rPr>
+          <w:rStyle w:val="HTML-kd"/>
+          <w:rFonts w:eastAsiaTheme="minorHAnsi"/>
+        </w:rPr>
+        <w:t>("A jelszavak nem egyeznek!");</w:t>
       </w:r>
     </w:p>
     <w:p>
@@ -13606,6 +17313,7 @@
       <w:r>
         <w:t xml:space="preserve">Nem történik </w:t>
       </w:r>
+      <w:proofErr w:type="spellStart"/>
       <w:r>
         <w:rPr>
           <w:rStyle w:val="HTML-kd"/>
@@ -13613,6 +17321,7 @@
         </w:rPr>
         <w:t>axios.post</w:t>
       </w:r>
+      <w:proofErr w:type="spellEnd"/>
     </w:p>
     <w:p>
       <w:r>
@@ -13648,7 +17357,15 @@
         <w:pStyle w:val="Felsorols1"/>
       </w:pPr>
       <w:r>
-        <w:t>A felhasználó javítsa a “Jelszó mégegyszer” mezőt, hogy pontosan egyezzen a jelszóval, majd próbálja újra.</w:t>
+        <w:t xml:space="preserve">A felhasználó javítsa a “Jelszó </w:t>
+      </w:r>
+      <w:proofErr w:type="spellStart"/>
+      <w:r>
+        <w:t>mégegyszer</w:t>
+      </w:r>
+      <w:proofErr w:type="spellEnd"/>
+      <w:r>
+        <w:t>” mezőt, hogy pontosan egyezzen a jelszóval, majd próbálja újra.</w:t>
       </w:r>
     </w:p>
     <w:p>
@@ -13656,7 +17373,21 @@
         <w:rPr>
           <w:rStyle w:val="Kiemels2"/>
         </w:rPr>
-        <w:t>Megjegyzés (white-box lefedés):</w:t>
+        <w:t>Megjegyzés (</w:t>
+      </w:r>
+      <w:proofErr w:type="spellStart"/>
+      <w:r>
+        <w:rPr>
+          <w:rStyle w:val="Kiemels2"/>
+        </w:rPr>
+        <w:t>white-box</w:t>
+      </w:r>
+      <w:proofErr w:type="spellEnd"/>
+      <w:r>
+        <w:rPr>
+          <w:rStyle w:val="Kiemels2"/>
+        </w:rPr>
+        <w:t xml:space="preserve"> lefedés):</w:t>
       </w:r>
     </w:p>
     <w:p>
@@ -13666,12 +17397,37 @@
       <w:r>
         <w:t xml:space="preserve">A második </w:t>
       </w:r>
+      <w:proofErr w:type="spellStart"/>
       <w:r>
         <w:rPr>
           <w:rStyle w:val="HTML-kd"/>
           <w:rFonts w:eastAsiaTheme="minorHAnsi"/>
         </w:rPr>
-        <w:t>return setMessage(...)</w:t>
+        <w:t>return</w:t>
+      </w:r>
+      <w:proofErr w:type="spellEnd"/>
+      <w:r>
+        <w:rPr>
+          <w:rStyle w:val="HTML-kd"/>
+          <w:rFonts w:eastAsiaTheme="minorHAnsi"/>
+        </w:rPr>
+        <w:t xml:space="preserve"> </w:t>
+      </w:r>
+      <w:proofErr w:type="spellStart"/>
+      <w:r>
+        <w:rPr>
+          <w:rStyle w:val="HTML-kd"/>
+          <w:rFonts w:eastAsiaTheme="minorHAnsi"/>
+        </w:rPr>
+        <w:t>setMessage</w:t>
+      </w:r>
+      <w:proofErr w:type="spellEnd"/>
+      <w:r>
+        <w:rPr>
+          <w:rStyle w:val="HTML-kd"/>
+          <w:rFonts w:eastAsiaTheme="minorHAnsi"/>
+        </w:rPr>
+        <w:t>(...)</w:t>
       </w:r>
       <w:r>
         <w:t xml:space="preserve"> ág fut le.</w:t>
@@ -13808,6 +17564,7 @@
       <w:pPr>
         <w:pStyle w:val="Felsorols1"/>
       </w:pPr>
+      <w:proofErr w:type="spellStart"/>
       <w:r>
         <w:rPr>
           <w:rStyle w:val="HTML-kd"/>
@@ -13816,15 +17573,41 @@
         <w:lastRenderedPageBreak/>
         <w:t>axios.post</w:t>
       </w:r>
+      <w:proofErr w:type="spellEnd"/>
       <w:r>
         <w:t xml:space="preserve"> hibával visszatér, </w:t>
       </w:r>
+      <w:proofErr w:type="spellStart"/>
       <w:r>
         <w:rPr>
           <w:rStyle w:val="HTML-kd"/>
           <w:rFonts w:eastAsiaTheme="minorHAnsi"/>
         </w:rPr>
-        <w:t>catch (err)</w:t>
+        <w:t>catch</w:t>
+      </w:r>
+      <w:proofErr w:type="spellEnd"/>
+      <w:r>
+        <w:rPr>
+          <w:rStyle w:val="HTML-kd"/>
+          <w:rFonts w:eastAsiaTheme="minorHAnsi"/>
+        </w:rPr>
+        <w:t xml:space="preserve"> (</w:t>
+      </w:r>
+      <w:proofErr w:type="spellStart"/>
+      <w:r>
+        <w:rPr>
+          <w:rStyle w:val="HTML-kd"/>
+          <w:rFonts w:eastAsiaTheme="minorHAnsi"/>
+        </w:rPr>
+        <w:t>err</w:t>
+      </w:r>
+      <w:proofErr w:type="spellEnd"/>
+      <w:r>
+        <w:rPr>
+          <w:rStyle w:val="HTML-kd"/>
+          <w:rFonts w:eastAsiaTheme="minorHAnsi"/>
+        </w:rPr>
+        <w:t>)</w:t>
       </w:r>
       <w:r>
         <w:t xml:space="preserve"> ág fut</w:t>
@@ -13834,6 +17617,7 @@
       <w:pPr>
         <w:pStyle w:val="Felsorols1"/>
       </w:pPr>
+      <w:proofErr w:type="spellStart"/>
       <w:r>
         <w:rPr>
           <w:rStyle w:val="HTML-kd"/>
@@ -13841,15 +17625,33 @@
         </w:rPr>
         <w:t>err.response</w:t>
       </w:r>
-      <w:r>
-        <w:t xml:space="preserve"> valószínűleg nincs → fallback: </w:t>
-      </w:r>
+      <w:proofErr w:type="spellEnd"/>
+      <w:r>
+        <w:t xml:space="preserve"> valószínűleg nincs → </w:t>
+      </w:r>
+      <w:proofErr w:type="spellStart"/>
+      <w:r>
+        <w:t>fallback</w:t>
+      </w:r>
+      <w:proofErr w:type="spellEnd"/>
+      <w:r>
+        <w:t xml:space="preserve">: </w:t>
+      </w:r>
+      <w:proofErr w:type="spellStart"/>
       <w:r>
         <w:rPr>
           <w:rStyle w:val="HTML-kd"/>
           <w:rFonts w:eastAsiaTheme="minorHAnsi"/>
         </w:rPr>
-        <w:t>setMessage("Hiba történt.")</w:t>
+        <w:t>setMessage</w:t>
+      </w:r>
+      <w:proofErr w:type="spellEnd"/>
+      <w:r>
+        <w:rPr>
+          <w:rStyle w:val="HTML-kd"/>
+          <w:rFonts w:eastAsiaTheme="minorHAnsi"/>
+        </w:rPr>
+        <w:t>("Hiba történt.")</w:t>
       </w:r>
     </w:p>
     <w:p>
@@ -13901,7 +17703,15 @@
         <w:pStyle w:val="Felsorols1"/>
       </w:pPr>
       <w:r>
-        <w:t>Van hibatűrés (fallback üzenet), de a felhasználónak kevés információt ad (nem derül ki, hogy szerver nem elérhető).</w:t>
+        <w:t>Van hibatűrés (</w:t>
+      </w:r>
+      <w:proofErr w:type="spellStart"/>
+      <w:r>
+        <w:t>fallback</w:t>
+      </w:r>
+      <w:proofErr w:type="spellEnd"/>
+      <w:r>
+        <w:t xml:space="preserve"> üzenet), de a felhasználónak kevés információt ad (nem derül ki, hogy szerver nem elérhető).</w:t>
       </w:r>
     </w:p>
     <w:p>
@@ -13971,7 +17781,15 @@
         <w:pStyle w:val="Felsorols1"/>
       </w:pPr>
       <w:r>
-        <w:t>Email: formailag érvényes, de extrém hosszú (pl. 300+ karakter)</w:t>
+        <w:t xml:space="preserve">Email: </w:t>
+      </w:r>
+      <w:proofErr w:type="spellStart"/>
+      <w:r>
+        <w:t>formailag</w:t>
+      </w:r>
+      <w:proofErr w:type="spellEnd"/>
+      <w:r>
+        <w:t xml:space="preserve"> érvényes, de extrém hosszú (pl. 300+ karakter)</w:t>
       </w:r>
     </w:p>
     <w:p>
@@ -13987,8 +17805,13 @@
         <w:pStyle w:val="Felsorols1"/>
       </w:pPr>
       <w:r>
-        <w:t>ÁSZF elfogadva, submit</w:t>
-      </w:r>
+        <w:t xml:space="preserve">ÁSZF elfogadva, </w:t>
+      </w:r>
+      <w:proofErr w:type="spellStart"/>
+      <w:r>
+        <w:t>submit</w:t>
+      </w:r>
+      <w:proofErr w:type="spellEnd"/>
     </w:p>
     <w:p>
       <w:r>
@@ -14006,6 +17829,7 @@
       <w:r>
         <w:t>Frontenden nincs hossz-korlát (</w:t>
       </w:r>
+      <w:proofErr w:type="spellStart"/>
       <w:r>
         <w:rPr>
           <w:rStyle w:val="HTML-kd"/>
@@ -14013,6 +17837,7 @@
         </w:rPr>
         <w:t>maxLength</w:t>
       </w:r>
+      <w:proofErr w:type="spellEnd"/>
       <w:r>
         <w:t xml:space="preserve"> nincs), ezért a mezők elfogadják.</w:t>
       </w:r>
@@ -14040,6 +17865,7 @@
       <w:r>
         <w:t xml:space="preserve">Ha backend küld </w:t>
       </w:r>
+      <w:proofErr w:type="spellStart"/>
       <w:r>
         <w:rPr>
           <w:rStyle w:val="HTML-kd"/>
@@ -14047,6 +17873,7 @@
         </w:rPr>
         <w:t>err.response.data.message</w:t>
       </w:r>
+      <w:proofErr w:type="spellEnd"/>
       <w:r>
         <w:t>: például “Túl hosszú felhasználónév”</w:t>
       </w:r>
@@ -14124,8 +17951,13 @@
         <w:pStyle w:val="Cmsor4"/>
       </w:pPr>
       <w:r>
-        <w:t>Teszteset 6 – Gyors többszöri kattintás / dupla submit</w:t>
-      </w:r>
+        <w:t xml:space="preserve">Teszteset 6 – Gyors többszöri kattintás / dupla </w:t>
+      </w:r>
+      <w:proofErr w:type="spellStart"/>
+      <w:r>
+        <w:t>submit</w:t>
+      </w:r>
+      <w:proofErr w:type="spellEnd"/>
       <w:r>
         <w:t xml:space="preserve"> – integrációs teszt</w:t>
       </w:r>
@@ -14170,7 +18002,31 @@
         <w:pStyle w:val="Felsorols1"/>
       </w:pPr>
       <w:r>
-        <w:t>Gyorsan többször kattint a “Regisztrálok”-ra (vagy Enter-rel többször submitol)</w:t>
+        <w:t>Gyorsan többször kattint a “Regisztrálok”-</w:t>
+      </w:r>
+      <w:proofErr w:type="spellStart"/>
+      <w:r>
+        <w:t>ra</w:t>
+      </w:r>
+      <w:proofErr w:type="spellEnd"/>
+      <w:r>
+        <w:t xml:space="preserve"> (vagy Enter-</w:t>
+      </w:r>
+      <w:proofErr w:type="spellStart"/>
+      <w:r>
+        <w:t>rel</w:t>
+      </w:r>
+      <w:proofErr w:type="spellEnd"/>
+      <w:r>
+        <w:t xml:space="preserve"> többször </w:t>
+      </w:r>
+      <w:proofErr w:type="spellStart"/>
+      <w:r>
+        <w:t>submitol</w:t>
+      </w:r>
+      <w:proofErr w:type="spellEnd"/>
+      <w:r>
+        <w:t>)</w:t>
       </w:r>
     </w:p>
     <w:p>
@@ -14187,7 +18043,15 @@
       </w:pPr>
       <w:r>
         <w:lastRenderedPageBreak/>
-        <w:t>Nincs “loading” állapot és nincs gomb-tiltás elküldés közben.</w:t>
+        <w:t>Nincs “</w:t>
+      </w:r>
+      <w:proofErr w:type="spellStart"/>
+      <w:r>
+        <w:t>loading</w:t>
+      </w:r>
+      <w:proofErr w:type="spellEnd"/>
+      <w:r>
+        <w:t>” állapot és nincs gomb-tiltás elküldés közben.</w:t>
       </w:r>
     </w:p>
     <w:p>
@@ -14197,6 +18061,7 @@
       <w:r>
         <w:t xml:space="preserve">Több </w:t>
       </w:r>
+      <w:proofErr w:type="spellStart"/>
       <w:r>
         <w:rPr>
           <w:rStyle w:val="HTML-kd"/>
@@ -14204,6 +18069,7 @@
         </w:rPr>
         <w:t>axios.post</w:t>
       </w:r>
+      <w:proofErr w:type="spellEnd"/>
       <w:r>
         <w:t xml:space="preserve"> is kimehet egymás után.</w:t>
       </w:r>
@@ -14247,6 +18113,7 @@
       <w:r>
         <w:t xml:space="preserve">Fejlesztő: beküldés közben </w:t>
       </w:r>
+      <w:proofErr w:type="spellStart"/>
       <w:r>
         <w:rPr>
           <w:rStyle w:val="HTML-kd"/>
@@ -14254,8 +18121,25 @@
         </w:rPr>
         <w:t>loading</w:t>
       </w:r>
-      <w:r>
-        <w:t xml:space="preserve"> + gomb tiltása, backend oldali idempotencia/duplikáció-védelem.</w:t>
+      <w:proofErr w:type="spellEnd"/>
+      <w:r>
+        <w:t xml:space="preserve"> + gomb tiltása, backend oldali </w:t>
+      </w:r>
+      <w:proofErr w:type="spellStart"/>
+      <w:r>
+        <w:t>idempotencia</w:t>
+      </w:r>
+      <w:proofErr w:type="spellEnd"/>
+      <w:r>
+        <w:t>/</w:t>
+      </w:r>
+      <w:proofErr w:type="spellStart"/>
+      <w:r>
+        <w:t>duplikáció</w:t>
+      </w:r>
+      <w:proofErr w:type="spellEnd"/>
+      <w:r>
+        <w:t>-védelem.</w:t>
       </w:r>
     </w:p>
     <w:p>
@@ -14275,7 +18159,23 @@
       </w:r>
       <w:r>
         <w:br/>
-        <w:t>Mert a felhasználók gyakran többször kattintanak, ha nem kapnak azonnali visszajelzést. Ha ezt a rendszer nem kezeli, létrejöhet duplikált regisztráció, hibás üzenetsorrend vagy adatinkonzisztencia. Ez a teszt megmutatja, hogy szükség van-e loading állapotra, gombtiltásra és backend oldali duplikáció-védelemre.</w:t>
+        <w:t xml:space="preserve">Mert a felhasználók gyakran többször kattintanak, ha nem kapnak azonnali visszajelzést. Ha ezt a rendszer nem kezeli, létrejöhet duplikált regisztráció, hibás üzenetsorrend vagy adatinkonzisztencia. Ez a teszt megmutatja, hogy szükség van-e </w:t>
+      </w:r>
+      <w:proofErr w:type="spellStart"/>
+      <w:r>
+        <w:t>loading</w:t>
+      </w:r>
+      <w:proofErr w:type="spellEnd"/>
+      <w:r>
+        <w:t xml:space="preserve"> állapotra, gombtiltásra és backend oldali </w:t>
+      </w:r>
+      <w:proofErr w:type="spellStart"/>
+      <w:r>
+        <w:t>duplikáció</w:t>
+      </w:r>
+      <w:proofErr w:type="spellEnd"/>
+      <w:r>
+        <w:t>-védelemre.</w:t>
       </w:r>
     </w:p>
     <w:p>
@@ -14308,7 +18208,21 @@
         <w:rPr>
           <w:rStyle w:val="Kiemels2"/>
         </w:rPr>
-        <w:t>Az üzenet típusa nem különül el (hiba vs siker)</w:t>
+        <w:t xml:space="preserve">Az üzenet típusa nem különül el (hiba </w:t>
+      </w:r>
+      <w:proofErr w:type="spellStart"/>
+      <w:r>
+        <w:rPr>
+          <w:rStyle w:val="Kiemels2"/>
+        </w:rPr>
+        <w:t>vs</w:t>
+      </w:r>
+      <w:proofErr w:type="spellEnd"/>
+      <w:r>
+        <w:rPr>
+          <w:rStyle w:val="Kiemels2"/>
+        </w:rPr>
+        <w:t xml:space="preserve"> siker)</w:t>
       </w:r>
     </w:p>
     <w:p>
@@ -14318,12 +18232,53 @@
       <w:r>
         <w:t xml:space="preserve">Mindig </w:t>
       </w:r>
+      <w:proofErr w:type="spellStart"/>
       <w:r>
         <w:rPr>
           <w:rStyle w:val="HTML-kd"/>
           <w:rFonts w:eastAsiaTheme="minorHAnsi"/>
         </w:rPr>
-        <w:t>Alert variant="info"</w:t>
+        <w:t>Alert</w:t>
+      </w:r>
+      <w:proofErr w:type="spellEnd"/>
+      <w:r>
+        <w:rPr>
+          <w:rStyle w:val="HTML-kd"/>
+          <w:rFonts w:eastAsiaTheme="minorHAnsi"/>
+        </w:rPr>
+        <w:t xml:space="preserve"> </w:t>
+      </w:r>
+      <w:proofErr w:type="spellStart"/>
+      <w:r>
+        <w:rPr>
+          <w:rStyle w:val="HTML-kd"/>
+          <w:rFonts w:eastAsiaTheme="minorHAnsi"/>
+        </w:rPr>
+        <w:t>variant</w:t>
+      </w:r>
+      <w:proofErr w:type="spellEnd"/>
+      <w:r>
+        <w:rPr>
+          <w:rStyle w:val="HTML-kd"/>
+          <w:rFonts w:eastAsiaTheme="minorHAnsi"/>
+        </w:rPr>
+        <w:t>="</w:t>
+      </w:r>
+      <w:proofErr w:type="spellStart"/>
+      <w:r>
+        <w:rPr>
+          <w:rStyle w:val="HTML-kd"/>
+          <w:rFonts w:eastAsiaTheme="minorHAnsi"/>
+        </w:rPr>
+        <w:t>info</w:t>
+      </w:r>
+      <w:proofErr w:type="spellEnd"/>
+      <w:r>
+        <w:rPr>
+          <w:rStyle w:val="HTML-kd"/>
+          <w:rFonts w:eastAsiaTheme="minorHAnsi"/>
+        </w:rPr>
+        <w:t>"</w:t>
       </w:r>
       <w:r>
         <w:t xml:space="preserve"> jelenik meg, akkor is, ha hiba történt.</w:t>
@@ -14359,7 +18314,15 @@
         <w:pStyle w:val="Felsorols1"/>
       </w:pPr>
       <w:r>
-        <w:t>UX hiba: érdemes lenne inline jelzés vagy automatikus üzenet.</w:t>
+        <w:t xml:space="preserve">UX hiba: érdemes lenne </w:t>
+      </w:r>
+      <w:proofErr w:type="spellStart"/>
+      <w:r>
+        <w:t>inline</w:t>
+      </w:r>
+      <w:proofErr w:type="spellEnd"/>
+      <w:r>
+        <w:t xml:space="preserve"> jelzés vagy automatikus üzenet.</w:t>
       </w:r>
     </w:p>
     <w:p>
@@ -14367,7 +18330,35 @@
         <w:rPr>
           <w:rStyle w:val="Kiemels2"/>
         </w:rPr>
-        <w:t>Nincs “loading” állapot és dupla submit elleni védelem</w:t>
+        <w:t>Nincs “</w:t>
+      </w:r>
+      <w:proofErr w:type="spellStart"/>
+      <w:r>
+        <w:rPr>
+          <w:rStyle w:val="Kiemels2"/>
+        </w:rPr>
+        <w:t>loading</w:t>
+      </w:r>
+      <w:proofErr w:type="spellEnd"/>
+      <w:r>
+        <w:rPr>
+          <w:rStyle w:val="Kiemels2"/>
+        </w:rPr>
+        <w:t xml:space="preserve">” állapot és dupla </w:t>
+      </w:r>
+      <w:proofErr w:type="spellStart"/>
+      <w:r>
+        <w:rPr>
+          <w:rStyle w:val="Kiemels2"/>
+        </w:rPr>
+        <w:t>submit</w:t>
+      </w:r>
+      <w:proofErr w:type="spellEnd"/>
+      <w:r>
+        <w:rPr>
+          <w:rStyle w:val="Kiemels2"/>
+        </w:rPr>
+        <w:t xml:space="preserve"> elleni védelem</w:t>
       </w:r>
     </w:p>
     <w:p>
@@ -14387,11 +18378,19 @@
       </w:r>
     </w:p>
     <w:p>
+      <w:proofErr w:type="spellStart"/>
       <w:r>
         <w:rPr>
           <w:rStyle w:val="Kiemels2"/>
         </w:rPr>
-        <w:t>Hardcoded backend URL</w:t>
+        <w:t>Hardcoded</w:t>
+      </w:r>
+      <w:proofErr w:type="spellEnd"/>
+      <w:r>
+        <w:rPr>
+          <w:rStyle w:val="Kiemels2"/>
+        </w:rPr>
+        <w:t xml:space="preserve"> backend URL</w:t>
       </w:r>
     </w:p>
     <w:p>
@@ -14414,7 +18413,15 @@
         <w:pStyle w:val="Felsorols1"/>
       </w:pPr>
       <w:r>
-        <w:t>Következmény: deploy után az alkalmazás nem fog működni konfiguráció nélkül.</w:t>
+        <w:t xml:space="preserve">Következmény: </w:t>
+      </w:r>
+      <w:proofErr w:type="spellStart"/>
+      <w:r>
+        <w:t>deploy</w:t>
+      </w:r>
+      <w:proofErr w:type="spellEnd"/>
+      <w:r>
+        <w:t xml:space="preserve"> után az alkalmazás nem fog működni konfiguráció nélkül.</w:t>
       </w:r>
     </w:p>
     <w:p>
@@ -14432,6 +18439,7 @@
       <w:r>
         <w:t xml:space="preserve">Csak HTML </w:t>
       </w:r>
+      <w:proofErr w:type="spellStart"/>
       <w:r>
         <w:rPr>
           <w:rStyle w:val="HTML-kd"/>
@@ -14439,6 +18447,7 @@
         </w:rPr>
         <w:t>required</w:t>
       </w:r>
+      <w:proofErr w:type="spellEnd"/>
       <w:r>
         <w:t xml:space="preserve"> és email típus van.</w:t>
       </w:r>
@@ -14448,7 +18457,23 @@
         <w:pStyle w:val="Felsorols1"/>
       </w:pPr>
       <w:r>
-        <w:t>Nincs jelszó erősség-ellenőrzés, nincs hosszkorlát, nincs whitespace trim.</w:t>
+        <w:t xml:space="preserve">Nincs jelszó erősség-ellenőrzés, nincs hosszkorlát, nincs </w:t>
+      </w:r>
+      <w:proofErr w:type="spellStart"/>
+      <w:r>
+        <w:t>whitespace</w:t>
+      </w:r>
+      <w:proofErr w:type="spellEnd"/>
+      <w:r>
+        <w:t xml:space="preserve"> </w:t>
+      </w:r>
+      <w:proofErr w:type="spellStart"/>
+      <w:r>
+        <w:t>trim</w:t>
+      </w:r>
+      <w:proofErr w:type="spellEnd"/>
+      <w:r>
+        <w:t>.</w:t>
       </w:r>
     </w:p>
     <w:p>
@@ -14471,15 +18496,32 @@
       <w:pPr>
         <w:pStyle w:val="Felsorols1"/>
       </w:pPr>
+      <w:proofErr w:type="spellStart"/>
       <w:r>
         <w:rPr>
           <w:rStyle w:val="HTML-kd"/>
           <w:rFonts w:eastAsiaTheme="minorHAnsi"/>
         </w:rPr>
-        <w:t>navigate("/Login")</w:t>
-      </w:r>
-      <w:r>
-        <w:t xml:space="preserve"> akkor működik biztosan, ha a route pontosan így van definiálva.</w:t>
+        <w:t>navigate</w:t>
+      </w:r>
+      <w:proofErr w:type="spellEnd"/>
+      <w:r>
+        <w:rPr>
+          <w:rStyle w:val="HTML-kd"/>
+          <w:rFonts w:eastAsiaTheme="minorHAnsi"/>
+        </w:rPr>
+        <w:t>("/Login")</w:t>
+      </w:r>
+      <w:r>
+        <w:t xml:space="preserve"> akkor működik biztosan, ha a </w:t>
+      </w:r>
+      <w:proofErr w:type="spellStart"/>
+      <w:r>
+        <w:t>route</w:t>
+      </w:r>
+      <w:proofErr w:type="spellEnd"/>
+      <w:r>
+        <w:t xml:space="preserve"> pontosan így van definiálva.</w:t>
       </w:r>
     </w:p>
     <w:p>
@@ -14569,6 +18611,7 @@
       <w:r>
         <w:t xml:space="preserve"> szemlélettel lefedtem a kód fő elágazásait: </w:t>
       </w:r>
+      <w:proofErr w:type="spellStart"/>
       <w:r>
         <w:rPr>
           <w:rStyle w:val="HTML-kd"/>
@@ -14576,18 +18619,45 @@
         </w:rPr>
         <w:t>accepted</w:t>
       </w:r>
+      <w:proofErr w:type="spellEnd"/>
       <w:r>
         <w:t xml:space="preserve"> ellenőrzés, jelszó egyezés, </w:t>
       </w:r>
+      <w:proofErr w:type="spellStart"/>
       <w:r>
         <w:rPr>
           <w:rStyle w:val="HTML-kd"/>
           <w:rFonts w:eastAsiaTheme="minorHAnsi"/>
         </w:rPr>
-        <w:t>try/catch</w:t>
-      </w:r>
-      <w:r>
-        <w:t xml:space="preserve"> és a fallback hibaüzenet.</w:t>
+        <w:t>try</w:t>
+      </w:r>
+      <w:proofErr w:type="spellEnd"/>
+      <w:r>
+        <w:rPr>
+          <w:rStyle w:val="HTML-kd"/>
+          <w:rFonts w:eastAsiaTheme="minorHAnsi"/>
+        </w:rPr>
+        <w:t>/</w:t>
+      </w:r>
+      <w:proofErr w:type="spellStart"/>
+      <w:r>
+        <w:rPr>
+          <w:rStyle w:val="HTML-kd"/>
+          <w:rFonts w:eastAsiaTheme="minorHAnsi"/>
+        </w:rPr>
+        <w:t>catch</w:t>
+      </w:r>
+      <w:proofErr w:type="spellEnd"/>
+      <w:r>
+        <w:t xml:space="preserve"> és a </w:t>
+      </w:r>
+      <w:proofErr w:type="spellStart"/>
+      <w:r>
+        <w:t>fallback</w:t>
+      </w:r>
+      <w:proofErr w:type="spellEnd"/>
+      <w:r>
+        <w:t xml:space="preserve"> hibaüzenet.</w:t>
       </w:r>
     </w:p>
     <w:p>
@@ -14635,8 +18705,17 @@
           <w:i/>
           <w:iCs/>
         </w:rPr>
-        <w:t>backend-teszt.json</w:t>
-      </w:r>
+        <w:t>backend-</w:t>
+      </w:r>
+      <w:proofErr w:type="spellStart"/>
+      <w:r>
+        <w:rPr>
+          <w:i/>
+          <w:iCs/>
+        </w:rPr>
+        <w:t>teszt.json</w:t>
+      </w:r>
+      <w:proofErr w:type="spellEnd"/>
       <w:r>
         <w:t>” néven.</w:t>
       </w:r>
@@ -14646,7 +18725,23 @@
         <w:pStyle w:val="Cmsor4"/>
       </w:pPr>
       <w:r>
-        <w:t>/api/latest-images (GET)</w:t>
+        <w:t>/</w:t>
+      </w:r>
+      <w:proofErr w:type="spellStart"/>
+      <w:r>
+        <w:t>api</w:t>
+      </w:r>
+      <w:proofErr w:type="spellEnd"/>
+      <w:r>
+        <w:t>/latest-</w:t>
+      </w:r>
+      <w:proofErr w:type="spellStart"/>
+      <w:r>
+        <w:t>images</w:t>
+      </w:r>
+      <w:proofErr w:type="spellEnd"/>
+      <w:r>
+        <w:t xml:space="preserve"> (GET)</w:t>
       </w:r>
     </w:p>
     <w:p>
@@ -14686,7 +18781,7 @@
                     <pic:cNvPicPr/>
                   </pic:nvPicPr>
                   <pic:blipFill>
-                    <a:blip r:embed="rId20">
+                    <a:blip r:embed="rId21">
                       <a:extLst>
                         <a:ext uri="{28A0092B-C50C-407E-A947-70E740481C1C}">
                           <a14:useLocalDpi xmlns:a14="http://schemas.microsoft.com/office/drawing/2010/main" val="0"/>
@@ -14713,7 +18808,31 @@
         </w:drawing>
       </w:r>
       <w:r>
-        <w:t>A latest-images api végpont lekérdezi a felhasználók legutóbb feltöltött képeit, amelyek kilistázásra kerülnek a Browse oldalon.</w:t>
+        <w:t>A latest-</w:t>
+      </w:r>
+      <w:proofErr w:type="spellStart"/>
+      <w:r>
+        <w:t>images</w:t>
+      </w:r>
+      <w:proofErr w:type="spellEnd"/>
+      <w:r>
+        <w:t xml:space="preserve"> </w:t>
+      </w:r>
+      <w:proofErr w:type="spellStart"/>
+      <w:r>
+        <w:t>api</w:t>
+      </w:r>
+      <w:proofErr w:type="spellEnd"/>
+      <w:r>
+        <w:t xml:space="preserve"> végpont lekérdezi a felhasználók legutóbb feltöltött képeit, amelyek kilistázásra kerülnek a </w:t>
+      </w:r>
+      <w:proofErr w:type="spellStart"/>
+      <w:r>
+        <w:t>Browse</w:t>
+      </w:r>
+      <w:proofErr w:type="spellEnd"/>
+      <w:r>
+        <w:t xml:space="preserve"> oldalon.</w:t>
       </w:r>
     </w:p>
     <w:p/>
@@ -14724,7 +18843,23 @@
         <w:pStyle w:val="Cmsor4"/>
       </w:pPr>
       <w:r>
-        <w:t>/api/register (POST)</w:t>
+        <w:t>/</w:t>
+      </w:r>
+      <w:proofErr w:type="spellStart"/>
+      <w:r>
+        <w:t>api</w:t>
+      </w:r>
+      <w:proofErr w:type="spellEnd"/>
+      <w:r>
+        <w:t>/</w:t>
+      </w:r>
+      <w:proofErr w:type="spellStart"/>
+      <w:r>
+        <w:t>register</w:t>
+      </w:r>
+      <w:proofErr w:type="spellEnd"/>
+      <w:r>
+        <w:t xml:space="preserve"> (POST)</w:t>
       </w:r>
     </w:p>
     <w:p>
@@ -14764,7 +18899,7 @@
                     <pic:cNvPicPr/>
                   </pic:nvPicPr>
                   <pic:blipFill>
-                    <a:blip r:embed="rId21">
+                    <a:blip r:embed="rId22">
                       <a:extLst>
                         <a:ext uri="{28A0092B-C50C-407E-A947-70E740481C1C}">
                           <a14:useLocalDpi xmlns:a14="http://schemas.microsoft.com/office/drawing/2010/main" val="0"/>
@@ -14791,7 +18926,15 @@
         </w:drawing>
       </w:r>
       <w:r>
-        <w:t>Ez az api rögzíti a frissen regisztrált felhasználók adatait az adatbázisban.</w:t>
+        <w:t xml:space="preserve">Ez az </w:t>
+      </w:r>
+      <w:proofErr w:type="spellStart"/>
+      <w:r>
+        <w:t>api</w:t>
+      </w:r>
+      <w:proofErr w:type="spellEnd"/>
+      <w:r>
+        <w:t xml:space="preserve"> rögzíti a frissen regisztrált felhasználók adatait az adatbázisban.</w:t>
       </w:r>
     </w:p>
     <w:p/>
@@ -14807,7 +18950,21 @@
         <w:rPr>
           <w:shd w:val="clear" w:color="auto" w:fill="FFFFFF"/>
         </w:rPr>
-        <w:t>/api/login (POST)</w:t>
+        <w:t>/</w:t>
+      </w:r>
+      <w:proofErr w:type="spellStart"/>
+      <w:r>
+        <w:rPr>
+          <w:shd w:val="clear" w:color="auto" w:fill="FFFFFF"/>
+        </w:rPr>
+        <w:t>api</w:t>
+      </w:r>
+      <w:proofErr w:type="spellEnd"/>
+      <w:r>
+        <w:rPr>
+          <w:shd w:val="clear" w:color="auto" w:fill="FFFFFF"/>
+        </w:rPr>
+        <w:t>/login (POST)</w:t>
       </w:r>
     </w:p>
     <w:p>
@@ -14847,7 +19004,7 @@
                     <pic:cNvPicPr/>
                   </pic:nvPicPr>
                   <pic:blipFill>
-                    <a:blip r:embed="rId22">
+                    <a:blip r:embed="rId23">
                       <a:extLst>
                         <a:ext uri="{28A0092B-C50C-407E-A947-70E740481C1C}">
                           <a14:useLocalDpi xmlns:a14="http://schemas.microsoft.com/office/drawing/2010/main" val="0"/>
@@ -14874,7 +19031,15 @@
         </w:drawing>
       </w:r>
       <w:r>
-        <w:t>Ez az API végpont ellenőrzi a megadott email és jelszó helyességét az adatbázisban, majd sikeres hitelesítés esetén egy 1 óráig érvényes JWT tokent ad vissza a felhasználó adataival.</w:t>
+        <w:t xml:space="preserve">Ez az API végpont ellenőrzi a megadott email és jelszó helyességét az adatbázisban, majd sikeres hitelesítés esetén egy 1 óráig érvényes JWT </w:t>
+      </w:r>
+      <w:proofErr w:type="spellStart"/>
+      <w:r>
+        <w:t>tokent</w:t>
+      </w:r>
+      <w:proofErr w:type="spellEnd"/>
+      <w:r>
+        <w:t xml:space="preserve"> ad vissza a felhasználó adataival.</w:t>
       </w:r>
       <w:r>
         <w:t xml:space="preserve"> Ezzel a profillal a fejlesztők további teszteket készíthetnek, használhatják további munkáikhoz. Nem kötelező, ha szeretne létrehozhat saját profilt is, ha neki az kényelmesebb.</w:t>
@@ -14930,7 +19095,23 @@
     <w:p>
       <w:bookmarkStart w:id="61" w:name="_Toc473730753"/>
       <w:r>
-        <w:t>A Noire Photo Collection rendszer jelenlegi funkcionalitása stabil alapot biztosít egy közösségi fotómegosztó platform működéséhez. A jövőbeni fejlesztések célja a biztonság növelése, a felhasználói élmény javítása, valamint a szakmai és közösségi funkciók bővítése.</w:t>
+        <w:t xml:space="preserve">A </w:t>
+      </w:r>
+      <w:proofErr w:type="spellStart"/>
+      <w:r>
+        <w:t>Noire</w:t>
+      </w:r>
+      <w:proofErr w:type="spellEnd"/>
+      <w:r>
+        <w:t xml:space="preserve"> Photo </w:t>
+      </w:r>
+      <w:proofErr w:type="spellStart"/>
+      <w:r>
+        <w:t>Collection</w:t>
+      </w:r>
+      <w:proofErr w:type="spellEnd"/>
+      <w:r>
+        <w:t xml:space="preserve"> rendszer jelenlegi funkcionalitása stabil alapot biztosít egy közösségi fotómegosztó platform működéséhez. A jövőbeni fejlesztések célja a biztonság növelése, a felhasználói élmény javítása, valamint a szakmai és közösségi funkciók bővítése.</w:t>
       </w:r>
     </w:p>
     <w:p>
@@ -14945,7 +19126,23 @@
     </w:p>
     <w:p>
       <w:r>
-        <w:t>A rendszer biztonságának növelése érdekében javasolt a kétlépcsős azonosítás (Two-Factor Authentication – 2FA) bevezetése.</w:t>
+        <w:t>A rendszer biztonságának növelése érdekében javasolt a kétlépcsős azonosítás (</w:t>
+      </w:r>
+      <w:proofErr w:type="spellStart"/>
+      <w:r>
+        <w:t>Two-Factor</w:t>
+      </w:r>
+      <w:proofErr w:type="spellEnd"/>
+      <w:r>
+        <w:t xml:space="preserve"> </w:t>
+      </w:r>
+      <w:proofErr w:type="spellStart"/>
+      <w:r>
+        <w:t>Authentication</w:t>
+      </w:r>
+      <w:proofErr w:type="spellEnd"/>
+      <w:r>
+        <w:t xml:space="preserve"> – 2FA) bevezetése.</w:t>
       </w:r>
     </w:p>
     <w:p>
@@ -14980,7 +19177,15 @@
       </w:r>
       <w:r>
         <w:br/>
-        <w:t>A felhasználó a jelszó megadása után egy egyszer használatos kódot kapna e-mailben vagy hitelesítő alkalmazáson keresztül (pl. authenticator app). A belépés csak a kód megadásával válna érvényessé.</w:t>
+        <w:t xml:space="preserve">A felhasználó a jelszó megadása után egy egyszer használatos kódot kapna e-mailben vagy hitelesítő alkalmazáson keresztül (pl. </w:t>
+      </w:r>
+      <w:proofErr w:type="spellStart"/>
+      <w:r>
+        <w:t>authenticator</w:t>
+      </w:r>
+      <w:proofErr w:type="spellEnd"/>
+      <w:r>
+        <w:t xml:space="preserve"> app). A belépés csak a kód megadásával válna érvényessé.</w:t>
       </w:r>
     </w:p>
     <w:p>
@@ -15023,8 +19228,16 @@
         <w:rPr>
           <w:rStyle w:val="whitespace-normal"/>
         </w:rPr>
-        <w:t>Google Maps</w:t>
-      </w:r>
+        <w:t xml:space="preserve">Google </w:t>
+      </w:r>
+      <w:proofErr w:type="spellStart"/>
+      <w:r>
+        <w:rPr>
+          <w:rStyle w:val="whitespace-normal"/>
+        </w:rPr>
+        <w:t>Maps</w:t>
+      </w:r>
+      <w:proofErr w:type="spellEnd"/>
       <w:r>
         <w:t xml:space="preserve"> térképszolgáltatás.</w:t>
       </w:r>
@@ -15112,7 +19325,31 @@
     </w:p>
     <w:p>
       <w:r>
-        <w:t>A jövőbeni fejlesztési tervek között szerepel egy natív mobilalkalmazás elkészítése, amely a Noire Photo Collection platform funkcióit mobil eszközökön is teljeskörűen elérhetővé tenné.</w:t>
+        <w:t xml:space="preserve">A jövőbeni fejlesztési tervek között szerepel egy natív mobilalkalmazás elkészítése, amely a </w:t>
+      </w:r>
+      <w:proofErr w:type="spellStart"/>
+      <w:r>
+        <w:t>Noire</w:t>
+      </w:r>
+      <w:proofErr w:type="spellEnd"/>
+      <w:r>
+        <w:t xml:space="preserve"> Photo </w:t>
+      </w:r>
+      <w:proofErr w:type="spellStart"/>
+      <w:r>
+        <w:t>Collection</w:t>
+      </w:r>
+      <w:proofErr w:type="spellEnd"/>
+      <w:r>
+        <w:t xml:space="preserve"> platform funkcióit mobil eszközökön is </w:t>
+      </w:r>
+      <w:proofErr w:type="spellStart"/>
+      <w:r>
+        <w:t>teljeskörűen</w:t>
+      </w:r>
+      <w:proofErr w:type="spellEnd"/>
+      <w:r>
+        <w:t xml:space="preserve"> elérhetővé tenné.</w:t>
       </w:r>
     </w:p>
     <w:p>
@@ -15155,11 +19392,19 @@
       <w:pPr>
         <w:pStyle w:val="Felsorols1"/>
       </w:pPr>
+      <w:proofErr w:type="spellStart"/>
       <w:r>
         <w:rPr>
           <w:rStyle w:val="Kiemels2"/>
         </w:rPr>
-        <w:t>Push értesítések:</w:t>
+        <w:t>Push</w:t>
+      </w:r>
+      <w:proofErr w:type="spellEnd"/>
+      <w:r>
+        <w:rPr>
+          <w:rStyle w:val="Kiemels2"/>
+        </w:rPr>
+        <w:t xml:space="preserve"> értesítések:</w:t>
       </w:r>
       <w:r>
         <w:br/>
@@ -15193,7 +19438,15 @@
       </w:r>
       <w:r>
         <w:br/>
-        <w:t>Bizonyos tartalmak gyorsítótárazása lehetővé tenné a gördülékenyebb felhasználói élményt gyengébb internetkapcsolat esetén is.</w:t>
+        <w:t xml:space="preserve">Bizonyos tartalmak </w:t>
+      </w:r>
+      <w:proofErr w:type="spellStart"/>
+      <w:r>
+        <w:t>gyorsítótárazása</w:t>
+      </w:r>
+      <w:proofErr w:type="spellEnd"/>
+      <w:r>
+        <w:t xml:space="preserve"> lehetővé tenné a gördülékenyebb felhasználói élményt gyengébb internetkapcsolat esetén is.</w:t>
       </w:r>
     </w:p>
     <w:p>
@@ -15213,8 +19466,16 @@
         <w:rPr>
           <w:rStyle w:val="whitespace-normal"/>
         </w:rPr>
-        <w:t>App Store</w:t>
-      </w:r>
+        <w:t xml:space="preserve">App </w:t>
+      </w:r>
+      <w:proofErr w:type="spellStart"/>
+      <w:r>
+        <w:rPr>
+          <w:rStyle w:val="whitespace-normal"/>
+        </w:rPr>
+        <w:t>Store</w:t>
+      </w:r>
+      <w:proofErr w:type="spellEnd"/>
       <w:r>
         <w:t xml:space="preserve"> áruházakban, ezzel jelentősen növelve a platform elérését és felhasználói bázisát.</w:t>
       </w:r>
@@ -15231,13 +19492,34 @@
       </w:pPr>
       <w:bookmarkStart w:id="65" w:name="_Toc224117394"/>
       <w:r>
-        <w:t>A program jövőbeni hasznosulása és továbbélése</w:t>
+        <w:t xml:space="preserve">A program jövőbeni hasznosulása és </w:t>
+      </w:r>
+      <w:proofErr w:type="spellStart"/>
+      <w:r>
+        <w:t>továbbélése</w:t>
       </w:r>
       <w:bookmarkEnd w:id="65"/>
-    </w:p>
-    <w:p>
-      <w:r>
-        <w:t>A Noire Photo Collection projekt nem csupán vizsgafeladatként értelmezhető, hanem egy olyan rendszer alapját képezi, amely valós környezetben is életképes és továbbfejleszthető. A projektben megvalósított funkciók – felhasználókezelés, képfeltöltés, értékelési rendszer, hozzászólások, közösségi interakciók – egy működőképes közösségi platform alapjait adják, amely megfelelő továbbfejlesztéssel akár szélesebb közönség számára is elérhetővé tehető.</w:t>
+      <w:proofErr w:type="spellEnd"/>
+    </w:p>
+    <w:p>
+      <w:r>
+        <w:t xml:space="preserve">A </w:t>
+      </w:r>
+      <w:proofErr w:type="spellStart"/>
+      <w:r>
+        <w:t>Noire</w:t>
+      </w:r>
+      <w:proofErr w:type="spellEnd"/>
+      <w:r>
+        <w:t xml:space="preserve"> Photo </w:t>
+      </w:r>
+      <w:proofErr w:type="spellStart"/>
+      <w:r>
+        <w:t>Collection</w:t>
+      </w:r>
+      <w:proofErr w:type="spellEnd"/>
+      <w:r>
+        <w:t xml:space="preserve"> projekt nem csupán vizsgafeladatként értelmezhető, hanem egy olyan rendszer alapját képezi, amely valós környezetben is életképes és továbbfejleszthető. A projektben megvalósított funkciók – felhasználókezelés, képfeltöltés, értékelési rendszer, hozzászólások, közösségi interakciók – egy működőképes közösségi platform alapjait adják, amely megfelelő továbbfejlesztéssel akár szélesebb közönség számára is elérhetővé tehető.</w:t>
       </w:r>
     </w:p>
     <w:p>
@@ -15349,7 +19631,15 @@
     </w:p>
     <w:p>
       <w:r>
-        <w:t>Ezáltal a projekt szakmai portfólióként is felhasználható, amely bizonyítja a komplex webes alkalmazás fejlesztésére való alkalmasságot.</w:t>
+        <w:t xml:space="preserve">Ezáltal a projekt szakmai portfólióként is felhasználható, amely bizonyítja a komplex webes alkalmazás fejlesztésére való </w:t>
+      </w:r>
+      <w:proofErr w:type="spellStart"/>
+      <w:r>
+        <w:t>alkalmasságot</w:t>
+      </w:r>
+      <w:proofErr w:type="spellEnd"/>
+      <w:r>
+        <w:t>.</w:t>
       </w:r>
     </w:p>
     <w:p>
@@ -15448,7 +19738,15 @@
       </w:pPr>
       <w:r>
         <w:lastRenderedPageBreak/>
-        <w:t>automatikus moderációs eszközök beépítésére.</w:t>
+        <w:t xml:space="preserve">automatikus </w:t>
+      </w:r>
+      <w:proofErr w:type="spellStart"/>
+      <w:r>
+        <w:t>moderációs</w:t>
+      </w:r>
+      <w:proofErr w:type="spellEnd"/>
+      <w:r>
+        <w:t xml:space="preserve"> eszközök beépítésére.</w:t>
       </w:r>
     </w:p>
     <w:p>
@@ -15465,7 +19763,23 @@
     </w:p>
     <w:p>
       <w:r>
-        <w:t>Összességében a Noire Photo Collection projekt nem csupán egy vizsgafeladat megvalósítása, hanem egy továbbfejleszthető, valós piaci és közösségi potenciállal rendelkező rendszer alapja. A projekt lehetőséget biztosít a szakmai fejlődésre mind fejlesztői, mind felhasználói oldalról, és megfelelő továbbfejlesztéssel hosszú távon is fenntartható, értékteremtő platformmá válhat.</w:t>
+        <w:t xml:space="preserve">Összességében a </w:t>
+      </w:r>
+      <w:proofErr w:type="spellStart"/>
+      <w:r>
+        <w:t>Noire</w:t>
+      </w:r>
+      <w:proofErr w:type="spellEnd"/>
+      <w:r>
+        <w:t xml:space="preserve"> Photo </w:t>
+      </w:r>
+      <w:proofErr w:type="spellStart"/>
+      <w:r>
+        <w:t>Collection</w:t>
+      </w:r>
+      <w:proofErr w:type="spellEnd"/>
+      <w:r>
+        <w:t xml:space="preserve"> projekt nem csupán egy vizsgafeladat megvalósítása, hanem egy továbbfejleszthető, valós piaci és közösségi potenciállal rendelkező rendszer alapja. A projekt lehetőséget biztosít a szakmai fejlődésre mind fejlesztői, mind felhasználói oldalról, és megfelelő továbbfejlesztéssel hosszú távon is fenntartható, értékteremtő platformmá válhat.</w:t>
       </w:r>
     </w:p>
     <w:p/>
@@ -15800,10 +20114,10 @@
       </w:r>
     </w:p>
     <w:sectPr>
-      <w:headerReference w:type="default" r:id="rId23"/>
-      <w:footerReference w:type="default" r:id="rId24"/>
-      <w:headerReference w:type="first" r:id="rId25"/>
-      <w:footerReference w:type="first" r:id="rId26"/>
+      <w:headerReference w:type="default" r:id="rId24"/>
+      <w:footerReference w:type="default" r:id="rId25"/>
+      <w:headerReference w:type="first" r:id="rId26"/>
+      <w:footerReference w:type="first" r:id="rId27"/>
       <w:pgSz w:w="11906" w:h="16838"/>
       <w:pgMar w:top="1418" w:right="1418" w:bottom="1418" w:left="1418" w:header="709" w:footer="709" w:gutter="340"/>
       <w:cols w:space="708"/>
@@ -15845,14 +20159,27 @@
     <w:pPr>
       <w:pStyle w:val="llb"/>
     </w:pPr>
-    <w:fldSimple w:instr="DATE   \* MERGEFORMAT">
-      <w:r>
-        <w:rPr>
-          <w:noProof/>
-        </w:rPr>
-        <w:t>2026. 03. 11.</w:t>
-      </w:r>
-    </w:fldSimple>
+    <w:r>
+      <w:fldChar w:fldCharType="begin"/>
+    </w:r>
+    <w:r>
+      <w:instrText>DATE   \* MERGEFORMAT</w:instrText>
+    </w:r>
+    <w:r>
+      <w:fldChar w:fldCharType="separate"/>
+    </w:r>
+    <w:r>
+      <w:rPr>
+        <w:noProof/>
+      </w:rPr>
+      <w:t>2026. 03. 16.</w:t>
+    </w:r>
+    <w:r>
+      <w:rPr>
+        <w:noProof/>
+      </w:rPr>
+      <w:fldChar w:fldCharType="end"/>
+    </w:r>
     <w:r>
       <w:tab/>
     </w:r>
@@ -15975,9 +20302,19 @@
         <w:tab w:val="right" w:pos="8647"/>
       </w:tabs>
     </w:pPr>
+    <w:proofErr w:type="spellStart"/>
     <w:r>
-      <w:t>Noire-Photo-Collection</w:t>
+      <w:t>Noire</w:t>
     </w:r>
+    <w:proofErr w:type="spellEnd"/>
+    <w:r>
+      <w:t>-Photo-</w:t>
+    </w:r>
+    <w:proofErr w:type="spellStart"/>
+    <w:r>
+      <w:t>Collection</w:t>
+    </w:r>
+    <w:proofErr w:type="spellEnd"/>
     <w:r>
       <w:tab/>
     </w:r>
@@ -19776,7 +24113,7 @@
       <w:lvlText w:val="%1.%2"/>
       <w:lvlJc w:val="left"/>
       <w:pPr>
-        <w:ind w:left="576" w:hanging="576"/>
+        <w:ind w:left="2844" w:hanging="576"/>
       </w:pPr>
     </w:lvl>
     <w:lvl w:ilvl="2">
@@ -23750,6 +28087,18 @@
       <w:u w:val="single"/>
     </w:rPr>
   </w:style>
+  <w:style w:type="character" w:styleId="Feloldatlanmegemlts">
+    <w:name w:val="Unresolved Mention"/>
+    <w:basedOn w:val="Bekezdsalapbettpusa"/>
+    <w:uiPriority w:val="99"/>
+    <w:semiHidden/>
+    <w:unhideWhenUsed/>
+    <w:rsid w:val="00E04501"/>
+    <w:rPr>
+      <w:color w:val="605E5C"/>
+      <w:shd w:val="clear" w:color="auto" w:fill="E1DFDD"/>
+    </w:rPr>
+  </w:style>
 </w:styles>
 </file>
 
@@ -24039,15 +28388,6 @@
 </file>
 
 <file path=customXml/item1.xml><?xml version="1.0" encoding="utf-8"?>
-<?mso-contentType ?>
-<FormTemplates xmlns="http://schemas.microsoft.com/sharepoint/v3/contenttype/forms">
-  <Display>DocumentLibraryForm</Display>
-  <Edit>DocumentLibraryForm</Edit>
-  <New>DocumentLibraryForm</New>
-</FormTemplates>
-</file>
-
-<file path=customXml/item2.xml><?xml version="1.0" encoding="utf-8"?>
 <b:Sources xmlns:b="http://schemas.openxmlformats.org/officeDocument/2006/bibliography" xmlns="http://schemas.openxmlformats.org/officeDocument/2006/bibliography" SelectedStyle="\APA.XSL" StyleName="APA">
   <b:Source>
     <b:Tag>pex26</b:Tag>
@@ -24083,7 +28423,22 @@
 </b:Sources>
 </file>
 
+<file path=customXml/item2.xml><?xml version="1.0" encoding="utf-8"?>
+<?mso-contentType ?>
+<FormTemplates xmlns="http://schemas.microsoft.com/sharepoint/v3/contenttype/forms">
+  <Display>DocumentLibraryForm</Display>
+  <Edit>DocumentLibraryForm</Edit>
+  <New>DocumentLibraryForm</New>
+</FormTemplates>
+</file>
+
 <file path=customXml/item3.xml><?xml version="1.0" encoding="utf-8"?>
+<p:properties xmlns:p="http://schemas.microsoft.com/office/2006/metadata/properties" xmlns:xsi="http://www.w3.org/2001/XMLSchema-instance" xmlns:pc="http://schemas.microsoft.com/office/infopath/2007/PartnerControls">
+  <documentManagement/>
+</p:properties>
+</file>
+
+<file path=customXml/item4.xml><?xml version="1.0" encoding="utf-8"?>
 <ct:contentTypeSchema xmlns:ct="http://schemas.microsoft.com/office/2006/metadata/contentType" xmlns:ma="http://schemas.microsoft.com/office/2006/metadata/properties/metaAttributes" ct:_="" ma:_="" ma:contentTypeName="Dokumentum" ma:contentTypeID="0x010100A68ACE93D0DEBA4D8A5EE55AD7C8D291" ma:contentTypeVersion="3" ma:contentTypeDescription="Új dokumentum létrehozása." ma:contentTypeScope="" ma:versionID="306e3e948f7c6538380991c7913d797e">
   <xsd:schema xmlns:xsd="http://www.w3.org/2001/XMLSchema" xmlns:xs="http://www.w3.org/2001/XMLSchema" xmlns:p="http://schemas.microsoft.com/office/2006/metadata/properties" xmlns:ns2="a844e43c-7e76-4acb-9af9-f15a5b731b5e" targetNamespace="http://schemas.microsoft.com/office/2006/metadata/properties" ma:root="true" ma:fieldsID="a3373e347bfa58f57c9cdc15c562ff66" ns2:_="">
     <xsd:import namespace="a844e43c-7e76-4acb-9af9-f15a5b731b5e"/>
@@ -24221,13 +28576,15 @@
 </ct:contentTypeSchema>
 </file>
 
-<file path=customXml/item4.xml><?xml version="1.0" encoding="utf-8"?>
-<p:properties xmlns:p="http://schemas.microsoft.com/office/2006/metadata/properties" xmlns:xsi="http://www.w3.org/2001/XMLSchema-instance" xmlns:pc="http://schemas.microsoft.com/office/infopath/2007/PartnerControls">
-  <documentManagement/>
-</p:properties>
+<file path=customXml/itemProps1.xml><?xml version="1.0" encoding="utf-8"?>
+<ds:datastoreItem xmlns:ds="http://schemas.openxmlformats.org/officeDocument/2006/customXml" ds:itemID="{EE0178B2-FEEF-4388-96FA-BA37CD7690B4}">
+  <ds:schemaRefs>
+    <ds:schemaRef ds:uri="http://schemas.openxmlformats.org/officeDocument/2006/bibliography"/>
+  </ds:schemaRefs>
+</ds:datastoreItem>
 </file>
 
-<file path=customXml/itemProps1.xml><?xml version="1.0" encoding="utf-8"?>
+<file path=customXml/itemProps2.xml><?xml version="1.0" encoding="utf-8"?>
 <ds:datastoreItem xmlns:ds="http://schemas.openxmlformats.org/officeDocument/2006/customXml" ds:itemID="{49E9CE2F-4863-430F-A73B-CD3063AB172E}">
   <ds:schemaRefs>
     <ds:schemaRef ds:uri="http://schemas.microsoft.com/sharepoint/v3/contenttype/forms"/>
@@ -24235,15 +28592,16 @@
 </ds:datastoreItem>
 </file>
 
-<file path=customXml/itemProps2.xml><?xml version="1.0" encoding="utf-8"?>
-<ds:datastoreItem xmlns:ds="http://schemas.openxmlformats.org/officeDocument/2006/customXml" ds:itemID="{EE0178B2-FEEF-4388-96FA-BA37CD7690B4}">
+<file path=customXml/itemProps3.xml><?xml version="1.0" encoding="utf-8"?>
+<ds:datastoreItem xmlns:ds="http://schemas.openxmlformats.org/officeDocument/2006/customXml" ds:itemID="{4683CF39-CBC1-469A-88EA-F31417A0D119}">
   <ds:schemaRefs>
-    <ds:schemaRef ds:uri="http://schemas.openxmlformats.org/officeDocument/2006/bibliography"/>
+    <ds:schemaRef ds:uri="http://schemas.microsoft.com/office/2006/metadata/properties"/>
+    <ds:schemaRef ds:uri="http://schemas.microsoft.com/office/infopath/2007/PartnerControls"/>
   </ds:schemaRefs>
 </ds:datastoreItem>
 </file>
 
-<file path=customXml/itemProps3.xml><?xml version="1.0" encoding="utf-8"?>
+<file path=customXml/itemProps4.xml><?xml version="1.0" encoding="utf-8"?>
 <ds:datastoreItem xmlns:ds="http://schemas.openxmlformats.org/officeDocument/2006/customXml" ds:itemID="{0E404F72-D640-4AE1-9959-EF8B47D93A94}">
   <ds:schemaRefs>
     <ds:schemaRef ds:uri="http://schemas.microsoft.com/office/2006/metadata/contentType"/>
@@ -24259,13 +28617,4 @@
     <ds:schemaRef ds:uri="http://schemas.microsoft.com/internal/obd"/>
   </ds:schemaRefs>
 </ds:datastoreItem>
-</file>
-
-<file path=customXml/itemProps4.xml><?xml version="1.0" encoding="utf-8"?>
-<ds:datastoreItem xmlns:ds="http://schemas.openxmlformats.org/officeDocument/2006/customXml" ds:itemID="{4683CF39-CBC1-469A-88EA-F31417A0D119}">
-  <ds:schemaRefs>
-    <ds:schemaRef ds:uri="http://schemas.microsoft.com/office/2006/metadata/properties"/>
-    <ds:schemaRef ds:uri="http://schemas.microsoft.com/office/infopath/2007/PartnerControls"/>
-  </ds:schemaRefs>
-</ds:datastoreItem>
 </file>
--- a/dokumentacio/noire-photo-collection_dokumentacio.docx
+++ b/dokumentacio/noire-photo-collection_dokumentacio.docx
@@ -53,19 +53,9 @@
         <w:pStyle w:val="Alcm"/>
         <w:spacing w:after="5000" w:line="360" w:lineRule="auto"/>
       </w:pPr>
-      <w:proofErr w:type="spellStart"/>
-      <w:r>
-        <w:t>Noire</w:t>
-      </w:r>
-      <w:proofErr w:type="spellEnd"/>
-      <w:r>
-        <w:t>-Photo-</w:t>
-      </w:r>
-      <w:proofErr w:type="spellStart"/>
-      <w:r>
-        <w:t>Collection</w:t>
-      </w:r>
-      <w:proofErr w:type="spellEnd"/>
+      <w:r>
+        <w:t>Noire-Photo-Collection</w:t>
+      </w:r>
     </w:p>
     <w:p>
       <w:pPr>
@@ -88,13 +78,8 @@
         </w:tabs>
         <w:ind w:left="1701"/>
       </w:pPr>
-      <w:proofErr w:type="spellStart"/>
-      <w:r>
-        <w:t>Dobrocsi</w:t>
-      </w:r>
-      <w:proofErr w:type="spellEnd"/>
-      <w:r>
-        <w:t xml:space="preserve"> Róbertné</w:t>
+      <w:r>
+        <w:t>Dobrocsi Róbertné</w:t>
       </w:r>
       <w:r>
         <w:tab/>
@@ -116,13 +101,8 @@
       <w:r>
         <w:tab/>
       </w:r>
-      <w:proofErr w:type="spellStart"/>
-      <w:r>
-        <w:t>Kabai</w:t>
-      </w:r>
-      <w:proofErr w:type="spellEnd"/>
-      <w:r>
-        <w:t xml:space="preserve"> Zsombor</w:t>
+      <w:r>
+        <w:t>Kabai Zsombor</w:t>
       </w:r>
     </w:p>
     <w:p>
@@ -139,13 +119,8 @@
       <w:r>
         <w:tab/>
       </w:r>
-      <w:proofErr w:type="spellStart"/>
-      <w:r>
-        <w:t>Haberle</w:t>
-      </w:r>
-      <w:proofErr w:type="spellEnd"/>
-      <w:r>
-        <w:t xml:space="preserve"> Tamás</w:t>
+      <w:r>
+        <w:t>Haberle Tamás</w:t>
       </w:r>
     </w:p>
     <w:sdt>
@@ -5943,31 +5918,16 @@
       <w:pPr>
         <w:pStyle w:val="Felsorols1"/>
       </w:pPr>
-      <w:proofErr w:type="spellStart"/>
       <w:r>
         <w:t>css</w:t>
       </w:r>
-      <w:proofErr w:type="spellEnd"/>
-    </w:p>
-    <w:p>
-      <w:pPr>
-        <w:pStyle w:val="Felsorols1"/>
-      </w:pPr>
-      <w:proofErr w:type="spellStart"/>
-      <w:r>
-        <w:t>React</w:t>
-      </w:r>
-      <w:proofErr w:type="spellEnd"/>
-      <w:r>
-        <w:t xml:space="preserve"> </w:t>
-      </w:r>
-      <w:proofErr w:type="spellStart"/>
-      <w:r>
-        <w:t>library</w:t>
-      </w:r>
-      <w:proofErr w:type="spellEnd"/>
-      <w:r>
-        <w:t>-k</w:t>
+    </w:p>
+    <w:p>
+      <w:pPr>
+        <w:pStyle w:val="Felsorols1"/>
+      </w:pPr>
+      <w:r>
+        <w:t>React library-k</w:t>
       </w:r>
     </w:p>
     <w:p>
@@ -6064,44 +6024,24 @@
         <w:pStyle w:val="Felsorols1"/>
       </w:pPr>
       <w:r>
-        <w:t xml:space="preserve">GitHub </w:t>
-      </w:r>
-      <w:proofErr w:type="spellStart"/>
-      <w:r>
-        <w:t>Desktop</w:t>
-      </w:r>
-      <w:proofErr w:type="spellEnd"/>
-    </w:p>
-    <w:p>
-      <w:pPr>
-        <w:pStyle w:val="Felsorols1"/>
-      </w:pPr>
-      <w:r>
-        <w:t xml:space="preserve">Visual </w:t>
-      </w:r>
-      <w:proofErr w:type="spellStart"/>
-      <w:r>
-        <w:t>Studio</w:t>
-      </w:r>
-      <w:proofErr w:type="spellEnd"/>
-      <w:r>
-        <w:t xml:space="preserve"> </w:t>
-      </w:r>
-      <w:proofErr w:type="spellStart"/>
-      <w:r>
-        <w:t>Code</w:t>
-      </w:r>
-      <w:proofErr w:type="spellEnd"/>
-    </w:p>
-    <w:p>
-      <w:pPr>
-        <w:pStyle w:val="Felsorols1"/>
-      </w:pPr>
-      <w:proofErr w:type="spellStart"/>
+        <w:t>GitHub Desktop</w:t>
+      </w:r>
+    </w:p>
+    <w:p>
+      <w:pPr>
+        <w:pStyle w:val="Felsorols1"/>
+      </w:pPr>
+      <w:r>
+        <w:t>Visual Studio Code</w:t>
+      </w:r>
+    </w:p>
+    <w:p>
+      <w:pPr>
+        <w:pStyle w:val="Felsorols1"/>
+      </w:pPr>
       <w:r>
         <w:t>phpMyAdmin</w:t>
       </w:r>
-      <w:proofErr w:type="spellEnd"/>
     </w:p>
     <w:p>
       <w:pPr>
@@ -6123,44 +6063,33 @@
       <w:pPr>
         <w:pStyle w:val="Felsorols1"/>
       </w:pPr>
-      <w:proofErr w:type="spellStart"/>
       <w:r>
         <w:t>Figma</w:t>
       </w:r>
-      <w:proofErr w:type="spellEnd"/>
-    </w:p>
-    <w:p>
-      <w:pPr>
-        <w:pStyle w:val="Felsorols1"/>
-      </w:pPr>
-      <w:r>
-        <w:t xml:space="preserve">Microsoft </w:t>
-      </w:r>
-      <w:proofErr w:type="spellStart"/>
-      <w:r>
-        <w:t>Teams</w:t>
-      </w:r>
-      <w:proofErr w:type="spellEnd"/>
-    </w:p>
-    <w:p>
-      <w:pPr>
-        <w:pStyle w:val="Felsorols1"/>
-      </w:pPr>
-      <w:proofErr w:type="spellStart"/>
+    </w:p>
+    <w:p>
+      <w:pPr>
+        <w:pStyle w:val="Felsorols1"/>
+      </w:pPr>
+      <w:r>
+        <w:t>Microsoft Teams</w:t>
+      </w:r>
+    </w:p>
+    <w:p>
+      <w:pPr>
+        <w:pStyle w:val="Felsorols1"/>
+      </w:pPr>
       <w:r>
         <w:t>Discrod</w:t>
       </w:r>
-      <w:proofErr w:type="spellEnd"/>
-    </w:p>
-    <w:p>
-      <w:pPr>
-        <w:pStyle w:val="Felsorols1"/>
-      </w:pPr>
-      <w:proofErr w:type="spellStart"/>
+    </w:p>
+    <w:p>
+      <w:pPr>
+        <w:pStyle w:val="Felsorols1"/>
+      </w:pPr>
       <w:r>
         <w:t>Trello</w:t>
       </w:r>
-      <w:proofErr w:type="spellEnd"/>
     </w:p>
     <w:p>
       <w:pPr>
@@ -6242,99 +6171,43 @@
         <w:rPr>
           <w:color w:val="000000" w:themeColor="text1"/>
         </w:rPr>
-        <w:t xml:space="preserve">A </w:t>
-      </w:r>
-      <w:proofErr w:type="spellStart"/>
+        <w:t>A Noire Photo Collection egy ingyenesen használható, közösségi alapokon működő weboldal, amely fotósok és a fotózás iránt érdeklődő</w:t>
+      </w:r>
       <w:r>
         <w:rPr>
           <w:color w:val="000000" w:themeColor="text1"/>
         </w:rPr>
-        <w:t>Noire</w:t>
-      </w:r>
-      <w:proofErr w:type="spellEnd"/>
+        <w:t>, illetve</w:t>
+      </w:r>
       <w:r>
         <w:rPr>
           <w:color w:val="000000" w:themeColor="text1"/>
         </w:rPr>
-        <w:t xml:space="preserve"> Photo </w:t>
-      </w:r>
-      <w:proofErr w:type="spellStart"/>
+        <w:t xml:space="preserve"> amatőr felhasználók számára készült. Az oldal elsődleges célja, hogy bemutatkozási és fejlődési lehetőséget biztosítson a kezdő fotósok számára, miközben teret ad a tapasztaltabb felhasználók szakmai véleményeinek és építő jellegű kritikáinak.</w:t>
+      </w:r>
       <w:r>
         <w:rPr>
           <w:color w:val="000000" w:themeColor="text1"/>
         </w:rPr>
-        <w:t>Collection</w:t>
-      </w:r>
-      <w:proofErr w:type="spellEnd"/>
+        <w:t xml:space="preserve"> </w:t>
+      </w:r>
       <w:r>
         <w:rPr>
           <w:color w:val="000000" w:themeColor="text1"/>
         </w:rPr>
-        <w:t xml:space="preserve"> egy ingyenesen használható, közösségi alapokon működő weboldal, amely fotósok és a fotózás iránt érdeklődő</w:t>
+        <w:t>A felhasználók lehetőséget kapnak fényképek feltöltésére, megtekintésére és értékelésére. A feltöltött képekhez hozzászólások és visszajelzések írhatók, amelyek elősegítik az alkotók szakmai fejlődését. A platform nem csupán tanulási környezetként működik, hanem inspirációs forrásként is szolgál mindazok számára, akik minőségi fotográfiai tartalmakat szeretnének böngészni.</w:t>
       </w:r>
       <w:r>
         <w:rPr>
           <w:color w:val="000000" w:themeColor="text1"/>
         </w:rPr>
-        <w:t>, illetve</w:t>
+        <w:t xml:space="preserve"> </w:t>
       </w:r>
       <w:r>
         <w:rPr>
           <w:color w:val="000000" w:themeColor="text1"/>
         </w:rPr>
-        <w:t xml:space="preserve"> amatőr felhasználók számára készült. Az oldal elsődleges célja, hogy bemutatkozási és fejlődési lehetőséget biztosítson a kezdő fotósok számára, miközben teret ad a tapasztaltabb felhasználók szakmai véleményeinek és építő jellegű kritikáinak.</w:t>
-      </w:r>
-      <w:r>
-        <w:rPr>
-          <w:color w:val="000000" w:themeColor="text1"/>
-        </w:rPr>
-        <w:t xml:space="preserve"> </w:t>
-      </w:r>
-      <w:r>
-        <w:rPr>
-          <w:color w:val="000000" w:themeColor="text1"/>
-        </w:rPr>
-        <w:t>A felhasználók lehetőséget kapnak fényképek feltöltésére, megtekintésére és értékelésére. A feltöltött képekhez hozzászólások és visszajelzések írhatók, amelyek elősegítik az alkotók szakmai fejlődését. A platform nem csupán tanulási környezetként működik, hanem inspirációs forrásként is szolgál mindazok számára, akik minőségi fotográfiai tartalmakat szeretnének böngészni.</w:t>
-      </w:r>
-      <w:r>
-        <w:rPr>
-          <w:color w:val="000000" w:themeColor="text1"/>
-        </w:rPr>
-        <w:t xml:space="preserve"> </w:t>
-      </w:r>
-      <w:r>
-        <w:rPr>
-          <w:color w:val="000000" w:themeColor="text1"/>
-        </w:rPr>
-        <w:t xml:space="preserve">A </w:t>
-      </w:r>
-      <w:proofErr w:type="spellStart"/>
-      <w:r>
-        <w:rPr>
-          <w:color w:val="000000" w:themeColor="text1"/>
-        </w:rPr>
-        <w:t>Noire</w:t>
-      </w:r>
-      <w:proofErr w:type="spellEnd"/>
-      <w:r>
-        <w:rPr>
-          <w:color w:val="000000" w:themeColor="text1"/>
-        </w:rPr>
-        <w:t xml:space="preserve"> Photo </w:t>
-      </w:r>
-      <w:proofErr w:type="spellStart"/>
-      <w:r>
-        <w:rPr>
-          <w:color w:val="000000" w:themeColor="text1"/>
-        </w:rPr>
-        <w:t>Collection</w:t>
-      </w:r>
-      <w:proofErr w:type="spellEnd"/>
-      <w:r>
-        <w:rPr>
-          <w:color w:val="000000" w:themeColor="text1"/>
-        </w:rPr>
-        <w:t xml:space="preserve"> közösség által fenntartott rendszer, ahol a feltöltött képek szabadon felhasználhatók, ezzel támogatva a kreatív tartalmak megosztását és </w:t>
+        <w:t xml:space="preserve">A Noire Photo Collection közösség által fenntartott rendszer, ahol a feltöltött képek szabadon felhasználhatók, ezzel támogatva a kreatív tartalmak megosztását és </w:t>
       </w:r>
       <w:r>
         <w:rPr>
@@ -6433,15 +6306,7 @@
         <w:t>Processzor:</w:t>
       </w:r>
       <w:r>
-        <w:t xml:space="preserve"> Legalább 2 magos, 1.6 </w:t>
-      </w:r>
-      <w:proofErr w:type="spellStart"/>
-      <w:r>
-        <w:t>GHz</w:t>
-      </w:r>
-      <w:proofErr w:type="spellEnd"/>
-      <w:r>
-        <w:t xml:space="preserve"> órajelű CPU</w:t>
+        <w:t xml:space="preserve"> Legalább 2 magos, 1.6 GHz órajelű CPU</w:t>
       </w:r>
     </w:p>
     <w:p>
@@ -6501,15 +6366,7 @@
         <w:t>Internetkapcsolat:</w:t>
       </w:r>
       <w:r>
-        <w:t xml:space="preserve"> Minimum 5 </w:t>
-      </w:r>
-      <w:proofErr w:type="spellStart"/>
-      <w:r>
-        <w:t>Mbps</w:t>
-      </w:r>
-      <w:proofErr w:type="spellEnd"/>
-      <w:r>
-        <w:t xml:space="preserve"> letöltési sebesség</w:t>
+        <w:t xml:space="preserve"> Minimum 5 Mbps letöltési sebesség</w:t>
       </w:r>
     </w:p>
     <w:p>
@@ -6567,15 +6424,7 @@
         <w:t>Processzor:</w:t>
       </w:r>
       <w:r>
-        <w:t xml:space="preserve"> Legalább 4 magos, 2.5 </w:t>
-      </w:r>
-      <w:proofErr w:type="spellStart"/>
-      <w:r>
-        <w:t>GHz</w:t>
-      </w:r>
-      <w:proofErr w:type="spellEnd"/>
-      <w:r>
-        <w:t xml:space="preserve"> vagy gyorsabb CPU</w:t>
+        <w:t xml:space="preserve"> Legalább 4 magos, 2.5 GHz vagy gyorsabb CPU</w:t>
       </w:r>
     </w:p>
     <w:p>
@@ -6620,15 +6469,7 @@
         <w:t>Kijelző felbontás:</w:t>
       </w:r>
       <w:r>
-        <w:t xml:space="preserve"> 1920 × 1080 (</w:t>
-      </w:r>
-      <w:proofErr w:type="spellStart"/>
-      <w:r>
-        <w:t>Full</w:t>
-      </w:r>
-      <w:proofErr w:type="spellEnd"/>
-      <w:r>
-        <w:t xml:space="preserve"> HD) vagy nagyobb</w:t>
+        <w:t xml:space="preserve"> 1920 × 1080 (Full HD) vagy nagyobb</w:t>
       </w:r>
     </w:p>
     <w:p>
@@ -6643,15 +6484,7 @@
         <w:t>Internetkapcsolat:</w:t>
       </w:r>
       <w:r>
-        <w:t xml:space="preserve"> 20 </w:t>
-      </w:r>
-      <w:proofErr w:type="spellStart"/>
-      <w:r>
-        <w:t>Mbps</w:t>
-      </w:r>
-      <w:proofErr w:type="spellEnd"/>
-      <w:r>
-        <w:t xml:space="preserve"> vagy gyorsabb szélessávú kapcsolat</w:t>
+        <w:t xml:space="preserve"> 20 Mbps vagy gyorsabb szélessávú kapcsolat</w:t>
       </w:r>
     </w:p>
     <w:p>
@@ -6783,15 +6616,7 @@
         <w:t>Hálózati kapcsolat:</w:t>
       </w:r>
       <w:r>
-        <w:t xml:space="preserve"> Minimum 100 </w:t>
-      </w:r>
-      <w:proofErr w:type="spellStart"/>
-      <w:r>
-        <w:t>Mbps</w:t>
-      </w:r>
-      <w:proofErr w:type="spellEnd"/>
-      <w:r>
-        <w:t xml:space="preserve"> sávszélesség</w:t>
+        <w:t xml:space="preserve"> Minimum 100 Mbps sávszélesség</w:t>
       </w:r>
     </w:p>
     <w:p>
@@ -6885,15 +6710,7 @@
         <w:t>Hálózati kapcsolat:</w:t>
       </w:r>
       <w:r>
-        <w:t xml:space="preserve"> 1 </w:t>
-      </w:r>
-      <w:proofErr w:type="spellStart"/>
-      <w:r>
-        <w:t>Gbps</w:t>
-      </w:r>
-      <w:proofErr w:type="spellEnd"/>
-      <w:r>
-        <w:t xml:space="preserve"> sávszélesség</w:t>
+        <w:t xml:space="preserve"> 1 Gbps sávszélesség</w:t>
       </w:r>
     </w:p>
     <w:p>
@@ -6930,23 +6747,7 @@
     </w:p>
     <w:p>
       <w:r>
-        <w:t xml:space="preserve">A hardverkövetelmények meghatározásánál figyelembe lett véve, hogy a </w:t>
-      </w:r>
-      <w:proofErr w:type="spellStart"/>
-      <w:r>
-        <w:t>Noire</w:t>
-      </w:r>
-      <w:proofErr w:type="spellEnd"/>
-      <w:r>
-        <w:t xml:space="preserve"> Photo </w:t>
-      </w:r>
-      <w:proofErr w:type="spellStart"/>
-      <w:r>
-        <w:t>Collection</w:t>
-      </w:r>
-      <w:proofErr w:type="spellEnd"/>
-      <w:r>
-        <w:t xml:space="preserve"> nagy méretű képfájlokat kezel, valamint közösségi funkciókat (hozzászólások, értékelések, felhasználói interakciók) biztosít.</w:t>
+        <w:t>A hardverkövetelmények meghatározásánál figyelembe lett véve, hogy a Noire Photo Collection nagy méretű képfájlokat kezel, valamint közösségi funkciókat (hozzászólások, értékelések, felhasználói interakciók) biztosít.</w:t>
       </w:r>
     </w:p>
     <w:p>
@@ -6976,39 +6777,7 @@
     </w:p>
     <w:p>
       <w:r>
-        <w:t xml:space="preserve">A </w:t>
-      </w:r>
-      <w:proofErr w:type="spellStart"/>
-      <w:r>
-        <w:t>Noire</w:t>
-      </w:r>
-      <w:proofErr w:type="spellEnd"/>
-      <w:r>
-        <w:t xml:space="preserve"> Photo </w:t>
-      </w:r>
-      <w:proofErr w:type="spellStart"/>
-      <w:r>
-        <w:t>Collection</w:t>
-      </w:r>
-      <w:proofErr w:type="spellEnd"/>
-      <w:r>
-        <w:t xml:space="preserve"> egy webalapú alkalmazás, amely kliens–szerver architektúrában működik. A rendszer </w:t>
-      </w:r>
-      <w:proofErr w:type="spellStart"/>
-      <w:r>
-        <w:t>React</w:t>
-      </w:r>
-      <w:proofErr w:type="spellEnd"/>
-      <w:r>
-        <w:t xml:space="preserve"> alapú frontendből, Node.js alapú backendből és </w:t>
-      </w:r>
-      <w:proofErr w:type="spellStart"/>
-      <w:r>
-        <w:t>MySQL</w:t>
-      </w:r>
-      <w:proofErr w:type="spellEnd"/>
-      <w:r>
-        <w:t xml:space="preserve"> adatbázisból áll. Az alábbi szoftveres környezet szükséges a rendszer használatához és futtatásához.</w:t>
+        <w:t>A Noire Photo Collection egy webalapú alkalmazás, amely kliens–szerver architektúrában működik. A rendszer React alapú frontendből, Node.js alapú backendből és MySQL adatbázisból áll. Az alábbi szoftveres környezet szükséges a rendszer használatához és futtatásához.</w:t>
       </w:r>
     </w:p>
     <w:p>
@@ -7071,21 +6840,24 @@
       <w:pPr>
         <w:pStyle w:val="Felsorols1"/>
       </w:pPr>
-      <w:proofErr w:type="spellStart"/>
       <w:r>
         <w:rPr>
           <w:rStyle w:val="Kiemels2"/>
           <w:rFonts w:eastAsiaTheme="majorEastAsia"/>
         </w:rPr>
-        <w:t>macOS</w:t>
-      </w:r>
-      <w:proofErr w:type="spellEnd"/>
+        <w:t>macOS 11 vagy újabb</w:t>
+      </w:r>
+    </w:p>
+    <w:p>
+      <w:pPr>
+        <w:pStyle w:val="Felsorols1"/>
+      </w:pPr>
       <w:r>
         <w:rPr>
           <w:rStyle w:val="Kiemels2"/>
           <w:rFonts w:eastAsiaTheme="majorEastAsia"/>
         </w:rPr>
-        <w:t xml:space="preserve"> 11 vagy újabb</w:t>
+        <w:t>Android 10+</w:t>
       </w:r>
     </w:p>
     <w:p>
@@ -7097,7 +6869,15 @@
           <w:rStyle w:val="Kiemels2"/>
           <w:rFonts w:eastAsiaTheme="majorEastAsia"/>
         </w:rPr>
-        <w:t>Android 10+</w:t>
+        <w:t>iOS 14+</w:t>
+      </w:r>
+    </w:p>
+    <w:p>
+      <w:pPr>
+        <w:pStyle w:val="Cmsor5"/>
+      </w:pPr>
+      <w:r>
+        <w:t>Támogatott webböngészők</w:t>
       </w:r>
     </w:p>
     <w:p>
@@ -7109,15 +6889,7 @@
           <w:rStyle w:val="Kiemels2"/>
           <w:rFonts w:eastAsiaTheme="majorEastAsia"/>
         </w:rPr>
-        <w:t>iOS 14+</w:t>
-      </w:r>
-    </w:p>
-    <w:p>
-      <w:pPr>
-        <w:pStyle w:val="Cmsor5"/>
-      </w:pPr>
-      <w:r>
-        <w:t>Támogatott webböngészők</w:t>
+        <w:t>Google Chrome 100+</w:t>
       </w:r>
     </w:p>
     <w:p>
@@ -7129,7 +6901,7 @@
           <w:rStyle w:val="Kiemels2"/>
           <w:rFonts w:eastAsiaTheme="majorEastAsia"/>
         </w:rPr>
-        <w:t>Google Chrome 100+</w:t>
+        <w:t>Mozilla Firefox 100+</w:t>
       </w:r>
     </w:p>
     <w:p>
@@ -7141,7 +6913,7 @@
           <w:rStyle w:val="Kiemels2"/>
           <w:rFonts w:eastAsiaTheme="majorEastAsia"/>
         </w:rPr>
-        <w:t>Mozilla Firefox 100+</w:t>
+        <w:t>Microsoft Edge 100+</w:t>
       </w:r>
     </w:p>
     <w:p>
@@ -7153,85 +6925,48 @@
           <w:rStyle w:val="Kiemels2"/>
           <w:rFonts w:eastAsiaTheme="majorEastAsia"/>
         </w:rPr>
-        <w:t>Microsoft Edge 100+</w:t>
-      </w:r>
-    </w:p>
-    <w:p>
-      <w:pPr>
-        <w:pStyle w:val="Felsorols1"/>
-      </w:pPr>
-      <w:proofErr w:type="spellStart"/>
+        <w:t>Safari 14+</w:t>
+      </w:r>
+    </w:p>
+    <w:p>
+      <w:pPr>
+        <w:pStyle w:val="Cmsor5"/>
+      </w:pPr>
+      <w:r>
+        <w:t>Egyéb kliensoldali követelmények</w:t>
+      </w:r>
+    </w:p>
+    <w:p>
+      <w:pPr>
+        <w:pStyle w:val="Felsorols1"/>
+      </w:pPr>
+      <w:r>
+        <w:t xml:space="preserve">Engedélyezett </w:t>
+      </w:r>
       <w:r>
         <w:rPr>
           <w:rStyle w:val="Kiemels2"/>
           <w:rFonts w:eastAsiaTheme="majorEastAsia"/>
         </w:rPr>
-        <w:t>Safari</w:t>
-      </w:r>
-      <w:proofErr w:type="spellEnd"/>
+        <w:t>JavaScript</w:t>
+      </w:r>
+      <w:r>
+        <w:t xml:space="preserve"> futtatás</w:t>
+      </w:r>
+    </w:p>
+    <w:p>
+      <w:pPr>
+        <w:pStyle w:val="Felsorols1"/>
+      </w:pPr>
+      <w:r>
+        <w:t xml:space="preserve">Engedélyezett </w:t>
+      </w:r>
       <w:r>
         <w:rPr>
           <w:rStyle w:val="Kiemels2"/>
           <w:rFonts w:eastAsiaTheme="majorEastAsia"/>
         </w:rPr>
-        <w:t xml:space="preserve"> 14+</w:t>
-      </w:r>
-    </w:p>
-    <w:p>
-      <w:pPr>
-        <w:pStyle w:val="Cmsor5"/>
-      </w:pPr>
-      <w:r>
-        <w:t>Egyéb kliensoldali követelmények</w:t>
-      </w:r>
-    </w:p>
-    <w:p>
-      <w:pPr>
-        <w:pStyle w:val="Felsorols1"/>
-      </w:pPr>
-      <w:r>
-        <w:t xml:space="preserve">Engedélyezett </w:t>
-      </w:r>
-      <w:r>
-        <w:rPr>
-          <w:rStyle w:val="Kiemels2"/>
-          <w:rFonts w:eastAsiaTheme="majorEastAsia"/>
-        </w:rPr>
-        <w:t>JavaScript</w:t>
-      </w:r>
-      <w:r>
-        <w:t xml:space="preserve"> futtatás</w:t>
-      </w:r>
-    </w:p>
-    <w:p>
-      <w:pPr>
-        <w:pStyle w:val="Felsorols1"/>
-      </w:pPr>
-      <w:r>
-        <w:t xml:space="preserve">Engedélyezett </w:t>
-      </w:r>
-      <w:r>
-        <w:rPr>
-          <w:rStyle w:val="Kiemels2"/>
-          <w:rFonts w:eastAsiaTheme="majorEastAsia"/>
-        </w:rPr>
-        <w:t>sütik (</w:t>
-      </w:r>
-      <w:proofErr w:type="spellStart"/>
-      <w:r>
-        <w:rPr>
-          <w:rStyle w:val="Kiemels2"/>
-          <w:rFonts w:eastAsiaTheme="majorEastAsia"/>
-        </w:rPr>
-        <w:t>cookies</w:t>
-      </w:r>
-      <w:proofErr w:type="spellEnd"/>
-      <w:r>
-        <w:rPr>
-          <w:rStyle w:val="Kiemels2"/>
-          <w:rFonts w:eastAsiaTheme="majorEastAsia"/>
-        </w:rPr>
-        <w:t>)</w:t>
+        <w:t>sütik (cookies)</w:t>
       </w:r>
       <w:r>
         <w:t xml:space="preserve"> a bejelentkezési munkamenet kezeléséhez</w:t>
@@ -7333,32 +7068,35 @@
       <w:pPr>
         <w:pStyle w:val="Felsorols1"/>
       </w:pPr>
-      <w:proofErr w:type="spellStart"/>
       <w:r>
         <w:rPr>
           <w:rStyle w:val="Kiemels2"/>
           <w:rFonts w:eastAsiaTheme="majorEastAsia"/>
         </w:rPr>
-        <w:t>nodemon</w:t>
-      </w:r>
-      <w:proofErr w:type="spellEnd"/>
+        <w:t>nodemon 2.0+</w:t>
+      </w:r>
+      <w:r>
+        <w:t xml:space="preserve"> (fejlesztői környezetben az automatikus újraindításhoz)</w:t>
+      </w:r>
+    </w:p>
+    <w:p>
+      <w:pPr>
+        <w:pStyle w:val="Cmsor4"/>
+      </w:pPr>
+      <w:r>
+        <w:t>Frontend környezet</w:t>
+      </w:r>
+    </w:p>
+    <w:p>
+      <w:pPr>
+        <w:pStyle w:val="Felsorols1"/>
+      </w:pPr>
       <w:r>
         <w:rPr>
           <w:rStyle w:val="Kiemels2"/>
           <w:rFonts w:eastAsiaTheme="majorEastAsia"/>
         </w:rPr>
-        <w:t xml:space="preserve"> 2.0+</w:t>
-      </w:r>
-      <w:r>
-        <w:t xml:space="preserve"> (fejlesztői környezetben az automatikus újraindításhoz)</w:t>
-      </w:r>
-    </w:p>
-    <w:p>
-      <w:pPr>
-        <w:pStyle w:val="Cmsor4"/>
-      </w:pPr>
-      <w:r>
-        <w:t>Frontend környezet</w:t>
+        <w:t>Node.js 18+</w:t>
       </w:r>
     </w:p>
     <w:p>
@@ -7370,163 +7108,91 @@
           <w:rStyle w:val="Kiemels2"/>
           <w:rFonts w:eastAsiaTheme="majorEastAsia"/>
         </w:rPr>
-        <w:t>Node.js 18+</w:t>
-      </w:r>
-    </w:p>
-    <w:p>
-      <w:pPr>
-        <w:pStyle w:val="Felsorols1"/>
-      </w:pPr>
-      <w:proofErr w:type="spellStart"/>
+        <w:t>npm 9+</w:t>
+      </w:r>
+      <w:r>
+        <w:t xml:space="preserve"> vagy </w:t>
+      </w:r>
       <w:r>
         <w:rPr>
           <w:rStyle w:val="Kiemels2"/>
           <w:rFonts w:eastAsiaTheme="majorEastAsia"/>
         </w:rPr>
-        <w:t>npm</w:t>
-      </w:r>
-      <w:proofErr w:type="spellEnd"/>
+        <w:t>yarn 1.22+</w:t>
+      </w:r>
+    </w:p>
+    <w:p>
+      <w:pPr>
+        <w:pStyle w:val="Felsorols1"/>
+      </w:pPr>
+      <w:r>
+        <w:t xml:space="preserve">React alkalmazás buildeléséhez szükséges csomagok a projekt </w:t>
+      </w:r>
+      <w:r>
+        <w:rPr>
+          <w:rStyle w:val="HTML-kd"/>
+          <w:rFonts w:eastAsiaTheme="minorHAnsi"/>
+        </w:rPr>
+        <w:t>package.json</w:t>
+      </w:r>
+      <w:r>
+        <w:t xml:space="preserve"> fájljában</w:t>
+      </w:r>
+    </w:p>
+    <w:p>
+      <w:pPr>
+        <w:pStyle w:val="Cmsor4"/>
+      </w:pPr>
+      <w:r>
+        <w:t>Adatbázis-kezelő rendszer</w:t>
+      </w:r>
+    </w:p>
+    <w:p>
+      <w:pPr>
+        <w:pStyle w:val="Felsorols1"/>
+      </w:pPr>
       <w:r>
         <w:rPr>
           <w:rStyle w:val="Kiemels2"/>
           <w:rFonts w:eastAsiaTheme="majorEastAsia"/>
         </w:rPr>
-        <w:t xml:space="preserve"> 9+</w:t>
-      </w:r>
-      <w:r>
-        <w:t xml:space="preserve"> vagy </w:t>
-      </w:r>
-      <w:proofErr w:type="spellStart"/>
+        <w:t>MySQL 8.0+</w:t>
+      </w:r>
+      <w:r>
+        <w:br/>
+        <w:t>vagy</w:t>
+      </w:r>
+    </w:p>
+    <w:p>
+      <w:pPr>
+        <w:pStyle w:val="Felsorols1"/>
+      </w:pPr>
       <w:r>
         <w:rPr>
           <w:rStyle w:val="Kiemels2"/>
           <w:rFonts w:eastAsiaTheme="majorEastAsia"/>
         </w:rPr>
-        <w:t>yarn</w:t>
-      </w:r>
-      <w:proofErr w:type="spellEnd"/>
+        <w:t>MariaDB 10.5+</w:t>
+      </w:r>
+    </w:p>
+    <w:p>
+      <w:pPr>
+        <w:pStyle w:val="Cmsor4"/>
+      </w:pPr>
+      <w:r>
+        <w:t>Adatbázis-kezelő felület</w:t>
+      </w:r>
+    </w:p>
+    <w:p>
+      <w:pPr>
+        <w:pStyle w:val="Felsorols1"/>
+      </w:pPr>
       <w:r>
         <w:rPr>
           <w:rStyle w:val="Kiemels2"/>
           <w:rFonts w:eastAsiaTheme="majorEastAsia"/>
         </w:rPr>
-        <w:t xml:space="preserve"> 1.22+</w:t>
-      </w:r>
-    </w:p>
-    <w:p>
-      <w:pPr>
-        <w:pStyle w:val="Felsorols1"/>
-      </w:pPr>
-      <w:proofErr w:type="spellStart"/>
-      <w:r>
-        <w:t>React</w:t>
-      </w:r>
-      <w:proofErr w:type="spellEnd"/>
-      <w:r>
-        <w:t xml:space="preserve"> alkalmazás </w:t>
-      </w:r>
-      <w:proofErr w:type="spellStart"/>
-      <w:r>
-        <w:t>buildeléséhez</w:t>
-      </w:r>
-      <w:proofErr w:type="spellEnd"/>
-      <w:r>
-        <w:t xml:space="preserve"> szükséges csomagok a projekt </w:t>
-      </w:r>
-      <w:proofErr w:type="spellStart"/>
-      <w:r>
-        <w:rPr>
-          <w:rStyle w:val="HTML-kd"/>
-          <w:rFonts w:eastAsiaTheme="minorHAnsi"/>
-        </w:rPr>
-        <w:t>package.json</w:t>
-      </w:r>
-      <w:proofErr w:type="spellEnd"/>
-      <w:r>
-        <w:t xml:space="preserve"> fájljában</w:t>
-      </w:r>
-    </w:p>
-    <w:p>
-      <w:pPr>
-        <w:pStyle w:val="Cmsor4"/>
-      </w:pPr>
-      <w:r>
-        <w:t>Adatbázis-kezelő rendszer</w:t>
-      </w:r>
-    </w:p>
-    <w:p>
-      <w:pPr>
-        <w:pStyle w:val="Felsorols1"/>
-      </w:pPr>
-      <w:proofErr w:type="spellStart"/>
-      <w:r>
-        <w:rPr>
-          <w:rStyle w:val="Kiemels2"/>
-          <w:rFonts w:eastAsiaTheme="majorEastAsia"/>
-        </w:rPr>
-        <w:t>MySQL</w:t>
-      </w:r>
-      <w:proofErr w:type="spellEnd"/>
-      <w:r>
-        <w:rPr>
-          <w:rStyle w:val="Kiemels2"/>
-          <w:rFonts w:eastAsiaTheme="majorEastAsia"/>
-        </w:rPr>
-        <w:t xml:space="preserve"> 8.0+</w:t>
-      </w:r>
-      <w:r>
-        <w:br/>
-        <w:t>vagy</w:t>
-      </w:r>
-    </w:p>
-    <w:p>
-      <w:pPr>
-        <w:pStyle w:val="Felsorols1"/>
-      </w:pPr>
-      <w:proofErr w:type="spellStart"/>
-      <w:r>
-        <w:rPr>
-          <w:rStyle w:val="Kiemels2"/>
-          <w:rFonts w:eastAsiaTheme="majorEastAsia"/>
-        </w:rPr>
-        <w:t>MariaDB</w:t>
-      </w:r>
-      <w:proofErr w:type="spellEnd"/>
-      <w:r>
-        <w:rPr>
-          <w:rStyle w:val="Kiemels2"/>
-          <w:rFonts w:eastAsiaTheme="majorEastAsia"/>
-        </w:rPr>
-        <w:t xml:space="preserve"> 10.5+</w:t>
-      </w:r>
-    </w:p>
-    <w:p>
-      <w:pPr>
-        <w:pStyle w:val="Cmsor4"/>
-      </w:pPr>
-      <w:r>
-        <w:t>Adatbázis-kezelő felület</w:t>
-      </w:r>
-    </w:p>
-    <w:p>
-      <w:pPr>
-        <w:pStyle w:val="Felsorols1"/>
-      </w:pPr>
-      <w:proofErr w:type="spellStart"/>
-      <w:r>
-        <w:rPr>
-          <w:rStyle w:val="Kiemels2"/>
-          <w:rFonts w:eastAsiaTheme="majorEastAsia"/>
-        </w:rPr>
-        <w:t>phpMyAdmin</w:t>
-      </w:r>
-      <w:proofErr w:type="spellEnd"/>
-      <w:r>
-        <w:rPr>
-          <w:rStyle w:val="Kiemels2"/>
-          <w:rFonts w:eastAsiaTheme="majorEastAsia"/>
-        </w:rPr>
-        <w:t xml:space="preserve"> 5.2+</w:t>
+        <w:t>phpMyAdmin 5.2+</w:t>
       </w:r>
       <w:r>
         <w:t xml:space="preserve"> (adatbázis adminisztrációhoz, fejlesztési környezetben)</w:t>
@@ -7627,13 +7293,8 @@
       <w:pPr>
         <w:pStyle w:val="Felsorols1"/>
       </w:pPr>
-      <w:proofErr w:type="spellStart"/>
-      <w:r>
-        <w:t>React</w:t>
-      </w:r>
-      <w:proofErr w:type="spellEnd"/>
-      <w:r>
-        <w:t xml:space="preserve"> frontend forráskód</w:t>
+      <w:r>
+        <w:t>React frontend forráskód</w:t>
       </w:r>
     </w:p>
     <w:p>
@@ -7648,7 +7309,6 @@
       <w:pPr>
         <w:pStyle w:val="Felsorols1"/>
       </w:pPr>
-      <w:proofErr w:type="spellStart"/>
       <w:r>
         <w:rPr>
           <w:rStyle w:val="HTML-kd"/>
@@ -7656,7 +7316,6 @@
         </w:rPr>
         <w:t>package.json</w:t>
       </w:r>
-      <w:proofErr w:type="spellEnd"/>
       <w:r>
         <w:t xml:space="preserve"> fájlok a függőségek listájával (frontend és backend)</w:t>
       </w:r>
@@ -7681,33 +7340,24 @@
           <w:rStyle w:val="HTML-kd"/>
           <w:rFonts w:eastAsiaTheme="minorHAnsi"/>
         </w:rPr>
-        <w:t>.</w:t>
-      </w:r>
-      <w:proofErr w:type="spellStart"/>
+        <w:t>.env.example</w:t>
+      </w:r>
+      <w:r>
+        <w:t>)</w:t>
+      </w:r>
+    </w:p>
+    <w:p>
+      <w:pPr>
+        <w:pStyle w:val="Felsorols1"/>
+      </w:pPr>
+      <w:r>
+        <w:t xml:space="preserve">Telepítési és futtatási útmutató a </w:t>
+      </w:r>
       <w:r>
         <w:rPr>
           <w:rStyle w:val="HTML-kd"/>
           <w:rFonts w:eastAsiaTheme="minorHAnsi"/>
         </w:rPr>
-        <w:t>env.example</w:t>
-      </w:r>
-      <w:proofErr w:type="spellEnd"/>
-      <w:r>
-        <w:t>)</w:t>
-      </w:r>
-    </w:p>
-    <w:p>
-      <w:pPr>
-        <w:pStyle w:val="Felsorols1"/>
-      </w:pPr>
-      <w:r>
-        <w:t xml:space="preserve">Telepítési és futtatási útmutató a </w:t>
-      </w:r>
-      <w:r>
-        <w:rPr>
-          <w:rStyle w:val="HTML-kd"/>
-          <w:rFonts w:eastAsiaTheme="minorHAnsi"/>
-        </w:rPr>
         <w:t>README.md</w:t>
       </w:r>
       <w:r>
@@ -7728,21 +7378,24 @@
       <w:pPr>
         <w:pStyle w:val="Felsorols1"/>
       </w:pPr>
-      <w:proofErr w:type="spellStart"/>
       <w:r>
         <w:rPr>
           <w:rStyle w:val="Kiemels2"/>
           <w:rFonts w:eastAsiaTheme="majorEastAsia"/>
         </w:rPr>
-        <w:t>Git</w:t>
-      </w:r>
-      <w:proofErr w:type="spellEnd"/>
+        <w:t>Git 2.30+</w:t>
+      </w:r>
+    </w:p>
+    <w:p>
+      <w:pPr>
+        <w:pStyle w:val="Felsorols1"/>
+      </w:pPr>
       <w:r>
         <w:rPr>
           <w:rStyle w:val="Kiemels2"/>
           <w:rFonts w:eastAsiaTheme="majorEastAsia"/>
         </w:rPr>
-        <w:t xml:space="preserve"> 2.30+</w:t>
+        <w:t>Node.js 18+</w:t>
       </w:r>
     </w:p>
     <w:p>
@@ -7754,64 +7407,32 @@
           <w:rStyle w:val="Kiemels2"/>
           <w:rFonts w:eastAsiaTheme="majorEastAsia"/>
         </w:rPr>
-        <w:t>Node.js 18+</w:t>
-      </w:r>
-    </w:p>
-    <w:p>
-      <w:pPr>
-        <w:pStyle w:val="Felsorols1"/>
-      </w:pPr>
-      <w:proofErr w:type="spellStart"/>
+        <w:t>npm 9+</w:t>
+      </w:r>
+    </w:p>
+    <w:p>
+      <w:pPr>
+        <w:pStyle w:val="Felsorols1"/>
+      </w:pPr>
       <w:r>
         <w:rPr>
           <w:rStyle w:val="Kiemels2"/>
           <w:rFonts w:eastAsiaTheme="majorEastAsia"/>
         </w:rPr>
-        <w:t>npm</w:t>
-      </w:r>
-      <w:proofErr w:type="spellEnd"/>
+        <w:t>MySQL Server</w:t>
+      </w:r>
+    </w:p>
+    <w:p>
+      <w:pPr>
+        <w:pStyle w:val="Felsorols1"/>
+      </w:pPr>
       <w:r>
         <w:rPr>
           <w:rStyle w:val="Kiemels2"/>
           <w:rFonts w:eastAsiaTheme="majorEastAsia"/>
         </w:rPr>
-        <w:t xml:space="preserve"> 9+</w:t>
-      </w:r>
-    </w:p>
-    <w:p>
-      <w:pPr>
-        <w:pStyle w:val="Felsorols1"/>
-      </w:pPr>
-      <w:proofErr w:type="spellStart"/>
-      <w:r>
-        <w:rPr>
-          <w:rStyle w:val="Kiemels2"/>
-          <w:rFonts w:eastAsiaTheme="majorEastAsia"/>
-        </w:rPr>
-        <w:t>MySQL</w:t>
-      </w:r>
-      <w:proofErr w:type="spellEnd"/>
-      <w:r>
-        <w:rPr>
-          <w:rStyle w:val="Kiemels2"/>
-          <w:rFonts w:eastAsiaTheme="majorEastAsia"/>
-        </w:rPr>
-        <w:t xml:space="preserve"> Server</w:t>
-      </w:r>
-    </w:p>
-    <w:p>
-      <w:pPr>
-        <w:pStyle w:val="Felsorols1"/>
-      </w:pPr>
-      <w:proofErr w:type="spellStart"/>
-      <w:r>
-        <w:rPr>
-          <w:rStyle w:val="Kiemels2"/>
-          <w:rFonts w:eastAsiaTheme="majorEastAsia"/>
-        </w:rPr>
         <w:t>phpMyAdmin</w:t>
       </w:r>
-      <w:proofErr w:type="spellEnd"/>
       <w:r>
         <w:t xml:space="preserve"> (lokális adatbázis kezeléshez)</w:t>
       </w:r>
@@ -7833,33 +7454,8 @@
           <w:rStyle w:val="Kiemels2"/>
           <w:rFonts w:eastAsiaTheme="majorEastAsia"/>
         </w:rPr>
-        <w:t xml:space="preserve">Visual </w:t>
-      </w:r>
-      <w:proofErr w:type="spellStart"/>
-      <w:r>
-        <w:rPr>
-          <w:rStyle w:val="Kiemels2"/>
-          <w:rFonts w:eastAsiaTheme="majorEastAsia"/>
-        </w:rPr>
-        <w:t>Studio</w:t>
-      </w:r>
-      <w:proofErr w:type="spellEnd"/>
-      <w:r>
-        <w:rPr>
-          <w:rStyle w:val="Kiemels2"/>
-          <w:rFonts w:eastAsiaTheme="majorEastAsia"/>
-        </w:rPr>
-        <w:t xml:space="preserve"> </w:t>
-      </w:r>
-      <w:proofErr w:type="spellStart"/>
-      <w:r>
-        <w:rPr>
-          <w:rStyle w:val="Kiemels2"/>
-          <w:rFonts w:eastAsiaTheme="majorEastAsia"/>
-        </w:rPr>
-        <w:t>Code</w:t>
-      </w:r>
-      <w:proofErr w:type="spellEnd"/>
+        <w:t>Visual Studio Code</w:t>
+      </w:r>
     </w:p>
     <w:p>
       <w:pPr>
@@ -7912,39 +7508,15 @@
         <w:pStyle w:val="Felsorols1"/>
       </w:pPr>
       <w:r>
-        <w:t xml:space="preserve">A szükséges szoftverek telepítése (XAMPP, Visual </w:t>
-      </w:r>
-      <w:proofErr w:type="spellStart"/>
-      <w:r>
-        <w:t>Studio</w:t>
-      </w:r>
-      <w:proofErr w:type="spellEnd"/>
-      <w:r>
-        <w:t xml:space="preserve"> </w:t>
-      </w:r>
-      <w:proofErr w:type="spellStart"/>
-      <w:r>
-        <w:t>Code</w:t>
-      </w:r>
-      <w:proofErr w:type="spellEnd"/>
-      <w:r>
-        <w:t>, Node.js)</w:t>
-      </w:r>
-    </w:p>
-    <w:p>
-      <w:pPr>
-        <w:pStyle w:val="Felsorols1"/>
-      </w:pPr>
-      <w:r>
-        <w:t xml:space="preserve">Az adatbázis importálása </w:t>
-      </w:r>
-      <w:proofErr w:type="spellStart"/>
-      <w:r>
-        <w:t>phpMyAdmin</w:t>
-      </w:r>
-      <w:proofErr w:type="spellEnd"/>
-      <w:r>
-        <w:t xml:space="preserve"> segítségével</w:t>
+        <w:t>A szükséges szoftverek telepítése (XAMPP, Visual Studio Code, Node.js)</w:t>
+      </w:r>
+    </w:p>
+    <w:p>
+      <w:pPr>
+        <w:pStyle w:val="Felsorols1"/>
+      </w:pPr>
+      <w:r>
+        <w:t>Az adatbázis importálása phpMyAdmin segítségével</w:t>
       </w:r>
     </w:p>
     <w:p>
@@ -7966,15 +7538,7 @@
     </w:p>
     <w:p>
       <w:r>
-        <w:t xml:space="preserve">Az útmutató lépésről lépésre </w:t>
-      </w:r>
-      <w:proofErr w:type="spellStart"/>
-      <w:r>
-        <w:t>végigvezeti</w:t>
-      </w:r>
-      <w:proofErr w:type="spellEnd"/>
-      <w:r>
-        <w:t xml:space="preserve"> a felhasználót a teljes folyamaton.</w:t>
+        <w:t>Az útmutató lépésről lépésre végigvezeti a felhasználót a teljes folyamaton.</w:t>
       </w:r>
     </w:p>
     <w:p>
@@ -7996,15 +7560,7 @@
     </w:p>
     <w:p>
       <w:r>
-        <w:t xml:space="preserve">A weboldal forráskódja egy GitHub </w:t>
-      </w:r>
-      <w:proofErr w:type="spellStart"/>
-      <w:r>
-        <w:t>repositoryban</w:t>
-      </w:r>
-      <w:proofErr w:type="spellEnd"/>
-      <w:r>
-        <w:t xml:space="preserve"> található.</w:t>
+        <w:t>A weboldal forráskódja egy GitHub repositoryban található.</w:t>
       </w:r>
     </w:p>
     <w:p>
@@ -8012,15 +7568,7 @@
         <w:pStyle w:val="Cmsor4"/>
       </w:pPr>
       <w:r>
-        <w:t xml:space="preserve"> </w:t>
-      </w:r>
-      <w:proofErr w:type="spellStart"/>
-      <w:r>
-        <w:t>Repository</w:t>
-      </w:r>
-      <w:proofErr w:type="spellEnd"/>
-      <w:r>
-        <w:t xml:space="preserve"> letöltése</w:t>
+        <w:t xml:space="preserve"> Repository letöltése</w:t>
       </w:r>
     </w:p>
     <w:p>
@@ -8036,24 +7584,14 @@
         <w:pStyle w:val="Felsorols1"/>
       </w:pPr>
       <w:r>
-        <w:t xml:space="preserve">A </w:t>
-      </w:r>
-      <w:proofErr w:type="spellStart"/>
-      <w:r>
-        <w:t>repository</w:t>
-      </w:r>
-      <w:proofErr w:type="spellEnd"/>
-      <w:r>
-        <w:t xml:space="preserve"> oldalán kattintson a </w:t>
-      </w:r>
-      <w:proofErr w:type="spellStart"/>
+        <w:t xml:space="preserve">A repository oldalán kattintson a </w:t>
+      </w:r>
       <w:r>
         <w:rPr>
           <w:rStyle w:val="Kiemels2"/>
         </w:rPr>
         <w:t>Code</w:t>
       </w:r>
-      <w:proofErr w:type="spellEnd"/>
       <w:r>
         <w:t xml:space="preserve"> gombra.</w:t>
       </w:r>
@@ -8065,154 +7603,95 @@
       <w:r>
         <w:t xml:space="preserve">Válassza a </w:t>
       </w:r>
-      <w:proofErr w:type="spellStart"/>
       <w:r>
         <w:rPr>
           <w:rStyle w:val="Kiemels2"/>
         </w:rPr>
-        <w:t>Download</w:t>
-      </w:r>
-      <w:proofErr w:type="spellEnd"/>
+        <w:t>Download ZIP</w:t>
+      </w:r>
+      <w:r>
+        <w:t xml:space="preserve"> opciót.</w:t>
+      </w:r>
+    </w:p>
+    <w:p>
+      <w:r>
+        <w:t>Alternatív megoldásként használható a Git is:</w:t>
+      </w:r>
+    </w:p>
+    <w:p>
+      <w:pPr>
+        <w:pStyle w:val="Felsorols1"/>
+      </w:pPr>
+      <w:r>
+        <w:t>Nyisson meg egy terminált vagy parancssort.</w:t>
+      </w:r>
+    </w:p>
+    <w:p>
+      <w:pPr>
+        <w:pStyle w:val="Felsorols1"/>
+      </w:pPr>
+      <w:r>
+        <w:t>Írja be:</w:t>
+      </w:r>
+    </w:p>
+    <w:p>
+      <w:pPr>
+        <w:pStyle w:val="HTML-kntformzott"/>
+      </w:pPr>
+      <w:r>
+        <w:t>git clone &lt;github_repository_link&gt;</w:t>
+      </w:r>
+    </w:p>
+    <w:p>
+      <w:pPr>
+        <w:pStyle w:val="Felsorols1"/>
+      </w:pPr>
+      <w:r>
+        <w:t>A parancs letölti a teljes projektet a számítógépre.</w:t>
+      </w:r>
+    </w:p>
+    <w:p>
+      <w:pPr>
+        <w:pStyle w:val="Cmsor4"/>
+      </w:pPr>
+      <w:r>
+        <w:t>A projekt kicsomagolása</w:t>
+      </w:r>
+    </w:p>
+    <w:p>
+      <w:r>
+        <w:t>Ha ZIP fájlt töltött le:</w:t>
+      </w:r>
+    </w:p>
+    <w:p>
+      <w:pPr>
+        <w:pStyle w:val="Felsorols1"/>
+      </w:pPr>
+      <w:r>
+        <w:t>Keresse meg a letöltött ZIP fájlt.</w:t>
+      </w:r>
+    </w:p>
+    <w:p>
+      <w:pPr>
+        <w:pStyle w:val="Felsorols1"/>
+      </w:pPr>
+      <w:r>
+        <w:t>Kattintson rá jobb gombbal.</w:t>
+      </w:r>
+    </w:p>
+    <w:p>
+      <w:pPr>
+        <w:pStyle w:val="Felsorols1"/>
+      </w:pPr>
+      <w:r>
+        <w:t xml:space="preserve">Válassza a </w:t>
+      </w:r>
       <w:r>
         <w:rPr>
           <w:rStyle w:val="Kiemels2"/>
         </w:rPr>
-        <w:t xml:space="preserve"> ZIP</w:t>
-      </w:r>
-      <w:r>
-        <w:t xml:space="preserve"> opciót.</w:t>
-      </w:r>
-    </w:p>
-    <w:p>
-      <w:r>
-        <w:t xml:space="preserve">Alternatív megoldásként használható a </w:t>
-      </w:r>
-      <w:proofErr w:type="spellStart"/>
-      <w:r>
-        <w:t>Git</w:t>
-      </w:r>
-      <w:proofErr w:type="spellEnd"/>
-      <w:r>
-        <w:t xml:space="preserve"> is:</w:t>
-      </w:r>
-    </w:p>
-    <w:p>
-      <w:pPr>
-        <w:pStyle w:val="Felsorols1"/>
-      </w:pPr>
-      <w:r>
-        <w:t>Nyisson meg egy terminált vagy parancssort.</w:t>
-      </w:r>
-    </w:p>
-    <w:p>
-      <w:pPr>
-        <w:pStyle w:val="Felsorols1"/>
-      </w:pPr>
-      <w:r>
-        <w:t>Írja be:</w:t>
-      </w:r>
-    </w:p>
-    <w:p>
-      <w:pPr>
-        <w:pStyle w:val="HTML-kntformzott"/>
-      </w:pPr>
-      <w:proofErr w:type="spellStart"/>
-      <w:r>
-        <w:t>git</w:t>
-      </w:r>
-      <w:proofErr w:type="spellEnd"/>
-      <w:r>
-        <w:t xml:space="preserve"> </w:t>
-      </w:r>
-      <w:proofErr w:type="spellStart"/>
-      <w:r>
-        <w:t>clone</w:t>
-      </w:r>
-      <w:proofErr w:type="spellEnd"/>
-      <w:r>
-        <w:t xml:space="preserve"> &lt;</w:t>
-      </w:r>
-      <w:proofErr w:type="spellStart"/>
-      <w:r>
-        <w:t>github_repository_link</w:t>
-      </w:r>
-      <w:proofErr w:type="spellEnd"/>
-      <w:r>
-        <w:t>&gt;</w:t>
-      </w:r>
-    </w:p>
-    <w:p>
-      <w:pPr>
-        <w:pStyle w:val="Felsorols1"/>
-      </w:pPr>
-      <w:r>
-        <w:t>A parancs letölti a teljes projektet a számítógépre.</w:t>
-      </w:r>
-    </w:p>
-    <w:p>
-      <w:pPr>
-        <w:pStyle w:val="Cmsor4"/>
-      </w:pPr>
-      <w:r>
-        <w:t>A projekt kicsomagolása</w:t>
-      </w:r>
-    </w:p>
-    <w:p>
-      <w:r>
-        <w:t>Ha ZIP fájlt töltött le:</w:t>
-      </w:r>
-    </w:p>
-    <w:p>
-      <w:pPr>
-        <w:pStyle w:val="Felsorols1"/>
-      </w:pPr>
-      <w:r>
-        <w:t>Keresse meg a letöltött ZIP fájlt.</w:t>
-      </w:r>
-    </w:p>
-    <w:p>
-      <w:pPr>
-        <w:pStyle w:val="Felsorols1"/>
-      </w:pPr>
-      <w:r>
-        <w:t>Kattintson rá jobb gombbal.</w:t>
-      </w:r>
-    </w:p>
-    <w:p>
-      <w:pPr>
-        <w:pStyle w:val="Felsorols1"/>
-      </w:pPr>
-      <w:r>
-        <w:t xml:space="preserve">Válassza a </w:t>
-      </w:r>
-      <w:r>
-        <w:rPr>
-          <w:rStyle w:val="Kiemels2"/>
-        </w:rPr>
-        <w:t xml:space="preserve">Kicsomagolás / </w:t>
-      </w:r>
-      <w:proofErr w:type="spellStart"/>
-      <w:r>
-        <w:rPr>
-          <w:rStyle w:val="Kiemels2"/>
-        </w:rPr>
-        <w:t>Extract</w:t>
-      </w:r>
-      <w:proofErr w:type="spellEnd"/>
-      <w:r>
-        <w:rPr>
-          <w:rStyle w:val="Kiemels2"/>
-        </w:rPr>
-        <w:t xml:space="preserve"> </w:t>
-      </w:r>
-      <w:proofErr w:type="spellStart"/>
-      <w:r>
-        <w:rPr>
-          <w:rStyle w:val="Kiemels2"/>
-        </w:rPr>
-        <w:t>All</w:t>
-      </w:r>
-      <w:proofErr w:type="spellEnd"/>
+        <w:t>Kicsomagolás / Extract All</w:t>
+      </w:r>
       <w:r>
         <w:t xml:space="preserve"> lehetőséget.</w:t>
       </w:r>
@@ -8264,21 +7743,8 @@
         <w:pStyle w:val="Felsorols1"/>
       </w:pPr>
       <w:r>
-        <w:t xml:space="preserve">Visual </w:t>
-      </w:r>
-      <w:proofErr w:type="spellStart"/>
-      <w:r>
-        <w:t>Studio</w:t>
-      </w:r>
-      <w:proofErr w:type="spellEnd"/>
-      <w:r>
-        <w:t xml:space="preserve"> </w:t>
-      </w:r>
-      <w:proofErr w:type="spellStart"/>
-      <w:r>
-        <w:t>Code</w:t>
-      </w:r>
-      <w:proofErr w:type="spellEnd"/>
+        <w:t>Visual Studio Code</w:t>
+      </w:r>
     </w:p>
     <w:p>
       <w:pPr>
@@ -8292,11 +7758,9 @@
       <w:pPr>
         <w:pStyle w:val="Felsorols1"/>
       </w:pPr>
-      <w:proofErr w:type="spellStart"/>
       <w:r>
         <w:t>npm</w:t>
       </w:r>
-      <w:proofErr w:type="spellEnd"/>
     </w:p>
     <w:p>
       <w:r>
@@ -8315,23 +7779,7 @@
     </w:p>
     <w:p>
       <w:r>
-        <w:t xml:space="preserve">A XAMPP egy helyi szervercsomag, amely tartalmazza az </w:t>
-      </w:r>
-      <w:proofErr w:type="spellStart"/>
-      <w:r>
-        <w:t>Apache</w:t>
-      </w:r>
-      <w:proofErr w:type="spellEnd"/>
-      <w:r>
-        <w:t xml:space="preserve"> szervert, a PHP-t és a </w:t>
-      </w:r>
-      <w:proofErr w:type="spellStart"/>
-      <w:r>
-        <w:t>MySQL</w:t>
-      </w:r>
-      <w:proofErr w:type="spellEnd"/>
-      <w:r>
-        <w:t xml:space="preserve"> adatbázist.</w:t>
+        <w:t>A XAMPP egy helyi szervercsomag, amely tartalmazza az Apache szervert, a PHP-t és a MySQL adatbázist.</w:t>
       </w:r>
     </w:p>
     <w:p>
@@ -8403,14 +7851,12 @@
       <w:r>
         <w:t xml:space="preserve">A telepítő elindulása után kattintson a </w:t>
       </w:r>
-      <w:proofErr w:type="spellStart"/>
       <w:r>
         <w:rPr>
           <w:rStyle w:val="Kiemels2"/>
         </w:rPr>
         <w:t>Next</w:t>
       </w:r>
-      <w:proofErr w:type="spellEnd"/>
       <w:r>
         <w:t xml:space="preserve"> gombra.</w:t>
       </w:r>
@@ -8448,14 +7894,12 @@
       <w:r>
         <w:t xml:space="preserve">Kattintson többször a </w:t>
       </w:r>
-      <w:proofErr w:type="spellStart"/>
       <w:r>
         <w:rPr>
           <w:rStyle w:val="Kiemels2"/>
         </w:rPr>
         <w:t>Next</w:t>
       </w:r>
-      <w:proofErr w:type="spellEnd"/>
       <w:r>
         <w:t xml:space="preserve"> gombra.</w:t>
       </w:r>
@@ -8467,14 +7911,12 @@
       <w:r>
         <w:t xml:space="preserve">A telepítés befejezése után kattintson a </w:t>
       </w:r>
-      <w:proofErr w:type="spellStart"/>
       <w:r>
         <w:rPr>
           <w:rStyle w:val="Kiemels2"/>
         </w:rPr>
         <w:t>Finish</w:t>
       </w:r>
-      <w:proofErr w:type="spellEnd"/>
       <w:r>
         <w:t xml:space="preserve"> gombra.</w:t>
       </w:r>
@@ -8498,21 +7940,7 @@
         <w:rPr>
           <w:rStyle w:val="Kiemels2"/>
         </w:rPr>
-        <w:t xml:space="preserve">XAMPP </w:t>
-      </w:r>
-      <w:proofErr w:type="spellStart"/>
-      <w:r>
-        <w:rPr>
-          <w:rStyle w:val="Kiemels2"/>
-        </w:rPr>
-        <w:t>Control</w:t>
-      </w:r>
-      <w:proofErr w:type="spellEnd"/>
-      <w:r>
-        <w:rPr>
-          <w:rStyle w:val="Kiemels2"/>
-        </w:rPr>
-        <w:t xml:space="preserve"> Panel</w:t>
+        <w:t>XAMPP Control Panel</w:t>
       </w:r>
       <w:r>
         <w:t xml:space="preserve"> alkalmazást.</w:t>
@@ -8534,11 +7962,9 @@
           <w:numId w:val="9"/>
         </w:numPr>
       </w:pPr>
-      <w:proofErr w:type="spellStart"/>
       <w:r>
         <w:t>Apache</w:t>
       </w:r>
-      <w:proofErr w:type="spellEnd"/>
     </w:p>
     <w:p>
       <w:pPr>
@@ -8548,11 +7974,9 @@
           <w:numId w:val="9"/>
         </w:numPr>
       </w:pPr>
-      <w:proofErr w:type="spellStart"/>
       <w:r>
         <w:t>MySQL</w:t>
       </w:r>
-      <w:proofErr w:type="spellEnd"/>
     </w:p>
     <w:p>
       <w:pPr>
@@ -8590,29 +8014,13 @@
       </w:pPr>
       <w:bookmarkStart w:id="30" w:name="_Toc224117361"/>
       <w:r>
-        <w:t xml:space="preserve">Adatbázis importálása </w:t>
-      </w:r>
-      <w:proofErr w:type="spellStart"/>
-      <w:r>
-        <w:t>phpMyAdmin</w:t>
-      </w:r>
-      <w:proofErr w:type="spellEnd"/>
-      <w:r>
-        <w:t xml:space="preserve"> segítségével</w:t>
+        <w:t>Adatbázis importálása phpMyAdmin segítségével</w:t>
       </w:r>
       <w:bookmarkEnd w:id="30"/>
     </w:p>
     <w:p>
       <w:r>
-        <w:t xml:space="preserve">A projekt működéséhez szükséges adatbázis a </w:t>
-      </w:r>
-      <w:proofErr w:type="spellStart"/>
-      <w:r>
-        <w:t>repository</w:t>
-      </w:r>
-      <w:proofErr w:type="spellEnd"/>
-      <w:r>
-        <w:t xml:space="preserve"> </w:t>
+        <w:t xml:space="preserve">A projekt működéséhez szükséges adatbázis a repository </w:t>
       </w:r>
       <w:r>
         <w:rPr>
@@ -8628,13 +8036,8 @@
       <w:pPr>
         <w:pStyle w:val="Cmsor4"/>
       </w:pPr>
-      <w:proofErr w:type="spellStart"/>
-      <w:r>
-        <w:t>phpMyAdmin</w:t>
-      </w:r>
-      <w:proofErr w:type="spellEnd"/>
-      <w:r>
-        <w:t xml:space="preserve"> megnyitása</w:t>
+      <w:r>
+        <w:t>phpMyAdmin megnyitása</w:t>
       </w:r>
     </w:p>
     <w:p>
@@ -8663,15 +8066,7 @@
     </w:p>
     <w:p>
       <w:r>
-        <w:t xml:space="preserve">Megnyílik a </w:t>
-      </w:r>
-      <w:proofErr w:type="spellStart"/>
-      <w:r>
-        <w:t>phpMyAdmin</w:t>
-      </w:r>
-      <w:proofErr w:type="spellEnd"/>
-      <w:r>
-        <w:t xml:space="preserve"> kezelőfelület.</w:t>
+        <w:t>Megnyílik a phpMyAdmin kezelőfelület.</w:t>
       </w:r>
     </w:p>
     <w:p>
@@ -8714,14 +8109,12 @@
       <w:r>
         <w:t xml:space="preserve">Kattintson a </w:t>
       </w:r>
-      <w:proofErr w:type="spellStart"/>
       <w:r>
         <w:rPr>
           <w:rStyle w:val="Kiemels2"/>
         </w:rPr>
         <w:t>Create</w:t>
       </w:r>
-      <w:proofErr w:type="spellEnd"/>
       <w:r>
         <w:t xml:space="preserve"> gombra.</w:t>
       </w:r>
@@ -8766,19 +8159,11 @@
       <w:r>
         <w:t xml:space="preserve">Válassza a </w:t>
       </w:r>
-      <w:proofErr w:type="spellStart"/>
       <w:r>
         <w:rPr>
           <w:rStyle w:val="Kiemels2"/>
         </w:rPr>
-        <w:t>Choose</w:t>
-      </w:r>
-      <w:proofErr w:type="spellEnd"/>
-      <w:r>
-        <w:rPr>
-          <w:rStyle w:val="Kiemels2"/>
-        </w:rPr>
-        <w:t xml:space="preserve"> File</w:t>
+        <w:t>Choose File</w:t>
       </w:r>
       <w:r>
         <w:t xml:space="preserve"> opciót.</w:t>
@@ -8836,45 +8221,13 @@
       </w:pPr>
       <w:bookmarkStart w:id="31" w:name="_Toc224117362"/>
       <w:r>
-        <w:t xml:space="preserve">Visual </w:t>
-      </w:r>
-      <w:proofErr w:type="spellStart"/>
-      <w:r>
-        <w:t>Studio</w:t>
-      </w:r>
-      <w:proofErr w:type="spellEnd"/>
-      <w:r>
-        <w:t xml:space="preserve"> </w:t>
-      </w:r>
-      <w:proofErr w:type="spellStart"/>
-      <w:r>
-        <w:t>Code</w:t>
-      </w:r>
-      <w:proofErr w:type="spellEnd"/>
-      <w:r>
-        <w:t xml:space="preserve"> megnyitása</w:t>
+        <w:t>Visual Studio Code megnyitása</w:t>
       </w:r>
       <w:bookmarkEnd w:id="31"/>
     </w:p>
     <w:p>
       <w:r>
-        <w:t xml:space="preserve">A projekt futtatásához ajánlott fejlesztői környezet a Visual </w:t>
-      </w:r>
-      <w:proofErr w:type="spellStart"/>
-      <w:r>
-        <w:t>Studio</w:t>
-      </w:r>
-      <w:proofErr w:type="spellEnd"/>
-      <w:r>
-        <w:t xml:space="preserve"> </w:t>
-      </w:r>
-      <w:proofErr w:type="spellStart"/>
-      <w:r>
-        <w:t>Code</w:t>
-      </w:r>
-      <w:proofErr w:type="spellEnd"/>
-      <w:r>
-        <w:t>.</w:t>
+        <w:t>A projekt futtatásához ajánlott fejlesztői környezet a Visual Studio Code.</w:t>
       </w:r>
     </w:p>
     <w:p>
@@ -8883,23 +8236,7 @@
       </w:pPr>
       <w:r>
         <w:lastRenderedPageBreak/>
-        <w:t xml:space="preserve">Visual </w:t>
-      </w:r>
-      <w:proofErr w:type="spellStart"/>
-      <w:r>
-        <w:t>Studio</w:t>
-      </w:r>
-      <w:proofErr w:type="spellEnd"/>
-      <w:r>
-        <w:t xml:space="preserve"> </w:t>
-      </w:r>
-      <w:proofErr w:type="spellStart"/>
-      <w:r>
-        <w:t>Code</w:t>
-      </w:r>
-      <w:proofErr w:type="spellEnd"/>
-      <w:r>
-        <w:t xml:space="preserve"> telepítése</w:t>
+        <w:t>Visual Studio Code telepítése</w:t>
       </w:r>
     </w:p>
     <w:p>
@@ -8952,23 +8289,7 @@
         <w:pStyle w:val="Felsorols1"/>
       </w:pPr>
       <w:r>
-        <w:t xml:space="preserve">Indítsa el a Visual </w:t>
-      </w:r>
-      <w:proofErr w:type="spellStart"/>
-      <w:r>
-        <w:t>Studio</w:t>
-      </w:r>
-      <w:proofErr w:type="spellEnd"/>
-      <w:r>
-        <w:t xml:space="preserve"> </w:t>
-      </w:r>
-      <w:proofErr w:type="spellStart"/>
-      <w:r>
-        <w:t>Code</w:t>
-      </w:r>
-      <w:proofErr w:type="spellEnd"/>
-      <w:r>
-        <w:t xml:space="preserve"> programot.</w:t>
+        <w:t>Indítsa el a Visual Studio Code programot.</w:t>
       </w:r>
     </w:p>
     <w:p>
@@ -8982,16 +8303,8 @@
         <w:rPr>
           <w:rStyle w:val="Kiemels2"/>
         </w:rPr>
-        <w:t xml:space="preserve">File → Open </w:t>
-      </w:r>
-      <w:proofErr w:type="spellStart"/>
-      <w:r>
-        <w:rPr>
-          <w:rStyle w:val="Kiemels2"/>
-        </w:rPr>
-        <w:t>Folder</w:t>
-      </w:r>
-      <w:proofErr w:type="spellEnd"/>
+        <w:t>File → Open Folder</w:t>
+      </w:r>
       <w:r>
         <w:t xml:space="preserve"> menüpontra.</w:t>
       </w:r>
@@ -9047,23 +8360,7 @@
         <w:pStyle w:val="Felsorols1"/>
       </w:pPr>
       <w:r>
-        <w:t xml:space="preserve">A Visual </w:t>
-      </w:r>
-      <w:proofErr w:type="spellStart"/>
-      <w:r>
-        <w:t>Studio</w:t>
-      </w:r>
-      <w:proofErr w:type="spellEnd"/>
-      <w:r>
-        <w:t xml:space="preserve"> </w:t>
-      </w:r>
-      <w:proofErr w:type="spellStart"/>
-      <w:r>
-        <w:t>Code</w:t>
-      </w:r>
-      <w:proofErr w:type="spellEnd"/>
-      <w:r>
-        <w:t xml:space="preserve"> menüjében válassza:</w:t>
+        <w:t>A Visual Studio Code menüjében válassza:</w:t>
       </w:r>
     </w:p>
     <w:p>
@@ -9155,27 +8452,9 @@
       <w:pPr>
         <w:pStyle w:val="HTML-kntformzott"/>
       </w:pPr>
-      <w:proofErr w:type="spellStart"/>
-      <w:r>
-        <w:t>npm</w:t>
-      </w:r>
-      <w:proofErr w:type="spellEnd"/>
-      <w:r>
-        <w:t xml:space="preserve"> </w:t>
-      </w:r>
-      <w:proofErr w:type="spellStart"/>
-      <w:r>
-        <w:t>run</w:t>
-      </w:r>
-      <w:proofErr w:type="spellEnd"/>
-      <w:r>
-        <w:t xml:space="preserve"> </w:t>
-      </w:r>
-      <w:proofErr w:type="spellStart"/>
-      <w:r>
-        <w:t>dev</w:t>
-      </w:r>
-      <w:proofErr w:type="spellEnd"/>
+      <w:r>
+        <w:t>npm run dev</w:t>
+      </w:r>
     </w:p>
     <w:p>
       <w:r>
@@ -9256,21 +8535,8 @@
       <w:pPr>
         <w:pStyle w:val="HTML-kntformzott"/>
       </w:pPr>
-      <w:proofErr w:type="spellStart"/>
-      <w:r>
-        <w:t>npm</w:t>
-      </w:r>
-      <w:proofErr w:type="spellEnd"/>
-      <w:r>
-        <w:t xml:space="preserve"> </w:t>
-      </w:r>
-      <w:proofErr w:type="spellStart"/>
-      <w:r>
-        <w:t>run</w:t>
-      </w:r>
-      <w:proofErr w:type="spellEnd"/>
-      <w:r>
-        <w:t xml:space="preserve"> start</w:t>
+      <w:r>
+        <w:t>npm run start</w:t>
       </w:r>
     </w:p>
     <w:p>
@@ -10469,31 +9735,7 @@
         <w:t>„</w:t>
       </w:r>
       <w:r>
-        <w:t>Csak képfájlokat tölthetsz fel! (</w:t>
-      </w:r>
-      <w:proofErr w:type="spellStart"/>
-      <w:r>
-        <w:t>jpg</w:t>
-      </w:r>
-      <w:proofErr w:type="spellEnd"/>
-      <w:r>
-        <w:t xml:space="preserve">, </w:t>
-      </w:r>
-      <w:proofErr w:type="spellStart"/>
-      <w:r>
-        <w:t>png</w:t>
-      </w:r>
-      <w:proofErr w:type="spellEnd"/>
-      <w:r>
-        <w:t xml:space="preserve">, </w:t>
-      </w:r>
-      <w:proofErr w:type="spellStart"/>
-      <w:r>
-        <w:t>gif</w:t>
-      </w:r>
-      <w:proofErr w:type="spellEnd"/>
-      <w:r>
-        <w:t>, stb.)</w:t>
+        <w:t>Csak képfájlokat tölthetsz fel! (jpg, png, gif, stb.)</w:t>
       </w:r>
     </w:p>
     <w:p>
@@ -10516,15 +9758,7 @@
     </w:p>
     <w:p>
       <w:r>
-        <w:t xml:space="preserve">Az </w:t>
-      </w:r>
-      <w:proofErr w:type="spellStart"/>
-      <w:r>
-        <w:t>admin</w:t>
-      </w:r>
-      <w:proofErr w:type="spellEnd"/>
-      <w:r>
-        <w:t xml:space="preserve"> felület funkciói</w:t>
+        <w:t>Az admin felület funkciói</w:t>
       </w:r>
       <w:r>
         <w:t xml:space="preserve"> és jogosultságai</w:t>
@@ -10648,7 +9882,7 @@
     </w:p>
     <w:p>
       <w:r>
-        <w:t>A felhasználó számára a weboldal alján található szegmensben mindhárom fejlesztő email elérhetősége  megtalálható kapcsolatfelvétel végett.</w:t>
+        <w:t>A felhasználó számára a weboldal alján található szegmensben mindhárom fejlesztő email elérhetősége megtalálható kapcsolatfelvétel végett.</w:t>
       </w:r>
     </w:p>
     <w:p>
@@ -10656,6 +9890,53 @@
         <w:t>A felhasználóknak javasolt a dokumentáció áttekintése a gyakori kérdések és a program használatának megismerése érdekében.</w:t>
       </w:r>
     </w:p>
+    <w:p>
+      <w:pPr>
+        <w:pStyle w:val="Cmsor3"/>
+      </w:pPr>
+      <w:r>
+        <w:t>Egyéb funkciók</w:t>
+      </w:r>
+      <w:r>
+        <w:t xml:space="preserve"> (regisztrációhoz kötöttek)</w:t>
+      </w:r>
+    </w:p>
+    <w:p>
+      <w:r>
+        <w:t>komment írás</w:t>
+      </w:r>
+    </w:p>
+    <w:p>
+      <w:pPr>
+        <w:pStyle w:val="Cmsor4"/>
+      </w:pPr>
+      <w:r>
+        <w:t>Szavazás</w:t>
+      </w:r>
+    </w:p>
+    <w:p>
+      <w:r>
+        <w:t>Az oldalunkon a felhasználók szavazhatnak arról, hogy egyes kommentek vagy képek elnyerték-e tetszésüket. Minden kép és komment mellett megjelenik egy felfele és egy lefele mutató nyíl (up &amp; downvote), amik gombokként funkcionálnak és lehetővé teszik a szavazást. A felfele mutató nyíl jelzi azt, hogy a tartalom tetszik, a lefele mutató nyíl pedig a nemtetszést fejezi ki. Mellettük található egy százalékos mutató, ami kimutatja, hogy a szavazók hány százaléka értékelte az adott tartalmat pozitívan, ezzel a felhasználóknak egy általános képet adva az adott tartalom nyilvános megítéléséről.</w:t>
+      </w:r>
+    </w:p>
+    <w:p>
+      <w:r>
+        <w:t>letöltés</w:t>
+      </w:r>
+    </w:p>
+    <w:p>
+      <w:r>
+        <w:t>követés</w:t>
+      </w:r>
+    </w:p>
+    <w:p>
+      <w:r>
+        <w:lastRenderedPageBreak/>
+        <w:t>megosztás</w:t>
+      </w:r>
+    </w:p>
+    <w:p/>
+    <w:p/>
     <w:p/>
     <w:p/>
     <w:p>
@@ -10820,31 +10101,7 @@
     <w:p/>
     <w:p>
       <w:r>
-        <w:t xml:space="preserve">A rendszer egy fotómegosztó közösségi alkalmazás, ahol a felhasználók képeket töltenek fel, azokat címkézik, </w:t>
-      </w:r>
-      <w:proofErr w:type="spellStart"/>
-      <w:r>
-        <w:t>kommentelik</w:t>
-      </w:r>
-      <w:proofErr w:type="spellEnd"/>
-      <w:r>
-        <w:t xml:space="preserve">, szavazzák, illetve követik egymást. Az adatok </w:t>
-      </w:r>
-      <w:proofErr w:type="spellStart"/>
-      <w:r>
-        <w:t>MariaDB</w:t>
-      </w:r>
-      <w:proofErr w:type="spellEnd"/>
-      <w:r>
-        <w:t>/</w:t>
-      </w:r>
-      <w:proofErr w:type="spellStart"/>
-      <w:r>
-        <w:t>MySQL</w:t>
-      </w:r>
-      <w:proofErr w:type="spellEnd"/>
-      <w:r>
-        <w:t xml:space="preserve"> relációs adatbázisban vannak, a modell célja az átlátható tárolás, a kapcsolatok egyértelmű kezelése és az adatintegritás biztosítása (PK, FK, UNIQUE, indexek).</w:t>
+        <w:t>A rendszer egy fotómegosztó közösségi alkalmazás, ahol a felhasználók képeket töltenek fel, azokat címkézik, kommentelik, szavazzák, illetve követik egymást. Az adatok MariaDB/MySQL relációs adatbázisban vannak, a modell célja az átlátható tárolás, a kapcsolatok egyértelmű kezelése és az adatintegritás biztosítása (PK, FK, UNIQUE, indexek).</w:t>
       </w:r>
     </w:p>
     <w:p/>
@@ -10865,75 +10122,20 @@
       <w:pPr>
         <w:pStyle w:val="Cmsor4"/>
       </w:pPr>
-      <w:proofErr w:type="spellStart"/>
       <w:r>
         <w:t>users</w:t>
       </w:r>
-      <w:proofErr w:type="spellEnd"/>
-    </w:p>
-    <w:p>
-      <w:pPr>
-        <w:pStyle w:val="Felsorols1"/>
-      </w:pPr>
-      <w:r>
-        <w:t xml:space="preserve">Felhasználók: </w:t>
-      </w:r>
-      <w:proofErr w:type="spellStart"/>
-      <w:r>
-        <w:t>id</w:t>
-      </w:r>
-      <w:proofErr w:type="spellEnd"/>
-      <w:r>
-        <w:t xml:space="preserve">, </w:t>
-      </w:r>
-      <w:proofErr w:type="spellStart"/>
-      <w:r>
-        <w:t>username</w:t>
-      </w:r>
-      <w:proofErr w:type="spellEnd"/>
-      <w:r>
-        <w:t xml:space="preserve"> (UNIQUE), email (UNIQUE), </w:t>
-      </w:r>
-      <w:proofErr w:type="spellStart"/>
-      <w:r>
-        <w:t>password</w:t>
-      </w:r>
-      <w:proofErr w:type="spellEnd"/>
-      <w:r>
-        <w:t xml:space="preserve"> (</w:t>
-      </w:r>
-      <w:proofErr w:type="spellStart"/>
-      <w:r>
-        <w:t>hash</w:t>
-      </w:r>
-      <w:proofErr w:type="spellEnd"/>
-      <w:r>
-        <w:t xml:space="preserve">), </w:t>
-      </w:r>
-      <w:proofErr w:type="spellStart"/>
-      <w:r>
-        <w:t>bio</w:t>
-      </w:r>
-      <w:proofErr w:type="spellEnd"/>
-      <w:r>
-        <w:t xml:space="preserve">, </w:t>
-      </w:r>
-      <w:proofErr w:type="spellStart"/>
-      <w:r>
-        <w:t>profile_picture</w:t>
-      </w:r>
-      <w:proofErr w:type="spellEnd"/>
-      <w:r>
-        <w:t>.</w:t>
-      </w:r>
-      <w:r>
-        <w:t xml:space="preserve"> </w:t>
-      </w:r>
-      <w:proofErr w:type="spellStart"/>
-      <w:r>
-        <w:t>isAdmin</w:t>
-      </w:r>
-      <w:proofErr w:type="spellEnd"/>
+    </w:p>
+    <w:p>
+      <w:pPr>
+        <w:pStyle w:val="Felsorols1"/>
+      </w:pPr>
+      <w:r>
+        <w:t>Felhasználók: id, username (UNIQUE), email (UNIQUE), password (hash), bio, profile_picture.</w:t>
+      </w:r>
+      <w:r>
+        <w:t xml:space="preserve"> isAdmin</w:t>
+      </w:r>
     </w:p>
     <w:p>
       <w:pPr>
@@ -10948,66 +10150,16 @@
       <w:pPr>
         <w:pStyle w:val="Cmsor4"/>
       </w:pPr>
-      <w:proofErr w:type="spellStart"/>
       <w:r>
         <w:t>images</w:t>
       </w:r>
-      <w:proofErr w:type="spellEnd"/>
-    </w:p>
-    <w:p>
-      <w:pPr>
-        <w:pStyle w:val="Felsorols1"/>
-      </w:pPr>
-      <w:r>
-        <w:t xml:space="preserve">Képek metaadatai: </w:t>
-      </w:r>
-      <w:proofErr w:type="spellStart"/>
-      <w:r>
-        <w:t>id</w:t>
-      </w:r>
-      <w:proofErr w:type="spellEnd"/>
-      <w:r>
-        <w:t xml:space="preserve">, </w:t>
-      </w:r>
-      <w:proofErr w:type="spellStart"/>
-      <w:r>
-        <w:t>user_id</w:t>
-      </w:r>
-      <w:proofErr w:type="spellEnd"/>
-      <w:r>
-        <w:t xml:space="preserve"> (FK), </w:t>
-      </w:r>
-      <w:proofErr w:type="spellStart"/>
-      <w:r>
-        <w:t>title</w:t>
-      </w:r>
-      <w:proofErr w:type="spellEnd"/>
-      <w:r>
-        <w:t xml:space="preserve">, </w:t>
-      </w:r>
-      <w:proofErr w:type="spellStart"/>
-      <w:r>
-        <w:t>description</w:t>
-      </w:r>
-      <w:proofErr w:type="spellEnd"/>
-      <w:r>
-        <w:t xml:space="preserve">, </w:t>
-      </w:r>
-      <w:proofErr w:type="spellStart"/>
-      <w:r>
-        <w:t>upload_date</w:t>
-      </w:r>
-      <w:proofErr w:type="spellEnd"/>
-      <w:r>
-        <w:t xml:space="preserve">, </w:t>
-      </w:r>
-      <w:proofErr w:type="spellStart"/>
-      <w:r>
-        <w:t>url</w:t>
-      </w:r>
-      <w:proofErr w:type="spellEnd"/>
-      <w:r>
-        <w:t>.</w:t>
+    </w:p>
+    <w:p>
+      <w:pPr>
+        <w:pStyle w:val="Felsorols1"/>
+      </w:pPr>
+      <w:r>
+        <w:t>Képek metaadatai: id, user_id (FK), title, description, upload_date, url.</w:t>
       </w:r>
     </w:p>
     <w:p>
@@ -11023,42 +10175,24 @@
       <w:pPr>
         <w:pStyle w:val="Cmsor4"/>
       </w:pPr>
-      <w:proofErr w:type="spellStart"/>
       <w:r>
         <w:t>tags</w:t>
       </w:r>
-      <w:proofErr w:type="spellEnd"/>
-    </w:p>
-    <w:p>
-      <w:pPr>
-        <w:pStyle w:val="Felsorols1"/>
-      </w:pPr>
-      <w:r>
-        <w:t xml:space="preserve">Címkék törzse: </w:t>
-      </w:r>
-      <w:proofErr w:type="spellStart"/>
-      <w:r>
-        <w:t>id</w:t>
-      </w:r>
-      <w:proofErr w:type="spellEnd"/>
-      <w:r>
-        <w:t>, tag (UNIQUE).</w:t>
-      </w:r>
-    </w:p>
-    <w:p>
-      <w:pPr>
-        <w:pStyle w:val="Felsorols1"/>
-      </w:pPr>
-      <w:r>
-        <w:t xml:space="preserve">Cél: egységes címkekészlet, </w:t>
-      </w:r>
-      <w:proofErr w:type="spellStart"/>
-      <w:r>
-        <w:t>duplikációk</w:t>
-      </w:r>
-      <w:proofErr w:type="spellEnd"/>
-      <w:r>
-        <w:t xml:space="preserve"> elkerülése.</w:t>
+    </w:p>
+    <w:p>
+      <w:pPr>
+        <w:pStyle w:val="Felsorols1"/>
+      </w:pPr>
+      <w:r>
+        <w:t>Címkék törzse: id, tag (UNIQUE).</w:t>
+      </w:r>
+    </w:p>
+    <w:p>
+      <w:pPr>
+        <w:pStyle w:val="Felsorols1"/>
+      </w:pPr>
+      <w:r>
+        <w:t>Cél: egységes címkekészlet, duplikációk elkerülése.</w:t>
       </w:r>
     </w:p>
     <w:p/>
@@ -11066,34 +10200,16 @@
       <w:pPr>
         <w:pStyle w:val="Cmsor4"/>
       </w:pPr>
-      <w:proofErr w:type="spellStart"/>
       <w:r>
         <w:t>image_tags</w:t>
       </w:r>
-      <w:proofErr w:type="spellEnd"/>
-    </w:p>
-    <w:p>
-      <w:pPr>
-        <w:pStyle w:val="Felsorols1"/>
-      </w:pPr>
-      <w:r>
-        <w:t>Kapcsolótábla képek és tagek között: (</w:t>
-      </w:r>
-      <w:proofErr w:type="spellStart"/>
-      <w:r>
-        <w:t>image_id</w:t>
-      </w:r>
-      <w:proofErr w:type="spellEnd"/>
-      <w:r>
-        <w:t xml:space="preserve">, </w:t>
-      </w:r>
-      <w:proofErr w:type="spellStart"/>
-      <w:r>
-        <w:t>tag_id</w:t>
-      </w:r>
-      <w:proofErr w:type="spellEnd"/>
-      <w:r>
-        <w:t>) összetett PK + mindkettő FK.</w:t>
+    </w:p>
+    <w:p>
+      <w:pPr>
+        <w:pStyle w:val="Felsorols1"/>
+      </w:pPr>
+      <w:r>
+        <w:t>Kapcsolótábla képek és tagek között: (image_id, tag_id) összetett PK + mindkettő FK.</w:t>
       </w:r>
     </w:p>
     <w:p>
@@ -11110,50 +10226,16 @@
       <w:pPr>
         <w:pStyle w:val="Cmsor4"/>
       </w:pPr>
-      <w:proofErr w:type="spellStart"/>
       <w:r>
         <w:t>comments</w:t>
       </w:r>
-      <w:proofErr w:type="spellEnd"/>
-    </w:p>
-    <w:p>
-      <w:pPr>
-        <w:pStyle w:val="Felsorols1"/>
-      </w:pPr>
-      <w:r>
-        <w:t xml:space="preserve">Kommentek: </w:t>
-      </w:r>
-      <w:proofErr w:type="spellStart"/>
-      <w:r>
-        <w:t>id</w:t>
-      </w:r>
-      <w:proofErr w:type="spellEnd"/>
-      <w:r>
-        <w:t xml:space="preserve">, </w:t>
-      </w:r>
-      <w:proofErr w:type="spellStart"/>
-      <w:r>
-        <w:t>user_id</w:t>
-      </w:r>
-      <w:proofErr w:type="spellEnd"/>
-      <w:r>
-        <w:t xml:space="preserve"> (FK), </w:t>
-      </w:r>
-      <w:proofErr w:type="spellStart"/>
-      <w:r>
-        <w:t>image_id</w:t>
-      </w:r>
-      <w:proofErr w:type="spellEnd"/>
-      <w:r>
-        <w:t xml:space="preserve"> (FK), comment, </w:t>
-      </w:r>
-      <w:proofErr w:type="spellStart"/>
-      <w:r>
-        <w:t>upload_date</w:t>
-      </w:r>
-      <w:proofErr w:type="spellEnd"/>
-      <w:r>
-        <w:t>.</w:t>
+    </w:p>
+    <w:p>
+      <w:pPr>
+        <w:pStyle w:val="Felsorols1"/>
+      </w:pPr>
+      <w:r>
+        <w:t>Kommentek: id, user_id (FK), image_id (FK), comment, upload_date.</w:t>
       </w:r>
     </w:p>
     <w:p>
@@ -11169,82 +10251,24 @@
       <w:pPr>
         <w:pStyle w:val="Cmsor4"/>
       </w:pPr>
-      <w:proofErr w:type="spellStart"/>
       <w:r>
         <w:t>image_votes</w:t>
       </w:r>
-      <w:proofErr w:type="spellEnd"/>
-    </w:p>
-    <w:p>
-      <w:pPr>
-        <w:pStyle w:val="Felsorols1"/>
-      </w:pPr>
-      <w:r>
-        <w:t xml:space="preserve">Képszavazatok/like: </w:t>
-      </w:r>
-      <w:proofErr w:type="spellStart"/>
-      <w:r>
-        <w:t>id</w:t>
-      </w:r>
-      <w:proofErr w:type="spellEnd"/>
-      <w:r>
-        <w:t xml:space="preserve">, </w:t>
-      </w:r>
-      <w:proofErr w:type="spellStart"/>
-      <w:r>
-        <w:t>user_id</w:t>
-      </w:r>
-      <w:proofErr w:type="spellEnd"/>
-      <w:r>
-        <w:t xml:space="preserve">, </w:t>
-      </w:r>
-      <w:proofErr w:type="spellStart"/>
-      <w:r>
-        <w:t>image_id</w:t>
-      </w:r>
-      <w:proofErr w:type="spellEnd"/>
-      <w:r>
-        <w:t xml:space="preserve"> (FK), </w:t>
-      </w:r>
-      <w:proofErr w:type="spellStart"/>
-      <w:r>
-        <w:t>vote</w:t>
-      </w:r>
-      <w:proofErr w:type="spellEnd"/>
-      <w:r>
-        <w:t xml:space="preserve">, </w:t>
-      </w:r>
-      <w:proofErr w:type="spellStart"/>
-      <w:r>
-        <w:t>created_at</w:t>
-      </w:r>
-      <w:proofErr w:type="spellEnd"/>
-      <w:r>
-        <w:t>.</w:t>
-      </w:r>
-    </w:p>
-    <w:p>
-      <w:pPr>
-        <w:pStyle w:val="Felsorols1"/>
-      </w:pPr>
-      <w:r>
-        <w:t>UNIQUE (</w:t>
-      </w:r>
-      <w:proofErr w:type="spellStart"/>
-      <w:r>
-        <w:t>user_id,image_id</w:t>
-      </w:r>
-      <w:proofErr w:type="spellEnd"/>
-      <w:r>
-        <w:t xml:space="preserve">) → egy </w:t>
-      </w:r>
-      <w:proofErr w:type="spellStart"/>
-      <w:r>
-        <w:t>user</w:t>
-      </w:r>
-      <w:proofErr w:type="spellEnd"/>
-      <w:r>
-        <w:t xml:space="preserve"> egy képre csak egyszer szavazhat.</w:t>
+    </w:p>
+    <w:p>
+      <w:pPr>
+        <w:pStyle w:val="Felsorols1"/>
+      </w:pPr>
+      <w:r>
+        <w:t>Képszavazatok/like: id, user_id, image_id (FK), vote, created_at.</w:t>
+      </w:r>
+    </w:p>
+    <w:p>
+      <w:pPr>
+        <w:pStyle w:val="Felsorols1"/>
+      </w:pPr>
+      <w:r>
+        <w:t>UNIQUE (user_id,image_id) → egy user egy képre csak egyszer szavazhat.</w:t>
       </w:r>
     </w:p>
     <w:p/>
@@ -11252,82 +10276,24 @@
       <w:pPr>
         <w:pStyle w:val="Cmsor4"/>
       </w:pPr>
-      <w:proofErr w:type="spellStart"/>
       <w:r>
         <w:t>comment_votes</w:t>
       </w:r>
-      <w:proofErr w:type="spellEnd"/>
-    </w:p>
-    <w:p>
-      <w:pPr>
-        <w:pStyle w:val="Felsorols1"/>
-      </w:pPr>
-      <w:r>
-        <w:t xml:space="preserve">Komment-szavazatok: </w:t>
-      </w:r>
-      <w:proofErr w:type="spellStart"/>
-      <w:r>
-        <w:t>id</w:t>
-      </w:r>
-      <w:proofErr w:type="spellEnd"/>
-      <w:r>
-        <w:t xml:space="preserve">, </w:t>
-      </w:r>
-      <w:proofErr w:type="spellStart"/>
-      <w:r>
-        <w:t>user_id</w:t>
-      </w:r>
-      <w:proofErr w:type="spellEnd"/>
-      <w:r>
-        <w:t xml:space="preserve">, </w:t>
-      </w:r>
-      <w:proofErr w:type="spellStart"/>
-      <w:r>
-        <w:t>comment_id</w:t>
-      </w:r>
-      <w:proofErr w:type="spellEnd"/>
-      <w:r>
-        <w:t xml:space="preserve"> (FK), </w:t>
-      </w:r>
-      <w:proofErr w:type="spellStart"/>
-      <w:r>
-        <w:t>vote</w:t>
-      </w:r>
-      <w:proofErr w:type="spellEnd"/>
-      <w:r>
-        <w:t xml:space="preserve">, </w:t>
-      </w:r>
-      <w:proofErr w:type="spellStart"/>
-      <w:r>
-        <w:t>created_at</w:t>
-      </w:r>
-      <w:proofErr w:type="spellEnd"/>
-      <w:r>
-        <w:t>.</w:t>
-      </w:r>
-    </w:p>
-    <w:p>
-      <w:pPr>
-        <w:pStyle w:val="Felsorols1"/>
-      </w:pPr>
-      <w:r>
-        <w:t>UNIQUE (</w:t>
-      </w:r>
-      <w:proofErr w:type="spellStart"/>
-      <w:r>
-        <w:t>user_id,comment_id</w:t>
-      </w:r>
-      <w:proofErr w:type="spellEnd"/>
-      <w:r>
-        <w:t xml:space="preserve">) → egy </w:t>
-      </w:r>
-      <w:proofErr w:type="spellStart"/>
-      <w:r>
-        <w:t>user</w:t>
-      </w:r>
-      <w:proofErr w:type="spellEnd"/>
-      <w:r>
-        <w:t xml:space="preserve"> egy kommentre csak egyszer szavazhat.</w:t>
+    </w:p>
+    <w:p>
+      <w:pPr>
+        <w:pStyle w:val="Felsorols1"/>
+      </w:pPr>
+      <w:r>
+        <w:t>Komment-szavazatok: id, user_id, comment_id (FK), vote, created_at.</w:t>
+      </w:r>
+    </w:p>
+    <w:p>
+      <w:pPr>
+        <w:pStyle w:val="Felsorols1"/>
+      </w:pPr>
+      <w:r>
+        <w:t>UNIQUE (user_id,comment_id) → egy user egy kommentre csak egyszer szavazhat.</w:t>
       </w:r>
     </w:p>
     <w:p/>
@@ -11335,58 +10301,24 @@
       <w:pPr>
         <w:pStyle w:val="Cmsor4"/>
       </w:pPr>
-      <w:proofErr w:type="spellStart"/>
       <w:r>
         <w:t>follows</w:t>
       </w:r>
-      <w:proofErr w:type="spellEnd"/>
-    </w:p>
-    <w:p>
-      <w:pPr>
-        <w:pStyle w:val="Felsorols1"/>
-      </w:pPr>
-      <w:r>
-        <w:t xml:space="preserve">Követések: </w:t>
-      </w:r>
-      <w:proofErr w:type="spellStart"/>
-      <w:r>
-        <w:t>id</w:t>
-      </w:r>
-      <w:proofErr w:type="spellEnd"/>
-      <w:r>
-        <w:t xml:space="preserve">, </w:t>
-      </w:r>
-      <w:proofErr w:type="spellStart"/>
-      <w:r>
-        <w:t>follower_id</w:t>
-      </w:r>
-      <w:proofErr w:type="spellEnd"/>
-      <w:r>
-        <w:t xml:space="preserve"> (FK), </w:t>
-      </w:r>
-      <w:proofErr w:type="spellStart"/>
-      <w:r>
-        <w:t>following_id</w:t>
-      </w:r>
-      <w:proofErr w:type="spellEnd"/>
-      <w:r>
-        <w:t xml:space="preserve"> (FK).</w:t>
-      </w:r>
-    </w:p>
-    <w:p>
-      <w:pPr>
-        <w:pStyle w:val="Felsorols1"/>
-      </w:pPr>
-      <w:r>
-        <w:t>UNIQUE (</w:t>
-      </w:r>
-      <w:proofErr w:type="spellStart"/>
-      <w:r>
-        <w:t>follower_id,following_id</w:t>
-      </w:r>
-      <w:proofErr w:type="spellEnd"/>
-      <w:r>
-        <w:t>) → nincs duplikált követés.</w:t>
+    </w:p>
+    <w:p>
+      <w:pPr>
+        <w:pStyle w:val="Felsorols1"/>
+      </w:pPr>
+      <w:r>
+        <w:t>Követések: id, follower_id (FK), following_id (FK).</w:t>
+      </w:r>
+    </w:p>
+    <w:p>
+      <w:pPr>
+        <w:pStyle w:val="Felsorols1"/>
+      </w:pPr>
+      <w:r>
+        <w:t>UNIQUE (follower_id,following_id) → nincs duplikált követés.</w:t>
       </w:r>
     </w:p>
     <w:p/>
@@ -11408,179 +10340,57 @@
       <w:pPr>
         <w:pStyle w:val="Felsorols1"/>
       </w:pPr>
-      <w:proofErr w:type="spellStart"/>
-      <w:r>
-        <w:t>users</w:t>
-      </w:r>
-      <w:proofErr w:type="spellEnd"/>
-      <w:r>
-        <w:t xml:space="preserve"> (1) → (N) </w:t>
-      </w:r>
-      <w:proofErr w:type="spellStart"/>
-      <w:r>
-        <w:t>images</w:t>
-      </w:r>
-      <w:proofErr w:type="spellEnd"/>
-    </w:p>
-    <w:p>
-      <w:pPr>
-        <w:pStyle w:val="Felsorols1"/>
-      </w:pPr>
-      <w:proofErr w:type="spellStart"/>
-      <w:r>
-        <w:t>users</w:t>
-      </w:r>
-      <w:proofErr w:type="spellEnd"/>
-      <w:r>
-        <w:t xml:space="preserve"> (1) → (N) </w:t>
-      </w:r>
-      <w:proofErr w:type="spellStart"/>
-      <w:r>
-        <w:t>comments</w:t>
-      </w:r>
-      <w:proofErr w:type="spellEnd"/>
-    </w:p>
-    <w:p>
-      <w:pPr>
-        <w:pStyle w:val="Felsorols1"/>
-      </w:pPr>
-      <w:proofErr w:type="spellStart"/>
+      <w:r>
+        <w:t>users (1) → (N) images</w:t>
+      </w:r>
+    </w:p>
+    <w:p>
+      <w:pPr>
+        <w:pStyle w:val="Felsorols1"/>
+      </w:pPr>
+      <w:r>
+        <w:t>users (1) → (N) comments</w:t>
+      </w:r>
+    </w:p>
+    <w:p>
+      <w:pPr>
+        <w:pStyle w:val="Felsorols1"/>
+      </w:pPr>
       <w:r>
         <w:lastRenderedPageBreak/>
-        <w:t>images</w:t>
-      </w:r>
-      <w:proofErr w:type="spellEnd"/>
-      <w:r>
-        <w:t xml:space="preserve"> (1) → (N) </w:t>
-      </w:r>
-      <w:proofErr w:type="spellStart"/>
-      <w:r>
-        <w:t>comments</w:t>
-      </w:r>
-      <w:proofErr w:type="spellEnd"/>
-    </w:p>
-    <w:p>
-      <w:pPr>
-        <w:pStyle w:val="Felsorols1"/>
-      </w:pPr>
-      <w:proofErr w:type="spellStart"/>
-      <w:r>
-        <w:t>images</w:t>
-      </w:r>
-      <w:proofErr w:type="spellEnd"/>
-      <w:r>
-        <w:t xml:space="preserve"> (N) ↔ (M) </w:t>
-      </w:r>
-      <w:proofErr w:type="spellStart"/>
-      <w:r>
-        <w:t>tags</w:t>
-      </w:r>
-      <w:proofErr w:type="spellEnd"/>
-      <w:r>
-        <w:t xml:space="preserve"> a </w:t>
-      </w:r>
-      <w:proofErr w:type="spellStart"/>
-      <w:r>
-        <w:t>image_tags</w:t>
-      </w:r>
-      <w:proofErr w:type="spellEnd"/>
-      <w:r>
-        <w:t xml:space="preserve"> kapcsolótáblán át</w:t>
-      </w:r>
-    </w:p>
-    <w:p>
-      <w:pPr>
-        <w:pStyle w:val="Felsorols1"/>
-      </w:pPr>
-      <w:proofErr w:type="spellStart"/>
-      <w:r>
-        <w:t>users</w:t>
-      </w:r>
-      <w:proofErr w:type="spellEnd"/>
-      <w:r>
-        <w:t xml:space="preserve"> (N) ↔ (M) </w:t>
-      </w:r>
-      <w:proofErr w:type="spellStart"/>
-      <w:r>
-        <w:t>images</w:t>
-      </w:r>
-      <w:proofErr w:type="spellEnd"/>
-      <w:r>
-        <w:t xml:space="preserve"> az </w:t>
-      </w:r>
-      <w:proofErr w:type="spellStart"/>
-      <w:r>
-        <w:t>image_votes</w:t>
-      </w:r>
-      <w:proofErr w:type="spellEnd"/>
-      <w:r>
-        <w:t xml:space="preserve"> táblán át (like-ok)</w:t>
-      </w:r>
-    </w:p>
-    <w:p>
-      <w:pPr>
-        <w:pStyle w:val="Felsorols1"/>
-      </w:pPr>
-      <w:proofErr w:type="spellStart"/>
-      <w:r>
-        <w:t>users</w:t>
-      </w:r>
-      <w:proofErr w:type="spellEnd"/>
-      <w:r>
-        <w:t xml:space="preserve"> (N) ↔ (M) </w:t>
-      </w:r>
-      <w:proofErr w:type="spellStart"/>
-      <w:r>
-        <w:t>comments</w:t>
-      </w:r>
-      <w:proofErr w:type="spellEnd"/>
-      <w:r>
-        <w:t xml:space="preserve"> a </w:t>
-      </w:r>
-      <w:proofErr w:type="spellStart"/>
-      <w:r>
-        <w:t>comment_votes</w:t>
-      </w:r>
-      <w:proofErr w:type="spellEnd"/>
-      <w:r>
-        <w:t xml:space="preserve"> táblán át</w:t>
-      </w:r>
-    </w:p>
-    <w:p>
-      <w:pPr>
-        <w:pStyle w:val="Felsorols1"/>
-      </w:pPr>
-      <w:proofErr w:type="spellStart"/>
-      <w:r>
-        <w:t>users</w:t>
-      </w:r>
-      <w:proofErr w:type="spellEnd"/>
-      <w:r>
-        <w:t xml:space="preserve"> (N) ↔ (M) </w:t>
-      </w:r>
-      <w:proofErr w:type="spellStart"/>
-      <w:r>
-        <w:t>users</w:t>
-      </w:r>
-      <w:proofErr w:type="spellEnd"/>
-      <w:r>
-        <w:t xml:space="preserve"> a </w:t>
-      </w:r>
-      <w:proofErr w:type="spellStart"/>
-      <w:r>
-        <w:t>follows</w:t>
-      </w:r>
-      <w:proofErr w:type="spellEnd"/>
-      <w:r>
-        <w:t xml:space="preserve"> táblán át (</w:t>
-      </w:r>
-      <w:proofErr w:type="spellStart"/>
-      <w:r>
-        <w:t>self-referencing</w:t>
-      </w:r>
-      <w:proofErr w:type="spellEnd"/>
-      <w:r>
-        <w:t xml:space="preserve"> N:M)</w:t>
+        <w:t>images (1) → (N) comments</w:t>
+      </w:r>
+    </w:p>
+    <w:p>
+      <w:pPr>
+        <w:pStyle w:val="Felsorols1"/>
+      </w:pPr>
+      <w:r>
+        <w:t>images (N) ↔ (M) tags a image_tags kapcsolótáblán át</w:t>
+      </w:r>
+    </w:p>
+    <w:p>
+      <w:pPr>
+        <w:pStyle w:val="Felsorols1"/>
+      </w:pPr>
+      <w:r>
+        <w:t>users (N) ↔ (M) images az image_votes táblán át (like-ok)</w:t>
+      </w:r>
+    </w:p>
+    <w:p>
+      <w:pPr>
+        <w:pStyle w:val="Felsorols1"/>
+      </w:pPr>
+      <w:r>
+        <w:t>users (N) ↔ (M) comments a comment_votes táblán át</w:t>
+      </w:r>
+    </w:p>
+    <w:p>
+      <w:pPr>
+        <w:pStyle w:val="Felsorols1"/>
+      </w:pPr>
+      <w:r>
+        <w:t>users (N) ↔ (M) users a follows táblán át (self-referencing N:M)</w:t>
       </w:r>
     </w:p>
     <w:p/>
@@ -11600,63 +10410,23 @@
         <w:pStyle w:val="Felsorols1"/>
       </w:pPr>
       <w:r>
-        <w:t xml:space="preserve">Elsődleges kulcsok (PK): minden fő táblában </w:t>
-      </w:r>
-      <w:proofErr w:type="spellStart"/>
-      <w:r>
-        <w:t>id</w:t>
-      </w:r>
-      <w:proofErr w:type="spellEnd"/>
-      <w:r>
-        <w:t xml:space="preserve">, a </w:t>
-      </w:r>
-      <w:proofErr w:type="spellStart"/>
-      <w:r>
-        <w:t>image_tags</w:t>
-      </w:r>
-      <w:proofErr w:type="spellEnd"/>
-      <w:r>
-        <w:t>-ben összetett PK (</w:t>
-      </w:r>
-      <w:proofErr w:type="spellStart"/>
-      <w:r>
-        <w:t>image_id,tag_id</w:t>
-      </w:r>
-      <w:proofErr w:type="spellEnd"/>
-      <w:r>
-        <w:t>).</w:t>
-      </w:r>
-    </w:p>
-    <w:p>
-      <w:pPr>
-        <w:pStyle w:val="Felsorols1"/>
-      </w:pPr>
-      <w:r>
-        <w:t xml:space="preserve">Idegen kulcsok (FK): biztosítják, hogy pl. komment csak létező </w:t>
-      </w:r>
-      <w:proofErr w:type="spellStart"/>
-      <w:r>
-        <w:t>userhez</w:t>
-      </w:r>
-      <w:proofErr w:type="spellEnd"/>
-      <w:r>
-        <w:t xml:space="preserve"> és képhez tartozzon.</w:t>
-      </w:r>
-    </w:p>
-    <w:p>
-      <w:pPr>
-        <w:pStyle w:val="Felsorols1"/>
-      </w:pPr>
-      <w:r>
-        <w:t xml:space="preserve">ON DELETE CASCADE: ha törlődik egy </w:t>
-      </w:r>
-      <w:proofErr w:type="spellStart"/>
-      <w:r>
-        <w:t>user</w:t>
-      </w:r>
-      <w:proofErr w:type="spellEnd"/>
-      <w:r>
-        <w:t>/kép, a kapcsolódó rekordok (képek, kommentek, tagek-kapcsolatok, követések stb.) automatikusan törlődnek → nem marad „árva” adat.</w:t>
+        <w:t>Elsődleges kulcsok (PK): minden fő táblában id, a image_tags-ben összetett PK (image_id,tag_id).</w:t>
+      </w:r>
+    </w:p>
+    <w:p>
+      <w:pPr>
+        <w:pStyle w:val="Felsorols1"/>
+      </w:pPr>
+      <w:r>
+        <w:t>Idegen kulcsok (FK): biztosítják, hogy pl. komment csak létező userhez és képhez tartozzon.</w:t>
+      </w:r>
+    </w:p>
+    <w:p>
+      <w:pPr>
+        <w:pStyle w:val="Felsorols1"/>
+      </w:pPr>
+      <w:r>
+        <w:t>ON DELETE CASCADE: ha törlődik egy user/kép, a kapcsolódó rekordok (képek, kommentek, tagek-kapcsolatok, követések stb.) automatikusan törlődnek → nem marad „árva” adat.</w:t>
       </w:r>
     </w:p>
     <w:p>
@@ -11672,39 +10442,7 @@
         <w:pStyle w:val="Felsorols1"/>
       </w:pPr>
       <w:r>
-        <w:t xml:space="preserve">Indexek: a gyakori </w:t>
-      </w:r>
-      <w:proofErr w:type="spellStart"/>
-      <w:r>
-        <w:t>join</w:t>
-      </w:r>
-      <w:proofErr w:type="spellEnd"/>
-      <w:r>
-        <w:t xml:space="preserve"> mezőkön vannak (pl. </w:t>
-      </w:r>
-      <w:proofErr w:type="spellStart"/>
-      <w:r>
-        <w:t>user_id</w:t>
-      </w:r>
-      <w:proofErr w:type="spellEnd"/>
-      <w:r>
-        <w:t xml:space="preserve">, </w:t>
-      </w:r>
-      <w:proofErr w:type="spellStart"/>
-      <w:r>
-        <w:t>image_id</w:t>
-      </w:r>
-      <w:proofErr w:type="spellEnd"/>
-      <w:r>
-        <w:t xml:space="preserve">, </w:t>
-      </w:r>
-      <w:proofErr w:type="spellStart"/>
-      <w:r>
-        <w:t>comment_id</w:t>
-      </w:r>
-      <w:proofErr w:type="spellEnd"/>
-      <w:r>
-        <w:t>), így gyors a profil-, kép- és kommentoldalak lekérdezése.</w:t>
+        <w:t>Indexek: a gyakori join mezőkön vannak (pl. user_id, image_id, comment_id), így gyors a profil-, kép- és kommentoldalak lekérdezése.</w:t>
       </w:r>
     </w:p>
     <w:p/>
@@ -11724,103 +10462,23 @@
         <w:pStyle w:val="Felsorols1"/>
       </w:pPr>
       <w:r>
-        <w:t xml:space="preserve">Az entitások tipikusan osztályok: </w:t>
-      </w:r>
-      <w:proofErr w:type="spellStart"/>
-      <w:r>
-        <w:t>User</w:t>
-      </w:r>
-      <w:proofErr w:type="spellEnd"/>
-      <w:r>
-        <w:t>, Image, Comment, Tag.</w:t>
-      </w:r>
-    </w:p>
-    <w:p>
-      <w:pPr>
-        <w:pStyle w:val="Felsorols1"/>
-      </w:pPr>
-      <w:r>
-        <w:t xml:space="preserve">Az N:M kapcsolatokhoz asszociációs osztályok/táblák tartoznak: </w:t>
-      </w:r>
-      <w:proofErr w:type="spellStart"/>
-      <w:r>
-        <w:t>ImageTag</w:t>
-      </w:r>
-      <w:proofErr w:type="spellEnd"/>
-      <w:r>
-        <w:t xml:space="preserve">, </w:t>
-      </w:r>
-      <w:proofErr w:type="spellStart"/>
-      <w:r>
-        <w:t>ImageVote</w:t>
-      </w:r>
-      <w:proofErr w:type="spellEnd"/>
-      <w:r>
-        <w:t xml:space="preserve">, </w:t>
-      </w:r>
-      <w:proofErr w:type="spellStart"/>
-      <w:r>
-        <w:t>CommentVote</w:t>
-      </w:r>
-      <w:proofErr w:type="spellEnd"/>
-      <w:r>
-        <w:t xml:space="preserve">, </w:t>
-      </w:r>
-      <w:proofErr w:type="spellStart"/>
-      <w:r>
-        <w:t>Follow</w:t>
-      </w:r>
-      <w:proofErr w:type="spellEnd"/>
-      <w:r>
-        <w:t>.</w:t>
-      </w:r>
-    </w:p>
-    <w:p>
-      <w:pPr>
-        <w:pStyle w:val="Felsorols1"/>
-      </w:pPr>
-      <w:r>
-        <w:t xml:space="preserve">Így ORM-ben (pl. </w:t>
-      </w:r>
-      <w:proofErr w:type="spellStart"/>
-      <w:r>
-        <w:t>Sequelize</w:t>
-      </w:r>
-      <w:proofErr w:type="spellEnd"/>
-      <w:r>
-        <w:t>/</w:t>
-      </w:r>
-      <w:proofErr w:type="spellStart"/>
-      <w:r>
-        <w:t>Eloquent</w:t>
-      </w:r>
-      <w:proofErr w:type="spellEnd"/>
-      <w:r>
-        <w:t>/</w:t>
-      </w:r>
-      <w:proofErr w:type="spellStart"/>
-      <w:r>
-        <w:t>Hibernate</w:t>
-      </w:r>
-      <w:proofErr w:type="spellEnd"/>
-      <w:r>
-        <w:t xml:space="preserve">) könnyen modellezhető </w:t>
-      </w:r>
-      <w:proofErr w:type="spellStart"/>
-      <w:r>
-        <w:t>OneToMany</w:t>
-      </w:r>
-      <w:proofErr w:type="spellEnd"/>
-      <w:r>
-        <w:t xml:space="preserve">, </w:t>
-      </w:r>
-      <w:proofErr w:type="spellStart"/>
-      <w:r>
-        <w:t>ManyToMany</w:t>
-      </w:r>
-      <w:proofErr w:type="spellEnd"/>
-      <w:r>
-        <w:t xml:space="preserve"> kapcsolatokkal.</w:t>
+        <w:t>Az entitások tipikusan osztályok: User, Image, Comment, Tag.</w:t>
+      </w:r>
+    </w:p>
+    <w:p>
+      <w:pPr>
+        <w:pStyle w:val="Felsorols1"/>
+      </w:pPr>
+      <w:r>
+        <w:t>Az N:M kapcsolatokhoz asszociációs osztályok/táblák tartoznak: ImageTag, ImageVote, CommentVote, Follow.</w:t>
+      </w:r>
+    </w:p>
+    <w:p>
+      <w:pPr>
+        <w:pStyle w:val="Felsorols1"/>
+      </w:pPr>
+      <w:r>
+        <w:t>Így ORM-ben (pl. Sequelize/Eloquent/Hibernate) könnyen modellezhető OneToMany, ManyToMany kapcsolatokkal.</w:t>
       </w:r>
     </w:p>
     <w:p/>
@@ -11837,15 +10495,7 @@
     </w:p>
     <w:p>
       <w:r>
-        <w:t xml:space="preserve">Az alábbi bemutatott algoritmusok mind az oldalunk </w:t>
-      </w:r>
-      <w:proofErr w:type="spellStart"/>
-      <w:r>
-        <w:t>ImageModal</w:t>
-      </w:r>
-      <w:proofErr w:type="spellEnd"/>
-      <w:r>
-        <w:t xml:space="preserve"> komponensében található</w:t>
+        <w:t>Az alábbi bemutatott algoritmusok mind az oldalunk ImageModal komponensében található</w:t>
       </w:r>
       <w:r>
         <w:t>ak</w:t>
@@ -11880,7 +10530,6 @@
       <w:r>
         <w:t>1. algoritmus — Kép letöltése hitelesítéssel (</w:t>
       </w:r>
-      <w:proofErr w:type="spellStart"/>
       <w:r>
         <w:rPr>
           <w:rStyle w:val="HTML-kd"/>
@@ -11888,7 +10537,6 @@
         </w:rPr>
         <w:t>handleDownload</w:t>
       </w:r>
-      <w:proofErr w:type="spellEnd"/>
       <w:r>
         <w:t>)</w:t>
       </w:r>
@@ -11903,23 +10551,7 @@
       </w:r>
       <w:r>
         <w:br/>
-        <w:t xml:space="preserve">A felhasználó le tudja tölteni a </w:t>
-      </w:r>
-      <w:proofErr w:type="spellStart"/>
-      <w:r>
-        <w:t>modálban</w:t>
-      </w:r>
-      <w:proofErr w:type="spellEnd"/>
-      <w:r>
-        <w:t xml:space="preserve"> megnyitott képet, és a letöltés csak bejelentkezett felhasználónak </w:t>
-      </w:r>
-      <w:proofErr w:type="spellStart"/>
-      <w:r>
-        <w:t>működjön</w:t>
-      </w:r>
-      <w:proofErr w:type="spellEnd"/>
-      <w:r>
-        <w:t>.</w:t>
+        <w:t>A felhasználó le tudja tölteni a modálban megnyitott képet, és a letöltés csak bejelentkezett felhasználónak működjön.</w:t>
       </w:r>
     </w:p>
     <w:p>
@@ -11952,96 +10584,47 @@
           <w:rStyle w:val="HTML-kd"/>
           <w:rFonts w:eastAsiaTheme="majorEastAsia"/>
         </w:rPr>
-        <w:t>/</w:t>
-      </w:r>
-      <w:proofErr w:type="spellStart"/>
+        <w:t>/uploads/valami.jpg</w:t>
+      </w:r>
+      <w:r>
+        <w:t>)</w:t>
+      </w:r>
+    </w:p>
+    <w:p>
+      <w:pPr>
+        <w:pStyle w:val="Felsorols1"/>
+      </w:pPr>
+      <w:r>
+        <w:t xml:space="preserve">token a </w:t>
+      </w:r>
       <w:r>
         <w:rPr>
           <w:rStyle w:val="HTML-kd"/>
           <w:rFonts w:eastAsiaTheme="majorEastAsia"/>
         </w:rPr>
-        <w:t>uploads</w:t>
-      </w:r>
-      <w:proofErr w:type="spellEnd"/>
+        <w:t>getToken()</w:t>
+      </w:r>
+      <w:r>
+        <w:t>-ből</w:t>
+      </w:r>
+    </w:p>
+    <w:p>
+      <w:pPr>
+        <w:pStyle w:val="Felsorols1"/>
+      </w:pPr>
+      <w:r>
+        <w:t xml:space="preserve">hitelesítési fejléc a </w:t>
+      </w:r>
       <w:r>
         <w:rPr>
           <w:rStyle w:val="HTML-kd"/>
           <w:rFonts w:eastAsiaTheme="majorEastAsia"/>
         </w:rPr>
-        <w:t>/valami.jpg</w:t>
-      </w:r>
-      <w:r>
-        <w:t>)</w:t>
-      </w:r>
-    </w:p>
-    <w:p>
-      <w:pPr>
-        <w:pStyle w:val="Felsorols1"/>
-      </w:pPr>
-      <w:proofErr w:type="spellStart"/>
-      <w:r>
-        <w:t>token</w:t>
-      </w:r>
-      <w:proofErr w:type="spellEnd"/>
-      <w:r>
-        <w:t xml:space="preserve"> a </w:t>
-      </w:r>
-      <w:proofErr w:type="spellStart"/>
-      <w:r>
-        <w:rPr>
-          <w:rStyle w:val="HTML-kd"/>
-          <w:rFonts w:eastAsiaTheme="majorEastAsia"/>
-        </w:rPr>
-        <w:t>getToken</w:t>
-      </w:r>
-      <w:proofErr w:type="spellEnd"/>
-      <w:r>
-        <w:rPr>
-          <w:rStyle w:val="HTML-kd"/>
-          <w:rFonts w:eastAsiaTheme="majorEastAsia"/>
-        </w:rPr>
-        <w:t>()</w:t>
-      </w:r>
-      <w:r>
-        <w:t>-</w:t>
-      </w:r>
-      <w:proofErr w:type="spellStart"/>
-      <w:r>
-        <w:t>ből</w:t>
-      </w:r>
-      <w:proofErr w:type="spellEnd"/>
-    </w:p>
-    <w:p>
-      <w:pPr>
-        <w:pStyle w:val="Felsorols1"/>
-      </w:pPr>
-      <w:r>
-        <w:t xml:space="preserve">hitelesítési fejléc a </w:t>
-      </w:r>
-      <w:proofErr w:type="spellStart"/>
-      <w:r>
-        <w:rPr>
-          <w:rStyle w:val="HTML-kd"/>
-          <w:rFonts w:eastAsiaTheme="majorEastAsia"/>
-        </w:rPr>
-        <w:t>getAuthHeader</w:t>
-      </w:r>
-      <w:proofErr w:type="spellEnd"/>
-      <w:r>
-        <w:rPr>
-          <w:rStyle w:val="HTML-kd"/>
-          <w:rFonts w:eastAsiaTheme="majorEastAsia"/>
-        </w:rPr>
-        <w:t>()</w:t>
-      </w:r>
-      <w:r>
-        <w:t>-</w:t>
-      </w:r>
-      <w:proofErr w:type="spellStart"/>
-      <w:r>
-        <w:t>ből</w:t>
-      </w:r>
-      <w:proofErr w:type="spellEnd"/>
+        <w:t>getAuthHeader()</w:t>
+      </w:r>
+      <w:r>
+        <w:t>-ből</w:t>
+      </w:r>
     </w:p>
     <w:p>
       <w:pPr>
@@ -12085,21 +10668,12 @@
       <w:r>
         <w:t xml:space="preserve">A felhasználó a Letöltés gombra kattint, ami meghívja a </w:t>
       </w:r>
-      <w:proofErr w:type="spellStart"/>
       <w:r>
         <w:rPr>
           <w:rStyle w:val="HTML-kd"/>
           <w:rFonts w:eastAsiaTheme="majorEastAsia"/>
         </w:rPr>
-        <w:t>handleDownload</w:t>
-      </w:r>
-      <w:proofErr w:type="spellEnd"/>
-      <w:r>
-        <w:rPr>
-          <w:rStyle w:val="HTML-kd"/>
-          <w:rFonts w:eastAsiaTheme="majorEastAsia"/>
-        </w:rPr>
-        <w:t>()</w:t>
+        <w:t>handleDownload()</w:t>
       </w:r>
       <w:r>
         <w:t xml:space="preserve"> függvényt.</w:t>
@@ -12115,54 +10689,14 @@
         <w:jc w:val="left"/>
       </w:pPr>
       <w:r>
-        <w:t xml:space="preserve">A függvény lekéri a </w:t>
-      </w:r>
-      <w:proofErr w:type="spellStart"/>
-      <w:r>
-        <w:t>tokent</w:t>
-      </w:r>
-      <w:proofErr w:type="spellEnd"/>
-      <w:r>
-        <w:t xml:space="preserve">: </w:t>
+        <w:t xml:space="preserve">A függvény lekéri a tokent: </w:t>
       </w:r>
       <w:r>
         <w:rPr>
           <w:rStyle w:val="HTML-kd"/>
           <w:rFonts w:eastAsiaTheme="majorEastAsia"/>
         </w:rPr>
-        <w:t xml:space="preserve">const </w:t>
-      </w:r>
-      <w:proofErr w:type="spellStart"/>
-      <w:r>
-        <w:rPr>
-          <w:rStyle w:val="HTML-kd"/>
-          <w:rFonts w:eastAsiaTheme="majorEastAsia"/>
-        </w:rPr>
-        <w:t>token</w:t>
-      </w:r>
-      <w:proofErr w:type="spellEnd"/>
-      <w:r>
-        <w:rPr>
-          <w:rStyle w:val="HTML-kd"/>
-          <w:rFonts w:eastAsiaTheme="majorEastAsia"/>
-        </w:rPr>
-        <w:t xml:space="preserve"> = </w:t>
-      </w:r>
-      <w:proofErr w:type="spellStart"/>
-      <w:r>
-        <w:rPr>
-          <w:rStyle w:val="HTML-kd"/>
-          <w:rFonts w:eastAsiaTheme="majorEastAsia"/>
-        </w:rPr>
-        <w:t>getToken</w:t>
-      </w:r>
-      <w:proofErr w:type="spellEnd"/>
-      <w:r>
-        <w:rPr>
-          <w:rStyle w:val="HTML-kd"/>
-          <w:rFonts w:eastAsiaTheme="majorEastAsia"/>
-        </w:rPr>
-        <w:t>()</w:t>
+        <w:t>const token = getToken()</w:t>
       </w:r>
       <w:r>
         <w:t>.</w:t>
@@ -12178,52 +10712,19 @@
         <w:jc w:val="left"/>
       </w:pPr>
       <w:r>
-        <w:t xml:space="preserve">Ha nincs </w:t>
-      </w:r>
-      <w:proofErr w:type="spellStart"/>
-      <w:r>
-        <w:t>token</w:t>
-      </w:r>
-      <w:proofErr w:type="spellEnd"/>
-      <w:r>
-        <w:t xml:space="preserve">: </w:t>
-      </w:r>
-    </w:p>
-    <w:p>
-      <w:pPr>
-        <w:pStyle w:val="Felsorols1"/>
-      </w:pPr>
-      <w:proofErr w:type="spellStart"/>
+        <w:t xml:space="preserve">Ha nincs token: </w:t>
+      </w:r>
+    </w:p>
+    <w:p>
+      <w:pPr>
+        <w:pStyle w:val="Felsorols1"/>
+      </w:pPr>
       <w:r>
         <w:rPr>
           <w:rStyle w:val="HTML-kd"/>
           <w:rFonts w:eastAsiaTheme="majorEastAsia"/>
         </w:rPr>
-        <w:t>navigate</w:t>
-      </w:r>
-      <w:proofErr w:type="spellEnd"/>
-      <w:r>
-        <w:rPr>
-          <w:rStyle w:val="HTML-kd"/>
-          <w:rFonts w:eastAsiaTheme="majorEastAsia"/>
-        </w:rPr>
-        <w:t>("/</w:t>
-      </w:r>
-      <w:proofErr w:type="spellStart"/>
-      <w:r>
-        <w:rPr>
-          <w:rStyle w:val="HTML-kd"/>
-          <w:rFonts w:eastAsiaTheme="majorEastAsia"/>
-        </w:rPr>
-        <w:t>Registration</w:t>
-      </w:r>
-      <w:proofErr w:type="spellEnd"/>
-      <w:r>
-        <w:rPr>
-          <w:rStyle w:val="HTML-kd"/>
-          <w:rFonts w:eastAsiaTheme="majorEastAsia"/>
-        </w:rPr>
-        <w:t>")</w:t>
+        <w:t>navigate("/Registration")</w:t>
       </w:r>
       <w:r>
         <w:t xml:space="preserve"> lefut, és a folyamat véget ér.</w:t>
@@ -12246,54 +10747,13 @@
       <w:pPr>
         <w:pStyle w:val="Felsorols1"/>
       </w:pPr>
-      <w:proofErr w:type="spellStart"/>
       <w:r>
         <w:rPr>
           <w:rStyle w:val="HTML-kd"/>
           <w:rFonts w:eastAsiaTheme="majorEastAsia"/>
         </w:rPr>
         <w:lastRenderedPageBreak/>
-        <w:t>fetch</w:t>
-      </w:r>
-      <w:proofErr w:type="spellEnd"/>
-      <w:r>
-        <w:rPr>
-          <w:rStyle w:val="HTML-kd"/>
-          <w:rFonts w:eastAsiaTheme="majorEastAsia"/>
-        </w:rPr>
-        <w:t xml:space="preserve">("http://localhost:3001" + localImage.url, { </w:t>
-      </w:r>
-      <w:proofErr w:type="spellStart"/>
-      <w:r>
-        <w:rPr>
-          <w:rStyle w:val="HTML-kd"/>
-          <w:rFonts w:eastAsiaTheme="majorEastAsia"/>
-        </w:rPr>
-        <w:t>headers</w:t>
-      </w:r>
-      <w:proofErr w:type="spellEnd"/>
-      <w:r>
-        <w:rPr>
-          <w:rStyle w:val="HTML-kd"/>
-          <w:rFonts w:eastAsiaTheme="majorEastAsia"/>
-        </w:rPr>
-        <w:t xml:space="preserve">: </w:t>
-      </w:r>
-      <w:proofErr w:type="spellStart"/>
-      <w:r>
-        <w:rPr>
-          <w:rStyle w:val="HTML-kd"/>
-          <w:rFonts w:eastAsiaTheme="majorEastAsia"/>
-        </w:rPr>
-        <w:t>getAuthHeader</w:t>
-      </w:r>
-      <w:proofErr w:type="spellEnd"/>
-      <w:r>
-        <w:rPr>
-          <w:rStyle w:val="HTML-kd"/>
-          <w:rFonts w:eastAsiaTheme="majorEastAsia"/>
-        </w:rPr>
-        <w:t>() })</w:t>
+        <w:t>fetch("http://localhost:3001" + localImage.url, { headers: getAuthHeader() })</w:t>
       </w:r>
     </w:p>
     <w:p>
@@ -12313,53 +10773,12 @@
       <w:pPr>
         <w:pStyle w:val="Felsorols1"/>
       </w:pPr>
-      <w:proofErr w:type="spellStart"/>
       <w:r>
         <w:rPr>
           <w:rStyle w:val="HTML-kd"/>
           <w:rFonts w:eastAsiaTheme="majorEastAsia"/>
         </w:rPr>
-        <w:t>handleTokenError</w:t>
-      </w:r>
-      <w:proofErr w:type="spellEnd"/>
-      <w:r>
-        <w:rPr>
-          <w:rStyle w:val="HTML-kd"/>
-          <w:rFonts w:eastAsiaTheme="majorEastAsia"/>
-        </w:rPr>
-        <w:t>(</w:t>
-      </w:r>
-      <w:proofErr w:type="spellStart"/>
-      <w:r>
-        <w:rPr>
-          <w:rStyle w:val="HTML-kd"/>
-          <w:rFonts w:eastAsiaTheme="majorEastAsia"/>
-        </w:rPr>
-        <w:t>response.status</w:t>
-      </w:r>
-      <w:proofErr w:type="spellEnd"/>
-      <w:r>
-        <w:rPr>
-          <w:rStyle w:val="HTML-kd"/>
-          <w:rFonts w:eastAsiaTheme="majorEastAsia"/>
-        </w:rPr>
-        <w:t xml:space="preserve">, </w:t>
-      </w:r>
-      <w:proofErr w:type="spellStart"/>
-      <w:r>
-        <w:rPr>
-          <w:rStyle w:val="HTML-kd"/>
-          <w:rFonts w:eastAsiaTheme="majorEastAsia"/>
-        </w:rPr>
-        <w:t>navigate</w:t>
-      </w:r>
-      <w:proofErr w:type="spellEnd"/>
-      <w:r>
-        <w:rPr>
-          <w:rStyle w:val="HTML-kd"/>
-          <w:rFonts w:eastAsiaTheme="majorEastAsia"/>
-        </w:rPr>
-        <w:t>)</w:t>
+        <w:t>handleTokenError(response.status, navigate)</w:t>
       </w:r>
       <w:r>
         <w:t xml:space="preserve"> lefut, majd a függvény kilép.</w:t>
@@ -12382,17 +10801,8 @@
           <w:rStyle w:val="HTML-kd"/>
           <w:rFonts w:eastAsiaTheme="majorEastAsia"/>
         </w:rPr>
-        <w:t>!</w:t>
-      </w:r>
-      <w:proofErr w:type="spellStart"/>
-      <w:r>
-        <w:rPr>
-          <w:rStyle w:val="HTML-kd"/>
-          <w:rFonts w:eastAsiaTheme="majorEastAsia"/>
-        </w:rPr>
-        <w:t>response.ok</w:t>
-      </w:r>
-      <w:proofErr w:type="spellEnd"/>
+        <w:t>!response.ok</w:t>
+      </w:r>
       <w:r>
         <w:t xml:space="preserve">): </w:t>
       </w:r>
@@ -12401,13 +10811,8 @@
       <w:pPr>
         <w:pStyle w:val="Felsorols1"/>
       </w:pPr>
-      <w:proofErr w:type="spellStart"/>
-      <w:r>
-        <w:t>token</w:t>
-      </w:r>
-      <w:proofErr w:type="spellEnd"/>
-      <w:r>
-        <w:t>/hiba kezelése történik, majd kilép.</w:t>
+      <w:r>
+        <w:t>token/hiba kezelése történik, majd kilép.</w:t>
       </w:r>
     </w:p>
     <w:p>
@@ -12427,55 +10832,7 @@
           <w:rStyle w:val="HTML-kd"/>
           <w:rFonts w:eastAsiaTheme="majorEastAsia"/>
         </w:rPr>
-        <w:t xml:space="preserve">const </w:t>
-      </w:r>
-      <w:proofErr w:type="spellStart"/>
-      <w:r>
-        <w:rPr>
-          <w:rStyle w:val="HTML-kd"/>
-          <w:rFonts w:eastAsiaTheme="majorEastAsia"/>
-        </w:rPr>
-        <w:t>blob</w:t>
-      </w:r>
-      <w:proofErr w:type="spellEnd"/>
-      <w:r>
-        <w:rPr>
-          <w:rStyle w:val="HTML-kd"/>
-          <w:rFonts w:eastAsiaTheme="majorEastAsia"/>
-        </w:rPr>
-        <w:t xml:space="preserve"> = </w:t>
-      </w:r>
-      <w:proofErr w:type="spellStart"/>
-      <w:r>
-        <w:rPr>
-          <w:rStyle w:val="HTML-kd"/>
-          <w:rFonts w:eastAsiaTheme="majorEastAsia"/>
-        </w:rPr>
-        <w:t>await</w:t>
-      </w:r>
-      <w:proofErr w:type="spellEnd"/>
-      <w:r>
-        <w:rPr>
-          <w:rStyle w:val="HTML-kd"/>
-          <w:rFonts w:eastAsiaTheme="majorEastAsia"/>
-        </w:rPr>
-        <w:t xml:space="preserve"> </w:t>
-      </w:r>
-      <w:proofErr w:type="spellStart"/>
-      <w:r>
-        <w:rPr>
-          <w:rStyle w:val="HTML-kd"/>
-          <w:rFonts w:eastAsiaTheme="majorEastAsia"/>
-        </w:rPr>
-        <w:t>response.blob</w:t>
-      </w:r>
-      <w:proofErr w:type="spellEnd"/>
-      <w:r>
-        <w:rPr>
-          <w:rStyle w:val="HTML-kd"/>
-          <w:rFonts w:eastAsiaTheme="majorEastAsia"/>
-        </w:rPr>
-        <w:t>()</w:t>
+        <w:t>const blob = await response.blob()</w:t>
       </w:r>
       <w:r>
         <w:t>.</w:t>
@@ -12498,55 +10855,7 @@
           <w:rStyle w:val="HTML-kd"/>
           <w:rFonts w:eastAsiaTheme="majorEastAsia"/>
         </w:rPr>
-        <w:t xml:space="preserve">const </w:t>
-      </w:r>
-      <w:proofErr w:type="spellStart"/>
-      <w:r>
-        <w:rPr>
-          <w:rStyle w:val="HTML-kd"/>
-          <w:rFonts w:eastAsiaTheme="majorEastAsia"/>
-        </w:rPr>
-        <w:t>url</w:t>
-      </w:r>
-      <w:proofErr w:type="spellEnd"/>
-      <w:r>
-        <w:rPr>
-          <w:rStyle w:val="HTML-kd"/>
-          <w:rFonts w:eastAsiaTheme="majorEastAsia"/>
-        </w:rPr>
-        <w:t xml:space="preserve"> = </w:t>
-      </w:r>
-      <w:proofErr w:type="spellStart"/>
-      <w:r>
-        <w:rPr>
-          <w:rStyle w:val="HTML-kd"/>
-          <w:rFonts w:eastAsiaTheme="majorEastAsia"/>
-        </w:rPr>
-        <w:t>window.URL.createObjectURL</w:t>
-      </w:r>
-      <w:proofErr w:type="spellEnd"/>
-      <w:r>
-        <w:rPr>
-          <w:rStyle w:val="HTML-kd"/>
-          <w:rFonts w:eastAsiaTheme="majorEastAsia"/>
-        </w:rPr>
-        <w:t>(</w:t>
-      </w:r>
-      <w:proofErr w:type="spellStart"/>
-      <w:r>
-        <w:rPr>
-          <w:rStyle w:val="HTML-kd"/>
-          <w:rFonts w:eastAsiaTheme="majorEastAsia"/>
-        </w:rPr>
-        <w:t>blob</w:t>
-      </w:r>
-      <w:proofErr w:type="spellEnd"/>
-      <w:r>
-        <w:rPr>
-          <w:rStyle w:val="HTML-kd"/>
-          <w:rFonts w:eastAsiaTheme="majorEastAsia"/>
-        </w:rPr>
-        <w:t>)</w:t>
+        <w:t>const url = window.URL.createObjectURL(blob)</w:t>
       </w:r>
       <w:r>
         <w:t>.</w:t>
@@ -12574,39 +10883,7 @@
           <w:rStyle w:val="HTML-kd"/>
           <w:rFonts w:eastAsiaTheme="majorEastAsia"/>
         </w:rPr>
-        <w:t xml:space="preserve">const </w:t>
-      </w:r>
-      <w:proofErr w:type="spellStart"/>
-      <w:r>
-        <w:rPr>
-          <w:rStyle w:val="HTML-kd"/>
-          <w:rFonts w:eastAsiaTheme="majorEastAsia"/>
-        </w:rPr>
-        <w:t>filename</w:t>
-      </w:r>
-      <w:proofErr w:type="spellEnd"/>
-      <w:r>
-        <w:rPr>
-          <w:rStyle w:val="HTML-kd"/>
-          <w:rFonts w:eastAsiaTheme="majorEastAsia"/>
-        </w:rPr>
-        <w:t xml:space="preserve"> = </w:t>
-      </w:r>
-      <w:proofErr w:type="spellStart"/>
-      <w:r>
-        <w:rPr>
-          <w:rStyle w:val="HTML-kd"/>
-          <w:rFonts w:eastAsiaTheme="majorEastAsia"/>
-        </w:rPr>
-        <w:t>localImage.url.split</w:t>
-      </w:r>
-      <w:proofErr w:type="spellEnd"/>
-      <w:r>
-        <w:rPr>
-          <w:rStyle w:val="HTML-kd"/>
-          <w:rFonts w:eastAsiaTheme="majorEastAsia"/>
-        </w:rPr>
-        <w:t>("/").pop() || "kep.jpg"</w:t>
+        <w:t>const filename = localImage.url.split("/").pop() || "kep.jpg"</w:t>
       </w:r>
       <w:r>
         <w:t>.</w:t>
@@ -12639,61 +10916,25 @@
       <w:pPr>
         <w:pStyle w:val="Felsorols1"/>
       </w:pPr>
-      <w:proofErr w:type="spellStart"/>
       <w:r>
         <w:rPr>
           <w:rStyle w:val="HTML-kd"/>
           <w:rFonts w:eastAsiaTheme="majorEastAsia"/>
         </w:rPr>
-        <w:t>link.href</w:t>
-      </w:r>
-      <w:proofErr w:type="spellEnd"/>
+        <w:t>link.href = url</w:t>
+      </w:r>
+    </w:p>
+    <w:p>
+      <w:pPr>
+        <w:pStyle w:val="Felsorols1"/>
+      </w:pPr>
       <w:r>
         <w:rPr>
           <w:rStyle w:val="HTML-kd"/>
           <w:rFonts w:eastAsiaTheme="majorEastAsia"/>
         </w:rPr>
-        <w:t xml:space="preserve"> = </w:t>
-      </w:r>
-      <w:proofErr w:type="spellStart"/>
-      <w:r>
-        <w:rPr>
-          <w:rStyle w:val="HTML-kd"/>
-          <w:rFonts w:eastAsiaTheme="majorEastAsia"/>
-        </w:rPr>
-        <w:t>url</w:t>
-      </w:r>
-      <w:proofErr w:type="spellEnd"/>
-    </w:p>
-    <w:p>
-      <w:pPr>
-        <w:pStyle w:val="Felsorols1"/>
-      </w:pPr>
-      <w:proofErr w:type="spellStart"/>
-      <w:r>
-        <w:rPr>
-          <w:rStyle w:val="HTML-kd"/>
-          <w:rFonts w:eastAsiaTheme="majorEastAsia"/>
-        </w:rPr>
-        <w:t>link.download</w:t>
-      </w:r>
-      <w:proofErr w:type="spellEnd"/>
-      <w:r>
-        <w:rPr>
-          <w:rStyle w:val="HTML-kd"/>
-          <w:rFonts w:eastAsiaTheme="majorEastAsia"/>
-        </w:rPr>
-        <w:t xml:space="preserve"> = </w:t>
-      </w:r>
-      <w:proofErr w:type="spellStart"/>
-      <w:r>
-        <w:rPr>
-          <w:rStyle w:val="HTML-kd"/>
-          <w:rFonts w:eastAsiaTheme="majorEastAsia"/>
-        </w:rPr>
-        <w:t>filename</w:t>
-      </w:r>
-      <w:proofErr w:type="spellEnd"/>
+        <w:t>link.download = filename</w:t>
+      </w:r>
     </w:p>
     <w:p>
       <w:pPr>
@@ -12712,42 +10953,24 @@
       <w:pPr>
         <w:pStyle w:val="Felsorols1"/>
       </w:pPr>
-      <w:proofErr w:type="spellStart"/>
       <w:r>
         <w:rPr>
           <w:rStyle w:val="HTML-kd"/>
           <w:rFonts w:eastAsiaTheme="majorEastAsia"/>
         </w:rPr>
-        <w:t>document.body.appendChild</w:t>
-      </w:r>
-      <w:proofErr w:type="spellEnd"/>
+        <w:t>document.body.appendChild(link)</w:t>
+      </w:r>
+    </w:p>
+    <w:p>
+      <w:pPr>
+        <w:pStyle w:val="Felsorols1"/>
+      </w:pPr>
       <w:r>
         <w:rPr>
           <w:rStyle w:val="HTML-kd"/>
           <w:rFonts w:eastAsiaTheme="majorEastAsia"/>
         </w:rPr>
-        <w:t>(link)</w:t>
-      </w:r>
-    </w:p>
-    <w:p>
-      <w:pPr>
-        <w:pStyle w:val="Felsorols1"/>
-      </w:pPr>
-      <w:proofErr w:type="spellStart"/>
-      <w:r>
-        <w:rPr>
-          <w:rStyle w:val="HTML-kd"/>
-          <w:rFonts w:eastAsiaTheme="majorEastAsia"/>
-        </w:rPr>
-        <w:t>link.click</w:t>
-      </w:r>
-      <w:proofErr w:type="spellEnd"/>
-      <w:r>
-        <w:rPr>
-          <w:rStyle w:val="HTML-kd"/>
-          <w:rFonts w:eastAsiaTheme="majorEastAsia"/>
-        </w:rPr>
-        <w:t>()</w:t>
+        <w:t>link.click()</w:t>
       </w:r>
     </w:p>
     <w:p>
@@ -12767,58 +10990,24 @@
       <w:pPr>
         <w:pStyle w:val="Felsorols1"/>
       </w:pPr>
-      <w:proofErr w:type="spellStart"/>
       <w:r>
         <w:rPr>
           <w:rStyle w:val="HTML-kd"/>
           <w:rFonts w:eastAsiaTheme="majorEastAsia"/>
         </w:rPr>
-        <w:t>link.remove</w:t>
-      </w:r>
-      <w:proofErr w:type="spellEnd"/>
+        <w:t>link.remove()</w:t>
+      </w:r>
+    </w:p>
+    <w:p>
+      <w:pPr>
+        <w:pStyle w:val="Felsorols1"/>
+      </w:pPr>
       <w:r>
         <w:rPr>
           <w:rStyle w:val="HTML-kd"/>
           <w:rFonts w:eastAsiaTheme="majorEastAsia"/>
         </w:rPr>
-        <w:t>()</w:t>
-      </w:r>
-    </w:p>
-    <w:p>
-      <w:pPr>
-        <w:pStyle w:val="Felsorols1"/>
-      </w:pPr>
-      <w:proofErr w:type="spellStart"/>
-      <w:r>
-        <w:rPr>
-          <w:rStyle w:val="HTML-kd"/>
-          <w:rFonts w:eastAsiaTheme="majorEastAsia"/>
-        </w:rPr>
-        <w:t>window.URL.revokeObjectURL</w:t>
-      </w:r>
-      <w:proofErr w:type="spellEnd"/>
-      <w:r>
-        <w:rPr>
-          <w:rStyle w:val="HTML-kd"/>
-          <w:rFonts w:eastAsiaTheme="majorEastAsia"/>
-        </w:rPr>
-        <w:t>(</w:t>
-      </w:r>
-      <w:proofErr w:type="spellStart"/>
-      <w:r>
-        <w:rPr>
-          <w:rStyle w:val="HTML-kd"/>
-          <w:rFonts w:eastAsiaTheme="majorEastAsia"/>
-        </w:rPr>
-        <w:t>url</w:t>
-      </w:r>
-      <w:proofErr w:type="spellEnd"/>
-      <w:r>
-        <w:rPr>
-          <w:rStyle w:val="HTML-kd"/>
-          <w:rFonts w:eastAsiaTheme="majorEastAsia"/>
-        </w:rPr>
-        <w:t>)</w:t>
+        <w:t>window.URL.revokeObjectURL(url)</w:t>
       </w:r>
     </w:p>
     <w:p>
@@ -12840,7 +11029,6 @@
       <w:r>
         <w:t>2. algoritmus — Megosztási link generálása és vágólapra másolása (</w:t>
       </w:r>
-      <w:proofErr w:type="spellStart"/>
       <w:r>
         <w:rPr>
           <w:rStyle w:val="HTML-kd"/>
@@ -12848,7 +11036,6 @@
         </w:rPr>
         <w:t>handleShare</w:t>
       </w:r>
-      <w:proofErr w:type="spellEnd"/>
       <w:r>
         <w:t>)</w:t>
       </w:r>
@@ -12885,15 +11072,7 @@
         <w:br/>
       </w:r>
       <w:r>
-        <w:t xml:space="preserve">A felhasználó egy konkrét képre mutató linket kapjon, amit könnyen </w:t>
-      </w:r>
-      <w:proofErr w:type="spellStart"/>
-      <w:r>
-        <w:t>továbbküldhet</w:t>
-      </w:r>
-      <w:proofErr w:type="spellEnd"/>
-      <w:r>
-        <w:t>.</w:t>
+        <w:t>A felhasználó egy konkrét képre mutató linket kapjon, amit könnyen továbbküldhet.</w:t>
       </w:r>
     </w:p>
     <w:p>
@@ -12927,7 +11106,6 @@
       <w:pPr>
         <w:pStyle w:val="Felsorols1"/>
       </w:pPr>
-      <w:proofErr w:type="spellStart"/>
       <w:r>
         <w:rPr>
           <w:rStyle w:val="HTML-kd"/>
@@ -12935,7 +11113,6 @@
         </w:rPr>
         <w:t>localImage.user_id</w:t>
       </w:r>
-      <w:proofErr w:type="spellEnd"/>
       <w:r>
         <w:t xml:space="preserve"> (feltöltő azonosító)</w:t>
       </w:r>
@@ -12944,7 +11121,6 @@
       <w:pPr>
         <w:pStyle w:val="Felsorols1"/>
       </w:pPr>
-      <w:proofErr w:type="spellStart"/>
       <w:r>
         <w:rPr>
           <w:rStyle w:val="HTML-kd"/>
@@ -12952,17 +11128,8 @@
         </w:rPr>
         <w:t>window.location.origin</w:t>
       </w:r>
-      <w:proofErr w:type="spellEnd"/>
-      <w:r>
-        <w:t xml:space="preserve"> (aktuális </w:t>
-      </w:r>
-      <w:proofErr w:type="spellStart"/>
-      <w:r>
-        <w:t>domain</w:t>
-      </w:r>
-      <w:proofErr w:type="spellEnd"/>
-      <w:r>
-        <w:t>)</w:t>
+      <w:r>
+        <w:t xml:space="preserve"> (aktuális domain)</w:t>
       </w:r>
     </w:p>
     <w:p>
@@ -12994,7 +11161,6 @@
       <w:pPr>
         <w:pStyle w:val="Felsorols1"/>
       </w:pPr>
-      <w:proofErr w:type="spellStart"/>
       <w:r>
         <w:rPr>
           <w:rStyle w:val="HTML-kd"/>
@@ -13002,7 +11168,6 @@
         </w:rPr>
         <w:t>showToast</w:t>
       </w:r>
-      <w:proofErr w:type="spellEnd"/>
       <w:r>
         <w:t xml:space="preserve"> igazra vált, majd vissza hamisra</w:t>
       </w:r>
@@ -13034,21 +11199,12 @@
       <w:r>
         <w:t xml:space="preserve">A felhasználó a Megosztás ikonra kattint, ami meghívja a </w:t>
       </w:r>
-      <w:proofErr w:type="spellStart"/>
       <w:r>
         <w:rPr>
           <w:rStyle w:val="HTML-kd"/>
           <w:rFonts w:eastAsiaTheme="majorEastAsia"/>
         </w:rPr>
-        <w:t>handleShare</w:t>
-      </w:r>
-      <w:proofErr w:type="spellEnd"/>
-      <w:r>
-        <w:rPr>
-          <w:rStyle w:val="HTML-kd"/>
-          <w:rFonts w:eastAsiaTheme="majorEastAsia"/>
-        </w:rPr>
-        <w:t>()</w:t>
+        <w:t>handleShare()</w:t>
       </w:r>
       <w:r>
         <w:t xml:space="preserve"> függvényt.</w:t>
@@ -13071,33 +11227,8 @@
           <w:rStyle w:val="HTML-kd"/>
           <w:rFonts w:eastAsiaTheme="majorEastAsia"/>
         </w:rPr>
-        <w:t>!localImage?.id || !</w:t>
-      </w:r>
-      <w:proofErr w:type="spellStart"/>
-      <w:r>
-        <w:rPr>
-          <w:rStyle w:val="HTML-kd"/>
-          <w:rFonts w:eastAsiaTheme="majorEastAsia"/>
-        </w:rPr>
-        <w:t>localImage</w:t>
-      </w:r>
-      <w:proofErr w:type="spellEnd"/>
-      <w:r>
-        <w:rPr>
-          <w:rStyle w:val="HTML-kd"/>
-          <w:rFonts w:eastAsiaTheme="majorEastAsia"/>
-        </w:rPr>
-        <w:t>?.</w:t>
-      </w:r>
-      <w:proofErr w:type="spellStart"/>
-      <w:r>
-        <w:rPr>
-          <w:rStyle w:val="HTML-kd"/>
-          <w:rFonts w:eastAsiaTheme="majorEastAsia"/>
-        </w:rPr>
-        <w:t>user_id</w:t>
-      </w:r>
-      <w:proofErr w:type="spellEnd"/>
+        <w:t>!localImage?.id || !localImage?.user_id</w:t>
+      </w:r>
       <w:r>
         <w:t>, akkor kilép.</w:t>
       </w:r>
@@ -13126,87 +11257,7 @@
           <w:sz w:val="24"/>
           <w:szCs w:val="22"/>
         </w:rPr>
-        <w:t xml:space="preserve">const </w:t>
-      </w:r>
-      <w:proofErr w:type="spellStart"/>
-      <w:r>
-        <w:rPr>
-          <w:rStyle w:val="HTML-kd"/>
-          <w:rFonts w:ascii="Times New Roman" w:eastAsiaTheme="minorHAnsi" w:hAnsi="Times New Roman" w:cstheme="minorHAnsi"/>
-          <w:sz w:val="24"/>
-          <w:szCs w:val="22"/>
-        </w:rPr>
-        <w:t>shareUrl</w:t>
-      </w:r>
-      <w:proofErr w:type="spellEnd"/>
-      <w:r>
-        <w:rPr>
-          <w:rStyle w:val="HTML-kd"/>
-          <w:rFonts w:ascii="Times New Roman" w:eastAsiaTheme="minorHAnsi" w:hAnsi="Times New Roman" w:cstheme="minorHAnsi"/>
-          <w:sz w:val="24"/>
-          <w:szCs w:val="22"/>
-        </w:rPr>
-        <w:t xml:space="preserve"> = </w:t>
-      </w:r>
-      <w:proofErr w:type="spellStart"/>
-      <w:r>
-        <w:rPr>
-          <w:rStyle w:val="HTML-kd"/>
-          <w:rFonts w:ascii="Times New Roman" w:eastAsiaTheme="minorHAnsi" w:hAnsi="Times New Roman" w:cstheme="minorHAnsi"/>
-          <w:sz w:val="24"/>
-          <w:szCs w:val="22"/>
-        </w:rPr>
-        <w:t>window.location.origin</w:t>
-      </w:r>
-      <w:proofErr w:type="spellEnd"/>
-      <w:r>
-        <w:rPr>
-          <w:rStyle w:val="HTML-kd"/>
-          <w:rFonts w:ascii="Times New Roman" w:eastAsiaTheme="minorHAnsi" w:hAnsi="Times New Roman" w:cstheme="minorHAnsi"/>
-          <w:sz w:val="24"/>
-          <w:szCs w:val="22"/>
-        </w:rPr>
-        <w:t xml:space="preserve"> + "/</w:t>
-      </w:r>
-      <w:proofErr w:type="spellStart"/>
-      <w:r>
-        <w:rPr>
-          <w:rStyle w:val="HTML-kd"/>
-          <w:rFonts w:ascii="Times New Roman" w:eastAsiaTheme="minorHAnsi" w:hAnsi="Times New Roman" w:cstheme="minorHAnsi"/>
-          <w:sz w:val="24"/>
-          <w:szCs w:val="22"/>
-        </w:rPr>
-        <w:t>viewprofile</w:t>
-      </w:r>
-      <w:proofErr w:type="spellEnd"/>
-      <w:r>
-        <w:rPr>
-          <w:rStyle w:val="HTML-kd"/>
-          <w:rFonts w:ascii="Times New Roman" w:eastAsiaTheme="minorHAnsi" w:hAnsi="Times New Roman" w:cstheme="minorHAnsi"/>
-          <w:sz w:val="24"/>
-          <w:szCs w:val="22"/>
-        </w:rPr>
-        <w:t xml:space="preserve">/" + </w:t>
-      </w:r>
-      <w:proofErr w:type="spellStart"/>
-      <w:r>
-        <w:rPr>
-          <w:rStyle w:val="HTML-kd"/>
-          <w:rFonts w:ascii="Times New Roman" w:eastAsiaTheme="minorHAnsi" w:hAnsi="Times New Roman" w:cstheme="minorHAnsi"/>
-          <w:sz w:val="24"/>
-          <w:szCs w:val="22"/>
-        </w:rPr>
-        <w:t>localImage.user_id</w:t>
-      </w:r>
-      <w:proofErr w:type="spellEnd"/>
-      <w:r>
-        <w:rPr>
-          <w:rStyle w:val="HTML-kd"/>
-          <w:rFonts w:ascii="Times New Roman" w:eastAsiaTheme="minorHAnsi" w:hAnsi="Times New Roman" w:cstheme="minorHAnsi"/>
-          <w:sz w:val="24"/>
-          <w:szCs w:val="22"/>
-        </w:rPr>
-        <w:t xml:space="preserve"> + "?image=" + localImage.id</w:t>
+        <w:t>const shareUrl = window.location.origin + "/viewprofile/" + localImage.user_id + "?image=" + localImage.id</w:t>
       </w:r>
     </w:p>
     <w:p>
@@ -13226,7 +11277,6 @@
       <w:pPr>
         <w:pStyle w:val="Felsorols1"/>
       </w:pPr>
-      <w:proofErr w:type="spellStart"/>
       <w:r>
         <w:rPr>
           <w:rStyle w:val="HTML-kd"/>
@@ -13234,57 +11284,7 @@
           <w:sz w:val="24"/>
           <w:szCs w:val="22"/>
         </w:rPr>
-        <w:t>await</w:t>
-      </w:r>
-      <w:proofErr w:type="spellEnd"/>
-      <w:r>
-        <w:rPr>
-          <w:rStyle w:val="HTML-kd"/>
-          <w:rFonts w:ascii="Times New Roman" w:eastAsiaTheme="minorHAnsi" w:hAnsi="Times New Roman" w:cstheme="minorHAnsi"/>
-          <w:sz w:val="24"/>
-          <w:szCs w:val="22"/>
-        </w:rPr>
-        <w:t xml:space="preserve"> </w:t>
-      </w:r>
-      <w:proofErr w:type="spellStart"/>
-      <w:r>
-        <w:rPr>
-          <w:rStyle w:val="HTML-kd"/>
-          <w:rFonts w:ascii="Times New Roman" w:eastAsiaTheme="minorHAnsi" w:hAnsi="Times New Roman" w:cstheme="minorHAnsi"/>
-          <w:sz w:val="24"/>
-          <w:szCs w:val="22"/>
-        </w:rPr>
-        <w:t>navigator.clipboard.writeText</w:t>
-      </w:r>
-      <w:proofErr w:type="spellEnd"/>
-      <w:r>
-        <w:rPr>
-          <w:rStyle w:val="HTML-kd"/>
-          <w:rFonts w:ascii="Times New Roman" w:eastAsiaTheme="minorHAnsi" w:hAnsi="Times New Roman" w:cstheme="minorHAnsi"/>
-          <w:sz w:val="24"/>
-          <w:szCs w:val="22"/>
-        </w:rPr>
-        <w:t>(</w:t>
-      </w:r>
-      <w:proofErr w:type="spellStart"/>
-      <w:r>
-        <w:rPr>
-          <w:rStyle w:val="HTML-kd"/>
-          <w:rFonts w:ascii="Times New Roman" w:eastAsiaTheme="minorHAnsi" w:hAnsi="Times New Roman" w:cstheme="minorHAnsi"/>
-          <w:sz w:val="24"/>
-          <w:szCs w:val="22"/>
-        </w:rPr>
-        <w:t>shareUrl</w:t>
-      </w:r>
-      <w:proofErr w:type="spellEnd"/>
-      <w:r>
-        <w:rPr>
-          <w:rStyle w:val="HTML-kd"/>
-          <w:rFonts w:ascii="Times New Roman" w:eastAsiaTheme="minorHAnsi" w:hAnsi="Times New Roman" w:cstheme="minorHAnsi"/>
-          <w:sz w:val="24"/>
-          <w:szCs w:val="22"/>
-        </w:rPr>
-        <w:t>)</w:t>
+        <w:t>await navigator.clipboard.writeText(shareUrl)</w:t>
       </w:r>
     </w:p>
     <w:p>
@@ -13304,7 +11304,6 @@
       <w:pPr>
         <w:pStyle w:val="Felsorols1"/>
       </w:pPr>
-      <w:proofErr w:type="spellStart"/>
       <w:r>
         <w:rPr>
           <w:rStyle w:val="HTML-kd"/>
@@ -13312,37 +11311,7 @@
           <w:sz w:val="24"/>
           <w:szCs w:val="22"/>
         </w:rPr>
-        <w:t>setShowToast</w:t>
-      </w:r>
-      <w:proofErr w:type="spellEnd"/>
-      <w:r>
-        <w:rPr>
-          <w:rStyle w:val="HTML-kd"/>
-          <w:rFonts w:ascii="Times New Roman" w:eastAsiaTheme="minorHAnsi" w:hAnsi="Times New Roman" w:cstheme="minorHAnsi"/>
-          <w:sz w:val="24"/>
-          <w:szCs w:val="22"/>
-        </w:rPr>
-        <w:t>(</w:t>
-      </w:r>
-      <w:proofErr w:type="spellStart"/>
-      <w:r>
-        <w:rPr>
-          <w:rStyle w:val="HTML-kd"/>
-          <w:rFonts w:ascii="Times New Roman" w:eastAsiaTheme="minorHAnsi" w:hAnsi="Times New Roman" w:cstheme="minorHAnsi"/>
-          <w:sz w:val="24"/>
-          <w:szCs w:val="22"/>
-        </w:rPr>
-        <w:t>true</w:t>
-      </w:r>
-      <w:proofErr w:type="spellEnd"/>
-      <w:r>
-        <w:rPr>
-          <w:rStyle w:val="HTML-kd"/>
-          <w:rFonts w:ascii="Times New Roman" w:eastAsiaTheme="minorHAnsi" w:hAnsi="Times New Roman" w:cstheme="minorHAnsi"/>
-          <w:sz w:val="24"/>
-          <w:szCs w:val="22"/>
-        </w:rPr>
-        <w:t>)</w:t>
+        <w:t>setShowToast(true)</w:t>
       </w:r>
     </w:p>
     <w:p>
@@ -13362,7 +11331,6 @@
       <w:pPr>
         <w:pStyle w:val="Felsorols1"/>
       </w:pPr>
-      <w:proofErr w:type="spellStart"/>
       <w:r>
         <w:rPr>
           <w:rStyle w:val="HTML-kd"/>
@@ -13370,57 +11338,7 @@
           <w:sz w:val="24"/>
           <w:szCs w:val="22"/>
         </w:rPr>
-        <w:t>setTimeout</w:t>
-      </w:r>
-      <w:proofErr w:type="spellEnd"/>
-      <w:r>
-        <w:rPr>
-          <w:rStyle w:val="HTML-kd"/>
-          <w:rFonts w:ascii="Times New Roman" w:eastAsiaTheme="minorHAnsi" w:hAnsi="Times New Roman" w:cstheme="minorHAnsi"/>
-          <w:sz w:val="24"/>
-          <w:szCs w:val="22"/>
-        </w:rPr>
-        <w:t xml:space="preserve">(() =&gt; </w:t>
-      </w:r>
-      <w:proofErr w:type="spellStart"/>
-      <w:r>
-        <w:rPr>
-          <w:rStyle w:val="HTML-kd"/>
-          <w:rFonts w:ascii="Times New Roman" w:eastAsiaTheme="minorHAnsi" w:hAnsi="Times New Roman" w:cstheme="minorHAnsi"/>
-          <w:sz w:val="24"/>
-          <w:szCs w:val="22"/>
-        </w:rPr>
-        <w:t>setShowToast</w:t>
-      </w:r>
-      <w:proofErr w:type="spellEnd"/>
-      <w:r>
-        <w:rPr>
-          <w:rStyle w:val="HTML-kd"/>
-          <w:rFonts w:ascii="Times New Roman" w:eastAsiaTheme="minorHAnsi" w:hAnsi="Times New Roman" w:cstheme="minorHAnsi"/>
-          <w:sz w:val="24"/>
-          <w:szCs w:val="22"/>
-        </w:rPr>
-        <w:t>(</w:t>
-      </w:r>
-      <w:proofErr w:type="spellStart"/>
-      <w:r>
-        <w:rPr>
-          <w:rStyle w:val="HTML-kd"/>
-          <w:rFonts w:ascii="Times New Roman" w:eastAsiaTheme="minorHAnsi" w:hAnsi="Times New Roman" w:cstheme="minorHAnsi"/>
-          <w:sz w:val="24"/>
-          <w:szCs w:val="22"/>
-        </w:rPr>
-        <w:t>false</w:t>
-      </w:r>
-      <w:proofErr w:type="spellEnd"/>
-      <w:r>
-        <w:rPr>
-          <w:rStyle w:val="HTML-kd"/>
-          <w:rFonts w:ascii="Times New Roman" w:eastAsiaTheme="minorHAnsi" w:hAnsi="Times New Roman" w:cstheme="minorHAnsi"/>
-          <w:sz w:val="24"/>
-          <w:szCs w:val="22"/>
-        </w:rPr>
-        <w:t>), 2500)</w:t>
+        <w:t>setTimeout(() =&gt; setShowToast(false), 2500)</w:t>
       </w:r>
     </w:p>
     <w:p>
@@ -13433,23 +11351,7 @@
         <w:jc w:val="left"/>
       </w:pPr>
       <w:r>
-        <w:t xml:space="preserve">Hiba esetén a </w:t>
-      </w:r>
-      <w:proofErr w:type="spellStart"/>
-      <w:r>
-        <w:t>catch</w:t>
-      </w:r>
-      <w:proofErr w:type="spellEnd"/>
-      <w:r>
-        <w:t xml:space="preserve"> ág fut (konzolra </w:t>
-      </w:r>
-      <w:proofErr w:type="spellStart"/>
-      <w:r>
-        <w:t>logol</w:t>
-      </w:r>
-      <w:proofErr w:type="spellEnd"/>
-      <w:r>
-        <w:t>).</w:t>
+        <w:t>Hiba esetén a catch ág fut (konzolra logol).</w:t>
       </w:r>
     </w:p>
     <w:p>
@@ -13470,23 +11372,7 @@
       <w:bookmarkStart w:id="48" w:name="_Toc224117378"/>
       <w:r>
         <w:lastRenderedPageBreak/>
-        <w:t>3. algoritmus — Kép szavazás és százalékok számítása (</w:t>
-      </w:r>
-      <w:proofErr w:type="spellStart"/>
-      <w:r>
-        <w:t>up</w:t>
-      </w:r>
-      <w:proofErr w:type="spellEnd"/>
-      <w:r>
-        <w:t xml:space="preserve">/down </w:t>
-      </w:r>
-      <w:proofErr w:type="spellStart"/>
-      <w:r>
-        <w:t>vote</w:t>
-      </w:r>
-      <w:proofErr w:type="spellEnd"/>
-      <w:r>
-        <w:t xml:space="preserve"> blokk)</w:t>
+        <w:t>3. algoritmus — Kép szavazás és százalékok számítása (up/down vote blokk)</w:t>
       </w:r>
       <w:bookmarkEnd w:id="48"/>
     </w:p>
@@ -13552,7 +11438,6 @@
       <w:pPr>
         <w:pStyle w:val="Felsorols1"/>
       </w:pPr>
-      <w:proofErr w:type="spellStart"/>
       <w:r>
         <w:rPr>
           <w:rStyle w:val="HTML-kd"/>
@@ -13562,11 +11447,9 @@
         </w:rPr>
         <w:t>localImage.upvotes</w:t>
       </w:r>
-      <w:proofErr w:type="spellEnd"/>
       <w:r>
         <w:t xml:space="preserve"> vagy </w:t>
       </w:r>
-      <w:proofErr w:type="spellStart"/>
       <w:r>
         <w:rPr>
           <w:rStyle w:val="HTML-kd"/>
@@ -13576,13 +11459,11 @@
         </w:rPr>
         <w:t>localImage.likes</w:t>
       </w:r>
-      <w:proofErr w:type="spellEnd"/>
-    </w:p>
-    <w:p>
-      <w:pPr>
-        <w:pStyle w:val="Felsorols1"/>
-      </w:pPr>
-      <w:proofErr w:type="spellStart"/>
+    </w:p>
+    <w:p>
+      <w:pPr>
+        <w:pStyle w:val="Felsorols1"/>
+      </w:pPr>
       <w:r>
         <w:rPr>
           <w:rStyle w:val="HTML-kd"/>
@@ -13592,13 +11473,11 @@
         </w:rPr>
         <w:t>localImage.downvotes</w:t>
       </w:r>
-      <w:proofErr w:type="spellEnd"/>
-    </w:p>
-    <w:p>
-      <w:pPr>
-        <w:pStyle w:val="Felsorols1"/>
-      </w:pPr>
-      <w:proofErr w:type="spellStart"/>
+    </w:p>
+    <w:p>
+      <w:pPr>
+        <w:pStyle w:val="Felsorols1"/>
+      </w:pPr>
       <w:r>
         <w:rPr>
           <w:rStyle w:val="HTML-kd"/>
@@ -13608,11 +11487,9 @@
         </w:rPr>
         <w:t>localImage.userVote</w:t>
       </w:r>
-      <w:proofErr w:type="spellEnd"/>
       <w:r>
         <w:t xml:space="preserve"> vagy </w:t>
       </w:r>
-      <w:proofErr w:type="spellStart"/>
       <w:r>
         <w:rPr>
           <w:rStyle w:val="HTML-kd"/>
@@ -13622,7 +11499,6 @@
         </w:rPr>
         <w:t>localImage.isLiked</w:t>
       </w:r>
-      <w:proofErr w:type="spellEnd"/>
     </w:p>
     <w:p>
       <w:pPr>
@@ -13639,37 +11515,12 @@
       <w:pPr>
         <w:pStyle w:val="Felsorols1"/>
       </w:pPr>
-      <w:proofErr w:type="spellStart"/>
       <w:r>
         <w:rPr>
           <w:rStyle w:val="HTML-kd"/>
           <w:rFonts w:eastAsiaTheme="majorEastAsia"/>
         </w:rPr>
-        <w:t>onImageVote</w:t>
-      </w:r>
-      <w:proofErr w:type="spellEnd"/>
-      <w:r>
-        <w:rPr>
-          <w:rStyle w:val="HTML-kd"/>
-          <w:rFonts w:eastAsiaTheme="majorEastAsia"/>
-        </w:rPr>
-        <w:t xml:space="preserve">(localImage.id, </w:t>
-      </w:r>
-      <w:proofErr w:type="spellStart"/>
-      <w:r>
-        <w:rPr>
-          <w:rStyle w:val="HTML-kd"/>
-          <w:rFonts w:eastAsiaTheme="majorEastAsia"/>
-        </w:rPr>
-        <w:t>nextVote</w:t>
-      </w:r>
-      <w:proofErr w:type="spellEnd"/>
-      <w:r>
-        <w:rPr>
-          <w:rStyle w:val="HTML-kd"/>
-          <w:rFonts w:eastAsiaTheme="majorEastAsia"/>
-        </w:rPr>
-        <w:t>)</w:t>
+        <w:t>onImageVote(localImage.id, nextVote)</w:t>
       </w:r>
       <w:r>
         <w:t xml:space="preserve"> meghívása</w:t>
@@ -13711,129 +11562,24 @@
       <w:pPr>
         <w:pStyle w:val="Felsorols1"/>
       </w:pPr>
-      <w:proofErr w:type="spellStart"/>
       <w:r>
         <w:rPr>
           <w:rStyle w:val="HTML-kd"/>
           <w:rFonts w:eastAsiaTheme="majorEastAsia"/>
         </w:rPr>
-        <w:t>up</w:t>
-      </w:r>
-      <w:proofErr w:type="spellEnd"/>
+        <w:t>up = localImage?.upvotes || localImage?.likes || 0</w:t>
+      </w:r>
+    </w:p>
+    <w:p>
+      <w:pPr>
+        <w:pStyle w:val="Felsorols1"/>
+      </w:pPr>
       <w:r>
         <w:rPr>
           <w:rStyle w:val="HTML-kd"/>
           <w:rFonts w:eastAsiaTheme="majorEastAsia"/>
         </w:rPr>
-        <w:t xml:space="preserve"> = </w:t>
-      </w:r>
-      <w:proofErr w:type="spellStart"/>
-      <w:r>
-        <w:rPr>
-          <w:rStyle w:val="HTML-kd"/>
-          <w:rFonts w:eastAsiaTheme="majorEastAsia"/>
-        </w:rPr>
-        <w:t>localImage</w:t>
-      </w:r>
-      <w:proofErr w:type="spellEnd"/>
-      <w:r>
-        <w:rPr>
-          <w:rStyle w:val="HTML-kd"/>
-          <w:rFonts w:eastAsiaTheme="majorEastAsia"/>
-        </w:rPr>
-        <w:t>?.</w:t>
-      </w:r>
-      <w:proofErr w:type="spellStart"/>
-      <w:r>
-        <w:rPr>
-          <w:rStyle w:val="HTML-kd"/>
-          <w:rFonts w:eastAsiaTheme="majorEastAsia"/>
-        </w:rPr>
-        <w:t>upvotes</w:t>
-      </w:r>
-      <w:proofErr w:type="spellEnd"/>
-      <w:r>
-        <w:rPr>
-          <w:rStyle w:val="HTML-kd"/>
-          <w:rFonts w:eastAsiaTheme="majorEastAsia"/>
-        </w:rPr>
-        <w:t xml:space="preserve"> || </w:t>
-      </w:r>
-      <w:proofErr w:type="spellStart"/>
-      <w:r>
-        <w:rPr>
-          <w:rStyle w:val="HTML-kd"/>
-          <w:rFonts w:eastAsiaTheme="majorEastAsia"/>
-        </w:rPr>
-        <w:t>localImage</w:t>
-      </w:r>
-      <w:proofErr w:type="spellEnd"/>
-      <w:r>
-        <w:rPr>
-          <w:rStyle w:val="HTML-kd"/>
-          <w:rFonts w:eastAsiaTheme="majorEastAsia"/>
-        </w:rPr>
-        <w:t>?.</w:t>
-      </w:r>
-      <w:proofErr w:type="spellStart"/>
-      <w:r>
-        <w:rPr>
-          <w:rStyle w:val="HTML-kd"/>
-          <w:rFonts w:eastAsiaTheme="majorEastAsia"/>
-        </w:rPr>
-        <w:t>likes</w:t>
-      </w:r>
-      <w:proofErr w:type="spellEnd"/>
-      <w:r>
-        <w:rPr>
-          <w:rStyle w:val="HTML-kd"/>
-          <w:rFonts w:eastAsiaTheme="majorEastAsia"/>
-        </w:rPr>
-        <w:t xml:space="preserve"> || 0</w:t>
-      </w:r>
-    </w:p>
-    <w:p>
-      <w:pPr>
-        <w:pStyle w:val="Felsorols1"/>
-      </w:pPr>
-      <w:r>
-        <w:rPr>
-          <w:rStyle w:val="HTML-kd"/>
-          <w:rFonts w:eastAsiaTheme="majorEastAsia"/>
-        </w:rPr>
-        <w:t xml:space="preserve">down = </w:t>
-      </w:r>
-      <w:proofErr w:type="spellStart"/>
-      <w:r>
-        <w:rPr>
-          <w:rStyle w:val="HTML-kd"/>
-          <w:rFonts w:eastAsiaTheme="majorEastAsia"/>
-        </w:rPr>
-        <w:t>localImage</w:t>
-      </w:r>
-      <w:proofErr w:type="spellEnd"/>
-      <w:r>
-        <w:rPr>
-          <w:rStyle w:val="HTML-kd"/>
-          <w:rFonts w:eastAsiaTheme="majorEastAsia"/>
-        </w:rPr>
-        <w:t>?.</w:t>
-      </w:r>
-      <w:proofErr w:type="spellStart"/>
-      <w:r>
-        <w:rPr>
-          <w:rStyle w:val="HTML-kd"/>
-          <w:rFonts w:eastAsiaTheme="majorEastAsia"/>
-        </w:rPr>
-        <w:t>downvotes</w:t>
-      </w:r>
-      <w:proofErr w:type="spellEnd"/>
-      <w:r>
-        <w:rPr>
-          <w:rStyle w:val="HTML-kd"/>
-          <w:rFonts w:eastAsiaTheme="majorEastAsia"/>
-        </w:rPr>
-        <w:t xml:space="preserve"> || 0</w:t>
+        <w:t>down = localImage?.downvotes || 0</w:t>
       </w:r>
     </w:p>
     <w:p>
@@ -13853,37 +11599,12 @@
       <w:pPr>
         <w:pStyle w:val="Felsorols1"/>
       </w:pPr>
-      <w:proofErr w:type="spellStart"/>
       <w:r>
         <w:rPr>
           <w:rStyle w:val="HTML-kd"/>
           <w:rFonts w:eastAsiaTheme="majorEastAsia"/>
         </w:rPr>
-        <w:t>total</w:t>
-      </w:r>
-      <w:proofErr w:type="spellEnd"/>
-      <w:r>
-        <w:rPr>
-          <w:rStyle w:val="HTML-kd"/>
-          <w:rFonts w:eastAsiaTheme="majorEastAsia"/>
-        </w:rPr>
-        <w:t xml:space="preserve"> = </w:t>
-      </w:r>
-      <w:proofErr w:type="spellStart"/>
-      <w:r>
-        <w:rPr>
-          <w:rStyle w:val="HTML-kd"/>
-          <w:rFonts w:eastAsiaTheme="majorEastAsia"/>
-        </w:rPr>
-        <w:t>up</w:t>
-      </w:r>
-      <w:proofErr w:type="spellEnd"/>
-      <w:r>
-        <w:rPr>
-          <w:rStyle w:val="HTML-kd"/>
-          <w:rFonts w:eastAsiaTheme="majorEastAsia"/>
-        </w:rPr>
-        <w:t xml:space="preserve"> + down</w:t>
+        <w:t>total = up + down</w:t>
       </w:r>
     </w:p>
     <w:p>
@@ -13903,138 +11624,24 @@
       <w:pPr>
         <w:pStyle w:val="Felsorols1"/>
       </w:pPr>
-      <w:proofErr w:type="spellStart"/>
       <w:r>
         <w:rPr>
           <w:rStyle w:val="HTML-kd"/>
           <w:rFonts w:eastAsiaTheme="majorEastAsia"/>
         </w:rPr>
-        <w:t>upPercent</w:t>
-      </w:r>
-      <w:proofErr w:type="spellEnd"/>
+        <w:t>upPercent = total ? Math.round((up / total) * 100) : 0</w:t>
+      </w:r>
+    </w:p>
+    <w:p>
+      <w:pPr>
+        <w:pStyle w:val="Felsorols1"/>
+      </w:pPr>
       <w:r>
         <w:rPr>
           <w:rStyle w:val="HTML-kd"/>
           <w:rFonts w:eastAsiaTheme="majorEastAsia"/>
         </w:rPr>
-        <w:t xml:space="preserve"> = </w:t>
-      </w:r>
-      <w:proofErr w:type="spellStart"/>
-      <w:r>
-        <w:rPr>
-          <w:rStyle w:val="HTML-kd"/>
-          <w:rFonts w:eastAsiaTheme="majorEastAsia"/>
-        </w:rPr>
-        <w:t>total</w:t>
-      </w:r>
-      <w:proofErr w:type="spellEnd"/>
-      <w:r>
-        <w:rPr>
-          <w:rStyle w:val="HTML-kd"/>
-          <w:rFonts w:eastAsiaTheme="majorEastAsia"/>
-        </w:rPr>
-        <w:t xml:space="preserve"> ? </w:t>
-      </w:r>
-      <w:proofErr w:type="spellStart"/>
-      <w:r>
-        <w:rPr>
-          <w:rStyle w:val="HTML-kd"/>
-          <w:rFonts w:eastAsiaTheme="majorEastAsia"/>
-        </w:rPr>
-        <w:t>Math.round</w:t>
-      </w:r>
-      <w:proofErr w:type="spellEnd"/>
-      <w:r>
-        <w:rPr>
-          <w:rStyle w:val="HTML-kd"/>
-          <w:rFonts w:eastAsiaTheme="majorEastAsia"/>
-        </w:rPr>
-        <w:t>((</w:t>
-      </w:r>
-      <w:proofErr w:type="spellStart"/>
-      <w:r>
-        <w:rPr>
-          <w:rStyle w:val="HTML-kd"/>
-          <w:rFonts w:eastAsiaTheme="majorEastAsia"/>
-        </w:rPr>
-        <w:t>up</w:t>
-      </w:r>
-      <w:proofErr w:type="spellEnd"/>
-      <w:r>
-        <w:rPr>
-          <w:rStyle w:val="HTML-kd"/>
-          <w:rFonts w:eastAsiaTheme="majorEastAsia"/>
-        </w:rPr>
-        <w:t xml:space="preserve"> / </w:t>
-      </w:r>
-      <w:proofErr w:type="spellStart"/>
-      <w:r>
-        <w:rPr>
-          <w:rStyle w:val="HTML-kd"/>
-          <w:rFonts w:eastAsiaTheme="majorEastAsia"/>
-        </w:rPr>
-        <w:t>total</w:t>
-      </w:r>
-      <w:proofErr w:type="spellEnd"/>
-      <w:r>
-        <w:rPr>
-          <w:rStyle w:val="HTML-kd"/>
-          <w:rFonts w:eastAsiaTheme="majorEastAsia"/>
-        </w:rPr>
-        <w:t>) * 100) : 0</w:t>
-      </w:r>
-    </w:p>
-    <w:p>
-      <w:pPr>
-        <w:pStyle w:val="Felsorols1"/>
-      </w:pPr>
-      <w:proofErr w:type="spellStart"/>
-      <w:r>
-        <w:rPr>
-          <w:rStyle w:val="HTML-kd"/>
-          <w:rFonts w:eastAsiaTheme="majorEastAsia"/>
-        </w:rPr>
-        <w:t>downPercent</w:t>
-      </w:r>
-      <w:proofErr w:type="spellEnd"/>
-      <w:r>
-        <w:rPr>
-          <w:rStyle w:val="HTML-kd"/>
-          <w:rFonts w:eastAsiaTheme="majorEastAsia"/>
-        </w:rPr>
-        <w:t xml:space="preserve"> = </w:t>
-      </w:r>
-      <w:proofErr w:type="spellStart"/>
-      <w:r>
-        <w:rPr>
-          <w:rStyle w:val="HTML-kd"/>
-          <w:rFonts w:eastAsiaTheme="majorEastAsia"/>
-        </w:rPr>
-        <w:t>total</w:t>
-      </w:r>
-      <w:proofErr w:type="spellEnd"/>
-      <w:r>
-        <w:rPr>
-          <w:rStyle w:val="HTML-kd"/>
-          <w:rFonts w:eastAsiaTheme="majorEastAsia"/>
-        </w:rPr>
-        <w:t xml:space="preserve"> ? 100 - </w:t>
-      </w:r>
-      <w:proofErr w:type="spellStart"/>
-      <w:r>
-        <w:rPr>
-          <w:rStyle w:val="HTML-kd"/>
-          <w:rFonts w:eastAsiaTheme="majorEastAsia"/>
-        </w:rPr>
-        <w:t>upPercent</w:t>
-      </w:r>
-      <w:proofErr w:type="spellEnd"/>
-      <w:r>
-        <w:rPr>
-          <w:rStyle w:val="HTML-kd"/>
-          <w:rFonts w:eastAsiaTheme="majorEastAsia"/>
-        </w:rPr>
-        <w:t xml:space="preserve"> : 0</w:t>
+        <w:t>downPercent = total ? 100 - upPercent : 0</w:t>
       </w:r>
     </w:p>
     <w:p>
@@ -14054,85 +11661,12 @@
       <w:pPr>
         <w:pStyle w:val="Felsorols1"/>
       </w:pPr>
-      <w:proofErr w:type="spellStart"/>
       <w:r>
         <w:rPr>
           <w:rStyle w:val="HTML-kd"/>
           <w:rFonts w:eastAsiaTheme="majorEastAsia"/>
         </w:rPr>
-        <w:t>userVote</w:t>
-      </w:r>
-      <w:proofErr w:type="spellEnd"/>
-      <w:r>
-        <w:rPr>
-          <w:rStyle w:val="HTML-kd"/>
-          <w:rFonts w:eastAsiaTheme="majorEastAsia"/>
-        </w:rPr>
-        <w:t xml:space="preserve"> = </w:t>
-      </w:r>
-      <w:proofErr w:type="spellStart"/>
-      <w:r>
-        <w:rPr>
-          <w:rStyle w:val="HTML-kd"/>
-          <w:rFonts w:eastAsiaTheme="majorEastAsia"/>
-        </w:rPr>
-        <w:t>localImage</w:t>
-      </w:r>
-      <w:proofErr w:type="spellEnd"/>
-      <w:r>
-        <w:rPr>
-          <w:rStyle w:val="HTML-kd"/>
-          <w:rFonts w:eastAsiaTheme="majorEastAsia"/>
-        </w:rPr>
-        <w:t>?.</w:t>
-      </w:r>
-      <w:proofErr w:type="spellStart"/>
-      <w:r>
-        <w:rPr>
-          <w:rStyle w:val="HTML-kd"/>
-          <w:rFonts w:eastAsiaTheme="majorEastAsia"/>
-        </w:rPr>
-        <w:t>userVote</w:t>
-      </w:r>
-      <w:proofErr w:type="spellEnd"/>
-      <w:r>
-        <w:rPr>
-          <w:rStyle w:val="HTML-kd"/>
-          <w:rFonts w:eastAsiaTheme="majorEastAsia"/>
-        </w:rPr>
-        <w:t xml:space="preserve"> || (</w:t>
-      </w:r>
-      <w:proofErr w:type="spellStart"/>
-      <w:r>
-        <w:rPr>
-          <w:rStyle w:val="HTML-kd"/>
-          <w:rFonts w:eastAsiaTheme="majorEastAsia"/>
-        </w:rPr>
-        <w:t>localImage</w:t>
-      </w:r>
-      <w:proofErr w:type="spellEnd"/>
-      <w:r>
-        <w:rPr>
-          <w:rStyle w:val="HTML-kd"/>
-          <w:rFonts w:eastAsiaTheme="majorEastAsia"/>
-        </w:rPr>
-        <w:t>?.</w:t>
-      </w:r>
-      <w:proofErr w:type="spellStart"/>
-      <w:r>
-        <w:rPr>
-          <w:rStyle w:val="HTML-kd"/>
-          <w:rFonts w:eastAsiaTheme="majorEastAsia"/>
-        </w:rPr>
-        <w:t>isLiked</w:t>
-      </w:r>
-      <w:proofErr w:type="spellEnd"/>
-      <w:r>
-        <w:rPr>
-          <w:rStyle w:val="HTML-kd"/>
-          <w:rFonts w:eastAsiaTheme="majorEastAsia"/>
-        </w:rPr>
-        <w:t xml:space="preserve"> ? 1 : 0)</w:t>
+        <w:t>userVote = localImage?.userVote || (localImage?.isLiked ? 1 : 0)</w:t>
       </w:r>
     </w:p>
     <w:p>
@@ -14153,74 +11687,24 @@
       <w:pPr>
         <w:pStyle w:val="Felsorols1"/>
       </w:pPr>
-      <w:proofErr w:type="spellStart"/>
       <w:r>
         <w:rPr>
           <w:rStyle w:val="HTML-kd"/>
           <w:rFonts w:eastAsiaTheme="majorEastAsia"/>
         </w:rPr>
-        <w:t>nextVote</w:t>
-      </w:r>
-      <w:proofErr w:type="spellEnd"/>
+        <w:t>nextVote = userVote === 1 ? 0 : 1</w:t>
+      </w:r>
+    </w:p>
+    <w:p>
+      <w:pPr>
+        <w:pStyle w:val="Felsorols1"/>
+      </w:pPr>
       <w:r>
         <w:rPr>
           <w:rStyle w:val="HTML-kd"/>
           <w:rFonts w:eastAsiaTheme="majorEastAsia"/>
         </w:rPr>
-        <w:t xml:space="preserve"> = </w:t>
-      </w:r>
-      <w:proofErr w:type="spellStart"/>
-      <w:r>
-        <w:rPr>
-          <w:rStyle w:val="HTML-kd"/>
-          <w:rFonts w:eastAsiaTheme="majorEastAsia"/>
-        </w:rPr>
-        <w:t>userVote</w:t>
-      </w:r>
-      <w:proofErr w:type="spellEnd"/>
-      <w:r>
-        <w:rPr>
-          <w:rStyle w:val="HTML-kd"/>
-          <w:rFonts w:eastAsiaTheme="majorEastAsia"/>
-        </w:rPr>
-        <w:t xml:space="preserve"> === 1 ? 0 : 1</w:t>
-      </w:r>
-    </w:p>
-    <w:p>
-      <w:pPr>
-        <w:pStyle w:val="Felsorols1"/>
-      </w:pPr>
-      <w:proofErr w:type="spellStart"/>
-      <w:r>
-        <w:rPr>
-          <w:rStyle w:val="HTML-kd"/>
-          <w:rFonts w:eastAsiaTheme="majorEastAsia"/>
-        </w:rPr>
-        <w:t>onImageVote</w:t>
-      </w:r>
-      <w:proofErr w:type="spellEnd"/>
-      <w:r>
-        <w:rPr>
-          <w:rStyle w:val="HTML-kd"/>
-          <w:rFonts w:eastAsiaTheme="majorEastAsia"/>
-        </w:rPr>
-        <w:t xml:space="preserve">(localImage.id, </w:t>
-      </w:r>
-      <w:proofErr w:type="spellStart"/>
-      <w:r>
-        <w:rPr>
-          <w:rStyle w:val="HTML-kd"/>
-          <w:rFonts w:eastAsiaTheme="majorEastAsia"/>
-        </w:rPr>
-        <w:t>nextVote</w:t>
-      </w:r>
-      <w:proofErr w:type="spellEnd"/>
-      <w:r>
-        <w:rPr>
-          <w:rStyle w:val="HTML-kd"/>
-          <w:rFonts w:eastAsiaTheme="majorEastAsia"/>
-        </w:rPr>
-        <w:t>)</w:t>
+        <w:t>onImageVote(localImage.id, nextVote)</w:t>
       </w:r>
     </w:p>
     <w:p>
@@ -14240,74 +11724,24 @@
       <w:pPr>
         <w:pStyle w:val="Felsorols1"/>
       </w:pPr>
-      <w:proofErr w:type="spellStart"/>
       <w:r>
         <w:rPr>
           <w:rStyle w:val="HTML-kd"/>
           <w:rFonts w:eastAsiaTheme="majorEastAsia"/>
         </w:rPr>
-        <w:t>nextVote</w:t>
-      </w:r>
-      <w:proofErr w:type="spellEnd"/>
+        <w:t>nextVote = userVote === -1 ? 0 : -1</w:t>
+      </w:r>
+    </w:p>
+    <w:p>
+      <w:pPr>
+        <w:pStyle w:val="Felsorols1"/>
+      </w:pPr>
       <w:r>
         <w:rPr>
           <w:rStyle w:val="HTML-kd"/>
           <w:rFonts w:eastAsiaTheme="majorEastAsia"/>
         </w:rPr>
-        <w:t xml:space="preserve"> = </w:t>
-      </w:r>
-      <w:proofErr w:type="spellStart"/>
-      <w:r>
-        <w:rPr>
-          <w:rStyle w:val="HTML-kd"/>
-          <w:rFonts w:eastAsiaTheme="majorEastAsia"/>
-        </w:rPr>
-        <w:t>userVote</w:t>
-      </w:r>
-      <w:proofErr w:type="spellEnd"/>
-      <w:r>
-        <w:rPr>
-          <w:rStyle w:val="HTML-kd"/>
-          <w:rFonts w:eastAsiaTheme="majorEastAsia"/>
-        </w:rPr>
-        <w:t xml:space="preserve"> === -1 ? 0 : -1</w:t>
-      </w:r>
-    </w:p>
-    <w:p>
-      <w:pPr>
-        <w:pStyle w:val="Felsorols1"/>
-      </w:pPr>
-      <w:proofErr w:type="spellStart"/>
-      <w:r>
-        <w:rPr>
-          <w:rStyle w:val="HTML-kd"/>
-          <w:rFonts w:eastAsiaTheme="majorEastAsia"/>
-        </w:rPr>
-        <w:t>onImageVote</w:t>
-      </w:r>
-      <w:proofErr w:type="spellEnd"/>
-      <w:r>
-        <w:rPr>
-          <w:rStyle w:val="HTML-kd"/>
-          <w:rFonts w:eastAsiaTheme="majorEastAsia"/>
-        </w:rPr>
-        <w:t xml:space="preserve">(localImage.id, </w:t>
-      </w:r>
-      <w:proofErr w:type="spellStart"/>
-      <w:r>
-        <w:rPr>
-          <w:rStyle w:val="HTML-kd"/>
-          <w:rFonts w:eastAsiaTheme="majorEastAsia"/>
-        </w:rPr>
-        <w:t>nextVote</w:t>
-      </w:r>
-      <w:proofErr w:type="spellEnd"/>
-      <w:r>
-        <w:rPr>
-          <w:rStyle w:val="HTML-kd"/>
-          <w:rFonts w:eastAsiaTheme="majorEastAsia"/>
-        </w:rPr>
-        <w:t>)</w:t>
+        <w:t>onImageVote(localImage.id, nextVote)</w:t>
       </w:r>
     </w:p>
     <w:p>
@@ -14330,48 +11764,30 @@
       <w:r>
         <w:t xml:space="preserve">ha </w:t>
       </w:r>
-      <w:proofErr w:type="spellStart"/>
       <w:r>
         <w:rPr>
           <w:rStyle w:val="HTML-kd"/>
           <w:rFonts w:eastAsiaTheme="majorEastAsia"/>
         </w:rPr>
-        <w:t>userVote</w:t>
-      </w:r>
-      <w:proofErr w:type="spellEnd"/>
+        <w:t>userVote === 1</w:t>
+      </w:r>
+      <w:r>
+        <w:t>, a fel nyíl kitöltött és eltérő színű</w:t>
+      </w:r>
+    </w:p>
+    <w:p>
+      <w:pPr>
+        <w:pStyle w:val="Felsorols1"/>
+      </w:pPr>
+      <w:r>
+        <w:t xml:space="preserve">ha </w:t>
+      </w:r>
       <w:r>
         <w:rPr>
           <w:rStyle w:val="HTML-kd"/>
           <w:rFonts w:eastAsiaTheme="majorEastAsia"/>
         </w:rPr>
-        <w:t xml:space="preserve"> === 1</w:t>
-      </w:r>
-      <w:r>
-        <w:t>, a fel nyíl kitöltött és eltérő színű</w:t>
-      </w:r>
-    </w:p>
-    <w:p>
-      <w:pPr>
-        <w:pStyle w:val="Felsorols1"/>
-      </w:pPr>
-      <w:r>
-        <w:t xml:space="preserve">ha </w:t>
-      </w:r>
-      <w:proofErr w:type="spellStart"/>
-      <w:r>
-        <w:rPr>
-          <w:rStyle w:val="HTML-kd"/>
-          <w:rFonts w:eastAsiaTheme="majorEastAsia"/>
-        </w:rPr>
-        <w:t>userVote</w:t>
-      </w:r>
-      <w:proofErr w:type="spellEnd"/>
-      <w:r>
-        <w:rPr>
-          <w:rStyle w:val="HTML-kd"/>
-          <w:rFonts w:eastAsiaTheme="majorEastAsia"/>
-        </w:rPr>
-        <w:t xml:space="preserve"> === -1</w:t>
+        <w:t>userVote === -1</w:t>
       </w:r>
       <w:r>
         <w:t>, a le nyíl kitöltött és eltérő színű</w:t>
@@ -14389,7 +11805,6 @@
       <w:r>
         <w:t>A két százalék (</w:t>
       </w:r>
-      <w:proofErr w:type="spellStart"/>
       <w:r>
         <w:rPr>
           <w:rStyle w:val="HTML-kd"/>
@@ -14397,11 +11812,9 @@
         </w:rPr>
         <w:t>upPercent</w:t>
       </w:r>
-      <w:proofErr w:type="spellEnd"/>
       <w:r>
         <w:t xml:space="preserve">, </w:t>
       </w:r>
-      <w:proofErr w:type="spellStart"/>
       <w:r>
         <w:rPr>
           <w:rStyle w:val="HTML-kd"/>
@@ -14409,7 +11822,6 @@
         </w:rPr>
         <w:t>downPercent</w:t>
       </w:r>
-      <w:proofErr w:type="spellEnd"/>
       <w:r>
         <w:t>) kiírásra kerül a UI-ban.</w:t>
       </w:r>
@@ -14431,34 +11843,10 @@
       </w:pPr>
       <w:bookmarkStart w:id="49" w:name="_Toc224117379"/>
       <w:r>
-        <w:t xml:space="preserve">4. algoritmus – Komment törlése megerősítő </w:t>
-      </w:r>
-      <w:proofErr w:type="spellStart"/>
-      <w:r>
-        <w:t>modállal</w:t>
-      </w:r>
-      <w:proofErr w:type="spellEnd"/>
-      <w:r>
-        <w:t xml:space="preserve"> </w:t>
-      </w:r>
-      <w:r>
-        <w:t>(</w:t>
-      </w:r>
-      <w:proofErr w:type="spellStart"/>
-      <w:r>
-        <w:t>handleDeleteComment</w:t>
-      </w:r>
-      <w:proofErr w:type="spellEnd"/>
-      <w:r>
-        <w:t xml:space="preserve"> + </w:t>
-      </w:r>
-      <w:proofErr w:type="spellStart"/>
-      <w:r>
-        <w:t>confirmDeleteComment</w:t>
-      </w:r>
-      <w:proofErr w:type="spellEnd"/>
-      <w:r>
-        <w:t>)</w:t>
+        <w:t xml:space="preserve">4. algoritmus – Komment törlése megerősítő modállal </w:t>
+      </w:r>
+      <w:r>
+        <w:t>(handleDeleteComment + confirmDeleteComment)</w:t>
       </w:r>
       <w:bookmarkEnd w:id="49"/>
     </w:p>
@@ -14481,15 +11869,7 @@
         <w:br/>
       </w:r>
       <w:r>
-        <w:t xml:space="preserve">A komment törlése csak megerősítés után történjen meg, jogosultság- és </w:t>
-      </w:r>
-      <w:proofErr w:type="spellStart"/>
-      <w:r>
-        <w:t>tokenellenőrzéssel</w:t>
-      </w:r>
-      <w:proofErr w:type="spellEnd"/>
-      <w:r>
-        <w:t>.</w:t>
+        <w:t>A komment törlése csak megerősítés után történjen meg, jogosultság- és tokenellenőrzéssel.</w:t>
       </w:r>
     </w:p>
     <w:p>
@@ -14507,7 +11887,6 @@
       <w:pPr>
         <w:pStyle w:val="Felsorols1"/>
       </w:pPr>
-      <w:proofErr w:type="spellStart"/>
       <w:r>
         <w:rPr>
           <w:rStyle w:val="HTML-kd"/>
@@ -14517,7 +11896,6 @@
         </w:rPr>
         <w:t>commentId</w:t>
       </w:r>
-      <w:proofErr w:type="spellEnd"/>
       <w:r>
         <w:t xml:space="preserve"> (törlendő komment azonosító)</w:t>
       </w:r>
@@ -14526,7 +11904,6 @@
       <w:pPr>
         <w:pStyle w:val="Felsorols1"/>
       </w:pPr>
-      <w:proofErr w:type="spellStart"/>
       <w:r>
         <w:rPr>
           <w:rStyle w:val="HTML-kd"/>
@@ -14536,7 +11913,6 @@
         </w:rPr>
         <w:t>pendingDeleteCommentId</w:t>
       </w:r>
-      <w:proofErr w:type="spellEnd"/>
       <w:r>
         <w:t xml:space="preserve"> állapot</w:t>
       </w:r>
@@ -14545,15 +11921,9 @@
       <w:pPr>
         <w:pStyle w:val="Felsorols1"/>
       </w:pPr>
-      <w:proofErr w:type="spellStart"/>
-      <w:r>
-        <w:t>token</w:t>
-      </w:r>
-      <w:proofErr w:type="spellEnd"/>
-      <w:r>
-        <w:t xml:space="preserve"> a </w:t>
-      </w:r>
-      <w:proofErr w:type="spellStart"/>
+      <w:r>
+        <w:t xml:space="preserve">token a </w:t>
+      </w:r>
       <w:r>
         <w:rPr>
           <w:rStyle w:val="HTML-kd"/>
@@ -14561,17 +11931,7 @@
           <w:sz w:val="24"/>
           <w:szCs w:val="22"/>
         </w:rPr>
-        <w:t>getAuthHeader</w:t>
-      </w:r>
-      <w:proofErr w:type="spellEnd"/>
-      <w:r>
-        <w:rPr>
-          <w:rStyle w:val="HTML-kd"/>
-          <w:rFonts w:ascii="Times New Roman" w:eastAsiaTheme="minorHAnsi" w:hAnsi="Times New Roman" w:cstheme="minorHAnsi"/>
-          <w:sz w:val="24"/>
-          <w:szCs w:val="22"/>
-        </w:rPr>
-        <w:t>()</w:t>
+        <w:t>getAuthHeader()</w:t>
       </w:r>
       <w:r>
         <w:t xml:space="preserve"> fejlécben</w:t>
@@ -14595,7 +11955,6 @@
       <w:r>
         <w:t xml:space="preserve">a komment eltűnik a </w:t>
       </w:r>
-      <w:proofErr w:type="spellStart"/>
       <w:r>
         <w:rPr>
           <w:rStyle w:val="HTML-kd"/>
@@ -14603,7 +11962,6 @@
         </w:rPr>
         <w:t>localComments</w:t>
       </w:r>
-      <w:proofErr w:type="spellEnd"/>
       <w:r>
         <w:t xml:space="preserve"> tömbből</w:t>
       </w:r>
@@ -14613,15 +11971,7 @@
         <w:pStyle w:val="Felsorols1"/>
       </w:pPr>
       <w:r>
-        <w:t xml:space="preserve">a megerősítő </w:t>
-      </w:r>
-      <w:proofErr w:type="spellStart"/>
-      <w:r>
-        <w:t>modal</w:t>
-      </w:r>
-      <w:proofErr w:type="spellEnd"/>
-      <w:r>
-        <w:t xml:space="preserve"> bezáródik</w:t>
+        <w:t>a megerősítő modal bezáródik</w:t>
       </w:r>
     </w:p>
     <w:p>
@@ -14666,114 +12016,39 @@
       <w:pPr>
         <w:pStyle w:val="Felsorols1"/>
       </w:pPr>
-      <w:proofErr w:type="spellStart"/>
       <w:r>
         <w:rPr>
           <w:rStyle w:val="HTML-kd"/>
           <w:rFonts w:eastAsiaTheme="majorEastAsia"/>
         </w:rPr>
-        <w:t>handleDeleteComment</w:t>
-      </w:r>
-      <w:proofErr w:type="spellEnd"/>
+        <w:t>handleDeleteComment(commentId)</w:t>
+      </w:r>
+      <w:r>
+        <w:t xml:space="preserve">: </w:t>
+      </w:r>
+    </w:p>
+    <w:p>
+      <w:pPr>
+        <w:pStyle w:val="Felsorols1"/>
+      </w:pPr>
       <w:r>
         <w:rPr>
           <w:rStyle w:val="HTML-kd"/>
           <w:rFonts w:eastAsiaTheme="majorEastAsia"/>
         </w:rPr>
-        <w:t>(</w:t>
-      </w:r>
-      <w:proofErr w:type="spellStart"/>
+        <w:t>setPendingDeleteCommentId(commentId)</w:t>
+      </w:r>
+    </w:p>
+    <w:p>
+      <w:pPr>
+        <w:pStyle w:val="Felsorols1"/>
+      </w:pPr>
       <w:r>
         <w:rPr>
           <w:rStyle w:val="HTML-kd"/>
           <w:rFonts w:eastAsiaTheme="majorEastAsia"/>
         </w:rPr>
-        <w:t>commentId</w:t>
-      </w:r>
-      <w:proofErr w:type="spellEnd"/>
-      <w:r>
-        <w:rPr>
-          <w:rStyle w:val="HTML-kd"/>
-          <w:rFonts w:eastAsiaTheme="majorEastAsia"/>
-        </w:rPr>
-        <w:t>)</w:t>
-      </w:r>
-      <w:r>
-        <w:t xml:space="preserve">: </w:t>
-      </w:r>
-    </w:p>
-    <w:p>
-      <w:pPr>
-        <w:pStyle w:val="Felsorols1"/>
-      </w:pPr>
-      <w:proofErr w:type="spellStart"/>
-      <w:r>
-        <w:rPr>
-          <w:rStyle w:val="HTML-kd"/>
-          <w:rFonts w:eastAsiaTheme="majorEastAsia"/>
-        </w:rPr>
-        <w:t>setPendingDeleteCommentId</w:t>
-      </w:r>
-      <w:proofErr w:type="spellEnd"/>
-      <w:r>
-        <w:rPr>
-          <w:rStyle w:val="HTML-kd"/>
-          <w:rFonts w:eastAsiaTheme="majorEastAsia"/>
-        </w:rPr>
-        <w:t>(</w:t>
-      </w:r>
-      <w:proofErr w:type="spellStart"/>
-      <w:r>
-        <w:rPr>
-          <w:rStyle w:val="HTML-kd"/>
-          <w:rFonts w:eastAsiaTheme="majorEastAsia"/>
-        </w:rPr>
-        <w:t>commentId</w:t>
-      </w:r>
-      <w:proofErr w:type="spellEnd"/>
-      <w:r>
-        <w:rPr>
-          <w:rStyle w:val="HTML-kd"/>
-          <w:rFonts w:eastAsiaTheme="majorEastAsia"/>
-        </w:rPr>
-        <w:t>)</w:t>
-      </w:r>
-    </w:p>
-    <w:p>
-      <w:pPr>
-        <w:pStyle w:val="Felsorols1"/>
-      </w:pPr>
-      <w:proofErr w:type="spellStart"/>
-      <w:r>
-        <w:rPr>
-          <w:rStyle w:val="HTML-kd"/>
-          <w:rFonts w:eastAsiaTheme="majorEastAsia"/>
-        </w:rPr>
-        <w:t>setShowDeleteModal</w:t>
-      </w:r>
-      <w:proofErr w:type="spellEnd"/>
-      <w:r>
-        <w:rPr>
-          <w:rStyle w:val="HTML-kd"/>
-          <w:rFonts w:eastAsiaTheme="majorEastAsia"/>
-        </w:rPr>
-        <w:t>(</w:t>
-      </w:r>
-      <w:proofErr w:type="spellStart"/>
-      <w:r>
-        <w:rPr>
-          <w:rStyle w:val="HTML-kd"/>
-          <w:rFonts w:eastAsiaTheme="majorEastAsia"/>
-        </w:rPr>
-        <w:t>true</w:t>
-      </w:r>
-      <w:proofErr w:type="spellEnd"/>
-      <w:r>
-        <w:rPr>
-          <w:rStyle w:val="HTML-kd"/>
-          <w:rFonts w:eastAsiaTheme="majorEastAsia"/>
-        </w:rPr>
-        <w:t>)</w:t>
+        <w:t>setShowDeleteModal(true)</w:t>
       </w:r>
     </w:p>
     <w:p>
@@ -14786,15 +12061,7 @@
         <w:jc w:val="left"/>
       </w:pPr>
       <w:r>
-        <w:t xml:space="preserve">Megjelenik a megerősítő </w:t>
-      </w:r>
-      <w:proofErr w:type="spellStart"/>
-      <w:r>
-        <w:t>modal</w:t>
-      </w:r>
-      <w:proofErr w:type="spellEnd"/>
-      <w:r>
-        <w:t xml:space="preserve">: </w:t>
+        <w:t xml:space="preserve">Megjelenik a megerősítő modal: </w:t>
       </w:r>
     </w:p>
     <w:p>
@@ -14806,97 +12073,31 @@
           <w:rStyle w:val="HTML-kd"/>
           <w:rFonts w:eastAsiaTheme="majorEastAsia"/>
         </w:rPr>
-        <w:t>show={</w:t>
-      </w:r>
-      <w:proofErr w:type="spellStart"/>
+        <w:t>show={showDeleteModal}</w:t>
+      </w:r>
+    </w:p>
+    <w:p>
+      <w:pPr>
+        <w:pStyle w:val="Felsorols1"/>
+      </w:pPr>
       <w:r>
         <w:rPr>
           <w:rStyle w:val="HTML-kd"/>
           <w:rFonts w:eastAsiaTheme="majorEastAsia"/>
         </w:rPr>
-        <w:t>showDeleteModal</w:t>
-      </w:r>
-      <w:proofErr w:type="spellEnd"/>
+        <w:t>backdrop="static"</w:t>
+      </w:r>
+    </w:p>
+    <w:p>
+      <w:pPr>
+        <w:pStyle w:val="Felsorols1"/>
+      </w:pPr>
       <w:r>
         <w:rPr>
           <w:rStyle w:val="HTML-kd"/>
           <w:rFonts w:eastAsiaTheme="majorEastAsia"/>
         </w:rPr>
-        <w:t>}</w:t>
-      </w:r>
-    </w:p>
-    <w:p>
-      <w:pPr>
-        <w:pStyle w:val="Felsorols1"/>
-      </w:pPr>
-      <w:proofErr w:type="spellStart"/>
-      <w:r>
-        <w:rPr>
-          <w:rStyle w:val="HTML-kd"/>
-          <w:rFonts w:eastAsiaTheme="majorEastAsia"/>
-        </w:rPr>
-        <w:t>backdrop</w:t>
-      </w:r>
-      <w:proofErr w:type="spellEnd"/>
-      <w:r>
-        <w:rPr>
-          <w:rStyle w:val="HTML-kd"/>
-          <w:rFonts w:eastAsiaTheme="majorEastAsia"/>
-        </w:rPr>
-        <w:t>="</w:t>
-      </w:r>
-      <w:proofErr w:type="spellStart"/>
-      <w:r>
-        <w:rPr>
-          <w:rStyle w:val="HTML-kd"/>
-          <w:rFonts w:eastAsiaTheme="majorEastAsia"/>
-        </w:rPr>
-        <w:t>static</w:t>
-      </w:r>
-      <w:proofErr w:type="spellEnd"/>
-      <w:r>
-        <w:rPr>
-          <w:rStyle w:val="HTML-kd"/>
-          <w:rFonts w:eastAsiaTheme="majorEastAsia"/>
-        </w:rPr>
-        <w:t>"</w:t>
-      </w:r>
-    </w:p>
-    <w:p>
-      <w:pPr>
-        <w:pStyle w:val="Felsorols1"/>
-      </w:pPr>
-      <w:proofErr w:type="spellStart"/>
-      <w:r>
-        <w:rPr>
-          <w:rStyle w:val="HTML-kd"/>
-          <w:rFonts w:eastAsiaTheme="majorEastAsia"/>
-        </w:rPr>
-        <w:t>keyboard</w:t>
-      </w:r>
-      <w:proofErr w:type="spellEnd"/>
-      <w:r>
-        <w:rPr>
-          <w:rStyle w:val="HTML-kd"/>
-          <w:rFonts w:eastAsiaTheme="majorEastAsia"/>
-        </w:rPr>
-        <w:t>={!</w:t>
-      </w:r>
-      <w:proofErr w:type="spellStart"/>
-      <w:r>
-        <w:rPr>
-          <w:rStyle w:val="HTML-kd"/>
-          <w:rFonts w:eastAsiaTheme="majorEastAsia"/>
-        </w:rPr>
-        <w:t>deleteLoading</w:t>
-      </w:r>
-      <w:proofErr w:type="spellEnd"/>
-      <w:r>
-        <w:rPr>
-          <w:rStyle w:val="HTML-kd"/>
-          <w:rFonts w:eastAsiaTheme="majorEastAsia"/>
-        </w:rPr>
-        <w:t>}</w:t>
+        <w:t>keyboard={!deleteLoading}</w:t>
       </w:r>
     </w:p>
     <w:p>
@@ -14916,58 +12117,24 @@
       <w:pPr>
         <w:pStyle w:val="Felsorols1"/>
       </w:pPr>
-      <w:proofErr w:type="spellStart"/>
       <w:r>
         <w:rPr>
           <w:rStyle w:val="HTML-kd"/>
           <w:rFonts w:eastAsiaTheme="majorEastAsia"/>
         </w:rPr>
-        <w:t>setShowDeleteModal</w:t>
-      </w:r>
-      <w:proofErr w:type="spellEnd"/>
+        <w:t>setShowDeleteModal(false)</w:t>
+      </w:r>
+    </w:p>
+    <w:p>
+      <w:pPr>
+        <w:pStyle w:val="Felsorols1"/>
+      </w:pPr>
       <w:r>
         <w:rPr>
           <w:rStyle w:val="HTML-kd"/>
           <w:rFonts w:eastAsiaTheme="majorEastAsia"/>
         </w:rPr>
-        <w:t>(</w:t>
-      </w:r>
-      <w:proofErr w:type="spellStart"/>
-      <w:r>
-        <w:rPr>
-          <w:rStyle w:val="HTML-kd"/>
-          <w:rFonts w:eastAsiaTheme="majorEastAsia"/>
-        </w:rPr>
-        <w:t>false</w:t>
-      </w:r>
-      <w:proofErr w:type="spellEnd"/>
-      <w:r>
-        <w:rPr>
-          <w:rStyle w:val="HTML-kd"/>
-          <w:rFonts w:eastAsiaTheme="majorEastAsia"/>
-        </w:rPr>
-        <w:t>)</w:t>
-      </w:r>
-    </w:p>
-    <w:p>
-      <w:pPr>
-        <w:pStyle w:val="Felsorols1"/>
-      </w:pPr>
-      <w:proofErr w:type="spellStart"/>
-      <w:r>
-        <w:rPr>
-          <w:rStyle w:val="HTML-kd"/>
-          <w:rFonts w:eastAsiaTheme="majorEastAsia"/>
-        </w:rPr>
-        <w:t>setPendingDeleteCommentId</w:t>
-      </w:r>
-      <w:proofErr w:type="spellEnd"/>
-      <w:r>
-        <w:rPr>
-          <w:rStyle w:val="HTML-kd"/>
-          <w:rFonts w:eastAsiaTheme="majorEastAsia"/>
-        </w:rPr>
-        <w:t>(null)</w:t>
+        <w:t>setPendingDeleteCommentId(null)</w:t>
       </w:r>
     </w:p>
     <w:p>
@@ -14990,21 +12157,12 @@
       <w:r>
         <w:t xml:space="preserve">lefut </w:t>
       </w:r>
-      <w:proofErr w:type="spellStart"/>
       <w:r>
         <w:rPr>
           <w:rStyle w:val="HTML-kd"/>
           <w:rFonts w:eastAsiaTheme="majorEastAsia"/>
         </w:rPr>
-        <w:t>confirmDeleteComment</w:t>
-      </w:r>
-      <w:proofErr w:type="spellEnd"/>
-      <w:r>
-        <w:rPr>
-          <w:rStyle w:val="HTML-kd"/>
-          <w:rFonts w:eastAsiaTheme="majorEastAsia"/>
-        </w:rPr>
-        <w:t>()</w:t>
+        <w:t>confirmDeleteComment()</w:t>
       </w:r>
     </w:p>
     <w:p>
@@ -15027,7 +12185,6 @@
       <w:r>
         <w:t xml:space="preserve">ha nincs </w:t>
       </w:r>
-      <w:proofErr w:type="spellStart"/>
       <w:r>
         <w:rPr>
           <w:rStyle w:val="HTML-kd"/>
@@ -15035,7 +12192,6 @@
         </w:rPr>
         <w:t>pendingDeleteCommentId</w:t>
       </w:r>
-      <w:proofErr w:type="spellEnd"/>
       <w:r>
         <w:t>, kilép</w:t>
       </w:r>
@@ -15044,37 +12200,12 @@
       <w:pPr>
         <w:pStyle w:val="Felsorols1"/>
       </w:pPr>
-      <w:proofErr w:type="spellStart"/>
       <w:r>
         <w:rPr>
           <w:rStyle w:val="HTML-kd"/>
           <w:rFonts w:eastAsiaTheme="majorEastAsia"/>
         </w:rPr>
-        <w:t>setDeleteLoading</w:t>
-      </w:r>
-      <w:proofErr w:type="spellEnd"/>
-      <w:r>
-        <w:rPr>
-          <w:rStyle w:val="HTML-kd"/>
-          <w:rFonts w:eastAsiaTheme="majorEastAsia"/>
-        </w:rPr>
-        <w:t>(</w:t>
-      </w:r>
-      <w:proofErr w:type="spellStart"/>
-      <w:r>
-        <w:rPr>
-          <w:rStyle w:val="HTML-kd"/>
-          <w:rFonts w:eastAsiaTheme="majorEastAsia"/>
-        </w:rPr>
-        <w:t>true</w:t>
-      </w:r>
-      <w:proofErr w:type="spellEnd"/>
-      <w:r>
-        <w:rPr>
-          <w:rStyle w:val="HTML-kd"/>
-          <w:rFonts w:eastAsiaTheme="majorEastAsia"/>
-        </w:rPr>
-        <w:t>)</w:t>
+        <w:t>setDeleteLoading(true)</w:t>
       </w:r>
     </w:p>
     <w:p>
@@ -15094,21 +12225,12 @@
       <w:pPr>
         <w:pStyle w:val="Felsorols1"/>
       </w:pPr>
-      <w:proofErr w:type="spellStart"/>
       <w:r>
         <w:rPr>
           <w:rStyle w:val="HTML-kd"/>
           <w:rFonts w:eastAsiaTheme="majorEastAsia"/>
         </w:rPr>
-        <w:t>fetch</w:t>
-      </w:r>
-      <w:proofErr w:type="spellEnd"/>
-      <w:r>
-        <w:rPr>
-          <w:rStyle w:val="HTML-kd"/>
-          <w:rFonts w:eastAsiaTheme="majorEastAsia"/>
-        </w:rPr>
-        <w:t>("</w:t>
+        <w:t>fetch("</w:t>
       </w:r>
       <w:hyperlink r:id="rId20" w:tgtFrame="_blank" w:tooltip="http://localhost:3001/api/comments/%22" w:history="1">
         <w:r>
@@ -15123,71 +12245,7 @@
           <w:rStyle w:val="HTML-kd"/>
           <w:rFonts w:eastAsiaTheme="majorEastAsia"/>
         </w:rPr>
-        <w:t xml:space="preserve"> + </w:t>
-      </w:r>
-      <w:proofErr w:type="spellStart"/>
-      <w:r>
-        <w:rPr>
-          <w:rStyle w:val="HTML-kd"/>
-          <w:rFonts w:eastAsiaTheme="majorEastAsia"/>
-        </w:rPr>
-        <w:t>pendingDeleteCommentId</w:t>
-      </w:r>
-      <w:proofErr w:type="spellEnd"/>
-      <w:r>
-        <w:rPr>
-          <w:rStyle w:val="HTML-kd"/>
-          <w:rFonts w:eastAsiaTheme="majorEastAsia"/>
-        </w:rPr>
-        <w:t xml:space="preserve">, { </w:t>
-      </w:r>
-      <w:proofErr w:type="spellStart"/>
-      <w:r>
-        <w:rPr>
-          <w:rStyle w:val="HTML-kd"/>
-          <w:rFonts w:eastAsiaTheme="majorEastAsia"/>
-        </w:rPr>
-        <w:t>method</w:t>
-      </w:r>
-      <w:proofErr w:type="spellEnd"/>
-      <w:r>
-        <w:rPr>
-          <w:rStyle w:val="HTML-kd"/>
-          <w:rFonts w:eastAsiaTheme="majorEastAsia"/>
-        </w:rPr>
-        <w:t xml:space="preserve">: "DELETE", </w:t>
-      </w:r>
-      <w:proofErr w:type="spellStart"/>
-      <w:r>
-        <w:rPr>
-          <w:rStyle w:val="HTML-kd"/>
-          <w:rFonts w:eastAsiaTheme="majorEastAsia"/>
-        </w:rPr>
-        <w:t>headers</w:t>
-      </w:r>
-      <w:proofErr w:type="spellEnd"/>
-      <w:r>
-        <w:rPr>
-          <w:rStyle w:val="HTML-kd"/>
-          <w:rFonts w:eastAsiaTheme="majorEastAsia"/>
-        </w:rPr>
-        <w:t xml:space="preserve">: </w:t>
-      </w:r>
-      <w:proofErr w:type="spellStart"/>
-      <w:r>
-        <w:rPr>
-          <w:rStyle w:val="HTML-kd"/>
-          <w:rFonts w:eastAsiaTheme="majorEastAsia"/>
-        </w:rPr>
-        <w:t>getAuthHeader</w:t>
-      </w:r>
-      <w:proofErr w:type="spellEnd"/>
-      <w:r>
-        <w:rPr>
-          <w:rStyle w:val="HTML-kd"/>
-          <w:rFonts w:eastAsiaTheme="majorEastAsia"/>
-        </w:rPr>
-        <w:t>() })</w:t>
+        <w:t xml:space="preserve"> + pendingDeleteCommentId, { method: "DELETE", headers: getAuthHeader() })</w:t>
       </w:r>
     </w:p>
     <w:p>
@@ -15210,56 +12268,22 @@
       <w:r>
         <w:t xml:space="preserve">401: </w:t>
       </w:r>
-      <w:proofErr w:type="spellStart"/>
       <w:r>
         <w:rPr>
           <w:rStyle w:val="HTML-kd"/>
           <w:rFonts w:eastAsiaTheme="majorEastAsia"/>
         </w:rPr>
-        <w:t>handleTokenError</w:t>
-      </w:r>
-      <w:proofErr w:type="spellEnd"/>
+        <w:t>handleTokenError(res.status)</w:t>
+      </w:r>
+      <w:r>
+        <w:t xml:space="preserve"> + </w:t>
+      </w:r>
       <w:r>
         <w:rPr>
           <w:rStyle w:val="HTML-kd"/>
           <w:rFonts w:eastAsiaTheme="majorEastAsia"/>
         </w:rPr>
-        <w:t>(</w:t>
-      </w:r>
-      <w:proofErr w:type="spellStart"/>
-      <w:r>
-        <w:rPr>
-          <w:rStyle w:val="HTML-kd"/>
-          <w:rFonts w:eastAsiaTheme="majorEastAsia"/>
-        </w:rPr>
-        <w:t>res.status</w:t>
-      </w:r>
-      <w:proofErr w:type="spellEnd"/>
-      <w:r>
-        <w:rPr>
-          <w:rStyle w:val="HTML-kd"/>
-          <w:rFonts w:eastAsiaTheme="majorEastAsia"/>
-        </w:rPr>
-        <w:t>)</w:t>
-      </w:r>
-      <w:r>
-        <w:t xml:space="preserve"> + </w:t>
-      </w:r>
-      <w:proofErr w:type="spellStart"/>
-      <w:r>
-        <w:rPr>
-          <w:rStyle w:val="HTML-kd"/>
-          <w:rFonts w:eastAsiaTheme="majorEastAsia"/>
-        </w:rPr>
-        <w:t>navigate</w:t>
-      </w:r>
-      <w:proofErr w:type="spellEnd"/>
-      <w:r>
-        <w:rPr>
-          <w:rStyle w:val="HTML-kd"/>
-          <w:rFonts w:eastAsiaTheme="majorEastAsia"/>
-        </w:rPr>
-        <w:t>("/Login")</w:t>
+        <w:t>navigate("/Login")</w:t>
       </w:r>
       <w:r>
         <w:t xml:space="preserve"> + kilép</w:t>
@@ -15270,15 +12294,7 @@
         <w:pStyle w:val="Felsorols1"/>
       </w:pPr>
       <w:r>
-        <w:t xml:space="preserve">403: </w:t>
-      </w:r>
-      <w:proofErr w:type="spellStart"/>
-      <w:r>
-        <w:t>alert</w:t>
-      </w:r>
-      <w:proofErr w:type="spellEnd"/>
-      <w:r>
-        <w:t xml:space="preserve"> jogosultsági hiba + kilép</w:t>
+        <w:t>403: alert jogosultsági hiba + kilép</w:t>
       </w:r>
     </w:p>
     <w:p>
@@ -15298,70 +12314,13 @@
       <w:pPr>
         <w:pStyle w:val="Felsorols1"/>
       </w:pPr>
-      <w:proofErr w:type="spellStart"/>
       <w:r>
         <w:rPr>
           <w:rStyle w:val="HTML-kd"/>
           <w:rFonts w:eastAsiaTheme="majorEastAsia"/>
         </w:rPr>
         <w:lastRenderedPageBreak/>
-        <w:t>setLocalComments</w:t>
-      </w:r>
-      <w:proofErr w:type="spellEnd"/>
-      <w:r>
-        <w:rPr>
-          <w:rStyle w:val="HTML-kd"/>
-          <w:rFonts w:eastAsiaTheme="majorEastAsia"/>
-        </w:rPr>
-        <w:t>(</w:t>
-      </w:r>
-      <w:proofErr w:type="spellStart"/>
-      <w:r>
-        <w:rPr>
-          <w:rStyle w:val="HTML-kd"/>
-          <w:rFonts w:eastAsiaTheme="majorEastAsia"/>
-        </w:rPr>
-        <w:t>prev</w:t>
-      </w:r>
-      <w:proofErr w:type="spellEnd"/>
-      <w:r>
-        <w:rPr>
-          <w:rStyle w:val="HTML-kd"/>
-          <w:rFonts w:eastAsiaTheme="majorEastAsia"/>
-        </w:rPr>
-        <w:t xml:space="preserve"> =&gt; </w:t>
-      </w:r>
-      <w:proofErr w:type="spellStart"/>
-      <w:r>
-        <w:rPr>
-          <w:rStyle w:val="HTML-kd"/>
-          <w:rFonts w:eastAsiaTheme="majorEastAsia"/>
-        </w:rPr>
-        <w:t>prev.filter</w:t>
-      </w:r>
-      <w:proofErr w:type="spellEnd"/>
-      <w:r>
-        <w:rPr>
-          <w:rStyle w:val="HTML-kd"/>
-          <w:rFonts w:eastAsiaTheme="majorEastAsia"/>
-        </w:rPr>
-        <w:t xml:space="preserve">(c =&gt; c.id !== </w:t>
-      </w:r>
-      <w:proofErr w:type="spellStart"/>
-      <w:r>
-        <w:rPr>
-          <w:rStyle w:val="HTML-kd"/>
-          <w:rFonts w:eastAsiaTheme="majorEastAsia"/>
-        </w:rPr>
-        <w:t>pendingDeleteCommentId</w:t>
-      </w:r>
-      <w:proofErr w:type="spellEnd"/>
-      <w:r>
-        <w:rPr>
-          <w:rStyle w:val="HTML-kd"/>
-          <w:rFonts w:eastAsiaTheme="majorEastAsia"/>
-        </w:rPr>
-        <w:t>))</w:t>
+        <w:t>setLocalComments(prev =&gt; prev.filter(c =&gt; c.id !== pendingDeleteCommentId))</w:t>
       </w:r>
     </w:p>
     <w:p>
@@ -15373,71 +12332,32 @@
         <w:spacing w:before="100" w:beforeAutospacing="1" w:after="100" w:afterAutospacing="1" w:line="240" w:lineRule="auto"/>
         <w:jc w:val="left"/>
       </w:pPr>
-      <w:proofErr w:type="spellStart"/>
-      <w:r>
-        <w:t>Modal</w:t>
-      </w:r>
-      <w:proofErr w:type="spellEnd"/>
-      <w:r>
-        <w:t xml:space="preserve"> állapotok visszaállítása:</w:t>
-      </w:r>
-    </w:p>
-    <w:p>
-      <w:pPr>
-        <w:pStyle w:val="Felsorols1"/>
-      </w:pPr>
-      <w:proofErr w:type="spellStart"/>
+      <w:r>
+        <w:t>Modal állapotok visszaállítása:</w:t>
+      </w:r>
+    </w:p>
+    <w:p>
+      <w:pPr>
+        <w:pStyle w:val="Felsorols1"/>
+      </w:pPr>
       <w:r>
         <w:rPr>
           <w:rStyle w:val="HTML-kd"/>
           <w:rFonts w:eastAsiaTheme="majorEastAsia"/>
         </w:rPr>
-        <w:t>setShowDeleteModal</w:t>
-      </w:r>
-      <w:proofErr w:type="spellEnd"/>
+        <w:t>setShowDeleteModal(false)</w:t>
+      </w:r>
+    </w:p>
+    <w:p>
+      <w:pPr>
+        <w:pStyle w:val="Felsorols1"/>
+      </w:pPr>
       <w:r>
         <w:rPr>
           <w:rStyle w:val="HTML-kd"/>
           <w:rFonts w:eastAsiaTheme="majorEastAsia"/>
         </w:rPr>
-        <w:t>(</w:t>
-      </w:r>
-      <w:proofErr w:type="spellStart"/>
-      <w:r>
-        <w:rPr>
-          <w:rStyle w:val="HTML-kd"/>
-          <w:rFonts w:eastAsiaTheme="majorEastAsia"/>
-        </w:rPr>
-        <w:t>false</w:t>
-      </w:r>
-      <w:proofErr w:type="spellEnd"/>
-      <w:r>
-        <w:rPr>
-          <w:rStyle w:val="HTML-kd"/>
-          <w:rFonts w:eastAsiaTheme="majorEastAsia"/>
-        </w:rPr>
-        <w:t>)</w:t>
-      </w:r>
-    </w:p>
-    <w:p>
-      <w:pPr>
-        <w:pStyle w:val="Felsorols1"/>
-      </w:pPr>
-      <w:proofErr w:type="spellStart"/>
-      <w:r>
-        <w:rPr>
-          <w:rStyle w:val="HTML-kd"/>
-          <w:rFonts w:eastAsiaTheme="majorEastAsia"/>
-        </w:rPr>
-        <w:t>setPendingDeleteCommentId</w:t>
-      </w:r>
-      <w:proofErr w:type="spellEnd"/>
-      <w:r>
-        <w:rPr>
-          <w:rStyle w:val="HTML-kd"/>
-          <w:rFonts w:eastAsiaTheme="majorEastAsia"/>
-        </w:rPr>
-        <w:t>(null)</w:t>
+        <w:t>setPendingDeleteCommentId(null)</w:t>
       </w:r>
     </w:p>
     <w:p>
@@ -15449,7 +12369,6 @@
         <w:spacing w:before="100" w:beforeAutospacing="1" w:after="100" w:afterAutospacing="1" w:line="240" w:lineRule="auto"/>
         <w:jc w:val="left"/>
       </w:pPr>
-      <w:proofErr w:type="spellStart"/>
       <w:r>
         <w:rPr>
           <w:rStyle w:val="HTML-kd"/>
@@ -15457,7 +12376,6 @@
         </w:rPr>
         <w:t>finally</w:t>
       </w:r>
-      <w:proofErr w:type="spellEnd"/>
       <w:r>
         <w:t xml:space="preserve"> ág:</w:t>
       </w:r>
@@ -15472,7 +12390,6 @@
           <w:szCs w:val="22"/>
         </w:rPr>
       </w:pPr>
-      <w:proofErr w:type="spellStart"/>
       <w:r>
         <w:rPr>
           <w:rStyle w:val="HTML-kd"/>
@@ -15480,37 +12397,7 @@
           <w:sz w:val="24"/>
           <w:szCs w:val="22"/>
         </w:rPr>
-        <w:t>setDeleteLoading</w:t>
-      </w:r>
-      <w:proofErr w:type="spellEnd"/>
-      <w:r>
-        <w:rPr>
-          <w:rStyle w:val="HTML-kd"/>
-          <w:rFonts w:ascii="Times New Roman" w:eastAsiaTheme="minorHAnsi" w:hAnsi="Times New Roman" w:cstheme="minorHAnsi"/>
-          <w:sz w:val="24"/>
-          <w:szCs w:val="22"/>
-        </w:rPr>
-        <w:t>(</w:t>
-      </w:r>
-      <w:proofErr w:type="spellStart"/>
-      <w:r>
-        <w:rPr>
-          <w:rStyle w:val="HTML-kd"/>
-          <w:rFonts w:ascii="Times New Roman" w:eastAsiaTheme="minorHAnsi" w:hAnsi="Times New Roman" w:cstheme="minorHAnsi"/>
-          <w:sz w:val="24"/>
-          <w:szCs w:val="22"/>
-        </w:rPr>
-        <w:t>false</w:t>
-      </w:r>
-      <w:proofErr w:type="spellEnd"/>
-      <w:r>
-        <w:rPr>
-          <w:rStyle w:val="HTML-kd"/>
-          <w:rFonts w:ascii="Times New Roman" w:eastAsiaTheme="minorHAnsi" w:hAnsi="Times New Roman" w:cstheme="minorHAnsi"/>
-          <w:sz w:val="24"/>
-          <w:szCs w:val="22"/>
-        </w:rPr>
-        <w:t>)</w:t>
+        <w:t>setDeleteLoading(false)</w:t>
       </w:r>
     </w:p>
     <w:p>
@@ -15551,23 +12438,7 @@
         <w:t>regisztrációs űrlap</w:t>
       </w:r>
       <w:r>
-        <w:t xml:space="preserve"> (</w:t>
-      </w:r>
-      <w:proofErr w:type="spellStart"/>
-      <w:r>
-        <w:t>React</w:t>
-      </w:r>
-      <w:proofErr w:type="spellEnd"/>
-      <w:r>
-        <w:t xml:space="preserve"> + </w:t>
-      </w:r>
-      <w:proofErr w:type="spellStart"/>
-      <w:r>
-        <w:t>react-bootstrap</w:t>
-      </w:r>
-      <w:proofErr w:type="spellEnd"/>
-      <w:r>
-        <w:t>), amely az alábbi fő funkciókat valósítja meg:</w:t>
+        <w:t xml:space="preserve"> (React + react-bootstrap), amely az alábbi fő funkciókat valósítja meg:</w:t>
       </w:r>
     </w:p>
     <w:p>
@@ -15581,87 +12452,53 @@
         <w:rPr>
           <w:rStyle w:val="Kiemels2"/>
         </w:rPr>
-        <w:t xml:space="preserve">felhasználónév, email, jelszó, jelszó </w:t>
-      </w:r>
-      <w:proofErr w:type="spellStart"/>
+        <w:t>felhasználónév, email, jelszó, jelszó mégegyszer</w:t>
+      </w:r>
+    </w:p>
+    <w:p>
+      <w:pPr>
+        <w:pStyle w:val="Felsorols1"/>
+      </w:pPr>
       <w:r>
         <w:rPr>
           <w:rStyle w:val="Kiemels2"/>
         </w:rPr>
-        <w:t>mégegyszer</w:t>
-      </w:r>
-      <w:proofErr w:type="spellEnd"/>
-    </w:p>
-    <w:p>
-      <w:pPr>
-        <w:pStyle w:val="Felsorols1"/>
-      </w:pPr>
+        <w:t>ÁSZF/adatkezelés elfogadása</w:t>
+      </w:r>
+      <w:r>
+        <w:t xml:space="preserve"> checkbox (kötelező)</w:t>
+      </w:r>
+    </w:p>
+    <w:p>
+      <w:pPr>
+        <w:pStyle w:val="Felsorols1"/>
+      </w:pPr>
+      <w:r>
+        <w:t xml:space="preserve">Jelszó mezők </w:t>
+      </w:r>
       <w:r>
         <w:rPr>
           <w:rStyle w:val="Kiemels2"/>
         </w:rPr>
-        <w:t>ÁSZF/adatkezelés elfogadása</w:t>
-      </w:r>
-      <w:r>
-        <w:t xml:space="preserve"> </w:t>
-      </w:r>
-      <w:proofErr w:type="spellStart"/>
-      <w:r>
-        <w:t>checkbox</w:t>
-      </w:r>
-      <w:proofErr w:type="spellEnd"/>
-      <w:r>
-        <w:t xml:space="preserve"> (kötelező)</w:t>
-      </w:r>
-    </w:p>
-    <w:p>
-      <w:pPr>
-        <w:pStyle w:val="Felsorols1"/>
-      </w:pPr>
-      <w:r>
-        <w:t xml:space="preserve">Jelszó mezők </w:t>
+        <w:t>megjelenítés/elrejtés</w:t>
+      </w:r>
+      <w:r>
+        <w:t xml:space="preserve"> (Eye / EyeSlash ikon)</w:t>
+      </w:r>
+    </w:p>
+    <w:p>
+      <w:pPr>
+        <w:pStyle w:val="Felsorols1"/>
+      </w:pPr>
+      <w:r>
+        <w:t xml:space="preserve">ÁSZF tartalom megnyitása </w:t>
       </w:r>
       <w:r>
         <w:rPr>
           <w:rStyle w:val="Kiemels2"/>
         </w:rPr>
-        <w:t>megjelenítés/elrejtés</w:t>
-      </w:r>
-      <w:r>
-        <w:t xml:space="preserve"> (</w:t>
-      </w:r>
-      <w:proofErr w:type="spellStart"/>
-      <w:r>
-        <w:t>Eye</w:t>
-      </w:r>
-      <w:proofErr w:type="spellEnd"/>
-      <w:r>
-        <w:t xml:space="preserve"> / </w:t>
-      </w:r>
-      <w:proofErr w:type="spellStart"/>
-      <w:r>
-        <w:t>EyeSlash</w:t>
-      </w:r>
-      <w:proofErr w:type="spellEnd"/>
-      <w:r>
-        <w:t xml:space="preserve"> ikon)</w:t>
-      </w:r>
-    </w:p>
-    <w:p>
-      <w:pPr>
-        <w:pStyle w:val="Felsorols1"/>
-      </w:pPr>
-      <w:r>
-        <w:t xml:space="preserve">ÁSZF tartalom megnyitása </w:t>
-      </w:r>
-      <w:proofErr w:type="spellStart"/>
-      <w:r>
-        <w:rPr>
-          <w:rStyle w:val="Kiemels2"/>
-        </w:rPr>
         <w:t>Modal</w:t>
       </w:r>
-      <w:proofErr w:type="spellEnd"/>
       <w:r>
         <w:t xml:space="preserve"> ablakban</w:t>
       </w:r>
@@ -15673,85 +12510,40 @@
       <w:r>
         <w:t xml:space="preserve">Regisztráció elküldése </w:t>
       </w:r>
-      <w:proofErr w:type="spellStart"/>
       <w:r>
         <w:rPr>
           <w:rStyle w:val="HTML-kd"/>
           <w:rFonts w:eastAsiaTheme="minorHAnsi"/>
         </w:rPr>
-        <w:t>axios.post</w:t>
-      </w:r>
-      <w:proofErr w:type="spellEnd"/>
+        <w:t>axios.post("http://localhost:3001/api/register", ...)</w:t>
+      </w:r>
+      <w:r>
+        <w:t xml:space="preserve"> hívással</w:t>
+      </w:r>
+    </w:p>
+    <w:p>
+      <w:pPr>
+        <w:pStyle w:val="Felsorols1"/>
+      </w:pPr>
+      <w:r>
+        <w:t xml:space="preserve">Felhasználói visszajelzés </w:t>
+      </w:r>
       <w:r>
         <w:rPr>
           <w:rStyle w:val="HTML-kd"/>
           <w:rFonts w:eastAsiaTheme="minorHAnsi"/>
         </w:rPr>
-        <w:t>("http://localhost:3001/</w:t>
-      </w:r>
-      <w:proofErr w:type="spellStart"/>
-      <w:r>
-        <w:rPr>
-          <w:rStyle w:val="HTML-kd"/>
-          <w:rFonts w:eastAsiaTheme="minorHAnsi"/>
-        </w:rPr>
-        <w:t>api</w:t>
-      </w:r>
-      <w:proofErr w:type="spellEnd"/>
-      <w:r>
-        <w:rPr>
-          <w:rStyle w:val="HTML-kd"/>
-          <w:rFonts w:eastAsiaTheme="minorHAnsi"/>
-        </w:rPr>
-        <w:t>/</w:t>
-      </w:r>
-      <w:proofErr w:type="spellStart"/>
-      <w:r>
-        <w:rPr>
-          <w:rStyle w:val="HTML-kd"/>
-          <w:rFonts w:eastAsiaTheme="minorHAnsi"/>
-        </w:rPr>
-        <w:t>register</w:t>
-      </w:r>
-      <w:proofErr w:type="spellEnd"/>
-      <w:r>
-        <w:rPr>
-          <w:rStyle w:val="HTML-kd"/>
-          <w:rFonts w:eastAsiaTheme="minorHAnsi"/>
-        </w:rPr>
-        <w:t>", ...)</w:t>
-      </w:r>
-      <w:r>
-        <w:t xml:space="preserve"> hívással</w:t>
-      </w:r>
-    </w:p>
-    <w:p>
-      <w:pPr>
-        <w:pStyle w:val="Felsorols1"/>
-      </w:pPr>
-      <w:r>
-        <w:t xml:space="preserve">Felhasználói visszajelzés </w:t>
-      </w:r>
-      <w:proofErr w:type="spellStart"/>
-      <w:r>
-        <w:rPr>
-          <w:rStyle w:val="HTML-kd"/>
-          <w:rFonts w:eastAsiaTheme="minorHAnsi"/>
-        </w:rPr>
         <w:t>message</w:t>
       </w:r>
-      <w:proofErr w:type="spellEnd"/>
       <w:r>
         <w:t xml:space="preserve"> állapoton keresztül, </w:t>
       </w:r>
-      <w:proofErr w:type="spellStart"/>
       <w:r>
         <w:rPr>
           <w:rStyle w:val="Kiemels2"/>
         </w:rPr>
         <w:t>Alert</w:t>
       </w:r>
-      <w:proofErr w:type="spellEnd"/>
       <w:r>
         <w:t xml:space="preserve"> komponensben</w:t>
       </w:r>
@@ -15848,15 +12640,7 @@
         <w:pStyle w:val="Cmsor4"/>
       </w:pPr>
       <w:r>
-        <w:t>Fekete doboz tesztelés (Black-</w:t>
-      </w:r>
-      <w:proofErr w:type="spellStart"/>
-      <w:r>
-        <w:t>box</w:t>
-      </w:r>
-      <w:proofErr w:type="spellEnd"/>
-      <w:r>
-        <w:t>)</w:t>
+        <w:t>Fekete doboz tesztelés (Black-box)</w:t>
       </w:r>
     </w:p>
     <w:p>
@@ -15915,15 +12699,7 @@
         <w:pStyle w:val="Cmsor4"/>
       </w:pPr>
       <w:r>
-        <w:t>Fehér doboz tesztelés (White-</w:t>
-      </w:r>
-      <w:proofErr w:type="spellStart"/>
-      <w:r>
-        <w:t>box</w:t>
-      </w:r>
-      <w:proofErr w:type="spellEnd"/>
-      <w:r>
-        <w:t>)</w:t>
+        <w:t>Fehér doboz tesztelés (White-box)</w:t>
       </w:r>
     </w:p>
     <w:p>
@@ -15938,236 +12714,97 @@
       <w:r>
         <w:t xml:space="preserve">az </w:t>
       </w:r>
-      <w:proofErr w:type="spellStart"/>
       <w:r>
         <w:rPr>
           <w:rStyle w:val="HTML-kd"/>
           <w:rFonts w:eastAsiaTheme="minorHAnsi"/>
         </w:rPr>
-        <w:t>if</w:t>
-      </w:r>
-      <w:proofErr w:type="spellEnd"/>
+        <w:t>if (!accepted)</w:t>
+      </w:r>
+      <w:r>
+        <w:t xml:space="preserve"> és </w:t>
+      </w:r>
       <w:r>
         <w:rPr>
           <w:rStyle w:val="HTML-kd"/>
           <w:rFonts w:eastAsiaTheme="minorHAnsi"/>
         </w:rPr>
-        <w:t xml:space="preserve"> (!</w:t>
-      </w:r>
-      <w:proofErr w:type="spellStart"/>
+        <w:t>if (password !== confirm)</w:t>
+      </w:r>
+      <w:r>
+        <w:t xml:space="preserve"> ágak lefedése,</w:t>
+      </w:r>
+    </w:p>
+    <w:p>
+      <w:pPr>
+        <w:pStyle w:val="Felsorols1"/>
+      </w:pPr>
+      <w:r>
+        <w:t xml:space="preserve">a </w:t>
+      </w:r>
       <w:r>
         <w:rPr>
           <w:rStyle w:val="HTML-kd"/>
           <w:rFonts w:eastAsiaTheme="minorHAnsi"/>
         </w:rPr>
-        <w:t>accepted</w:t>
-      </w:r>
-      <w:proofErr w:type="spellEnd"/>
+        <w:t>try/catch</w:t>
+      </w:r>
+      <w:r>
+        <w:t xml:space="preserve"> ágak lefedése,</w:t>
+      </w:r>
+    </w:p>
+    <w:p>
+      <w:pPr>
+        <w:pStyle w:val="Felsorols1"/>
+      </w:pPr>
+      <w:r>
+        <w:t xml:space="preserve">az </w:t>
+      </w:r>
       <w:r>
         <w:rPr>
           <w:rStyle w:val="HTML-kd"/>
           <w:rFonts w:eastAsiaTheme="minorHAnsi"/>
         </w:rPr>
-        <w:t>)</w:t>
-      </w:r>
-      <w:r>
-        <w:t xml:space="preserve"> és </w:t>
-      </w:r>
-      <w:proofErr w:type="spellStart"/>
+        <w:t>err.response?.data?.message</w:t>
+      </w:r>
+      <w:r>
+        <w:t xml:space="preserve"> fallback logika ellenőrzése,</w:t>
+      </w:r>
+    </w:p>
+    <w:p>
+      <w:pPr>
+        <w:pStyle w:val="Felsorols1"/>
+      </w:pPr>
+      <w:r>
+        <w:t>állapotváltozások (</w:t>
+      </w:r>
       <w:r>
         <w:rPr>
           <w:rStyle w:val="HTML-kd"/>
           <w:rFonts w:eastAsiaTheme="minorHAnsi"/>
         </w:rPr>
-        <w:t>if</w:t>
-      </w:r>
-      <w:proofErr w:type="spellEnd"/>
+        <w:t>setMessage</w:t>
+      </w:r>
+      <w:r>
+        <w:t xml:space="preserve">, </w:t>
+      </w:r>
       <w:r>
         <w:rPr>
           <w:rStyle w:val="HTML-kd"/>
           <w:rFonts w:eastAsiaTheme="minorHAnsi"/>
         </w:rPr>
-        <w:t xml:space="preserve"> (</w:t>
-      </w:r>
-      <w:proofErr w:type="spellStart"/>
+        <w:t>setAccepted</w:t>
+      </w:r>
+      <w:r>
+        <w:t xml:space="preserve">, </w:t>
+      </w:r>
       <w:r>
         <w:rPr>
           <w:rStyle w:val="HTML-kd"/>
           <w:rFonts w:eastAsiaTheme="minorHAnsi"/>
         </w:rPr>
-        <w:t>password</w:t>
-      </w:r>
-      <w:proofErr w:type="spellEnd"/>
-      <w:r>
-        <w:rPr>
-          <w:rStyle w:val="HTML-kd"/>
-          <w:rFonts w:eastAsiaTheme="minorHAnsi"/>
-        </w:rPr>
-        <w:t xml:space="preserve"> !== </w:t>
-      </w:r>
-      <w:proofErr w:type="spellStart"/>
-      <w:r>
-        <w:rPr>
-          <w:rStyle w:val="HTML-kd"/>
-          <w:rFonts w:eastAsiaTheme="minorHAnsi"/>
-        </w:rPr>
-        <w:t>confirm</w:t>
-      </w:r>
-      <w:proofErr w:type="spellEnd"/>
-      <w:r>
-        <w:rPr>
-          <w:rStyle w:val="HTML-kd"/>
-          <w:rFonts w:eastAsiaTheme="minorHAnsi"/>
-        </w:rPr>
-        <w:t>)</w:t>
-      </w:r>
-      <w:r>
-        <w:t xml:space="preserve"> ágak lefedése,</w:t>
-      </w:r>
-    </w:p>
-    <w:p>
-      <w:pPr>
-        <w:pStyle w:val="Felsorols1"/>
-      </w:pPr>
-      <w:r>
-        <w:t xml:space="preserve">a </w:t>
-      </w:r>
-      <w:proofErr w:type="spellStart"/>
-      <w:r>
-        <w:rPr>
-          <w:rStyle w:val="HTML-kd"/>
-          <w:rFonts w:eastAsiaTheme="minorHAnsi"/>
-        </w:rPr>
-        <w:t>try</w:t>
-      </w:r>
-      <w:proofErr w:type="spellEnd"/>
-      <w:r>
-        <w:rPr>
-          <w:rStyle w:val="HTML-kd"/>
-          <w:rFonts w:eastAsiaTheme="minorHAnsi"/>
-        </w:rPr>
-        <w:t>/</w:t>
-      </w:r>
-      <w:proofErr w:type="spellStart"/>
-      <w:r>
-        <w:rPr>
-          <w:rStyle w:val="HTML-kd"/>
-          <w:rFonts w:eastAsiaTheme="minorHAnsi"/>
-        </w:rPr>
-        <w:t>catch</w:t>
-      </w:r>
-      <w:proofErr w:type="spellEnd"/>
-      <w:r>
-        <w:t xml:space="preserve"> ágak lefedése,</w:t>
-      </w:r>
-    </w:p>
-    <w:p>
-      <w:pPr>
-        <w:pStyle w:val="Felsorols1"/>
-      </w:pPr>
-      <w:r>
-        <w:t xml:space="preserve">az </w:t>
-      </w:r>
-      <w:r>
-        <w:rPr>
-          <w:rStyle w:val="HTML-kd"/>
-          <w:rFonts w:eastAsiaTheme="minorHAnsi"/>
-        </w:rPr>
-        <w:t>err.</w:t>
-      </w:r>
-      <w:proofErr w:type="spellStart"/>
-      <w:r>
-        <w:rPr>
-          <w:rStyle w:val="HTML-kd"/>
-          <w:rFonts w:eastAsiaTheme="minorHAnsi"/>
-        </w:rPr>
-        <w:t>response</w:t>
-      </w:r>
-      <w:proofErr w:type="spellEnd"/>
-      <w:r>
-        <w:rPr>
-          <w:rStyle w:val="HTML-kd"/>
-          <w:rFonts w:eastAsiaTheme="minorHAnsi"/>
-        </w:rPr>
-        <w:t>?.</w:t>
-      </w:r>
-      <w:proofErr w:type="spellStart"/>
-      <w:r>
-        <w:rPr>
-          <w:rStyle w:val="HTML-kd"/>
-          <w:rFonts w:eastAsiaTheme="minorHAnsi"/>
-        </w:rPr>
-        <w:t>data</w:t>
-      </w:r>
-      <w:proofErr w:type="spellEnd"/>
-      <w:r>
-        <w:rPr>
-          <w:rStyle w:val="HTML-kd"/>
-          <w:rFonts w:eastAsiaTheme="minorHAnsi"/>
-        </w:rPr>
-        <w:t>?.</w:t>
-      </w:r>
-      <w:proofErr w:type="spellStart"/>
-      <w:r>
-        <w:rPr>
-          <w:rStyle w:val="HTML-kd"/>
-          <w:rFonts w:eastAsiaTheme="minorHAnsi"/>
-        </w:rPr>
-        <w:t>message</w:t>
-      </w:r>
-      <w:proofErr w:type="spellEnd"/>
-      <w:r>
-        <w:t xml:space="preserve"> </w:t>
-      </w:r>
-      <w:proofErr w:type="spellStart"/>
-      <w:r>
-        <w:t>fallback</w:t>
-      </w:r>
-      <w:proofErr w:type="spellEnd"/>
-      <w:r>
-        <w:t xml:space="preserve"> logika ellenőrzése,</w:t>
-      </w:r>
-    </w:p>
-    <w:p>
-      <w:pPr>
-        <w:pStyle w:val="Felsorols1"/>
-      </w:pPr>
-      <w:r>
-        <w:t>állapotváltozások (</w:t>
-      </w:r>
-      <w:proofErr w:type="spellStart"/>
-      <w:r>
-        <w:rPr>
-          <w:rStyle w:val="HTML-kd"/>
-          <w:rFonts w:eastAsiaTheme="minorHAnsi"/>
-        </w:rPr>
-        <w:t>setMessage</w:t>
-      </w:r>
-      <w:proofErr w:type="spellEnd"/>
-      <w:r>
-        <w:t xml:space="preserve">, </w:t>
-      </w:r>
-      <w:proofErr w:type="spellStart"/>
-      <w:r>
-        <w:rPr>
-          <w:rStyle w:val="HTML-kd"/>
-          <w:rFonts w:eastAsiaTheme="minorHAnsi"/>
-        </w:rPr>
-        <w:t>setAccepted</w:t>
-      </w:r>
-      <w:proofErr w:type="spellEnd"/>
-      <w:r>
-        <w:t xml:space="preserve">, </w:t>
-      </w:r>
-      <w:proofErr w:type="spellStart"/>
-      <w:r>
-        <w:rPr>
-          <w:rStyle w:val="HTML-kd"/>
-          <w:rFonts w:eastAsiaTheme="minorHAnsi"/>
-        </w:rPr>
         <w:t>setShowAszf</w:t>
       </w:r>
-      <w:proofErr w:type="spellEnd"/>
       <w:r>
         <w:t>, jelszó megjelenítések) követése.</w:t>
       </w:r>
@@ -16205,15 +12842,7 @@
         <w:pStyle w:val="Felsorols1"/>
       </w:pPr>
       <w:r>
-        <w:t xml:space="preserve">Frontend futtatás: </w:t>
-      </w:r>
-      <w:proofErr w:type="spellStart"/>
-      <w:r>
-        <w:t>React</w:t>
-      </w:r>
-      <w:proofErr w:type="spellEnd"/>
-      <w:r>
-        <w:t xml:space="preserve"> fejlesztői szerver</w:t>
+        <w:t>Frontend futtatás: React fejlesztői szerver</w:t>
       </w:r>
     </w:p>
     <w:p>
@@ -16332,15 +12961,7 @@
         <w:pStyle w:val="Felsorols1"/>
       </w:pPr>
       <w:r>
-        <w:t>Backend fut és a megadott email/</w:t>
-      </w:r>
-      <w:proofErr w:type="spellStart"/>
-      <w:r>
-        <w:t>username</w:t>
-      </w:r>
-      <w:proofErr w:type="spellEnd"/>
-      <w:r>
-        <w:t xml:space="preserve"> még nem foglalt.</w:t>
+        <w:t>Backend fut és a megadott email/username még nem foglalt.</w:t>
       </w:r>
     </w:p>
     <w:p>
@@ -16401,15 +13022,7 @@
         <w:pStyle w:val="Felsorols1"/>
       </w:pPr>
       <w:r>
-        <w:t xml:space="preserve">Jelszó </w:t>
-      </w:r>
-      <w:proofErr w:type="spellStart"/>
-      <w:r>
-        <w:t>mégegyszer</w:t>
-      </w:r>
-      <w:proofErr w:type="spellEnd"/>
-      <w:r>
-        <w:t xml:space="preserve"> mezőbe beír: </w:t>
+        <w:t xml:space="preserve">Jelszó mégegyszer mezőbe beír: </w:t>
       </w:r>
       <w:r>
         <w:rPr>
@@ -16424,15 +13037,7 @@
         <w:pStyle w:val="Felsorols1"/>
       </w:pPr>
       <w:r>
-        <w:t xml:space="preserve">ÁSZF </w:t>
-      </w:r>
-      <w:proofErr w:type="spellStart"/>
-      <w:r>
-        <w:t>checkbox</w:t>
-      </w:r>
-      <w:proofErr w:type="spellEnd"/>
-      <w:r>
-        <w:t xml:space="preserve"> bepipálása</w:t>
+        <w:t>ÁSZF checkbox bepipálása</w:t>
       </w:r>
     </w:p>
     <w:p>
@@ -16458,173 +13063,113 @@
       <w:r>
         <w:t>A kliensoldali ellenőrzések átmennek (</w:t>
       </w:r>
-      <w:proofErr w:type="spellStart"/>
       <w:r>
         <w:rPr>
           <w:rStyle w:val="HTML-kd"/>
           <w:rFonts w:eastAsiaTheme="minorHAnsi"/>
         </w:rPr>
-        <w:t>accepted</w:t>
-      </w:r>
-      <w:proofErr w:type="spellEnd"/>
+        <w:t>accepted = true</w:t>
+      </w:r>
+      <w:r>
+        <w:t>, jelszók egyeznek)</w:t>
+      </w:r>
+    </w:p>
+    <w:p>
+      <w:pPr>
+        <w:pStyle w:val="Felsorols1"/>
+      </w:pPr>
       <w:r>
         <w:rPr>
           <w:rStyle w:val="HTML-kd"/>
           <w:rFonts w:eastAsiaTheme="minorHAnsi"/>
         </w:rPr>
-        <w:t xml:space="preserve"> = </w:t>
-      </w:r>
-      <w:proofErr w:type="spellStart"/>
+        <w:t>axios.post</w:t>
+      </w:r>
+      <w:r>
+        <w:t xml:space="preserve"> elküldi: username, email, password</w:t>
+      </w:r>
+    </w:p>
+    <w:p>
+      <w:pPr>
+        <w:pStyle w:val="Felsorols1"/>
+      </w:pPr>
+      <w:r>
+        <w:t xml:space="preserve">Siker esetén </w:t>
+      </w:r>
       <w:r>
         <w:rPr>
           <w:rStyle w:val="HTML-kd"/>
           <w:rFonts w:eastAsiaTheme="minorHAnsi"/>
         </w:rPr>
-        <w:t>true</w:t>
-      </w:r>
-      <w:proofErr w:type="spellEnd"/>
-      <w:r>
-        <w:t>, jelszók egyeznek)</w:t>
-      </w:r>
-    </w:p>
-    <w:p>
-      <w:pPr>
-        <w:pStyle w:val="Felsorols1"/>
-      </w:pPr>
-      <w:proofErr w:type="spellStart"/>
+        <w:t>setMessage("Sikeres regisztráció! Most jelentkezz be.")</w:t>
+      </w:r>
+    </w:p>
+    <w:p>
+      <w:r>
+        <w:rPr>
+          <w:rStyle w:val="Kiemels2"/>
+        </w:rPr>
+        <w:t>Kapott üzenet:</w:t>
+      </w:r>
+    </w:p>
+    <w:p>
+      <w:pPr>
+        <w:pStyle w:val="Felsorols1"/>
+      </w:pPr>
       <w:r>
         <w:rPr>
           <w:rStyle w:val="HTML-kd"/>
           <w:rFonts w:eastAsiaTheme="minorHAnsi"/>
         </w:rPr>
-        <w:t>axios.post</w:t>
-      </w:r>
-      <w:proofErr w:type="spellEnd"/>
-      <w:r>
-        <w:t xml:space="preserve"> elküldi: </w:t>
-      </w:r>
-      <w:proofErr w:type="spellStart"/>
-      <w:r>
-        <w:t>username</w:t>
-      </w:r>
-      <w:proofErr w:type="spellEnd"/>
-      <w:r>
-        <w:t xml:space="preserve">, email, </w:t>
-      </w:r>
-      <w:proofErr w:type="spellStart"/>
-      <w:r>
-        <w:t>password</w:t>
-      </w:r>
-      <w:proofErr w:type="spellEnd"/>
-    </w:p>
-    <w:p>
-      <w:pPr>
-        <w:pStyle w:val="Felsorols1"/>
-      </w:pPr>
-      <w:r>
-        <w:t xml:space="preserve">Siker esetén </w:t>
-      </w:r>
-      <w:proofErr w:type="spellStart"/>
+        <w:t>Sikeres regisztráció! Most jelentkezz be.</w:t>
+      </w:r>
+    </w:p>
+    <w:p>
+      <w:r>
+        <w:rPr>
+          <w:rStyle w:val="Kiemels2"/>
+        </w:rPr>
+        <w:t>Teendő az üzenet esetén:</w:t>
+      </w:r>
+    </w:p>
+    <w:p>
+      <w:pPr>
+        <w:pStyle w:val="Felsorols1"/>
+      </w:pPr>
+      <w:r>
+        <w:t>Felhasználó kattint a “Bejelentkezés” gombra és belép az új adataival.</w:t>
+      </w:r>
+    </w:p>
+    <w:p>
+      <w:r>
+        <w:rPr>
+          <w:rStyle w:val="Kiemels2"/>
+        </w:rPr>
+        <w:t>Megjegyzés (white-box lefedés):</w:t>
+      </w:r>
+    </w:p>
+    <w:p>
+      <w:pPr>
+        <w:pStyle w:val="Felsorols1"/>
+      </w:pPr>
       <w:r>
         <w:rPr>
           <w:rStyle w:val="HTML-kd"/>
           <w:rFonts w:eastAsiaTheme="minorHAnsi"/>
         </w:rPr>
-        <w:t>setMessage</w:t>
-      </w:r>
-      <w:proofErr w:type="spellEnd"/>
+        <w:lastRenderedPageBreak/>
+        <w:t>try</w:t>
+      </w:r>
+      <w:r>
+        <w:t xml:space="preserve"> ág lefut, </w:t>
+      </w:r>
       <w:r>
         <w:rPr>
           <w:rStyle w:val="HTML-kd"/>
           <w:rFonts w:eastAsiaTheme="minorHAnsi"/>
         </w:rPr>
-        <w:t>("Sikeres regisztráció! Most jelentkezz be.")</w:t>
-      </w:r>
-    </w:p>
-    <w:p>
-      <w:r>
-        <w:rPr>
-          <w:rStyle w:val="Kiemels2"/>
-        </w:rPr>
-        <w:t>Kapott üzenet:</w:t>
-      </w:r>
-    </w:p>
-    <w:p>
-      <w:pPr>
-        <w:pStyle w:val="Felsorols1"/>
-      </w:pPr>
-      <w:r>
-        <w:rPr>
-          <w:rStyle w:val="HTML-kd"/>
-          <w:rFonts w:eastAsiaTheme="minorHAnsi"/>
-        </w:rPr>
-        <w:t>Sikeres regisztráció! Most jelentkezz be.</w:t>
-      </w:r>
-    </w:p>
-    <w:p>
-      <w:r>
-        <w:rPr>
-          <w:rStyle w:val="Kiemels2"/>
-        </w:rPr>
-        <w:t>Teendő az üzenet esetén:</w:t>
-      </w:r>
-    </w:p>
-    <w:p>
-      <w:pPr>
-        <w:pStyle w:val="Felsorols1"/>
-      </w:pPr>
-      <w:r>
-        <w:t>Felhasználó kattint a “Bejelentkezés” gombra és belép az új adataival.</w:t>
-      </w:r>
-    </w:p>
-    <w:p>
-      <w:r>
-        <w:rPr>
-          <w:rStyle w:val="Kiemels2"/>
-        </w:rPr>
-        <w:t>Megjegyzés (</w:t>
-      </w:r>
-      <w:proofErr w:type="spellStart"/>
-      <w:r>
-        <w:rPr>
-          <w:rStyle w:val="Kiemels2"/>
-        </w:rPr>
-        <w:t>white-box</w:t>
-      </w:r>
-      <w:proofErr w:type="spellEnd"/>
-      <w:r>
-        <w:rPr>
-          <w:rStyle w:val="Kiemels2"/>
-        </w:rPr>
-        <w:t xml:space="preserve"> lefedés):</w:t>
-      </w:r>
-    </w:p>
-    <w:p>
-      <w:pPr>
-        <w:pStyle w:val="Felsorols1"/>
-      </w:pPr>
-      <w:proofErr w:type="spellStart"/>
-      <w:r>
-        <w:rPr>
-          <w:rStyle w:val="HTML-kd"/>
-          <w:rFonts w:eastAsiaTheme="minorHAnsi"/>
-        </w:rPr>
-        <w:lastRenderedPageBreak/>
-        <w:t>try</w:t>
-      </w:r>
-      <w:proofErr w:type="spellEnd"/>
-      <w:r>
-        <w:t xml:space="preserve"> ág lefut, </w:t>
-      </w:r>
-      <w:proofErr w:type="spellStart"/>
-      <w:r>
-        <w:rPr>
-          <w:rStyle w:val="HTML-kd"/>
-          <w:rFonts w:eastAsiaTheme="minorHAnsi"/>
-        </w:rPr>
         <w:t>catch</w:t>
       </w:r>
-      <w:proofErr w:type="spellEnd"/>
       <w:r>
         <w:t xml:space="preserve"> nem.</w:t>
       </w:r>
@@ -16646,15 +13191,7 @@
       </w:r>
       <w:r>
         <w:br/>
-        <w:t xml:space="preserve">Mert ez a legfontosabb felhasználói folyamat: ha a helyes regisztráció nem működik, az egész funkció használhatatlan. Ez igazolja, hogy normál körülmények között a rendszer </w:t>
-      </w:r>
-      <w:proofErr w:type="spellStart"/>
-      <w:r>
-        <w:t>rendeltetésszerűen</w:t>
-      </w:r>
-      <w:proofErr w:type="spellEnd"/>
-      <w:r>
-        <w:t xml:space="preserve"> működik.</w:t>
+        <w:t>Mert ez a legfontosabb felhasználói folyamat: ha a helyes regisztráció nem működik, az egész funkció használhatatlan. Ez igazolja, hogy normál körülmények között a rendszer rendeltetésszerűen működik.</w:t>
       </w:r>
     </w:p>
     <w:p>
@@ -16744,15 +13281,7 @@
         <w:pStyle w:val="Felsorols1"/>
       </w:pPr>
       <w:r>
-        <w:t xml:space="preserve">Jelszó </w:t>
-      </w:r>
-      <w:proofErr w:type="spellStart"/>
-      <w:r>
-        <w:t>mégegyszer</w:t>
-      </w:r>
-      <w:proofErr w:type="spellEnd"/>
-      <w:r>
-        <w:t xml:space="preserve">: </w:t>
+        <w:t xml:space="preserve">Jelszó mégegyszer: </w:t>
       </w:r>
       <w:r>
         <w:rPr>
@@ -16767,13 +13296,8 @@
         <w:pStyle w:val="Felsorols1"/>
       </w:pPr>
       <w:r>
-        <w:t xml:space="preserve">Nem pipálja be a </w:t>
-      </w:r>
-      <w:proofErr w:type="spellStart"/>
-      <w:r>
-        <w:t>checkboxot</w:t>
-      </w:r>
-      <w:proofErr w:type="spellEnd"/>
+        <w:t>Nem pipálja be a checkboxot</w:t>
+      </w:r>
     </w:p>
     <w:p>
       <w:pPr>
@@ -16798,164 +13322,74 @@
       <w:r>
         <w:t xml:space="preserve">A “Regisztrálok” gomb </w:t>
       </w:r>
-      <w:proofErr w:type="spellStart"/>
       <w:r>
         <w:rPr>
           <w:rStyle w:val="Kiemels2"/>
         </w:rPr>
         <w:t>disabled</w:t>
       </w:r>
-      <w:proofErr w:type="spellEnd"/>
       <w:r>
         <w:t xml:space="preserve">, mert </w:t>
       </w:r>
-      <w:proofErr w:type="spellStart"/>
       <w:r>
         <w:rPr>
           <w:rStyle w:val="HTML-kd"/>
           <w:rFonts w:eastAsiaTheme="minorHAnsi"/>
         </w:rPr>
-        <w:t>disabled</w:t>
-      </w:r>
-      <w:proofErr w:type="spellEnd"/>
+        <w:t>disabled={!accepted}</w:t>
+      </w:r>
+      <w:r>
+        <w:t xml:space="preserve"> → alapból nem kattintható.</w:t>
+      </w:r>
+    </w:p>
+    <w:p>
+      <w:pPr>
+        <w:pStyle w:val="Felsorols1"/>
+      </w:pPr>
+      <w:r>
+        <w:t xml:space="preserve">Ha mégis bekövetkezik submit (pl. billentyűzettel/fejlesztői eszközzel), akkor a </w:t>
+      </w:r>
       <w:r>
         <w:rPr>
           <w:rStyle w:val="HTML-kd"/>
           <w:rFonts w:eastAsiaTheme="minorHAnsi"/>
         </w:rPr>
-        <w:t>={!</w:t>
-      </w:r>
-      <w:proofErr w:type="spellStart"/>
+        <w:t>handleSubmit</w:t>
+      </w:r>
+      <w:r>
+        <w:t xml:space="preserve"> elején:</w:t>
+      </w:r>
+    </w:p>
+    <w:p>
+      <w:pPr>
+        <w:pStyle w:val="Felsorols1"/>
+      </w:pPr>
       <w:r>
         <w:rPr>
           <w:rStyle w:val="HTML-kd"/>
           <w:rFonts w:eastAsiaTheme="minorHAnsi"/>
         </w:rPr>
-        <w:t>accepted</w:t>
-      </w:r>
-      <w:proofErr w:type="spellEnd"/>
+        <w:t>if (!accepted) return setMessage("Kérlek fogadd el az ÁSZF-et és az adatkezelési tájékoztatót!");</w:t>
+      </w:r>
+    </w:p>
+    <w:p>
+      <w:r>
+        <w:rPr>
+          <w:rStyle w:val="Kiemels2"/>
+        </w:rPr>
+        <w:t>Kapott üzenet:</w:t>
+      </w:r>
+    </w:p>
+    <w:p>
+      <w:pPr>
+        <w:pStyle w:val="Felsorols1"/>
+      </w:pPr>
       <w:r>
         <w:rPr>
           <w:rStyle w:val="HTML-kd"/>
           <w:rFonts w:eastAsiaTheme="minorHAnsi"/>
         </w:rPr>
-        <w:t>}</w:t>
-      </w:r>
-      <w:r>
-        <w:t xml:space="preserve"> → alapból nem kattintható.</w:t>
-      </w:r>
-    </w:p>
-    <w:p>
-      <w:pPr>
-        <w:pStyle w:val="Felsorols1"/>
-      </w:pPr>
-      <w:r>
-        <w:t xml:space="preserve">Ha mégis bekövetkezik </w:t>
-      </w:r>
-      <w:proofErr w:type="spellStart"/>
-      <w:r>
-        <w:t>submit</w:t>
-      </w:r>
-      <w:proofErr w:type="spellEnd"/>
-      <w:r>
-        <w:t xml:space="preserve"> (pl. billentyűzettel/fejlesztői eszközzel), akkor a </w:t>
-      </w:r>
-      <w:proofErr w:type="spellStart"/>
-      <w:r>
-        <w:rPr>
-          <w:rStyle w:val="HTML-kd"/>
-          <w:rFonts w:eastAsiaTheme="minorHAnsi"/>
-        </w:rPr>
-        <w:t>handleSubmit</w:t>
-      </w:r>
-      <w:proofErr w:type="spellEnd"/>
-      <w:r>
-        <w:t xml:space="preserve"> elején:</w:t>
-      </w:r>
-    </w:p>
-    <w:p>
-      <w:pPr>
-        <w:pStyle w:val="Felsorols1"/>
-      </w:pPr>
-      <w:proofErr w:type="spellStart"/>
-      <w:r>
-        <w:rPr>
-          <w:rStyle w:val="HTML-kd"/>
-          <w:rFonts w:eastAsiaTheme="minorHAnsi"/>
-        </w:rPr>
-        <w:t>if</w:t>
-      </w:r>
-      <w:proofErr w:type="spellEnd"/>
-      <w:r>
-        <w:rPr>
-          <w:rStyle w:val="HTML-kd"/>
-          <w:rFonts w:eastAsiaTheme="minorHAnsi"/>
-        </w:rPr>
-        <w:t xml:space="preserve"> (!</w:t>
-      </w:r>
-      <w:proofErr w:type="spellStart"/>
-      <w:r>
-        <w:rPr>
-          <w:rStyle w:val="HTML-kd"/>
-          <w:rFonts w:eastAsiaTheme="minorHAnsi"/>
-        </w:rPr>
-        <w:t>accepted</w:t>
-      </w:r>
-      <w:proofErr w:type="spellEnd"/>
-      <w:r>
-        <w:rPr>
-          <w:rStyle w:val="HTML-kd"/>
-          <w:rFonts w:eastAsiaTheme="minorHAnsi"/>
-        </w:rPr>
-        <w:t xml:space="preserve">) </w:t>
-      </w:r>
-      <w:proofErr w:type="spellStart"/>
-      <w:r>
-        <w:rPr>
-          <w:rStyle w:val="HTML-kd"/>
-          <w:rFonts w:eastAsiaTheme="minorHAnsi"/>
-        </w:rPr>
-        <w:t>return</w:t>
-      </w:r>
-      <w:proofErr w:type="spellEnd"/>
-      <w:r>
-        <w:rPr>
-          <w:rStyle w:val="HTML-kd"/>
-          <w:rFonts w:eastAsiaTheme="minorHAnsi"/>
-        </w:rPr>
-        <w:t xml:space="preserve"> </w:t>
-      </w:r>
-      <w:proofErr w:type="spellStart"/>
-      <w:r>
-        <w:rPr>
-          <w:rStyle w:val="HTML-kd"/>
-          <w:rFonts w:eastAsiaTheme="minorHAnsi"/>
-        </w:rPr>
-        <w:t>setMessage</w:t>
-      </w:r>
-      <w:proofErr w:type="spellEnd"/>
-      <w:r>
-        <w:rPr>
-          <w:rStyle w:val="HTML-kd"/>
-          <w:rFonts w:eastAsiaTheme="minorHAnsi"/>
-        </w:rPr>
-        <w:t>("Kérlek fogadd el az ÁSZF-</w:t>
-      </w:r>
-      <w:proofErr w:type="spellStart"/>
-      <w:r>
-        <w:rPr>
-          <w:rStyle w:val="HTML-kd"/>
-          <w:rFonts w:eastAsiaTheme="minorHAnsi"/>
-        </w:rPr>
-        <w:t>et</w:t>
-      </w:r>
-      <w:proofErr w:type="spellEnd"/>
-      <w:r>
-        <w:rPr>
-          <w:rStyle w:val="HTML-kd"/>
-          <w:rFonts w:eastAsiaTheme="minorHAnsi"/>
-        </w:rPr>
-        <w:t xml:space="preserve"> és az adatkezelési tájékoztatót!");</w:t>
+        <w:t>Kérlek fogadd el az ÁSZF-et és az adatkezelési tájékoztatót!</w:t>
       </w:r>
     </w:p>
     <w:p>
@@ -16963,35 +13397,16 @@
         <w:rPr>
           <w:rStyle w:val="Kiemels2"/>
         </w:rPr>
-        <w:t>Kapott üzenet:</w:t>
-      </w:r>
-    </w:p>
-    <w:p>
-      <w:pPr>
-        <w:pStyle w:val="Felsorols1"/>
-      </w:pPr>
-      <w:r>
-        <w:rPr>
-          <w:rStyle w:val="HTML-kd"/>
-          <w:rFonts w:eastAsiaTheme="minorHAnsi"/>
-        </w:rPr>
-        <w:t>Kérlek fogadd el az ÁSZF-</w:t>
-      </w:r>
-      <w:proofErr w:type="spellStart"/>
-      <w:r>
-        <w:rPr>
-          <w:rStyle w:val="HTML-kd"/>
-          <w:rFonts w:eastAsiaTheme="minorHAnsi"/>
-        </w:rPr>
-        <w:t>et</w:t>
-      </w:r>
-      <w:proofErr w:type="spellEnd"/>
-      <w:r>
-        <w:rPr>
-          <w:rStyle w:val="HTML-kd"/>
-          <w:rFonts w:eastAsiaTheme="minorHAnsi"/>
-        </w:rPr>
-        <w:t xml:space="preserve"> és az adatkezelési tájékoztatót!</w:t>
+        <w:t>Teendő az üzenet esetén:</w:t>
+      </w:r>
+    </w:p>
+    <w:p>
+      <w:pPr>
+        <w:pStyle w:val="Felsorols1"/>
+      </w:pPr>
+      <w:r>
+        <w:lastRenderedPageBreak/>
+        <w:t>Felhasználó nyissa meg az ÁSZF-et (katt a linkre), olvassa el, pipálja be az elfogadást, majd próbálja újra.</w:t>
       </w:r>
     </w:p>
     <w:p>
@@ -16999,54 +13414,7 @@
         <w:rPr>
           <w:rStyle w:val="Kiemels2"/>
         </w:rPr>
-        <w:t>Teendő az üzenet esetén:</w:t>
-      </w:r>
-    </w:p>
-    <w:p>
-      <w:pPr>
-        <w:pStyle w:val="Felsorols1"/>
-      </w:pPr>
-      <w:r>
-        <w:lastRenderedPageBreak/>
-        <w:t>Felhasználó nyissa meg az ÁSZF-</w:t>
-      </w:r>
-      <w:proofErr w:type="spellStart"/>
-      <w:r>
-        <w:t>et</w:t>
-      </w:r>
-      <w:proofErr w:type="spellEnd"/>
-      <w:r>
-        <w:t xml:space="preserve"> (</w:t>
-      </w:r>
-      <w:proofErr w:type="spellStart"/>
-      <w:r>
-        <w:t>katt</w:t>
-      </w:r>
-      <w:proofErr w:type="spellEnd"/>
-      <w:r>
-        <w:t xml:space="preserve"> a linkre), olvassa el, pipálja be az elfogadást, majd próbálja újra.</w:t>
-      </w:r>
-    </w:p>
-    <w:p>
-      <w:r>
-        <w:rPr>
-          <w:rStyle w:val="Kiemels2"/>
-        </w:rPr>
-        <w:t>Megjegyzés (</w:t>
-      </w:r>
-      <w:proofErr w:type="spellStart"/>
-      <w:r>
-        <w:rPr>
-          <w:rStyle w:val="Kiemels2"/>
-        </w:rPr>
-        <w:t>black-box</w:t>
-      </w:r>
-      <w:proofErr w:type="spellEnd"/>
-      <w:r>
-        <w:rPr>
-          <w:rStyle w:val="Kiemels2"/>
-        </w:rPr>
-        <w:t xml:space="preserve"> + UX):</w:t>
+        <w:t>Megjegyzés (black-box + UX):</w:t>
       </w:r>
     </w:p>
     <w:p>
@@ -17176,15 +13544,7 @@
         <w:pStyle w:val="Felsorols1"/>
       </w:pPr>
       <w:r>
-        <w:t xml:space="preserve">Jelszó </w:t>
-      </w:r>
-      <w:proofErr w:type="spellStart"/>
-      <w:r>
-        <w:t>mégegyszer</w:t>
-      </w:r>
-      <w:proofErr w:type="spellEnd"/>
-      <w:r>
-        <w:t xml:space="preserve">: </w:t>
+        <w:t xml:space="preserve">Jelszó mégegyszer: </w:t>
       </w:r>
       <w:r>
         <w:rPr>
@@ -17225,209 +13585,87 @@
       <w:pPr>
         <w:pStyle w:val="Felsorols1"/>
       </w:pPr>
-      <w:proofErr w:type="spellStart"/>
       <w:r>
         <w:rPr>
           <w:rStyle w:val="HTML-kd"/>
           <w:rFonts w:eastAsiaTheme="minorHAnsi"/>
         </w:rPr>
-        <w:t>if</w:t>
-      </w:r>
-      <w:proofErr w:type="spellEnd"/>
+        <w:t>if (formData.password !== formData.confirm) return setMessage("A jelszavak nem egyeznek!");</w:t>
+      </w:r>
+    </w:p>
+    <w:p>
+      <w:pPr>
+        <w:pStyle w:val="Felsorols1"/>
+      </w:pPr>
+      <w:r>
+        <w:t xml:space="preserve">Nem történik </w:t>
+      </w:r>
       <w:r>
         <w:rPr>
           <w:rStyle w:val="HTML-kd"/>
           <w:rFonts w:eastAsiaTheme="minorHAnsi"/>
         </w:rPr>
-        <w:t xml:space="preserve"> (</w:t>
-      </w:r>
-      <w:proofErr w:type="spellStart"/>
+        <w:t>axios.post</w:t>
+      </w:r>
+    </w:p>
+    <w:p>
+      <w:r>
+        <w:rPr>
+          <w:rStyle w:val="Kiemels2"/>
+        </w:rPr>
+        <w:lastRenderedPageBreak/>
+        <w:t>Kapott üzenet:</w:t>
+      </w:r>
+    </w:p>
+    <w:p>
+      <w:pPr>
+        <w:pStyle w:val="Felsorols1"/>
+      </w:pPr>
       <w:r>
         <w:rPr>
           <w:rStyle w:val="HTML-kd"/>
           <w:rFonts w:eastAsiaTheme="minorHAnsi"/>
         </w:rPr>
-        <w:t>formData.password</w:t>
-      </w:r>
-      <w:proofErr w:type="spellEnd"/>
+        <w:t>A jelszavak nem egyeznek!</w:t>
+      </w:r>
+    </w:p>
+    <w:p>
+      <w:r>
+        <w:rPr>
+          <w:rStyle w:val="Kiemels2"/>
+        </w:rPr>
+        <w:t>Teendő az üzenet esetén:</w:t>
+      </w:r>
+    </w:p>
+    <w:p>
+      <w:pPr>
+        <w:pStyle w:val="Felsorols1"/>
+      </w:pPr>
+      <w:r>
+        <w:t>A felhasználó javítsa a “Jelszó mégegyszer” mezőt, hogy pontosan egyezzen a jelszóval, majd próbálja újra.</w:t>
+      </w:r>
+    </w:p>
+    <w:p>
+      <w:r>
+        <w:rPr>
+          <w:rStyle w:val="Kiemels2"/>
+        </w:rPr>
+        <w:t>Megjegyzés (white-box lefedés):</w:t>
+      </w:r>
+    </w:p>
+    <w:p>
+      <w:pPr>
+        <w:pStyle w:val="Felsorols1"/>
+      </w:pPr>
+      <w:r>
+        <w:t xml:space="preserve">A második </w:t>
+      </w:r>
       <w:r>
         <w:rPr>
           <w:rStyle w:val="HTML-kd"/>
           <w:rFonts w:eastAsiaTheme="minorHAnsi"/>
         </w:rPr>
-        <w:t xml:space="preserve"> !== </w:t>
-      </w:r>
-      <w:proofErr w:type="spellStart"/>
-      <w:r>
-        <w:rPr>
-          <w:rStyle w:val="HTML-kd"/>
-          <w:rFonts w:eastAsiaTheme="minorHAnsi"/>
-        </w:rPr>
-        <w:t>formData.confirm</w:t>
-      </w:r>
-      <w:proofErr w:type="spellEnd"/>
-      <w:r>
-        <w:rPr>
-          <w:rStyle w:val="HTML-kd"/>
-          <w:rFonts w:eastAsiaTheme="minorHAnsi"/>
-        </w:rPr>
-        <w:t xml:space="preserve">) </w:t>
-      </w:r>
-      <w:proofErr w:type="spellStart"/>
-      <w:r>
-        <w:rPr>
-          <w:rStyle w:val="HTML-kd"/>
-          <w:rFonts w:eastAsiaTheme="minorHAnsi"/>
-        </w:rPr>
-        <w:t>return</w:t>
-      </w:r>
-      <w:proofErr w:type="spellEnd"/>
-      <w:r>
-        <w:rPr>
-          <w:rStyle w:val="HTML-kd"/>
-          <w:rFonts w:eastAsiaTheme="minorHAnsi"/>
-        </w:rPr>
-        <w:t xml:space="preserve"> </w:t>
-      </w:r>
-      <w:proofErr w:type="spellStart"/>
-      <w:r>
-        <w:rPr>
-          <w:rStyle w:val="HTML-kd"/>
-          <w:rFonts w:eastAsiaTheme="minorHAnsi"/>
-        </w:rPr>
-        <w:t>setMessage</w:t>
-      </w:r>
-      <w:proofErr w:type="spellEnd"/>
-      <w:r>
-        <w:rPr>
-          <w:rStyle w:val="HTML-kd"/>
-          <w:rFonts w:eastAsiaTheme="minorHAnsi"/>
-        </w:rPr>
-        <w:t>("A jelszavak nem egyeznek!");</w:t>
-      </w:r>
-    </w:p>
-    <w:p>
-      <w:pPr>
-        <w:pStyle w:val="Felsorols1"/>
-      </w:pPr>
-      <w:r>
-        <w:t xml:space="preserve">Nem történik </w:t>
-      </w:r>
-      <w:proofErr w:type="spellStart"/>
-      <w:r>
-        <w:rPr>
-          <w:rStyle w:val="HTML-kd"/>
-          <w:rFonts w:eastAsiaTheme="minorHAnsi"/>
-        </w:rPr>
-        <w:t>axios.post</w:t>
-      </w:r>
-      <w:proofErr w:type="spellEnd"/>
-    </w:p>
-    <w:p>
-      <w:r>
-        <w:rPr>
-          <w:rStyle w:val="Kiemels2"/>
-        </w:rPr>
-        <w:lastRenderedPageBreak/>
-        <w:t>Kapott üzenet:</w:t>
-      </w:r>
-    </w:p>
-    <w:p>
-      <w:pPr>
-        <w:pStyle w:val="Felsorols1"/>
-      </w:pPr>
-      <w:r>
-        <w:rPr>
-          <w:rStyle w:val="HTML-kd"/>
-          <w:rFonts w:eastAsiaTheme="minorHAnsi"/>
-        </w:rPr>
-        <w:t>A jelszavak nem egyeznek!</w:t>
-      </w:r>
-    </w:p>
-    <w:p>
-      <w:r>
-        <w:rPr>
-          <w:rStyle w:val="Kiemels2"/>
-        </w:rPr>
-        <w:t>Teendő az üzenet esetén:</w:t>
-      </w:r>
-    </w:p>
-    <w:p>
-      <w:pPr>
-        <w:pStyle w:val="Felsorols1"/>
-      </w:pPr>
-      <w:r>
-        <w:t xml:space="preserve">A felhasználó javítsa a “Jelszó </w:t>
-      </w:r>
-      <w:proofErr w:type="spellStart"/>
-      <w:r>
-        <w:t>mégegyszer</w:t>
-      </w:r>
-      <w:proofErr w:type="spellEnd"/>
-      <w:r>
-        <w:t>” mezőt, hogy pontosan egyezzen a jelszóval, majd próbálja újra.</w:t>
-      </w:r>
-    </w:p>
-    <w:p>
-      <w:r>
-        <w:rPr>
-          <w:rStyle w:val="Kiemels2"/>
-        </w:rPr>
-        <w:t>Megjegyzés (</w:t>
-      </w:r>
-      <w:proofErr w:type="spellStart"/>
-      <w:r>
-        <w:rPr>
-          <w:rStyle w:val="Kiemels2"/>
-        </w:rPr>
-        <w:t>white-box</w:t>
-      </w:r>
-      <w:proofErr w:type="spellEnd"/>
-      <w:r>
-        <w:rPr>
-          <w:rStyle w:val="Kiemels2"/>
-        </w:rPr>
-        <w:t xml:space="preserve"> lefedés):</w:t>
-      </w:r>
-    </w:p>
-    <w:p>
-      <w:pPr>
-        <w:pStyle w:val="Felsorols1"/>
-      </w:pPr>
-      <w:r>
-        <w:t xml:space="preserve">A második </w:t>
-      </w:r>
-      <w:proofErr w:type="spellStart"/>
-      <w:r>
-        <w:rPr>
-          <w:rStyle w:val="HTML-kd"/>
-          <w:rFonts w:eastAsiaTheme="minorHAnsi"/>
-        </w:rPr>
-        <w:t>return</w:t>
-      </w:r>
-      <w:proofErr w:type="spellEnd"/>
-      <w:r>
-        <w:rPr>
-          <w:rStyle w:val="HTML-kd"/>
-          <w:rFonts w:eastAsiaTheme="minorHAnsi"/>
-        </w:rPr>
-        <w:t xml:space="preserve"> </w:t>
-      </w:r>
-      <w:proofErr w:type="spellStart"/>
-      <w:r>
-        <w:rPr>
-          <w:rStyle w:val="HTML-kd"/>
-          <w:rFonts w:eastAsiaTheme="minorHAnsi"/>
-        </w:rPr>
-        <w:t>setMessage</w:t>
-      </w:r>
-      <w:proofErr w:type="spellEnd"/>
-      <w:r>
-        <w:rPr>
-          <w:rStyle w:val="HTML-kd"/>
-          <w:rFonts w:eastAsiaTheme="minorHAnsi"/>
-        </w:rPr>
-        <w:t>(...)</w:t>
+        <w:t>return setMessage(...)</w:t>
       </w:r>
       <w:r>
         <w:t xml:space="preserve"> ág fut le.</w:t>
@@ -17564,7 +13802,6 @@
       <w:pPr>
         <w:pStyle w:val="Felsorols1"/>
       </w:pPr>
-      <w:proofErr w:type="spellStart"/>
       <w:r>
         <w:rPr>
           <w:rStyle w:val="HTML-kd"/>
@@ -17573,85 +13810,60 @@
         <w:lastRenderedPageBreak/>
         <w:t>axios.post</w:t>
       </w:r>
-      <w:proofErr w:type="spellEnd"/>
       <w:r>
         <w:t xml:space="preserve"> hibával visszatér, </w:t>
       </w:r>
-      <w:proofErr w:type="spellStart"/>
       <w:r>
         <w:rPr>
           <w:rStyle w:val="HTML-kd"/>
           <w:rFonts w:eastAsiaTheme="minorHAnsi"/>
         </w:rPr>
-        <w:t>catch</w:t>
-      </w:r>
-      <w:proofErr w:type="spellEnd"/>
+        <w:t>catch (err)</w:t>
+      </w:r>
+      <w:r>
+        <w:t xml:space="preserve"> ág fut</w:t>
+      </w:r>
+    </w:p>
+    <w:p>
+      <w:pPr>
+        <w:pStyle w:val="Felsorols1"/>
+      </w:pPr>
       <w:r>
         <w:rPr>
           <w:rStyle w:val="HTML-kd"/>
           <w:rFonts w:eastAsiaTheme="minorHAnsi"/>
         </w:rPr>
-        <w:t xml:space="preserve"> (</w:t>
-      </w:r>
-      <w:proofErr w:type="spellStart"/>
+        <w:t>err.response</w:t>
+      </w:r>
+      <w:r>
+        <w:t xml:space="preserve"> valószínűleg nincs → fallback: </w:t>
+      </w:r>
       <w:r>
         <w:rPr>
           <w:rStyle w:val="HTML-kd"/>
           <w:rFonts w:eastAsiaTheme="minorHAnsi"/>
         </w:rPr>
-        <w:t>err</w:t>
-      </w:r>
-      <w:proofErr w:type="spellEnd"/>
+        <w:t>setMessage("Hiba történt.")</w:t>
+      </w:r>
+    </w:p>
+    <w:p>
+      <w:r>
+        <w:rPr>
+          <w:rStyle w:val="Kiemels2"/>
+        </w:rPr>
+        <w:t>Kapott üzenet:</w:t>
+      </w:r>
+    </w:p>
+    <w:p>
+      <w:pPr>
+        <w:pStyle w:val="Felsorols1"/>
+      </w:pPr>
       <w:r>
         <w:rPr>
           <w:rStyle w:val="HTML-kd"/>
           <w:rFonts w:eastAsiaTheme="minorHAnsi"/>
         </w:rPr>
-        <w:t>)</w:t>
-      </w:r>
-      <w:r>
-        <w:t xml:space="preserve"> ág fut</w:t>
-      </w:r>
-    </w:p>
-    <w:p>
-      <w:pPr>
-        <w:pStyle w:val="Felsorols1"/>
-      </w:pPr>
-      <w:proofErr w:type="spellStart"/>
-      <w:r>
-        <w:rPr>
-          <w:rStyle w:val="HTML-kd"/>
-          <w:rFonts w:eastAsiaTheme="minorHAnsi"/>
-        </w:rPr>
-        <w:t>err.response</w:t>
-      </w:r>
-      <w:proofErr w:type="spellEnd"/>
-      <w:r>
-        <w:t xml:space="preserve"> valószínűleg nincs → </w:t>
-      </w:r>
-      <w:proofErr w:type="spellStart"/>
-      <w:r>
-        <w:t>fallback</w:t>
-      </w:r>
-      <w:proofErr w:type="spellEnd"/>
-      <w:r>
-        <w:t xml:space="preserve">: </w:t>
-      </w:r>
-      <w:proofErr w:type="spellStart"/>
-      <w:r>
-        <w:rPr>
-          <w:rStyle w:val="HTML-kd"/>
-          <w:rFonts w:eastAsiaTheme="minorHAnsi"/>
-        </w:rPr>
-        <w:t>setMessage</w:t>
-      </w:r>
-      <w:proofErr w:type="spellEnd"/>
-      <w:r>
-        <w:rPr>
-          <w:rStyle w:val="HTML-kd"/>
-          <w:rFonts w:eastAsiaTheme="minorHAnsi"/>
-        </w:rPr>
-        <w:t>("Hiba történt.")</w:t>
+        <w:t>Hiba történt.</w:t>
       </w:r>
     </w:p>
     <w:p>
@@ -17659,19 +13871,15 @@
         <w:rPr>
           <w:rStyle w:val="Kiemels2"/>
         </w:rPr>
-        <w:t>Kapott üzenet:</w:t>
-      </w:r>
-    </w:p>
-    <w:p>
-      <w:pPr>
-        <w:pStyle w:val="Felsorols1"/>
-      </w:pPr>
-      <w:r>
-        <w:rPr>
-          <w:rStyle w:val="HTML-kd"/>
-          <w:rFonts w:eastAsiaTheme="minorHAnsi"/>
-        </w:rPr>
-        <w:t>Hiba történt.</w:t>
+        <w:t>Teendő az üzenet esetén:</w:t>
+      </w:r>
+    </w:p>
+    <w:p>
+      <w:pPr>
+        <w:pStyle w:val="Felsorols1"/>
+      </w:pPr>
+      <w:r>
+        <w:t>Ellenőrizni kell, hogy a backend fut-e, helyes-e az API URL, illetve van-e hálózati kapcsolat a frontend és backend között.</w:t>
       </w:r>
     </w:p>
     <w:p>
@@ -17679,22 +13887,6 @@
         <w:rPr>
           <w:rStyle w:val="Kiemels2"/>
         </w:rPr>
-        <w:t>Teendő az üzenet esetén:</w:t>
-      </w:r>
-    </w:p>
-    <w:p>
-      <w:pPr>
-        <w:pStyle w:val="Felsorols1"/>
-      </w:pPr>
-      <w:r>
-        <w:t>Ellenőrizni kell, hogy a backend fut-e, helyes-e az API URL, illetve van-e hálózati kapcsolat a frontend és backend között.</w:t>
-      </w:r>
-    </w:p>
-    <w:p>
-      <w:r>
-        <w:rPr>
-          <w:rStyle w:val="Kiemels2"/>
-        </w:rPr>
         <w:t>Bolondbiztosság értékelés:</w:t>
       </w:r>
     </w:p>
@@ -17703,15 +13895,7 @@
         <w:pStyle w:val="Felsorols1"/>
       </w:pPr>
       <w:r>
-        <w:t>Van hibatűrés (</w:t>
-      </w:r>
-      <w:proofErr w:type="spellStart"/>
-      <w:r>
-        <w:t>fallback</w:t>
-      </w:r>
-      <w:proofErr w:type="spellEnd"/>
-      <w:r>
-        <w:t xml:space="preserve"> üzenet), de a felhasználónak kevés információt ad (nem derül ki, hogy szerver nem elérhető).</w:t>
+        <w:t>Van hibatűrés (fallback üzenet), de a felhasználónak kevés információt ad (nem derül ki, hogy szerver nem elérhető).</w:t>
       </w:r>
     </w:p>
     <w:p>
@@ -17781,15 +13965,7 @@
         <w:pStyle w:val="Felsorols1"/>
       </w:pPr>
       <w:r>
-        <w:t xml:space="preserve">Email: </w:t>
-      </w:r>
-      <w:proofErr w:type="spellStart"/>
-      <w:r>
-        <w:t>formailag</w:t>
-      </w:r>
-      <w:proofErr w:type="spellEnd"/>
-      <w:r>
-        <w:t xml:space="preserve"> érvényes, de extrém hosszú (pl. 300+ karakter)</w:t>
+        <w:t>Email: formailag érvényes, de extrém hosszú (pl. 300+ karakter)</w:t>
       </w:r>
     </w:p>
     <w:p>
@@ -17805,13 +13981,8 @@
         <w:pStyle w:val="Felsorols1"/>
       </w:pPr>
       <w:r>
-        <w:t xml:space="preserve">ÁSZF elfogadva, </w:t>
-      </w:r>
-      <w:proofErr w:type="spellStart"/>
-      <w:r>
-        <w:t>submit</w:t>
-      </w:r>
-      <w:proofErr w:type="spellEnd"/>
+        <w:t>ÁSZF elfogadva, submit</w:t>
+      </w:r>
     </w:p>
     <w:p>
       <w:r>
@@ -17829,7 +14000,6 @@
       <w:r>
         <w:t>Frontenden nincs hossz-korlát (</w:t>
       </w:r>
-      <w:proofErr w:type="spellStart"/>
       <w:r>
         <w:rPr>
           <w:rStyle w:val="HTML-kd"/>
@@ -17837,7 +14007,6 @@
         </w:rPr>
         <w:t>maxLength</w:t>
       </w:r>
-      <w:proofErr w:type="spellEnd"/>
       <w:r>
         <w:t xml:space="preserve"> nincs), ezért a mezők elfogadják.</w:t>
       </w:r>
@@ -17865,7 +14034,6 @@
       <w:r>
         <w:t xml:space="preserve">Ha backend küld </w:t>
       </w:r>
-      <w:proofErr w:type="spellStart"/>
       <w:r>
         <w:rPr>
           <w:rStyle w:val="HTML-kd"/>
@@ -17873,7 +14041,6 @@
         </w:rPr>
         <w:t>err.response.data.message</w:t>
       </w:r>
-      <w:proofErr w:type="spellEnd"/>
       <w:r>
         <w:t>: például “Túl hosszú felhasználónév”</w:t>
       </w:r>
@@ -17951,13 +14118,8 @@
         <w:pStyle w:val="Cmsor4"/>
       </w:pPr>
       <w:r>
-        <w:t xml:space="preserve">Teszteset 6 – Gyors többszöri kattintás / dupla </w:t>
-      </w:r>
-      <w:proofErr w:type="spellStart"/>
-      <w:r>
-        <w:t>submit</w:t>
-      </w:r>
-      <w:proofErr w:type="spellEnd"/>
+        <w:t>Teszteset 6 – Gyors többszöri kattintás / dupla submit</w:t>
+      </w:r>
       <w:r>
         <w:t xml:space="preserve"> – integrációs teszt</w:t>
       </w:r>
@@ -18002,31 +14164,7 @@
         <w:pStyle w:val="Felsorols1"/>
       </w:pPr>
       <w:r>
-        <w:t>Gyorsan többször kattint a “Regisztrálok”-</w:t>
-      </w:r>
-      <w:proofErr w:type="spellStart"/>
-      <w:r>
-        <w:t>ra</w:t>
-      </w:r>
-      <w:proofErr w:type="spellEnd"/>
-      <w:r>
-        <w:t xml:space="preserve"> (vagy Enter-</w:t>
-      </w:r>
-      <w:proofErr w:type="spellStart"/>
-      <w:r>
-        <w:t>rel</w:t>
-      </w:r>
-      <w:proofErr w:type="spellEnd"/>
-      <w:r>
-        <w:t xml:space="preserve"> többször </w:t>
-      </w:r>
-      <w:proofErr w:type="spellStart"/>
-      <w:r>
-        <w:t>submitol</w:t>
-      </w:r>
-      <w:proofErr w:type="spellEnd"/>
-      <w:r>
-        <w:t>)</w:t>
+        <w:t>Gyorsan többször kattint a “Regisztrálok”-ra (vagy Enter-rel többször submitol)</w:t>
       </w:r>
     </w:p>
     <w:p>
@@ -18043,15 +14181,7 @@
       </w:pPr>
       <w:r>
         <w:lastRenderedPageBreak/>
-        <w:t>Nincs “</w:t>
-      </w:r>
-      <w:proofErr w:type="spellStart"/>
-      <w:r>
-        <w:t>loading</w:t>
-      </w:r>
-      <w:proofErr w:type="spellEnd"/>
-      <w:r>
-        <w:t>” állapot és nincs gomb-tiltás elküldés közben.</w:t>
+        <w:t>Nincs “loading” állapot és nincs gomb-tiltás elküldés közben.</w:t>
       </w:r>
     </w:p>
     <w:p>
@@ -18061,7 +14191,6 @@
       <w:r>
         <w:t xml:space="preserve">Több </w:t>
       </w:r>
-      <w:proofErr w:type="spellStart"/>
       <w:r>
         <w:rPr>
           <w:rStyle w:val="HTML-kd"/>
@@ -18069,7 +14198,6 @@
         </w:rPr>
         <w:t>axios.post</w:t>
       </w:r>
-      <w:proofErr w:type="spellEnd"/>
       <w:r>
         <w:t xml:space="preserve"> is kimehet egymás után.</w:t>
       </w:r>
@@ -18113,7 +14241,6 @@
       <w:r>
         <w:t xml:space="preserve">Fejlesztő: beküldés közben </w:t>
       </w:r>
-      <w:proofErr w:type="spellStart"/>
       <w:r>
         <w:rPr>
           <w:rStyle w:val="HTML-kd"/>
@@ -18121,25 +14248,8 @@
         </w:rPr>
         <w:t>loading</w:t>
       </w:r>
-      <w:proofErr w:type="spellEnd"/>
-      <w:r>
-        <w:t xml:space="preserve"> + gomb tiltása, backend oldali </w:t>
-      </w:r>
-      <w:proofErr w:type="spellStart"/>
-      <w:r>
-        <w:t>idempotencia</w:t>
-      </w:r>
-      <w:proofErr w:type="spellEnd"/>
-      <w:r>
-        <w:t>/</w:t>
-      </w:r>
-      <w:proofErr w:type="spellStart"/>
-      <w:r>
-        <w:t>duplikáció</w:t>
-      </w:r>
-      <w:proofErr w:type="spellEnd"/>
-      <w:r>
-        <w:t>-védelem.</w:t>
+      <w:r>
+        <w:t xml:space="preserve"> + gomb tiltása, backend oldali idempotencia/duplikáció-védelem.</w:t>
       </w:r>
     </w:p>
     <w:p>
@@ -18159,23 +14269,7 @@
       </w:r>
       <w:r>
         <w:br/>
-        <w:t xml:space="preserve">Mert a felhasználók gyakran többször kattintanak, ha nem kapnak azonnali visszajelzést. Ha ezt a rendszer nem kezeli, létrejöhet duplikált regisztráció, hibás üzenetsorrend vagy adatinkonzisztencia. Ez a teszt megmutatja, hogy szükség van-e </w:t>
-      </w:r>
-      <w:proofErr w:type="spellStart"/>
-      <w:r>
-        <w:t>loading</w:t>
-      </w:r>
-      <w:proofErr w:type="spellEnd"/>
-      <w:r>
-        <w:t xml:space="preserve"> állapotra, gombtiltásra és backend oldali </w:t>
-      </w:r>
-      <w:proofErr w:type="spellStart"/>
-      <w:r>
-        <w:t>duplikáció</w:t>
-      </w:r>
-      <w:proofErr w:type="spellEnd"/>
-      <w:r>
-        <w:t>-védelemre.</w:t>
+        <w:t>Mert a felhasználók gyakran többször kattintanak, ha nem kapnak azonnali visszajelzést. Ha ezt a rendszer nem kezeli, létrejöhet duplikált regisztráció, hibás üzenetsorrend vagy adatinkonzisztencia. Ez a teszt megmutatja, hogy szükség van-e loading állapotra, gombtiltásra és backend oldali duplikáció-védelemre.</w:t>
       </w:r>
     </w:p>
     <w:p>
@@ -18208,21 +14302,7 @@
         <w:rPr>
           <w:rStyle w:val="Kiemels2"/>
         </w:rPr>
-        <w:t xml:space="preserve">Az üzenet típusa nem különül el (hiba </w:t>
-      </w:r>
-      <w:proofErr w:type="spellStart"/>
-      <w:r>
-        <w:rPr>
-          <w:rStyle w:val="Kiemels2"/>
-        </w:rPr>
-        <w:t>vs</w:t>
-      </w:r>
-      <w:proofErr w:type="spellEnd"/>
-      <w:r>
-        <w:rPr>
-          <w:rStyle w:val="Kiemels2"/>
-        </w:rPr>
-        <w:t xml:space="preserve"> siker)</w:t>
+        <w:t>Az üzenet típusa nem különül el (hiba vs siker)</w:t>
       </w:r>
     </w:p>
     <w:p>
@@ -18232,296 +14312,168 @@
       <w:r>
         <w:t xml:space="preserve">Mindig </w:t>
       </w:r>
-      <w:proofErr w:type="spellStart"/>
       <w:r>
         <w:rPr>
           <w:rStyle w:val="HTML-kd"/>
           <w:rFonts w:eastAsiaTheme="minorHAnsi"/>
         </w:rPr>
-        <w:t>Alert</w:t>
-      </w:r>
-      <w:proofErr w:type="spellEnd"/>
+        <w:t>Alert variant="info"</w:t>
+      </w:r>
+      <w:r>
+        <w:t xml:space="preserve"> jelenik meg, akkor is, ha hiba történt.</w:t>
+      </w:r>
+    </w:p>
+    <w:p>
+      <w:pPr>
+        <w:pStyle w:val="Felsorols1"/>
+      </w:pPr>
+      <w:r>
+        <w:t>Következmény: a felhasználó nem látja egyértelműen, hogy most hiba van vagy siker.</w:t>
+      </w:r>
+    </w:p>
+    <w:p>
+      <w:r>
+        <w:rPr>
+          <w:rStyle w:val="Kiemels2"/>
+        </w:rPr>
+        <w:t>ÁSZF elfogadás: a gomb tiltása miatt a hibaüzenet tipikusan nem látszik</w:t>
+      </w:r>
+    </w:p>
+    <w:p>
+      <w:pPr>
+        <w:pStyle w:val="Felsorols1"/>
+      </w:pPr>
+      <w:r>
+        <w:lastRenderedPageBreak/>
+        <w:t>A kódban van “Kérlek fogadd el…” üzenet, de normál használatnál a felhasználó csak annyit lát, hogy nem kattintható a gomb.</w:t>
+      </w:r>
+    </w:p>
+    <w:p>
+      <w:pPr>
+        <w:pStyle w:val="Felsorols1"/>
+      </w:pPr>
+      <w:r>
+        <w:t>UX hiba: érdemes lenne inline jelzés vagy automatikus üzenet.</w:t>
+      </w:r>
+    </w:p>
+    <w:p>
+      <w:r>
+        <w:rPr>
+          <w:rStyle w:val="Kiemels2"/>
+        </w:rPr>
+        <w:t>Nincs “loading” állapot és dupla submit elleni védelem</w:t>
+      </w:r>
+    </w:p>
+    <w:p>
+      <w:pPr>
+        <w:pStyle w:val="Felsorols1"/>
+      </w:pPr>
+      <w:r>
+        <w:t>Többszöri kattintással több kérés is kimehet.</w:t>
+      </w:r>
+    </w:p>
+    <w:p>
+      <w:pPr>
+        <w:pStyle w:val="Felsorols1"/>
+      </w:pPr>
+      <w:r>
+        <w:t>Következmény: duplikált regisztrációs kísérletek, zavaró hibák, vagy rosszabb esetben duplikált fiókok (backend függő).</w:t>
+      </w:r>
+    </w:p>
+    <w:p>
+      <w:r>
+        <w:rPr>
+          <w:rStyle w:val="Kiemels2"/>
+        </w:rPr>
+        <w:t>Hardcoded backend URL</w:t>
+      </w:r>
+    </w:p>
+    <w:p>
+      <w:pPr>
+        <w:pStyle w:val="Felsorols1"/>
+      </w:pPr>
       <w:r>
         <w:rPr>
           <w:rStyle w:val="HTML-kd"/>
           <w:rFonts w:eastAsiaTheme="minorHAnsi"/>
         </w:rPr>
-        <w:t xml:space="preserve"> </w:t>
-      </w:r>
-      <w:proofErr w:type="spellStart"/>
+        <w:t>http://localhost:3001</w:t>
+      </w:r>
+      <w:r>
+        <w:t xml:space="preserve"> éles környezetben nem jó.</w:t>
+      </w:r>
+    </w:p>
+    <w:p>
+      <w:pPr>
+        <w:pStyle w:val="Felsorols1"/>
+      </w:pPr>
+      <w:r>
+        <w:t>Következmény: deploy után az alkalmazás nem fog működni konfiguráció nélkül.</w:t>
+      </w:r>
+    </w:p>
+    <w:p>
+      <w:r>
+        <w:rPr>
+          <w:rStyle w:val="Kiemels2"/>
+        </w:rPr>
+        <w:t>Bemeneti validáció minimális</w:t>
+      </w:r>
+    </w:p>
+    <w:p>
+      <w:pPr>
+        <w:pStyle w:val="Felsorols1"/>
+      </w:pPr>
+      <w:r>
+        <w:t xml:space="preserve">Csak HTML </w:t>
+      </w:r>
       <w:r>
         <w:rPr>
           <w:rStyle w:val="HTML-kd"/>
           <w:rFonts w:eastAsiaTheme="minorHAnsi"/>
         </w:rPr>
-        <w:t>variant</w:t>
-      </w:r>
-      <w:proofErr w:type="spellEnd"/>
+        <w:t>required</w:t>
+      </w:r>
+      <w:r>
+        <w:t xml:space="preserve"> és email típus van.</w:t>
+      </w:r>
+    </w:p>
+    <w:p>
+      <w:pPr>
+        <w:pStyle w:val="Felsorols1"/>
+      </w:pPr>
+      <w:r>
+        <w:t>Nincs jelszó erősség-ellenőrzés, nincs hosszkorlát, nincs whitespace trim.</w:t>
+      </w:r>
+    </w:p>
+    <w:p>
+      <w:pPr>
+        <w:pStyle w:val="Felsorols1"/>
+      </w:pPr>
+      <w:r>
+        <w:t>Következmény: gyenge jelszavak, túl hosszú vagy “furcsa” adatok átmennek a frontend szűrőn.</w:t>
+      </w:r>
+    </w:p>
+    <w:p>
+      <w:r>
+        <w:rPr>
+          <w:rStyle w:val="Kiemels2"/>
+        </w:rPr>
+        <w:t>Navigáció útvonal kis/nagybetű érzékenység kockázata</w:t>
+      </w:r>
+    </w:p>
+    <w:p>
+      <w:pPr>
+        <w:pStyle w:val="Felsorols1"/>
+      </w:pPr>
       <w:r>
         <w:rPr>
           <w:rStyle w:val="HTML-kd"/>
           <w:rFonts w:eastAsiaTheme="minorHAnsi"/>
         </w:rPr>
-        <w:t>="</w:t>
-      </w:r>
-      <w:proofErr w:type="spellStart"/>
-      <w:r>
-        <w:rPr>
-          <w:rStyle w:val="HTML-kd"/>
-          <w:rFonts w:eastAsiaTheme="minorHAnsi"/>
-        </w:rPr>
-        <w:t>info</w:t>
-      </w:r>
-      <w:proofErr w:type="spellEnd"/>
-      <w:r>
-        <w:rPr>
-          <w:rStyle w:val="HTML-kd"/>
-          <w:rFonts w:eastAsiaTheme="minorHAnsi"/>
-        </w:rPr>
-        <w:t>"</w:t>
-      </w:r>
-      <w:r>
-        <w:t xml:space="preserve"> jelenik meg, akkor is, ha hiba történt.</w:t>
-      </w:r>
-    </w:p>
-    <w:p>
-      <w:pPr>
-        <w:pStyle w:val="Felsorols1"/>
-      </w:pPr>
-      <w:r>
-        <w:t>Következmény: a felhasználó nem látja egyértelműen, hogy most hiba van vagy siker.</w:t>
-      </w:r>
-    </w:p>
-    <w:p>
-      <w:r>
-        <w:rPr>
-          <w:rStyle w:val="Kiemels2"/>
-        </w:rPr>
-        <w:t>ÁSZF elfogadás: a gomb tiltása miatt a hibaüzenet tipikusan nem látszik</w:t>
-      </w:r>
-    </w:p>
-    <w:p>
-      <w:pPr>
-        <w:pStyle w:val="Felsorols1"/>
-      </w:pPr>
-      <w:r>
-        <w:lastRenderedPageBreak/>
-        <w:t>A kódban van “Kérlek fogadd el…” üzenet, de normál használatnál a felhasználó csak annyit lát, hogy nem kattintható a gomb.</w:t>
-      </w:r>
-    </w:p>
-    <w:p>
-      <w:pPr>
-        <w:pStyle w:val="Felsorols1"/>
-      </w:pPr>
-      <w:r>
-        <w:t xml:space="preserve">UX hiba: érdemes lenne </w:t>
-      </w:r>
-      <w:proofErr w:type="spellStart"/>
-      <w:r>
-        <w:t>inline</w:t>
-      </w:r>
-      <w:proofErr w:type="spellEnd"/>
-      <w:r>
-        <w:t xml:space="preserve"> jelzés vagy automatikus üzenet.</w:t>
-      </w:r>
-    </w:p>
-    <w:p>
-      <w:r>
-        <w:rPr>
-          <w:rStyle w:val="Kiemels2"/>
-        </w:rPr>
-        <w:t>Nincs “</w:t>
-      </w:r>
-      <w:proofErr w:type="spellStart"/>
-      <w:r>
-        <w:rPr>
-          <w:rStyle w:val="Kiemels2"/>
-        </w:rPr>
-        <w:t>loading</w:t>
-      </w:r>
-      <w:proofErr w:type="spellEnd"/>
-      <w:r>
-        <w:rPr>
-          <w:rStyle w:val="Kiemels2"/>
-        </w:rPr>
-        <w:t xml:space="preserve">” állapot és dupla </w:t>
-      </w:r>
-      <w:proofErr w:type="spellStart"/>
-      <w:r>
-        <w:rPr>
-          <w:rStyle w:val="Kiemels2"/>
-        </w:rPr>
-        <w:t>submit</w:t>
-      </w:r>
-      <w:proofErr w:type="spellEnd"/>
-      <w:r>
-        <w:rPr>
-          <w:rStyle w:val="Kiemels2"/>
-        </w:rPr>
-        <w:t xml:space="preserve"> elleni védelem</w:t>
-      </w:r>
-    </w:p>
-    <w:p>
-      <w:pPr>
-        <w:pStyle w:val="Felsorols1"/>
-      </w:pPr>
-      <w:r>
-        <w:t>Többszöri kattintással több kérés is kimehet.</w:t>
-      </w:r>
-    </w:p>
-    <w:p>
-      <w:pPr>
-        <w:pStyle w:val="Felsorols1"/>
-      </w:pPr>
-      <w:r>
-        <w:t>Következmény: duplikált regisztrációs kísérletek, zavaró hibák, vagy rosszabb esetben duplikált fiókok (backend függő).</w:t>
-      </w:r>
-    </w:p>
-    <w:p>
-      <w:proofErr w:type="spellStart"/>
-      <w:r>
-        <w:rPr>
-          <w:rStyle w:val="Kiemels2"/>
-        </w:rPr>
-        <w:t>Hardcoded</w:t>
-      </w:r>
-      <w:proofErr w:type="spellEnd"/>
-      <w:r>
-        <w:rPr>
-          <w:rStyle w:val="Kiemels2"/>
-        </w:rPr>
-        <w:t xml:space="preserve"> backend URL</w:t>
-      </w:r>
-    </w:p>
-    <w:p>
-      <w:pPr>
-        <w:pStyle w:val="Felsorols1"/>
-      </w:pPr>
-      <w:r>
-        <w:rPr>
-          <w:rStyle w:val="HTML-kd"/>
-          <w:rFonts w:eastAsiaTheme="minorHAnsi"/>
-        </w:rPr>
-        <w:t>http://localhost:3001</w:t>
-      </w:r>
-      <w:r>
-        <w:t xml:space="preserve"> éles környezetben nem jó.</w:t>
-      </w:r>
-    </w:p>
-    <w:p>
-      <w:pPr>
-        <w:pStyle w:val="Felsorols1"/>
-      </w:pPr>
-      <w:r>
-        <w:t xml:space="preserve">Következmény: </w:t>
-      </w:r>
-      <w:proofErr w:type="spellStart"/>
-      <w:r>
-        <w:t>deploy</w:t>
-      </w:r>
-      <w:proofErr w:type="spellEnd"/>
-      <w:r>
-        <w:t xml:space="preserve"> után az alkalmazás nem fog működni konfiguráció nélkül.</w:t>
-      </w:r>
-    </w:p>
-    <w:p>
-      <w:r>
-        <w:rPr>
-          <w:rStyle w:val="Kiemels2"/>
-        </w:rPr>
-        <w:t>Bemeneti validáció minimális</w:t>
-      </w:r>
-    </w:p>
-    <w:p>
-      <w:pPr>
-        <w:pStyle w:val="Felsorols1"/>
-      </w:pPr>
-      <w:r>
-        <w:t xml:space="preserve">Csak HTML </w:t>
-      </w:r>
-      <w:proofErr w:type="spellStart"/>
-      <w:r>
-        <w:rPr>
-          <w:rStyle w:val="HTML-kd"/>
-          <w:rFonts w:eastAsiaTheme="minorHAnsi"/>
-        </w:rPr>
-        <w:t>required</w:t>
-      </w:r>
-      <w:proofErr w:type="spellEnd"/>
-      <w:r>
-        <w:t xml:space="preserve"> és email típus van.</w:t>
-      </w:r>
-    </w:p>
-    <w:p>
-      <w:pPr>
-        <w:pStyle w:val="Felsorols1"/>
-      </w:pPr>
-      <w:r>
-        <w:t xml:space="preserve">Nincs jelszó erősség-ellenőrzés, nincs hosszkorlát, nincs </w:t>
-      </w:r>
-      <w:proofErr w:type="spellStart"/>
-      <w:r>
-        <w:t>whitespace</w:t>
-      </w:r>
-      <w:proofErr w:type="spellEnd"/>
-      <w:r>
-        <w:t xml:space="preserve"> </w:t>
-      </w:r>
-      <w:proofErr w:type="spellStart"/>
-      <w:r>
-        <w:t>trim</w:t>
-      </w:r>
-      <w:proofErr w:type="spellEnd"/>
-      <w:r>
-        <w:t>.</w:t>
-      </w:r>
-    </w:p>
-    <w:p>
-      <w:pPr>
-        <w:pStyle w:val="Felsorols1"/>
-      </w:pPr>
-      <w:r>
-        <w:t>Következmény: gyenge jelszavak, túl hosszú vagy “furcsa” adatok átmennek a frontend szűrőn.</w:t>
-      </w:r>
-    </w:p>
-    <w:p>
-      <w:r>
-        <w:rPr>
-          <w:rStyle w:val="Kiemels2"/>
-        </w:rPr>
-        <w:t>Navigáció útvonal kis/nagybetű érzékenység kockázata</w:t>
-      </w:r>
-    </w:p>
-    <w:p>
-      <w:pPr>
-        <w:pStyle w:val="Felsorols1"/>
-      </w:pPr>
-      <w:proofErr w:type="spellStart"/>
-      <w:r>
-        <w:rPr>
-          <w:rStyle w:val="HTML-kd"/>
-          <w:rFonts w:eastAsiaTheme="minorHAnsi"/>
-        </w:rPr>
-        <w:t>navigate</w:t>
-      </w:r>
-      <w:proofErr w:type="spellEnd"/>
-      <w:r>
-        <w:rPr>
-          <w:rStyle w:val="HTML-kd"/>
-          <w:rFonts w:eastAsiaTheme="minorHAnsi"/>
-        </w:rPr>
-        <w:t>("/Login")</w:t>
-      </w:r>
-      <w:r>
-        <w:t xml:space="preserve"> akkor működik biztosan, ha a </w:t>
-      </w:r>
-      <w:proofErr w:type="spellStart"/>
-      <w:r>
-        <w:t>route</w:t>
-      </w:r>
-      <w:proofErr w:type="spellEnd"/>
-      <w:r>
-        <w:t xml:space="preserve"> pontosan így van definiálva.</w:t>
+        <w:t>navigate("/Login")</w:t>
+      </w:r>
+      <w:r>
+        <w:t xml:space="preserve"> akkor működik biztosan, ha a route pontosan így van definiálva.</w:t>
       </w:r>
     </w:p>
     <w:p>
@@ -18611,7 +14563,6 @@
       <w:r>
         <w:t xml:space="preserve"> szemlélettel lefedtem a kód fő elágazásait: </w:t>
       </w:r>
-      <w:proofErr w:type="spellStart"/>
       <w:r>
         <w:rPr>
           <w:rStyle w:val="HTML-kd"/>
@@ -18619,45 +14570,18 @@
         </w:rPr>
         <w:t>accepted</w:t>
       </w:r>
-      <w:proofErr w:type="spellEnd"/>
       <w:r>
         <w:t xml:space="preserve"> ellenőrzés, jelszó egyezés, </w:t>
       </w:r>
-      <w:proofErr w:type="spellStart"/>
       <w:r>
         <w:rPr>
           <w:rStyle w:val="HTML-kd"/>
           <w:rFonts w:eastAsiaTheme="minorHAnsi"/>
         </w:rPr>
-        <w:t>try</w:t>
-      </w:r>
-      <w:proofErr w:type="spellEnd"/>
-      <w:r>
-        <w:rPr>
-          <w:rStyle w:val="HTML-kd"/>
-          <w:rFonts w:eastAsiaTheme="minorHAnsi"/>
-        </w:rPr>
-        <w:t>/</w:t>
-      </w:r>
-      <w:proofErr w:type="spellStart"/>
-      <w:r>
-        <w:rPr>
-          <w:rStyle w:val="HTML-kd"/>
-          <w:rFonts w:eastAsiaTheme="minorHAnsi"/>
-        </w:rPr>
-        <w:t>catch</w:t>
-      </w:r>
-      <w:proofErr w:type="spellEnd"/>
-      <w:r>
-        <w:t xml:space="preserve"> és a </w:t>
-      </w:r>
-      <w:proofErr w:type="spellStart"/>
-      <w:r>
-        <w:t>fallback</w:t>
-      </w:r>
-      <w:proofErr w:type="spellEnd"/>
-      <w:r>
-        <w:t xml:space="preserve"> hibaüzenet.</w:t>
+        <w:t>try/catch</w:t>
+      </w:r>
+      <w:r>
+        <w:t xml:space="preserve"> és a fallback hibaüzenet.</w:t>
       </w:r>
     </w:p>
     <w:p>
@@ -18705,17 +14629,8 @@
           <w:i/>
           <w:iCs/>
         </w:rPr>
-        <w:t>backend-</w:t>
-      </w:r>
-      <w:proofErr w:type="spellStart"/>
-      <w:r>
-        <w:rPr>
-          <w:i/>
-          <w:iCs/>
-        </w:rPr>
-        <w:t>teszt.json</w:t>
-      </w:r>
-      <w:proofErr w:type="spellEnd"/>
+        <w:t>backend-teszt.json</w:t>
+      </w:r>
       <w:r>
         <w:t>” néven.</w:t>
       </w:r>
@@ -18725,23 +14640,7 @@
         <w:pStyle w:val="Cmsor4"/>
       </w:pPr>
       <w:r>
-        <w:t>/</w:t>
-      </w:r>
-      <w:proofErr w:type="spellStart"/>
-      <w:r>
-        <w:t>api</w:t>
-      </w:r>
-      <w:proofErr w:type="spellEnd"/>
-      <w:r>
-        <w:t>/latest-</w:t>
-      </w:r>
-      <w:proofErr w:type="spellStart"/>
-      <w:r>
-        <w:t>images</w:t>
-      </w:r>
-      <w:proofErr w:type="spellEnd"/>
-      <w:r>
-        <w:t xml:space="preserve"> (GET)</w:t>
+        <w:t>/api/latest-images (GET)</w:t>
       </w:r>
     </w:p>
     <w:p>
@@ -18808,31 +14707,7 @@
         </w:drawing>
       </w:r>
       <w:r>
-        <w:t>A latest-</w:t>
-      </w:r>
-      <w:proofErr w:type="spellStart"/>
-      <w:r>
-        <w:t>images</w:t>
-      </w:r>
-      <w:proofErr w:type="spellEnd"/>
-      <w:r>
-        <w:t xml:space="preserve"> </w:t>
-      </w:r>
-      <w:proofErr w:type="spellStart"/>
-      <w:r>
-        <w:t>api</w:t>
-      </w:r>
-      <w:proofErr w:type="spellEnd"/>
-      <w:r>
-        <w:t xml:space="preserve"> végpont lekérdezi a felhasználók legutóbb feltöltött képeit, amelyek kilistázásra kerülnek a </w:t>
-      </w:r>
-      <w:proofErr w:type="spellStart"/>
-      <w:r>
-        <w:t>Browse</w:t>
-      </w:r>
-      <w:proofErr w:type="spellEnd"/>
-      <w:r>
-        <w:t xml:space="preserve"> oldalon.</w:t>
+        <w:t>A latest-images api végpont lekérdezi a felhasználók legutóbb feltöltött képeit, amelyek kilistázásra kerülnek a Browse oldalon.</w:t>
       </w:r>
     </w:p>
     <w:p/>
@@ -18843,23 +14718,7 @@
         <w:pStyle w:val="Cmsor4"/>
       </w:pPr>
       <w:r>
-        <w:t>/</w:t>
-      </w:r>
-      <w:proofErr w:type="spellStart"/>
-      <w:r>
-        <w:t>api</w:t>
-      </w:r>
-      <w:proofErr w:type="spellEnd"/>
-      <w:r>
-        <w:t>/</w:t>
-      </w:r>
-      <w:proofErr w:type="spellStart"/>
-      <w:r>
-        <w:t>register</w:t>
-      </w:r>
-      <w:proofErr w:type="spellEnd"/>
-      <w:r>
-        <w:t xml:space="preserve"> (POST)</w:t>
+        <w:t>/api/register (POST)</w:t>
       </w:r>
     </w:p>
     <w:p>
@@ -18926,15 +14785,7 @@
         </w:drawing>
       </w:r>
       <w:r>
-        <w:t xml:space="preserve">Ez az </w:t>
-      </w:r>
-      <w:proofErr w:type="spellStart"/>
-      <w:r>
-        <w:t>api</w:t>
-      </w:r>
-      <w:proofErr w:type="spellEnd"/>
-      <w:r>
-        <w:t xml:space="preserve"> rögzíti a frissen regisztrált felhasználók adatait az adatbázisban.</w:t>
+        <w:t>Ez az api rögzíti a frissen regisztrált felhasználók adatait az adatbázisban.</w:t>
       </w:r>
     </w:p>
     <w:p/>
@@ -18950,21 +14801,7 @@
         <w:rPr>
           <w:shd w:val="clear" w:color="auto" w:fill="FFFFFF"/>
         </w:rPr>
-        <w:t>/</w:t>
-      </w:r>
-      <w:proofErr w:type="spellStart"/>
-      <w:r>
-        <w:rPr>
-          <w:shd w:val="clear" w:color="auto" w:fill="FFFFFF"/>
-        </w:rPr>
-        <w:t>api</w:t>
-      </w:r>
-      <w:proofErr w:type="spellEnd"/>
-      <w:r>
-        <w:rPr>
-          <w:shd w:val="clear" w:color="auto" w:fill="FFFFFF"/>
-        </w:rPr>
-        <w:t>/login (POST)</w:t>
+        <w:t>/api/login (POST)</w:t>
       </w:r>
     </w:p>
     <w:p>
@@ -19031,15 +14868,7 @@
         </w:drawing>
       </w:r>
       <w:r>
-        <w:t xml:space="preserve">Ez az API végpont ellenőrzi a megadott email és jelszó helyességét az adatbázisban, majd sikeres hitelesítés esetén egy 1 óráig érvényes JWT </w:t>
-      </w:r>
-      <w:proofErr w:type="spellStart"/>
-      <w:r>
-        <w:t>tokent</w:t>
-      </w:r>
-      <w:proofErr w:type="spellEnd"/>
-      <w:r>
-        <w:t xml:space="preserve"> ad vissza a felhasználó adataival.</w:t>
+        <w:t>Ez az API végpont ellenőrzi a megadott email és jelszó helyességét az adatbázisban, majd sikeres hitelesítés esetén egy 1 óráig érvényes JWT tokent ad vissza a felhasználó adataival.</w:t>
       </w:r>
       <w:r>
         <w:t xml:space="preserve"> Ezzel a profillal a fejlesztők további teszteket készíthetnek, használhatják további munkáikhoz. Nem kötelező, ha szeretne létrehozhat saját profilt is, ha neki az kényelmesebb.</w:t>
@@ -19095,23 +14924,7 @@
     <w:p>
       <w:bookmarkStart w:id="61" w:name="_Toc473730753"/>
       <w:r>
-        <w:t xml:space="preserve">A </w:t>
-      </w:r>
-      <w:proofErr w:type="spellStart"/>
-      <w:r>
-        <w:t>Noire</w:t>
-      </w:r>
-      <w:proofErr w:type="spellEnd"/>
-      <w:r>
-        <w:t xml:space="preserve"> Photo </w:t>
-      </w:r>
-      <w:proofErr w:type="spellStart"/>
-      <w:r>
-        <w:t>Collection</w:t>
-      </w:r>
-      <w:proofErr w:type="spellEnd"/>
-      <w:r>
-        <w:t xml:space="preserve"> rendszer jelenlegi funkcionalitása stabil alapot biztosít egy közösségi fotómegosztó platform működéséhez. A jövőbeni fejlesztések célja a biztonság növelése, a felhasználói élmény javítása, valamint a szakmai és közösségi funkciók bővítése.</w:t>
+        <w:t>A Noire Photo Collection rendszer jelenlegi funkcionalitása stabil alapot biztosít egy közösségi fotómegosztó platform működéséhez. A jövőbeni fejlesztések célja a biztonság növelése, a felhasználói élmény javítása, valamint a szakmai és közösségi funkciók bővítése.</w:t>
       </w:r>
     </w:p>
     <w:p>
@@ -19126,23 +14939,7 @@
     </w:p>
     <w:p>
       <w:r>
-        <w:t>A rendszer biztonságának növelése érdekében javasolt a kétlépcsős azonosítás (</w:t>
-      </w:r>
-      <w:proofErr w:type="spellStart"/>
-      <w:r>
-        <w:t>Two-Factor</w:t>
-      </w:r>
-      <w:proofErr w:type="spellEnd"/>
-      <w:r>
-        <w:t xml:space="preserve"> </w:t>
-      </w:r>
-      <w:proofErr w:type="spellStart"/>
-      <w:r>
-        <w:t>Authentication</w:t>
-      </w:r>
-      <w:proofErr w:type="spellEnd"/>
-      <w:r>
-        <w:t xml:space="preserve"> – 2FA) bevezetése.</w:t>
+        <w:t>A rendszer biztonságának növelése érdekében javasolt a kétlépcsős azonosítás (Two-Factor Authentication – 2FA) bevezetése.</w:t>
       </w:r>
     </w:p>
     <w:p>
@@ -19177,15 +14974,7 @@
       </w:r>
       <w:r>
         <w:br/>
-        <w:t xml:space="preserve">A felhasználó a jelszó megadása után egy egyszer használatos kódot kapna e-mailben vagy hitelesítő alkalmazáson keresztül (pl. </w:t>
-      </w:r>
-      <w:proofErr w:type="spellStart"/>
-      <w:r>
-        <w:t>authenticator</w:t>
-      </w:r>
-      <w:proofErr w:type="spellEnd"/>
-      <w:r>
-        <w:t xml:space="preserve"> app). A belépés csak a kód megadásával válna érvényessé.</w:t>
+        <w:t>A felhasználó a jelszó megadása után egy egyszer használatos kódot kapna e-mailben vagy hitelesítő alkalmazáson keresztül (pl. authenticator app). A belépés csak a kód megadásával válna érvényessé.</w:t>
       </w:r>
     </w:p>
     <w:p>
@@ -19228,16 +15017,8 @@
         <w:rPr>
           <w:rStyle w:val="whitespace-normal"/>
         </w:rPr>
-        <w:t xml:space="preserve">Google </w:t>
-      </w:r>
-      <w:proofErr w:type="spellStart"/>
-      <w:r>
-        <w:rPr>
-          <w:rStyle w:val="whitespace-normal"/>
-        </w:rPr>
-        <w:t>Maps</w:t>
-      </w:r>
-      <w:proofErr w:type="spellEnd"/>
+        <w:t>Google Maps</w:t>
+      </w:r>
       <w:r>
         <w:t xml:space="preserve"> térképszolgáltatás.</w:t>
       </w:r>
@@ -19325,31 +15106,7 @@
     </w:p>
     <w:p>
       <w:r>
-        <w:t xml:space="preserve">A jövőbeni fejlesztési tervek között szerepel egy natív mobilalkalmazás elkészítése, amely a </w:t>
-      </w:r>
-      <w:proofErr w:type="spellStart"/>
-      <w:r>
-        <w:t>Noire</w:t>
-      </w:r>
-      <w:proofErr w:type="spellEnd"/>
-      <w:r>
-        <w:t xml:space="preserve"> Photo </w:t>
-      </w:r>
-      <w:proofErr w:type="spellStart"/>
-      <w:r>
-        <w:t>Collection</w:t>
-      </w:r>
-      <w:proofErr w:type="spellEnd"/>
-      <w:r>
-        <w:t xml:space="preserve"> platform funkcióit mobil eszközökön is </w:t>
-      </w:r>
-      <w:proofErr w:type="spellStart"/>
-      <w:r>
-        <w:t>teljeskörűen</w:t>
-      </w:r>
-      <w:proofErr w:type="spellEnd"/>
-      <w:r>
-        <w:t xml:space="preserve"> elérhetővé tenné.</w:t>
+        <w:t>A jövőbeni fejlesztési tervek között szerepel egy natív mobilalkalmazás elkészítése, amely a Noire Photo Collection platform funkcióit mobil eszközökön is teljeskörűen elérhetővé tenné.</w:t>
       </w:r>
     </w:p>
     <w:p>
@@ -19392,19 +15149,11 @@
       <w:pPr>
         <w:pStyle w:val="Felsorols1"/>
       </w:pPr>
-      <w:proofErr w:type="spellStart"/>
       <w:r>
         <w:rPr>
           <w:rStyle w:val="Kiemels2"/>
         </w:rPr>
-        <w:t>Push</w:t>
-      </w:r>
-      <w:proofErr w:type="spellEnd"/>
-      <w:r>
-        <w:rPr>
-          <w:rStyle w:val="Kiemels2"/>
-        </w:rPr>
-        <w:t xml:space="preserve"> értesítések:</w:t>
+        <w:t>Push értesítések:</w:t>
       </w:r>
       <w:r>
         <w:br/>
@@ -19438,15 +15187,7 @@
       </w:r>
       <w:r>
         <w:br/>
-        <w:t xml:space="preserve">Bizonyos tartalmak </w:t>
-      </w:r>
-      <w:proofErr w:type="spellStart"/>
-      <w:r>
-        <w:t>gyorsítótárazása</w:t>
-      </w:r>
-      <w:proofErr w:type="spellEnd"/>
-      <w:r>
-        <w:t xml:space="preserve"> lehetővé tenné a gördülékenyebb felhasználói élményt gyengébb internetkapcsolat esetén is.</w:t>
+        <w:t>Bizonyos tartalmak gyorsítótárazása lehetővé tenné a gördülékenyebb felhasználói élményt gyengébb internetkapcsolat esetén is.</w:t>
       </w:r>
     </w:p>
     <w:p>
@@ -19466,16 +15207,8 @@
         <w:rPr>
           <w:rStyle w:val="whitespace-normal"/>
         </w:rPr>
-        <w:t xml:space="preserve">App </w:t>
-      </w:r>
-      <w:proofErr w:type="spellStart"/>
-      <w:r>
-        <w:rPr>
-          <w:rStyle w:val="whitespace-normal"/>
-        </w:rPr>
-        <w:t>Store</w:t>
-      </w:r>
-      <w:proofErr w:type="spellEnd"/>
+        <w:t>App Store</w:t>
+      </w:r>
       <w:r>
         <w:t xml:space="preserve"> áruházakban, ezzel jelentősen növelve a platform elérését és felhasználói bázisát.</w:t>
       </w:r>
@@ -19492,34 +15225,13 @@
       </w:pPr>
       <w:bookmarkStart w:id="65" w:name="_Toc224117394"/>
       <w:r>
-        <w:t xml:space="preserve">A program jövőbeni hasznosulása és </w:t>
-      </w:r>
-      <w:proofErr w:type="spellStart"/>
-      <w:r>
-        <w:t>továbbélése</w:t>
+        <w:t>A program jövőbeni hasznosulása és továbbélése</w:t>
       </w:r>
       <w:bookmarkEnd w:id="65"/>
-      <w:proofErr w:type="spellEnd"/>
-    </w:p>
-    <w:p>
-      <w:r>
-        <w:t xml:space="preserve">A </w:t>
-      </w:r>
-      <w:proofErr w:type="spellStart"/>
-      <w:r>
-        <w:t>Noire</w:t>
-      </w:r>
-      <w:proofErr w:type="spellEnd"/>
-      <w:r>
-        <w:t xml:space="preserve"> Photo </w:t>
-      </w:r>
-      <w:proofErr w:type="spellStart"/>
-      <w:r>
-        <w:t>Collection</w:t>
-      </w:r>
-      <w:proofErr w:type="spellEnd"/>
-      <w:r>
-        <w:t xml:space="preserve"> projekt nem csupán vizsgafeladatként értelmezhető, hanem egy olyan rendszer alapját képezi, amely valós környezetben is életképes és továbbfejleszthető. A projektben megvalósított funkciók – felhasználókezelés, képfeltöltés, értékelési rendszer, hozzászólások, közösségi interakciók – egy működőképes közösségi platform alapjait adják, amely megfelelő továbbfejlesztéssel akár szélesebb közönség számára is elérhetővé tehető.</w:t>
+    </w:p>
+    <w:p>
+      <w:r>
+        <w:t>A Noire Photo Collection projekt nem csupán vizsgafeladatként értelmezhető, hanem egy olyan rendszer alapját képezi, amely valós környezetben is életképes és továbbfejleszthető. A projektben megvalósított funkciók – felhasználókezelés, képfeltöltés, értékelési rendszer, hozzászólások, közösségi interakciók – egy működőképes közösségi platform alapjait adják, amely megfelelő továbbfejlesztéssel akár szélesebb közönség számára is elérhetővé tehető.</w:t>
       </w:r>
     </w:p>
     <w:p>
@@ -19631,15 +15343,7 @@
     </w:p>
     <w:p>
       <w:r>
-        <w:t xml:space="preserve">Ezáltal a projekt szakmai portfólióként is felhasználható, amely bizonyítja a komplex webes alkalmazás fejlesztésére való </w:t>
-      </w:r>
-      <w:proofErr w:type="spellStart"/>
-      <w:r>
-        <w:t>alkalmasságot</w:t>
-      </w:r>
-      <w:proofErr w:type="spellEnd"/>
-      <w:r>
-        <w:t>.</w:t>
+        <w:t>Ezáltal a projekt szakmai portfólióként is felhasználható, amely bizonyítja a komplex webes alkalmazás fejlesztésére való alkalmasságot.</w:t>
       </w:r>
     </w:p>
     <w:p>
@@ -19738,15 +15442,7 @@
       </w:pPr>
       <w:r>
         <w:lastRenderedPageBreak/>
-        <w:t xml:space="preserve">automatikus </w:t>
-      </w:r>
-      <w:proofErr w:type="spellStart"/>
-      <w:r>
-        <w:t>moderációs</w:t>
-      </w:r>
-      <w:proofErr w:type="spellEnd"/>
-      <w:r>
-        <w:t xml:space="preserve"> eszközök beépítésére.</w:t>
+        <w:t>automatikus moderációs eszközök beépítésére.</w:t>
       </w:r>
     </w:p>
     <w:p>
@@ -19763,23 +15459,7 @@
     </w:p>
     <w:p>
       <w:r>
-        <w:t xml:space="preserve">Összességében a </w:t>
-      </w:r>
-      <w:proofErr w:type="spellStart"/>
-      <w:r>
-        <w:t>Noire</w:t>
-      </w:r>
-      <w:proofErr w:type="spellEnd"/>
-      <w:r>
-        <w:t xml:space="preserve"> Photo </w:t>
-      </w:r>
-      <w:proofErr w:type="spellStart"/>
-      <w:r>
-        <w:t>Collection</w:t>
-      </w:r>
-      <w:proofErr w:type="spellEnd"/>
-      <w:r>
-        <w:t xml:space="preserve"> projekt nem csupán egy vizsgafeladat megvalósítása, hanem egy továbbfejleszthető, valós piaci és közösségi potenciállal rendelkező rendszer alapja. A projekt lehetőséget biztosít a szakmai fejlődésre mind fejlesztői, mind felhasználói oldalról, és megfelelő továbbfejlesztéssel hosszú távon is fenntartható, értékteremtő platformmá válhat.</w:t>
+        <w:t>Összességében a Noire Photo Collection projekt nem csupán egy vizsgafeladat megvalósítása, hanem egy továbbfejleszthető, valós piaci és közösségi potenciállal rendelkező rendszer alapja. A projekt lehetőséget biztosít a szakmai fejlődésre mind fejlesztői, mind felhasználói oldalról, és megfelelő továbbfejlesztéssel hosszú távon is fenntartható, értékteremtő platformmá válhat.</w:t>
       </w:r>
     </w:p>
     <w:p/>
@@ -20302,19 +15982,9 @@
         <w:tab w:val="right" w:pos="8647"/>
       </w:tabs>
     </w:pPr>
-    <w:proofErr w:type="spellStart"/>
     <w:r>
-      <w:t>Noire</w:t>
+      <w:t>Noire-Photo-Collection</w:t>
     </w:r>
-    <w:proofErr w:type="spellEnd"/>
-    <w:r>
-      <w:t>-Photo-</w:t>
-    </w:r>
-    <w:proofErr w:type="spellStart"/>
-    <w:r>
-      <w:t>Collection</w:t>
-    </w:r>
-    <w:proofErr w:type="spellEnd"/>
     <w:r>
       <w:tab/>
     </w:r>
@@ -24133,7 +19803,7 @@
       <w:lvlText w:val="%1.%2.%3.%4"/>
       <w:lvlJc w:val="left"/>
       <w:pPr>
-        <w:ind w:left="864" w:hanging="864"/>
+        <w:ind w:left="2424" w:hanging="864"/>
       </w:pPr>
     </w:lvl>
     <w:lvl w:ilvl="4">
@@ -27270,7 +22940,7 @@
     <w:uiPriority w:val="9"/>
     <w:unhideWhenUsed/>
     <w:qFormat/>
-    <w:rsid w:val="00AC7CA9"/>
+    <w:rsid w:val="00FF2635"/>
     <w:pPr>
       <w:keepNext/>
       <w:keepLines/>
@@ -27279,6 +22949,7 @@
         <w:numId w:val="1"/>
       </w:numPr>
       <w:spacing w:before="40" w:after="0"/>
+      <w:ind w:left="864"/>
       <w:outlineLvl w:val="3"/>
     </w:pPr>
     <w:rPr>
@@ -27696,7 +23367,7 @@
     <w:basedOn w:val="Bekezdsalapbettpusa"/>
     <w:link w:val="Cmsor4"/>
     <w:uiPriority w:val="9"/>
-    <w:rsid w:val="00AC7CA9"/>
+    <w:rsid w:val="00FF2635"/>
     <w:rPr>
       <w:rFonts w:asciiTheme="majorHAnsi" w:eastAsiaTheme="majorEastAsia" w:hAnsiTheme="majorHAnsi" w:cstheme="majorBidi"/>
       <w:i/>

--- a/dokumentacio/noire-photo-collection_dokumentacio.docx
+++ b/dokumentacio/noire-photo-collection_dokumentacio.docx
@@ -53,9 +53,19 @@
         <w:pStyle w:val="Alcm"/>
         <w:spacing w:after="5000" w:line="360" w:lineRule="auto"/>
       </w:pPr>
-      <w:r>
-        <w:t>Noire-Photo-Collection</w:t>
-      </w:r>
+      <w:proofErr w:type="spellStart"/>
+      <w:r>
+        <w:t>Noire</w:t>
+      </w:r>
+      <w:proofErr w:type="spellEnd"/>
+      <w:r>
+        <w:t>-Photo-</w:t>
+      </w:r>
+      <w:proofErr w:type="spellStart"/>
+      <w:r>
+        <w:t>Collection</w:t>
+      </w:r>
+      <w:proofErr w:type="spellEnd"/>
     </w:p>
     <w:p>
       <w:pPr>
@@ -78,8 +88,13 @@
         </w:tabs>
         <w:ind w:left="1701"/>
       </w:pPr>
-      <w:r>
-        <w:t>Dobrocsi Róbertné</w:t>
+      <w:proofErr w:type="spellStart"/>
+      <w:r>
+        <w:t>Dobrocsi</w:t>
+      </w:r>
+      <w:proofErr w:type="spellEnd"/>
+      <w:r>
+        <w:t xml:space="preserve"> Róbertné</w:t>
       </w:r>
       <w:r>
         <w:tab/>
@@ -101,8 +116,13 @@
       <w:r>
         <w:tab/>
       </w:r>
-      <w:r>
-        <w:t>Kabai Zsombor</w:t>
+      <w:proofErr w:type="spellStart"/>
+      <w:r>
+        <w:t>Kabai</w:t>
+      </w:r>
+      <w:proofErr w:type="spellEnd"/>
+      <w:r>
+        <w:t xml:space="preserve"> Zsombor</w:t>
       </w:r>
     </w:p>
     <w:p>
@@ -119,8 +139,13 @@
       <w:r>
         <w:tab/>
       </w:r>
-      <w:r>
-        <w:t>Haberle Tamás</w:t>
+      <w:proofErr w:type="spellStart"/>
+      <w:r>
+        <w:t>Haberle</w:t>
+      </w:r>
+      <w:proofErr w:type="spellEnd"/>
+      <w:r>
+        <w:t xml:space="preserve"> Tamás</w:t>
       </w:r>
     </w:p>
     <w:sdt>
@@ -5918,16 +5943,31 @@
       <w:pPr>
         <w:pStyle w:val="Felsorols1"/>
       </w:pPr>
+      <w:proofErr w:type="spellStart"/>
       <w:r>
         <w:t>css</w:t>
       </w:r>
-    </w:p>
-    <w:p>
-      <w:pPr>
-        <w:pStyle w:val="Felsorols1"/>
-      </w:pPr>
-      <w:r>
-        <w:t>React library-k</w:t>
+      <w:proofErr w:type="spellEnd"/>
+    </w:p>
+    <w:p>
+      <w:pPr>
+        <w:pStyle w:val="Felsorols1"/>
+      </w:pPr>
+      <w:proofErr w:type="spellStart"/>
+      <w:r>
+        <w:t>React</w:t>
+      </w:r>
+      <w:proofErr w:type="spellEnd"/>
+      <w:r>
+        <w:t xml:space="preserve"> </w:t>
+      </w:r>
+      <w:proofErr w:type="spellStart"/>
+      <w:r>
+        <w:t>library</w:t>
+      </w:r>
+      <w:proofErr w:type="spellEnd"/>
+      <w:r>
+        <w:t>-k</w:t>
       </w:r>
     </w:p>
     <w:p>
@@ -6024,24 +6064,44 @@
         <w:pStyle w:val="Felsorols1"/>
       </w:pPr>
       <w:r>
-        <w:t>GitHub Desktop</w:t>
-      </w:r>
-    </w:p>
-    <w:p>
-      <w:pPr>
-        <w:pStyle w:val="Felsorols1"/>
-      </w:pPr>
-      <w:r>
-        <w:t>Visual Studio Code</w:t>
-      </w:r>
-    </w:p>
-    <w:p>
-      <w:pPr>
-        <w:pStyle w:val="Felsorols1"/>
-      </w:pPr>
+        <w:t xml:space="preserve">GitHub </w:t>
+      </w:r>
+      <w:proofErr w:type="spellStart"/>
+      <w:r>
+        <w:t>Desktop</w:t>
+      </w:r>
+      <w:proofErr w:type="spellEnd"/>
+    </w:p>
+    <w:p>
+      <w:pPr>
+        <w:pStyle w:val="Felsorols1"/>
+      </w:pPr>
+      <w:r>
+        <w:t xml:space="preserve">Visual </w:t>
+      </w:r>
+      <w:proofErr w:type="spellStart"/>
+      <w:r>
+        <w:t>Studio</w:t>
+      </w:r>
+      <w:proofErr w:type="spellEnd"/>
+      <w:r>
+        <w:t xml:space="preserve"> </w:t>
+      </w:r>
+      <w:proofErr w:type="spellStart"/>
+      <w:r>
+        <w:t>Code</w:t>
+      </w:r>
+      <w:proofErr w:type="spellEnd"/>
+    </w:p>
+    <w:p>
+      <w:pPr>
+        <w:pStyle w:val="Felsorols1"/>
+      </w:pPr>
+      <w:proofErr w:type="spellStart"/>
       <w:r>
         <w:t>phpMyAdmin</w:t>
       </w:r>
+      <w:proofErr w:type="spellEnd"/>
     </w:p>
     <w:p>
       <w:pPr>
@@ -6063,33 +6123,44 @@
       <w:pPr>
         <w:pStyle w:val="Felsorols1"/>
       </w:pPr>
+      <w:proofErr w:type="spellStart"/>
       <w:r>
         <w:t>Figma</w:t>
       </w:r>
-    </w:p>
-    <w:p>
-      <w:pPr>
-        <w:pStyle w:val="Felsorols1"/>
-      </w:pPr>
-      <w:r>
-        <w:t>Microsoft Teams</w:t>
-      </w:r>
-    </w:p>
-    <w:p>
-      <w:pPr>
-        <w:pStyle w:val="Felsorols1"/>
-      </w:pPr>
+      <w:proofErr w:type="spellEnd"/>
+    </w:p>
+    <w:p>
+      <w:pPr>
+        <w:pStyle w:val="Felsorols1"/>
+      </w:pPr>
+      <w:r>
+        <w:t xml:space="preserve">Microsoft </w:t>
+      </w:r>
+      <w:proofErr w:type="spellStart"/>
+      <w:r>
+        <w:t>Teams</w:t>
+      </w:r>
+      <w:proofErr w:type="spellEnd"/>
+    </w:p>
+    <w:p>
+      <w:pPr>
+        <w:pStyle w:val="Felsorols1"/>
+      </w:pPr>
+      <w:proofErr w:type="spellStart"/>
       <w:r>
         <w:t>Discrod</w:t>
       </w:r>
-    </w:p>
-    <w:p>
-      <w:pPr>
-        <w:pStyle w:val="Felsorols1"/>
-      </w:pPr>
+      <w:proofErr w:type="spellEnd"/>
+    </w:p>
+    <w:p>
+      <w:pPr>
+        <w:pStyle w:val="Felsorols1"/>
+      </w:pPr>
+      <w:proofErr w:type="spellStart"/>
       <w:r>
         <w:t>Trello</w:t>
       </w:r>
+      <w:proofErr w:type="spellEnd"/>
     </w:p>
     <w:p>
       <w:pPr>
@@ -6171,12 +6242,40 @@
         <w:rPr>
           <w:color w:val="000000" w:themeColor="text1"/>
         </w:rPr>
-        <w:t>A Noire Photo Collection egy ingyenesen használható, közösségi alapokon működő weboldal, amely fotósok és a fotózás iránt érdeklődő</w:t>
-      </w:r>
+        <w:t xml:space="preserve">A </w:t>
+      </w:r>
+      <w:proofErr w:type="spellStart"/>
       <w:r>
         <w:rPr>
           <w:color w:val="000000" w:themeColor="text1"/>
         </w:rPr>
+        <w:t>Noire</w:t>
+      </w:r>
+      <w:proofErr w:type="spellEnd"/>
+      <w:r>
+        <w:rPr>
+          <w:color w:val="000000" w:themeColor="text1"/>
+        </w:rPr>
+        <w:t xml:space="preserve"> Photo </w:t>
+      </w:r>
+      <w:proofErr w:type="spellStart"/>
+      <w:r>
+        <w:rPr>
+          <w:color w:val="000000" w:themeColor="text1"/>
+        </w:rPr>
+        <w:t>Collection</w:t>
+      </w:r>
+      <w:proofErr w:type="spellEnd"/>
+      <w:r>
+        <w:rPr>
+          <w:color w:val="000000" w:themeColor="text1"/>
+        </w:rPr>
+        <w:t xml:space="preserve"> egy ingyenesen használható, közösségi alapokon működő weboldal, amely fotósok és a fotózás iránt érdeklődő</w:t>
+      </w:r>
+      <w:r>
+        <w:rPr>
+          <w:color w:val="000000" w:themeColor="text1"/>
+        </w:rPr>
         <w:t>, illetve</w:t>
       </w:r>
       <w:r>
@@ -6207,7 +6306,35 @@
         <w:rPr>
           <w:color w:val="000000" w:themeColor="text1"/>
         </w:rPr>
-        <w:t xml:space="preserve">A Noire Photo Collection közösség által fenntartott rendszer, ahol a feltöltött képek szabadon felhasználhatók, ezzel támogatva a kreatív tartalmak megosztását és </w:t>
+        <w:t xml:space="preserve">A </w:t>
+      </w:r>
+      <w:proofErr w:type="spellStart"/>
+      <w:r>
+        <w:rPr>
+          <w:color w:val="000000" w:themeColor="text1"/>
+        </w:rPr>
+        <w:t>Noire</w:t>
+      </w:r>
+      <w:proofErr w:type="spellEnd"/>
+      <w:r>
+        <w:rPr>
+          <w:color w:val="000000" w:themeColor="text1"/>
+        </w:rPr>
+        <w:t xml:space="preserve"> Photo </w:t>
+      </w:r>
+      <w:proofErr w:type="spellStart"/>
+      <w:r>
+        <w:rPr>
+          <w:color w:val="000000" w:themeColor="text1"/>
+        </w:rPr>
+        <w:t>Collection</w:t>
+      </w:r>
+      <w:proofErr w:type="spellEnd"/>
+      <w:r>
+        <w:rPr>
+          <w:color w:val="000000" w:themeColor="text1"/>
+        </w:rPr>
+        <w:t xml:space="preserve"> közösség által fenntartott rendszer, ahol a feltöltött képek szabadon felhasználhatók, ezzel támogatva a kreatív tartalmak megosztását és </w:t>
       </w:r>
       <w:r>
         <w:rPr>
@@ -6306,7 +6433,15 @@
         <w:t>Processzor:</w:t>
       </w:r>
       <w:r>
-        <w:t xml:space="preserve"> Legalább 2 magos, 1.6 GHz órajelű CPU</w:t>
+        <w:t xml:space="preserve"> Legalább 2 magos, 1.6 </w:t>
+      </w:r>
+      <w:proofErr w:type="spellStart"/>
+      <w:r>
+        <w:t>GHz</w:t>
+      </w:r>
+      <w:proofErr w:type="spellEnd"/>
+      <w:r>
+        <w:t xml:space="preserve"> órajelű CPU</w:t>
       </w:r>
     </w:p>
     <w:p>
@@ -6366,7 +6501,15 @@
         <w:t>Internetkapcsolat:</w:t>
       </w:r>
       <w:r>
-        <w:t xml:space="preserve"> Minimum 5 Mbps letöltési sebesség</w:t>
+        <w:t xml:space="preserve"> Minimum 5 </w:t>
+      </w:r>
+      <w:proofErr w:type="spellStart"/>
+      <w:r>
+        <w:t>Mbps</w:t>
+      </w:r>
+      <w:proofErr w:type="spellEnd"/>
+      <w:r>
+        <w:t xml:space="preserve"> letöltési sebesség</w:t>
       </w:r>
     </w:p>
     <w:p>
@@ -6424,7 +6567,15 @@
         <w:t>Processzor:</w:t>
       </w:r>
       <w:r>
-        <w:t xml:space="preserve"> Legalább 4 magos, 2.5 GHz vagy gyorsabb CPU</w:t>
+        <w:t xml:space="preserve"> Legalább 4 magos, 2.5 </w:t>
+      </w:r>
+      <w:proofErr w:type="spellStart"/>
+      <w:r>
+        <w:t>GHz</w:t>
+      </w:r>
+      <w:proofErr w:type="spellEnd"/>
+      <w:r>
+        <w:t xml:space="preserve"> vagy gyorsabb CPU</w:t>
       </w:r>
     </w:p>
     <w:p>
@@ -6469,7 +6620,15 @@
         <w:t>Kijelző felbontás:</w:t>
       </w:r>
       <w:r>
-        <w:t xml:space="preserve"> 1920 × 1080 (Full HD) vagy nagyobb</w:t>
+        <w:t xml:space="preserve"> 1920 × 1080 (</w:t>
+      </w:r>
+      <w:proofErr w:type="spellStart"/>
+      <w:r>
+        <w:t>Full</w:t>
+      </w:r>
+      <w:proofErr w:type="spellEnd"/>
+      <w:r>
+        <w:t xml:space="preserve"> HD) vagy nagyobb</w:t>
       </w:r>
     </w:p>
     <w:p>
@@ -6484,7 +6643,15 @@
         <w:t>Internetkapcsolat:</w:t>
       </w:r>
       <w:r>
-        <w:t xml:space="preserve"> 20 Mbps vagy gyorsabb szélessávú kapcsolat</w:t>
+        <w:t xml:space="preserve"> 20 </w:t>
+      </w:r>
+      <w:proofErr w:type="spellStart"/>
+      <w:r>
+        <w:t>Mbps</w:t>
+      </w:r>
+      <w:proofErr w:type="spellEnd"/>
+      <w:r>
+        <w:t xml:space="preserve"> vagy gyorsabb szélessávú kapcsolat</w:t>
       </w:r>
     </w:p>
     <w:p>
@@ -6616,7 +6783,15 @@
         <w:t>Hálózati kapcsolat:</w:t>
       </w:r>
       <w:r>
-        <w:t xml:space="preserve"> Minimum 100 Mbps sávszélesség</w:t>
+        <w:t xml:space="preserve"> Minimum 100 </w:t>
+      </w:r>
+      <w:proofErr w:type="spellStart"/>
+      <w:r>
+        <w:t>Mbps</w:t>
+      </w:r>
+      <w:proofErr w:type="spellEnd"/>
+      <w:r>
+        <w:t xml:space="preserve"> sávszélesség</w:t>
       </w:r>
     </w:p>
     <w:p>
@@ -6710,7 +6885,15 @@
         <w:t>Hálózati kapcsolat:</w:t>
       </w:r>
       <w:r>
-        <w:t xml:space="preserve"> 1 Gbps sávszélesség</w:t>
+        <w:t xml:space="preserve"> 1 </w:t>
+      </w:r>
+      <w:proofErr w:type="spellStart"/>
+      <w:r>
+        <w:t>Gbps</w:t>
+      </w:r>
+      <w:proofErr w:type="spellEnd"/>
+      <w:r>
+        <w:t xml:space="preserve"> sávszélesség</w:t>
       </w:r>
     </w:p>
     <w:p>
@@ -6747,7 +6930,23 @@
     </w:p>
     <w:p>
       <w:r>
-        <w:t>A hardverkövetelmények meghatározásánál figyelembe lett véve, hogy a Noire Photo Collection nagy méretű képfájlokat kezel, valamint közösségi funkciókat (hozzászólások, értékelések, felhasználói interakciók) biztosít.</w:t>
+        <w:t xml:space="preserve">A hardverkövetelmények meghatározásánál figyelembe lett véve, hogy a </w:t>
+      </w:r>
+      <w:proofErr w:type="spellStart"/>
+      <w:r>
+        <w:t>Noire</w:t>
+      </w:r>
+      <w:proofErr w:type="spellEnd"/>
+      <w:r>
+        <w:t xml:space="preserve"> Photo </w:t>
+      </w:r>
+      <w:proofErr w:type="spellStart"/>
+      <w:r>
+        <w:t>Collection</w:t>
+      </w:r>
+      <w:proofErr w:type="spellEnd"/>
+      <w:r>
+        <w:t xml:space="preserve"> nagy méretű képfájlokat kezel, valamint közösségi funkciókat (hozzászólások, értékelések, felhasználói interakciók) biztosít.</w:t>
       </w:r>
     </w:p>
     <w:p>
@@ -6777,7 +6976,39 @@
     </w:p>
     <w:p>
       <w:r>
-        <w:t>A Noire Photo Collection egy webalapú alkalmazás, amely kliens–szerver architektúrában működik. A rendszer React alapú frontendből, Node.js alapú backendből és MySQL adatbázisból áll. Az alábbi szoftveres környezet szükséges a rendszer használatához és futtatásához.</w:t>
+        <w:t xml:space="preserve">A </w:t>
+      </w:r>
+      <w:proofErr w:type="spellStart"/>
+      <w:r>
+        <w:t>Noire</w:t>
+      </w:r>
+      <w:proofErr w:type="spellEnd"/>
+      <w:r>
+        <w:t xml:space="preserve"> Photo </w:t>
+      </w:r>
+      <w:proofErr w:type="spellStart"/>
+      <w:r>
+        <w:t>Collection</w:t>
+      </w:r>
+      <w:proofErr w:type="spellEnd"/>
+      <w:r>
+        <w:t xml:space="preserve"> egy webalapú alkalmazás, amely kliens–szerver architektúrában működik. A rendszer </w:t>
+      </w:r>
+      <w:proofErr w:type="spellStart"/>
+      <w:r>
+        <w:t>React</w:t>
+      </w:r>
+      <w:proofErr w:type="spellEnd"/>
+      <w:r>
+        <w:t xml:space="preserve"> alapú frontendből, Node.js alapú backendből és </w:t>
+      </w:r>
+      <w:proofErr w:type="spellStart"/>
+      <w:r>
+        <w:t>MySQL</w:t>
+      </w:r>
+      <w:proofErr w:type="spellEnd"/>
+      <w:r>
+        <w:t xml:space="preserve"> adatbázisból áll. Az alábbi szoftveres környezet szükséges a rendszer használatához és futtatásához.</w:t>
       </w:r>
     </w:p>
     <w:p>
@@ -6840,23 +7071,32 @@
       <w:pPr>
         <w:pStyle w:val="Felsorols1"/>
       </w:pPr>
+      <w:proofErr w:type="spellStart"/>
       <w:r>
         <w:rPr>
           <w:rStyle w:val="Kiemels2"/>
           <w:rFonts w:eastAsiaTheme="majorEastAsia"/>
         </w:rPr>
-        <w:t>macOS 11 vagy újabb</w:t>
-      </w:r>
-    </w:p>
-    <w:p>
-      <w:pPr>
-        <w:pStyle w:val="Felsorols1"/>
-      </w:pPr>
+        <w:t>macOS</w:t>
+      </w:r>
+      <w:proofErr w:type="spellEnd"/>
       <w:r>
         <w:rPr>
           <w:rStyle w:val="Kiemels2"/>
           <w:rFonts w:eastAsiaTheme="majorEastAsia"/>
         </w:rPr>
+        <w:t xml:space="preserve"> 11 vagy újabb</w:t>
+      </w:r>
+    </w:p>
+    <w:p>
+      <w:pPr>
+        <w:pStyle w:val="Felsorols1"/>
+      </w:pPr>
+      <w:r>
+        <w:rPr>
+          <w:rStyle w:val="Kiemels2"/>
+          <w:rFonts w:eastAsiaTheme="majorEastAsia"/>
+        </w:rPr>
         <w:t>Android 10+</w:t>
       </w:r>
     </w:p>
@@ -6920,12 +7160,21 @@
       <w:pPr>
         <w:pStyle w:val="Felsorols1"/>
       </w:pPr>
+      <w:proofErr w:type="spellStart"/>
       <w:r>
         <w:rPr>
           <w:rStyle w:val="Kiemels2"/>
           <w:rFonts w:eastAsiaTheme="majorEastAsia"/>
         </w:rPr>
-        <w:t>Safari 14+</w:t>
+        <w:t>Safari</w:t>
+      </w:r>
+      <w:proofErr w:type="spellEnd"/>
+      <w:r>
+        <w:rPr>
+          <w:rStyle w:val="Kiemels2"/>
+          <w:rFonts w:eastAsiaTheme="majorEastAsia"/>
+        </w:rPr>
+        <w:t xml:space="preserve"> 14+</w:t>
       </w:r>
     </w:p>
     <w:p>
@@ -6966,7 +7215,23 @@
           <w:rStyle w:val="Kiemels2"/>
           <w:rFonts w:eastAsiaTheme="majorEastAsia"/>
         </w:rPr>
-        <w:t>sütik (cookies)</w:t>
+        <w:t>sütik (</w:t>
+      </w:r>
+      <w:proofErr w:type="spellStart"/>
+      <w:r>
+        <w:rPr>
+          <w:rStyle w:val="Kiemels2"/>
+          <w:rFonts w:eastAsiaTheme="majorEastAsia"/>
+        </w:rPr>
+        <w:t>cookies</w:t>
+      </w:r>
+      <w:proofErr w:type="spellEnd"/>
+      <w:r>
+        <w:rPr>
+          <w:rStyle w:val="Kiemels2"/>
+          <w:rFonts w:eastAsiaTheme="majorEastAsia"/>
+        </w:rPr>
+        <w:t>)</w:t>
       </w:r>
       <w:r>
         <w:t xml:space="preserve"> a bejelentkezési munkamenet kezeléséhez</w:t>
@@ -7068,12 +7333,21 @@
       <w:pPr>
         <w:pStyle w:val="Felsorols1"/>
       </w:pPr>
+      <w:proofErr w:type="spellStart"/>
       <w:r>
         <w:rPr>
           <w:rStyle w:val="Kiemels2"/>
           <w:rFonts w:eastAsiaTheme="majorEastAsia"/>
         </w:rPr>
-        <w:t>nodemon 2.0+</w:t>
+        <w:t>nodemon</w:t>
+      </w:r>
+      <w:proofErr w:type="spellEnd"/>
+      <w:r>
+        <w:rPr>
+          <w:rStyle w:val="Kiemels2"/>
+          <w:rFonts w:eastAsiaTheme="majorEastAsia"/>
+        </w:rPr>
+        <w:t xml:space="preserve"> 2.0+</w:t>
       </w:r>
       <w:r>
         <w:t xml:space="preserve"> (fejlesztői környezetben az automatikus újraindításhoz)</w:t>
@@ -7103,31 +7377,64 @@
       <w:pPr>
         <w:pStyle w:val="Felsorols1"/>
       </w:pPr>
+      <w:proofErr w:type="spellStart"/>
       <w:r>
         <w:rPr>
           <w:rStyle w:val="Kiemels2"/>
           <w:rFonts w:eastAsiaTheme="majorEastAsia"/>
         </w:rPr>
-        <w:t>npm 9+</w:t>
+        <w:t>npm</w:t>
+      </w:r>
+      <w:proofErr w:type="spellEnd"/>
+      <w:r>
+        <w:rPr>
+          <w:rStyle w:val="Kiemels2"/>
+          <w:rFonts w:eastAsiaTheme="majorEastAsia"/>
+        </w:rPr>
+        <w:t xml:space="preserve"> 9+</w:t>
       </w:r>
       <w:r>
         <w:t xml:space="preserve"> vagy </w:t>
       </w:r>
+      <w:proofErr w:type="spellStart"/>
       <w:r>
         <w:rPr>
           <w:rStyle w:val="Kiemels2"/>
           <w:rFonts w:eastAsiaTheme="majorEastAsia"/>
         </w:rPr>
-        <w:t>yarn 1.22+</w:t>
-      </w:r>
-    </w:p>
-    <w:p>
-      <w:pPr>
-        <w:pStyle w:val="Felsorols1"/>
-      </w:pPr>
-      <w:r>
-        <w:t xml:space="preserve">React alkalmazás buildeléséhez szükséges csomagok a projekt </w:t>
-      </w:r>
+        <w:t>yarn</w:t>
+      </w:r>
+      <w:proofErr w:type="spellEnd"/>
+      <w:r>
+        <w:rPr>
+          <w:rStyle w:val="Kiemels2"/>
+          <w:rFonts w:eastAsiaTheme="majorEastAsia"/>
+        </w:rPr>
+        <w:t xml:space="preserve"> 1.22+</w:t>
+      </w:r>
+    </w:p>
+    <w:p>
+      <w:pPr>
+        <w:pStyle w:val="Felsorols1"/>
+      </w:pPr>
+      <w:proofErr w:type="spellStart"/>
+      <w:r>
+        <w:t>React</w:t>
+      </w:r>
+      <w:proofErr w:type="spellEnd"/>
+      <w:r>
+        <w:t xml:space="preserve"> alkalmazás </w:t>
+      </w:r>
+      <w:proofErr w:type="spellStart"/>
+      <w:r>
+        <w:t>buildeléséhez</w:t>
+      </w:r>
+      <w:proofErr w:type="spellEnd"/>
+      <w:r>
+        <w:t xml:space="preserve"> szükséges csomagok a projekt </w:t>
+      </w:r>
+      <w:proofErr w:type="spellStart"/>
+      <w:proofErr w:type="gramStart"/>
       <w:r>
         <w:rPr>
           <w:rStyle w:val="HTML-kd"/>
@@ -7135,6 +7442,8 @@
         </w:rPr>
         <w:t>package.json</w:t>
       </w:r>
+      <w:proofErr w:type="spellEnd"/>
+      <w:proofErr w:type="gramEnd"/>
       <w:r>
         <w:t xml:space="preserve"> fájljában</w:t>
       </w:r>
@@ -7151,12 +7460,21 @@
       <w:pPr>
         <w:pStyle w:val="Felsorols1"/>
       </w:pPr>
+      <w:proofErr w:type="spellStart"/>
       <w:r>
         <w:rPr>
           <w:rStyle w:val="Kiemels2"/>
           <w:rFonts w:eastAsiaTheme="majorEastAsia"/>
         </w:rPr>
-        <w:t>MySQL 8.0+</w:t>
+        <w:t>MySQL</w:t>
+      </w:r>
+      <w:proofErr w:type="spellEnd"/>
+      <w:r>
+        <w:rPr>
+          <w:rStyle w:val="Kiemels2"/>
+          <w:rFonts w:eastAsiaTheme="majorEastAsia"/>
+        </w:rPr>
+        <w:t xml:space="preserve"> 8.0+</w:t>
       </w:r>
       <w:r>
         <w:br/>
@@ -7167,12 +7485,21 @@
       <w:pPr>
         <w:pStyle w:val="Felsorols1"/>
       </w:pPr>
+      <w:proofErr w:type="spellStart"/>
       <w:r>
         <w:rPr>
           <w:rStyle w:val="Kiemels2"/>
           <w:rFonts w:eastAsiaTheme="majorEastAsia"/>
         </w:rPr>
-        <w:t>MariaDB 10.5+</w:t>
+        <w:t>MariaDB</w:t>
+      </w:r>
+      <w:proofErr w:type="spellEnd"/>
+      <w:r>
+        <w:rPr>
+          <w:rStyle w:val="Kiemels2"/>
+          <w:rFonts w:eastAsiaTheme="majorEastAsia"/>
+        </w:rPr>
+        <w:t xml:space="preserve"> 10.5+</w:t>
       </w:r>
     </w:p>
     <w:p>
@@ -7187,12 +7514,21 @@
       <w:pPr>
         <w:pStyle w:val="Felsorols1"/>
       </w:pPr>
+      <w:proofErr w:type="spellStart"/>
       <w:r>
         <w:rPr>
           <w:rStyle w:val="Kiemels2"/>
           <w:rFonts w:eastAsiaTheme="majorEastAsia"/>
         </w:rPr>
-        <w:t>phpMyAdmin 5.2+</w:t>
+        <w:t>phpMyAdmin</w:t>
+      </w:r>
+      <w:proofErr w:type="spellEnd"/>
+      <w:r>
+        <w:rPr>
+          <w:rStyle w:val="Kiemels2"/>
+          <w:rFonts w:eastAsiaTheme="majorEastAsia"/>
+        </w:rPr>
+        <w:t xml:space="preserve"> 5.2+</w:t>
       </w:r>
       <w:r>
         <w:t xml:space="preserve"> (adatbázis adminisztrációhoz, fejlesztési környezetben)</w:t>
@@ -7293,8 +7629,13 @@
       <w:pPr>
         <w:pStyle w:val="Felsorols1"/>
       </w:pPr>
-      <w:r>
-        <w:t>React frontend forráskód</w:t>
+      <w:proofErr w:type="spellStart"/>
+      <w:r>
+        <w:t>React</w:t>
+      </w:r>
+      <w:proofErr w:type="spellEnd"/>
+      <w:r>
+        <w:t xml:space="preserve"> frontend forráskód</w:t>
       </w:r>
     </w:p>
     <w:p>
@@ -7309,6 +7650,8 @@
       <w:pPr>
         <w:pStyle w:val="Felsorols1"/>
       </w:pPr>
+      <w:proofErr w:type="spellStart"/>
+      <w:proofErr w:type="gramStart"/>
       <w:r>
         <w:rPr>
           <w:rStyle w:val="HTML-kd"/>
@@ -7316,6 +7659,8 @@
         </w:rPr>
         <w:t>package.json</w:t>
       </w:r>
+      <w:proofErr w:type="spellEnd"/>
+      <w:proofErr w:type="gramEnd"/>
       <w:r>
         <w:t xml:space="preserve"> fájlok a függőségek listájával (frontend és backend)</w:t>
       </w:r>
@@ -7333,15 +7678,36 @@
         <w:pStyle w:val="Felsorols1"/>
       </w:pPr>
       <w:r>
-        <w:t xml:space="preserve">Környezeti változó mintafájl (pl. </w:t>
+        <w:t>Környezeti változó mintafájl (</w:t>
+      </w:r>
+      <w:proofErr w:type="gramStart"/>
+      <w:r>
+        <w:t xml:space="preserve">pl. </w:t>
       </w:r>
       <w:r>
         <w:rPr>
           <w:rStyle w:val="HTML-kd"/>
           <w:rFonts w:eastAsiaTheme="minorHAnsi"/>
         </w:rPr>
-        <w:t>.env.example</w:t>
-      </w:r>
+        <w:t>.</w:t>
+      </w:r>
+      <w:proofErr w:type="spellStart"/>
+      <w:r>
+        <w:rPr>
+          <w:rStyle w:val="HTML-kd"/>
+          <w:rFonts w:eastAsiaTheme="minorHAnsi"/>
+        </w:rPr>
+        <w:t>env</w:t>
+      </w:r>
+      <w:proofErr w:type="gramEnd"/>
+      <w:r>
+        <w:rPr>
+          <w:rStyle w:val="HTML-kd"/>
+          <w:rFonts w:eastAsiaTheme="minorHAnsi"/>
+        </w:rPr>
+        <w:t>.example</w:t>
+      </w:r>
+      <w:proofErr w:type="spellEnd"/>
       <w:r>
         <w:t>)</w:t>
       </w:r>
@@ -7378,23 +7744,32 @@
       <w:pPr>
         <w:pStyle w:val="Felsorols1"/>
       </w:pPr>
+      <w:proofErr w:type="spellStart"/>
       <w:r>
         <w:rPr>
           <w:rStyle w:val="Kiemels2"/>
           <w:rFonts w:eastAsiaTheme="majorEastAsia"/>
         </w:rPr>
-        <w:t>Git 2.30+</w:t>
-      </w:r>
-    </w:p>
-    <w:p>
-      <w:pPr>
-        <w:pStyle w:val="Felsorols1"/>
-      </w:pPr>
+        <w:t>Git</w:t>
+      </w:r>
+      <w:proofErr w:type="spellEnd"/>
       <w:r>
         <w:rPr>
           <w:rStyle w:val="Kiemels2"/>
           <w:rFonts w:eastAsiaTheme="majorEastAsia"/>
         </w:rPr>
+        <w:t xml:space="preserve"> 2.30+</w:t>
+      </w:r>
+    </w:p>
+    <w:p>
+      <w:pPr>
+        <w:pStyle w:val="Felsorols1"/>
+      </w:pPr>
+      <w:r>
+        <w:rPr>
+          <w:rStyle w:val="Kiemels2"/>
+          <w:rFonts w:eastAsiaTheme="majorEastAsia"/>
+        </w:rPr>
         <w:t>Node.js 18+</w:t>
       </w:r>
     </w:p>
@@ -7402,37 +7777,57 @@
       <w:pPr>
         <w:pStyle w:val="Felsorols1"/>
       </w:pPr>
+      <w:proofErr w:type="spellStart"/>
       <w:r>
         <w:rPr>
           <w:rStyle w:val="Kiemels2"/>
           <w:rFonts w:eastAsiaTheme="majorEastAsia"/>
         </w:rPr>
-        <w:t>npm 9+</w:t>
-      </w:r>
-    </w:p>
-    <w:p>
-      <w:pPr>
-        <w:pStyle w:val="Felsorols1"/>
-      </w:pPr>
+        <w:t>npm</w:t>
+      </w:r>
+      <w:proofErr w:type="spellEnd"/>
       <w:r>
         <w:rPr>
           <w:rStyle w:val="Kiemels2"/>
           <w:rFonts w:eastAsiaTheme="majorEastAsia"/>
         </w:rPr>
-        <w:t>MySQL Server</w:t>
-      </w:r>
-    </w:p>
-    <w:p>
-      <w:pPr>
-        <w:pStyle w:val="Felsorols1"/>
-      </w:pPr>
+        <w:t xml:space="preserve"> 9+</w:t>
+      </w:r>
+    </w:p>
+    <w:p>
+      <w:pPr>
+        <w:pStyle w:val="Felsorols1"/>
+      </w:pPr>
+      <w:proofErr w:type="spellStart"/>
       <w:r>
         <w:rPr>
           <w:rStyle w:val="Kiemels2"/>
           <w:rFonts w:eastAsiaTheme="majorEastAsia"/>
         </w:rPr>
+        <w:t>MySQL</w:t>
+      </w:r>
+      <w:proofErr w:type="spellEnd"/>
+      <w:r>
+        <w:rPr>
+          <w:rStyle w:val="Kiemels2"/>
+          <w:rFonts w:eastAsiaTheme="majorEastAsia"/>
+        </w:rPr>
+        <w:t xml:space="preserve"> Server</w:t>
+      </w:r>
+    </w:p>
+    <w:p>
+      <w:pPr>
+        <w:pStyle w:val="Felsorols1"/>
+      </w:pPr>
+      <w:proofErr w:type="spellStart"/>
+      <w:r>
+        <w:rPr>
+          <w:rStyle w:val="Kiemels2"/>
+          <w:rFonts w:eastAsiaTheme="majorEastAsia"/>
+        </w:rPr>
         <w:t>phpMyAdmin</w:t>
       </w:r>
+      <w:proofErr w:type="spellEnd"/>
       <w:r>
         <w:t xml:space="preserve"> (lokális adatbázis kezeléshez)</w:t>
       </w:r>
@@ -7454,8 +7849,33 @@
           <w:rStyle w:val="Kiemels2"/>
           <w:rFonts w:eastAsiaTheme="majorEastAsia"/>
         </w:rPr>
-        <w:t>Visual Studio Code</w:t>
-      </w:r>
+        <w:t xml:space="preserve">Visual </w:t>
+      </w:r>
+      <w:proofErr w:type="spellStart"/>
+      <w:r>
+        <w:rPr>
+          <w:rStyle w:val="Kiemels2"/>
+          <w:rFonts w:eastAsiaTheme="majorEastAsia"/>
+        </w:rPr>
+        <w:t>Studio</w:t>
+      </w:r>
+      <w:proofErr w:type="spellEnd"/>
+      <w:r>
+        <w:rPr>
+          <w:rStyle w:val="Kiemels2"/>
+          <w:rFonts w:eastAsiaTheme="majorEastAsia"/>
+        </w:rPr>
+        <w:t xml:space="preserve"> </w:t>
+      </w:r>
+      <w:proofErr w:type="spellStart"/>
+      <w:r>
+        <w:rPr>
+          <w:rStyle w:val="Kiemels2"/>
+          <w:rFonts w:eastAsiaTheme="majorEastAsia"/>
+        </w:rPr>
+        <w:t>Code</w:t>
+      </w:r>
+      <w:proofErr w:type="spellEnd"/>
     </w:p>
     <w:p>
       <w:pPr>
@@ -7508,15 +7928,39 @@
         <w:pStyle w:val="Felsorols1"/>
       </w:pPr>
       <w:r>
-        <w:t>A szükséges szoftverek telepítése (XAMPP, Visual Studio Code, Node.js)</w:t>
-      </w:r>
-    </w:p>
-    <w:p>
-      <w:pPr>
-        <w:pStyle w:val="Felsorols1"/>
-      </w:pPr>
-      <w:r>
-        <w:t>Az adatbázis importálása phpMyAdmin segítségével</w:t>
+        <w:t xml:space="preserve">A szükséges szoftverek telepítése (XAMPP, Visual </w:t>
+      </w:r>
+      <w:proofErr w:type="spellStart"/>
+      <w:r>
+        <w:t>Studio</w:t>
+      </w:r>
+      <w:proofErr w:type="spellEnd"/>
+      <w:r>
+        <w:t xml:space="preserve"> </w:t>
+      </w:r>
+      <w:proofErr w:type="spellStart"/>
+      <w:r>
+        <w:t>Code</w:t>
+      </w:r>
+      <w:proofErr w:type="spellEnd"/>
+      <w:r>
+        <w:t>, Node.js)</w:t>
+      </w:r>
+    </w:p>
+    <w:p>
+      <w:pPr>
+        <w:pStyle w:val="Felsorols1"/>
+      </w:pPr>
+      <w:r>
+        <w:t xml:space="preserve">Az adatbázis importálása </w:t>
+      </w:r>
+      <w:proofErr w:type="spellStart"/>
+      <w:r>
+        <w:t>phpMyAdmin</w:t>
+      </w:r>
+      <w:proofErr w:type="spellEnd"/>
+      <w:r>
+        <w:t xml:space="preserve"> segítségével</w:t>
       </w:r>
     </w:p>
     <w:p>
@@ -7538,7 +7982,15 @@
     </w:p>
     <w:p>
       <w:r>
-        <w:t>Az útmutató lépésről lépésre végigvezeti a felhasználót a teljes folyamaton.</w:t>
+        <w:t xml:space="preserve">Az útmutató lépésről lépésre </w:t>
+      </w:r>
+      <w:proofErr w:type="spellStart"/>
+      <w:r>
+        <w:t>végigvezeti</w:t>
+      </w:r>
+      <w:proofErr w:type="spellEnd"/>
+      <w:r>
+        <w:t xml:space="preserve"> a felhasználót a teljes folyamaton.</w:t>
       </w:r>
     </w:p>
     <w:p>
@@ -7560,7 +8012,15 @@
     </w:p>
     <w:p>
       <w:r>
-        <w:t>A weboldal forráskódja egy GitHub repositoryban található.</w:t>
+        <w:t xml:space="preserve">A weboldal forráskódja egy GitHub </w:t>
+      </w:r>
+      <w:proofErr w:type="spellStart"/>
+      <w:r>
+        <w:t>repositoryban</w:t>
+      </w:r>
+      <w:proofErr w:type="spellEnd"/>
+      <w:r>
+        <w:t xml:space="preserve"> található.</w:t>
       </w:r>
     </w:p>
     <w:p>
@@ -7568,7 +8028,15 @@
         <w:pStyle w:val="Cmsor4"/>
       </w:pPr>
       <w:r>
-        <w:t xml:space="preserve"> Repository letöltése</w:t>
+        <w:t xml:space="preserve"> </w:t>
+      </w:r>
+      <w:proofErr w:type="spellStart"/>
+      <w:r>
+        <w:t>Repository</w:t>
+      </w:r>
+      <w:proofErr w:type="spellEnd"/>
+      <w:r>
+        <w:t xml:space="preserve"> letöltése</w:t>
       </w:r>
     </w:p>
     <w:p>
@@ -7584,14 +8052,24 @@
         <w:pStyle w:val="Felsorols1"/>
       </w:pPr>
       <w:r>
-        <w:t xml:space="preserve">A repository oldalán kattintson a </w:t>
-      </w:r>
+        <w:t xml:space="preserve">A </w:t>
+      </w:r>
+      <w:proofErr w:type="spellStart"/>
+      <w:r>
+        <w:t>repository</w:t>
+      </w:r>
+      <w:proofErr w:type="spellEnd"/>
+      <w:r>
+        <w:t xml:space="preserve"> oldalán kattintson a </w:t>
+      </w:r>
+      <w:proofErr w:type="spellStart"/>
       <w:r>
         <w:rPr>
           <w:rStyle w:val="Kiemels2"/>
         </w:rPr>
         <w:t>Code</w:t>
       </w:r>
+      <w:proofErr w:type="spellEnd"/>
       <w:r>
         <w:t xml:space="preserve"> gombra.</w:t>
       </w:r>
@@ -7603,11 +8081,19 @@
       <w:r>
         <w:t xml:space="preserve">Válassza a </w:t>
       </w:r>
+      <w:proofErr w:type="spellStart"/>
       <w:r>
         <w:rPr>
           <w:rStyle w:val="Kiemels2"/>
         </w:rPr>
-        <w:t>Download ZIP</w:t>
+        <w:t>Download</w:t>
+      </w:r>
+      <w:proofErr w:type="spellEnd"/>
+      <w:r>
+        <w:rPr>
+          <w:rStyle w:val="Kiemels2"/>
+        </w:rPr>
+        <w:t xml:space="preserve"> ZIP</w:t>
       </w:r>
       <w:r>
         <w:t xml:space="preserve"> opciót.</w:t>
@@ -7615,7 +8101,15 @@
     </w:p>
     <w:p>
       <w:r>
-        <w:t>Alternatív megoldásként használható a Git is:</w:t>
+        <w:t xml:space="preserve">Alternatív megoldásként használható a </w:t>
+      </w:r>
+      <w:proofErr w:type="spellStart"/>
+      <w:r>
+        <w:t>Git</w:t>
+      </w:r>
+      <w:proofErr w:type="spellEnd"/>
+      <w:r>
+        <w:t xml:space="preserve"> is:</w:t>
       </w:r>
     </w:p>
     <w:p>
@@ -7638,8 +8132,29 @@
       <w:pPr>
         <w:pStyle w:val="HTML-kntformzott"/>
       </w:pPr>
-      <w:r>
-        <w:t>git clone &lt;github_repository_link&gt;</w:t>
+      <w:proofErr w:type="spellStart"/>
+      <w:r>
+        <w:t>git</w:t>
+      </w:r>
+      <w:proofErr w:type="spellEnd"/>
+      <w:r>
+        <w:t xml:space="preserve"> </w:t>
+      </w:r>
+      <w:proofErr w:type="spellStart"/>
+      <w:r>
+        <w:t>clone</w:t>
+      </w:r>
+      <w:proofErr w:type="spellEnd"/>
+      <w:r>
+        <w:t xml:space="preserve"> &lt;</w:t>
+      </w:r>
+      <w:proofErr w:type="spellStart"/>
+      <w:r>
+        <w:t>github_repository_link</w:t>
+      </w:r>
+      <w:proofErr w:type="spellEnd"/>
+      <w:r>
+        <w:t>&gt;</w:t>
       </w:r>
     </w:p>
     <w:p>
@@ -7690,8 +8205,30 @@
         <w:rPr>
           <w:rStyle w:val="Kiemels2"/>
         </w:rPr>
-        <w:t>Kicsomagolás / Extract All</w:t>
-      </w:r>
+        <w:t xml:space="preserve">Kicsomagolás / </w:t>
+      </w:r>
+      <w:proofErr w:type="spellStart"/>
+      <w:r>
+        <w:rPr>
+          <w:rStyle w:val="Kiemels2"/>
+        </w:rPr>
+        <w:t>Extract</w:t>
+      </w:r>
+      <w:proofErr w:type="spellEnd"/>
+      <w:r>
+        <w:rPr>
+          <w:rStyle w:val="Kiemels2"/>
+        </w:rPr>
+        <w:t xml:space="preserve"> </w:t>
+      </w:r>
+      <w:proofErr w:type="spellStart"/>
+      <w:r>
+        <w:rPr>
+          <w:rStyle w:val="Kiemels2"/>
+        </w:rPr>
+        <w:t>All</w:t>
+      </w:r>
+      <w:proofErr w:type="spellEnd"/>
       <w:r>
         <w:t xml:space="preserve"> lehetőséget.</w:t>
       </w:r>
@@ -7743,8 +8280,21 @@
         <w:pStyle w:val="Felsorols1"/>
       </w:pPr>
       <w:r>
-        <w:t>Visual Studio Code</w:t>
-      </w:r>
+        <w:t xml:space="preserve">Visual </w:t>
+      </w:r>
+      <w:proofErr w:type="spellStart"/>
+      <w:r>
+        <w:t>Studio</w:t>
+      </w:r>
+      <w:proofErr w:type="spellEnd"/>
+      <w:r>
+        <w:t xml:space="preserve"> </w:t>
+      </w:r>
+      <w:proofErr w:type="spellStart"/>
+      <w:r>
+        <w:t>Code</w:t>
+      </w:r>
+      <w:proofErr w:type="spellEnd"/>
     </w:p>
     <w:p>
       <w:pPr>
@@ -7758,9 +8308,11 @@
       <w:pPr>
         <w:pStyle w:val="Felsorols1"/>
       </w:pPr>
+      <w:proofErr w:type="spellStart"/>
       <w:r>
         <w:t>npm</w:t>
       </w:r>
+      <w:proofErr w:type="spellEnd"/>
     </w:p>
     <w:p>
       <w:r>
@@ -7779,7 +8331,23 @@
     </w:p>
     <w:p>
       <w:r>
-        <w:t>A XAMPP egy helyi szervercsomag, amely tartalmazza az Apache szervert, a PHP-t és a MySQL adatbázist.</w:t>
+        <w:t xml:space="preserve">A XAMPP egy helyi szervercsomag, amely tartalmazza az </w:t>
+      </w:r>
+      <w:proofErr w:type="spellStart"/>
+      <w:r>
+        <w:t>Apache</w:t>
+      </w:r>
+      <w:proofErr w:type="spellEnd"/>
+      <w:r>
+        <w:t xml:space="preserve"> szervert, a PHP-t és a </w:t>
+      </w:r>
+      <w:proofErr w:type="spellStart"/>
+      <w:r>
+        <w:t>MySQL</w:t>
+      </w:r>
+      <w:proofErr w:type="spellEnd"/>
+      <w:r>
+        <w:t xml:space="preserve"> adatbázist.</w:t>
       </w:r>
     </w:p>
     <w:p>
@@ -7851,12 +8419,14 @@
       <w:r>
         <w:t xml:space="preserve">A telepítő elindulása után kattintson a </w:t>
       </w:r>
+      <w:proofErr w:type="spellStart"/>
       <w:r>
         <w:rPr>
           <w:rStyle w:val="Kiemels2"/>
         </w:rPr>
         <w:t>Next</w:t>
       </w:r>
+      <w:proofErr w:type="spellEnd"/>
       <w:r>
         <w:t xml:space="preserve"> gombra.</w:t>
       </w:r>
@@ -7894,12 +8464,14 @@
       <w:r>
         <w:t xml:space="preserve">Kattintson többször a </w:t>
       </w:r>
+      <w:proofErr w:type="spellStart"/>
       <w:r>
         <w:rPr>
           <w:rStyle w:val="Kiemels2"/>
         </w:rPr>
         <w:t>Next</w:t>
       </w:r>
+      <w:proofErr w:type="spellEnd"/>
       <w:r>
         <w:t xml:space="preserve"> gombra.</w:t>
       </w:r>
@@ -7911,12 +8483,14 @@
       <w:r>
         <w:t xml:space="preserve">A telepítés befejezése után kattintson a </w:t>
       </w:r>
+      <w:proofErr w:type="spellStart"/>
       <w:r>
         <w:rPr>
           <w:rStyle w:val="Kiemels2"/>
         </w:rPr>
         <w:t>Finish</w:t>
       </w:r>
+      <w:proofErr w:type="spellEnd"/>
       <w:r>
         <w:t xml:space="preserve"> gombra.</w:t>
       </w:r>
@@ -7940,7 +8514,21 @@
         <w:rPr>
           <w:rStyle w:val="Kiemels2"/>
         </w:rPr>
-        <w:t>XAMPP Control Panel</w:t>
+        <w:t xml:space="preserve">XAMPP </w:t>
+      </w:r>
+      <w:proofErr w:type="spellStart"/>
+      <w:r>
+        <w:rPr>
+          <w:rStyle w:val="Kiemels2"/>
+        </w:rPr>
+        <w:t>Control</w:t>
+      </w:r>
+      <w:proofErr w:type="spellEnd"/>
+      <w:r>
+        <w:rPr>
+          <w:rStyle w:val="Kiemels2"/>
+        </w:rPr>
+        <w:t xml:space="preserve"> Panel</w:t>
       </w:r>
       <w:r>
         <w:t xml:space="preserve"> alkalmazást.</w:t>
@@ -7962,9 +8550,11 @@
           <w:numId w:val="9"/>
         </w:numPr>
       </w:pPr>
+      <w:proofErr w:type="spellStart"/>
       <w:r>
         <w:t>Apache</w:t>
       </w:r>
+      <w:proofErr w:type="spellEnd"/>
     </w:p>
     <w:p>
       <w:pPr>
@@ -7974,9 +8564,11 @@
           <w:numId w:val="9"/>
         </w:numPr>
       </w:pPr>
+      <w:proofErr w:type="spellStart"/>
       <w:r>
         <w:t>MySQL</w:t>
       </w:r>
+      <w:proofErr w:type="spellEnd"/>
     </w:p>
     <w:p>
       <w:pPr>
@@ -8014,13 +8606,29 @@
       </w:pPr>
       <w:bookmarkStart w:id="30" w:name="_Toc224117361"/>
       <w:r>
-        <w:t>Adatbázis importálása phpMyAdmin segítségével</w:t>
+        <w:t xml:space="preserve">Adatbázis importálása </w:t>
+      </w:r>
+      <w:proofErr w:type="spellStart"/>
+      <w:r>
+        <w:t>phpMyAdmin</w:t>
+      </w:r>
+      <w:proofErr w:type="spellEnd"/>
+      <w:r>
+        <w:t xml:space="preserve"> segítségével</w:t>
       </w:r>
       <w:bookmarkEnd w:id="30"/>
     </w:p>
     <w:p>
       <w:r>
-        <w:t xml:space="preserve">A projekt működéséhez szükséges adatbázis a repository </w:t>
+        <w:t xml:space="preserve">A projekt működéséhez szükséges adatbázis a </w:t>
+      </w:r>
+      <w:proofErr w:type="spellStart"/>
+      <w:r>
+        <w:t>repository</w:t>
+      </w:r>
+      <w:proofErr w:type="spellEnd"/>
+      <w:r>
+        <w:t xml:space="preserve"> </w:t>
       </w:r>
       <w:r>
         <w:rPr>
@@ -8036,8 +8644,13 @@
       <w:pPr>
         <w:pStyle w:val="Cmsor4"/>
       </w:pPr>
-      <w:r>
-        <w:t>phpMyAdmin megnyitása</w:t>
+      <w:proofErr w:type="spellStart"/>
+      <w:r>
+        <w:t>phpMyAdmin</w:t>
+      </w:r>
+      <w:proofErr w:type="spellEnd"/>
+      <w:r>
+        <w:t xml:space="preserve"> megnyitása</w:t>
       </w:r>
     </w:p>
     <w:p>
@@ -8066,7 +8679,15 @@
     </w:p>
     <w:p>
       <w:r>
-        <w:t>Megnyílik a phpMyAdmin kezelőfelület.</w:t>
+        <w:t xml:space="preserve">Megnyílik a </w:t>
+      </w:r>
+      <w:proofErr w:type="spellStart"/>
+      <w:r>
+        <w:t>phpMyAdmin</w:t>
+      </w:r>
+      <w:proofErr w:type="spellEnd"/>
+      <w:r>
+        <w:t xml:space="preserve"> kezelőfelület.</w:t>
       </w:r>
     </w:p>
     <w:p>
@@ -8109,12 +8730,14 @@
       <w:r>
         <w:t xml:space="preserve">Kattintson a </w:t>
       </w:r>
+      <w:proofErr w:type="spellStart"/>
       <w:r>
         <w:rPr>
           <w:rStyle w:val="Kiemels2"/>
         </w:rPr>
         <w:t>Create</w:t>
       </w:r>
+      <w:proofErr w:type="spellEnd"/>
       <w:r>
         <w:t xml:space="preserve"> gombra.</w:t>
       </w:r>
@@ -8159,11 +8782,19 @@
       <w:r>
         <w:t xml:space="preserve">Válassza a </w:t>
       </w:r>
+      <w:proofErr w:type="spellStart"/>
       <w:r>
         <w:rPr>
           <w:rStyle w:val="Kiemels2"/>
         </w:rPr>
-        <w:t>Choose File</w:t>
+        <w:t>Choose</w:t>
+      </w:r>
+      <w:proofErr w:type="spellEnd"/>
+      <w:r>
+        <w:rPr>
+          <w:rStyle w:val="Kiemels2"/>
+        </w:rPr>
+        <w:t xml:space="preserve"> File</w:t>
       </w:r>
       <w:r>
         <w:t xml:space="preserve"> opciót.</w:t>
@@ -8221,13 +8852,45 @@
       </w:pPr>
       <w:bookmarkStart w:id="31" w:name="_Toc224117362"/>
       <w:r>
-        <w:t>Visual Studio Code megnyitása</w:t>
+        <w:t xml:space="preserve">Visual </w:t>
+      </w:r>
+      <w:proofErr w:type="spellStart"/>
+      <w:r>
+        <w:t>Studio</w:t>
+      </w:r>
+      <w:proofErr w:type="spellEnd"/>
+      <w:r>
+        <w:t xml:space="preserve"> </w:t>
+      </w:r>
+      <w:proofErr w:type="spellStart"/>
+      <w:r>
+        <w:t>Code</w:t>
+      </w:r>
+      <w:proofErr w:type="spellEnd"/>
+      <w:r>
+        <w:t xml:space="preserve"> megnyitása</w:t>
       </w:r>
       <w:bookmarkEnd w:id="31"/>
     </w:p>
     <w:p>
       <w:r>
-        <w:t>A projekt futtatásához ajánlott fejlesztői környezet a Visual Studio Code.</w:t>
+        <w:t xml:space="preserve">A projekt futtatásához ajánlott fejlesztői környezet a Visual </w:t>
+      </w:r>
+      <w:proofErr w:type="spellStart"/>
+      <w:r>
+        <w:t>Studio</w:t>
+      </w:r>
+      <w:proofErr w:type="spellEnd"/>
+      <w:r>
+        <w:t xml:space="preserve"> </w:t>
+      </w:r>
+      <w:proofErr w:type="spellStart"/>
+      <w:r>
+        <w:t>Code</w:t>
+      </w:r>
+      <w:proofErr w:type="spellEnd"/>
+      <w:r>
+        <w:t>.</w:t>
       </w:r>
     </w:p>
     <w:p>
@@ -8236,7 +8899,23 @@
       </w:pPr>
       <w:r>
         <w:lastRenderedPageBreak/>
-        <w:t>Visual Studio Code telepítése</w:t>
+        <w:t xml:space="preserve">Visual </w:t>
+      </w:r>
+      <w:proofErr w:type="spellStart"/>
+      <w:r>
+        <w:t>Studio</w:t>
+      </w:r>
+      <w:proofErr w:type="spellEnd"/>
+      <w:r>
+        <w:t xml:space="preserve"> </w:t>
+      </w:r>
+      <w:proofErr w:type="spellStart"/>
+      <w:r>
+        <w:t>Code</w:t>
+      </w:r>
+      <w:proofErr w:type="spellEnd"/>
+      <w:r>
+        <w:t xml:space="preserve"> telepítése</w:t>
       </w:r>
     </w:p>
     <w:p>
@@ -8289,7 +8968,23 @@
         <w:pStyle w:val="Felsorols1"/>
       </w:pPr>
       <w:r>
-        <w:t>Indítsa el a Visual Studio Code programot.</w:t>
+        <w:t xml:space="preserve">Indítsa el a Visual </w:t>
+      </w:r>
+      <w:proofErr w:type="spellStart"/>
+      <w:r>
+        <w:t>Studio</w:t>
+      </w:r>
+      <w:proofErr w:type="spellEnd"/>
+      <w:r>
+        <w:t xml:space="preserve"> </w:t>
+      </w:r>
+      <w:proofErr w:type="spellStart"/>
+      <w:r>
+        <w:t>Code</w:t>
+      </w:r>
+      <w:proofErr w:type="spellEnd"/>
+      <w:r>
+        <w:t xml:space="preserve"> programot.</w:t>
       </w:r>
     </w:p>
     <w:p>
@@ -8303,8 +8998,16 @@
         <w:rPr>
           <w:rStyle w:val="Kiemels2"/>
         </w:rPr>
-        <w:t>File → Open Folder</w:t>
-      </w:r>
+        <w:t xml:space="preserve">File → Open </w:t>
+      </w:r>
+      <w:proofErr w:type="spellStart"/>
+      <w:r>
+        <w:rPr>
+          <w:rStyle w:val="Kiemels2"/>
+        </w:rPr>
+        <w:t>Folder</w:t>
+      </w:r>
+      <w:proofErr w:type="spellEnd"/>
       <w:r>
         <w:t xml:space="preserve"> menüpontra.</w:t>
       </w:r>
@@ -8360,7 +9063,23 @@
         <w:pStyle w:val="Felsorols1"/>
       </w:pPr>
       <w:r>
-        <w:t>A Visual Studio Code menüjében válassza:</w:t>
+        <w:t xml:space="preserve">A Visual </w:t>
+      </w:r>
+      <w:proofErr w:type="spellStart"/>
+      <w:r>
+        <w:t>Studio</w:t>
+      </w:r>
+      <w:proofErr w:type="spellEnd"/>
+      <w:r>
+        <w:t xml:space="preserve"> </w:t>
+      </w:r>
+      <w:proofErr w:type="spellStart"/>
+      <w:r>
+        <w:t>Code</w:t>
+      </w:r>
+      <w:proofErr w:type="spellEnd"/>
+      <w:r>
+        <w:t xml:space="preserve"> menüjében válassza:</w:t>
       </w:r>
     </w:p>
     <w:p>
@@ -8452,9 +9171,27 @@
       <w:pPr>
         <w:pStyle w:val="HTML-kntformzott"/>
       </w:pPr>
-      <w:r>
-        <w:t>npm run dev</w:t>
-      </w:r>
+      <w:proofErr w:type="spellStart"/>
+      <w:r>
+        <w:t>npm</w:t>
+      </w:r>
+      <w:proofErr w:type="spellEnd"/>
+      <w:r>
+        <w:t xml:space="preserve"> </w:t>
+      </w:r>
+      <w:proofErr w:type="spellStart"/>
+      <w:r>
+        <w:t>run</w:t>
+      </w:r>
+      <w:proofErr w:type="spellEnd"/>
+      <w:r>
+        <w:t xml:space="preserve"> </w:t>
+      </w:r>
+      <w:proofErr w:type="spellStart"/>
+      <w:r>
+        <w:t>dev</w:t>
+      </w:r>
+      <w:proofErr w:type="spellEnd"/>
     </w:p>
     <w:p>
       <w:r>
@@ -8535,8 +9272,21 @@
       <w:pPr>
         <w:pStyle w:val="HTML-kntformzott"/>
       </w:pPr>
-      <w:r>
-        <w:t>npm run start</w:t>
+      <w:proofErr w:type="spellStart"/>
+      <w:r>
+        <w:t>npm</w:t>
+      </w:r>
+      <w:proofErr w:type="spellEnd"/>
+      <w:r>
+        <w:t xml:space="preserve"> </w:t>
+      </w:r>
+      <w:proofErr w:type="spellStart"/>
+      <w:r>
+        <w:t>run</w:t>
+      </w:r>
+      <w:proofErr w:type="spellEnd"/>
+      <w:r>
+        <w:t xml:space="preserve"> start</w:t>
       </w:r>
     </w:p>
     <w:p>
@@ -9488,7 +10238,15 @@
     </w:p>
     <w:p>
       <w:r>
-        <w:t>A képekhez egyedi tagek (jellemző rövid tulajdonságok) megadhatók. Ezek egy apró kis jellemzéssel szolgálnak az egyes képeknek (Például ha feltöltünk egy képet egy autóról, akkor adhatunk hozzá egy „Autó” taget), és ezek alapján is lehet később képeket keresni a Képek oldalon.</w:t>
+        <w:t>A képekhez egyedi tagek (jellemző rövid tulajdonságok) megadhatók. Ezek egy apró kis jellemzéssel szolgálnak az egyes képeknek (</w:t>
+      </w:r>
+      <w:proofErr w:type="gramStart"/>
+      <w:r>
+        <w:t>Például</w:t>
+      </w:r>
+      <w:proofErr w:type="gramEnd"/>
+      <w:r>
+        <w:t xml:space="preserve"> ha feltöltünk egy képet egy autóról, akkor adhatunk hozzá egy „Autó” taget), és ezek alapján is lehet később képeket keresni a Képek oldalon.</w:t>
       </w:r>
       <w:r>
         <w:t xml:space="preserve"> Egy tag több képhez is tartozhat, de egy képhez legfeljebb 5 tag megadható.</w:t>
@@ -9735,7 +10493,36 @@
         <w:t>„</w:t>
       </w:r>
       <w:r>
-        <w:t>Csak képfájlokat tölthetsz fel! (jpg, png, gif, stb.)</w:t>
+        <w:t>Csak képfájlokat tölthetsz fel! (</w:t>
+      </w:r>
+      <w:proofErr w:type="spellStart"/>
+      <w:r>
+        <w:t>jpg</w:t>
+      </w:r>
+      <w:proofErr w:type="spellEnd"/>
+      <w:r>
+        <w:t xml:space="preserve">, </w:t>
+      </w:r>
+      <w:proofErr w:type="spellStart"/>
+      <w:r>
+        <w:t>png</w:t>
+      </w:r>
+      <w:proofErr w:type="spellEnd"/>
+      <w:r>
+        <w:t xml:space="preserve">, </w:t>
+      </w:r>
+      <w:proofErr w:type="spellStart"/>
+      <w:proofErr w:type="gramStart"/>
+      <w:r>
+        <w:t>gif</w:t>
+      </w:r>
+      <w:proofErr w:type="spellEnd"/>
+      <w:r>
+        <w:t>,</w:t>
+      </w:r>
+      <w:proofErr w:type="gramEnd"/>
+      <w:r>
+        <w:t xml:space="preserve"> stb.)</w:t>
       </w:r>
     </w:p>
     <w:p>
@@ -9758,7 +10545,15 @@
     </w:p>
     <w:p>
       <w:r>
-        <w:t>Az admin felület funkciói</w:t>
+        <w:t xml:space="preserve">Az </w:t>
+      </w:r>
+      <w:proofErr w:type="spellStart"/>
+      <w:r>
+        <w:t>admin</w:t>
+      </w:r>
+      <w:proofErr w:type="spellEnd"/>
+      <w:r>
+        <w:t xml:space="preserve"> felület funkciói</w:t>
       </w:r>
       <w:r>
         <w:t xml:space="preserve"> és jogosultságai</w:t>
@@ -9811,7 +10606,7 @@
         </w:rPr>
         <w:lastRenderedPageBreak/>
         <w:drawing>
-          <wp:anchor distT="0" distB="0" distL="114300" distR="114300" simplePos="0" relativeHeight="251658240" behindDoc="1" locked="0" layoutInCell="1" allowOverlap="1" wp14:anchorId="33A8A4FB" wp14:editId="3FB6720F">
+          <wp:anchor distT="0" distB="0" distL="114300" distR="114300" simplePos="0" relativeHeight="251657216" behindDoc="1" locked="0" layoutInCell="1" allowOverlap="1" wp14:anchorId="33A8A4FB" wp14:editId="3FB6720F">
             <wp:simplePos x="0" y="0"/>
             <wp:positionH relativeFrom="column">
               <wp:posOffset>87630</wp:posOffset>
@@ -9902,11 +10697,20 @@
       </w:r>
     </w:p>
     <w:p>
+      <w:pPr>
+        <w:pStyle w:val="Cmsor4"/>
+      </w:pPr>
       <w:r>
         <w:t>komment írás</w:t>
       </w:r>
     </w:p>
     <w:p>
+      <w:r>
+        <w:t>A felhasználók minden kép alá írhatnak kommenteke, ezzel visszajelzés küldeni a kép feltöltője felé. Ez az egyik legesszenciálisabb része a weboldalnak, hiszen itt van lehetőség szakmai támogatást és építő jellegű kritikákat írni.</w:t>
+      </w:r>
+    </w:p>
+    <w:p/>
+    <w:p>
       <w:pPr>
         <w:pStyle w:val="Cmsor4"/>
       </w:pPr>
@@ -9916,29 +10720,73 @@
     </w:p>
     <w:p>
       <w:r>
-        <w:t>Az oldalunkon a felhasználók szavazhatnak arról, hogy egyes kommentek vagy képek elnyerték-e tetszésüket. Minden kép és komment mellett megjelenik egy felfele és egy lefele mutató nyíl (up &amp; downvote), amik gombokként funkcionálnak és lehetővé teszik a szavazást. A felfele mutató nyíl jelzi azt, hogy a tartalom tetszik, a lefele mutató nyíl pedig a nemtetszést fejezi ki. Mellettük található egy százalékos mutató, ami kimutatja, hogy a szavazók hány százaléka értékelte az adott tartalmat pozitívan, ezzel a felhasználóknak egy általános képet adva az adott tartalom nyilvános megítéléséről.</w:t>
-      </w:r>
-    </w:p>
-    <w:p>
+        <w:t>Az oldalunkon a felhasználók szavazhatnak arról, hogy egyes kommentek vagy képek elnyerték-e tetszésüket. Minden kép és komment mellett megjelenik egy felfele és egy lefele mutató nyíl (</w:t>
+      </w:r>
+      <w:proofErr w:type="spellStart"/>
+      <w:r>
+        <w:t>up</w:t>
+      </w:r>
+      <w:proofErr w:type="spellEnd"/>
+      <w:r>
+        <w:t xml:space="preserve"> &amp; </w:t>
+      </w:r>
+      <w:proofErr w:type="spellStart"/>
+      <w:r>
+        <w:t>downvote</w:t>
+      </w:r>
+      <w:proofErr w:type="spellEnd"/>
+      <w:r>
+        <w:t xml:space="preserve">), amik gombokként funkcionálnak és lehetővé teszik a szavazást. A felfele mutató nyíl jelzi azt, hogy a tartalom tetszik, a lefele mutató nyíl pedig a nemtetszést fejezi ki. Mellettük található egy százalékos mutató, ami kimutatja, </w:t>
+      </w:r>
+      <w:r>
+        <w:lastRenderedPageBreak/>
+        <w:t>hogy a szavazók hány százaléka értékelte az adott tartalmat pozitívan, ezzel a felhasználóknak egy általános képet adva az adott tartalom nyilvános megítéléséről.</w:t>
+      </w:r>
+    </w:p>
+    <w:p>
+      <w:pPr>
+        <w:pStyle w:val="Cmsor4"/>
+      </w:pPr>
       <w:r>
         <w:t>letöltés</w:t>
       </w:r>
     </w:p>
     <w:p>
       <w:r>
+        <w:t>A képek részletes nézetét megnyitva megjelenik. egy „Letöltés” gomb, amire rákattintva az adott képet le lehet tölteni a használt eszközre.</w:t>
+      </w:r>
+    </w:p>
+    <w:p>
+      <w:pPr>
+        <w:pStyle w:val="Cmsor4"/>
+      </w:pPr>
+      <w:r>
         <w:t>követés</w:t>
       </w:r>
     </w:p>
     <w:p>
       <w:r>
-        <w:lastRenderedPageBreak/>
+        <w:t>A képek részletes nézeténél és a más profilok megtekintésénél található egy „Követés” gomb. Ha rákattintunk, akkor bekövethetjük az adott felhasználót, ekkor a gomb átvált „Követem” feliratra. Ha még egyszer rákattintunk, akkor visszaáll a gomb eredeti formájára. A követett felhasználók képeit a főoldalon a „Követések” oldalon követhetjük nyomon, itt gyűlnek össze a követett felhasználók legutóbb feltöltött képei.</w:t>
+      </w:r>
+    </w:p>
+    <w:p>
+      <w:pPr>
+        <w:pStyle w:val="Cmsor4"/>
+      </w:pPr>
+      <w:r>
         <w:t>megosztás</w:t>
+      </w:r>
+    </w:p>
+    <w:p>
+      <w:r>
+        <w:t>A képek részletes nézetét megnyitva megjelenik egy kis megosztás ikon, melyre rákattintva kimásolásra kerül az adott képhez tartozó hivatkozás, melyet aztán megoszthatunk másokkal. A hivatkozást megnyitva egyenesen megnyílik az adott kép</w:t>
+      </w:r>
+      <w:r>
+        <w:t xml:space="preserve"> a feltöltő profilján belül.</w:t>
       </w:r>
     </w:p>
     <w:p/>
     <w:p/>
-    <w:p/>
-    <w:p/>
     <w:p>
       <w:pPr>
         <w:pStyle w:val="Cmsor1"/>
@@ -9969,7 +10817,15 @@
     </w:p>
     <w:p>
       <w:r>
-        <w:t>Fel kell sorolnod az összes olyan szoftver eszközt amelyet a program fejlesztéséhez, illetve a dokumentáció készítéséhez felhasználtál. (Pl. programozási nyelv, fejlesztői környezet, adatbázis-kezelő rendszer, kép-, szöveg-, zeneszerkesztő program stb.)</w:t>
+        <w:t xml:space="preserve">Fel kell sorolnod az összes olyan szoftver </w:t>
+      </w:r>
+      <w:proofErr w:type="gramStart"/>
+      <w:r>
+        <w:t>eszközt</w:t>
+      </w:r>
+      <w:proofErr w:type="gramEnd"/>
+      <w:r>
+        <w:t xml:space="preserve"> amelyet a program fejlesztéséhez, illetve a dokumentáció készítéséhez felhasználtál. (Pl. programozási nyelv, fejlesztői környezet, adatbázis-kezelő rendszer, kép-, szöveg-, zeneszerkesztő program stb.)</w:t>
       </w:r>
     </w:p>
     <w:p>
@@ -10101,7 +10957,31 @@
     <w:p/>
     <w:p>
       <w:r>
-        <w:t>A rendszer egy fotómegosztó közösségi alkalmazás, ahol a felhasználók képeket töltenek fel, azokat címkézik, kommentelik, szavazzák, illetve követik egymást. Az adatok MariaDB/MySQL relációs adatbázisban vannak, a modell célja az átlátható tárolás, a kapcsolatok egyértelmű kezelése és az adatintegritás biztosítása (PK, FK, UNIQUE, indexek).</w:t>
+        <w:t xml:space="preserve">A rendszer egy fotómegosztó közösségi alkalmazás, ahol a felhasználók képeket töltenek fel, azokat címkézik, </w:t>
+      </w:r>
+      <w:proofErr w:type="spellStart"/>
+      <w:r>
+        <w:t>kommentelik</w:t>
+      </w:r>
+      <w:proofErr w:type="spellEnd"/>
+      <w:r>
+        <w:t xml:space="preserve">, szavazzák, illetve követik egymást. Az adatok </w:t>
+      </w:r>
+      <w:proofErr w:type="spellStart"/>
+      <w:r>
+        <w:t>MariaDB</w:t>
+      </w:r>
+      <w:proofErr w:type="spellEnd"/>
+      <w:r>
+        <w:t>/</w:t>
+      </w:r>
+      <w:proofErr w:type="spellStart"/>
+      <w:r>
+        <w:t>MySQL</w:t>
+      </w:r>
+      <w:proofErr w:type="spellEnd"/>
+      <w:r>
+        <w:t xml:space="preserve"> relációs adatbázisban vannak, a modell célja az átlátható tárolás, a kapcsolatok egyértelmű kezelése és az adatintegritás biztosítása (PK, FK, UNIQUE, indexek).</w:t>
       </w:r>
     </w:p>
     <w:p/>
@@ -10122,20 +11002,75 @@
       <w:pPr>
         <w:pStyle w:val="Cmsor4"/>
       </w:pPr>
+      <w:proofErr w:type="spellStart"/>
       <w:r>
         <w:t>users</w:t>
       </w:r>
-    </w:p>
-    <w:p>
-      <w:pPr>
-        <w:pStyle w:val="Felsorols1"/>
-      </w:pPr>
-      <w:r>
-        <w:t>Felhasználók: id, username (UNIQUE), email (UNIQUE), password (hash), bio, profile_picture.</w:t>
-      </w:r>
-      <w:r>
-        <w:t xml:space="preserve"> isAdmin</w:t>
-      </w:r>
+      <w:proofErr w:type="spellEnd"/>
+    </w:p>
+    <w:p>
+      <w:pPr>
+        <w:pStyle w:val="Felsorols1"/>
+      </w:pPr>
+      <w:r>
+        <w:t xml:space="preserve">Felhasználók: </w:t>
+      </w:r>
+      <w:proofErr w:type="spellStart"/>
+      <w:r>
+        <w:t>id</w:t>
+      </w:r>
+      <w:proofErr w:type="spellEnd"/>
+      <w:r>
+        <w:t xml:space="preserve">, </w:t>
+      </w:r>
+      <w:proofErr w:type="spellStart"/>
+      <w:r>
+        <w:t>username</w:t>
+      </w:r>
+      <w:proofErr w:type="spellEnd"/>
+      <w:r>
+        <w:t xml:space="preserve"> (UNIQUE), email (UNIQUE), </w:t>
+      </w:r>
+      <w:proofErr w:type="spellStart"/>
+      <w:r>
+        <w:t>password</w:t>
+      </w:r>
+      <w:proofErr w:type="spellEnd"/>
+      <w:r>
+        <w:t xml:space="preserve"> (</w:t>
+      </w:r>
+      <w:proofErr w:type="spellStart"/>
+      <w:r>
+        <w:t>hash</w:t>
+      </w:r>
+      <w:proofErr w:type="spellEnd"/>
+      <w:r>
+        <w:t xml:space="preserve">), </w:t>
+      </w:r>
+      <w:proofErr w:type="spellStart"/>
+      <w:r>
+        <w:t>bio</w:t>
+      </w:r>
+      <w:proofErr w:type="spellEnd"/>
+      <w:r>
+        <w:t xml:space="preserve">, </w:t>
+      </w:r>
+      <w:proofErr w:type="spellStart"/>
+      <w:r>
+        <w:t>profile_picture</w:t>
+      </w:r>
+      <w:proofErr w:type="spellEnd"/>
+      <w:r>
+        <w:t>.</w:t>
+      </w:r>
+      <w:r>
+        <w:t xml:space="preserve"> </w:t>
+      </w:r>
+      <w:proofErr w:type="spellStart"/>
+      <w:r>
+        <w:t>isAdmin</w:t>
+      </w:r>
+      <w:proofErr w:type="spellEnd"/>
     </w:p>
     <w:p>
       <w:pPr>
@@ -10150,24 +11085,82 @@
       <w:pPr>
         <w:pStyle w:val="Cmsor4"/>
       </w:pPr>
+      <w:proofErr w:type="spellStart"/>
       <w:r>
         <w:t>images</w:t>
       </w:r>
-    </w:p>
-    <w:p>
-      <w:pPr>
-        <w:pStyle w:val="Felsorols1"/>
-      </w:pPr>
-      <w:r>
-        <w:t>Képek metaadatai: id, user_id (FK), title, description, upload_date, url.</w:t>
-      </w:r>
-    </w:p>
-    <w:p>
-      <w:pPr>
-        <w:pStyle w:val="Felsorols1"/>
-      </w:pPr>
-      <w:r>
-        <w:t>Kapcsolat: 1 felhasználó → több kép (1:N).</w:t>
+      <w:proofErr w:type="spellEnd"/>
+    </w:p>
+    <w:p>
+      <w:pPr>
+        <w:pStyle w:val="Felsorols1"/>
+      </w:pPr>
+      <w:r>
+        <w:t xml:space="preserve">Képek metaadatai: </w:t>
+      </w:r>
+      <w:proofErr w:type="spellStart"/>
+      <w:r>
+        <w:t>id</w:t>
+      </w:r>
+      <w:proofErr w:type="spellEnd"/>
+      <w:r>
+        <w:t xml:space="preserve">, </w:t>
+      </w:r>
+      <w:proofErr w:type="spellStart"/>
+      <w:r>
+        <w:t>user_id</w:t>
+      </w:r>
+      <w:proofErr w:type="spellEnd"/>
+      <w:r>
+        <w:t xml:space="preserve"> (FK), </w:t>
+      </w:r>
+      <w:proofErr w:type="spellStart"/>
+      <w:r>
+        <w:t>title</w:t>
+      </w:r>
+      <w:proofErr w:type="spellEnd"/>
+      <w:r>
+        <w:t xml:space="preserve">, </w:t>
+      </w:r>
+      <w:proofErr w:type="spellStart"/>
+      <w:r>
+        <w:t>description</w:t>
+      </w:r>
+      <w:proofErr w:type="spellEnd"/>
+      <w:r>
+        <w:t xml:space="preserve">, </w:t>
+      </w:r>
+      <w:proofErr w:type="spellStart"/>
+      <w:r>
+        <w:t>upload_date</w:t>
+      </w:r>
+      <w:proofErr w:type="spellEnd"/>
+      <w:r>
+        <w:t xml:space="preserve">, </w:t>
+      </w:r>
+      <w:proofErr w:type="spellStart"/>
+      <w:r>
+        <w:t>url</w:t>
+      </w:r>
+      <w:proofErr w:type="spellEnd"/>
+      <w:r>
+        <w:t>.</w:t>
+      </w:r>
+    </w:p>
+    <w:p>
+      <w:pPr>
+        <w:pStyle w:val="Felsorols1"/>
+      </w:pPr>
+      <w:r>
+        <w:t>Kapcsolat: 1 felhasználó → több kép (</w:t>
+      </w:r>
+      <w:proofErr w:type="gramStart"/>
+      <w:r>
+        <w:t>1:N</w:t>
+      </w:r>
+      <w:proofErr w:type="gramEnd"/>
+      <w:r>
+        <w:t>).</w:t>
       </w:r>
     </w:p>
     <w:p/>
@@ -10175,24 +11168,42 @@
       <w:pPr>
         <w:pStyle w:val="Cmsor4"/>
       </w:pPr>
+      <w:proofErr w:type="spellStart"/>
       <w:r>
         <w:t>tags</w:t>
       </w:r>
-    </w:p>
-    <w:p>
-      <w:pPr>
-        <w:pStyle w:val="Felsorols1"/>
-      </w:pPr>
-      <w:r>
-        <w:t>Címkék törzse: id, tag (UNIQUE).</w:t>
-      </w:r>
-    </w:p>
-    <w:p>
-      <w:pPr>
-        <w:pStyle w:val="Felsorols1"/>
-      </w:pPr>
-      <w:r>
-        <w:t>Cél: egységes címkekészlet, duplikációk elkerülése.</w:t>
+      <w:proofErr w:type="spellEnd"/>
+    </w:p>
+    <w:p>
+      <w:pPr>
+        <w:pStyle w:val="Felsorols1"/>
+      </w:pPr>
+      <w:r>
+        <w:t xml:space="preserve">Címkék törzse: </w:t>
+      </w:r>
+      <w:proofErr w:type="spellStart"/>
+      <w:r>
+        <w:t>id</w:t>
+      </w:r>
+      <w:proofErr w:type="spellEnd"/>
+      <w:r>
+        <w:t>, tag (UNIQUE).</w:t>
+      </w:r>
+    </w:p>
+    <w:p>
+      <w:pPr>
+        <w:pStyle w:val="Felsorols1"/>
+      </w:pPr>
+      <w:r>
+        <w:t xml:space="preserve">Cél: egységes címkekészlet, </w:t>
+      </w:r>
+      <w:proofErr w:type="spellStart"/>
+      <w:r>
+        <w:t>duplikációk</w:t>
+      </w:r>
+      <w:proofErr w:type="spellEnd"/>
+      <w:r>
+        <w:t xml:space="preserve"> elkerülése.</w:t>
       </w:r>
     </w:p>
     <w:p/>
@@ -10200,16 +11211,34 @@
       <w:pPr>
         <w:pStyle w:val="Cmsor4"/>
       </w:pPr>
+      <w:proofErr w:type="spellStart"/>
       <w:r>
         <w:t>image_tags</w:t>
       </w:r>
-    </w:p>
-    <w:p>
-      <w:pPr>
-        <w:pStyle w:val="Felsorols1"/>
-      </w:pPr>
-      <w:r>
-        <w:t>Kapcsolótábla képek és tagek között: (image_id, tag_id) összetett PK + mindkettő FK.</w:t>
+      <w:proofErr w:type="spellEnd"/>
+    </w:p>
+    <w:p>
+      <w:pPr>
+        <w:pStyle w:val="Felsorols1"/>
+      </w:pPr>
+      <w:r>
+        <w:t>Kapcsolótábla képek és tagek között: (</w:t>
+      </w:r>
+      <w:proofErr w:type="spellStart"/>
+      <w:r>
+        <w:t>image_id</w:t>
+      </w:r>
+      <w:proofErr w:type="spellEnd"/>
+      <w:r>
+        <w:t xml:space="preserve">, </w:t>
+      </w:r>
+      <w:proofErr w:type="spellStart"/>
+      <w:r>
+        <w:t>tag_id</w:t>
+      </w:r>
+      <w:proofErr w:type="spellEnd"/>
+      <w:r>
+        <w:t>) összetett PK + mindkettő FK.</w:t>
       </w:r>
     </w:p>
     <w:p>
@@ -10226,24 +11255,66 @@
       <w:pPr>
         <w:pStyle w:val="Cmsor4"/>
       </w:pPr>
+      <w:proofErr w:type="spellStart"/>
       <w:r>
         <w:t>comments</w:t>
       </w:r>
-    </w:p>
-    <w:p>
-      <w:pPr>
-        <w:pStyle w:val="Felsorols1"/>
-      </w:pPr>
-      <w:r>
-        <w:t>Kommentek: id, user_id (FK), image_id (FK), comment, upload_date.</w:t>
-      </w:r>
-    </w:p>
-    <w:p>
-      <w:pPr>
-        <w:pStyle w:val="Felsorols1"/>
-      </w:pPr>
-      <w:r>
-        <w:t>Kapcsolat: kép → kommentek (1:N), felhasználó → kommentek (1:N).</w:t>
+      <w:proofErr w:type="spellEnd"/>
+    </w:p>
+    <w:p>
+      <w:pPr>
+        <w:pStyle w:val="Felsorols1"/>
+      </w:pPr>
+      <w:r>
+        <w:t xml:space="preserve">Kommentek: </w:t>
+      </w:r>
+      <w:proofErr w:type="spellStart"/>
+      <w:r>
+        <w:t>id</w:t>
+      </w:r>
+      <w:proofErr w:type="spellEnd"/>
+      <w:r>
+        <w:t xml:space="preserve">, </w:t>
+      </w:r>
+      <w:proofErr w:type="spellStart"/>
+      <w:r>
+        <w:t>user_id</w:t>
+      </w:r>
+      <w:proofErr w:type="spellEnd"/>
+      <w:r>
+        <w:t xml:space="preserve"> (FK), </w:t>
+      </w:r>
+      <w:proofErr w:type="spellStart"/>
+      <w:r>
+        <w:t>image_id</w:t>
+      </w:r>
+      <w:proofErr w:type="spellEnd"/>
+      <w:r>
+        <w:t xml:space="preserve"> (FK), comment, </w:t>
+      </w:r>
+      <w:proofErr w:type="spellStart"/>
+      <w:r>
+        <w:t>upload_date</w:t>
+      </w:r>
+      <w:proofErr w:type="spellEnd"/>
+      <w:r>
+        <w:t>.</w:t>
+      </w:r>
+    </w:p>
+    <w:p>
+      <w:pPr>
+        <w:pStyle w:val="Felsorols1"/>
+      </w:pPr>
+      <w:r>
+        <w:t>Kapcsolat: kép → kommentek (</w:t>
+      </w:r>
+      <w:proofErr w:type="gramStart"/>
+      <w:r>
+        <w:t>1:N</w:t>
+      </w:r>
+      <w:proofErr w:type="gramEnd"/>
+      <w:r>
+        <w:t>), felhasználó → kommentek (1:N).</w:t>
       </w:r>
     </w:p>
     <w:p/>
@@ -10251,24 +11322,90 @@
       <w:pPr>
         <w:pStyle w:val="Cmsor4"/>
       </w:pPr>
+      <w:proofErr w:type="spellStart"/>
       <w:r>
         <w:t>image_votes</w:t>
       </w:r>
-    </w:p>
-    <w:p>
-      <w:pPr>
-        <w:pStyle w:val="Felsorols1"/>
-      </w:pPr>
-      <w:r>
-        <w:t>Képszavazatok/like: id, user_id, image_id (FK), vote, created_at.</w:t>
-      </w:r>
-    </w:p>
-    <w:p>
-      <w:pPr>
-        <w:pStyle w:val="Felsorols1"/>
-      </w:pPr>
-      <w:r>
-        <w:t>UNIQUE (user_id,image_id) → egy user egy képre csak egyszer szavazhat.</w:t>
+      <w:proofErr w:type="spellEnd"/>
+    </w:p>
+    <w:p>
+      <w:pPr>
+        <w:pStyle w:val="Felsorols1"/>
+      </w:pPr>
+      <w:r>
+        <w:t xml:space="preserve">Képszavazatok/like: </w:t>
+      </w:r>
+      <w:proofErr w:type="spellStart"/>
+      <w:r>
+        <w:t>id</w:t>
+      </w:r>
+      <w:proofErr w:type="spellEnd"/>
+      <w:r>
+        <w:t xml:space="preserve">, </w:t>
+      </w:r>
+      <w:proofErr w:type="spellStart"/>
+      <w:r>
+        <w:t>user_id</w:t>
+      </w:r>
+      <w:proofErr w:type="spellEnd"/>
+      <w:r>
+        <w:t xml:space="preserve">, </w:t>
+      </w:r>
+      <w:proofErr w:type="spellStart"/>
+      <w:r>
+        <w:t>image_id</w:t>
+      </w:r>
+      <w:proofErr w:type="spellEnd"/>
+      <w:r>
+        <w:t xml:space="preserve"> (FK), </w:t>
+      </w:r>
+      <w:proofErr w:type="spellStart"/>
+      <w:r>
+        <w:t>vote</w:t>
+      </w:r>
+      <w:proofErr w:type="spellEnd"/>
+      <w:r>
+        <w:t xml:space="preserve">, </w:t>
+      </w:r>
+      <w:proofErr w:type="spellStart"/>
+      <w:r>
+        <w:t>created_at</w:t>
+      </w:r>
+      <w:proofErr w:type="spellEnd"/>
+      <w:r>
+        <w:t>.</w:t>
+      </w:r>
+    </w:p>
+    <w:p>
+      <w:pPr>
+        <w:pStyle w:val="Felsorols1"/>
+      </w:pPr>
+      <w:r>
+        <w:t>UNIQUE (</w:t>
+      </w:r>
+      <w:proofErr w:type="spellStart"/>
+      <w:r>
+        <w:t>user_</w:t>
+      </w:r>
+      <w:proofErr w:type="gramStart"/>
+      <w:r>
+        <w:t>id,image</w:t>
+      </w:r>
+      <w:proofErr w:type="gramEnd"/>
+      <w:r>
+        <w:t>_id</w:t>
+      </w:r>
+      <w:proofErr w:type="spellEnd"/>
+      <w:r>
+        <w:t xml:space="preserve">) → egy </w:t>
+      </w:r>
+      <w:proofErr w:type="spellStart"/>
+      <w:r>
+        <w:t>user</w:t>
+      </w:r>
+      <w:proofErr w:type="spellEnd"/>
+      <w:r>
+        <w:t xml:space="preserve"> egy képre csak egyszer szavazhat.</w:t>
       </w:r>
     </w:p>
     <w:p/>
@@ -10276,24 +11413,90 @@
       <w:pPr>
         <w:pStyle w:val="Cmsor4"/>
       </w:pPr>
+      <w:proofErr w:type="spellStart"/>
       <w:r>
         <w:t>comment_votes</w:t>
       </w:r>
-    </w:p>
-    <w:p>
-      <w:pPr>
-        <w:pStyle w:val="Felsorols1"/>
-      </w:pPr>
-      <w:r>
-        <w:t>Komment-szavazatok: id, user_id, comment_id (FK), vote, created_at.</w:t>
-      </w:r>
-    </w:p>
-    <w:p>
-      <w:pPr>
-        <w:pStyle w:val="Felsorols1"/>
-      </w:pPr>
-      <w:r>
-        <w:t>UNIQUE (user_id,comment_id) → egy user egy kommentre csak egyszer szavazhat.</w:t>
+      <w:proofErr w:type="spellEnd"/>
+    </w:p>
+    <w:p>
+      <w:pPr>
+        <w:pStyle w:val="Felsorols1"/>
+      </w:pPr>
+      <w:r>
+        <w:t xml:space="preserve">Komment-szavazatok: </w:t>
+      </w:r>
+      <w:proofErr w:type="spellStart"/>
+      <w:r>
+        <w:t>id</w:t>
+      </w:r>
+      <w:proofErr w:type="spellEnd"/>
+      <w:r>
+        <w:t xml:space="preserve">, </w:t>
+      </w:r>
+      <w:proofErr w:type="spellStart"/>
+      <w:r>
+        <w:t>user_id</w:t>
+      </w:r>
+      <w:proofErr w:type="spellEnd"/>
+      <w:r>
+        <w:t xml:space="preserve">, </w:t>
+      </w:r>
+      <w:proofErr w:type="spellStart"/>
+      <w:r>
+        <w:t>comment_id</w:t>
+      </w:r>
+      <w:proofErr w:type="spellEnd"/>
+      <w:r>
+        <w:t xml:space="preserve"> (FK), </w:t>
+      </w:r>
+      <w:proofErr w:type="spellStart"/>
+      <w:r>
+        <w:t>vote</w:t>
+      </w:r>
+      <w:proofErr w:type="spellEnd"/>
+      <w:r>
+        <w:t xml:space="preserve">, </w:t>
+      </w:r>
+      <w:proofErr w:type="spellStart"/>
+      <w:r>
+        <w:t>created_at</w:t>
+      </w:r>
+      <w:proofErr w:type="spellEnd"/>
+      <w:r>
+        <w:t>.</w:t>
+      </w:r>
+    </w:p>
+    <w:p>
+      <w:pPr>
+        <w:pStyle w:val="Felsorols1"/>
+      </w:pPr>
+      <w:r>
+        <w:t>UNIQUE (</w:t>
+      </w:r>
+      <w:proofErr w:type="spellStart"/>
+      <w:r>
+        <w:t>user_</w:t>
+      </w:r>
+      <w:proofErr w:type="gramStart"/>
+      <w:r>
+        <w:t>id,comment</w:t>
+      </w:r>
+      <w:proofErr w:type="gramEnd"/>
+      <w:r>
+        <w:t>_id</w:t>
+      </w:r>
+      <w:proofErr w:type="spellEnd"/>
+      <w:r>
+        <w:t xml:space="preserve">) → egy </w:t>
+      </w:r>
+      <w:proofErr w:type="spellStart"/>
+      <w:r>
+        <w:t>user</w:t>
+      </w:r>
+      <w:proofErr w:type="spellEnd"/>
+      <w:r>
+        <w:t xml:space="preserve"> egy kommentre csak egyszer szavazhat.</w:t>
       </w:r>
     </w:p>
     <w:p/>
@@ -10301,24 +11504,66 @@
       <w:pPr>
         <w:pStyle w:val="Cmsor4"/>
       </w:pPr>
+      <w:proofErr w:type="spellStart"/>
       <w:r>
         <w:t>follows</w:t>
       </w:r>
-    </w:p>
-    <w:p>
-      <w:pPr>
-        <w:pStyle w:val="Felsorols1"/>
-      </w:pPr>
-      <w:r>
-        <w:t>Követések: id, follower_id (FK), following_id (FK).</w:t>
-      </w:r>
-    </w:p>
-    <w:p>
-      <w:pPr>
-        <w:pStyle w:val="Felsorols1"/>
-      </w:pPr>
-      <w:r>
-        <w:t>UNIQUE (follower_id,following_id) → nincs duplikált követés.</w:t>
+      <w:proofErr w:type="spellEnd"/>
+    </w:p>
+    <w:p>
+      <w:pPr>
+        <w:pStyle w:val="Felsorols1"/>
+      </w:pPr>
+      <w:r>
+        <w:t xml:space="preserve">Követések: </w:t>
+      </w:r>
+      <w:proofErr w:type="spellStart"/>
+      <w:r>
+        <w:t>id</w:t>
+      </w:r>
+      <w:proofErr w:type="spellEnd"/>
+      <w:r>
+        <w:t xml:space="preserve">, </w:t>
+      </w:r>
+      <w:proofErr w:type="spellStart"/>
+      <w:r>
+        <w:t>follower_id</w:t>
+      </w:r>
+      <w:proofErr w:type="spellEnd"/>
+      <w:r>
+        <w:t xml:space="preserve"> (FK), </w:t>
+      </w:r>
+      <w:proofErr w:type="spellStart"/>
+      <w:r>
+        <w:t>following_id</w:t>
+      </w:r>
+      <w:proofErr w:type="spellEnd"/>
+      <w:r>
+        <w:t xml:space="preserve"> (FK).</w:t>
+      </w:r>
+    </w:p>
+    <w:p>
+      <w:pPr>
+        <w:pStyle w:val="Felsorols1"/>
+      </w:pPr>
+      <w:r>
+        <w:t>UNIQUE (</w:t>
+      </w:r>
+      <w:proofErr w:type="spellStart"/>
+      <w:r>
+        <w:t>follower_</w:t>
+      </w:r>
+      <w:proofErr w:type="gramStart"/>
+      <w:r>
+        <w:t>id,following</w:t>
+      </w:r>
+      <w:proofErr w:type="gramEnd"/>
+      <w:r>
+        <w:t>_id</w:t>
+      </w:r>
+      <w:proofErr w:type="spellEnd"/>
+      <w:r>
+        <w:t>) → nincs duplikált követés.</w:t>
       </w:r>
     </w:p>
     <w:p/>
@@ -10340,57 +11585,187 @@
       <w:pPr>
         <w:pStyle w:val="Felsorols1"/>
       </w:pPr>
-      <w:r>
-        <w:t>users (1) → (N) images</w:t>
-      </w:r>
-    </w:p>
-    <w:p>
-      <w:pPr>
-        <w:pStyle w:val="Felsorols1"/>
-      </w:pPr>
-      <w:r>
-        <w:t>users (1) → (N) comments</w:t>
-      </w:r>
-    </w:p>
-    <w:p>
-      <w:pPr>
-        <w:pStyle w:val="Felsorols1"/>
-      </w:pPr>
+      <w:proofErr w:type="spellStart"/>
+      <w:r>
+        <w:t>users</w:t>
+      </w:r>
+      <w:proofErr w:type="spellEnd"/>
+      <w:r>
+        <w:t xml:space="preserve"> (1) → (N) </w:t>
+      </w:r>
+      <w:proofErr w:type="spellStart"/>
+      <w:r>
+        <w:t>images</w:t>
+      </w:r>
+      <w:proofErr w:type="spellEnd"/>
+    </w:p>
+    <w:p>
+      <w:pPr>
+        <w:pStyle w:val="Felsorols1"/>
+      </w:pPr>
+      <w:proofErr w:type="spellStart"/>
+      <w:r>
+        <w:t>users</w:t>
+      </w:r>
+      <w:proofErr w:type="spellEnd"/>
+      <w:r>
+        <w:t xml:space="preserve"> (1) → (N) </w:t>
+      </w:r>
+      <w:proofErr w:type="spellStart"/>
+      <w:r>
+        <w:t>comments</w:t>
+      </w:r>
+      <w:proofErr w:type="spellEnd"/>
+    </w:p>
+    <w:p>
+      <w:pPr>
+        <w:pStyle w:val="Felsorols1"/>
+      </w:pPr>
+      <w:proofErr w:type="spellStart"/>
       <w:r>
         <w:lastRenderedPageBreak/>
-        <w:t>images (1) → (N) comments</w:t>
-      </w:r>
-    </w:p>
-    <w:p>
-      <w:pPr>
-        <w:pStyle w:val="Felsorols1"/>
-      </w:pPr>
-      <w:r>
-        <w:t>images (N) ↔ (M) tags a image_tags kapcsolótáblán át</w:t>
-      </w:r>
-    </w:p>
-    <w:p>
-      <w:pPr>
-        <w:pStyle w:val="Felsorols1"/>
-      </w:pPr>
-      <w:r>
-        <w:t>users (N) ↔ (M) images az image_votes táblán át (like-ok)</w:t>
-      </w:r>
-    </w:p>
-    <w:p>
-      <w:pPr>
-        <w:pStyle w:val="Felsorols1"/>
-      </w:pPr>
-      <w:r>
-        <w:t>users (N) ↔ (M) comments a comment_votes táblán át</w:t>
-      </w:r>
-    </w:p>
-    <w:p>
-      <w:pPr>
-        <w:pStyle w:val="Felsorols1"/>
-      </w:pPr>
-      <w:r>
-        <w:t>users (N) ↔ (M) users a follows táblán át (self-referencing N:M)</w:t>
+        <w:t>images</w:t>
+      </w:r>
+      <w:proofErr w:type="spellEnd"/>
+      <w:r>
+        <w:t xml:space="preserve"> (1) → (N) </w:t>
+      </w:r>
+      <w:proofErr w:type="spellStart"/>
+      <w:r>
+        <w:t>comments</w:t>
+      </w:r>
+      <w:proofErr w:type="spellEnd"/>
+    </w:p>
+    <w:p>
+      <w:pPr>
+        <w:pStyle w:val="Felsorols1"/>
+      </w:pPr>
+      <w:proofErr w:type="spellStart"/>
+      <w:r>
+        <w:t>images</w:t>
+      </w:r>
+      <w:proofErr w:type="spellEnd"/>
+      <w:r>
+        <w:t xml:space="preserve"> (N) ↔ (M) </w:t>
+      </w:r>
+      <w:proofErr w:type="spellStart"/>
+      <w:r>
+        <w:t>tags</w:t>
+      </w:r>
+      <w:proofErr w:type="spellEnd"/>
+      <w:r>
+        <w:t xml:space="preserve"> </w:t>
+      </w:r>
+      <w:proofErr w:type="gramStart"/>
+      <w:r>
+        <w:t>a</w:t>
+      </w:r>
+      <w:proofErr w:type="gramEnd"/>
+      <w:r>
+        <w:t xml:space="preserve"> </w:t>
+      </w:r>
+      <w:proofErr w:type="spellStart"/>
+      <w:r>
+        <w:t>image_tags</w:t>
+      </w:r>
+      <w:proofErr w:type="spellEnd"/>
+      <w:r>
+        <w:t xml:space="preserve"> kapcsolótáblán át</w:t>
+      </w:r>
+    </w:p>
+    <w:p>
+      <w:pPr>
+        <w:pStyle w:val="Felsorols1"/>
+      </w:pPr>
+      <w:proofErr w:type="spellStart"/>
+      <w:r>
+        <w:t>users</w:t>
+      </w:r>
+      <w:proofErr w:type="spellEnd"/>
+      <w:r>
+        <w:t xml:space="preserve"> (N) ↔ (M) </w:t>
+      </w:r>
+      <w:proofErr w:type="spellStart"/>
+      <w:r>
+        <w:t>images</w:t>
+      </w:r>
+      <w:proofErr w:type="spellEnd"/>
+      <w:r>
+        <w:t xml:space="preserve"> az </w:t>
+      </w:r>
+      <w:proofErr w:type="spellStart"/>
+      <w:r>
+        <w:t>image_votes</w:t>
+      </w:r>
+      <w:proofErr w:type="spellEnd"/>
+      <w:r>
+        <w:t xml:space="preserve"> táblán át (like-ok)</w:t>
+      </w:r>
+    </w:p>
+    <w:p>
+      <w:pPr>
+        <w:pStyle w:val="Felsorols1"/>
+      </w:pPr>
+      <w:proofErr w:type="spellStart"/>
+      <w:r>
+        <w:t>users</w:t>
+      </w:r>
+      <w:proofErr w:type="spellEnd"/>
+      <w:r>
+        <w:t xml:space="preserve"> (N) ↔ (M) </w:t>
+      </w:r>
+      <w:proofErr w:type="spellStart"/>
+      <w:r>
+        <w:t>comments</w:t>
+      </w:r>
+      <w:proofErr w:type="spellEnd"/>
+      <w:r>
+        <w:t xml:space="preserve"> a </w:t>
+      </w:r>
+      <w:proofErr w:type="spellStart"/>
+      <w:r>
+        <w:t>comment_votes</w:t>
+      </w:r>
+      <w:proofErr w:type="spellEnd"/>
+      <w:r>
+        <w:t xml:space="preserve"> táblán át</w:t>
+      </w:r>
+    </w:p>
+    <w:p>
+      <w:pPr>
+        <w:pStyle w:val="Felsorols1"/>
+      </w:pPr>
+      <w:proofErr w:type="spellStart"/>
+      <w:r>
+        <w:t>users</w:t>
+      </w:r>
+      <w:proofErr w:type="spellEnd"/>
+      <w:r>
+        <w:t xml:space="preserve"> (N) ↔ (M) </w:t>
+      </w:r>
+      <w:proofErr w:type="spellStart"/>
+      <w:r>
+        <w:t>users</w:t>
+      </w:r>
+      <w:proofErr w:type="spellEnd"/>
+      <w:r>
+        <w:t xml:space="preserve"> a </w:t>
+      </w:r>
+      <w:proofErr w:type="spellStart"/>
+      <w:r>
+        <w:t>follows</w:t>
+      </w:r>
+      <w:proofErr w:type="spellEnd"/>
+      <w:r>
+        <w:t xml:space="preserve"> táblán át (</w:t>
+      </w:r>
+      <w:proofErr w:type="spellStart"/>
+      <w:r>
+        <w:t>self-referencing</w:t>
+      </w:r>
+      <w:proofErr w:type="spellEnd"/>
+      <w:r>
+        <w:t xml:space="preserve"> N:M)</w:t>
       </w:r>
     </w:p>
     <w:p/>
@@ -10410,23 +11785,71 @@
         <w:pStyle w:val="Felsorols1"/>
       </w:pPr>
       <w:r>
-        <w:t>Elsődleges kulcsok (PK): minden fő táblában id, a image_tags-ben összetett PK (image_id,tag_id).</w:t>
-      </w:r>
-    </w:p>
-    <w:p>
-      <w:pPr>
-        <w:pStyle w:val="Felsorols1"/>
-      </w:pPr>
-      <w:r>
-        <w:t>Idegen kulcsok (FK): biztosítják, hogy pl. komment csak létező userhez és képhez tartozzon.</w:t>
-      </w:r>
-    </w:p>
-    <w:p>
-      <w:pPr>
-        <w:pStyle w:val="Felsorols1"/>
-      </w:pPr>
-      <w:r>
-        <w:t>ON DELETE CASCADE: ha törlődik egy user/kép, a kapcsolódó rekordok (képek, kommentek, tagek-kapcsolatok, követések stb.) automatikusan törlődnek → nem marad „árva” adat.</w:t>
+        <w:t xml:space="preserve">Elsődleges kulcsok (PK): minden fő táblában </w:t>
+      </w:r>
+      <w:proofErr w:type="spellStart"/>
+      <w:r>
+        <w:t>id</w:t>
+      </w:r>
+      <w:proofErr w:type="spellEnd"/>
+      <w:r>
+        <w:t xml:space="preserve">, a </w:t>
+      </w:r>
+      <w:proofErr w:type="spellStart"/>
+      <w:r>
+        <w:t>image_tags</w:t>
+      </w:r>
+      <w:proofErr w:type="spellEnd"/>
+      <w:r>
+        <w:t>-ben összetett PK (</w:t>
+      </w:r>
+      <w:proofErr w:type="spellStart"/>
+      <w:r>
+        <w:t>image_</w:t>
+      </w:r>
+      <w:proofErr w:type="gramStart"/>
+      <w:r>
+        <w:t>id,tag</w:t>
+      </w:r>
+      <w:proofErr w:type="gramEnd"/>
+      <w:r>
+        <w:t>_id</w:t>
+      </w:r>
+      <w:proofErr w:type="spellEnd"/>
+      <w:r>
+        <w:t>).</w:t>
+      </w:r>
+    </w:p>
+    <w:p>
+      <w:pPr>
+        <w:pStyle w:val="Felsorols1"/>
+      </w:pPr>
+      <w:r>
+        <w:t xml:space="preserve">Idegen kulcsok (FK): biztosítják, hogy pl. komment csak létező </w:t>
+      </w:r>
+      <w:proofErr w:type="spellStart"/>
+      <w:r>
+        <w:t>userhez</w:t>
+      </w:r>
+      <w:proofErr w:type="spellEnd"/>
+      <w:r>
+        <w:t xml:space="preserve"> és képhez tartozzon.</w:t>
+      </w:r>
+    </w:p>
+    <w:p>
+      <w:pPr>
+        <w:pStyle w:val="Felsorols1"/>
+      </w:pPr>
+      <w:r>
+        <w:t xml:space="preserve">ON DELETE CASCADE: ha törlődik egy </w:t>
+      </w:r>
+      <w:proofErr w:type="spellStart"/>
+      <w:r>
+        <w:t>user</w:t>
+      </w:r>
+      <w:proofErr w:type="spellEnd"/>
+      <w:r>
+        <w:t>/kép, a kapcsolódó rekordok (képek, kommentek, tagek-kapcsolatok, követések stb.) automatikusan törlődnek → nem marad „árva” adat.</w:t>
       </w:r>
     </w:p>
     <w:p>
@@ -10442,7 +11865,39 @@
         <w:pStyle w:val="Felsorols1"/>
       </w:pPr>
       <w:r>
-        <w:t>Indexek: a gyakori join mezőkön vannak (pl. user_id, image_id, comment_id), így gyors a profil-, kép- és kommentoldalak lekérdezése.</w:t>
+        <w:t xml:space="preserve">Indexek: a gyakori </w:t>
+      </w:r>
+      <w:proofErr w:type="spellStart"/>
+      <w:r>
+        <w:t>join</w:t>
+      </w:r>
+      <w:proofErr w:type="spellEnd"/>
+      <w:r>
+        <w:t xml:space="preserve"> mezőkön vannak (pl. </w:t>
+      </w:r>
+      <w:proofErr w:type="spellStart"/>
+      <w:r>
+        <w:t>user_id</w:t>
+      </w:r>
+      <w:proofErr w:type="spellEnd"/>
+      <w:r>
+        <w:t xml:space="preserve">, </w:t>
+      </w:r>
+      <w:proofErr w:type="spellStart"/>
+      <w:r>
+        <w:t>image_id</w:t>
+      </w:r>
+      <w:proofErr w:type="spellEnd"/>
+      <w:r>
+        <w:t xml:space="preserve">, </w:t>
+      </w:r>
+      <w:proofErr w:type="spellStart"/>
+      <w:r>
+        <w:t>comment_id</w:t>
+      </w:r>
+      <w:proofErr w:type="spellEnd"/>
+      <w:r>
+        <w:t>), így gyors a profil-, kép- és kommentoldalak lekérdezése.</w:t>
       </w:r>
     </w:p>
     <w:p/>
@@ -10462,23 +11917,103 @@
         <w:pStyle w:val="Felsorols1"/>
       </w:pPr>
       <w:r>
-        <w:t>Az entitások tipikusan osztályok: User, Image, Comment, Tag.</w:t>
-      </w:r>
-    </w:p>
-    <w:p>
-      <w:pPr>
-        <w:pStyle w:val="Felsorols1"/>
-      </w:pPr>
-      <w:r>
-        <w:t>Az N:M kapcsolatokhoz asszociációs osztályok/táblák tartoznak: ImageTag, ImageVote, CommentVote, Follow.</w:t>
-      </w:r>
-    </w:p>
-    <w:p>
-      <w:pPr>
-        <w:pStyle w:val="Felsorols1"/>
-      </w:pPr>
-      <w:r>
-        <w:t>Így ORM-ben (pl. Sequelize/Eloquent/Hibernate) könnyen modellezhető OneToMany, ManyToMany kapcsolatokkal.</w:t>
+        <w:t xml:space="preserve">Az entitások tipikusan osztályok: </w:t>
+      </w:r>
+      <w:proofErr w:type="spellStart"/>
+      <w:r>
+        <w:t>User</w:t>
+      </w:r>
+      <w:proofErr w:type="spellEnd"/>
+      <w:r>
+        <w:t>, Image, Comment, Tag.</w:t>
+      </w:r>
+    </w:p>
+    <w:p>
+      <w:pPr>
+        <w:pStyle w:val="Felsorols1"/>
+      </w:pPr>
+      <w:r>
+        <w:t xml:space="preserve">Az N:M kapcsolatokhoz asszociációs osztályok/táblák tartoznak: </w:t>
+      </w:r>
+      <w:proofErr w:type="spellStart"/>
+      <w:r>
+        <w:t>ImageTag</w:t>
+      </w:r>
+      <w:proofErr w:type="spellEnd"/>
+      <w:r>
+        <w:t xml:space="preserve">, </w:t>
+      </w:r>
+      <w:proofErr w:type="spellStart"/>
+      <w:r>
+        <w:t>ImageVote</w:t>
+      </w:r>
+      <w:proofErr w:type="spellEnd"/>
+      <w:r>
+        <w:t xml:space="preserve">, </w:t>
+      </w:r>
+      <w:proofErr w:type="spellStart"/>
+      <w:r>
+        <w:t>CommentVote</w:t>
+      </w:r>
+      <w:proofErr w:type="spellEnd"/>
+      <w:r>
+        <w:t xml:space="preserve">, </w:t>
+      </w:r>
+      <w:proofErr w:type="spellStart"/>
+      <w:r>
+        <w:t>Follow</w:t>
+      </w:r>
+      <w:proofErr w:type="spellEnd"/>
+      <w:r>
+        <w:t>.</w:t>
+      </w:r>
+    </w:p>
+    <w:p>
+      <w:pPr>
+        <w:pStyle w:val="Felsorols1"/>
+      </w:pPr>
+      <w:r>
+        <w:t xml:space="preserve">Így ORM-ben (pl. </w:t>
+      </w:r>
+      <w:proofErr w:type="spellStart"/>
+      <w:r>
+        <w:t>Sequelize</w:t>
+      </w:r>
+      <w:proofErr w:type="spellEnd"/>
+      <w:r>
+        <w:t>/</w:t>
+      </w:r>
+      <w:proofErr w:type="spellStart"/>
+      <w:r>
+        <w:t>Eloquent</w:t>
+      </w:r>
+      <w:proofErr w:type="spellEnd"/>
+      <w:r>
+        <w:t>/</w:t>
+      </w:r>
+      <w:proofErr w:type="spellStart"/>
+      <w:r>
+        <w:t>Hibernate</w:t>
+      </w:r>
+      <w:proofErr w:type="spellEnd"/>
+      <w:r>
+        <w:t xml:space="preserve">) könnyen modellezhető </w:t>
+      </w:r>
+      <w:proofErr w:type="spellStart"/>
+      <w:r>
+        <w:t>OneToMany</w:t>
+      </w:r>
+      <w:proofErr w:type="spellEnd"/>
+      <w:r>
+        <w:t xml:space="preserve">, </w:t>
+      </w:r>
+      <w:proofErr w:type="spellStart"/>
+      <w:r>
+        <w:t>ManyToMany</w:t>
+      </w:r>
+      <w:proofErr w:type="spellEnd"/>
+      <w:r>
+        <w:t xml:space="preserve"> kapcsolatokkal.</w:t>
       </w:r>
     </w:p>
     <w:p/>
@@ -10495,7 +12030,15 @@
     </w:p>
     <w:p>
       <w:r>
-        <w:t>Az alábbi bemutatott algoritmusok mind az oldalunk ImageModal komponensében található</w:t>
+        <w:t xml:space="preserve">Az alábbi bemutatott algoritmusok mind az oldalunk </w:t>
+      </w:r>
+      <w:proofErr w:type="spellStart"/>
+      <w:r>
+        <w:t>ImageModal</w:t>
+      </w:r>
+      <w:proofErr w:type="spellEnd"/>
+      <w:r>
+        <w:t xml:space="preserve"> komponensében található</w:t>
       </w:r>
       <w:r>
         <w:t>ak</w:t>
@@ -10530,6 +12073,7 @@
       <w:r>
         <w:t>1. algoritmus — Kép letöltése hitelesítéssel (</w:t>
       </w:r>
+      <w:proofErr w:type="spellStart"/>
       <w:r>
         <w:rPr>
           <w:rStyle w:val="HTML-kd"/>
@@ -10537,6 +12081,7 @@
         </w:rPr>
         <w:t>handleDownload</w:t>
       </w:r>
+      <w:proofErr w:type="spellEnd"/>
       <w:r>
         <w:t>)</w:t>
       </w:r>
@@ -10551,7 +12096,23 @@
       </w:r>
       <w:r>
         <w:br/>
-        <w:t>A felhasználó le tudja tölteni a modálban megnyitott képet, és a letöltés csak bejelentkezett felhasználónak működjön.</w:t>
+        <w:t xml:space="preserve">A felhasználó le tudja tölteni a </w:t>
+      </w:r>
+      <w:proofErr w:type="spellStart"/>
+      <w:r>
+        <w:t>modálban</w:t>
+      </w:r>
+      <w:proofErr w:type="spellEnd"/>
+      <w:r>
+        <w:t xml:space="preserve"> megnyitott képet, és a letöltés csak bejelentkezett felhasználónak </w:t>
+      </w:r>
+      <w:proofErr w:type="spellStart"/>
+      <w:r>
+        <w:t>működjön</w:t>
+      </w:r>
+      <w:proofErr w:type="spellEnd"/>
+      <w:r>
+        <w:t>.</w:t>
       </w:r>
     </w:p>
     <w:p>
@@ -10584,7 +12145,23 @@
           <w:rStyle w:val="HTML-kd"/>
           <w:rFonts w:eastAsiaTheme="majorEastAsia"/>
         </w:rPr>
-        <w:t>/uploads/valami.jpg</w:t>
+        <w:t>/</w:t>
+      </w:r>
+      <w:proofErr w:type="spellStart"/>
+      <w:r>
+        <w:rPr>
+          <w:rStyle w:val="HTML-kd"/>
+          <w:rFonts w:eastAsiaTheme="majorEastAsia"/>
+        </w:rPr>
+        <w:t>uploads</w:t>
+      </w:r>
+      <w:proofErr w:type="spellEnd"/>
+      <w:r>
+        <w:rPr>
+          <w:rStyle w:val="HTML-kd"/>
+          <w:rFonts w:eastAsiaTheme="majorEastAsia"/>
+        </w:rPr>
+        <w:t>/valami.jpg</w:t>
       </w:r>
       <w:r>
         <w:t>)</w:t>
@@ -10594,19 +12171,47 @@
       <w:pPr>
         <w:pStyle w:val="Felsorols1"/>
       </w:pPr>
-      <w:r>
-        <w:t xml:space="preserve">token a </w:t>
-      </w:r>
-      <w:r>
-        <w:rPr>
-          <w:rStyle w:val="HTML-kd"/>
-          <w:rFonts w:eastAsiaTheme="majorEastAsia"/>
-        </w:rPr>
-        <w:t>getToken()</w:t>
-      </w:r>
-      <w:r>
-        <w:t>-ből</w:t>
-      </w:r>
+      <w:proofErr w:type="spellStart"/>
+      <w:r>
+        <w:t>token</w:t>
+      </w:r>
+      <w:proofErr w:type="spellEnd"/>
+      <w:r>
+        <w:t xml:space="preserve"> a </w:t>
+      </w:r>
+      <w:proofErr w:type="spellStart"/>
+      <w:proofErr w:type="gramStart"/>
+      <w:r>
+        <w:rPr>
+          <w:rStyle w:val="HTML-kd"/>
+          <w:rFonts w:eastAsiaTheme="majorEastAsia"/>
+        </w:rPr>
+        <w:t>getToken</w:t>
+      </w:r>
+      <w:proofErr w:type="spellEnd"/>
+      <w:r>
+        <w:rPr>
+          <w:rStyle w:val="HTML-kd"/>
+          <w:rFonts w:eastAsiaTheme="majorEastAsia"/>
+        </w:rPr>
+        <w:t>(</w:t>
+      </w:r>
+      <w:proofErr w:type="gramEnd"/>
+      <w:r>
+        <w:rPr>
+          <w:rStyle w:val="HTML-kd"/>
+          <w:rFonts w:eastAsiaTheme="majorEastAsia"/>
+        </w:rPr>
+        <w:t>)</w:t>
+      </w:r>
+      <w:r>
+        <w:t>-</w:t>
+      </w:r>
+      <w:proofErr w:type="spellStart"/>
+      <w:r>
+        <w:t>ből</w:t>
+      </w:r>
+      <w:proofErr w:type="spellEnd"/>
     </w:p>
     <w:p>
       <w:pPr>
@@ -10615,16 +12220,39 @@
       <w:r>
         <w:t xml:space="preserve">hitelesítési fejléc a </w:t>
       </w:r>
-      <w:r>
-        <w:rPr>
-          <w:rStyle w:val="HTML-kd"/>
-          <w:rFonts w:eastAsiaTheme="majorEastAsia"/>
-        </w:rPr>
-        <w:t>getAuthHeader()</w:t>
-      </w:r>
-      <w:r>
-        <w:t>-ből</w:t>
-      </w:r>
+      <w:proofErr w:type="spellStart"/>
+      <w:proofErr w:type="gramStart"/>
+      <w:r>
+        <w:rPr>
+          <w:rStyle w:val="HTML-kd"/>
+          <w:rFonts w:eastAsiaTheme="majorEastAsia"/>
+        </w:rPr>
+        <w:t>getAuthHeader</w:t>
+      </w:r>
+      <w:proofErr w:type="spellEnd"/>
+      <w:r>
+        <w:rPr>
+          <w:rStyle w:val="HTML-kd"/>
+          <w:rFonts w:eastAsiaTheme="majorEastAsia"/>
+        </w:rPr>
+        <w:t>(</w:t>
+      </w:r>
+      <w:proofErr w:type="gramEnd"/>
+      <w:r>
+        <w:rPr>
+          <w:rStyle w:val="HTML-kd"/>
+          <w:rFonts w:eastAsiaTheme="majorEastAsia"/>
+        </w:rPr>
+        <w:t>)</w:t>
+      </w:r>
+      <w:r>
+        <w:t>-</w:t>
+      </w:r>
+      <w:proofErr w:type="spellStart"/>
+      <w:r>
+        <w:t>ből</w:t>
+      </w:r>
+      <w:proofErr w:type="spellEnd"/>
     </w:p>
     <w:p>
       <w:pPr>
@@ -10668,12 +12296,30 @@
       <w:r>
         <w:t xml:space="preserve">A felhasználó a Letöltés gombra kattint, ami meghívja a </w:t>
       </w:r>
-      <w:r>
-        <w:rPr>
-          <w:rStyle w:val="HTML-kd"/>
-          <w:rFonts w:eastAsiaTheme="majorEastAsia"/>
-        </w:rPr>
-        <w:t>handleDownload()</w:t>
+      <w:proofErr w:type="spellStart"/>
+      <w:proofErr w:type="gramStart"/>
+      <w:r>
+        <w:rPr>
+          <w:rStyle w:val="HTML-kd"/>
+          <w:rFonts w:eastAsiaTheme="majorEastAsia"/>
+        </w:rPr>
+        <w:t>handleDownload</w:t>
+      </w:r>
+      <w:proofErr w:type="spellEnd"/>
+      <w:r>
+        <w:rPr>
+          <w:rStyle w:val="HTML-kd"/>
+          <w:rFonts w:eastAsiaTheme="majorEastAsia"/>
+        </w:rPr>
+        <w:t>(</w:t>
+      </w:r>
+      <w:proofErr w:type="gramEnd"/>
+      <w:r>
+        <w:rPr>
+          <w:rStyle w:val="HTML-kd"/>
+          <w:rFonts w:eastAsiaTheme="majorEastAsia"/>
+        </w:rPr>
+        <w:t>)</w:t>
       </w:r>
       <w:r>
         <w:t xml:space="preserve"> függvényt.</w:t>
@@ -10689,14 +12335,63 @@
         <w:jc w:val="left"/>
       </w:pPr>
       <w:r>
-        <w:t xml:space="preserve">A függvény lekéri a tokent: </w:t>
-      </w:r>
-      <w:r>
-        <w:rPr>
-          <w:rStyle w:val="HTML-kd"/>
-          <w:rFonts w:eastAsiaTheme="majorEastAsia"/>
-        </w:rPr>
-        <w:t>const token = getToken()</w:t>
+        <w:t xml:space="preserve">A függvény lekéri a </w:t>
+      </w:r>
+      <w:proofErr w:type="spellStart"/>
+      <w:r>
+        <w:t>tokent</w:t>
+      </w:r>
+      <w:proofErr w:type="spellEnd"/>
+      <w:r>
+        <w:t xml:space="preserve">: </w:t>
+      </w:r>
+      <w:r>
+        <w:rPr>
+          <w:rStyle w:val="HTML-kd"/>
+          <w:rFonts w:eastAsiaTheme="majorEastAsia"/>
+        </w:rPr>
+        <w:t xml:space="preserve">const </w:t>
+      </w:r>
+      <w:proofErr w:type="spellStart"/>
+      <w:r>
+        <w:rPr>
+          <w:rStyle w:val="HTML-kd"/>
+          <w:rFonts w:eastAsiaTheme="majorEastAsia"/>
+        </w:rPr>
+        <w:t>token</w:t>
+      </w:r>
+      <w:proofErr w:type="spellEnd"/>
+      <w:r>
+        <w:rPr>
+          <w:rStyle w:val="HTML-kd"/>
+          <w:rFonts w:eastAsiaTheme="majorEastAsia"/>
+        </w:rPr>
+        <w:t xml:space="preserve"> = </w:t>
+      </w:r>
+      <w:proofErr w:type="spellStart"/>
+      <w:proofErr w:type="gramStart"/>
+      <w:r>
+        <w:rPr>
+          <w:rStyle w:val="HTML-kd"/>
+          <w:rFonts w:eastAsiaTheme="majorEastAsia"/>
+        </w:rPr>
+        <w:t>getToken</w:t>
+      </w:r>
+      <w:proofErr w:type="spellEnd"/>
+      <w:r>
+        <w:rPr>
+          <w:rStyle w:val="HTML-kd"/>
+          <w:rFonts w:eastAsiaTheme="majorEastAsia"/>
+        </w:rPr>
+        <w:t>(</w:t>
+      </w:r>
+      <w:proofErr w:type="gramEnd"/>
+      <w:r>
+        <w:rPr>
+          <w:rStyle w:val="HTML-kd"/>
+          <w:rFonts w:eastAsiaTheme="majorEastAsia"/>
+        </w:rPr>
+        <w:t>)</w:t>
       </w:r>
       <w:r>
         <w:t>.</w:t>
@@ -10712,19 +12407,52 @@
         <w:jc w:val="left"/>
       </w:pPr>
       <w:r>
-        <w:t xml:space="preserve">Ha nincs token: </w:t>
-      </w:r>
-    </w:p>
-    <w:p>
-      <w:pPr>
-        <w:pStyle w:val="Felsorols1"/>
-      </w:pPr>
-      <w:r>
-        <w:rPr>
-          <w:rStyle w:val="HTML-kd"/>
-          <w:rFonts w:eastAsiaTheme="majorEastAsia"/>
-        </w:rPr>
-        <w:t>navigate("/Registration")</w:t>
+        <w:t xml:space="preserve">Ha nincs </w:t>
+      </w:r>
+      <w:proofErr w:type="spellStart"/>
+      <w:r>
+        <w:t>token</w:t>
+      </w:r>
+      <w:proofErr w:type="spellEnd"/>
+      <w:r>
+        <w:t xml:space="preserve">: </w:t>
+      </w:r>
+    </w:p>
+    <w:p>
+      <w:pPr>
+        <w:pStyle w:val="Felsorols1"/>
+      </w:pPr>
+      <w:proofErr w:type="spellStart"/>
+      <w:r>
+        <w:rPr>
+          <w:rStyle w:val="HTML-kd"/>
+          <w:rFonts w:eastAsiaTheme="majorEastAsia"/>
+        </w:rPr>
+        <w:t>navigate</w:t>
+      </w:r>
+      <w:proofErr w:type="spellEnd"/>
+      <w:r>
+        <w:rPr>
+          <w:rStyle w:val="HTML-kd"/>
+          <w:rFonts w:eastAsiaTheme="majorEastAsia"/>
+        </w:rPr>
+        <w:t>("/</w:t>
+      </w:r>
+      <w:proofErr w:type="spellStart"/>
+      <w:r>
+        <w:rPr>
+          <w:rStyle w:val="HTML-kd"/>
+          <w:rFonts w:eastAsiaTheme="majorEastAsia"/>
+        </w:rPr>
+        <w:t>Registration</w:t>
+      </w:r>
+      <w:proofErr w:type="spellEnd"/>
+      <w:r>
+        <w:rPr>
+          <w:rStyle w:val="HTML-kd"/>
+          <w:rFonts w:eastAsiaTheme="majorEastAsia"/>
+        </w:rPr>
+        <w:t>")</w:t>
       </w:r>
       <w:r>
         <w:t xml:space="preserve"> lefut, és a folyamat véget ér.</w:t>
@@ -10747,13 +12475,63 @@
       <w:pPr>
         <w:pStyle w:val="Felsorols1"/>
       </w:pPr>
+      <w:proofErr w:type="spellStart"/>
+      <w:proofErr w:type="gramStart"/>
       <w:r>
         <w:rPr>
           <w:rStyle w:val="HTML-kd"/>
           <w:rFonts w:eastAsiaTheme="majorEastAsia"/>
         </w:rPr>
         <w:lastRenderedPageBreak/>
-        <w:t>fetch("http://localhost:3001" + localImage.url, { headers: getAuthHeader() })</w:t>
+        <w:t>fetch</w:t>
+      </w:r>
+      <w:proofErr w:type="spellEnd"/>
+      <w:r>
+        <w:rPr>
+          <w:rStyle w:val="HTML-kd"/>
+          <w:rFonts w:eastAsiaTheme="majorEastAsia"/>
+        </w:rPr>
+        <w:t>(</w:t>
+      </w:r>
+      <w:proofErr w:type="gramEnd"/>
+      <w:r>
+        <w:rPr>
+          <w:rStyle w:val="HTML-kd"/>
+          <w:rFonts w:eastAsiaTheme="majorEastAsia"/>
+        </w:rPr>
+        <w:t xml:space="preserve">"http://localhost:3001" + localImage.url, { </w:t>
+      </w:r>
+      <w:proofErr w:type="spellStart"/>
+      <w:r>
+        <w:rPr>
+          <w:rStyle w:val="HTML-kd"/>
+          <w:rFonts w:eastAsiaTheme="majorEastAsia"/>
+        </w:rPr>
+        <w:t>headers</w:t>
+      </w:r>
+      <w:proofErr w:type="spellEnd"/>
+      <w:r>
+        <w:rPr>
+          <w:rStyle w:val="HTML-kd"/>
+          <w:rFonts w:eastAsiaTheme="majorEastAsia"/>
+        </w:rPr>
+        <w:t xml:space="preserve">: </w:t>
+      </w:r>
+      <w:proofErr w:type="spellStart"/>
+      <w:r>
+        <w:rPr>
+          <w:rStyle w:val="HTML-kd"/>
+          <w:rFonts w:eastAsiaTheme="majorEastAsia"/>
+        </w:rPr>
+        <w:t>getAuthHeader</w:t>
+      </w:r>
+      <w:proofErr w:type="spellEnd"/>
+      <w:r>
+        <w:rPr>
+          <w:rStyle w:val="HTML-kd"/>
+          <w:rFonts w:eastAsiaTheme="majorEastAsia"/>
+        </w:rPr>
+        <w:t>() })</w:t>
       </w:r>
     </w:p>
     <w:p>
@@ -10773,12 +12551,55 @@
       <w:pPr>
         <w:pStyle w:val="Felsorols1"/>
       </w:pPr>
-      <w:r>
-        <w:rPr>
-          <w:rStyle w:val="HTML-kd"/>
-          <w:rFonts w:eastAsiaTheme="majorEastAsia"/>
-        </w:rPr>
-        <w:t>handleTokenError(response.status, navigate)</w:t>
+      <w:proofErr w:type="spellStart"/>
+      <w:proofErr w:type="gramStart"/>
+      <w:r>
+        <w:rPr>
+          <w:rStyle w:val="HTML-kd"/>
+          <w:rFonts w:eastAsiaTheme="majorEastAsia"/>
+        </w:rPr>
+        <w:t>handleTokenError</w:t>
+      </w:r>
+      <w:proofErr w:type="spellEnd"/>
+      <w:r>
+        <w:rPr>
+          <w:rStyle w:val="HTML-kd"/>
+          <w:rFonts w:eastAsiaTheme="majorEastAsia"/>
+        </w:rPr>
+        <w:t>(</w:t>
+      </w:r>
+      <w:proofErr w:type="spellStart"/>
+      <w:proofErr w:type="gramEnd"/>
+      <w:r>
+        <w:rPr>
+          <w:rStyle w:val="HTML-kd"/>
+          <w:rFonts w:eastAsiaTheme="majorEastAsia"/>
+        </w:rPr>
+        <w:t>response.status</w:t>
+      </w:r>
+      <w:proofErr w:type="spellEnd"/>
+      <w:r>
+        <w:rPr>
+          <w:rStyle w:val="HTML-kd"/>
+          <w:rFonts w:eastAsiaTheme="majorEastAsia"/>
+        </w:rPr>
+        <w:t xml:space="preserve">, </w:t>
+      </w:r>
+      <w:proofErr w:type="spellStart"/>
+      <w:r>
+        <w:rPr>
+          <w:rStyle w:val="HTML-kd"/>
+          <w:rFonts w:eastAsiaTheme="majorEastAsia"/>
+        </w:rPr>
+        <w:t>navigate</w:t>
+      </w:r>
+      <w:proofErr w:type="spellEnd"/>
+      <w:r>
+        <w:rPr>
+          <w:rStyle w:val="HTML-kd"/>
+          <w:rFonts w:eastAsiaTheme="majorEastAsia"/>
+        </w:rPr>
+        <w:t>)</w:t>
       </w:r>
       <w:r>
         <w:t xml:space="preserve"> lefut, majd a függvény kilép.</w:t>
@@ -10794,15 +12615,36 @@
         <w:jc w:val="left"/>
       </w:pPr>
       <w:r>
-        <w:t>Ha a válasz nem sikeres (</w:t>
-      </w:r>
-      <w:r>
-        <w:rPr>
-          <w:rStyle w:val="HTML-kd"/>
-          <w:rFonts w:eastAsiaTheme="majorEastAsia"/>
-        </w:rPr>
-        <w:t>!response.ok</w:t>
-      </w:r>
+        <w:t xml:space="preserve">Ha a válasz nem sikeres </w:t>
+      </w:r>
+      <w:proofErr w:type="gramStart"/>
+      <w:r>
+        <w:t>(</w:t>
+      </w:r>
+      <w:r>
+        <w:rPr>
+          <w:rStyle w:val="HTML-kd"/>
+          <w:rFonts w:eastAsiaTheme="majorEastAsia"/>
+        </w:rPr>
+        <w:t>!</w:t>
+      </w:r>
+      <w:proofErr w:type="spellStart"/>
+      <w:r>
+        <w:rPr>
+          <w:rStyle w:val="HTML-kd"/>
+          <w:rFonts w:eastAsiaTheme="majorEastAsia"/>
+        </w:rPr>
+        <w:t>response</w:t>
+      </w:r>
+      <w:proofErr w:type="gramEnd"/>
+      <w:r>
+        <w:rPr>
+          <w:rStyle w:val="HTML-kd"/>
+          <w:rFonts w:eastAsiaTheme="majorEastAsia"/>
+        </w:rPr>
+        <w:t>.ok</w:t>
+      </w:r>
+      <w:proofErr w:type="spellEnd"/>
       <w:r>
         <w:t xml:space="preserve">): </w:t>
       </w:r>
@@ -10811,8 +12653,13 @@
       <w:pPr>
         <w:pStyle w:val="Felsorols1"/>
       </w:pPr>
-      <w:r>
-        <w:t>token/hiba kezelése történik, majd kilép.</w:t>
+      <w:proofErr w:type="spellStart"/>
+      <w:r>
+        <w:t>token</w:t>
+      </w:r>
+      <w:proofErr w:type="spellEnd"/>
+      <w:r>
+        <w:t>/hiba kezelése történik, majd kilép.</w:t>
       </w:r>
     </w:p>
     <w:p>
@@ -10832,7 +12679,57 @@
           <w:rStyle w:val="HTML-kd"/>
           <w:rFonts w:eastAsiaTheme="majorEastAsia"/>
         </w:rPr>
-        <w:t>const blob = await response.blob()</w:t>
+        <w:t xml:space="preserve">const </w:t>
+      </w:r>
+      <w:proofErr w:type="spellStart"/>
+      <w:r>
+        <w:rPr>
+          <w:rStyle w:val="HTML-kd"/>
+          <w:rFonts w:eastAsiaTheme="majorEastAsia"/>
+        </w:rPr>
+        <w:t>blob</w:t>
+      </w:r>
+      <w:proofErr w:type="spellEnd"/>
+      <w:r>
+        <w:rPr>
+          <w:rStyle w:val="HTML-kd"/>
+          <w:rFonts w:eastAsiaTheme="majorEastAsia"/>
+        </w:rPr>
+        <w:t xml:space="preserve"> = </w:t>
+      </w:r>
+      <w:proofErr w:type="spellStart"/>
+      <w:r>
+        <w:rPr>
+          <w:rStyle w:val="HTML-kd"/>
+          <w:rFonts w:eastAsiaTheme="majorEastAsia"/>
+        </w:rPr>
+        <w:t>await</w:t>
+      </w:r>
+      <w:proofErr w:type="spellEnd"/>
+      <w:r>
+        <w:rPr>
+          <w:rStyle w:val="HTML-kd"/>
+          <w:rFonts w:eastAsiaTheme="majorEastAsia"/>
+        </w:rPr>
+        <w:t xml:space="preserve"> </w:t>
+      </w:r>
+      <w:proofErr w:type="spellStart"/>
+      <w:proofErr w:type="gramStart"/>
+      <w:r>
+        <w:rPr>
+          <w:rStyle w:val="HTML-kd"/>
+          <w:rFonts w:eastAsiaTheme="majorEastAsia"/>
+        </w:rPr>
+        <w:t>response.blob</w:t>
+      </w:r>
+      <w:proofErr w:type="spellEnd"/>
+      <w:proofErr w:type="gramEnd"/>
+      <w:r>
+        <w:rPr>
+          <w:rStyle w:val="HTML-kd"/>
+          <w:rFonts w:eastAsiaTheme="majorEastAsia"/>
+        </w:rPr>
+        <w:t>()</w:t>
       </w:r>
       <w:r>
         <w:t>.</w:t>
@@ -10855,7 +12752,55 @@
           <w:rStyle w:val="HTML-kd"/>
           <w:rFonts w:eastAsiaTheme="majorEastAsia"/>
         </w:rPr>
-        <w:t>const url = window.URL.createObjectURL(blob)</w:t>
+        <w:t xml:space="preserve">const </w:t>
+      </w:r>
+      <w:proofErr w:type="spellStart"/>
+      <w:r>
+        <w:rPr>
+          <w:rStyle w:val="HTML-kd"/>
+          <w:rFonts w:eastAsiaTheme="majorEastAsia"/>
+        </w:rPr>
+        <w:t>url</w:t>
+      </w:r>
+      <w:proofErr w:type="spellEnd"/>
+      <w:r>
+        <w:rPr>
+          <w:rStyle w:val="HTML-kd"/>
+          <w:rFonts w:eastAsiaTheme="majorEastAsia"/>
+        </w:rPr>
+        <w:t xml:space="preserve"> = </w:t>
+      </w:r>
+      <w:proofErr w:type="spellStart"/>
+      <w:r>
+        <w:rPr>
+          <w:rStyle w:val="HTML-kd"/>
+          <w:rFonts w:eastAsiaTheme="majorEastAsia"/>
+        </w:rPr>
+        <w:t>window.URL.createObjectURL</w:t>
+      </w:r>
+      <w:proofErr w:type="spellEnd"/>
+      <w:r>
+        <w:rPr>
+          <w:rStyle w:val="HTML-kd"/>
+          <w:rFonts w:eastAsiaTheme="majorEastAsia"/>
+        </w:rPr>
+        <w:t>(</w:t>
+      </w:r>
+      <w:proofErr w:type="spellStart"/>
+      <w:r>
+        <w:rPr>
+          <w:rStyle w:val="HTML-kd"/>
+          <w:rFonts w:eastAsiaTheme="majorEastAsia"/>
+        </w:rPr>
+        <w:t>blob</w:t>
+      </w:r>
+      <w:proofErr w:type="spellEnd"/>
+      <w:r>
+        <w:rPr>
+          <w:rStyle w:val="HTML-kd"/>
+          <w:rFonts w:eastAsiaTheme="majorEastAsia"/>
+        </w:rPr>
+        <w:t>)</w:t>
       </w:r>
       <w:r>
         <w:t>.</w:t>
@@ -10883,7 +12828,55 @@
           <w:rStyle w:val="HTML-kd"/>
           <w:rFonts w:eastAsiaTheme="majorEastAsia"/>
         </w:rPr>
-        <w:t>const filename = localImage.url.split("/").pop() || "kep.jpg"</w:t>
+        <w:t xml:space="preserve">const </w:t>
+      </w:r>
+      <w:proofErr w:type="spellStart"/>
+      <w:r>
+        <w:rPr>
+          <w:rStyle w:val="HTML-kd"/>
+          <w:rFonts w:eastAsiaTheme="majorEastAsia"/>
+        </w:rPr>
+        <w:t>filename</w:t>
+      </w:r>
+      <w:proofErr w:type="spellEnd"/>
+      <w:r>
+        <w:rPr>
+          <w:rStyle w:val="HTML-kd"/>
+          <w:rFonts w:eastAsiaTheme="majorEastAsia"/>
+        </w:rPr>
+        <w:t xml:space="preserve"> = </w:t>
+      </w:r>
+      <w:proofErr w:type="spellStart"/>
+      <w:r>
+        <w:rPr>
+          <w:rStyle w:val="HTML-kd"/>
+          <w:rFonts w:eastAsiaTheme="majorEastAsia"/>
+        </w:rPr>
+        <w:t>localImage.url.split</w:t>
+      </w:r>
+      <w:proofErr w:type="spellEnd"/>
+      <w:r>
+        <w:rPr>
+          <w:rStyle w:val="HTML-kd"/>
+          <w:rFonts w:eastAsiaTheme="majorEastAsia"/>
+        </w:rPr>
+        <w:t>("/"</w:t>
+      </w:r>
+      <w:proofErr w:type="gramStart"/>
+      <w:r>
+        <w:rPr>
+          <w:rStyle w:val="HTML-kd"/>
+          <w:rFonts w:eastAsiaTheme="majorEastAsia"/>
+        </w:rPr>
+        <w:t>).pop</w:t>
+      </w:r>
+      <w:proofErr w:type="gramEnd"/>
+      <w:r>
+        <w:rPr>
+          <w:rStyle w:val="HTML-kd"/>
+          <w:rFonts w:eastAsiaTheme="majorEastAsia"/>
+        </w:rPr>
+        <w:t>() || "kep.jpg"</w:t>
       </w:r>
       <w:r>
         <w:t>.</w:t>
@@ -10916,25 +12909,65 @@
       <w:pPr>
         <w:pStyle w:val="Felsorols1"/>
       </w:pPr>
-      <w:r>
-        <w:rPr>
-          <w:rStyle w:val="HTML-kd"/>
-          <w:rFonts w:eastAsiaTheme="majorEastAsia"/>
-        </w:rPr>
-        <w:t>link.href = url</w:t>
-      </w:r>
-    </w:p>
-    <w:p>
-      <w:pPr>
-        <w:pStyle w:val="Felsorols1"/>
-      </w:pPr>
-      <w:r>
-        <w:rPr>
-          <w:rStyle w:val="HTML-kd"/>
-          <w:rFonts w:eastAsiaTheme="majorEastAsia"/>
-        </w:rPr>
-        <w:t>link.download = filename</w:t>
-      </w:r>
+      <w:proofErr w:type="spellStart"/>
+      <w:proofErr w:type="gramStart"/>
+      <w:r>
+        <w:rPr>
+          <w:rStyle w:val="HTML-kd"/>
+          <w:rFonts w:eastAsiaTheme="majorEastAsia"/>
+        </w:rPr>
+        <w:t>link.href</w:t>
+      </w:r>
+      <w:proofErr w:type="spellEnd"/>
+      <w:proofErr w:type="gramEnd"/>
+      <w:r>
+        <w:rPr>
+          <w:rStyle w:val="HTML-kd"/>
+          <w:rFonts w:eastAsiaTheme="majorEastAsia"/>
+        </w:rPr>
+        <w:t xml:space="preserve"> = </w:t>
+      </w:r>
+      <w:proofErr w:type="spellStart"/>
+      <w:r>
+        <w:rPr>
+          <w:rStyle w:val="HTML-kd"/>
+          <w:rFonts w:eastAsiaTheme="majorEastAsia"/>
+        </w:rPr>
+        <w:t>url</w:t>
+      </w:r>
+      <w:proofErr w:type="spellEnd"/>
+    </w:p>
+    <w:p>
+      <w:pPr>
+        <w:pStyle w:val="Felsorols1"/>
+      </w:pPr>
+      <w:proofErr w:type="spellStart"/>
+      <w:proofErr w:type="gramStart"/>
+      <w:r>
+        <w:rPr>
+          <w:rStyle w:val="HTML-kd"/>
+          <w:rFonts w:eastAsiaTheme="majorEastAsia"/>
+        </w:rPr>
+        <w:t>link.download</w:t>
+      </w:r>
+      <w:proofErr w:type="spellEnd"/>
+      <w:proofErr w:type="gramEnd"/>
+      <w:r>
+        <w:rPr>
+          <w:rStyle w:val="HTML-kd"/>
+          <w:rFonts w:eastAsiaTheme="majorEastAsia"/>
+        </w:rPr>
+        <w:t xml:space="preserve"> = </w:t>
+      </w:r>
+      <w:proofErr w:type="spellStart"/>
+      <w:r>
+        <w:rPr>
+          <w:rStyle w:val="HTML-kd"/>
+          <w:rFonts w:eastAsiaTheme="majorEastAsia"/>
+        </w:rPr>
+        <w:t>filename</w:t>
+      </w:r>
+      <w:proofErr w:type="spellEnd"/>
     </w:p>
     <w:p>
       <w:pPr>
@@ -10953,24 +12986,53 @@
       <w:pPr>
         <w:pStyle w:val="Felsorols1"/>
       </w:pPr>
-      <w:r>
-        <w:rPr>
-          <w:rStyle w:val="HTML-kd"/>
-          <w:rFonts w:eastAsiaTheme="majorEastAsia"/>
-        </w:rPr>
-        <w:t>document.body.appendChild(link)</w:t>
-      </w:r>
-    </w:p>
-    <w:p>
-      <w:pPr>
-        <w:pStyle w:val="Felsorols1"/>
-      </w:pPr>
-      <w:r>
-        <w:rPr>
-          <w:rStyle w:val="HTML-kd"/>
-          <w:rFonts w:eastAsiaTheme="majorEastAsia"/>
-        </w:rPr>
-        <w:t>link.click()</w:t>
+      <w:proofErr w:type="spellStart"/>
+      <w:proofErr w:type="gramStart"/>
+      <w:r>
+        <w:rPr>
+          <w:rStyle w:val="HTML-kd"/>
+          <w:rFonts w:eastAsiaTheme="majorEastAsia"/>
+        </w:rPr>
+        <w:t>document.body</w:t>
+      </w:r>
+      <w:proofErr w:type="gramEnd"/>
+      <w:r>
+        <w:rPr>
+          <w:rStyle w:val="HTML-kd"/>
+          <w:rFonts w:eastAsiaTheme="majorEastAsia"/>
+        </w:rPr>
+        <w:t>.appendChild</w:t>
+      </w:r>
+      <w:proofErr w:type="spellEnd"/>
+      <w:r>
+        <w:rPr>
+          <w:rStyle w:val="HTML-kd"/>
+          <w:rFonts w:eastAsiaTheme="majorEastAsia"/>
+        </w:rPr>
+        <w:t>(link)</w:t>
+      </w:r>
+    </w:p>
+    <w:p>
+      <w:pPr>
+        <w:pStyle w:val="Felsorols1"/>
+      </w:pPr>
+      <w:proofErr w:type="spellStart"/>
+      <w:proofErr w:type="gramStart"/>
+      <w:r>
+        <w:rPr>
+          <w:rStyle w:val="HTML-kd"/>
+          <w:rFonts w:eastAsiaTheme="majorEastAsia"/>
+        </w:rPr>
+        <w:t>link.click</w:t>
+      </w:r>
+      <w:proofErr w:type="spellEnd"/>
+      <w:proofErr w:type="gramEnd"/>
+      <w:r>
+        <w:rPr>
+          <w:rStyle w:val="HTML-kd"/>
+          <w:rFonts w:eastAsiaTheme="majorEastAsia"/>
+        </w:rPr>
+        <w:t>()</w:t>
       </w:r>
     </w:p>
     <w:p>
@@ -10990,24 +13052,60 @@
       <w:pPr>
         <w:pStyle w:val="Felsorols1"/>
       </w:pPr>
-      <w:r>
-        <w:rPr>
-          <w:rStyle w:val="HTML-kd"/>
-          <w:rFonts w:eastAsiaTheme="majorEastAsia"/>
-        </w:rPr>
-        <w:t>link.remove()</w:t>
-      </w:r>
-    </w:p>
-    <w:p>
-      <w:pPr>
-        <w:pStyle w:val="Felsorols1"/>
-      </w:pPr>
-      <w:r>
-        <w:rPr>
-          <w:rStyle w:val="HTML-kd"/>
-          <w:rFonts w:eastAsiaTheme="majorEastAsia"/>
-        </w:rPr>
-        <w:t>window.URL.revokeObjectURL(url)</w:t>
+      <w:proofErr w:type="spellStart"/>
+      <w:proofErr w:type="gramStart"/>
+      <w:r>
+        <w:rPr>
+          <w:rStyle w:val="HTML-kd"/>
+          <w:rFonts w:eastAsiaTheme="majorEastAsia"/>
+        </w:rPr>
+        <w:t>link.remove</w:t>
+      </w:r>
+      <w:proofErr w:type="spellEnd"/>
+      <w:proofErr w:type="gramEnd"/>
+      <w:r>
+        <w:rPr>
+          <w:rStyle w:val="HTML-kd"/>
+          <w:rFonts w:eastAsiaTheme="majorEastAsia"/>
+        </w:rPr>
+        <w:t>()</w:t>
+      </w:r>
+    </w:p>
+    <w:p>
+      <w:pPr>
+        <w:pStyle w:val="Felsorols1"/>
+      </w:pPr>
+      <w:proofErr w:type="spellStart"/>
+      <w:r>
+        <w:rPr>
+          <w:rStyle w:val="HTML-kd"/>
+          <w:rFonts w:eastAsiaTheme="majorEastAsia"/>
+        </w:rPr>
+        <w:t>window.URL.revokeObjectURL</w:t>
+      </w:r>
+      <w:proofErr w:type="spellEnd"/>
+      <w:r>
+        <w:rPr>
+          <w:rStyle w:val="HTML-kd"/>
+          <w:rFonts w:eastAsiaTheme="majorEastAsia"/>
+        </w:rPr>
+        <w:t>(</w:t>
+      </w:r>
+      <w:proofErr w:type="spellStart"/>
+      <w:r>
+        <w:rPr>
+          <w:rStyle w:val="HTML-kd"/>
+          <w:rFonts w:eastAsiaTheme="majorEastAsia"/>
+        </w:rPr>
+        <w:t>url</w:t>
+      </w:r>
+      <w:proofErr w:type="spellEnd"/>
+      <w:r>
+        <w:rPr>
+          <w:rStyle w:val="HTML-kd"/>
+          <w:rFonts w:eastAsiaTheme="majorEastAsia"/>
+        </w:rPr>
+        <w:t>)</w:t>
       </w:r>
     </w:p>
     <w:p>
@@ -11029,6 +13127,7 @@
       <w:r>
         <w:t>2. algoritmus — Megosztási link generálása és vágólapra másolása (</w:t>
       </w:r>
+      <w:proofErr w:type="spellStart"/>
       <w:r>
         <w:rPr>
           <w:rStyle w:val="HTML-kd"/>
@@ -11036,6 +13135,7 @@
         </w:rPr>
         <w:t>handleShare</w:t>
       </w:r>
+      <w:proofErr w:type="spellEnd"/>
       <w:r>
         <w:t>)</w:t>
       </w:r>
@@ -11072,7 +13172,15 @@
         <w:br/>
       </w:r>
       <w:r>
-        <w:t>A felhasználó egy konkrét képre mutató linket kapjon, amit könnyen továbbküldhet.</w:t>
+        <w:t xml:space="preserve">A felhasználó egy konkrét képre mutató linket kapjon, amit könnyen </w:t>
+      </w:r>
+      <w:proofErr w:type="spellStart"/>
+      <w:r>
+        <w:t>továbbküldhet</w:t>
+      </w:r>
+      <w:proofErr w:type="spellEnd"/>
+      <w:r>
+        <w:t>.</w:t>
       </w:r>
     </w:p>
     <w:p>
@@ -11106,6 +13214,7 @@
       <w:pPr>
         <w:pStyle w:val="Felsorols1"/>
       </w:pPr>
+      <w:proofErr w:type="spellStart"/>
       <w:r>
         <w:rPr>
           <w:rStyle w:val="HTML-kd"/>
@@ -11113,6 +13222,7 @@
         </w:rPr>
         <w:t>localImage.user_id</w:t>
       </w:r>
+      <w:proofErr w:type="spellEnd"/>
       <w:r>
         <w:t xml:space="preserve"> (feltöltő azonosító)</w:t>
       </w:r>
@@ -11121,15 +13231,34 @@
       <w:pPr>
         <w:pStyle w:val="Felsorols1"/>
       </w:pPr>
-      <w:r>
-        <w:rPr>
-          <w:rStyle w:val="HTML-kd"/>
-          <w:rFonts w:eastAsiaTheme="majorEastAsia"/>
-        </w:rPr>
-        <w:t>window.location.origin</w:t>
-      </w:r>
-      <w:r>
-        <w:t xml:space="preserve"> (aktuális domain)</w:t>
+      <w:proofErr w:type="spellStart"/>
+      <w:proofErr w:type="gramStart"/>
+      <w:r>
+        <w:rPr>
+          <w:rStyle w:val="HTML-kd"/>
+          <w:rFonts w:eastAsiaTheme="majorEastAsia"/>
+        </w:rPr>
+        <w:t>window.location</w:t>
+      </w:r>
+      <w:proofErr w:type="gramEnd"/>
+      <w:r>
+        <w:rPr>
+          <w:rStyle w:val="HTML-kd"/>
+          <w:rFonts w:eastAsiaTheme="majorEastAsia"/>
+        </w:rPr>
+        <w:t>.origin</w:t>
+      </w:r>
+      <w:proofErr w:type="spellEnd"/>
+      <w:r>
+        <w:t xml:space="preserve"> (aktuális </w:t>
+      </w:r>
+      <w:proofErr w:type="spellStart"/>
+      <w:r>
+        <w:t>domain</w:t>
+      </w:r>
+      <w:proofErr w:type="spellEnd"/>
+      <w:r>
+        <w:t>)</w:t>
       </w:r>
     </w:p>
     <w:p>
@@ -11161,6 +13290,7 @@
       <w:pPr>
         <w:pStyle w:val="Felsorols1"/>
       </w:pPr>
+      <w:proofErr w:type="spellStart"/>
       <w:r>
         <w:rPr>
           <w:rStyle w:val="HTML-kd"/>
@@ -11168,6 +13298,7 @@
         </w:rPr>
         <w:t>showToast</w:t>
       </w:r>
+      <w:proofErr w:type="spellEnd"/>
       <w:r>
         <w:t xml:space="preserve"> igazra vált, majd vissza hamisra</w:t>
       </w:r>
@@ -11199,12 +13330,30 @@
       <w:r>
         <w:t xml:space="preserve">A felhasználó a Megosztás ikonra kattint, ami meghívja a </w:t>
       </w:r>
-      <w:r>
-        <w:rPr>
-          <w:rStyle w:val="HTML-kd"/>
-          <w:rFonts w:eastAsiaTheme="majorEastAsia"/>
-        </w:rPr>
-        <w:t>handleShare()</w:t>
+      <w:proofErr w:type="spellStart"/>
+      <w:proofErr w:type="gramStart"/>
+      <w:r>
+        <w:rPr>
+          <w:rStyle w:val="HTML-kd"/>
+          <w:rFonts w:eastAsiaTheme="majorEastAsia"/>
+        </w:rPr>
+        <w:t>handleShare</w:t>
+      </w:r>
+      <w:proofErr w:type="spellEnd"/>
+      <w:r>
+        <w:rPr>
+          <w:rStyle w:val="HTML-kd"/>
+          <w:rFonts w:eastAsiaTheme="majorEastAsia"/>
+        </w:rPr>
+        <w:t>(</w:t>
+      </w:r>
+      <w:proofErr w:type="gramEnd"/>
+      <w:r>
+        <w:rPr>
+          <w:rStyle w:val="HTML-kd"/>
+          <w:rFonts w:eastAsiaTheme="majorEastAsia"/>
+        </w:rPr>
+        <w:t>)</w:t>
       </w:r>
       <w:r>
         <w:t xml:space="preserve"> függvényt.</w:t>
@@ -11220,15 +13369,52 @@
         <w:jc w:val="left"/>
       </w:pPr>
       <w:r>
-        <w:t xml:space="preserve">Ellenőrzés: ha </w:t>
-      </w:r>
-      <w:r>
-        <w:rPr>
-          <w:rStyle w:val="HTML-kd"/>
-          <w:rFonts w:eastAsiaTheme="majorEastAsia"/>
-        </w:rPr>
-        <w:t>!localImage?.id || !localImage?.user_id</w:t>
-      </w:r>
+        <w:t xml:space="preserve">Ellenőrzés: </w:t>
+      </w:r>
+      <w:proofErr w:type="gramStart"/>
+      <w:r>
+        <w:t xml:space="preserve">ha </w:t>
+      </w:r>
+      <w:r>
+        <w:rPr>
+          <w:rStyle w:val="HTML-kd"/>
+          <w:rFonts w:eastAsiaTheme="majorEastAsia"/>
+        </w:rPr>
+        <w:t>!</w:t>
+      </w:r>
+      <w:proofErr w:type="gramEnd"/>
+      <w:r>
+        <w:rPr>
+          <w:rStyle w:val="HTML-kd"/>
+          <w:rFonts w:eastAsiaTheme="majorEastAsia"/>
+        </w:rPr>
+        <w:t>localImage?.id || !</w:t>
+      </w:r>
+      <w:proofErr w:type="spellStart"/>
+      <w:r>
+        <w:rPr>
+          <w:rStyle w:val="HTML-kd"/>
+          <w:rFonts w:eastAsiaTheme="majorEastAsia"/>
+        </w:rPr>
+        <w:t>localImage</w:t>
+      </w:r>
+      <w:proofErr w:type="spellEnd"/>
+      <w:r>
+        <w:rPr>
+          <w:rStyle w:val="HTML-kd"/>
+          <w:rFonts w:eastAsiaTheme="majorEastAsia"/>
+        </w:rPr>
+        <w:t>?.</w:t>
+      </w:r>
+      <w:proofErr w:type="spellStart"/>
+      <w:r>
+        <w:rPr>
+          <w:rStyle w:val="HTML-kd"/>
+          <w:rFonts w:eastAsiaTheme="majorEastAsia"/>
+        </w:rPr>
+        <w:t>user_id</w:t>
+      </w:r>
+      <w:proofErr w:type="spellEnd"/>
       <w:r>
         <w:t>, akkor kilép.</w:t>
       </w:r>
@@ -11257,7 +13443,98 @@
           <w:sz w:val="24"/>
           <w:szCs w:val="22"/>
         </w:rPr>
-        <w:t>const shareUrl = window.location.origin + "/viewprofile/" + localImage.user_id + "?image=" + localImage.id</w:t>
+        <w:t xml:space="preserve">const </w:t>
+      </w:r>
+      <w:proofErr w:type="spellStart"/>
+      <w:r>
+        <w:rPr>
+          <w:rStyle w:val="HTML-kd"/>
+          <w:rFonts w:ascii="Times New Roman" w:eastAsiaTheme="minorHAnsi" w:hAnsi="Times New Roman" w:cstheme="minorHAnsi"/>
+          <w:sz w:val="24"/>
+          <w:szCs w:val="22"/>
+        </w:rPr>
+        <w:t>shareUrl</w:t>
+      </w:r>
+      <w:proofErr w:type="spellEnd"/>
+      <w:r>
+        <w:rPr>
+          <w:rStyle w:val="HTML-kd"/>
+          <w:rFonts w:ascii="Times New Roman" w:eastAsiaTheme="minorHAnsi" w:hAnsi="Times New Roman" w:cstheme="minorHAnsi"/>
+          <w:sz w:val="24"/>
+          <w:szCs w:val="22"/>
+        </w:rPr>
+        <w:t xml:space="preserve"> = </w:t>
+      </w:r>
+      <w:proofErr w:type="spellStart"/>
+      <w:proofErr w:type="gramStart"/>
+      <w:r>
+        <w:rPr>
+          <w:rStyle w:val="HTML-kd"/>
+          <w:rFonts w:ascii="Times New Roman" w:eastAsiaTheme="minorHAnsi" w:hAnsi="Times New Roman" w:cstheme="minorHAnsi"/>
+          <w:sz w:val="24"/>
+          <w:szCs w:val="22"/>
+        </w:rPr>
+        <w:t>window.location</w:t>
+      </w:r>
+      <w:proofErr w:type="gramEnd"/>
+      <w:r>
+        <w:rPr>
+          <w:rStyle w:val="HTML-kd"/>
+          <w:rFonts w:ascii="Times New Roman" w:eastAsiaTheme="minorHAnsi" w:hAnsi="Times New Roman" w:cstheme="minorHAnsi"/>
+          <w:sz w:val="24"/>
+          <w:szCs w:val="22"/>
+        </w:rPr>
+        <w:t>.origin</w:t>
+      </w:r>
+      <w:proofErr w:type="spellEnd"/>
+      <w:r>
+        <w:rPr>
+          <w:rStyle w:val="HTML-kd"/>
+          <w:rFonts w:ascii="Times New Roman" w:eastAsiaTheme="minorHAnsi" w:hAnsi="Times New Roman" w:cstheme="minorHAnsi"/>
+          <w:sz w:val="24"/>
+          <w:szCs w:val="22"/>
+        </w:rPr>
+        <w:t xml:space="preserve"> + "/</w:t>
+      </w:r>
+      <w:proofErr w:type="spellStart"/>
+      <w:r>
+        <w:rPr>
+          <w:rStyle w:val="HTML-kd"/>
+          <w:rFonts w:ascii="Times New Roman" w:eastAsiaTheme="minorHAnsi" w:hAnsi="Times New Roman" w:cstheme="minorHAnsi"/>
+          <w:sz w:val="24"/>
+          <w:szCs w:val="22"/>
+        </w:rPr>
+        <w:t>viewprofile</w:t>
+      </w:r>
+      <w:proofErr w:type="spellEnd"/>
+      <w:r>
+        <w:rPr>
+          <w:rStyle w:val="HTML-kd"/>
+          <w:rFonts w:ascii="Times New Roman" w:eastAsiaTheme="minorHAnsi" w:hAnsi="Times New Roman" w:cstheme="minorHAnsi"/>
+          <w:sz w:val="24"/>
+          <w:szCs w:val="22"/>
+        </w:rPr>
+        <w:t xml:space="preserve">/" + </w:t>
+      </w:r>
+      <w:proofErr w:type="spellStart"/>
+      <w:r>
+        <w:rPr>
+          <w:rStyle w:val="HTML-kd"/>
+          <w:rFonts w:ascii="Times New Roman" w:eastAsiaTheme="minorHAnsi" w:hAnsi="Times New Roman" w:cstheme="minorHAnsi"/>
+          <w:sz w:val="24"/>
+          <w:szCs w:val="22"/>
+        </w:rPr>
+        <w:t>localImage.user_id</w:t>
+      </w:r>
+      <w:proofErr w:type="spellEnd"/>
+      <w:r>
+        <w:rPr>
+          <w:rStyle w:val="HTML-kd"/>
+          <w:rFonts w:ascii="Times New Roman" w:eastAsiaTheme="minorHAnsi" w:hAnsi="Times New Roman" w:cstheme="minorHAnsi"/>
+          <w:sz w:val="24"/>
+          <w:szCs w:val="22"/>
+        </w:rPr>
+        <w:t xml:space="preserve"> + "?image=" + localImage.id</w:t>
       </w:r>
     </w:p>
     <w:p>
@@ -11277,6 +13554,7 @@
       <w:pPr>
         <w:pStyle w:val="Felsorols1"/>
       </w:pPr>
+      <w:proofErr w:type="spellStart"/>
       <w:r>
         <w:rPr>
           <w:rStyle w:val="HTML-kd"/>
@@ -11284,7 +13562,68 @@
           <w:sz w:val="24"/>
           <w:szCs w:val="22"/>
         </w:rPr>
-        <w:t>await navigator.clipboard.writeText(shareUrl)</w:t>
+        <w:t>await</w:t>
+      </w:r>
+      <w:proofErr w:type="spellEnd"/>
+      <w:r>
+        <w:rPr>
+          <w:rStyle w:val="HTML-kd"/>
+          <w:rFonts w:ascii="Times New Roman" w:eastAsiaTheme="minorHAnsi" w:hAnsi="Times New Roman" w:cstheme="minorHAnsi"/>
+          <w:sz w:val="24"/>
+          <w:szCs w:val="22"/>
+        </w:rPr>
+        <w:t xml:space="preserve"> </w:t>
+      </w:r>
+      <w:proofErr w:type="spellStart"/>
+      <w:proofErr w:type="gramStart"/>
+      <w:r>
+        <w:rPr>
+          <w:rStyle w:val="HTML-kd"/>
+          <w:rFonts w:ascii="Times New Roman" w:eastAsiaTheme="minorHAnsi" w:hAnsi="Times New Roman" w:cstheme="minorHAnsi"/>
+          <w:sz w:val="24"/>
+          <w:szCs w:val="22"/>
+        </w:rPr>
+        <w:t>navigator.clipboard</w:t>
+      </w:r>
+      <w:proofErr w:type="gramEnd"/>
+      <w:r>
+        <w:rPr>
+          <w:rStyle w:val="HTML-kd"/>
+          <w:rFonts w:ascii="Times New Roman" w:eastAsiaTheme="minorHAnsi" w:hAnsi="Times New Roman" w:cstheme="minorHAnsi"/>
+          <w:sz w:val="24"/>
+          <w:szCs w:val="22"/>
+        </w:rPr>
+        <w:t>.writeText</w:t>
+      </w:r>
+      <w:proofErr w:type="spellEnd"/>
+      <w:r>
+        <w:rPr>
+          <w:rStyle w:val="HTML-kd"/>
+          <w:rFonts w:ascii="Times New Roman" w:eastAsiaTheme="minorHAnsi" w:hAnsi="Times New Roman" w:cstheme="minorHAnsi"/>
+          <w:sz w:val="24"/>
+          <w:szCs w:val="22"/>
+        </w:rPr>
+        <w:t>(</w:t>
+      </w:r>
+      <w:proofErr w:type="spellStart"/>
+      <w:r>
+        <w:rPr>
+          <w:rStyle w:val="HTML-kd"/>
+          <w:rFonts w:ascii="Times New Roman" w:eastAsiaTheme="minorHAnsi" w:hAnsi="Times New Roman" w:cstheme="minorHAnsi"/>
+          <w:sz w:val="24"/>
+          <w:szCs w:val="22"/>
+        </w:rPr>
+        <w:t>shareUrl</w:t>
+      </w:r>
+      <w:proofErr w:type="spellEnd"/>
+      <w:r>
+        <w:rPr>
+          <w:rStyle w:val="HTML-kd"/>
+          <w:rFonts w:ascii="Times New Roman" w:eastAsiaTheme="minorHAnsi" w:hAnsi="Times New Roman" w:cstheme="minorHAnsi"/>
+          <w:sz w:val="24"/>
+          <w:szCs w:val="22"/>
+        </w:rPr>
+        <w:t>)</w:t>
       </w:r>
     </w:p>
     <w:p>
@@ -11304,6 +13643,7 @@
       <w:pPr>
         <w:pStyle w:val="Felsorols1"/>
       </w:pPr>
+      <w:proofErr w:type="spellStart"/>
       <w:r>
         <w:rPr>
           <w:rStyle w:val="HTML-kd"/>
@@ -11311,7 +13651,37 @@
           <w:sz w:val="24"/>
           <w:szCs w:val="22"/>
         </w:rPr>
-        <w:t>setShowToast(true)</w:t>
+        <w:t>setShowToast</w:t>
+      </w:r>
+      <w:proofErr w:type="spellEnd"/>
+      <w:r>
+        <w:rPr>
+          <w:rStyle w:val="HTML-kd"/>
+          <w:rFonts w:ascii="Times New Roman" w:eastAsiaTheme="minorHAnsi" w:hAnsi="Times New Roman" w:cstheme="minorHAnsi"/>
+          <w:sz w:val="24"/>
+          <w:szCs w:val="22"/>
+        </w:rPr>
+        <w:t>(</w:t>
+      </w:r>
+      <w:proofErr w:type="spellStart"/>
+      <w:r>
+        <w:rPr>
+          <w:rStyle w:val="HTML-kd"/>
+          <w:rFonts w:ascii="Times New Roman" w:eastAsiaTheme="minorHAnsi" w:hAnsi="Times New Roman" w:cstheme="minorHAnsi"/>
+          <w:sz w:val="24"/>
+          <w:szCs w:val="22"/>
+        </w:rPr>
+        <w:t>true</w:t>
+      </w:r>
+      <w:proofErr w:type="spellEnd"/>
+      <w:r>
+        <w:rPr>
+          <w:rStyle w:val="HTML-kd"/>
+          <w:rFonts w:ascii="Times New Roman" w:eastAsiaTheme="minorHAnsi" w:hAnsi="Times New Roman" w:cstheme="minorHAnsi"/>
+          <w:sz w:val="24"/>
+          <w:szCs w:val="22"/>
+        </w:rPr>
+        <w:t>)</w:t>
       </w:r>
     </w:p>
     <w:p>
@@ -11331,6 +13701,8 @@
       <w:pPr>
         <w:pStyle w:val="Felsorols1"/>
       </w:pPr>
+      <w:proofErr w:type="spellStart"/>
+      <w:proofErr w:type="gramStart"/>
       <w:r>
         <w:rPr>
           <w:rStyle w:val="HTML-kd"/>
@@ -11338,7 +13710,67 @@
           <w:sz w:val="24"/>
           <w:szCs w:val="22"/>
         </w:rPr>
-        <w:t>setTimeout(() =&gt; setShowToast(false), 2500)</w:t>
+        <w:t>setTimeout</w:t>
+      </w:r>
+      <w:proofErr w:type="spellEnd"/>
+      <w:r>
+        <w:rPr>
+          <w:rStyle w:val="HTML-kd"/>
+          <w:rFonts w:ascii="Times New Roman" w:eastAsiaTheme="minorHAnsi" w:hAnsi="Times New Roman" w:cstheme="minorHAnsi"/>
+          <w:sz w:val="24"/>
+          <w:szCs w:val="22"/>
+        </w:rPr>
+        <w:t>(</w:t>
+      </w:r>
+      <w:proofErr w:type="gramEnd"/>
+      <w:r>
+        <w:rPr>
+          <w:rStyle w:val="HTML-kd"/>
+          <w:rFonts w:ascii="Times New Roman" w:eastAsiaTheme="minorHAnsi" w:hAnsi="Times New Roman" w:cstheme="minorHAnsi"/>
+          <w:sz w:val="24"/>
+          <w:szCs w:val="22"/>
+        </w:rPr>
+        <w:t xml:space="preserve">() =&gt; </w:t>
+      </w:r>
+      <w:proofErr w:type="spellStart"/>
+      <w:r>
+        <w:rPr>
+          <w:rStyle w:val="HTML-kd"/>
+          <w:rFonts w:ascii="Times New Roman" w:eastAsiaTheme="minorHAnsi" w:hAnsi="Times New Roman" w:cstheme="minorHAnsi"/>
+          <w:sz w:val="24"/>
+          <w:szCs w:val="22"/>
+        </w:rPr>
+        <w:t>setShowToast</w:t>
+      </w:r>
+      <w:proofErr w:type="spellEnd"/>
+      <w:r>
+        <w:rPr>
+          <w:rStyle w:val="HTML-kd"/>
+          <w:rFonts w:ascii="Times New Roman" w:eastAsiaTheme="minorHAnsi" w:hAnsi="Times New Roman" w:cstheme="minorHAnsi"/>
+          <w:sz w:val="24"/>
+          <w:szCs w:val="22"/>
+        </w:rPr>
+        <w:t>(</w:t>
+      </w:r>
+      <w:proofErr w:type="spellStart"/>
+      <w:r>
+        <w:rPr>
+          <w:rStyle w:val="HTML-kd"/>
+          <w:rFonts w:ascii="Times New Roman" w:eastAsiaTheme="minorHAnsi" w:hAnsi="Times New Roman" w:cstheme="minorHAnsi"/>
+          <w:sz w:val="24"/>
+          <w:szCs w:val="22"/>
+        </w:rPr>
+        <w:t>false</w:t>
+      </w:r>
+      <w:proofErr w:type="spellEnd"/>
+      <w:r>
+        <w:rPr>
+          <w:rStyle w:val="HTML-kd"/>
+          <w:rFonts w:ascii="Times New Roman" w:eastAsiaTheme="minorHAnsi" w:hAnsi="Times New Roman" w:cstheme="minorHAnsi"/>
+          <w:sz w:val="24"/>
+          <w:szCs w:val="22"/>
+        </w:rPr>
+        <w:t>), 2500)</w:t>
       </w:r>
     </w:p>
     <w:p>
@@ -11351,7 +13783,23 @@
         <w:jc w:val="left"/>
       </w:pPr>
       <w:r>
-        <w:t>Hiba esetén a catch ág fut (konzolra logol).</w:t>
+        <w:t xml:space="preserve">Hiba esetén a </w:t>
+      </w:r>
+      <w:proofErr w:type="spellStart"/>
+      <w:r>
+        <w:t>catch</w:t>
+      </w:r>
+      <w:proofErr w:type="spellEnd"/>
+      <w:r>
+        <w:t xml:space="preserve"> ág fut (konzolra </w:t>
+      </w:r>
+      <w:proofErr w:type="spellStart"/>
+      <w:r>
+        <w:t>logol</w:t>
+      </w:r>
+      <w:proofErr w:type="spellEnd"/>
+      <w:r>
+        <w:t>).</w:t>
       </w:r>
     </w:p>
     <w:p>
@@ -11372,7 +13820,23 @@
       <w:bookmarkStart w:id="48" w:name="_Toc224117378"/>
       <w:r>
         <w:lastRenderedPageBreak/>
-        <w:t>3. algoritmus — Kép szavazás és százalékok számítása (up/down vote blokk)</w:t>
+        <w:t>3. algoritmus — Kép szavazás és százalékok számítása (</w:t>
+      </w:r>
+      <w:proofErr w:type="spellStart"/>
+      <w:r>
+        <w:t>up</w:t>
+      </w:r>
+      <w:proofErr w:type="spellEnd"/>
+      <w:r>
+        <w:t xml:space="preserve">/down </w:t>
+      </w:r>
+      <w:proofErr w:type="spellStart"/>
+      <w:r>
+        <w:t>vote</w:t>
+      </w:r>
+      <w:proofErr w:type="spellEnd"/>
+      <w:r>
+        <w:t xml:space="preserve"> blokk)</w:t>
       </w:r>
       <w:bookmarkEnd w:id="48"/>
     </w:p>
@@ -11438,6 +13902,7 @@
       <w:pPr>
         <w:pStyle w:val="Felsorols1"/>
       </w:pPr>
+      <w:proofErr w:type="spellStart"/>
       <w:r>
         <w:rPr>
           <w:rStyle w:val="HTML-kd"/>
@@ -11447,9 +13912,11 @@
         </w:rPr>
         <w:t>localImage.upvotes</w:t>
       </w:r>
+      <w:proofErr w:type="spellEnd"/>
       <w:r>
         <w:t xml:space="preserve"> vagy </w:t>
       </w:r>
+      <w:proofErr w:type="spellStart"/>
       <w:r>
         <w:rPr>
           <w:rStyle w:val="HTML-kd"/>
@@ -11459,11 +13926,13 @@
         </w:rPr>
         <w:t>localImage.likes</w:t>
       </w:r>
-    </w:p>
-    <w:p>
-      <w:pPr>
-        <w:pStyle w:val="Felsorols1"/>
-      </w:pPr>
+      <w:proofErr w:type="spellEnd"/>
+    </w:p>
+    <w:p>
+      <w:pPr>
+        <w:pStyle w:val="Felsorols1"/>
+      </w:pPr>
+      <w:proofErr w:type="spellStart"/>
       <w:r>
         <w:rPr>
           <w:rStyle w:val="HTML-kd"/>
@@ -11473,11 +13942,13 @@
         </w:rPr>
         <w:t>localImage.downvotes</w:t>
       </w:r>
-    </w:p>
-    <w:p>
-      <w:pPr>
-        <w:pStyle w:val="Felsorols1"/>
-      </w:pPr>
+      <w:proofErr w:type="spellEnd"/>
+    </w:p>
+    <w:p>
+      <w:pPr>
+        <w:pStyle w:val="Felsorols1"/>
+      </w:pPr>
+      <w:proofErr w:type="spellStart"/>
       <w:r>
         <w:rPr>
           <w:rStyle w:val="HTML-kd"/>
@@ -11487,9 +13958,11 @@
         </w:rPr>
         <w:t>localImage.userVote</w:t>
       </w:r>
+      <w:proofErr w:type="spellEnd"/>
       <w:r>
         <w:t xml:space="preserve"> vagy </w:t>
       </w:r>
+      <w:proofErr w:type="spellStart"/>
       <w:r>
         <w:rPr>
           <w:rStyle w:val="HTML-kd"/>
@@ -11499,6 +13972,7 @@
         </w:rPr>
         <w:t>localImage.isLiked</w:t>
       </w:r>
+      <w:proofErr w:type="spellEnd"/>
     </w:p>
     <w:p>
       <w:pPr>
@@ -11515,12 +13989,46 @@
       <w:pPr>
         <w:pStyle w:val="Felsorols1"/>
       </w:pPr>
-      <w:r>
-        <w:rPr>
-          <w:rStyle w:val="HTML-kd"/>
-          <w:rFonts w:eastAsiaTheme="majorEastAsia"/>
-        </w:rPr>
-        <w:t>onImageVote(localImage.id, nextVote)</w:t>
+      <w:proofErr w:type="spellStart"/>
+      <w:proofErr w:type="gramStart"/>
+      <w:r>
+        <w:rPr>
+          <w:rStyle w:val="HTML-kd"/>
+          <w:rFonts w:eastAsiaTheme="majorEastAsia"/>
+        </w:rPr>
+        <w:t>onImageVote</w:t>
+      </w:r>
+      <w:proofErr w:type="spellEnd"/>
+      <w:r>
+        <w:rPr>
+          <w:rStyle w:val="HTML-kd"/>
+          <w:rFonts w:eastAsiaTheme="majorEastAsia"/>
+        </w:rPr>
+        <w:t>(</w:t>
+      </w:r>
+      <w:proofErr w:type="gramEnd"/>
+      <w:r>
+        <w:rPr>
+          <w:rStyle w:val="HTML-kd"/>
+          <w:rFonts w:eastAsiaTheme="majorEastAsia"/>
+        </w:rPr>
+        <w:t xml:space="preserve">localImage.id, </w:t>
+      </w:r>
+      <w:proofErr w:type="spellStart"/>
+      <w:r>
+        <w:rPr>
+          <w:rStyle w:val="HTML-kd"/>
+          <w:rFonts w:eastAsiaTheme="majorEastAsia"/>
+        </w:rPr>
+        <w:t>nextVote</w:t>
+      </w:r>
+      <w:proofErr w:type="spellEnd"/>
+      <w:r>
+        <w:rPr>
+          <w:rStyle w:val="HTML-kd"/>
+          <w:rFonts w:eastAsiaTheme="majorEastAsia"/>
+        </w:rPr>
+        <w:t>)</w:t>
       </w:r>
       <w:r>
         <w:t xml:space="preserve"> meghívása</w:t>
@@ -11562,24 +14070,133 @@
       <w:pPr>
         <w:pStyle w:val="Felsorols1"/>
       </w:pPr>
-      <w:r>
-        <w:rPr>
-          <w:rStyle w:val="HTML-kd"/>
-          <w:rFonts w:eastAsiaTheme="majorEastAsia"/>
-        </w:rPr>
-        <w:t>up = localImage?.upvotes || localImage?.likes || 0</w:t>
-      </w:r>
-    </w:p>
-    <w:p>
-      <w:pPr>
-        <w:pStyle w:val="Felsorols1"/>
-      </w:pPr>
-      <w:r>
-        <w:rPr>
-          <w:rStyle w:val="HTML-kd"/>
-          <w:rFonts w:eastAsiaTheme="majorEastAsia"/>
-        </w:rPr>
-        <w:t>down = localImage?.downvotes || 0</w:t>
+      <w:proofErr w:type="spellStart"/>
+      <w:r>
+        <w:rPr>
+          <w:rStyle w:val="HTML-kd"/>
+          <w:rFonts w:eastAsiaTheme="majorEastAsia"/>
+        </w:rPr>
+        <w:t>up</w:t>
+      </w:r>
+      <w:proofErr w:type="spellEnd"/>
+      <w:r>
+        <w:rPr>
+          <w:rStyle w:val="HTML-kd"/>
+          <w:rFonts w:eastAsiaTheme="majorEastAsia"/>
+        </w:rPr>
+        <w:t xml:space="preserve"> = </w:t>
+      </w:r>
+      <w:proofErr w:type="spellStart"/>
+      <w:r>
+        <w:rPr>
+          <w:rStyle w:val="HTML-kd"/>
+          <w:rFonts w:eastAsiaTheme="majorEastAsia"/>
+        </w:rPr>
+        <w:t>localImage</w:t>
+      </w:r>
+      <w:proofErr w:type="spellEnd"/>
+      <w:proofErr w:type="gramStart"/>
+      <w:r>
+        <w:rPr>
+          <w:rStyle w:val="HTML-kd"/>
+          <w:rFonts w:eastAsiaTheme="majorEastAsia"/>
+        </w:rPr>
+        <w:t>?.</w:t>
+      </w:r>
+      <w:proofErr w:type="spellStart"/>
+      <w:r>
+        <w:rPr>
+          <w:rStyle w:val="HTML-kd"/>
+          <w:rFonts w:eastAsiaTheme="majorEastAsia"/>
+        </w:rPr>
+        <w:t>upvotes</w:t>
+      </w:r>
+      <w:proofErr w:type="spellEnd"/>
+      <w:proofErr w:type="gramEnd"/>
+      <w:r>
+        <w:rPr>
+          <w:rStyle w:val="HTML-kd"/>
+          <w:rFonts w:eastAsiaTheme="majorEastAsia"/>
+        </w:rPr>
+        <w:t xml:space="preserve"> || </w:t>
+      </w:r>
+      <w:proofErr w:type="spellStart"/>
+      <w:r>
+        <w:rPr>
+          <w:rStyle w:val="HTML-kd"/>
+          <w:rFonts w:eastAsiaTheme="majorEastAsia"/>
+        </w:rPr>
+        <w:t>localImage</w:t>
+      </w:r>
+      <w:proofErr w:type="spellEnd"/>
+      <w:r>
+        <w:rPr>
+          <w:rStyle w:val="HTML-kd"/>
+          <w:rFonts w:eastAsiaTheme="majorEastAsia"/>
+        </w:rPr>
+        <w:t>?.</w:t>
+      </w:r>
+      <w:proofErr w:type="spellStart"/>
+      <w:r>
+        <w:rPr>
+          <w:rStyle w:val="HTML-kd"/>
+          <w:rFonts w:eastAsiaTheme="majorEastAsia"/>
+        </w:rPr>
+        <w:t>likes</w:t>
+      </w:r>
+      <w:proofErr w:type="spellEnd"/>
+      <w:r>
+        <w:rPr>
+          <w:rStyle w:val="HTML-kd"/>
+          <w:rFonts w:eastAsiaTheme="majorEastAsia"/>
+        </w:rPr>
+        <w:t xml:space="preserve"> || 0</w:t>
+      </w:r>
+    </w:p>
+    <w:p>
+      <w:pPr>
+        <w:pStyle w:val="Felsorols1"/>
+      </w:pPr>
+      <w:r>
+        <w:rPr>
+          <w:rStyle w:val="HTML-kd"/>
+          <w:rFonts w:eastAsiaTheme="majorEastAsia"/>
+        </w:rPr>
+        <w:t xml:space="preserve">down = </w:t>
+      </w:r>
+      <w:proofErr w:type="spellStart"/>
+      <w:r>
+        <w:rPr>
+          <w:rStyle w:val="HTML-kd"/>
+          <w:rFonts w:eastAsiaTheme="majorEastAsia"/>
+        </w:rPr>
+        <w:t>localImage</w:t>
+      </w:r>
+      <w:proofErr w:type="spellEnd"/>
+      <w:proofErr w:type="gramStart"/>
+      <w:r>
+        <w:rPr>
+          <w:rStyle w:val="HTML-kd"/>
+          <w:rFonts w:eastAsiaTheme="majorEastAsia"/>
+        </w:rPr>
+        <w:t>?.</w:t>
+      </w:r>
+      <w:proofErr w:type="spellStart"/>
+      <w:r>
+        <w:rPr>
+          <w:rStyle w:val="HTML-kd"/>
+          <w:rFonts w:eastAsiaTheme="majorEastAsia"/>
+        </w:rPr>
+        <w:t>downvotes</w:t>
+      </w:r>
+      <w:proofErr w:type="spellEnd"/>
+      <w:proofErr w:type="gramEnd"/>
+      <w:r>
+        <w:rPr>
+          <w:rStyle w:val="HTML-kd"/>
+          <w:rFonts w:eastAsiaTheme="majorEastAsia"/>
+        </w:rPr>
+        <w:t xml:space="preserve"> || 0</w:t>
       </w:r>
     </w:p>
     <w:p>
@@ -11599,12 +14216,37 @@
       <w:pPr>
         <w:pStyle w:val="Felsorols1"/>
       </w:pPr>
-      <w:r>
-        <w:rPr>
-          <w:rStyle w:val="HTML-kd"/>
-          <w:rFonts w:eastAsiaTheme="majorEastAsia"/>
-        </w:rPr>
-        <w:t>total = up + down</w:t>
+      <w:proofErr w:type="spellStart"/>
+      <w:r>
+        <w:rPr>
+          <w:rStyle w:val="HTML-kd"/>
+          <w:rFonts w:eastAsiaTheme="majorEastAsia"/>
+        </w:rPr>
+        <w:t>total</w:t>
+      </w:r>
+      <w:proofErr w:type="spellEnd"/>
+      <w:r>
+        <w:rPr>
+          <w:rStyle w:val="HTML-kd"/>
+          <w:rFonts w:eastAsiaTheme="majorEastAsia"/>
+        </w:rPr>
+        <w:t xml:space="preserve"> = </w:t>
+      </w:r>
+      <w:proofErr w:type="spellStart"/>
+      <w:r>
+        <w:rPr>
+          <w:rStyle w:val="HTML-kd"/>
+          <w:rFonts w:eastAsiaTheme="majorEastAsia"/>
+        </w:rPr>
+        <w:t>up</w:t>
+      </w:r>
+      <w:proofErr w:type="spellEnd"/>
+      <w:r>
+        <w:rPr>
+          <w:rStyle w:val="HTML-kd"/>
+          <w:rFonts w:eastAsiaTheme="majorEastAsia"/>
+        </w:rPr>
+        <w:t xml:space="preserve"> + down</w:t>
       </w:r>
     </w:p>
     <w:p>
@@ -11624,24 +14266,181 @@
       <w:pPr>
         <w:pStyle w:val="Felsorols1"/>
       </w:pPr>
-      <w:r>
-        <w:rPr>
-          <w:rStyle w:val="HTML-kd"/>
-          <w:rFonts w:eastAsiaTheme="majorEastAsia"/>
-        </w:rPr>
-        <w:t>upPercent = total ? Math.round((up / total) * 100) : 0</w:t>
-      </w:r>
-    </w:p>
-    <w:p>
-      <w:pPr>
-        <w:pStyle w:val="Felsorols1"/>
-      </w:pPr>
-      <w:r>
-        <w:rPr>
-          <w:rStyle w:val="HTML-kd"/>
-          <w:rFonts w:eastAsiaTheme="majorEastAsia"/>
-        </w:rPr>
-        <w:t>downPercent = total ? 100 - upPercent : 0</w:t>
+      <w:proofErr w:type="spellStart"/>
+      <w:r>
+        <w:rPr>
+          <w:rStyle w:val="HTML-kd"/>
+          <w:rFonts w:eastAsiaTheme="majorEastAsia"/>
+        </w:rPr>
+        <w:t>upPercent</w:t>
+      </w:r>
+      <w:proofErr w:type="spellEnd"/>
+      <w:r>
+        <w:rPr>
+          <w:rStyle w:val="HTML-kd"/>
+          <w:rFonts w:eastAsiaTheme="majorEastAsia"/>
+        </w:rPr>
+        <w:t xml:space="preserve"> = </w:t>
+      </w:r>
+      <w:proofErr w:type="spellStart"/>
+      <w:proofErr w:type="gramStart"/>
+      <w:r>
+        <w:rPr>
+          <w:rStyle w:val="HTML-kd"/>
+          <w:rFonts w:eastAsiaTheme="majorEastAsia"/>
+        </w:rPr>
+        <w:t>total</w:t>
+      </w:r>
+      <w:proofErr w:type="spellEnd"/>
+      <w:r>
+        <w:rPr>
+          <w:rStyle w:val="HTML-kd"/>
+          <w:rFonts w:eastAsiaTheme="majorEastAsia"/>
+        </w:rPr>
+        <w:t xml:space="preserve"> ?</w:t>
+      </w:r>
+      <w:proofErr w:type="gramEnd"/>
+      <w:r>
+        <w:rPr>
+          <w:rStyle w:val="HTML-kd"/>
+          <w:rFonts w:eastAsiaTheme="majorEastAsia"/>
+        </w:rPr>
+        <w:t xml:space="preserve"> </w:t>
+      </w:r>
+      <w:proofErr w:type="spellStart"/>
+      <w:r>
+        <w:rPr>
+          <w:rStyle w:val="HTML-kd"/>
+          <w:rFonts w:eastAsiaTheme="majorEastAsia"/>
+        </w:rPr>
+        <w:t>Math.round</w:t>
+      </w:r>
+      <w:proofErr w:type="spellEnd"/>
+      <w:r>
+        <w:rPr>
+          <w:rStyle w:val="HTML-kd"/>
+          <w:rFonts w:eastAsiaTheme="majorEastAsia"/>
+        </w:rPr>
+        <w:t>((</w:t>
+      </w:r>
+      <w:proofErr w:type="spellStart"/>
+      <w:r>
+        <w:rPr>
+          <w:rStyle w:val="HTML-kd"/>
+          <w:rFonts w:eastAsiaTheme="majorEastAsia"/>
+        </w:rPr>
+        <w:t>up</w:t>
+      </w:r>
+      <w:proofErr w:type="spellEnd"/>
+      <w:r>
+        <w:rPr>
+          <w:rStyle w:val="HTML-kd"/>
+          <w:rFonts w:eastAsiaTheme="majorEastAsia"/>
+        </w:rPr>
+        <w:t xml:space="preserve"> / </w:t>
+      </w:r>
+      <w:proofErr w:type="spellStart"/>
+      <w:r>
+        <w:rPr>
+          <w:rStyle w:val="HTML-kd"/>
+          <w:rFonts w:eastAsiaTheme="majorEastAsia"/>
+        </w:rPr>
+        <w:t>total</w:t>
+      </w:r>
+      <w:proofErr w:type="spellEnd"/>
+      <w:r>
+        <w:rPr>
+          <w:rStyle w:val="HTML-kd"/>
+          <w:rFonts w:eastAsiaTheme="majorEastAsia"/>
+        </w:rPr>
+        <w:t>) * 100</w:t>
+      </w:r>
+      <w:proofErr w:type="gramStart"/>
+      <w:r>
+        <w:rPr>
+          <w:rStyle w:val="HTML-kd"/>
+          <w:rFonts w:eastAsiaTheme="majorEastAsia"/>
+        </w:rPr>
+        <w:t>) :</w:t>
+      </w:r>
+      <w:proofErr w:type="gramEnd"/>
+      <w:r>
+        <w:rPr>
+          <w:rStyle w:val="HTML-kd"/>
+          <w:rFonts w:eastAsiaTheme="majorEastAsia"/>
+        </w:rPr>
+        <w:t xml:space="preserve"> 0</w:t>
+      </w:r>
+    </w:p>
+    <w:p>
+      <w:pPr>
+        <w:pStyle w:val="Felsorols1"/>
+      </w:pPr>
+      <w:proofErr w:type="spellStart"/>
+      <w:r>
+        <w:rPr>
+          <w:rStyle w:val="HTML-kd"/>
+          <w:rFonts w:eastAsiaTheme="majorEastAsia"/>
+        </w:rPr>
+        <w:t>downPercent</w:t>
+      </w:r>
+      <w:proofErr w:type="spellEnd"/>
+      <w:r>
+        <w:rPr>
+          <w:rStyle w:val="HTML-kd"/>
+          <w:rFonts w:eastAsiaTheme="majorEastAsia"/>
+        </w:rPr>
+        <w:t xml:space="preserve"> = </w:t>
+      </w:r>
+      <w:proofErr w:type="spellStart"/>
+      <w:proofErr w:type="gramStart"/>
+      <w:r>
+        <w:rPr>
+          <w:rStyle w:val="HTML-kd"/>
+          <w:rFonts w:eastAsiaTheme="majorEastAsia"/>
+        </w:rPr>
+        <w:t>total</w:t>
+      </w:r>
+      <w:proofErr w:type="spellEnd"/>
+      <w:r>
+        <w:rPr>
+          <w:rStyle w:val="HTML-kd"/>
+          <w:rFonts w:eastAsiaTheme="majorEastAsia"/>
+        </w:rPr>
+        <w:t xml:space="preserve"> ?</w:t>
+      </w:r>
+      <w:proofErr w:type="gramEnd"/>
+      <w:r>
+        <w:rPr>
+          <w:rStyle w:val="HTML-kd"/>
+          <w:rFonts w:eastAsiaTheme="majorEastAsia"/>
+        </w:rPr>
+        <w:t xml:space="preserve"> 100 - </w:t>
+      </w:r>
+      <w:proofErr w:type="spellStart"/>
+      <w:proofErr w:type="gramStart"/>
+      <w:r>
+        <w:rPr>
+          <w:rStyle w:val="HTML-kd"/>
+          <w:rFonts w:eastAsiaTheme="majorEastAsia"/>
+        </w:rPr>
+        <w:t>upPercent</w:t>
+      </w:r>
+      <w:proofErr w:type="spellEnd"/>
+      <w:r>
+        <w:rPr>
+          <w:rStyle w:val="HTML-kd"/>
+          <w:rFonts w:eastAsiaTheme="majorEastAsia"/>
+        </w:rPr>
+        <w:t xml:space="preserve"> :</w:t>
+      </w:r>
+      <w:proofErr w:type="gramEnd"/>
+      <w:r>
+        <w:rPr>
+          <w:rStyle w:val="HTML-kd"/>
+          <w:rFonts w:eastAsiaTheme="majorEastAsia"/>
+        </w:rPr>
+        <w:t xml:space="preserve"> 0</w:t>
       </w:r>
     </w:p>
     <w:p>
@@ -11661,12 +14460,103 @@
       <w:pPr>
         <w:pStyle w:val="Felsorols1"/>
       </w:pPr>
-      <w:r>
-        <w:rPr>
-          <w:rStyle w:val="HTML-kd"/>
-          <w:rFonts w:eastAsiaTheme="majorEastAsia"/>
-        </w:rPr>
-        <w:t>userVote = localImage?.userVote || (localImage?.isLiked ? 1 : 0)</w:t>
+      <w:proofErr w:type="spellStart"/>
+      <w:r>
+        <w:rPr>
+          <w:rStyle w:val="HTML-kd"/>
+          <w:rFonts w:eastAsiaTheme="majorEastAsia"/>
+        </w:rPr>
+        <w:t>userVote</w:t>
+      </w:r>
+      <w:proofErr w:type="spellEnd"/>
+      <w:r>
+        <w:rPr>
+          <w:rStyle w:val="HTML-kd"/>
+          <w:rFonts w:eastAsiaTheme="majorEastAsia"/>
+        </w:rPr>
+        <w:t xml:space="preserve"> = </w:t>
+      </w:r>
+      <w:proofErr w:type="spellStart"/>
+      <w:proofErr w:type="gramStart"/>
+      <w:r>
+        <w:rPr>
+          <w:rStyle w:val="HTML-kd"/>
+          <w:rFonts w:eastAsiaTheme="majorEastAsia"/>
+        </w:rPr>
+        <w:t>localImage</w:t>
+      </w:r>
+      <w:proofErr w:type="spellEnd"/>
+      <w:r>
+        <w:rPr>
+          <w:rStyle w:val="HTML-kd"/>
+          <w:rFonts w:eastAsiaTheme="majorEastAsia"/>
+        </w:rPr>
+        <w:t>?.</w:t>
+      </w:r>
+      <w:proofErr w:type="spellStart"/>
+      <w:proofErr w:type="gramEnd"/>
+      <w:r>
+        <w:rPr>
+          <w:rStyle w:val="HTML-kd"/>
+          <w:rFonts w:eastAsiaTheme="majorEastAsia"/>
+        </w:rPr>
+        <w:t>userVote</w:t>
+      </w:r>
+      <w:proofErr w:type="spellEnd"/>
+      <w:r>
+        <w:rPr>
+          <w:rStyle w:val="HTML-kd"/>
+          <w:rFonts w:eastAsiaTheme="majorEastAsia"/>
+        </w:rPr>
+        <w:t xml:space="preserve"> || (</w:t>
+      </w:r>
+      <w:proofErr w:type="spellStart"/>
+      <w:r>
+        <w:rPr>
+          <w:rStyle w:val="HTML-kd"/>
+          <w:rFonts w:eastAsiaTheme="majorEastAsia"/>
+        </w:rPr>
+        <w:t>localImage</w:t>
+      </w:r>
+      <w:proofErr w:type="spellEnd"/>
+      <w:r>
+        <w:rPr>
+          <w:rStyle w:val="HTML-kd"/>
+          <w:rFonts w:eastAsiaTheme="majorEastAsia"/>
+        </w:rPr>
+        <w:t>?.</w:t>
+      </w:r>
+      <w:proofErr w:type="spellStart"/>
+      <w:r>
+        <w:rPr>
+          <w:rStyle w:val="HTML-kd"/>
+          <w:rFonts w:eastAsiaTheme="majorEastAsia"/>
+        </w:rPr>
+        <w:t>isLiked</w:t>
+      </w:r>
+      <w:proofErr w:type="spellEnd"/>
+      <w:r>
+        <w:rPr>
+          <w:rStyle w:val="HTML-kd"/>
+          <w:rFonts w:eastAsiaTheme="majorEastAsia"/>
+        </w:rPr>
+        <w:t xml:space="preserve"> ? </w:t>
+      </w:r>
+      <w:proofErr w:type="gramStart"/>
+      <w:r>
+        <w:rPr>
+          <w:rStyle w:val="HTML-kd"/>
+          <w:rFonts w:eastAsiaTheme="majorEastAsia"/>
+        </w:rPr>
+        <w:t>1 :</w:t>
+      </w:r>
+      <w:proofErr w:type="gramEnd"/>
+      <w:r>
+        <w:rPr>
+          <w:rStyle w:val="HTML-kd"/>
+          <w:rFonts w:eastAsiaTheme="majorEastAsia"/>
+        </w:rPr>
+        <w:t xml:space="preserve"> 0)</w:t>
       </w:r>
     </w:p>
     <w:p>
@@ -11687,24 +14577,115 @@
       <w:pPr>
         <w:pStyle w:val="Felsorols1"/>
       </w:pPr>
-      <w:r>
-        <w:rPr>
-          <w:rStyle w:val="HTML-kd"/>
-          <w:rFonts w:eastAsiaTheme="majorEastAsia"/>
-        </w:rPr>
-        <w:t>nextVote = userVote === 1 ? 0 : 1</w:t>
-      </w:r>
-    </w:p>
-    <w:p>
-      <w:pPr>
-        <w:pStyle w:val="Felsorols1"/>
-      </w:pPr>
-      <w:r>
-        <w:rPr>
-          <w:rStyle w:val="HTML-kd"/>
-          <w:rFonts w:eastAsiaTheme="majorEastAsia"/>
-        </w:rPr>
-        <w:t>onImageVote(localImage.id, nextVote)</w:t>
+      <w:proofErr w:type="spellStart"/>
+      <w:r>
+        <w:rPr>
+          <w:rStyle w:val="HTML-kd"/>
+          <w:rFonts w:eastAsiaTheme="majorEastAsia"/>
+        </w:rPr>
+        <w:t>nextVote</w:t>
+      </w:r>
+      <w:proofErr w:type="spellEnd"/>
+      <w:r>
+        <w:rPr>
+          <w:rStyle w:val="HTML-kd"/>
+          <w:rFonts w:eastAsiaTheme="majorEastAsia"/>
+        </w:rPr>
+        <w:t xml:space="preserve"> = </w:t>
+      </w:r>
+      <w:proofErr w:type="spellStart"/>
+      <w:r>
+        <w:rPr>
+          <w:rStyle w:val="HTML-kd"/>
+          <w:rFonts w:eastAsiaTheme="majorEastAsia"/>
+        </w:rPr>
+        <w:t>userVote</w:t>
+      </w:r>
+      <w:proofErr w:type="spellEnd"/>
+      <w:r>
+        <w:rPr>
+          <w:rStyle w:val="HTML-kd"/>
+          <w:rFonts w:eastAsiaTheme="majorEastAsia"/>
+        </w:rPr>
+        <w:t xml:space="preserve"> === </w:t>
+      </w:r>
+      <w:proofErr w:type="gramStart"/>
+      <w:r>
+        <w:rPr>
+          <w:rStyle w:val="HTML-kd"/>
+          <w:rFonts w:eastAsiaTheme="majorEastAsia"/>
+        </w:rPr>
+        <w:t>1 ?</w:t>
+      </w:r>
+      <w:proofErr w:type="gramEnd"/>
+      <w:r>
+        <w:rPr>
+          <w:rStyle w:val="HTML-kd"/>
+          <w:rFonts w:eastAsiaTheme="majorEastAsia"/>
+        </w:rPr>
+        <w:t xml:space="preserve"> </w:t>
+      </w:r>
+      <w:proofErr w:type="gramStart"/>
+      <w:r>
+        <w:rPr>
+          <w:rStyle w:val="HTML-kd"/>
+          <w:rFonts w:eastAsiaTheme="majorEastAsia"/>
+        </w:rPr>
+        <w:t>0 :</w:t>
+      </w:r>
+      <w:proofErr w:type="gramEnd"/>
+      <w:r>
+        <w:rPr>
+          <w:rStyle w:val="HTML-kd"/>
+          <w:rFonts w:eastAsiaTheme="majorEastAsia"/>
+        </w:rPr>
+        <w:t xml:space="preserve"> 1</w:t>
+      </w:r>
+    </w:p>
+    <w:p>
+      <w:pPr>
+        <w:pStyle w:val="Felsorols1"/>
+      </w:pPr>
+      <w:proofErr w:type="spellStart"/>
+      <w:proofErr w:type="gramStart"/>
+      <w:r>
+        <w:rPr>
+          <w:rStyle w:val="HTML-kd"/>
+          <w:rFonts w:eastAsiaTheme="majorEastAsia"/>
+        </w:rPr>
+        <w:t>onImageVote</w:t>
+      </w:r>
+      <w:proofErr w:type="spellEnd"/>
+      <w:r>
+        <w:rPr>
+          <w:rStyle w:val="HTML-kd"/>
+          <w:rFonts w:eastAsiaTheme="majorEastAsia"/>
+        </w:rPr>
+        <w:t>(</w:t>
+      </w:r>
+      <w:proofErr w:type="gramEnd"/>
+      <w:r>
+        <w:rPr>
+          <w:rStyle w:val="HTML-kd"/>
+          <w:rFonts w:eastAsiaTheme="majorEastAsia"/>
+        </w:rPr>
+        <w:t xml:space="preserve">localImage.id, </w:t>
+      </w:r>
+      <w:proofErr w:type="spellStart"/>
+      <w:r>
+        <w:rPr>
+          <w:rStyle w:val="HTML-kd"/>
+          <w:rFonts w:eastAsiaTheme="majorEastAsia"/>
+        </w:rPr>
+        <w:t>nextVote</w:t>
+      </w:r>
+      <w:proofErr w:type="spellEnd"/>
+      <w:r>
+        <w:rPr>
+          <w:rStyle w:val="HTML-kd"/>
+          <w:rFonts w:eastAsiaTheme="majorEastAsia"/>
+        </w:rPr>
+        <w:t>)</w:t>
       </w:r>
     </w:p>
     <w:p>
@@ -11724,24 +14705,115 @@
       <w:pPr>
         <w:pStyle w:val="Felsorols1"/>
       </w:pPr>
-      <w:r>
-        <w:rPr>
-          <w:rStyle w:val="HTML-kd"/>
-          <w:rFonts w:eastAsiaTheme="majorEastAsia"/>
-        </w:rPr>
-        <w:t>nextVote = userVote === -1 ? 0 : -1</w:t>
-      </w:r>
-    </w:p>
-    <w:p>
-      <w:pPr>
-        <w:pStyle w:val="Felsorols1"/>
-      </w:pPr>
-      <w:r>
-        <w:rPr>
-          <w:rStyle w:val="HTML-kd"/>
-          <w:rFonts w:eastAsiaTheme="majorEastAsia"/>
-        </w:rPr>
-        <w:t>onImageVote(localImage.id, nextVote)</w:t>
+      <w:proofErr w:type="spellStart"/>
+      <w:r>
+        <w:rPr>
+          <w:rStyle w:val="HTML-kd"/>
+          <w:rFonts w:eastAsiaTheme="majorEastAsia"/>
+        </w:rPr>
+        <w:t>nextVote</w:t>
+      </w:r>
+      <w:proofErr w:type="spellEnd"/>
+      <w:r>
+        <w:rPr>
+          <w:rStyle w:val="HTML-kd"/>
+          <w:rFonts w:eastAsiaTheme="majorEastAsia"/>
+        </w:rPr>
+        <w:t xml:space="preserve"> = </w:t>
+      </w:r>
+      <w:proofErr w:type="spellStart"/>
+      <w:r>
+        <w:rPr>
+          <w:rStyle w:val="HTML-kd"/>
+          <w:rFonts w:eastAsiaTheme="majorEastAsia"/>
+        </w:rPr>
+        <w:t>userVote</w:t>
+      </w:r>
+      <w:proofErr w:type="spellEnd"/>
+      <w:r>
+        <w:rPr>
+          <w:rStyle w:val="HTML-kd"/>
+          <w:rFonts w:eastAsiaTheme="majorEastAsia"/>
+        </w:rPr>
+        <w:t xml:space="preserve"> === -</w:t>
+      </w:r>
+      <w:proofErr w:type="gramStart"/>
+      <w:r>
+        <w:rPr>
+          <w:rStyle w:val="HTML-kd"/>
+          <w:rFonts w:eastAsiaTheme="majorEastAsia"/>
+        </w:rPr>
+        <w:t>1 ?</w:t>
+      </w:r>
+      <w:proofErr w:type="gramEnd"/>
+      <w:r>
+        <w:rPr>
+          <w:rStyle w:val="HTML-kd"/>
+          <w:rFonts w:eastAsiaTheme="majorEastAsia"/>
+        </w:rPr>
+        <w:t xml:space="preserve"> </w:t>
+      </w:r>
+      <w:proofErr w:type="gramStart"/>
+      <w:r>
+        <w:rPr>
+          <w:rStyle w:val="HTML-kd"/>
+          <w:rFonts w:eastAsiaTheme="majorEastAsia"/>
+        </w:rPr>
+        <w:t>0 :</w:t>
+      </w:r>
+      <w:proofErr w:type="gramEnd"/>
+      <w:r>
+        <w:rPr>
+          <w:rStyle w:val="HTML-kd"/>
+          <w:rFonts w:eastAsiaTheme="majorEastAsia"/>
+        </w:rPr>
+        <w:t xml:space="preserve"> -1</w:t>
+      </w:r>
+    </w:p>
+    <w:p>
+      <w:pPr>
+        <w:pStyle w:val="Felsorols1"/>
+      </w:pPr>
+      <w:proofErr w:type="spellStart"/>
+      <w:proofErr w:type="gramStart"/>
+      <w:r>
+        <w:rPr>
+          <w:rStyle w:val="HTML-kd"/>
+          <w:rFonts w:eastAsiaTheme="majorEastAsia"/>
+        </w:rPr>
+        <w:t>onImageVote</w:t>
+      </w:r>
+      <w:proofErr w:type="spellEnd"/>
+      <w:r>
+        <w:rPr>
+          <w:rStyle w:val="HTML-kd"/>
+          <w:rFonts w:eastAsiaTheme="majorEastAsia"/>
+        </w:rPr>
+        <w:t>(</w:t>
+      </w:r>
+      <w:proofErr w:type="gramEnd"/>
+      <w:r>
+        <w:rPr>
+          <w:rStyle w:val="HTML-kd"/>
+          <w:rFonts w:eastAsiaTheme="majorEastAsia"/>
+        </w:rPr>
+        <w:t xml:space="preserve">localImage.id, </w:t>
+      </w:r>
+      <w:proofErr w:type="spellStart"/>
+      <w:r>
+        <w:rPr>
+          <w:rStyle w:val="HTML-kd"/>
+          <w:rFonts w:eastAsiaTheme="majorEastAsia"/>
+        </w:rPr>
+        <w:t>nextVote</w:t>
+      </w:r>
+      <w:proofErr w:type="spellEnd"/>
+      <w:r>
+        <w:rPr>
+          <w:rStyle w:val="HTML-kd"/>
+          <w:rFonts w:eastAsiaTheme="majorEastAsia"/>
+        </w:rPr>
+        <w:t>)</w:t>
       </w:r>
     </w:p>
     <w:p>
@@ -11764,12 +14836,21 @@
       <w:r>
         <w:t xml:space="preserve">ha </w:t>
       </w:r>
-      <w:r>
-        <w:rPr>
-          <w:rStyle w:val="HTML-kd"/>
-          <w:rFonts w:eastAsiaTheme="majorEastAsia"/>
-        </w:rPr>
-        <w:t>userVote === 1</w:t>
+      <w:proofErr w:type="spellStart"/>
+      <w:r>
+        <w:rPr>
+          <w:rStyle w:val="HTML-kd"/>
+          <w:rFonts w:eastAsiaTheme="majorEastAsia"/>
+        </w:rPr>
+        <w:t>userVote</w:t>
+      </w:r>
+      <w:proofErr w:type="spellEnd"/>
+      <w:r>
+        <w:rPr>
+          <w:rStyle w:val="HTML-kd"/>
+          <w:rFonts w:eastAsiaTheme="majorEastAsia"/>
+        </w:rPr>
+        <w:t xml:space="preserve"> === 1</w:t>
       </w:r>
       <w:r>
         <w:t>, a fel nyíl kitöltött és eltérő színű</w:t>
@@ -11782,12 +14863,21 @@
       <w:r>
         <w:t xml:space="preserve">ha </w:t>
       </w:r>
-      <w:r>
-        <w:rPr>
-          <w:rStyle w:val="HTML-kd"/>
-          <w:rFonts w:eastAsiaTheme="majorEastAsia"/>
-        </w:rPr>
-        <w:t>userVote === -1</w:t>
+      <w:proofErr w:type="spellStart"/>
+      <w:r>
+        <w:rPr>
+          <w:rStyle w:val="HTML-kd"/>
+          <w:rFonts w:eastAsiaTheme="majorEastAsia"/>
+        </w:rPr>
+        <w:t>userVote</w:t>
+      </w:r>
+      <w:proofErr w:type="spellEnd"/>
+      <w:r>
+        <w:rPr>
+          <w:rStyle w:val="HTML-kd"/>
+          <w:rFonts w:eastAsiaTheme="majorEastAsia"/>
+        </w:rPr>
+        <w:t xml:space="preserve"> === -1</w:t>
       </w:r>
       <w:r>
         <w:t>, a le nyíl kitöltött és eltérő színű</w:t>
@@ -11805,6 +14895,7 @@
       <w:r>
         <w:t>A két százalék (</w:t>
       </w:r>
+      <w:proofErr w:type="spellStart"/>
       <w:r>
         <w:rPr>
           <w:rStyle w:val="HTML-kd"/>
@@ -11812,9 +14903,11 @@
         </w:rPr>
         <w:t>upPercent</w:t>
       </w:r>
+      <w:proofErr w:type="spellEnd"/>
       <w:r>
         <w:t xml:space="preserve">, </w:t>
       </w:r>
+      <w:proofErr w:type="spellStart"/>
       <w:r>
         <w:rPr>
           <w:rStyle w:val="HTML-kd"/>
@@ -11822,6 +14915,7 @@
         </w:rPr>
         <w:t>downPercent</w:t>
       </w:r>
+      <w:proofErr w:type="spellEnd"/>
       <w:r>
         <w:t>) kiírásra kerül a UI-ban.</w:t>
       </w:r>
@@ -11843,10 +14937,34 @@
       </w:pPr>
       <w:bookmarkStart w:id="49" w:name="_Toc224117379"/>
       <w:r>
-        <w:t xml:space="preserve">4. algoritmus – Komment törlése megerősítő modállal </w:t>
-      </w:r>
-      <w:r>
-        <w:t>(handleDeleteComment + confirmDeleteComment)</w:t>
+        <w:t xml:space="preserve">4. algoritmus – Komment törlése megerősítő </w:t>
+      </w:r>
+      <w:proofErr w:type="spellStart"/>
+      <w:r>
+        <w:t>modállal</w:t>
+      </w:r>
+      <w:proofErr w:type="spellEnd"/>
+      <w:r>
+        <w:t xml:space="preserve"> </w:t>
+      </w:r>
+      <w:r>
+        <w:t>(</w:t>
+      </w:r>
+      <w:proofErr w:type="spellStart"/>
+      <w:r>
+        <w:t>handleDeleteComment</w:t>
+      </w:r>
+      <w:proofErr w:type="spellEnd"/>
+      <w:r>
+        <w:t xml:space="preserve"> + </w:t>
+      </w:r>
+      <w:proofErr w:type="spellStart"/>
+      <w:r>
+        <w:t>confirmDeleteComment</w:t>
+      </w:r>
+      <w:proofErr w:type="spellEnd"/>
+      <w:r>
+        <w:t>)</w:t>
       </w:r>
       <w:bookmarkEnd w:id="49"/>
     </w:p>
@@ -11869,7 +14987,15 @@
         <w:br/>
       </w:r>
       <w:r>
-        <w:t>A komment törlése csak megerősítés után történjen meg, jogosultság- és tokenellenőrzéssel.</w:t>
+        <w:t xml:space="preserve">A komment törlése csak megerősítés után történjen meg, jogosultság- és </w:t>
+      </w:r>
+      <w:proofErr w:type="spellStart"/>
+      <w:r>
+        <w:t>tokenellenőrzéssel</w:t>
+      </w:r>
+      <w:proofErr w:type="spellEnd"/>
+      <w:r>
+        <w:t>.</w:t>
       </w:r>
     </w:p>
     <w:p>
@@ -11887,6 +15013,7 @@
       <w:pPr>
         <w:pStyle w:val="Felsorols1"/>
       </w:pPr>
+      <w:proofErr w:type="spellStart"/>
       <w:r>
         <w:rPr>
           <w:rStyle w:val="HTML-kd"/>
@@ -11896,6 +15023,7 @@
         </w:rPr>
         <w:t>commentId</w:t>
       </w:r>
+      <w:proofErr w:type="spellEnd"/>
       <w:r>
         <w:t xml:space="preserve"> (törlendő komment azonosító)</w:t>
       </w:r>
@@ -11904,6 +15032,7 @@
       <w:pPr>
         <w:pStyle w:val="Felsorols1"/>
       </w:pPr>
+      <w:proofErr w:type="spellStart"/>
       <w:r>
         <w:rPr>
           <w:rStyle w:val="HTML-kd"/>
@@ -11913,6 +15042,7 @@
         </w:rPr>
         <w:t>pendingDeleteCommentId</w:t>
       </w:r>
+      <w:proofErr w:type="spellEnd"/>
       <w:r>
         <w:t xml:space="preserve"> állapot</w:t>
       </w:r>
@@ -11921,9 +15051,16 @@
       <w:pPr>
         <w:pStyle w:val="Felsorols1"/>
       </w:pPr>
-      <w:r>
-        <w:t xml:space="preserve">token a </w:t>
-      </w:r>
+      <w:proofErr w:type="spellStart"/>
+      <w:r>
+        <w:t>token</w:t>
+      </w:r>
+      <w:proofErr w:type="spellEnd"/>
+      <w:r>
+        <w:t xml:space="preserve"> a </w:t>
+      </w:r>
+      <w:proofErr w:type="spellStart"/>
+      <w:proofErr w:type="gramStart"/>
       <w:r>
         <w:rPr>
           <w:rStyle w:val="HTML-kd"/>
@@ -11931,7 +15068,27 @@
           <w:sz w:val="24"/>
           <w:szCs w:val="22"/>
         </w:rPr>
-        <w:t>getAuthHeader()</w:t>
+        <w:t>getAuthHeader</w:t>
+      </w:r>
+      <w:proofErr w:type="spellEnd"/>
+      <w:r>
+        <w:rPr>
+          <w:rStyle w:val="HTML-kd"/>
+          <w:rFonts w:ascii="Times New Roman" w:eastAsiaTheme="minorHAnsi" w:hAnsi="Times New Roman" w:cstheme="minorHAnsi"/>
+          <w:sz w:val="24"/>
+          <w:szCs w:val="22"/>
+        </w:rPr>
+        <w:t>(</w:t>
+      </w:r>
+      <w:proofErr w:type="gramEnd"/>
+      <w:r>
+        <w:rPr>
+          <w:rStyle w:val="HTML-kd"/>
+          <w:rFonts w:ascii="Times New Roman" w:eastAsiaTheme="minorHAnsi" w:hAnsi="Times New Roman" w:cstheme="minorHAnsi"/>
+          <w:sz w:val="24"/>
+          <w:szCs w:val="22"/>
+        </w:rPr>
+        <w:t>)</w:t>
       </w:r>
       <w:r>
         <w:t xml:space="preserve"> fejlécben</w:t>
@@ -11955,6 +15112,7 @@
       <w:r>
         <w:t xml:space="preserve">a komment eltűnik a </w:t>
       </w:r>
+      <w:proofErr w:type="spellStart"/>
       <w:r>
         <w:rPr>
           <w:rStyle w:val="HTML-kd"/>
@@ -11962,6 +15120,7 @@
         </w:rPr>
         <w:t>localComments</w:t>
       </w:r>
+      <w:proofErr w:type="spellEnd"/>
       <w:r>
         <w:t xml:space="preserve"> tömbből</w:t>
       </w:r>
@@ -11971,7 +15130,15 @@
         <w:pStyle w:val="Felsorols1"/>
       </w:pPr>
       <w:r>
-        <w:t>a megerősítő modal bezáródik</w:t>
+        <w:t xml:space="preserve">a megerősítő </w:t>
+      </w:r>
+      <w:proofErr w:type="spellStart"/>
+      <w:r>
+        <w:t>modal</w:t>
+      </w:r>
+      <w:proofErr w:type="spellEnd"/>
+      <w:r>
+        <w:t xml:space="preserve"> bezáródik</w:t>
       </w:r>
     </w:p>
     <w:p>
@@ -12016,12 +15183,37 @@
       <w:pPr>
         <w:pStyle w:val="Felsorols1"/>
       </w:pPr>
-      <w:r>
-        <w:rPr>
-          <w:rStyle w:val="HTML-kd"/>
-          <w:rFonts w:eastAsiaTheme="majorEastAsia"/>
-        </w:rPr>
-        <w:t>handleDeleteComment(commentId)</w:t>
+      <w:proofErr w:type="spellStart"/>
+      <w:r>
+        <w:rPr>
+          <w:rStyle w:val="HTML-kd"/>
+          <w:rFonts w:eastAsiaTheme="majorEastAsia"/>
+        </w:rPr>
+        <w:t>handleDeleteComment</w:t>
+      </w:r>
+      <w:proofErr w:type="spellEnd"/>
+      <w:r>
+        <w:rPr>
+          <w:rStyle w:val="HTML-kd"/>
+          <w:rFonts w:eastAsiaTheme="majorEastAsia"/>
+        </w:rPr>
+        <w:t>(</w:t>
+      </w:r>
+      <w:proofErr w:type="spellStart"/>
+      <w:r>
+        <w:rPr>
+          <w:rStyle w:val="HTML-kd"/>
+          <w:rFonts w:eastAsiaTheme="majorEastAsia"/>
+        </w:rPr>
+        <w:t>commentId</w:t>
+      </w:r>
+      <w:proofErr w:type="spellEnd"/>
+      <w:r>
+        <w:rPr>
+          <w:rStyle w:val="HTML-kd"/>
+          <w:rFonts w:eastAsiaTheme="majorEastAsia"/>
+        </w:rPr>
+        <w:t>)</w:t>
       </w:r>
       <w:r>
         <w:t xml:space="preserve">: </w:t>
@@ -12031,24 +15223,74 @@
       <w:pPr>
         <w:pStyle w:val="Felsorols1"/>
       </w:pPr>
-      <w:r>
-        <w:rPr>
-          <w:rStyle w:val="HTML-kd"/>
-          <w:rFonts w:eastAsiaTheme="majorEastAsia"/>
-        </w:rPr>
-        <w:t>setPendingDeleteCommentId(commentId)</w:t>
-      </w:r>
-    </w:p>
-    <w:p>
-      <w:pPr>
-        <w:pStyle w:val="Felsorols1"/>
-      </w:pPr>
-      <w:r>
-        <w:rPr>
-          <w:rStyle w:val="HTML-kd"/>
-          <w:rFonts w:eastAsiaTheme="majorEastAsia"/>
-        </w:rPr>
-        <w:t>setShowDeleteModal(true)</w:t>
+      <w:proofErr w:type="spellStart"/>
+      <w:r>
+        <w:rPr>
+          <w:rStyle w:val="HTML-kd"/>
+          <w:rFonts w:eastAsiaTheme="majorEastAsia"/>
+        </w:rPr>
+        <w:t>setPendingDeleteCommentId</w:t>
+      </w:r>
+      <w:proofErr w:type="spellEnd"/>
+      <w:r>
+        <w:rPr>
+          <w:rStyle w:val="HTML-kd"/>
+          <w:rFonts w:eastAsiaTheme="majorEastAsia"/>
+        </w:rPr>
+        <w:t>(</w:t>
+      </w:r>
+      <w:proofErr w:type="spellStart"/>
+      <w:r>
+        <w:rPr>
+          <w:rStyle w:val="HTML-kd"/>
+          <w:rFonts w:eastAsiaTheme="majorEastAsia"/>
+        </w:rPr>
+        <w:t>commentId</w:t>
+      </w:r>
+      <w:proofErr w:type="spellEnd"/>
+      <w:r>
+        <w:rPr>
+          <w:rStyle w:val="HTML-kd"/>
+          <w:rFonts w:eastAsiaTheme="majorEastAsia"/>
+        </w:rPr>
+        <w:t>)</w:t>
+      </w:r>
+    </w:p>
+    <w:p>
+      <w:pPr>
+        <w:pStyle w:val="Felsorols1"/>
+      </w:pPr>
+      <w:proofErr w:type="spellStart"/>
+      <w:r>
+        <w:rPr>
+          <w:rStyle w:val="HTML-kd"/>
+          <w:rFonts w:eastAsiaTheme="majorEastAsia"/>
+        </w:rPr>
+        <w:t>setShowDeleteModal</w:t>
+      </w:r>
+      <w:proofErr w:type="spellEnd"/>
+      <w:r>
+        <w:rPr>
+          <w:rStyle w:val="HTML-kd"/>
+          <w:rFonts w:eastAsiaTheme="majorEastAsia"/>
+        </w:rPr>
+        <w:t>(</w:t>
+      </w:r>
+      <w:proofErr w:type="spellStart"/>
+      <w:r>
+        <w:rPr>
+          <w:rStyle w:val="HTML-kd"/>
+          <w:rFonts w:eastAsiaTheme="majorEastAsia"/>
+        </w:rPr>
+        <w:t>true</w:t>
+      </w:r>
+      <w:proofErr w:type="spellEnd"/>
+      <w:r>
+        <w:rPr>
+          <w:rStyle w:val="HTML-kd"/>
+          <w:rFonts w:eastAsiaTheme="majorEastAsia"/>
+        </w:rPr>
+        <w:t>)</w:t>
       </w:r>
     </w:p>
     <w:p>
@@ -12061,43 +15303,126 @@
         <w:jc w:val="left"/>
       </w:pPr>
       <w:r>
-        <w:t xml:space="preserve">Megjelenik a megerősítő modal: </w:t>
-      </w:r>
-    </w:p>
-    <w:p>
-      <w:pPr>
-        <w:pStyle w:val="Felsorols1"/>
-      </w:pPr>
-      <w:r>
-        <w:rPr>
-          <w:rStyle w:val="HTML-kd"/>
-          <w:rFonts w:eastAsiaTheme="majorEastAsia"/>
-        </w:rPr>
-        <w:t>show={showDeleteModal}</w:t>
-      </w:r>
-    </w:p>
-    <w:p>
-      <w:pPr>
-        <w:pStyle w:val="Felsorols1"/>
-      </w:pPr>
-      <w:r>
-        <w:rPr>
-          <w:rStyle w:val="HTML-kd"/>
-          <w:rFonts w:eastAsiaTheme="majorEastAsia"/>
-        </w:rPr>
-        <w:t>backdrop="static"</w:t>
-      </w:r>
-    </w:p>
-    <w:p>
-      <w:pPr>
-        <w:pStyle w:val="Felsorols1"/>
-      </w:pPr>
-      <w:r>
-        <w:rPr>
-          <w:rStyle w:val="HTML-kd"/>
-          <w:rFonts w:eastAsiaTheme="majorEastAsia"/>
-        </w:rPr>
-        <w:t>keyboard={!deleteLoading}</w:t>
+        <w:t xml:space="preserve">Megjelenik a megerősítő </w:t>
+      </w:r>
+      <w:proofErr w:type="spellStart"/>
+      <w:r>
+        <w:t>modal</w:t>
+      </w:r>
+      <w:proofErr w:type="spellEnd"/>
+      <w:r>
+        <w:t xml:space="preserve">: </w:t>
+      </w:r>
+    </w:p>
+    <w:p>
+      <w:pPr>
+        <w:pStyle w:val="Felsorols1"/>
+      </w:pPr>
+      <w:r>
+        <w:rPr>
+          <w:rStyle w:val="HTML-kd"/>
+          <w:rFonts w:eastAsiaTheme="majorEastAsia"/>
+        </w:rPr>
+        <w:t>show={</w:t>
+      </w:r>
+      <w:proofErr w:type="spellStart"/>
+      <w:r>
+        <w:rPr>
+          <w:rStyle w:val="HTML-kd"/>
+          <w:rFonts w:eastAsiaTheme="majorEastAsia"/>
+        </w:rPr>
+        <w:t>showDeleteModal</w:t>
+      </w:r>
+      <w:proofErr w:type="spellEnd"/>
+      <w:r>
+        <w:rPr>
+          <w:rStyle w:val="HTML-kd"/>
+          <w:rFonts w:eastAsiaTheme="majorEastAsia"/>
+        </w:rPr>
+        <w:t>}</w:t>
+      </w:r>
+    </w:p>
+    <w:p>
+      <w:pPr>
+        <w:pStyle w:val="Felsorols1"/>
+      </w:pPr>
+      <w:proofErr w:type="spellStart"/>
+      <w:r>
+        <w:rPr>
+          <w:rStyle w:val="HTML-kd"/>
+          <w:rFonts w:eastAsiaTheme="majorEastAsia"/>
+        </w:rPr>
+        <w:t>backdrop</w:t>
+      </w:r>
+      <w:proofErr w:type="spellEnd"/>
+      <w:r>
+        <w:rPr>
+          <w:rStyle w:val="HTML-kd"/>
+          <w:rFonts w:eastAsiaTheme="majorEastAsia"/>
+        </w:rPr>
+        <w:t>="</w:t>
+      </w:r>
+      <w:proofErr w:type="spellStart"/>
+      <w:r>
+        <w:rPr>
+          <w:rStyle w:val="HTML-kd"/>
+          <w:rFonts w:eastAsiaTheme="majorEastAsia"/>
+        </w:rPr>
+        <w:t>static</w:t>
+      </w:r>
+      <w:proofErr w:type="spellEnd"/>
+      <w:r>
+        <w:rPr>
+          <w:rStyle w:val="HTML-kd"/>
+          <w:rFonts w:eastAsiaTheme="majorEastAsia"/>
+        </w:rPr>
+        <w:t>"</w:t>
+      </w:r>
+    </w:p>
+    <w:p>
+      <w:pPr>
+        <w:pStyle w:val="Felsorols1"/>
+      </w:pPr>
+      <w:proofErr w:type="spellStart"/>
+      <w:r>
+        <w:rPr>
+          <w:rStyle w:val="HTML-kd"/>
+          <w:rFonts w:eastAsiaTheme="majorEastAsia"/>
+        </w:rPr>
+        <w:t>keyboard</w:t>
+      </w:r>
+      <w:proofErr w:type="spellEnd"/>
+      <w:r>
+        <w:rPr>
+          <w:rStyle w:val="HTML-kd"/>
+          <w:rFonts w:eastAsiaTheme="majorEastAsia"/>
+        </w:rPr>
+        <w:t>=</w:t>
+      </w:r>
+      <w:proofErr w:type="gramStart"/>
+      <w:r>
+        <w:rPr>
+          <w:rStyle w:val="HTML-kd"/>
+          <w:rFonts w:eastAsiaTheme="majorEastAsia"/>
+        </w:rPr>
+        <w:t>{!</w:t>
+      </w:r>
+      <w:proofErr w:type="spellStart"/>
+      <w:r>
+        <w:rPr>
+          <w:rStyle w:val="HTML-kd"/>
+          <w:rFonts w:eastAsiaTheme="majorEastAsia"/>
+        </w:rPr>
+        <w:t>deleteLoading</w:t>
+      </w:r>
+      <w:proofErr w:type="spellEnd"/>
+      <w:proofErr w:type="gramEnd"/>
+      <w:r>
+        <w:rPr>
+          <w:rStyle w:val="HTML-kd"/>
+          <w:rFonts w:eastAsiaTheme="majorEastAsia"/>
+        </w:rPr>
+        <w:t>}</w:t>
       </w:r>
     </w:p>
     <w:p>
@@ -12117,24 +15442,58 @@
       <w:pPr>
         <w:pStyle w:val="Felsorols1"/>
       </w:pPr>
-      <w:r>
-        <w:rPr>
-          <w:rStyle w:val="HTML-kd"/>
-          <w:rFonts w:eastAsiaTheme="majorEastAsia"/>
-        </w:rPr>
-        <w:t>setShowDeleteModal(false)</w:t>
-      </w:r>
-    </w:p>
-    <w:p>
-      <w:pPr>
-        <w:pStyle w:val="Felsorols1"/>
-      </w:pPr>
-      <w:r>
-        <w:rPr>
-          <w:rStyle w:val="HTML-kd"/>
-          <w:rFonts w:eastAsiaTheme="majorEastAsia"/>
-        </w:rPr>
-        <w:t>setPendingDeleteCommentId(null)</w:t>
+      <w:proofErr w:type="spellStart"/>
+      <w:r>
+        <w:rPr>
+          <w:rStyle w:val="HTML-kd"/>
+          <w:rFonts w:eastAsiaTheme="majorEastAsia"/>
+        </w:rPr>
+        <w:t>setShowDeleteModal</w:t>
+      </w:r>
+      <w:proofErr w:type="spellEnd"/>
+      <w:r>
+        <w:rPr>
+          <w:rStyle w:val="HTML-kd"/>
+          <w:rFonts w:eastAsiaTheme="majorEastAsia"/>
+        </w:rPr>
+        <w:t>(</w:t>
+      </w:r>
+      <w:proofErr w:type="spellStart"/>
+      <w:r>
+        <w:rPr>
+          <w:rStyle w:val="HTML-kd"/>
+          <w:rFonts w:eastAsiaTheme="majorEastAsia"/>
+        </w:rPr>
+        <w:t>false</w:t>
+      </w:r>
+      <w:proofErr w:type="spellEnd"/>
+      <w:r>
+        <w:rPr>
+          <w:rStyle w:val="HTML-kd"/>
+          <w:rFonts w:eastAsiaTheme="majorEastAsia"/>
+        </w:rPr>
+        <w:t>)</w:t>
+      </w:r>
+    </w:p>
+    <w:p>
+      <w:pPr>
+        <w:pStyle w:val="Felsorols1"/>
+      </w:pPr>
+      <w:proofErr w:type="spellStart"/>
+      <w:r>
+        <w:rPr>
+          <w:rStyle w:val="HTML-kd"/>
+          <w:rFonts w:eastAsiaTheme="majorEastAsia"/>
+        </w:rPr>
+        <w:t>setPendingDeleteCommentId</w:t>
+      </w:r>
+      <w:proofErr w:type="spellEnd"/>
+      <w:r>
+        <w:rPr>
+          <w:rStyle w:val="HTML-kd"/>
+          <w:rFonts w:eastAsiaTheme="majorEastAsia"/>
+        </w:rPr>
+        <w:t>(null)</w:t>
       </w:r>
     </w:p>
     <w:p>
@@ -12157,12 +15516,30 @@
       <w:r>
         <w:t xml:space="preserve">lefut </w:t>
       </w:r>
-      <w:r>
-        <w:rPr>
-          <w:rStyle w:val="HTML-kd"/>
-          <w:rFonts w:eastAsiaTheme="majorEastAsia"/>
-        </w:rPr>
-        <w:t>confirmDeleteComment()</w:t>
+      <w:proofErr w:type="spellStart"/>
+      <w:proofErr w:type="gramStart"/>
+      <w:r>
+        <w:rPr>
+          <w:rStyle w:val="HTML-kd"/>
+          <w:rFonts w:eastAsiaTheme="majorEastAsia"/>
+        </w:rPr>
+        <w:t>confirmDeleteComment</w:t>
+      </w:r>
+      <w:proofErr w:type="spellEnd"/>
+      <w:r>
+        <w:rPr>
+          <w:rStyle w:val="HTML-kd"/>
+          <w:rFonts w:eastAsiaTheme="majorEastAsia"/>
+        </w:rPr>
+        <w:t>(</w:t>
+      </w:r>
+      <w:proofErr w:type="gramEnd"/>
+      <w:r>
+        <w:rPr>
+          <w:rStyle w:val="HTML-kd"/>
+          <w:rFonts w:eastAsiaTheme="majorEastAsia"/>
+        </w:rPr>
+        <w:t>)</w:t>
       </w:r>
     </w:p>
     <w:p>
@@ -12185,6 +15562,7 @@
       <w:r>
         <w:t xml:space="preserve">ha nincs </w:t>
       </w:r>
+      <w:proofErr w:type="spellStart"/>
       <w:r>
         <w:rPr>
           <w:rStyle w:val="HTML-kd"/>
@@ -12192,6 +15570,7 @@
         </w:rPr>
         <w:t>pendingDeleteCommentId</w:t>
       </w:r>
+      <w:proofErr w:type="spellEnd"/>
       <w:r>
         <w:t>, kilép</w:t>
       </w:r>
@@ -12200,12 +15579,37 @@
       <w:pPr>
         <w:pStyle w:val="Felsorols1"/>
       </w:pPr>
-      <w:r>
-        <w:rPr>
-          <w:rStyle w:val="HTML-kd"/>
-          <w:rFonts w:eastAsiaTheme="majorEastAsia"/>
-        </w:rPr>
-        <w:t>setDeleteLoading(true)</w:t>
+      <w:proofErr w:type="spellStart"/>
+      <w:r>
+        <w:rPr>
+          <w:rStyle w:val="HTML-kd"/>
+          <w:rFonts w:eastAsiaTheme="majorEastAsia"/>
+        </w:rPr>
+        <w:t>setDeleteLoading</w:t>
+      </w:r>
+      <w:proofErr w:type="spellEnd"/>
+      <w:r>
+        <w:rPr>
+          <w:rStyle w:val="HTML-kd"/>
+          <w:rFonts w:eastAsiaTheme="majorEastAsia"/>
+        </w:rPr>
+        <w:t>(</w:t>
+      </w:r>
+      <w:proofErr w:type="spellStart"/>
+      <w:r>
+        <w:rPr>
+          <w:rStyle w:val="HTML-kd"/>
+          <w:rFonts w:eastAsiaTheme="majorEastAsia"/>
+        </w:rPr>
+        <w:t>true</w:t>
+      </w:r>
+      <w:proofErr w:type="spellEnd"/>
+      <w:r>
+        <w:rPr>
+          <w:rStyle w:val="HTML-kd"/>
+          <w:rFonts w:eastAsiaTheme="majorEastAsia"/>
+        </w:rPr>
+        <w:t>)</w:t>
       </w:r>
     </w:p>
     <w:p>
@@ -12225,12 +15629,30 @@
       <w:pPr>
         <w:pStyle w:val="Felsorols1"/>
       </w:pPr>
-      <w:r>
-        <w:rPr>
-          <w:rStyle w:val="HTML-kd"/>
-          <w:rFonts w:eastAsiaTheme="majorEastAsia"/>
-        </w:rPr>
-        <w:t>fetch("</w:t>
+      <w:proofErr w:type="spellStart"/>
+      <w:proofErr w:type="gramStart"/>
+      <w:r>
+        <w:rPr>
+          <w:rStyle w:val="HTML-kd"/>
+          <w:rFonts w:eastAsiaTheme="majorEastAsia"/>
+        </w:rPr>
+        <w:t>fetch</w:t>
+      </w:r>
+      <w:proofErr w:type="spellEnd"/>
+      <w:r>
+        <w:rPr>
+          <w:rStyle w:val="HTML-kd"/>
+          <w:rFonts w:eastAsiaTheme="majorEastAsia"/>
+        </w:rPr>
+        <w:t>(</w:t>
+      </w:r>
+      <w:proofErr w:type="gramEnd"/>
+      <w:r>
+        <w:rPr>
+          <w:rStyle w:val="HTML-kd"/>
+          <w:rFonts w:eastAsiaTheme="majorEastAsia"/>
+        </w:rPr>
+        <w:t>"</w:t>
       </w:r>
       <w:hyperlink r:id="rId20" w:tgtFrame="_blank" w:tooltip="http://localhost:3001/api/comments/%22" w:history="1">
         <w:r>
@@ -12245,7 +15667,71 @@
           <w:rStyle w:val="HTML-kd"/>
           <w:rFonts w:eastAsiaTheme="majorEastAsia"/>
         </w:rPr>
-        <w:t xml:space="preserve"> + pendingDeleteCommentId, { method: "DELETE", headers: getAuthHeader() })</w:t>
+        <w:t xml:space="preserve"> + </w:t>
+      </w:r>
+      <w:proofErr w:type="spellStart"/>
+      <w:r>
+        <w:rPr>
+          <w:rStyle w:val="HTML-kd"/>
+          <w:rFonts w:eastAsiaTheme="majorEastAsia"/>
+        </w:rPr>
+        <w:t>pendingDeleteCommentId</w:t>
+      </w:r>
+      <w:proofErr w:type="spellEnd"/>
+      <w:r>
+        <w:rPr>
+          <w:rStyle w:val="HTML-kd"/>
+          <w:rFonts w:eastAsiaTheme="majorEastAsia"/>
+        </w:rPr>
+        <w:t xml:space="preserve">, { </w:t>
+      </w:r>
+      <w:proofErr w:type="spellStart"/>
+      <w:r>
+        <w:rPr>
+          <w:rStyle w:val="HTML-kd"/>
+          <w:rFonts w:eastAsiaTheme="majorEastAsia"/>
+        </w:rPr>
+        <w:t>method</w:t>
+      </w:r>
+      <w:proofErr w:type="spellEnd"/>
+      <w:r>
+        <w:rPr>
+          <w:rStyle w:val="HTML-kd"/>
+          <w:rFonts w:eastAsiaTheme="majorEastAsia"/>
+        </w:rPr>
+        <w:t xml:space="preserve">: "DELETE", </w:t>
+      </w:r>
+      <w:proofErr w:type="spellStart"/>
+      <w:r>
+        <w:rPr>
+          <w:rStyle w:val="HTML-kd"/>
+          <w:rFonts w:eastAsiaTheme="majorEastAsia"/>
+        </w:rPr>
+        <w:t>headers</w:t>
+      </w:r>
+      <w:proofErr w:type="spellEnd"/>
+      <w:r>
+        <w:rPr>
+          <w:rStyle w:val="HTML-kd"/>
+          <w:rFonts w:eastAsiaTheme="majorEastAsia"/>
+        </w:rPr>
+        <w:t xml:space="preserve">: </w:t>
+      </w:r>
+      <w:proofErr w:type="spellStart"/>
+      <w:r>
+        <w:rPr>
+          <w:rStyle w:val="HTML-kd"/>
+          <w:rFonts w:eastAsiaTheme="majorEastAsia"/>
+        </w:rPr>
+        <w:t>getAuthHeader</w:t>
+      </w:r>
+      <w:proofErr w:type="spellEnd"/>
+      <w:r>
+        <w:rPr>
+          <w:rStyle w:val="HTML-kd"/>
+          <w:rFonts w:eastAsiaTheme="majorEastAsia"/>
+        </w:rPr>
+        <w:t>() })</w:t>
       </w:r>
     </w:p>
     <w:p>
@@ -12268,22 +15754,58 @@
       <w:r>
         <w:t xml:space="preserve">401: </w:t>
       </w:r>
-      <w:r>
-        <w:rPr>
-          <w:rStyle w:val="HTML-kd"/>
-          <w:rFonts w:eastAsiaTheme="majorEastAsia"/>
-        </w:rPr>
-        <w:t>handleTokenError(res.status)</w:t>
+      <w:proofErr w:type="spellStart"/>
+      <w:r>
+        <w:rPr>
+          <w:rStyle w:val="HTML-kd"/>
+          <w:rFonts w:eastAsiaTheme="majorEastAsia"/>
+        </w:rPr>
+        <w:t>handleTokenError</w:t>
+      </w:r>
+      <w:proofErr w:type="spellEnd"/>
+      <w:r>
+        <w:rPr>
+          <w:rStyle w:val="HTML-kd"/>
+          <w:rFonts w:eastAsiaTheme="majorEastAsia"/>
+        </w:rPr>
+        <w:t>(</w:t>
+      </w:r>
+      <w:proofErr w:type="spellStart"/>
+      <w:proofErr w:type="gramStart"/>
+      <w:r>
+        <w:rPr>
+          <w:rStyle w:val="HTML-kd"/>
+          <w:rFonts w:eastAsiaTheme="majorEastAsia"/>
+        </w:rPr>
+        <w:t>res.status</w:t>
+      </w:r>
+      <w:proofErr w:type="spellEnd"/>
+      <w:proofErr w:type="gramEnd"/>
+      <w:r>
+        <w:rPr>
+          <w:rStyle w:val="HTML-kd"/>
+          <w:rFonts w:eastAsiaTheme="majorEastAsia"/>
+        </w:rPr>
+        <w:t>)</w:t>
       </w:r>
       <w:r>
         <w:t xml:space="preserve"> + </w:t>
       </w:r>
-      <w:r>
-        <w:rPr>
-          <w:rStyle w:val="HTML-kd"/>
-          <w:rFonts w:eastAsiaTheme="majorEastAsia"/>
-        </w:rPr>
-        <w:t>navigate("/Login")</w:t>
+      <w:proofErr w:type="spellStart"/>
+      <w:r>
+        <w:rPr>
+          <w:rStyle w:val="HTML-kd"/>
+          <w:rFonts w:eastAsiaTheme="majorEastAsia"/>
+        </w:rPr>
+        <w:t>navigate</w:t>
+      </w:r>
+      <w:proofErr w:type="spellEnd"/>
+      <w:r>
+        <w:rPr>
+          <w:rStyle w:val="HTML-kd"/>
+          <w:rFonts w:eastAsiaTheme="majorEastAsia"/>
+        </w:rPr>
+        <w:t>("/Login")</w:t>
       </w:r>
       <w:r>
         <w:t xml:space="preserve"> + kilép</w:t>
@@ -12294,7 +15816,15 @@
         <w:pStyle w:val="Felsorols1"/>
       </w:pPr>
       <w:r>
-        <w:t>403: alert jogosultsági hiba + kilép</w:t>
+        <w:t xml:space="preserve">403: </w:t>
+      </w:r>
+      <w:proofErr w:type="spellStart"/>
+      <w:r>
+        <w:t>alert</w:t>
+      </w:r>
+      <w:proofErr w:type="spellEnd"/>
+      <w:r>
+        <w:t xml:space="preserve"> jogosultsági hiba + kilép</w:t>
       </w:r>
     </w:p>
     <w:p>
@@ -12314,13 +15844,72 @@
       <w:pPr>
         <w:pStyle w:val="Felsorols1"/>
       </w:pPr>
+      <w:proofErr w:type="spellStart"/>
+      <w:proofErr w:type="gramStart"/>
       <w:r>
         <w:rPr>
           <w:rStyle w:val="HTML-kd"/>
           <w:rFonts w:eastAsiaTheme="majorEastAsia"/>
         </w:rPr>
         <w:lastRenderedPageBreak/>
-        <w:t>setLocalComments(prev =&gt; prev.filter(c =&gt; c.id !== pendingDeleteCommentId))</w:t>
+        <w:t>setLocalComments</w:t>
+      </w:r>
+      <w:proofErr w:type="spellEnd"/>
+      <w:r>
+        <w:rPr>
+          <w:rStyle w:val="HTML-kd"/>
+          <w:rFonts w:eastAsiaTheme="majorEastAsia"/>
+        </w:rPr>
+        <w:t>(</w:t>
+      </w:r>
+      <w:proofErr w:type="spellStart"/>
+      <w:proofErr w:type="gramEnd"/>
+      <w:r>
+        <w:rPr>
+          <w:rStyle w:val="HTML-kd"/>
+          <w:rFonts w:eastAsiaTheme="majorEastAsia"/>
+        </w:rPr>
+        <w:t>prev</w:t>
+      </w:r>
+      <w:proofErr w:type="spellEnd"/>
+      <w:r>
+        <w:rPr>
+          <w:rStyle w:val="HTML-kd"/>
+          <w:rFonts w:eastAsiaTheme="majorEastAsia"/>
+        </w:rPr>
+        <w:t xml:space="preserve"> =&gt; </w:t>
+      </w:r>
+      <w:proofErr w:type="spellStart"/>
+      <w:r>
+        <w:rPr>
+          <w:rStyle w:val="HTML-kd"/>
+          <w:rFonts w:eastAsiaTheme="majorEastAsia"/>
+        </w:rPr>
+        <w:t>prev.filter</w:t>
+      </w:r>
+      <w:proofErr w:type="spellEnd"/>
+      <w:r>
+        <w:rPr>
+          <w:rStyle w:val="HTML-kd"/>
+          <w:rFonts w:eastAsiaTheme="majorEastAsia"/>
+        </w:rPr>
+        <w:t xml:space="preserve">(c =&gt; c.id !== </w:t>
+      </w:r>
+      <w:proofErr w:type="spellStart"/>
+      <w:r>
+        <w:rPr>
+          <w:rStyle w:val="HTML-kd"/>
+          <w:rFonts w:eastAsiaTheme="majorEastAsia"/>
+        </w:rPr>
+        <w:t>pendingDeleteCommentId</w:t>
+      </w:r>
+      <w:proofErr w:type="spellEnd"/>
+      <w:r>
+        <w:rPr>
+          <w:rStyle w:val="HTML-kd"/>
+          <w:rFonts w:eastAsiaTheme="majorEastAsia"/>
+        </w:rPr>
+        <w:t>))</w:t>
       </w:r>
     </w:p>
     <w:p>
@@ -12332,32 +15921,71 @@
         <w:spacing w:before="100" w:beforeAutospacing="1" w:after="100" w:afterAutospacing="1" w:line="240" w:lineRule="auto"/>
         <w:jc w:val="left"/>
       </w:pPr>
-      <w:r>
-        <w:t>Modal állapotok visszaállítása:</w:t>
-      </w:r>
-    </w:p>
-    <w:p>
-      <w:pPr>
-        <w:pStyle w:val="Felsorols1"/>
-      </w:pPr>
-      <w:r>
-        <w:rPr>
-          <w:rStyle w:val="HTML-kd"/>
-          <w:rFonts w:eastAsiaTheme="majorEastAsia"/>
-        </w:rPr>
-        <w:t>setShowDeleteModal(false)</w:t>
-      </w:r>
-    </w:p>
-    <w:p>
-      <w:pPr>
-        <w:pStyle w:val="Felsorols1"/>
-      </w:pPr>
-      <w:r>
-        <w:rPr>
-          <w:rStyle w:val="HTML-kd"/>
-          <w:rFonts w:eastAsiaTheme="majorEastAsia"/>
-        </w:rPr>
-        <w:t>setPendingDeleteCommentId(null)</w:t>
+      <w:proofErr w:type="spellStart"/>
+      <w:r>
+        <w:t>Modal</w:t>
+      </w:r>
+      <w:proofErr w:type="spellEnd"/>
+      <w:r>
+        <w:t xml:space="preserve"> állapotok visszaállítása:</w:t>
+      </w:r>
+    </w:p>
+    <w:p>
+      <w:pPr>
+        <w:pStyle w:val="Felsorols1"/>
+      </w:pPr>
+      <w:proofErr w:type="spellStart"/>
+      <w:r>
+        <w:rPr>
+          <w:rStyle w:val="HTML-kd"/>
+          <w:rFonts w:eastAsiaTheme="majorEastAsia"/>
+        </w:rPr>
+        <w:t>setShowDeleteModal</w:t>
+      </w:r>
+      <w:proofErr w:type="spellEnd"/>
+      <w:r>
+        <w:rPr>
+          <w:rStyle w:val="HTML-kd"/>
+          <w:rFonts w:eastAsiaTheme="majorEastAsia"/>
+        </w:rPr>
+        <w:t>(</w:t>
+      </w:r>
+      <w:proofErr w:type="spellStart"/>
+      <w:r>
+        <w:rPr>
+          <w:rStyle w:val="HTML-kd"/>
+          <w:rFonts w:eastAsiaTheme="majorEastAsia"/>
+        </w:rPr>
+        <w:t>false</w:t>
+      </w:r>
+      <w:proofErr w:type="spellEnd"/>
+      <w:r>
+        <w:rPr>
+          <w:rStyle w:val="HTML-kd"/>
+          <w:rFonts w:eastAsiaTheme="majorEastAsia"/>
+        </w:rPr>
+        <w:t>)</w:t>
+      </w:r>
+    </w:p>
+    <w:p>
+      <w:pPr>
+        <w:pStyle w:val="Felsorols1"/>
+      </w:pPr>
+      <w:proofErr w:type="spellStart"/>
+      <w:r>
+        <w:rPr>
+          <w:rStyle w:val="HTML-kd"/>
+          <w:rFonts w:eastAsiaTheme="majorEastAsia"/>
+        </w:rPr>
+        <w:t>setPendingDeleteCommentId</w:t>
+      </w:r>
+      <w:proofErr w:type="spellEnd"/>
+      <w:r>
+        <w:rPr>
+          <w:rStyle w:val="HTML-kd"/>
+          <w:rFonts w:eastAsiaTheme="majorEastAsia"/>
+        </w:rPr>
+        <w:t>(null)</w:t>
       </w:r>
     </w:p>
     <w:p>
@@ -12369,6 +15997,7 @@
         <w:spacing w:before="100" w:beforeAutospacing="1" w:after="100" w:afterAutospacing="1" w:line="240" w:lineRule="auto"/>
         <w:jc w:val="left"/>
       </w:pPr>
+      <w:proofErr w:type="spellStart"/>
       <w:r>
         <w:rPr>
           <w:rStyle w:val="HTML-kd"/>
@@ -12376,6 +16005,7 @@
         </w:rPr>
         <w:t>finally</w:t>
       </w:r>
+      <w:proofErr w:type="spellEnd"/>
       <w:r>
         <w:t xml:space="preserve"> ág:</w:t>
       </w:r>
@@ -12390,6 +16020,7 @@
           <w:szCs w:val="22"/>
         </w:rPr>
       </w:pPr>
+      <w:proofErr w:type="spellStart"/>
       <w:r>
         <w:rPr>
           <w:rStyle w:val="HTML-kd"/>
@@ -12397,7 +16028,37 @@
           <w:sz w:val="24"/>
           <w:szCs w:val="22"/>
         </w:rPr>
-        <w:t>setDeleteLoading(false)</w:t>
+        <w:t>setDeleteLoading</w:t>
+      </w:r>
+      <w:proofErr w:type="spellEnd"/>
+      <w:r>
+        <w:rPr>
+          <w:rStyle w:val="HTML-kd"/>
+          <w:rFonts w:ascii="Times New Roman" w:eastAsiaTheme="minorHAnsi" w:hAnsi="Times New Roman" w:cstheme="minorHAnsi"/>
+          <w:sz w:val="24"/>
+          <w:szCs w:val="22"/>
+        </w:rPr>
+        <w:t>(</w:t>
+      </w:r>
+      <w:proofErr w:type="spellStart"/>
+      <w:r>
+        <w:rPr>
+          <w:rStyle w:val="HTML-kd"/>
+          <w:rFonts w:ascii="Times New Roman" w:eastAsiaTheme="minorHAnsi" w:hAnsi="Times New Roman" w:cstheme="minorHAnsi"/>
+          <w:sz w:val="24"/>
+          <w:szCs w:val="22"/>
+        </w:rPr>
+        <w:t>false</w:t>
+      </w:r>
+      <w:proofErr w:type="spellEnd"/>
+      <w:r>
+        <w:rPr>
+          <w:rStyle w:val="HTML-kd"/>
+          <w:rFonts w:ascii="Times New Roman" w:eastAsiaTheme="minorHAnsi" w:hAnsi="Times New Roman" w:cstheme="minorHAnsi"/>
+          <w:sz w:val="24"/>
+          <w:szCs w:val="22"/>
+        </w:rPr>
+        <w:t>)</w:t>
       </w:r>
     </w:p>
     <w:p>
@@ -12438,7 +16099,23 @@
         <w:t>regisztrációs űrlap</w:t>
       </w:r>
       <w:r>
-        <w:t xml:space="preserve"> (React + react-bootstrap), amely az alábbi fő funkciókat valósítja meg:</w:t>
+        <w:t xml:space="preserve"> (</w:t>
+      </w:r>
+      <w:proofErr w:type="spellStart"/>
+      <w:r>
+        <w:t>React</w:t>
+      </w:r>
+      <w:proofErr w:type="spellEnd"/>
+      <w:r>
+        <w:t xml:space="preserve"> + </w:t>
+      </w:r>
+      <w:proofErr w:type="spellStart"/>
+      <w:r>
+        <w:t>react-bootstrap</w:t>
+      </w:r>
+      <w:proofErr w:type="spellEnd"/>
+      <w:r>
+        <w:t>), amely az alábbi fő funkciókat valósítja meg:</w:t>
       </w:r>
     </w:p>
     <w:p>
@@ -12452,21 +16129,37 @@
         <w:rPr>
           <w:rStyle w:val="Kiemels2"/>
         </w:rPr>
-        <w:t>felhasználónév, email, jelszó, jelszó mégegyszer</w:t>
-      </w:r>
-    </w:p>
-    <w:p>
-      <w:pPr>
-        <w:pStyle w:val="Felsorols1"/>
-      </w:pPr>
+        <w:t xml:space="preserve">felhasználónév, email, jelszó, jelszó </w:t>
+      </w:r>
+      <w:proofErr w:type="spellStart"/>
       <w:r>
         <w:rPr>
           <w:rStyle w:val="Kiemels2"/>
         </w:rPr>
+        <w:t>mégegyszer</w:t>
+      </w:r>
+      <w:proofErr w:type="spellEnd"/>
+    </w:p>
+    <w:p>
+      <w:pPr>
+        <w:pStyle w:val="Felsorols1"/>
+      </w:pPr>
+      <w:r>
+        <w:rPr>
+          <w:rStyle w:val="Kiemels2"/>
+        </w:rPr>
         <w:t>ÁSZF/adatkezelés elfogadása</w:t>
       </w:r>
       <w:r>
-        <w:t xml:space="preserve"> checkbox (kötelező)</w:t>
+        <w:t xml:space="preserve"> </w:t>
+      </w:r>
+      <w:proofErr w:type="spellStart"/>
+      <w:r>
+        <w:t>checkbox</w:t>
+      </w:r>
+      <w:proofErr w:type="spellEnd"/>
+      <w:r>
+        <w:t xml:space="preserve"> (kötelező)</w:t>
       </w:r>
     </w:p>
     <w:p>
@@ -12483,7 +16176,23 @@
         <w:t>megjelenítés/elrejtés</w:t>
       </w:r>
       <w:r>
-        <w:t xml:space="preserve"> (Eye / EyeSlash ikon)</w:t>
+        <w:t xml:space="preserve"> (</w:t>
+      </w:r>
+      <w:proofErr w:type="spellStart"/>
+      <w:r>
+        <w:t>Eye</w:t>
+      </w:r>
+      <w:proofErr w:type="spellEnd"/>
+      <w:r>
+        <w:t xml:space="preserve"> / </w:t>
+      </w:r>
+      <w:proofErr w:type="spellStart"/>
+      <w:r>
+        <w:t>EyeSlash</w:t>
+      </w:r>
+      <w:proofErr w:type="spellEnd"/>
+      <w:r>
+        <w:t xml:space="preserve"> ikon)</w:t>
       </w:r>
     </w:p>
     <w:p>
@@ -12493,12 +16202,14 @@
       <w:r>
         <w:t xml:space="preserve">ÁSZF tartalom megnyitása </w:t>
       </w:r>
+      <w:proofErr w:type="spellStart"/>
       <w:r>
         <w:rPr>
           <w:rStyle w:val="Kiemels2"/>
         </w:rPr>
         <w:t>Modal</w:t>
       </w:r>
+      <w:proofErr w:type="spellEnd"/>
       <w:r>
         <w:t xml:space="preserve"> ablakban</w:t>
       </w:r>
@@ -12510,12 +16221,62 @@
       <w:r>
         <w:t xml:space="preserve">Regisztráció elküldése </w:t>
       </w:r>
+      <w:proofErr w:type="spellStart"/>
+      <w:proofErr w:type="gramStart"/>
       <w:r>
         <w:rPr>
           <w:rStyle w:val="HTML-kd"/>
           <w:rFonts w:eastAsiaTheme="minorHAnsi"/>
         </w:rPr>
-        <w:t>axios.post("http://localhost:3001/api/register", ...)</w:t>
+        <w:t>axios.post</w:t>
+      </w:r>
+      <w:proofErr w:type="spellEnd"/>
+      <w:r>
+        <w:rPr>
+          <w:rStyle w:val="HTML-kd"/>
+          <w:rFonts w:eastAsiaTheme="minorHAnsi"/>
+        </w:rPr>
+        <w:t>(</w:t>
+      </w:r>
+      <w:proofErr w:type="gramEnd"/>
+      <w:r>
+        <w:rPr>
+          <w:rStyle w:val="HTML-kd"/>
+          <w:rFonts w:eastAsiaTheme="minorHAnsi"/>
+        </w:rPr>
+        <w:t>"http://localhost:3001/</w:t>
+      </w:r>
+      <w:proofErr w:type="spellStart"/>
+      <w:r>
+        <w:rPr>
+          <w:rStyle w:val="HTML-kd"/>
+          <w:rFonts w:eastAsiaTheme="minorHAnsi"/>
+        </w:rPr>
+        <w:t>api</w:t>
+      </w:r>
+      <w:proofErr w:type="spellEnd"/>
+      <w:r>
+        <w:rPr>
+          <w:rStyle w:val="HTML-kd"/>
+          <w:rFonts w:eastAsiaTheme="minorHAnsi"/>
+        </w:rPr>
+        <w:t>/</w:t>
+      </w:r>
+      <w:proofErr w:type="spellStart"/>
+      <w:r>
+        <w:rPr>
+          <w:rStyle w:val="HTML-kd"/>
+          <w:rFonts w:eastAsiaTheme="minorHAnsi"/>
+        </w:rPr>
+        <w:t>register</w:t>
+      </w:r>
+      <w:proofErr w:type="spellEnd"/>
+      <w:r>
+        <w:rPr>
+          <w:rStyle w:val="HTML-kd"/>
+          <w:rFonts w:eastAsiaTheme="minorHAnsi"/>
+        </w:rPr>
+        <w:t>", ...)</w:t>
       </w:r>
       <w:r>
         <w:t xml:space="preserve"> hívással</w:t>
@@ -12528,6 +16289,7 @@
       <w:r>
         <w:t xml:space="preserve">Felhasználói visszajelzés </w:t>
       </w:r>
+      <w:proofErr w:type="spellStart"/>
       <w:r>
         <w:rPr>
           <w:rStyle w:val="HTML-kd"/>
@@ -12535,15 +16297,18 @@
         </w:rPr>
         <w:t>message</w:t>
       </w:r>
+      <w:proofErr w:type="spellEnd"/>
       <w:r>
         <w:t xml:space="preserve"> állapoton keresztül, </w:t>
       </w:r>
+      <w:proofErr w:type="spellStart"/>
       <w:r>
         <w:rPr>
           <w:rStyle w:val="Kiemels2"/>
         </w:rPr>
         <w:t>Alert</w:t>
       </w:r>
+      <w:proofErr w:type="spellEnd"/>
       <w:r>
         <w:t xml:space="preserve"> komponensben</w:t>
       </w:r>
@@ -12640,7 +16405,15 @@
         <w:pStyle w:val="Cmsor4"/>
       </w:pPr>
       <w:r>
-        <w:t>Fekete doboz tesztelés (Black-box)</w:t>
+        <w:t>Fekete doboz tesztelés (Black-</w:t>
+      </w:r>
+      <w:proofErr w:type="spellStart"/>
+      <w:r>
+        <w:t>box</w:t>
+      </w:r>
+      <w:proofErr w:type="spellEnd"/>
+      <w:r>
+        <w:t>)</w:t>
       </w:r>
     </w:p>
     <w:p>
@@ -12699,7 +16472,15 @@
         <w:pStyle w:val="Cmsor4"/>
       </w:pPr>
       <w:r>
-        <w:t>Fehér doboz tesztelés (White-box)</w:t>
+        <w:t>Fehér doboz tesztelés (White-</w:t>
+      </w:r>
+      <w:proofErr w:type="spellStart"/>
+      <w:r>
+        <w:t>box</w:t>
+      </w:r>
+      <w:proofErr w:type="spellEnd"/>
+      <w:r>
+        <w:t>)</w:t>
       </w:r>
     </w:p>
     <w:p>
@@ -12714,22 +16495,97 @@
       <w:r>
         <w:t xml:space="preserve">az </w:t>
       </w:r>
+      <w:proofErr w:type="spellStart"/>
       <w:r>
         <w:rPr>
           <w:rStyle w:val="HTML-kd"/>
           <w:rFonts w:eastAsiaTheme="minorHAnsi"/>
         </w:rPr>
-        <w:t>if (!accepted)</w:t>
+        <w:t>if</w:t>
+      </w:r>
+      <w:proofErr w:type="spellEnd"/>
+      <w:r>
+        <w:rPr>
+          <w:rStyle w:val="HTML-kd"/>
+          <w:rFonts w:eastAsiaTheme="minorHAnsi"/>
+        </w:rPr>
+        <w:t xml:space="preserve"> </w:t>
+      </w:r>
+      <w:proofErr w:type="gramStart"/>
+      <w:r>
+        <w:rPr>
+          <w:rStyle w:val="HTML-kd"/>
+          <w:rFonts w:eastAsiaTheme="minorHAnsi"/>
+        </w:rPr>
+        <w:t>(!</w:t>
+      </w:r>
+      <w:proofErr w:type="spellStart"/>
+      <w:r>
+        <w:rPr>
+          <w:rStyle w:val="HTML-kd"/>
+          <w:rFonts w:eastAsiaTheme="minorHAnsi"/>
+        </w:rPr>
+        <w:t>accepted</w:t>
+      </w:r>
+      <w:proofErr w:type="spellEnd"/>
+      <w:proofErr w:type="gramEnd"/>
+      <w:r>
+        <w:rPr>
+          <w:rStyle w:val="HTML-kd"/>
+          <w:rFonts w:eastAsiaTheme="minorHAnsi"/>
+        </w:rPr>
+        <w:t>)</w:t>
       </w:r>
       <w:r>
         <w:t xml:space="preserve"> és </w:t>
       </w:r>
+      <w:proofErr w:type="spellStart"/>
       <w:r>
         <w:rPr>
           <w:rStyle w:val="HTML-kd"/>
           <w:rFonts w:eastAsiaTheme="minorHAnsi"/>
         </w:rPr>
-        <w:t>if (password !== confirm)</w:t>
+        <w:t>if</w:t>
+      </w:r>
+      <w:proofErr w:type="spellEnd"/>
+      <w:r>
+        <w:rPr>
+          <w:rStyle w:val="HTML-kd"/>
+          <w:rFonts w:eastAsiaTheme="minorHAnsi"/>
+        </w:rPr>
+        <w:t xml:space="preserve"> (</w:t>
+      </w:r>
+      <w:proofErr w:type="spellStart"/>
+      <w:r>
+        <w:rPr>
+          <w:rStyle w:val="HTML-kd"/>
+          <w:rFonts w:eastAsiaTheme="minorHAnsi"/>
+        </w:rPr>
+        <w:t>password</w:t>
+      </w:r>
+      <w:proofErr w:type="spellEnd"/>
+      <w:r>
+        <w:rPr>
+          <w:rStyle w:val="HTML-kd"/>
+          <w:rFonts w:eastAsiaTheme="minorHAnsi"/>
+        </w:rPr>
+        <w:t xml:space="preserve"> !== </w:t>
+      </w:r>
+      <w:proofErr w:type="spellStart"/>
+      <w:r>
+        <w:rPr>
+          <w:rStyle w:val="HTML-kd"/>
+          <w:rFonts w:eastAsiaTheme="minorHAnsi"/>
+        </w:rPr>
+        <w:t>confirm</w:t>
+      </w:r>
+      <w:proofErr w:type="spellEnd"/>
+      <w:r>
+        <w:rPr>
+          <w:rStyle w:val="HTML-kd"/>
+          <w:rFonts w:eastAsiaTheme="minorHAnsi"/>
+        </w:rPr>
+        <w:t>)</w:t>
       </w:r>
       <w:r>
         <w:t xml:space="preserve"> ágak lefedése,</w:t>
@@ -12742,13 +16598,31 @@
       <w:r>
         <w:t xml:space="preserve">a </w:t>
       </w:r>
+      <w:proofErr w:type="spellStart"/>
       <w:r>
         <w:rPr>
           <w:rStyle w:val="HTML-kd"/>
           <w:rFonts w:eastAsiaTheme="minorHAnsi"/>
         </w:rPr>
-        <w:t>try/catch</w:t>
-      </w:r>
+        <w:t>try</w:t>
+      </w:r>
+      <w:proofErr w:type="spellEnd"/>
+      <w:r>
+        <w:rPr>
+          <w:rStyle w:val="HTML-kd"/>
+          <w:rFonts w:eastAsiaTheme="minorHAnsi"/>
+        </w:rPr>
+        <w:t>/</w:t>
+      </w:r>
+      <w:proofErr w:type="spellStart"/>
+      <w:r>
+        <w:rPr>
+          <w:rStyle w:val="HTML-kd"/>
+          <w:rFonts w:eastAsiaTheme="minorHAnsi"/>
+        </w:rPr>
+        <w:t>catch</w:t>
+      </w:r>
+      <w:proofErr w:type="spellEnd"/>
       <w:r>
         <w:t xml:space="preserve"> ágak lefedése,</w:t>
       </w:r>
@@ -12760,15 +16634,66 @@
       <w:r>
         <w:t xml:space="preserve">az </w:t>
       </w:r>
+      <w:proofErr w:type="gramStart"/>
       <w:r>
         <w:rPr>
           <w:rStyle w:val="HTML-kd"/>
           <w:rFonts w:eastAsiaTheme="minorHAnsi"/>
         </w:rPr>
-        <w:t>err.response?.data?.message</w:t>
-      </w:r>
-      <w:r>
-        <w:t xml:space="preserve"> fallback logika ellenőrzése,</w:t>
+        <w:t>err.</w:t>
+      </w:r>
+      <w:proofErr w:type="spellStart"/>
+      <w:r>
+        <w:rPr>
+          <w:rStyle w:val="HTML-kd"/>
+          <w:rFonts w:eastAsiaTheme="minorHAnsi"/>
+        </w:rPr>
+        <w:t>response</w:t>
+      </w:r>
+      <w:proofErr w:type="spellEnd"/>
+      <w:proofErr w:type="gramEnd"/>
+      <w:r>
+        <w:rPr>
+          <w:rStyle w:val="HTML-kd"/>
+          <w:rFonts w:eastAsiaTheme="minorHAnsi"/>
+        </w:rPr>
+        <w:t>?.</w:t>
+      </w:r>
+      <w:proofErr w:type="spellStart"/>
+      <w:r>
+        <w:rPr>
+          <w:rStyle w:val="HTML-kd"/>
+          <w:rFonts w:eastAsiaTheme="minorHAnsi"/>
+        </w:rPr>
+        <w:t>data</w:t>
+      </w:r>
+      <w:proofErr w:type="spellEnd"/>
+      <w:r>
+        <w:rPr>
+          <w:rStyle w:val="HTML-kd"/>
+          <w:rFonts w:eastAsiaTheme="minorHAnsi"/>
+        </w:rPr>
+        <w:t>?.</w:t>
+      </w:r>
+      <w:proofErr w:type="spellStart"/>
+      <w:r>
+        <w:rPr>
+          <w:rStyle w:val="HTML-kd"/>
+          <w:rFonts w:eastAsiaTheme="minorHAnsi"/>
+        </w:rPr>
+        <w:t>message</w:t>
+      </w:r>
+      <w:proofErr w:type="spellEnd"/>
+      <w:r>
+        <w:t xml:space="preserve"> </w:t>
+      </w:r>
+      <w:proofErr w:type="spellStart"/>
+      <w:r>
+        <w:t>fallback</w:t>
+      </w:r>
+      <w:proofErr w:type="spellEnd"/>
+      <w:r>
+        <w:t xml:space="preserve"> logika ellenőrzése,</w:t>
       </w:r>
     </w:p>
     <w:p>
@@ -12778,6 +16703,7 @@
       <w:r>
         <w:t>állapotváltozások (</w:t>
       </w:r>
+      <w:proofErr w:type="spellStart"/>
       <w:r>
         <w:rPr>
           <w:rStyle w:val="HTML-kd"/>
@@ -12785,9 +16711,11 @@
         </w:rPr>
         <w:t>setMessage</w:t>
       </w:r>
+      <w:proofErr w:type="spellEnd"/>
       <w:r>
         <w:t xml:space="preserve">, </w:t>
       </w:r>
+      <w:proofErr w:type="spellStart"/>
       <w:r>
         <w:rPr>
           <w:rStyle w:val="HTML-kd"/>
@@ -12795,9 +16723,11 @@
         </w:rPr>
         <w:t>setAccepted</w:t>
       </w:r>
+      <w:proofErr w:type="spellEnd"/>
       <w:r>
         <w:t xml:space="preserve">, </w:t>
       </w:r>
+      <w:proofErr w:type="spellStart"/>
       <w:r>
         <w:rPr>
           <w:rStyle w:val="HTML-kd"/>
@@ -12805,6 +16735,7 @@
         </w:rPr>
         <w:t>setShowAszf</w:t>
       </w:r>
+      <w:proofErr w:type="spellEnd"/>
       <w:r>
         <w:t>, jelszó megjelenítések) követése.</w:t>
       </w:r>
@@ -12842,7 +16773,15 @@
         <w:pStyle w:val="Felsorols1"/>
       </w:pPr>
       <w:r>
-        <w:t>Frontend futtatás: React fejlesztői szerver</w:t>
+        <w:t xml:space="preserve">Frontend futtatás: </w:t>
+      </w:r>
+      <w:proofErr w:type="spellStart"/>
+      <w:r>
+        <w:t>React</w:t>
+      </w:r>
+      <w:proofErr w:type="spellEnd"/>
+      <w:r>
+        <w:t xml:space="preserve"> fejlesztői szerver</w:t>
       </w:r>
     </w:p>
     <w:p>
@@ -12961,7 +16900,15 @@
         <w:pStyle w:val="Felsorols1"/>
       </w:pPr>
       <w:r>
-        <w:t>Backend fut és a megadott email/username még nem foglalt.</w:t>
+        <w:t>Backend fut és a megadott email/</w:t>
+      </w:r>
+      <w:proofErr w:type="spellStart"/>
+      <w:r>
+        <w:t>username</w:t>
+      </w:r>
+      <w:proofErr w:type="spellEnd"/>
+      <w:r>
+        <w:t xml:space="preserve"> még nem foglalt.</w:t>
       </w:r>
     </w:p>
     <w:p>
@@ -13022,7 +16969,15 @@
         <w:pStyle w:val="Felsorols1"/>
       </w:pPr>
       <w:r>
-        <w:t xml:space="preserve">Jelszó mégegyszer mezőbe beír: </w:t>
+        <w:t xml:space="preserve">Jelszó </w:t>
+      </w:r>
+      <w:proofErr w:type="spellStart"/>
+      <w:r>
+        <w:t>mégegyszer</w:t>
+      </w:r>
+      <w:proofErr w:type="spellEnd"/>
+      <w:r>
+        <w:t xml:space="preserve"> mezőbe beír: </w:t>
       </w:r>
       <w:r>
         <w:rPr>
@@ -13037,7 +16992,15 @@
         <w:pStyle w:val="Felsorols1"/>
       </w:pPr>
       <w:r>
-        <w:t>ÁSZF checkbox bepipálása</w:t>
+        <w:t xml:space="preserve">ÁSZF </w:t>
+      </w:r>
+      <w:proofErr w:type="spellStart"/>
+      <w:r>
+        <w:t>checkbox</w:t>
+      </w:r>
+      <w:proofErr w:type="spellEnd"/>
+      <w:r>
+        <w:t xml:space="preserve"> bepipálása</w:t>
       </w:r>
     </w:p>
     <w:p>
@@ -13063,13 +17026,31 @@
       <w:r>
         <w:t>A kliensoldali ellenőrzések átmennek (</w:t>
       </w:r>
+      <w:proofErr w:type="spellStart"/>
       <w:r>
         <w:rPr>
           <w:rStyle w:val="HTML-kd"/>
           <w:rFonts w:eastAsiaTheme="minorHAnsi"/>
         </w:rPr>
-        <w:t>accepted = true</w:t>
-      </w:r>
+        <w:t>accepted</w:t>
+      </w:r>
+      <w:proofErr w:type="spellEnd"/>
+      <w:r>
+        <w:rPr>
+          <w:rStyle w:val="HTML-kd"/>
+          <w:rFonts w:eastAsiaTheme="minorHAnsi"/>
+        </w:rPr>
+        <w:t xml:space="preserve"> = </w:t>
+      </w:r>
+      <w:proofErr w:type="spellStart"/>
+      <w:r>
+        <w:rPr>
+          <w:rStyle w:val="HTML-kd"/>
+          <w:rFonts w:eastAsiaTheme="minorHAnsi"/>
+        </w:rPr>
+        <w:t>true</w:t>
+      </w:r>
+      <w:proofErr w:type="spellEnd"/>
       <w:r>
         <w:t>, jelszók egyeznek)</w:t>
       </w:r>
@@ -13078,6 +17059,7 @@
       <w:pPr>
         <w:pStyle w:val="Felsorols1"/>
       </w:pPr>
+      <w:proofErr w:type="spellStart"/>
       <w:r>
         <w:rPr>
           <w:rStyle w:val="HTML-kd"/>
@@ -13085,9 +17067,23 @@
         </w:rPr>
         <w:t>axios.post</w:t>
       </w:r>
-      <w:r>
-        <w:t xml:space="preserve"> elküldi: username, email, password</w:t>
-      </w:r>
+      <w:proofErr w:type="spellEnd"/>
+      <w:r>
+        <w:t xml:space="preserve"> elküldi: </w:t>
+      </w:r>
+      <w:proofErr w:type="spellStart"/>
+      <w:r>
+        <w:t>username</w:t>
+      </w:r>
+      <w:proofErr w:type="spellEnd"/>
+      <w:r>
+        <w:t xml:space="preserve">, email, </w:t>
+      </w:r>
+      <w:proofErr w:type="spellStart"/>
+      <w:r>
+        <w:t>password</w:t>
+      </w:r>
+      <w:proofErr w:type="spellEnd"/>
     </w:p>
     <w:p>
       <w:pPr>
@@ -13096,12 +17092,30 @@
       <w:r>
         <w:t xml:space="preserve">Siker esetén </w:t>
       </w:r>
+      <w:proofErr w:type="spellStart"/>
+      <w:proofErr w:type="gramStart"/>
       <w:r>
         <w:rPr>
           <w:rStyle w:val="HTML-kd"/>
           <w:rFonts w:eastAsiaTheme="minorHAnsi"/>
         </w:rPr>
-        <w:t>setMessage("Sikeres regisztráció! Most jelentkezz be.")</w:t>
+        <w:t>setMessage</w:t>
+      </w:r>
+      <w:proofErr w:type="spellEnd"/>
+      <w:r>
+        <w:rPr>
+          <w:rStyle w:val="HTML-kd"/>
+          <w:rFonts w:eastAsiaTheme="minorHAnsi"/>
+        </w:rPr>
+        <w:t>(</w:t>
+      </w:r>
+      <w:proofErr w:type="gramEnd"/>
+      <w:r>
+        <w:rPr>
+          <w:rStyle w:val="HTML-kd"/>
+          <w:rFonts w:eastAsiaTheme="minorHAnsi"/>
+        </w:rPr>
+        <w:t>"Sikeres regisztráció! Most jelentkezz be.")</w:t>
       </w:r>
     </w:p>
     <w:p>
@@ -13145,13 +17159,28 @@
         <w:rPr>
           <w:rStyle w:val="Kiemels2"/>
         </w:rPr>
-        <w:t>Megjegyzés (white-box lefedés):</w:t>
-      </w:r>
-    </w:p>
-    <w:p>
-      <w:pPr>
-        <w:pStyle w:val="Felsorols1"/>
-      </w:pPr>
+        <w:t>Megjegyzés (</w:t>
+      </w:r>
+      <w:proofErr w:type="spellStart"/>
+      <w:r>
+        <w:rPr>
+          <w:rStyle w:val="Kiemels2"/>
+        </w:rPr>
+        <w:t>white-box</w:t>
+      </w:r>
+      <w:proofErr w:type="spellEnd"/>
+      <w:r>
+        <w:rPr>
+          <w:rStyle w:val="Kiemels2"/>
+        </w:rPr>
+        <w:t xml:space="preserve"> lefedés):</w:t>
+      </w:r>
+    </w:p>
+    <w:p>
+      <w:pPr>
+        <w:pStyle w:val="Felsorols1"/>
+      </w:pPr>
+      <w:proofErr w:type="spellStart"/>
       <w:r>
         <w:rPr>
           <w:rStyle w:val="HTML-kd"/>
@@ -13160,9 +17189,11 @@
         <w:lastRenderedPageBreak/>
         <w:t>try</w:t>
       </w:r>
+      <w:proofErr w:type="spellEnd"/>
       <w:r>
         <w:t xml:space="preserve"> ág lefut, </w:t>
       </w:r>
+      <w:proofErr w:type="spellStart"/>
       <w:r>
         <w:rPr>
           <w:rStyle w:val="HTML-kd"/>
@@ -13170,6 +17201,7 @@
         </w:rPr>
         <w:t>catch</w:t>
       </w:r>
+      <w:proofErr w:type="spellEnd"/>
       <w:r>
         <w:t xml:space="preserve"> nem.</w:t>
       </w:r>
@@ -13191,7 +17223,15 @@
       </w:r>
       <w:r>
         <w:br/>
-        <w:t>Mert ez a legfontosabb felhasználói folyamat: ha a helyes regisztráció nem működik, az egész funkció használhatatlan. Ez igazolja, hogy normál körülmények között a rendszer rendeltetésszerűen működik.</w:t>
+        <w:t xml:space="preserve">Mert ez a legfontosabb felhasználói folyamat: ha a helyes regisztráció nem működik, az egész funkció használhatatlan. Ez igazolja, hogy normál körülmények között a rendszer </w:t>
+      </w:r>
+      <w:proofErr w:type="spellStart"/>
+      <w:r>
+        <w:t>rendeltetésszerűen</w:t>
+      </w:r>
+      <w:proofErr w:type="spellEnd"/>
+      <w:r>
+        <w:t xml:space="preserve"> működik.</w:t>
       </w:r>
     </w:p>
     <w:p>
@@ -13281,7 +17321,15 @@
         <w:pStyle w:val="Felsorols1"/>
       </w:pPr>
       <w:r>
-        <w:t xml:space="preserve">Jelszó mégegyszer: </w:t>
+        <w:t xml:space="preserve">Jelszó </w:t>
+      </w:r>
+      <w:proofErr w:type="spellStart"/>
+      <w:r>
+        <w:t>mégegyszer</w:t>
+      </w:r>
+      <w:proofErr w:type="spellEnd"/>
+      <w:r>
+        <w:t xml:space="preserve">: </w:t>
       </w:r>
       <w:r>
         <w:rPr>
@@ -13296,8 +17344,13 @@
         <w:pStyle w:val="Felsorols1"/>
       </w:pPr>
       <w:r>
-        <w:t>Nem pipálja be a checkboxot</w:t>
-      </w:r>
+        <w:t xml:space="preserve">Nem pipálja be a </w:t>
+      </w:r>
+      <w:proofErr w:type="spellStart"/>
+      <w:r>
+        <w:t>checkboxot</w:t>
+      </w:r>
+      <w:proofErr w:type="spellEnd"/>
     </w:p>
     <w:p>
       <w:pPr>
@@ -13322,21 +17375,57 @@
       <w:r>
         <w:t xml:space="preserve">A “Regisztrálok” gomb </w:t>
       </w:r>
+      <w:proofErr w:type="spellStart"/>
       <w:r>
         <w:rPr>
           <w:rStyle w:val="Kiemels2"/>
         </w:rPr>
         <w:t>disabled</w:t>
       </w:r>
+      <w:proofErr w:type="spellEnd"/>
       <w:r>
         <w:t xml:space="preserve">, mert </w:t>
       </w:r>
+      <w:proofErr w:type="spellStart"/>
       <w:r>
         <w:rPr>
           <w:rStyle w:val="HTML-kd"/>
           <w:rFonts w:eastAsiaTheme="minorHAnsi"/>
         </w:rPr>
-        <w:t>disabled={!accepted}</w:t>
+        <w:t>disabled</w:t>
+      </w:r>
+      <w:proofErr w:type="spellEnd"/>
+      <w:r>
+        <w:rPr>
+          <w:rStyle w:val="HTML-kd"/>
+          <w:rFonts w:eastAsiaTheme="minorHAnsi"/>
+        </w:rPr>
+        <w:t>=</w:t>
+      </w:r>
+      <w:proofErr w:type="gramStart"/>
+      <w:r>
+        <w:rPr>
+          <w:rStyle w:val="HTML-kd"/>
+          <w:rFonts w:eastAsiaTheme="minorHAnsi"/>
+        </w:rPr>
+        <w:t>{!</w:t>
+      </w:r>
+      <w:proofErr w:type="spellStart"/>
+      <w:r>
+        <w:rPr>
+          <w:rStyle w:val="HTML-kd"/>
+          <w:rFonts w:eastAsiaTheme="minorHAnsi"/>
+        </w:rPr>
+        <w:t>accepted</w:t>
+      </w:r>
+      <w:proofErr w:type="spellEnd"/>
+      <w:proofErr w:type="gramEnd"/>
+      <w:r>
+        <w:rPr>
+          <w:rStyle w:val="HTML-kd"/>
+          <w:rFonts w:eastAsiaTheme="minorHAnsi"/>
+        </w:rPr>
+        <w:t>}</w:t>
       </w:r>
       <w:r>
         <w:t xml:space="preserve"> → alapból nem kattintható.</w:t>
@@ -13347,8 +17436,17 @@
         <w:pStyle w:val="Felsorols1"/>
       </w:pPr>
       <w:r>
-        <w:t xml:space="preserve">Ha mégis bekövetkezik submit (pl. billentyűzettel/fejlesztői eszközzel), akkor a </w:t>
-      </w:r>
+        <w:t xml:space="preserve">Ha mégis bekövetkezik </w:t>
+      </w:r>
+      <w:proofErr w:type="spellStart"/>
+      <w:r>
+        <w:t>submit</w:t>
+      </w:r>
+      <w:proofErr w:type="spellEnd"/>
+      <w:r>
+        <w:t xml:space="preserve"> (pl. billentyűzettel/fejlesztői eszközzel), akkor a </w:t>
+      </w:r>
+      <w:proofErr w:type="spellStart"/>
       <w:r>
         <w:rPr>
           <w:rStyle w:val="HTML-kd"/>
@@ -13356,6 +17454,7 @@
         </w:rPr>
         <w:t>handleSubmit</w:t>
       </w:r>
+      <w:proofErr w:type="spellEnd"/>
       <w:r>
         <w:t xml:space="preserve"> elején:</w:t>
       </w:r>
@@ -13364,12 +17463,94 @@
       <w:pPr>
         <w:pStyle w:val="Felsorols1"/>
       </w:pPr>
+      <w:proofErr w:type="spellStart"/>
       <w:r>
         <w:rPr>
           <w:rStyle w:val="HTML-kd"/>
           <w:rFonts w:eastAsiaTheme="minorHAnsi"/>
         </w:rPr>
-        <w:t>if (!accepted) return setMessage("Kérlek fogadd el az ÁSZF-et és az adatkezelési tájékoztatót!");</w:t>
+        <w:t>if</w:t>
+      </w:r>
+      <w:proofErr w:type="spellEnd"/>
+      <w:r>
+        <w:rPr>
+          <w:rStyle w:val="HTML-kd"/>
+          <w:rFonts w:eastAsiaTheme="minorHAnsi"/>
+        </w:rPr>
+        <w:t xml:space="preserve"> </w:t>
+      </w:r>
+      <w:proofErr w:type="gramStart"/>
+      <w:r>
+        <w:rPr>
+          <w:rStyle w:val="HTML-kd"/>
+          <w:rFonts w:eastAsiaTheme="minorHAnsi"/>
+        </w:rPr>
+        <w:t>(!</w:t>
+      </w:r>
+      <w:proofErr w:type="spellStart"/>
+      <w:r>
+        <w:rPr>
+          <w:rStyle w:val="HTML-kd"/>
+          <w:rFonts w:eastAsiaTheme="minorHAnsi"/>
+        </w:rPr>
+        <w:t>accepted</w:t>
+      </w:r>
+      <w:proofErr w:type="spellEnd"/>
+      <w:proofErr w:type="gramEnd"/>
+      <w:r>
+        <w:rPr>
+          <w:rStyle w:val="HTML-kd"/>
+          <w:rFonts w:eastAsiaTheme="minorHAnsi"/>
+        </w:rPr>
+        <w:t xml:space="preserve">) </w:t>
+      </w:r>
+      <w:proofErr w:type="spellStart"/>
+      <w:r>
+        <w:rPr>
+          <w:rStyle w:val="HTML-kd"/>
+          <w:rFonts w:eastAsiaTheme="minorHAnsi"/>
+        </w:rPr>
+        <w:t>return</w:t>
+      </w:r>
+      <w:proofErr w:type="spellEnd"/>
+      <w:r>
+        <w:rPr>
+          <w:rStyle w:val="HTML-kd"/>
+          <w:rFonts w:eastAsiaTheme="minorHAnsi"/>
+        </w:rPr>
+        <w:t xml:space="preserve"> </w:t>
+      </w:r>
+      <w:proofErr w:type="spellStart"/>
+      <w:r>
+        <w:rPr>
+          <w:rStyle w:val="HTML-kd"/>
+          <w:rFonts w:eastAsiaTheme="minorHAnsi"/>
+        </w:rPr>
+        <w:t>setMessage</w:t>
+      </w:r>
+      <w:proofErr w:type="spellEnd"/>
+      <w:r>
+        <w:rPr>
+          <w:rStyle w:val="HTML-kd"/>
+          <w:rFonts w:eastAsiaTheme="minorHAnsi"/>
+        </w:rPr>
+        <w:t>("Kérlek fogadd el az ÁSZF-</w:t>
+      </w:r>
+      <w:proofErr w:type="spellStart"/>
+      <w:r>
+        <w:rPr>
+          <w:rStyle w:val="HTML-kd"/>
+          <w:rFonts w:eastAsiaTheme="minorHAnsi"/>
+        </w:rPr>
+        <w:t>et</w:t>
+      </w:r>
+      <w:proofErr w:type="spellEnd"/>
+      <w:r>
+        <w:rPr>
+          <w:rStyle w:val="HTML-kd"/>
+          <w:rFonts w:eastAsiaTheme="minorHAnsi"/>
+        </w:rPr>
+        <w:t xml:space="preserve"> és az adatkezelési tájékoztatót!");</w:t>
       </w:r>
     </w:p>
     <w:p>
@@ -13389,7 +17570,23 @@
           <w:rStyle w:val="HTML-kd"/>
           <w:rFonts w:eastAsiaTheme="minorHAnsi"/>
         </w:rPr>
-        <w:t>Kérlek fogadd el az ÁSZF-et és az adatkezelési tájékoztatót!</w:t>
+        <w:t>Kérlek fogadd el az ÁSZF-</w:t>
+      </w:r>
+      <w:proofErr w:type="spellStart"/>
+      <w:r>
+        <w:rPr>
+          <w:rStyle w:val="HTML-kd"/>
+          <w:rFonts w:eastAsiaTheme="minorHAnsi"/>
+        </w:rPr>
+        <w:t>et</w:t>
+      </w:r>
+      <w:proofErr w:type="spellEnd"/>
+      <w:r>
+        <w:rPr>
+          <w:rStyle w:val="HTML-kd"/>
+          <w:rFonts w:eastAsiaTheme="minorHAnsi"/>
+        </w:rPr>
+        <w:t xml:space="preserve"> és az adatkezelési tájékoztatót!</w:t>
       </w:r>
     </w:p>
     <w:p>
@@ -13406,7 +17603,23 @@
       </w:pPr>
       <w:r>
         <w:lastRenderedPageBreak/>
-        <w:t>Felhasználó nyissa meg az ÁSZF-et (katt a linkre), olvassa el, pipálja be az elfogadást, majd próbálja újra.</w:t>
+        <w:t>Felhasználó nyissa meg az ÁSZF-</w:t>
+      </w:r>
+      <w:proofErr w:type="spellStart"/>
+      <w:r>
+        <w:t>et</w:t>
+      </w:r>
+      <w:proofErr w:type="spellEnd"/>
+      <w:r>
+        <w:t xml:space="preserve"> (</w:t>
+      </w:r>
+      <w:proofErr w:type="spellStart"/>
+      <w:r>
+        <w:t>katt</w:t>
+      </w:r>
+      <w:proofErr w:type="spellEnd"/>
+      <w:r>
+        <w:t xml:space="preserve"> a linkre), olvassa el, pipálja be az elfogadást, majd próbálja újra.</w:t>
       </w:r>
     </w:p>
     <w:p>
@@ -13414,7 +17627,21 @@
         <w:rPr>
           <w:rStyle w:val="Kiemels2"/>
         </w:rPr>
-        <w:t>Megjegyzés (black-box + UX):</w:t>
+        <w:t>Megjegyzés (</w:t>
+      </w:r>
+      <w:proofErr w:type="spellStart"/>
+      <w:r>
+        <w:rPr>
+          <w:rStyle w:val="Kiemels2"/>
+        </w:rPr>
+        <w:t>black-box</w:t>
+      </w:r>
+      <w:proofErr w:type="spellEnd"/>
+      <w:r>
+        <w:rPr>
+          <w:rStyle w:val="Kiemels2"/>
+        </w:rPr>
+        <w:t xml:space="preserve"> + UX):</w:t>
       </w:r>
     </w:p>
     <w:p>
@@ -13544,7 +17771,15 @@
         <w:pStyle w:val="Felsorols1"/>
       </w:pPr>
       <w:r>
-        <w:t xml:space="preserve">Jelszó mégegyszer: </w:t>
+        <w:t xml:space="preserve">Jelszó </w:t>
+      </w:r>
+      <w:proofErr w:type="spellStart"/>
+      <w:r>
+        <w:t>mégegyszer</w:t>
+      </w:r>
+      <w:proofErr w:type="spellEnd"/>
+      <w:r>
+        <w:t xml:space="preserve">: </w:t>
       </w:r>
       <w:r>
         <w:rPr>
@@ -13585,12 +17820,94 @@
       <w:pPr>
         <w:pStyle w:val="Felsorols1"/>
       </w:pPr>
+      <w:proofErr w:type="spellStart"/>
       <w:r>
         <w:rPr>
           <w:rStyle w:val="HTML-kd"/>
           <w:rFonts w:eastAsiaTheme="minorHAnsi"/>
         </w:rPr>
-        <w:t>if (formData.password !== formData.confirm) return setMessage("A jelszavak nem egyeznek!");</w:t>
+        <w:t>if</w:t>
+      </w:r>
+      <w:proofErr w:type="spellEnd"/>
+      <w:r>
+        <w:rPr>
+          <w:rStyle w:val="HTML-kd"/>
+          <w:rFonts w:eastAsiaTheme="minorHAnsi"/>
+        </w:rPr>
+        <w:t xml:space="preserve"> (</w:t>
+      </w:r>
+      <w:proofErr w:type="spellStart"/>
+      <w:proofErr w:type="gramStart"/>
+      <w:r>
+        <w:rPr>
+          <w:rStyle w:val="HTML-kd"/>
+          <w:rFonts w:eastAsiaTheme="minorHAnsi"/>
+        </w:rPr>
+        <w:t>formData.password</w:t>
+      </w:r>
+      <w:proofErr w:type="spellEnd"/>
+      <w:r>
+        <w:rPr>
+          <w:rStyle w:val="HTML-kd"/>
+          <w:rFonts w:eastAsiaTheme="minorHAnsi"/>
+        </w:rPr>
+        <w:t xml:space="preserve"> !</w:t>
+      </w:r>
+      <w:proofErr w:type="gramEnd"/>
+      <w:r>
+        <w:rPr>
+          <w:rStyle w:val="HTML-kd"/>
+          <w:rFonts w:eastAsiaTheme="minorHAnsi"/>
+        </w:rPr>
+        <w:t xml:space="preserve">== </w:t>
+      </w:r>
+      <w:proofErr w:type="spellStart"/>
+      <w:r>
+        <w:rPr>
+          <w:rStyle w:val="HTML-kd"/>
+          <w:rFonts w:eastAsiaTheme="minorHAnsi"/>
+        </w:rPr>
+        <w:t>formData.confirm</w:t>
+      </w:r>
+      <w:proofErr w:type="spellEnd"/>
+      <w:r>
+        <w:rPr>
+          <w:rStyle w:val="HTML-kd"/>
+          <w:rFonts w:eastAsiaTheme="minorHAnsi"/>
+        </w:rPr>
+        <w:t xml:space="preserve">) </w:t>
+      </w:r>
+      <w:proofErr w:type="spellStart"/>
+      <w:r>
+        <w:rPr>
+          <w:rStyle w:val="HTML-kd"/>
+          <w:rFonts w:eastAsiaTheme="minorHAnsi"/>
+        </w:rPr>
+        <w:t>return</w:t>
+      </w:r>
+      <w:proofErr w:type="spellEnd"/>
+      <w:r>
+        <w:rPr>
+          <w:rStyle w:val="HTML-kd"/>
+          <w:rFonts w:eastAsiaTheme="minorHAnsi"/>
+        </w:rPr>
+        <w:t xml:space="preserve"> </w:t>
+      </w:r>
+      <w:proofErr w:type="spellStart"/>
+      <w:r>
+        <w:rPr>
+          <w:rStyle w:val="HTML-kd"/>
+          <w:rFonts w:eastAsiaTheme="minorHAnsi"/>
+        </w:rPr>
+        <w:t>setMessage</w:t>
+      </w:r>
+      <w:proofErr w:type="spellEnd"/>
+      <w:r>
+        <w:rPr>
+          <w:rStyle w:val="HTML-kd"/>
+          <w:rFonts w:eastAsiaTheme="minorHAnsi"/>
+        </w:rPr>
+        <w:t>("A jelszavak nem egyeznek!");</w:t>
       </w:r>
     </w:p>
     <w:p>
@@ -13600,6 +17917,7 @@
       <w:r>
         <w:t xml:space="preserve">Nem történik </w:t>
       </w:r>
+      <w:proofErr w:type="spellStart"/>
       <w:r>
         <w:rPr>
           <w:rStyle w:val="HTML-kd"/>
@@ -13607,6 +17925,7 @@
         </w:rPr>
         <w:t>axios.post</w:t>
       </w:r>
+      <w:proofErr w:type="spellEnd"/>
     </w:p>
     <w:p>
       <w:r>
@@ -13642,7 +17961,15 @@
         <w:pStyle w:val="Felsorols1"/>
       </w:pPr>
       <w:r>
-        <w:t>A felhasználó javítsa a “Jelszó mégegyszer” mezőt, hogy pontosan egyezzen a jelszóval, majd próbálja újra.</w:t>
+        <w:t xml:space="preserve">A felhasználó javítsa a “Jelszó </w:t>
+      </w:r>
+      <w:proofErr w:type="spellStart"/>
+      <w:r>
+        <w:t>mégegyszer</w:t>
+      </w:r>
+      <w:proofErr w:type="spellEnd"/>
+      <w:r>
+        <w:t>” mezőt, hogy pontosan egyezzen a jelszóval, majd próbálja újra.</w:t>
       </w:r>
     </w:p>
     <w:p>
@@ -13650,7 +17977,21 @@
         <w:rPr>
           <w:rStyle w:val="Kiemels2"/>
         </w:rPr>
-        <w:t>Megjegyzés (white-box lefedés):</w:t>
+        <w:t>Megjegyzés (</w:t>
+      </w:r>
+      <w:proofErr w:type="spellStart"/>
+      <w:r>
+        <w:rPr>
+          <w:rStyle w:val="Kiemels2"/>
+        </w:rPr>
+        <w:t>white-box</w:t>
+      </w:r>
+      <w:proofErr w:type="spellEnd"/>
+      <w:r>
+        <w:rPr>
+          <w:rStyle w:val="Kiemels2"/>
+        </w:rPr>
+        <w:t xml:space="preserve"> lefedés):</w:t>
       </w:r>
     </w:p>
     <w:p>
@@ -13660,12 +18001,37 @@
       <w:r>
         <w:t xml:space="preserve">A második </w:t>
       </w:r>
+      <w:proofErr w:type="spellStart"/>
       <w:r>
         <w:rPr>
           <w:rStyle w:val="HTML-kd"/>
           <w:rFonts w:eastAsiaTheme="minorHAnsi"/>
         </w:rPr>
-        <w:t>return setMessage(...)</w:t>
+        <w:t>return</w:t>
+      </w:r>
+      <w:proofErr w:type="spellEnd"/>
+      <w:r>
+        <w:rPr>
+          <w:rStyle w:val="HTML-kd"/>
+          <w:rFonts w:eastAsiaTheme="minorHAnsi"/>
+        </w:rPr>
+        <w:t xml:space="preserve"> </w:t>
+      </w:r>
+      <w:proofErr w:type="spellStart"/>
+      <w:r>
+        <w:rPr>
+          <w:rStyle w:val="HTML-kd"/>
+          <w:rFonts w:eastAsiaTheme="minorHAnsi"/>
+        </w:rPr>
+        <w:t>setMessage</w:t>
+      </w:r>
+      <w:proofErr w:type="spellEnd"/>
+      <w:r>
+        <w:rPr>
+          <w:rStyle w:val="HTML-kd"/>
+          <w:rFonts w:eastAsiaTheme="minorHAnsi"/>
+        </w:rPr>
+        <w:t>(...)</w:t>
       </w:r>
       <w:r>
         <w:t xml:space="preserve"> ág fut le.</w:t>
@@ -13802,6 +18168,7 @@
       <w:pPr>
         <w:pStyle w:val="Felsorols1"/>
       </w:pPr>
+      <w:proofErr w:type="spellStart"/>
       <w:r>
         <w:rPr>
           <w:rStyle w:val="HTML-kd"/>
@@ -13810,15 +18177,41 @@
         <w:lastRenderedPageBreak/>
         <w:t>axios.post</w:t>
       </w:r>
+      <w:proofErr w:type="spellEnd"/>
       <w:r>
         <w:t xml:space="preserve"> hibával visszatér, </w:t>
       </w:r>
+      <w:proofErr w:type="spellStart"/>
       <w:r>
         <w:rPr>
           <w:rStyle w:val="HTML-kd"/>
           <w:rFonts w:eastAsiaTheme="minorHAnsi"/>
         </w:rPr>
-        <w:t>catch (err)</w:t>
+        <w:t>catch</w:t>
+      </w:r>
+      <w:proofErr w:type="spellEnd"/>
+      <w:r>
+        <w:rPr>
+          <w:rStyle w:val="HTML-kd"/>
+          <w:rFonts w:eastAsiaTheme="minorHAnsi"/>
+        </w:rPr>
+        <w:t xml:space="preserve"> (</w:t>
+      </w:r>
+      <w:proofErr w:type="spellStart"/>
+      <w:r>
+        <w:rPr>
+          <w:rStyle w:val="HTML-kd"/>
+          <w:rFonts w:eastAsiaTheme="minorHAnsi"/>
+        </w:rPr>
+        <w:t>err</w:t>
+      </w:r>
+      <w:proofErr w:type="spellEnd"/>
+      <w:r>
+        <w:rPr>
+          <w:rStyle w:val="HTML-kd"/>
+          <w:rFonts w:eastAsiaTheme="minorHAnsi"/>
+        </w:rPr>
+        <w:t>)</w:t>
       </w:r>
       <w:r>
         <w:t xml:space="preserve"> ág fut</w:t>
@@ -13828,6 +18221,8 @@
       <w:pPr>
         <w:pStyle w:val="Felsorols1"/>
       </w:pPr>
+      <w:proofErr w:type="spellStart"/>
+      <w:proofErr w:type="gramStart"/>
       <w:r>
         <w:rPr>
           <w:rStyle w:val="HTML-kd"/>
@@ -13835,15 +18230,34 @@
         </w:rPr>
         <w:t>err.response</w:t>
       </w:r>
-      <w:r>
-        <w:t xml:space="preserve"> valószínűleg nincs → fallback: </w:t>
-      </w:r>
+      <w:proofErr w:type="spellEnd"/>
+      <w:proofErr w:type="gramEnd"/>
+      <w:r>
+        <w:t xml:space="preserve"> valószínűleg nincs → </w:t>
+      </w:r>
+      <w:proofErr w:type="spellStart"/>
+      <w:r>
+        <w:t>fallback</w:t>
+      </w:r>
+      <w:proofErr w:type="spellEnd"/>
+      <w:r>
+        <w:t xml:space="preserve">: </w:t>
+      </w:r>
+      <w:proofErr w:type="spellStart"/>
       <w:r>
         <w:rPr>
           <w:rStyle w:val="HTML-kd"/>
           <w:rFonts w:eastAsiaTheme="minorHAnsi"/>
         </w:rPr>
-        <w:t>setMessage("Hiba történt.")</w:t>
+        <w:t>setMessage</w:t>
+      </w:r>
+      <w:proofErr w:type="spellEnd"/>
+      <w:r>
+        <w:rPr>
+          <w:rStyle w:val="HTML-kd"/>
+          <w:rFonts w:eastAsiaTheme="minorHAnsi"/>
+        </w:rPr>
+        <w:t>("Hiba történt.")</w:t>
       </w:r>
     </w:p>
     <w:p>
@@ -13895,7 +18309,15 @@
         <w:pStyle w:val="Felsorols1"/>
       </w:pPr>
       <w:r>
-        <w:t>Van hibatűrés (fallback üzenet), de a felhasználónak kevés információt ad (nem derül ki, hogy szerver nem elérhető).</w:t>
+        <w:t>Van hibatűrés (</w:t>
+      </w:r>
+      <w:proofErr w:type="spellStart"/>
+      <w:r>
+        <w:t>fallback</w:t>
+      </w:r>
+      <w:proofErr w:type="spellEnd"/>
+      <w:r>
+        <w:t xml:space="preserve"> üzenet), de a felhasználónak kevés információt ad (nem derül ki, hogy szerver nem elérhető).</w:t>
       </w:r>
     </w:p>
     <w:p>
@@ -13965,7 +18387,15 @@
         <w:pStyle w:val="Felsorols1"/>
       </w:pPr>
       <w:r>
-        <w:t>Email: formailag érvényes, de extrém hosszú (pl. 300+ karakter)</w:t>
+        <w:t xml:space="preserve">Email: </w:t>
+      </w:r>
+      <w:proofErr w:type="spellStart"/>
+      <w:r>
+        <w:t>formailag</w:t>
+      </w:r>
+      <w:proofErr w:type="spellEnd"/>
+      <w:r>
+        <w:t xml:space="preserve"> érvényes, de extrém hosszú (pl. 300+ karakter)</w:t>
       </w:r>
     </w:p>
     <w:p>
@@ -13981,8 +18411,13 @@
         <w:pStyle w:val="Felsorols1"/>
       </w:pPr>
       <w:r>
-        <w:t>ÁSZF elfogadva, submit</w:t>
-      </w:r>
+        <w:t xml:space="preserve">ÁSZF elfogadva, </w:t>
+      </w:r>
+      <w:proofErr w:type="spellStart"/>
+      <w:r>
+        <w:t>submit</w:t>
+      </w:r>
+      <w:proofErr w:type="spellEnd"/>
     </w:p>
     <w:p>
       <w:r>
@@ -14000,6 +18435,7 @@
       <w:r>
         <w:t>Frontenden nincs hossz-korlát (</w:t>
       </w:r>
+      <w:proofErr w:type="spellStart"/>
       <w:r>
         <w:rPr>
           <w:rStyle w:val="HTML-kd"/>
@@ -14007,6 +18443,7 @@
         </w:rPr>
         <w:t>maxLength</w:t>
       </w:r>
+      <w:proofErr w:type="spellEnd"/>
       <w:r>
         <w:t xml:space="preserve"> nincs), ezért a mezők elfogadják.</w:t>
       </w:r>
@@ -14034,13 +18471,24 @@
       <w:r>
         <w:t xml:space="preserve">Ha backend küld </w:t>
       </w:r>
+      <w:proofErr w:type="spellStart"/>
+      <w:proofErr w:type="gramStart"/>
       <w:r>
         <w:rPr>
           <w:rStyle w:val="HTML-kd"/>
           <w:rFonts w:eastAsiaTheme="minorHAnsi"/>
         </w:rPr>
-        <w:t>err.response.data.message</w:t>
-      </w:r>
+        <w:t>err.response</w:t>
+      </w:r>
+      <w:proofErr w:type="gramEnd"/>
+      <w:r>
+        <w:rPr>
+          <w:rStyle w:val="HTML-kd"/>
+          <w:rFonts w:eastAsiaTheme="minorHAnsi"/>
+        </w:rPr>
+        <w:t>.data.message</w:t>
+      </w:r>
+      <w:proofErr w:type="spellEnd"/>
       <w:r>
         <w:t>: például “Túl hosszú felhasználónév”</w:t>
       </w:r>
@@ -14118,8 +18566,13 @@
         <w:pStyle w:val="Cmsor4"/>
       </w:pPr>
       <w:r>
-        <w:t>Teszteset 6 – Gyors többszöri kattintás / dupla submit</w:t>
-      </w:r>
+        <w:t xml:space="preserve">Teszteset 6 – Gyors többszöri kattintás / dupla </w:t>
+      </w:r>
+      <w:proofErr w:type="spellStart"/>
+      <w:r>
+        <w:t>submit</w:t>
+      </w:r>
+      <w:proofErr w:type="spellEnd"/>
       <w:r>
         <w:t xml:space="preserve"> – integrációs teszt</w:t>
       </w:r>
@@ -14164,7 +18617,36 @@
         <w:pStyle w:val="Felsorols1"/>
       </w:pPr>
       <w:r>
-        <w:t>Gyorsan többször kattint a “Regisztrálok”-ra (vagy Enter-rel többször submitol)</w:t>
+        <w:t>Gyorsan többször kattint a “</w:t>
+      </w:r>
+      <w:proofErr w:type="gramStart"/>
+      <w:r>
+        <w:t>Regisztrálok”-</w:t>
+      </w:r>
+      <w:proofErr w:type="spellStart"/>
+      <w:proofErr w:type="gramEnd"/>
+      <w:r>
+        <w:t>ra</w:t>
+      </w:r>
+      <w:proofErr w:type="spellEnd"/>
+      <w:r>
+        <w:t xml:space="preserve"> (vagy Enter-</w:t>
+      </w:r>
+      <w:proofErr w:type="spellStart"/>
+      <w:r>
+        <w:t>rel</w:t>
+      </w:r>
+      <w:proofErr w:type="spellEnd"/>
+      <w:r>
+        <w:t xml:space="preserve"> többször </w:t>
+      </w:r>
+      <w:proofErr w:type="spellStart"/>
+      <w:r>
+        <w:t>submitol</w:t>
+      </w:r>
+      <w:proofErr w:type="spellEnd"/>
+      <w:r>
+        <w:t>)</w:t>
       </w:r>
     </w:p>
     <w:p>
@@ -14181,7 +18663,15 @@
       </w:pPr>
       <w:r>
         <w:lastRenderedPageBreak/>
-        <w:t>Nincs “loading” állapot és nincs gomb-tiltás elküldés közben.</w:t>
+        <w:t>Nincs “</w:t>
+      </w:r>
+      <w:proofErr w:type="spellStart"/>
+      <w:r>
+        <w:t>loading</w:t>
+      </w:r>
+      <w:proofErr w:type="spellEnd"/>
+      <w:r>
+        <w:t>” állapot és nincs gomb-tiltás elküldés közben.</w:t>
       </w:r>
     </w:p>
     <w:p>
@@ -14191,6 +18681,7 @@
       <w:r>
         <w:t xml:space="preserve">Több </w:t>
       </w:r>
+      <w:proofErr w:type="spellStart"/>
       <w:r>
         <w:rPr>
           <w:rStyle w:val="HTML-kd"/>
@@ -14198,6 +18689,7 @@
         </w:rPr>
         <w:t>axios.post</w:t>
       </w:r>
+      <w:proofErr w:type="spellEnd"/>
       <w:r>
         <w:t xml:space="preserve"> is kimehet egymás után.</w:t>
       </w:r>
@@ -14241,6 +18733,7 @@
       <w:r>
         <w:t xml:space="preserve">Fejlesztő: beküldés közben </w:t>
       </w:r>
+      <w:proofErr w:type="spellStart"/>
       <w:r>
         <w:rPr>
           <w:rStyle w:val="HTML-kd"/>
@@ -14248,8 +18741,25 @@
         </w:rPr>
         <w:t>loading</w:t>
       </w:r>
-      <w:r>
-        <w:t xml:space="preserve"> + gomb tiltása, backend oldali idempotencia/duplikáció-védelem.</w:t>
+      <w:proofErr w:type="spellEnd"/>
+      <w:r>
+        <w:t xml:space="preserve"> + gomb tiltása, backend oldali </w:t>
+      </w:r>
+      <w:proofErr w:type="spellStart"/>
+      <w:r>
+        <w:t>idempotencia</w:t>
+      </w:r>
+      <w:proofErr w:type="spellEnd"/>
+      <w:r>
+        <w:t>/</w:t>
+      </w:r>
+      <w:proofErr w:type="spellStart"/>
+      <w:r>
+        <w:t>duplikáció</w:t>
+      </w:r>
+      <w:proofErr w:type="spellEnd"/>
+      <w:r>
+        <w:t>-védelem.</w:t>
       </w:r>
     </w:p>
     <w:p>
@@ -14269,7 +18779,23 @@
       </w:r>
       <w:r>
         <w:br/>
-        <w:t>Mert a felhasználók gyakran többször kattintanak, ha nem kapnak azonnali visszajelzést. Ha ezt a rendszer nem kezeli, létrejöhet duplikált regisztráció, hibás üzenetsorrend vagy adatinkonzisztencia. Ez a teszt megmutatja, hogy szükség van-e loading állapotra, gombtiltásra és backend oldali duplikáció-védelemre.</w:t>
+        <w:t xml:space="preserve">Mert a felhasználók gyakran többször kattintanak, ha nem kapnak azonnali visszajelzést. Ha ezt a rendszer nem kezeli, létrejöhet duplikált regisztráció, hibás üzenetsorrend vagy adatinkonzisztencia. Ez a teszt megmutatja, hogy szükség van-e </w:t>
+      </w:r>
+      <w:proofErr w:type="spellStart"/>
+      <w:r>
+        <w:t>loading</w:t>
+      </w:r>
+      <w:proofErr w:type="spellEnd"/>
+      <w:r>
+        <w:t xml:space="preserve"> állapotra, gombtiltásra és backend oldali </w:t>
+      </w:r>
+      <w:proofErr w:type="spellStart"/>
+      <w:r>
+        <w:t>duplikáció</w:t>
+      </w:r>
+      <w:proofErr w:type="spellEnd"/>
+      <w:r>
+        <w:t>-védelemre.</w:t>
       </w:r>
     </w:p>
     <w:p>
@@ -14302,7 +18828,21 @@
         <w:rPr>
           <w:rStyle w:val="Kiemels2"/>
         </w:rPr>
-        <w:t>Az üzenet típusa nem különül el (hiba vs siker)</w:t>
+        <w:t xml:space="preserve">Az üzenet típusa nem különül el (hiba </w:t>
+      </w:r>
+      <w:proofErr w:type="spellStart"/>
+      <w:r>
+        <w:rPr>
+          <w:rStyle w:val="Kiemels2"/>
+        </w:rPr>
+        <w:t>vs</w:t>
+      </w:r>
+      <w:proofErr w:type="spellEnd"/>
+      <w:r>
+        <w:rPr>
+          <w:rStyle w:val="Kiemels2"/>
+        </w:rPr>
+        <w:t xml:space="preserve"> siker)</w:t>
       </w:r>
     </w:p>
     <w:p>
@@ -14312,12 +18852,53 @@
       <w:r>
         <w:t xml:space="preserve">Mindig </w:t>
       </w:r>
+      <w:proofErr w:type="spellStart"/>
       <w:r>
         <w:rPr>
           <w:rStyle w:val="HTML-kd"/>
           <w:rFonts w:eastAsiaTheme="minorHAnsi"/>
         </w:rPr>
-        <w:t>Alert variant="info"</w:t>
+        <w:t>Alert</w:t>
+      </w:r>
+      <w:proofErr w:type="spellEnd"/>
+      <w:r>
+        <w:rPr>
+          <w:rStyle w:val="HTML-kd"/>
+          <w:rFonts w:eastAsiaTheme="minorHAnsi"/>
+        </w:rPr>
+        <w:t xml:space="preserve"> </w:t>
+      </w:r>
+      <w:proofErr w:type="spellStart"/>
+      <w:r>
+        <w:rPr>
+          <w:rStyle w:val="HTML-kd"/>
+          <w:rFonts w:eastAsiaTheme="minorHAnsi"/>
+        </w:rPr>
+        <w:t>variant</w:t>
+      </w:r>
+      <w:proofErr w:type="spellEnd"/>
+      <w:r>
+        <w:rPr>
+          <w:rStyle w:val="HTML-kd"/>
+          <w:rFonts w:eastAsiaTheme="minorHAnsi"/>
+        </w:rPr>
+        <w:t>="</w:t>
+      </w:r>
+      <w:proofErr w:type="spellStart"/>
+      <w:r>
+        <w:rPr>
+          <w:rStyle w:val="HTML-kd"/>
+          <w:rFonts w:eastAsiaTheme="minorHAnsi"/>
+        </w:rPr>
+        <w:t>info</w:t>
+      </w:r>
+      <w:proofErr w:type="spellEnd"/>
+      <w:r>
+        <w:rPr>
+          <w:rStyle w:val="HTML-kd"/>
+          <w:rFonts w:eastAsiaTheme="minorHAnsi"/>
+        </w:rPr>
+        <w:t>"</w:t>
       </w:r>
       <w:r>
         <w:t xml:space="preserve"> jelenik meg, akkor is, ha hiba történt.</w:t>
@@ -14353,7 +18934,15 @@
         <w:pStyle w:val="Felsorols1"/>
       </w:pPr>
       <w:r>
-        <w:t>UX hiba: érdemes lenne inline jelzés vagy automatikus üzenet.</w:t>
+        <w:t xml:space="preserve">UX hiba: érdemes lenne </w:t>
+      </w:r>
+      <w:proofErr w:type="spellStart"/>
+      <w:r>
+        <w:t>inline</w:t>
+      </w:r>
+      <w:proofErr w:type="spellEnd"/>
+      <w:r>
+        <w:t xml:space="preserve"> jelzés vagy automatikus üzenet.</w:t>
       </w:r>
     </w:p>
     <w:p>
@@ -14361,7 +18950,35 @@
         <w:rPr>
           <w:rStyle w:val="Kiemels2"/>
         </w:rPr>
-        <w:t>Nincs “loading” állapot és dupla submit elleni védelem</w:t>
+        <w:t>Nincs “</w:t>
+      </w:r>
+      <w:proofErr w:type="spellStart"/>
+      <w:r>
+        <w:rPr>
+          <w:rStyle w:val="Kiemels2"/>
+        </w:rPr>
+        <w:t>loading</w:t>
+      </w:r>
+      <w:proofErr w:type="spellEnd"/>
+      <w:r>
+        <w:rPr>
+          <w:rStyle w:val="Kiemels2"/>
+        </w:rPr>
+        <w:t xml:space="preserve">” állapot és dupla </w:t>
+      </w:r>
+      <w:proofErr w:type="spellStart"/>
+      <w:r>
+        <w:rPr>
+          <w:rStyle w:val="Kiemels2"/>
+        </w:rPr>
+        <w:t>submit</w:t>
+      </w:r>
+      <w:proofErr w:type="spellEnd"/>
+      <w:r>
+        <w:rPr>
+          <w:rStyle w:val="Kiemels2"/>
+        </w:rPr>
+        <w:t xml:space="preserve"> elleni védelem</w:t>
       </w:r>
     </w:p>
     <w:p>
@@ -14381,11 +18998,19 @@
       </w:r>
     </w:p>
     <w:p>
+      <w:proofErr w:type="spellStart"/>
       <w:r>
         <w:rPr>
           <w:rStyle w:val="Kiemels2"/>
         </w:rPr>
-        <w:t>Hardcoded backend URL</w:t>
+        <w:t>Hardcoded</w:t>
+      </w:r>
+      <w:proofErr w:type="spellEnd"/>
+      <w:r>
+        <w:rPr>
+          <w:rStyle w:val="Kiemels2"/>
+        </w:rPr>
+        <w:t xml:space="preserve"> backend URL</w:t>
       </w:r>
     </w:p>
     <w:p>
@@ -14408,7 +19033,15 @@
         <w:pStyle w:val="Felsorols1"/>
       </w:pPr>
       <w:r>
-        <w:t>Következmény: deploy után az alkalmazás nem fog működni konfiguráció nélkül.</w:t>
+        <w:t xml:space="preserve">Következmény: </w:t>
+      </w:r>
+      <w:proofErr w:type="spellStart"/>
+      <w:r>
+        <w:t>deploy</w:t>
+      </w:r>
+      <w:proofErr w:type="spellEnd"/>
+      <w:r>
+        <w:t xml:space="preserve"> után az alkalmazás nem fog működni konfiguráció nélkül.</w:t>
       </w:r>
     </w:p>
     <w:p>
@@ -14426,6 +19059,7 @@
       <w:r>
         <w:t xml:space="preserve">Csak HTML </w:t>
       </w:r>
+      <w:proofErr w:type="spellStart"/>
       <w:r>
         <w:rPr>
           <w:rStyle w:val="HTML-kd"/>
@@ -14433,6 +19067,7 @@
         </w:rPr>
         <w:t>required</w:t>
       </w:r>
+      <w:proofErr w:type="spellEnd"/>
       <w:r>
         <w:t xml:space="preserve"> és email típus van.</w:t>
       </w:r>
@@ -14442,7 +19077,23 @@
         <w:pStyle w:val="Felsorols1"/>
       </w:pPr>
       <w:r>
-        <w:t>Nincs jelszó erősség-ellenőrzés, nincs hosszkorlát, nincs whitespace trim.</w:t>
+        <w:t xml:space="preserve">Nincs jelszó erősség-ellenőrzés, nincs hosszkorlát, nincs </w:t>
+      </w:r>
+      <w:proofErr w:type="spellStart"/>
+      <w:r>
+        <w:t>whitespace</w:t>
+      </w:r>
+      <w:proofErr w:type="spellEnd"/>
+      <w:r>
+        <w:t xml:space="preserve"> </w:t>
+      </w:r>
+      <w:proofErr w:type="spellStart"/>
+      <w:r>
+        <w:t>trim</w:t>
+      </w:r>
+      <w:proofErr w:type="spellEnd"/>
+      <w:r>
+        <w:t>.</w:t>
       </w:r>
     </w:p>
     <w:p>
@@ -14465,15 +19116,32 @@
       <w:pPr>
         <w:pStyle w:val="Felsorols1"/>
       </w:pPr>
+      <w:proofErr w:type="spellStart"/>
       <w:r>
         <w:rPr>
           <w:rStyle w:val="HTML-kd"/>
           <w:rFonts w:eastAsiaTheme="minorHAnsi"/>
         </w:rPr>
-        <w:t>navigate("/Login")</w:t>
-      </w:r>
-      <w:r>
-        <w:t xml:space="preserve"> akkor működik biztosan, ha a route pontosan így van definiálva.</w:t>
+        <w:t>navigate</w:t>
+      </w:r>
+      <w:proofErr w:type="spellEnd"/>
+      <w:r>
+        <w:rPr>
+          <w:rStyle w:val="HTML-kd"/>
+          <w:rFonts w:eastAsiaTheme="minorHAnsi"/>
+        </w:rPr>
+        <w:t>("/Login")</w:t>
+      </w:r>
+      <w:r>
+        <w:t xml:space="preserve"> akkor működik biztosan, ha a </w:t>
+      </w:r>
+      <w:proofErr w:type="spellStart"/>
+      <w:r>
+        <w:t>route</w:t>
+      </w:r>
+      <w:proofErr w:type="spellEnd"/>
+      <w:r>
+        <w:t xml:space="preserve"> pontosan így van definiálva.</w:t>
       </w:r>
     </w:p>
     <w:p>
@@ -14563,6 +19231,7 @@
       <w:r>
         <w:t xml:space="preserve"> szemlélettel lefedtem a kód fő elágazásait: </w:t>
       </w:r>
+      <w:proofErr w:type="spellStart"/>
       <w:r>
         <w:rPr>
           <w:rStyle w:val="HTML-kd"/>
@@ -14570,18 +19239,45 @@
         </w:rPr>
         <w:t>accepted</w:t>
       </w:r>
+      <w:proofErr w:type="spellEnd"/>
       <w:r>
         <w:t xml:space="preserve"> ellenőrzés, jelszó egyezés, </w:t>
       </w:r>
+      <w:proofErr w:type="spellStart"/>
       <w:r>
         <w:rPr>
           <w:rStyle w:val="HTML-kd"/>
           <w:rFonts w:eastAsiaTheme="minorHAnsi"/>
         </w:rPr>
-        <w:t>try/catch</w:t>
-      </w:r>
-      <w:r>
-        <w:t xml:space="preserve"> és a fallback hibaüzenet.</w:t>
+        <w:t>try</w:t>
+      </w:r>
+      <w:proofErr w:type="spellEnd"/>
+      <w:r>
+        <w:rPr>
+          <w:rStyle w:val="HTML-kd"/>
+          <w:rFonts w:eastAsiaTheme="minorHAnsi"/>
+        </w:rPr>
+        <w:t>/</w:t>
+      </w:r>
+      <w:proofErr w:type="spellStart"/>
+      <w:r>
+        <w:rPr>
+          <w:rStyle w:val="HTML-kd"/>
+          <w:rFonts w:eastAsiaTheme="minorHAnsi"/>
+        </w:rPr>
+        <w:t>catch</w:t>
+      </w:r>
+      <w:proofErr w:type="spellEnd"/>
+      <w:r>
+        <w:t xml:space="preserve"> és a </w:t>
+      </w:r>
+      <w:proofErr w:type="spellStart"/>
+      <w:r>
+        <w:t>fallback</w:t>
+      </w:r>
+      <w:proofErr w:type="spellEnd"/>
+      <w:r>
+        <w:t xml:space="preserve"> hibaüzenet.</w:t>
       </w:r>
     </w:p>
     <w:p>
@@ -14629,8 +19325,19 @@
           <w:i/>
           <w:iCs/>
         </w:rPr>
-        <w:t>backend-teszt.json</w:t>
-      </w:r>
+        <w:t>backend-</w:t>
+      </w:r>
+      <w:proofErr w:type="spellStart"/>
+      <w:proofErr w:type="gramStart"/>
+      <w:r>
+        <w:rPr>
+          <w:i/>
+          <w:iCs/>
+        </w:rPr>
+        <w:t>teszt.json</w:t>
+      </w:r>
+      <w:proofErr w:type="spellEnd"/>
+      <w:proofErr w:type="gramEnd"/>
       <w:r>
         <w:t>” néven.</w:t>
       </w:r>
@@ -14640,7 +19347,23 @@
         <w:pStyle w:val="Cmsor4"/>
       </w:pPr>
       <w:r>
-        <w:t>/api/latest-images (GET)</w:t>
+        <w:t>/</w:t>
+      </w:r>
+      <w:proofErr w:type="spellStart"/>
+      <w:r>
+        <w:t>api</w:t>
+      </w:r>
+      <w:proofErr w:type="spellEnd"/>
+      <w:r>
+        <w:t>/latest-</w:t>
+      </w:r>
+      <w:proofErr w:type="spellStart"/>
+      <w:r>
+        <w:t>images</w:t>
+      </w:r>
+      <w:proofErr w:type="spellEnd"/>
+      <w:r>
+        <w:t xml:space="preserve"> (GET)</w:t>
       </w:r>
     </w:p>
     <w:p>
@@ -14707,7 +19430,31 @@
         </w:drawing>
       </w:r>
       <w:r>
-        <w:t>A latest-images api végpont lekérdezi a felhasználók legutóbb feltöltött képeit, amelyek kilistázásra kerülnek a Browse oldalon.</w:t>
+        <w:t>A latest-</w:t>
+      </w:r>
+      <w:proofErr w:type="spellStart"/>
+      <w:r>
+        <w:t>images</w:t>
+      </w:r>
+      <w:proofErr w:type="spellEnd"/>
+      <w:r>
+        <w:t xml:space="preserve"> </w:t>
+      </w:r>
+      <w:proofErr w:type="spellStart"/>
+      <w:r>
+        <w:t>api</w:t>
+      </w:r>
+      <w:proofErr w:type="spellEnd"/>
+      <w:r>
+        <w:t xml:space="preserve"> végpont lekérdezi a felhasználók legutóbb feltöltött képeit, amelyek kilistázásra kerülnek a </w:t>
+      </w:r>
+      <w:proofErr w:type="spellStart"/>
+      <w:r>
+        <w:t>Browse</w:t>
+      </w:r>
+      <w:proofErr w:type="spellEnd"/>
+      <w:r>
+        <w:t xml:space="preserve"> oldalon.</w:t>
       </w:r>
     </w:p>
     <w:p/>
@@ -14718,7 +19465,23 @@
         <w:pStyle w:val="Cmsor4"/>
       </w:pPr>
       <w:r>
-        <w:t>/api/register (POST)</w:t>
+        <w:t>/</w:t>
+      </w:r>
+      <w:proofErr w:type="spellStart"/>
+      <w:r>
+        <w:t>api</w:t>
+      </w:r>
+      <w:proofErr w:type="spellEnd"/>
+      <w:r>
+        <w:t>/</w:t>
+      </w:r>
+      <w:proofErr w:type="spellStart"/>
+      <w:r>
+        <w:t>register</w:t>
+      </w:r>
+      <w:proofErr w:type="spellEnd"/>
+      <w:r>
+        <w:t xml:space="preserve"> (POST)</w:t>
       </w:r>
     </w:p>
     <w:p>
@@ -14785,7 +19548,15 @@
         </w:drawing>
       </w:r>
       <w:r>
-        <w:t>Ez az api rögzíti a frissen regisztrált felhasználók adatait az adatbázisban.</w:t>
+        <w:t xml:space="preserve">Ez az </w:t>
+      </w:r>
+      <w:proofErr w:type="spellStart"/>
+      <w:r>
+        <w:t>api</w:t>
+      </w:r>
+      <w:proofErr w:type="spellEnd"/>
+      <w:r>
+        <w:t xml:space="preserve"> rögzíti a frissen regisztrált felhasználók adatait az adatbázisban.</w:t>
       </w:r>
     </w:p>
     <w:p/>
@@ -14801,7 +19572,21 @@
         <w:rPr>
           <w:shd w:val="clear" w:color="auto" w:fill="FFFFFF"/>
         </w:rPr>
-        <w:t>/api/login (POST)</w:t>
+        <w:t>/</w:t>
+      </w:r>
+      <w:proofErr w:type="spellStart"/>
+      <w:r>
+        <w:rPr>
+          <w:shd w:val="clear" w:color="auto" w:fill="FFFFFF"/>
+        </w:rPr>
+        <w:t>api</w:t>
+      </w:r>
+      <w:proofErr w:type="spellEnd"/>
+      <w:r>
+        <w:rPr>
+          <w:shd w:val="clear" w:color="auto" w:fill="FFFFFF"/>
+        </w:rPr>
+        <w:t>/login (POST)</w:t>
       </w:r>
     </w:p>
     <w:p>
@@ -14868,7 +19653,15 @@
         </w:drawing>
       </w:r>
       <w:r>
-        <w:t>Ez az API végpont ellenőrzi a megadott email és jelszó helyességét az adatbázisban, majd sikeres hitelesítés esetén egy 1 óráig érvényes JWT tokent ad vissza a felhasználó adataival.</w:t>
+        <w:t xml:space="preserve">Ez az API végpont ellenőrzi a megadott email és jelszó helyességét az adatbázisban, majd sikeres hitelesítés esetén egy 1 óráig érvényes JWT </w:t>
+      </w:r>
+      <w:proofErr w:type="spellStart"/>
+      <w:r>
+        <w:t>tokent</w:t>
+      </w:r>
+      <w:proofErr w:type="spellEnd"/>
+      <w:r>
+        <w:t xml:space="preserve"> ad vissza a felhasználó adataival.</w:t>
       </w:r>
       <w:r>
         <w:t xml:space="preserve"> Ezzel a profillal a fejlesztők további teszteket készíthetnek, használhatják további munkáikhoz. Nem kötelező, ha szeretne létrehozhat saját profilt is, ha neki az kényelmesebb.</w:t>
@@ -14924,7 +19717,23 @@
     <w:p>
       <w:bookmarkStart w:id="61" w:name="_Toc473730753"/>
       <w:r>
-        <w:t>A Noire Photo Collection rendszer jelenlegi funkcionalitása stabil alapot biztosít egy közösségi fotómegosztó platform működéséhez. A jövőbeni fejlesztések célja a biztonság növelése, a felhasználói élmény javítása, valamint a szakmai és közösségi funkciók bővítése.</w:t>
+        <w:t xml:space="preserve">A </w:t>
+      </w:r>
+      <w:proofErr w:type="spellStart"/>
+      <w:r>
+        <w:t>Noire</w:t>
+      </w:r>
+      <w:proofErr w:type="spellEnd"/>
+      <w:r>
+        <w:t xml:space="preserve"> Photo </w:t>
+      </w:r>
+      <w:proofErr w:type="spellStart"/>
+      <w:r>
+        <w:t>Collection</w:t>
+      </w:r>
+      <w:proofErr w:type="spellEnd"/>
+      <w:r>
+        <w:t xml:space="preserve"> rendszer jelenlegi funkcionalitása stabil alapot biztosít egy közösségi fotómegosztó platform működéséhez. A jövőbeni fejlesztések célja a biztonság növelése, a felhasználói élmény javítása, valamint a szakmai és közösségi funkciók bővítése.</w:t>
       </w:r>
     </w:p>
     <w:p>
@@ -14939,7 +19748,23 @@
     </w:p>
     <w:p>
       <w:r>
-        <w:t>A rendszer biztonságának növelése érdekében javasolt a kétlépcsős azonosítás (Two-Factor Authentication – 2FA) bevezetése.</w:t>
+        <w:t>A rendszer biztonságának növelése érdekében javasolt a kétlépcsős azonosítás (</w:t>
+      </w:r>
+      <w:proofErr w:type="spellStart"/>
+      <w:r>
+        <w:t>Two-Factor</w:t>
+      </w:r>
+      <w:proofErr w:type="spellEnd"/>
+      <w:r>
+        <w:t xml:space="preserve"> </w:t>
+      </w:r>
+      <w:proofErr w:type="spellStart"/>
+      <w:r>
+        <w:t>Authentication</w:t>
+      </w:r>
+      <w:proofErr w:type="spellEnd"/>
+      <w:r>
+        <w:t xml:space="preserve"> – 2FA) bevezetése.</w:t>
       </w:r>
     </w:p>
     <w:p>
@@ -14974,7 +19799,15 @@
       </w:r>
       <w:r>
         <w:br/>
-        <w:t>A felhasználó a jelszó megadása után egy egyszer használatos kódot kapna e-mailben vagy hitelesítő alkalmazáson keresztül (pl. authenticator app). A belépés csak a kód megadásával válna érvényessé.</w:t>
+        <w:t xml:space="preserve">A felhasználó a jelszó megadása után egy egyszer használatos kódot kapna e-mailben vagy hitelesítő alkalmazáson keresztül (pl. </w:t>
+      </w:r>
+      <w:proofErr w:type="spellStart"/>
+      <w:r>
+        <w:t>authenticator</w:t>
+      </w:r>
+      <w:proofErr w:type="spellEnd"/>
+      <w:r>
+        <w:t xml:space="preserve"> app). A belépés csak a kód megadásával válna érvényessé.</w:t>
       </w:r>
     </w:p>
     <w:p>
@@ -15017,8 +19850,16 @@
         <w:rPr>
           <w:rStyle w:val="whitespace-normal"/>
         </w:rPr>
-        <w:t>Google Maps</w:t>
-      </w:r>
+        <w:t xml:space="preserve">Google </w:t>
+      </w:r>
+      <w:proofErr w:type="spellStart"/>
+      <w:r>
+        <w:rPr>
+          <w:rStyle w:val="whitespace-normal"/>
+        </w:rPr>
+        <w:t>Maps</w:t>
+      </w:r>
+      <w:proofErr w:type="spellEnd"/>
       <w:r>
         <w:t xml:space="preserve"> térképszolgáltatás.</w:t>
       </w:r>
@@ -15106,7 +19947,31 @@
     </w:p>
     <w:p>
       <w:r>
-        <w:t>A jövőbeni fejlesztési tervek között szerepel egy natív mobilalkalmazás elkészítése, amely a Noire Photo Collection platform funkcióit mobil eszközökön is teljeskörűen elérhetővé tenné.</w:t>
+        <w:t xml:space="preserve">A jövőbeni fejlesztési tervek között szerepel egy natív mobilalkalmazás elkészítése, amely a </w:t>
+      </w:r>
+      <w:proofErr w:type="spellStart"/>
+      <w:r>
+        <w:t>Noire</w:t>
+      </w:r>
+      <w:proofErr w:type="spellEnd"/>
+      <w:r>
+        <w:t xml:space="preserve"> Photo </w:t>
+      </w:r>
+      <w:proofErr w:type="spellStart"/>
+      <w:r>
+        <w:t>Collection</w:t>
+      </w:r>
+      <w:proofErr w:type="spellEnd"/>
+      <w:r>
+        <w:t xml:space="preserve"> platform funkcióit mobil eszközökön is </w:t>
+      </w:r>
+      <w:proofErr w:type="spellStart"/>
+      <w:r>
+        <w:t>teljeskörűen</w:t>
+      </w:r>
+      <w:proofErr w:type="spellEnd"/>
+      <w:r>
+        <w:t xml:space="preserve"> elérhetővé tenné.</w:t>
       </w:r>
     </w:p>
     <w:p>
@@ -15149,11 +20014,19 @@
       <w:pPr>
         <w:pStyle w:val="Felsorols1"/>
       </w:pPr>
+      <w:proofErr w:type="spellStart"/>
       <w:r>
         <w:rPr>
           <w:rStyle w:val="Kiemels2"/>
         </w:rPr>
-        <w:t>Push értesítések:</w:t>
+        <w:t>Push</w:t>
+      </w:r>
+      <w:proofErr w:type="spellEnd"/>
+      <w:r>
+        <w:rPr>
+          <w:rStyle w:val="Kiemels2"/>
+        </w:rPr>
+        <w:t xml:space="preserve"> értesítések:</w:t>
       </w:r>
       <w:r>
         <w:br/>
@@ -15187,7 +20060,15 @@
       </w:r>
       <w:r>
         <w:br/>
-        <w:t>Bizonyos tartalmak gyorsítótárazása lehetővé tenné a gördülékenyebb felhasználói élményt gyengébb internetkapcsolat esetén is.</w:t>
+        <w:t xml:space="preserve">Bizonyos tartalmak </w:t>
+      </w:r>
+      <w:proofErr w:type="spellStart"/>
+      <w:r>
+        <w:t>gyorsítótárazása</w:t>
+      </w:r>
+      <w:proofErr w:type="spellEnd"/>
+      <w:r>
+        <w:t xml:space="preserve"> lehetővé tenné a gördülékenyebb felhasználói élményt gyengébb internetkapcsolat esetén is.</w:t>
       </w:r>
     </w:p>
     <w:p>
@@ -15207,8 +20088,16 @@
         <w:rPr>
           <w:rStyle w:val="whitespace-normal"/>
         </w:rPr>
-        <w:t>App Store</w:t>
-      </w:r>
+        <w:t xml:space="preserve">App </w:t>
+      </w:r>
+      <w:proofErr w:type="spellStart"/>
+      <w:r>
+        <w:rPr>
+          <w:rStyle w:val="whitespace-normal"/>
+        </w:rPr>
+        <w:t>Store</w:t>
+      </w:r>
+      <w:proofErr w:type="spellEnd"/>
       <w:r>
         <w:t xml:space="preserve"> áruházakban, ezzel jelentősen növelve a platform elérését és felhasználói bázisát.</w:t>
       </w:r>
@@ -15225,13 +20114,34 @@
       </w:pPr>
       <w:bookmarkStart w:id="65" w:name="_Toc224117394"/>
       <w:r>
-        <w:t>A program jövőbeni hasznosulása és továbbélése</w:t>
+        <w:t xml:space="preserve">A program jövőbeni hasznosulása és </w:t>
+      </w:r>
+      <w:proofErr w:type="spellStart"/>
+      <w:r>
+        <w:t>továbbélése</w:t>
       </w:r>
       <w:bookmarkEnd w:id="65"/>
-    </w:p>
-    <w:p>
-      <w:r>
-        <w:t>A Noire Photo Collection projekt nem csupán vizsgafeladatként értelmezhető, hanem egy olyan rendszer alapját képezi, amely valós környezetben is életképes és továbbfejleszthető. A projektben megvalósított funkciók – felhasználókezelés, képfeltöltés, értékelési rendszer, hozzászólások, közösségi interakciók – egy működőképes közösségi platform alapjait adják, amely megfelelő továbbfejlesztéssel akár szélesebb közönség számára is elérhetővé tehető.</w:t>
+      <w:proofErr w:type="spellEnd"/>
+    </w:p>
+    <w:p>
+      <w:r>
+        <w:t xml:space="preserve">A </w:t>
+      </w:r>
+      <w:proofErr w:type="spellStart"/>
+      <w:r>
+        <w:t>Noire</w:t>
+      </w:r>
+      <w:proofErr w:type="spellEnd"/>
+      <w:r>
+        <w:t xml:space="preserve"> Photo </w:t>
+      </w:r>
+      <w:proofErr w:type="spellStart"/>
+      <w:r>
+        <w:t>Collection</w:t>
+      </w:r>
+      <w:proofErr w:type="spellEnd"/>
+      <w:r>
+        <w:t xml:space="preserve"> projekt nem csupán vizsgafeladatként értelmezhető, hanem egy olyan rendszer alapját képezi, amely valós környezetben is életképes és továbbfejleszthető. A projektben megvalósított funkciók – felhasználókezelés, képfeltöltés, értékelési rendszer, hozzászólások, közösségi interakciók – egy működőképes közösségi platform alapjait adják, amely megfelelő továbbfejlesztéssel akár szélesebb közönség számára is elérhetővé tehető.</w:t>
       </w:r>
     </w:p>
     <w:p>
@@ -15343,7 +20253,15 @@
     </w:p>
     <w:p>
       <w:r>
-        <w:t>Ezáltal a projekt szakmai portfólióként is felhasználható, amely bizonyítja a komplex webes alkalmazás fejlesztésére való alkalmasságot.</w:t>
+        <w:t xml:space="preserve">Ezáltal a projekt szakmai portfólióként is felhasználható, amely bizonyítja a komplex webes alkalmazás fejlesztésére való </w:t>
+      </w:r>
+      <w:proofErr w:type="spellStart"/>
+      <w:r>
+        <w:t>alkalmasságot</w:t>
+      </w:r>
+      <w:proofErr w:type="spellEnd"/>
+      <w:r>
+        <w:t>.</w:t>
       </w:r>
     </w:p>
     <w:p>
@@ -15442,7 +20360,15 @@
       </w:pPr>
       <w:r>
         <w:lastRenderedPageBreak/>
-        <w:t>automatikus moderációs eszközök beépítésére.</w:t>
+        <w:t xml:space="preserve">automatikus </w:t>
+      </w:r>
+      <w:proofErr w:type="spellStart"/>
+      <w:r>
+        <w:t>moderációs</w:t>
+      </w:r>
+      <w:proofErr w:type="spellEnd"/>
+      <w:r>
+        <w:t xml:space="preserve"> eszközök beépítésére.</w:t>
       </w:r>
     </w:p>
     <w:p>
@@ -15459,7 +20385,23 @@
     </w:p>
     <w:p>
       <w:r>
-        <w:t>Összességében a Noire Photo Collection projekt nem csupán egy vizsgafeladat megvalósítása, hanem egy továbbfejleszthető, valós piaci és közösségi potenciállal rendelkező rendszer alapja. A projekt lehetőséget biztosít a szakmai fejlődésre mind fejlesztői, mind felhasználói oldalról, és megfelelő továbbfejlesztéssel hosszú távon is fenntartható, értékteremtő platformmá válhat.</w:t>
+        <w:t xml:space="preserve">Összességében a </w:t>
+      </w:r>
+      <w:proofErr w:type="spellStart"/>
+      <w:r>
+        <w:t>Noire</w:t>
+      </w:r>
+      <w:proofErr w:type="spellEnd"/>
+      <w:r>
+        <w:t xml:space="preserve"> Photo </w:t>
+      </w:r>
+      <w:proofErr w:type="spellStart"/>
+      <w:r>
+        <w:t>Collection</w:t>
+      </w:r>
+      <w:proofErr w:type="spellEnd"/>
+      <w:r>
+        <w:t xml:space="preserve"> projekt nem csupán egy vizsgafeladat megvalósítása, hanem egy továbbfejleszthető, valós piaci és közösségi potenciállal rendelkező rendszer alapja. A projekt lehetőséget biztosít a szakmai fejlődésre mind fejlesztői, mind felhasználói oldalról, és megfelelő továbbfejlesztéssel hosszú távon is fenntartható, értékteremtő platformmá válhat.</w:t>
       </w:r>
     </w:p>
     <w:p/>
@@ -15982,9 +20924,19 @@
         <w:tab w:val="right" w:pos="8647"/>
       </w:tabs>
     </w:pPr>
+    <w:proofErr w:type="spellStart"/>
     <w:r>
-      <w:t>Noire-Photo-Collection</w:t>
+      <w:t>Noire</w:t>
     </w:r>
+    <w:proofErr w:type="spellEnd"/>
+    <w:r>
+      <w:t>-Photo-</w:t>
+    </w:r>
+    <w:proofErr w:type="spellStart"/>
+    <w:r>
+      <w:t>Collection</w:t>
+    </w:r>
+    <w:proofErr w:type="spellEnd"/>
     <w:r>
       <w:tab/>
     </w:r>

--- a/dokumentacio/noire-photo-collection_dokumentacio.docx
+++ b/dokumentacio/noire-photo-collection_dokumentacio.docx
@@ -3,11 +3,13 @@
 <w:document xmlns:wpc="http://schemas.microsoft.com/office/word/2010/wordprocessingCanvas" xmlns:cx="http://schemas.microsoft.com/office/drawing/2014/chartex" xmlns:cx1="http://schemas.microsoft.com/office/drawing/2015/9/8/chartex" xmlns:cx2="http://schemas.microsoft.com/office/drawing/2015/10/21/chartex" xmlns:cx3="http://schemas.microsoft.com/office/drawing/2016/5/9/chartex" xmlns:cx4="http://schemas.microsoft.com/office/drawing/2016/5/10/chartex" xmlns:cx5="http://schemas.microsoft.com/office/drawing/2016/5/11/chartex" xmlns:cx6="http://schemas.microsoft.com/office/drawing/2016/5/12/chartex" xmlns:cx7="http://schemas.microsoft.com/office/drawing/2016/5/13/chartex" xmlns:cx8="http://schemas.microsoft.com/office/drawing/2016/5/14/chartex" xmlns:mc="http://schemas.openxmlformats.org/markup-compatibility/2006" xmlns:aink="http://schemas.microsoft.com/office/drawing/2016/ink" xmlns:am3d="http://schemas.microsoft.com/office/drawing/2017/model3d" xmlns:o="urn:schemas-microsoft-com:office:office" xmlns:r="http://schemas.openxmlformats.org/officeDocument/2006/relationships" xmlns:m="http://schemas.openxmlformats.org/officeDocument/2006/math" xmlns:v="urn:schemas-microsoft-com:vml" xmlns:wp14="http://schemas.microsoft.com/office/word/2010/wordprocessingDrawing" xmlns:wp="http://schemas.openxmlformats.org/drawingml/2006/wordprocessingDrawing" xmlns:w10="urn:schemas-microsoft-com:office:word" xmlns:w="http://schemas.openxmlformats.org/wordprocessingml/2006/main" xmlns:w14="http://schemas.microsoft.com/office/word/2010/wordml" xmlns:w15="http://schemas.microsoft.com/office/word/2012/wordml" xmlns:w16cex="http://schemas.microsoft.com/office/word/2018/wordml/cex" xmlns:w16cid="http://schemas.microsoft.com/office/word/2016/wordml/cid" xmlns:w16="http://schemas.microsoft.com/office/word/2018/wordml" xmlns:w16sdtdh="http://schemas.microsoft.com/office/word/2020/wordml/sdtdatahash" xmlns:w16se="http://schemas.microsoft.com/office/word/2015/wordml/symex" xmlns:wpg="http://schemas.microsoft.com/office/word/2010/wordprocessingGroup" xmlns:wpi="http://schemas.microsoft.com/office/word/2010/wordprocessingInk" xmlns:wne="http://schemas.microsoft.com/office/word/2006/wordml" xmlns:wps="http://schemas.microsoft.com/office/word/2010/wordprocessingShape" mc:Ignorable="w14 w15 w16se w16cid w16 w16cex w16sdtdh wp14">
   <w:body>
     <w:p>
-      <w:r>
-        <w:t>B</w:t>
-      </w:r>
-      <w:r>
-        <w:t xml:space="preserve">udapesti </w:t>
+      <w:proofErr w:type="spellStart"/>
+      <w:r>
+        <w:t>udapesti</w:t>
+      </w:r>
+      <w:proofErr w:type="spellEnd"/>
+      <w:r>
+        <w:t xml:space="preserve"> </w:t>
       </w:r>
       <w:r>
         <w:t>G</w:t>
@@ -3567,7 +3569,21 @@
                 <w:rStyle w:val="Hiperhivatkozs"/>
                 <w:noProof/>
               </w:rPr>
-              <w:t>Kapcsolat</w:t>
+              <w:t>Kap</w:t>
+            </w:r>
+            <w:r>
+              <w:rPr>
+                <w:rStyle w:val="Hiperhivatkozs"/>
+                <w:noProof/>
+              </w:rPr>
+              <w:t>c</w:t>
+            </w:r>
+            <w:r>
+              <w:rPr>
+                <w:rStyle w:val="Hiperhivatkozs"/>
+                <w:noProof/>
+              </w:rPr>
+              <w:t>solat</w:t>
             </w:r>
             <w:r>
               <w:rPr>
@@ -10465,7 +10481,7 @@
                               </w:rPr>
                               <w:fldChar w:fldCharType="separate"/>
                             </w:r>
-                            <w:bookmarkStart w:id="38" w:name="_Toc225235529"/>
+                            <w:bookmarkStart w:id="38" w:name="_Toc225320612"/>
                             <w:r>
                               <w:rPr>
                                 <w:noProof/>
@@ -10532,7 +10548,7 @@
                         </w:rPr>
                         <w:fldChar w:fldCharType="separate"/>
                       </w:r>
-                      <w:bookmarkStart w:id="39" w:name="_Toc225235529"/>
+                      <w:bookmarkStart w:id="39" w:name="_Toc225320612"/>
                       <w:r>
                         <w:rPr>
                           <w:noProof/>
@@ -11026,7 +11042,7 @@
                               </w:rPr>
                               <w:fldChar w:fldCharType="separate"/>
                             </w:r>
-                            <w:bookmarkStart w:id="42" w:name="_Toc225235530"/>
+                            <w:bookmarkStart w:id="42" w:name="_Toc225320613"/>
                             <w:r>
                               <w:rPr>
                                 <w:noProof/>
@@ -11089,7 +11105,7 @@
                         </w:rPr>
                         <w:fldChar w:fldCharType="separate"/>
                       </w:r>
-                      <w:bookmarkStart w:id="43" w:name="_Toc225235530"/>
+                      <w:bookmarkStart w:id="43" w:name="_Toc225320613"/>
                       <w:r>
                         <w:rPr>
                           <w:noProof/>
@@ -11320,7 +11336,7 @@
                               </w:rPr>
                               <w:fldChar w:fldCharType="separate"/>
                             </w:r>
-                            <w:bookmarkStart w:id="45" w:name="_Toc225235531"/>
+                            <w:bookmarkStart w:id="45" w:name="_Toc225320614"/>
                             <w:r>
                               <w:rPr>
                                 <w:noProof/>
@@ -11383,7 +11399,7 @@
                         </w:rPr>
                         <w:fldChar w:fldCharType="separate"/>
                       </w:r>
-                      <w:bookmarkStart w:id="46" w:name="_Toc225235531"/>
+                      <w:bookmarkStart w:id="46" w:name="_Toc225320614"/>
                       <w:r>
                         <w:rPr>
                           <w:noProof/>
@@ -11774,7 +11790,7 @@
                               </w:rPr>
                               <w:fldChar w:fldCharType="separate"/>
                             </w:r>
-                            <w:bookmarkStart w:id="49" w:name="_Toc225235532"/>
+                            <w:bookmarkStart w:id="49" w:name="_Toc225320615"/>
                             <w:r>
                               <w:rPr>
                                 <w:noProof/>
@@ -11837,7 +11853,7 @@
                         </w:rPr>
                         <w:fldChar w:fldCharType="separate"/>
                       </w:r>
-                      <w:bookmarkStart w:id="50" w:name="_Toc225235532"/>
+                      <w:bookmarkStart w:id="50" w:name="_Toc225320615"/>
                       <w:r>
                         <w:rPr>
                           <w:noProof/>
@@ -12287,7 +12303,7 @@
                               </w:rPr>
                               <w:fldChar w:fldCharType="separate"/>
                             </w:r>
-                            <w:bookmarkStart w:id="54" w:name="_Toc225235533"/>
+                            <w:bookmarkStart w:id="54" w:name="_Toc225320616"/>
                             <w:r>
                               <w:rPr>
                                 <w:noProof/>
@@ -12358,7 +12374,7 @@
                         </w:rPr>
                         <w:fldChar w:fldCharType="separate"/>
                       </w:r>
-                      <w:bookmarkStart w:id="55" w:name="_Toc225235533"/>
+                      <w:bookmarkStart w:id="55" w:name="_Toc225320616"/>
                       <w:r>
                         <w:rPr>
                           <w:noProof/>
@@ -12877,7 +12893,7 @@
                               </w:rPr>
                               <w:fldChar w:fldCharType="separate"/>
                             </w:r>
-                            <w:bookmarkStart w:id="65" w:name="_Toc225235534"/>
+                            <w:bookmarkStart w:id="65" w:name="_Toc225320617"/>
                             <w:r>
                               <w:rPr>
                                 <w:rFonts w:eastAsia="Times New Roman" w:cs="Times New Roman"/>
@@ -12952,7 +12968,7 @@
                         </w:rPr>
                         <w:fldChar w:fldCharType="separate"/>
                       </w:r>
-                      <w:bookmarkStart w:id="66" w:name="_Toc225235534"/>
+                      <w:bookmarkStart w:id="66" w:name="_Toc225320617"/>
                       <w:r>
                         <w:rPr>
                           <w:rFonts w:eastAsia="Times New Roman" w:cs="Times New Roman"/>
@@ -21058,7 +21074,7 @@
                               </w:rPr>
                               <w:fldChar w:fldCharType="separate"/>
                             </w:r>
-                            <w:bookmarkStart w:id="84" w:name="_Toc225235535"/>
+                            <w:bookmarkStart w:id="84" w:name="_Toc225320618"/>
                             <w:r>
                               <w:rPr>
                                 <w:noProof/>
@@ -21121,7 +21137,7 @@
                         </w:rPr>
                         <w:fldChar w:fldCharType="separate"/>
                       </w:r>
-                      <w:bookmarkStart w:id="85" w:name="_Toc225235535"/>
+                      <w:bookmarkStart w:id="85" w:name="_Toc225320618"/>
                       <w:r>
                         <w:rPr>
                           <w:noProof/>
@@ -21341,7 +21357,7 @@
                               </w:rPr>
                               <w:fldChar w:fldCharType="separate"/>
                             </w:r>
-                            <w:bookmarkStart w:id="86" w:name="_Toc225235536"/>
+                            <w:bookmarkStart w:id="86" w:name="_Toc225320619"/>
                             <w:r>
                               <w:rPr>
                                 <w:noProof/>
@@ -21404,7 +21420,7 @@
                         </w:rPr>
                         <w:fldChar w:fldCharType="separate"/>
                       </w:r>
-                      <w:bookmarkStart w:id="87" w:name="_Toc225235536"/>
+                      <w:bookmarkStart w:id="87" w:name="_Toc225320619"/>
                       <w:r>
                         <w:rPr>
                           <w:noProof/>
@@ -21611,7 +21627,7 @@
                               </w:rPr>
                               <w:fldChar w:fldCharType="separate"/>
                             </w:r>
-                            <w:bookmarkStart w:id="88" w:name="_Toc225235537"/>
+                            <w:bookmarkStart w:id="88" w:name="_Toc225320620"/>
                             <w:r>
                               <w:rPr>
                                 <w:noProof/>
@@ -21674,7 +21690,7 @@
                         </w:rPr>
                         <w:fldChar w:fldCharType="separate"/>
                       </w:r>
-                      <w:bookmarkStart w:id="89" w:name="_Toc225235537"/>
+                      <w:bookmarkStart w:id="89" w:name="_Toc225320620"/>
                       <w:r>
                         <w:rPr>
                           <w:noProof/>
@@ -22732,23 +22748,6 @@
     </w:p>
     <w:p>
       <w:pPr>
-        <w:ind w:firstLine="0"/>
-        <w:rPr>
-          <w:noProof/>
-        </w:rPr>
-      </w:pPr>
-      <w:r>
-        <w:fldChar w:fldCharType="begin"/>
-      </w:r>
-      <w:r>
-        <w:instrText xml:space="preserve"> TOC \h \z \c "ábra" </w:instrText>
-      </w:r>
-      <w:r>
-        <w:fldChar w:fldCharType="separate"/>
-      </w:r>
-    </w:p>
-    <w:p>
-      <w:pPr>
         <w:pStyle w:val="brajegyzk"/>
         <w:tabs>
           <w:tab w:val="right" w:leader="dot" w:pos="8720"/>
@@ -22760,7 +22759,16 @@
           <w:lang w:eastAsia="hu-HU"/>
         </w:rPr>
       </w:pPr>
-      <w:hyperlink r:id="rId24" w:anchor="_Toc225235529" w:history="1">
+      <w:r>
+        <w:fldChar w:fldCharType="begin"/>
+      </w:r>
+      <w:r>
+        <w:instrText xml:space="preserve"> TOC \h \z \c "ábra" </w:instrText>
+      </w:r>
+      <w:r>
+        <w:fldChar w:fldCharType="separate"/>
+      </w:r>
+      <w:hyperlink r:id="rId24" w:anchor="_Toc225320612" w:history="1">
         <w:r>
           <w:rPr>
             <w:rStyle w:val="Hiperhivatkozs"/>
@@ -22787,7 +22795,7 @@
             <w:noProof/>
             <w:webHidden/>
           </w:rPr>
-          <w:instrText xml:space="preserve"> PAGEREF _Toc225235529 \h </w:instrText>
+          <w:instrText xml:space="preserve"> PAGEREF _Toc225320612 \h </w:instrText>
         </w:r>
         <w:r>
           <w:rPr>
@@ -22807,7 +22815,7 @@
             <w:noProof/>
             <w:webHidden/>
           </w:rPr>
-          <w:t>20</w:t>
+          <w:t>19</w:t>
         </w:r>
         <w:r>
           <w:rPr>
@@ -22831,7 +22839,7 @@
           <w:lang w:eastAsia="hu-HU"/>
         </w:rPr>
       </w:pPr>
-      <w:hyperlink r:id="rId25" w:anchor="_Toc225235530" w:history="1">
+      <w:hyperlink r:id="rId25" w:anchor="_Toc225320613" w:history="1">
         <w:r>
           <w:rPr>
             <w:rStyle w:val="Hiperhivatkozs"/>
@@ -22858,7 +22866,78 @@
             <w:noProof/>
             <w:webHidden/>
           </w:rPr>
-          <w:instrText xml:space="preserve"> PAGEREF _Toc225235530 \h </w:instrText>
+          <w:instrText xml:space="preserve"> PAGEREF _Toc225320613 \h </w:instrText>
+        </w:r>
+        <w:r>
+          <w:rPr>
+            <w:noProof/>
+            <w:webHidden/>
+          </w:rPr>
+        </w:r>
+        <w:r>
+          <w:rPr>
+            <w:noProof/>
+            <w:webHidden/>
+          </w:rPr>
+          <w:fldChar w:fldCharType="separate"/>
+        </w:r>
+        <w:r>
+          <w:rPr>
+            <w:noProof/>
+            <w:webHidden/>
+          </w:rPr>
+          <w:t>21</w:t>
+        </w:r>
+        <w:r>
+          <w:rPr>
+            <w:noProof/>
+            <w:webHidden/>
+          </w:rPr>
+          <w:fldChar w:fldCharType="end"/>
+        </w:r>
+      </w:hyperlink>
+    </w:p>
+    <w:p>
+      <w:pPr>
+        <w:pStyle w:val="brajegyzk"/>
+        <w:tabs>
+          <w:tab w:val="right" w:leader="dot" w:pos="8720"/>
+        </w:tabs>
+        <w:rPr>
+          <w:rFonts w:asciiTheme="minorHAnsi" w:eastAsiaTheme="minorEastAsia" w:hAnsiTheme="minorHAnsi" w:cstheme="minorBidi"/>
+          <w:noProof/>
+          <w:sz w:val="22"/>
+          <w:lang w:eastAsia="hu-HU"/>
+        </w:rPr>
+      </w:pPr>
+      <w:hyperlink r:id="rId26" w:anchor="_Toc225320614" w:history="1">
+        <w:r>
+          <w:rPr>
+            <w:rStyle w:val="Hiperhivatkozs"/>
+            <w:noProof/>
+          </w:rPr>
+          <w:t>3. ábra - bejelentkezés</w:t>
+        </w:r>
+        <w:r>
+          <w:rPr>
+            <w:noProof/>
+            <w:webHidden/>
+          </w:rPr>
+          <w:tab/>
+        </w:r>
+        <w:r>
+          <w:rPr>
+            <w:noProof/>
+            <w:webHidden/>
+          </w:rPr>
+          <w:fldChar w:fldCharType="begin"/>
+        </w:r>
+        <w:r>
+          <w:rPr>
+            <w:noProof/>
+            <w:webHidden/>
+          </w:rPr>
+          <w:instrText xml:space="preserve"> PAGEREF _Toc225320614 \h </w:instrText>
         </w:r>
         <w:r>
           <w:rPr>
@@ -22902,78 +22981,7 @@
           <w:lang w:eastAsia="hu-HU"/>
         </w:rPr>
       </w:pPr>
-      <w:hyperlink r:id="rId26" w:anchor="_Toc225235531" w:history="1">
-        <w:r>
-          <w:rPr>
-            <w:rStyle w:val="Hiperhivatkozs"/>
-            <w:noProof/>
-          </w:rPr>
-          <w:t>3. ábra - bejelentkezés</w:t>
-        </w:r>
-        <w:r>
-          <w:rPr>
-            <w:noProof/>
-            <w:webHidden/>
-          </w:rPr>
-          <w:tab/>
-        </w:r>
-        <w:r>
-          <w:rPr>
-            <w:noProof/>
-            <w:webHidden/>
-          </w:rPr>
-          <w:fldChar w:fldCharType="begin"/>
-        </w:r>
-        <w:r>
-          <w:rPr>
-            <w:noProof/>
-            <w:webHidden/>
-          </w:rPr>
-          <w:instrText xml:space="preserve"> PAGEREF _Toc225235531 \h </w:instrText>
-        </w:r>
-        <w:r>
-          <w:rPr>
-            <w:noProof/>
-            <w:webHidden/>
-          </w:rPr>
-        </w:r>
-        <w:r>
-          <w:rPr>
-            <w:noProof/>
-            <w:webHidden/>
-          </w:rPr>
-          <w:fldChar w:fldCharType="separate"/>
-        </w:r>
-        <w:r>
-          <w:rPr>
-            <w:noProof/>
-            <w:webHidden/>
-          </w:rPr>
-          <w:t>23</w:t>
-        </w:r>
-        <w:r>
-          <w:rPr>
-            <w:noProof/>
-            <w:webHidden/>
-          </w:rPr>
-          <w:fldChar w:fldCharType="end"/>
-        </w:r>
-      </w:hyperlink>
-    </w:p>
-    <w:p>
-      <w:pPr>
-        <w:pStyle w:val="brajegyzk"/>
-        <w:tabs>
-          <w:tab w:val="right" w:leader="dot" w:pos="8720"/>
-        </w:tabs>
-        <w:rPr>
-          <w:rFonts w:asciiTheme="minorHAnsi" w:eastAsiaTheme="minorEastAsia" w:hAnsiTheme="minorHAnsi" w:cstheme="minorBidi"/>
-          <w:noProof/>
-          <w:sz w:val="22"/>
-          <w:lang w:eastAsia="hu-HU"/>
-        </w:rPr>
-      </w:pPr>
-      <w:hyperlink r:id="rId27" w:anchor="_Toc225235532" w:history="1">
+      <w:hyperlink r:id="rId27" w:anchor="_Toc225320615" w:history="1">
         <w:r>
           <w:rPr>
             <w:rStyle w:val="Hiperhivatkozs"/>
@@ -23000,7 +23008,7 @@
             <w:noProof/>
             <w:webHidden/>
           </w:rPr>
-          <w:instrText xml:space="preserve"> PAGEREF _Toc225235532 \h </w:instrText>
+          <w:instrText xml:space="preserve"> PAGEREF _Toc225320615 \h </w:instrText>
         </w:r>
         <w:r>
           <w:rPr>
@@ -23020,7 +23028,7 @@
             <w:noProof/>
             <w:webHidden/>
           </w:rPr>
-          <w:t>25</w:t>
+          <w:t>24</w:t>
         </w:r>
         <w:r>
           <w:rPr>
@@ -23044,7 +23052,7 @@
           <w:lang w:eastAsia="hu-HU"/>
         </w:rPr>
       </w:pPr>
-      <w:hyperlink r:id="rId28" w:anchor="_Toc225235533" w:history="1">
+      <w:hyperlink r:id="rId28" w:anchor="_Toc225320616" w:history="1">
         <w:r>
           <w:rPr>
             <w:rStyle w:val="Hiperhivatkozs"/>
@@ -23071,7 +23079,7 @@
             <w:noProof/>
             <w:webHidden/>
           </w:rPr>
-          <w:instrText xml:space="preserve"> PAGEREF _Toc225235533 \h </w:instrText>
+          <w:instrText xml:space="preserve"> PAGEREF _Toc225320616 \h </w:instrText>
         </w:r>
         <w:r>
           <w:rPr>
@@ -23091,7 +23099,7 @@
             <w:noProof/>
             <w:webHidden/>
           </w:rPr>
-          <w:t>27</w:t>
+          <w:t>26</w:t>
         </w:r>
         <w:r>
           <w:rPr>
@@ -23115,7 +23123,7 @@
           <w:lang w:eastAsia="hu-HU"/>
         </w:rPr>
       </w:pPr>
-      <w:hyperlink r:id="rId29" w:anchor="_Toc225235534" w:history="1">
+      <w:hyperlink r:id="rId29" w:anchor="_Toc225320617" w:history="1">
         <w:r>
           <w:rPr>
             <w:rStyle w:val="Hiperhivatkozs"/>
@@ -23129,7 +23137,21 @@
             <w:rStyle w:val="Hiperhivatkozs"/>
             <w:noProof/>
           </w:rPr>
-          <w:t>. ábra - az adatbázis UML diagramja</w:t>
+          <w:t>. ábra - az adatbázi</w:t>
+        </w:r>
+        <w:r>
+          <w:rPr>
+            <w:rStyle w:val="Hiperhivatkozs"/>
+            <w:noProof/>
+          </w:rPr>
+          <w:t>s</w:t>
+        </w:r>
+        <w:r>
+          <w:rPr>
+            <w:rStyle w:val="Hiperhivatkozs"/>
+            <w:noProof/>
+          </w:rPr>
+          <w:t xml:space="preserve"> UML diagramja</w:t>
         </w:r>
         <w:r>
           <w:rPr>
@@ -23150,7 +23172,7 @@
             <w:noProof/>
             <w:webHidden/>
           </w:rPr>
-          <w:instrText xml:space="preserve"> PAGEREF _Toc225235534 \h </w:instrText>
+          <w:instrText xml:space="preserve"> PAGEREF _Toc225320617 \h </w:instrText>
         </w:r>
         <w:r>
           <w:rPr>
@@ -23170,7 +23192,7 @@
             <w:noProof/>
             <w:webHidden/>
           </w:rPr>
-          <w:t>30</w:t>
+          <w:t>29</w:t>
         </w:r>
         <w:r>
           <w:rPr>
@@ -23194,7 +23216,7 @@
           <w:lang w:eastAsia="hu-HU"/>
         </w:rPr>
       </w:pPr>
-      <w:hyperlink r:id="rId30" w:anchor="_Toc225235535" w:history="1">
+      <w:hyperlink r:id="rId30" w:anchor="_Toc225320618" w:history="1">
         <w:r>
           <w:rPr>
             <w:rStyle w:val="Hiperhivatkozs"/>
@@ -23221,7 +23243,78 @@
             <w:noProof/>
             <w:webHidden/>
           </w:rPr>
-          <w:instrText xml:space="preserve"> PAGEREF _Toc225235535 \h </w:instrText>
+          <w:instrText xml:space="preserve"> PAGEREF _Toc225320618 \h </w:instrText>
+        </w:r>
+        <w:r>
+          <w:rPr>
+            <w:noProof/>
+            <w:webHidden/>
+          </w:rPr>
+        </w:r>
+        <w:r>
+          <w:rPr>
+            <w:noProof/>
+            <w:webHidden/>
+          </w:rPr>
+          <w:fldChar w:fldCharType="separate"/>
+        </w:r>
+        <w:r>
+          <w:rPr>
+            <w:noProof/>
+            <w:webHidden/>
+          </w:rPr>
+          <w:t>49</w:t>
+        </w:r>
+        <w:r>
+          <w:rPr>
+            <w:noProof/>
+            <w:webHidden/>
+          </w:rPr>
+          <w:fldChar w:fldCharType="end"/>
+        </w:r>
+      </w:hyperlink>
+    </w:p>
+    <w:p>
+      <w:pPr>
+        <w:pStyle w:val="brajegyzk"/>
+        <w:tabs>
+          <w:tab w:val="right" w:leader="dot" w:pos="8720"/>
+        </w:tabs>
+        <w:rPr>
+          <w:rFonts w:asciiTheme="minorHAnsi" w:eastAsiaTheme="minorEastAsia" w:hAnsiTheme="minorHAnsi" w:cstheme="minorBidi"/>
+          <w:noProof/>
+          <w:sz w:val="22"/>
+          <w:lang w:eastAsia="hu-HU"/>
+        </w:rPr>
+      </w:pPr>
+      <w:hyperlink r:id="rId31" w:anchor="_Toc225320619" w:history="1">
+        <w:r>
+          <w:rPr>
+            <w:rStyle w:val="Hiperhivatkozs"/>
+            <w:noProof/>
+          </w:rPr>
+          <w:t>8. ábra - postman teszt 2</w:t>
+        </w:r>
+        <w:r>
+          <w:rPr>
+            <w:noProof/>
+            <w:webHidden/>
+          </w:rPr>
+          <w:tab/>
+        </w:r>
+        <w:r>
+          <w:rPr>
+            <w:noProof/>
+            <w:webHidden/>
+          </w:rPr>
+          <w:fldChar w:fldCharType="begin"/>
+        </w:r>
+        <w:r>
+          <w:rPr>
+            <w:noProof/>
+            <w:webHidden/>
+          </w:rPr>
+          <w:instrText xml:space="preserve"> PAGEREF _Toc225320619 \h </w:instrText>
         </w:r>
         <w:r>
           <w:rPr>
@@ -23265,78 +23358,7 @@
           <w:lang w:eastAsia="hu-HU"/>
         </w:rPr>
       </w:pPr>
-      <w:hyperlink r:id="rId31" w:anchor="_Toc225235536" w:history="1">
-        <w:r>
-          <w:rPr>
-            <w:rStyle w:val="Hiperhivatkozs"/>
-            <w:noProof/>
-          </w:rPr>
-          <w:t>8. ábra - postman teszt 2</w:t>
-        </w:r>
-        <w:r>
-          <w:rPr>
-            <w:noProof/>
-            <w:webHidden/>
-          </w:rPr>
-          <w:tab/>
-        </w:r>
-        <w:r>
-          <w:rPr>
-            <w:noProof/>
-            <w:webHidden/>
-          </w:rPr>
-          <w:fldChar w:fldCharType="begin"/>
-        </w:r>
-        <w:r>
-          <w:rPr>
-            <w:noProof/>
-            <w:webHidden/>
-          </w:rPr>
-          <w:instrText xml:space="preserve"> PAGEREF _Toc225235536 \h </w:instrText>
-        </w:r>
-        <w:r>
-          <w:rPr>
-            <w:noProof/>
-            <w:webHidden/>
-          </w:rPr>
-        </w:r>
-        <w:r>
-          <w:rPr>
-            <w:noProof/>
-            <w:webHidden/>
-          </w:rPr>
-          <w:fldChar w:fldCharType="separate"/>
-        </w:r>
-        <w:r>
-          <w:rPr>
-            <w:noProof/>
-            <w:webHidden/>
-          </w:rPr>
-          <w:t>51</w:t>
-        </w:r>
-        <w:r>
-          <w:rPr>
-            <w:noProof/>
-            <w:webHidden/>
-          </w:rPr>
-          <w:fldChar w:fldCharType="end"/>
-        </w:r>
-      </w:hyperlink>
-    </w:p>
-    <w:p>
-      <w:pPr>
-        <w:pStyle w:val="brajegyzk"/>
-        <w:tabs>
-          <w:tab w:val="right" w:leader="dot" w:pos="8720"/>
-        </w:tabs>
-        <w:rPr>
-          <w:rFonts w:asciiTheme="minorHAnsi" w:eastAsiaTheme="minorEastAsia" w:hAnsiTheme="minorHAnsi" w:cstheme="minorBidi"/>
-          <w:noProof/>
-          <w:sz w:val="22"/>
-          <w:lang w:eastAsia="hu-HU"/>
-        </w:rPr>
-      </w:pPr>
-      <w:hyperlink r:id="rId32" w:anchor="_Toc225235537" w:history="1">
+      <w:hyperlink r:id="rId32" w:anchor="_Toc225320620" w:history="1">
         <w:r>
           <w:rPr>
             <w:rStyle w:val="Hiperhivatkozs"/>
@@ -23363,7 +23385,7 @@
             <w:noProof/>
             <w:webHidden/>
           </w:rPr>
-          <w:instrText xml:space="preserve"> PAGEREF _Toc225235537 \h </w:instrText>
+          <w:instrText xml:space="preserve"> PAGEREF _Toc225320620 \h </w:instrText>
         </w:r>
         <w:r>
           <w:rPr>
@@ -23383,7 +23405,7 @@
             <w:noProof/>
             <w:webHidden/>
           </w:rPr>
-          <w:t>51</w:t>
+          <w:t>50</w:t>
         </w:r>
         <w:r>
           <w:rPr>
@@ -23445,14 +23467,27 @@
     <w:pPr>
       <w:pStyle w:val="llb"/>
     </w:pPr>
-    <w:fldSimple w:instr="DATE   \* MERGEFORMAT">
-      <w:r>
-        <w:rPr>
-          <w:noProof/>
-        </w:rPr>
-        <w:t>2026. 03. 25.</w:t>
-      </w:r>
-    </w:fldSimple>
+    <w:r>
+      <w:fldChar w:fldCharType="begin"/>
+    </w:r>
+    <w:r>
+      <w:instrText>DATE   \* MERGEFORMAT</w:instrText>
+    </w:r>
+    <w:r>
+      <w:fldChar w:fldCharType="separate"/>
+    </w:r>
+    <w:r>
+      <w:rPr>
+        <w:noProof/>
+      </w:rPr>
+      <w:t>2026. 03. 25.</w:t>
+    </w:r>
+    <w:r>
+      <w:rPr>
+        <w:noProof/>
+      </w:rPr>
+      <w:fldChar w:fldCharType="end"/>
+    </w:r>
     <w:r>
       <w:tab/>
     </w:r>
@@ -30168,6 +30203,7 @@
     <w:lsdException w:name="HTML Sample" w:semiHidden="1" w:unhideWhenUsed="1"/>
     <w:lsdException w:name="HTML Typewriter" w:semiHidden="1" w:unhideWhenUsed="1"/>
     <w:lsdException w:name="HTML Variable" w:semiHidden="1" w:unhideWhenUsed="1"/>
+    <w:lsdException w:name="Normal Table" w:semiHidden="1" w:unhideWhenUsed="1"/>
     <w:lsdException w:name="annotation subject" w:semiHidden="1" w:unhideWhenUsed="1"/>
     <w:lsdException w:name="No List" w:semiHidden="1" w:unhideWhenUsed="1"/>
     <w:lsdException w:name="Outline List 1" w:semiHidden="1" w:unhideWhenUsed="1"/>
@@ -30210,8 +30246,11 @@
     <w:lsdException w:name="Table Contemporary" w:semiHidden="1" w:unhideWhenUsed="1"/>
     <w:lsdException w:name="Table Elegant" w:semiHidden="1" w:unhideWhenUsed="1"/>
     <w:lsdException w:name="Table Professional" w:semiHidden="1" w:unhideWhenUsed="1"/>
+    <w:lsdException w:name="Table Subtle 1" w:semiHidden="1" w:unhideWhenUsed="1"/>
     <w:lsdException w:name="Table Subtle 2" w:semiHidden="1" w:unhideWhenUsed="1"/>
     <w:lsdException w:name="Table Web 1" w:semiHidden="1" w:unhideWhenUsed="1"/>
+    <w:lsdException w:name="Table Web 2" w:semiHidden="1" w:unhideWhenUsed="1"/>
+    <w:lsdException w:name="Table Web 3" w:semiHidden="1" w:unhideWhenUsed="1"/>
     <w:lsdException w:name="Balloon Text" w:semiHidden="1" w:unhideWhenUsed="1"/>
     <w:lsdException w:name="Table Grid" w:uiPriority="59"/>
     <w:lsdException w:name="Table Theme" w:semiHidden="1" w:unhideWhenUsed="1"/>
@@ -31663,15 +31702,6 @@
 </file>
 
 <file path=customXml/item1.xml><?xml version="1.0" encoding="utf-8"?>
-<?mso-contentType ?>
-<FormTemplates xmlns="http://schemas.microsoft.com/sharepoint/v3/contenttype/forms">
-  <Display>DocumentLibraryForm</Display>
-  <Edit>DocumentLibraryForm</Edit>
-  <New>DocumentLibraryForm</New>
-</FormTemplates>
-</file>
-
-<file path=customXml/item2.xml><?xml version="1.0" encoding="utf-8"?>
 <ct:contentTypeSchema xmlns:ct="http://schemas.microsoft.com/office/2006/metadata/contentType" xmlns:ma="http://schemas.microsoft.com/office/2006/metadata/properties/metaAttributes" ct:_="" ma:_="" ma:contentTypeName="Dokumentum" ma:contentTypeID="0x010100A68ACE93D0DEBA4D8A5EE55AD7C8D291" ma:contentTypeVersion="3" ma:contentTypeDescription="Új dokumentum létrehozása." ma:contentTypeScope="" ma:versionID="306e3e948f7c6538380991c7913d797e">
   <xsd:schema xmlns:xsd="http://www.w3.org/2001/XMLSchema" xmlns:xs="http://www.w3.org/2001/XMLSchema" xmlns:p="http://schemas.microsoft.com/office/2006/metadata/properties" xmlns:ns2="a844e43c-7e76-4acb-9af9-f15a5b731b5e" targetNamespace="http://schemas.microsoft.com/office/2006/metadata/properties" ma:root="true" ma:fieldsID="a3373e347bfa58f57c9cdc15c562ff66" ns2:_="">
     <xsd:import namespace="a844e43c-7e76-4acb-9af9-f15a5b731b5e"/>
@@ -31809,7 +31839,22 @@
 </ct:contentTypeSchema>
 </file>
 
+<file path=customXml/item2.xml><?xml version="1.0" encoding="utf-8"?>
+<?mso-contentType ?>
+<FormTemplates xmlns="http://schemas.microsoft.com/sharepoint/v3/contenttype/forms">
+  <Display>DocumentLibraryForm</Display>
+  <Edit>DocumentLibraryForm</Edit>
+  <New>DocumentLibraryForm</New>
+</FormTemplates>
+</file>
+
 <file path=customXml/item3.xml><?xml version="1.0" encoding="utf-8"?>
+<p:properties xmlns:p="http://schemas.microsoft.com/office/2006/metadata/properties" xmlns:xsi="http://www.w3.org/2001/XMLSchema-instance" xmlns:pc="http://schemas.microsoft.com/office/infopath/2007/PartnerControls">
+  <documentManagement/>
+</p:properties>
+</file>
+
+<file path=customXml/item4.xml><?xml version="1.0" encoding="utf-8"?>
 <b:Sources xmlns:b="http://schemas.openxmlformats.org/officeDocument/2006/bibliography" xmlns="http://schemas.openxmlformats.org/officeDocument/2006/bibliography" SelectedStyle="\APA.XSL" StyleName="APA">
   <b:Source>
     <b:Tag>Ing26</b:Tag>
@@ -31874,21 +31919,7 @@
 </b:Sources>
 </file>
 
-<file path=customXml/item4.xml><?xml version="1.0" encoding="utf-8"?>
-<p:properties xmlns:p="http://schemas.microsoft.com/office/2006/metadata/properties" xmlns:xsi="http://www.w3.org/2001/XMLSchema-instance" xmlns:pc="http://schemas.microsoft.com/office/infopath/2007/PartnerControls">
-  <documentManagement/>
-</p:properties>
-</file>
-
 <file path=customXml/itemProps1.xml><?xml version="1.0" encoding="utf-8"?>
-<ds:datastoreItem xmlns:ds="http://schemas.openxmlformats.org/officeDocument/2006/customXml" ds:itemID="{49E9CE2F-4863-430F-A73B-CD3063AB172E}">
-  <ds:schemaRefs>
-    <ds:schemaRef ds:uri="http://schemas.microsoft.com/sharepoint/v3/contenttype/forms"/>
-  </ds:schemaRefs>
-</ds:datastoreItem>
-</file>
-
-<file path=customXml/itemProps2.xml><?xml version="1.0" encoding="utf-8"?>
 <ds:datastoreItem xmlns:ds="http://schemas.openxmlformats.org/officeDocument/2006/customXml" ds:itemID="{0E404F72-D640-4AE1-9959-EF8B47D93A94}">
   <ds:schemaRefs>
     <ds:schemaRef ds:uri="http://schemas.microsoft.com/office/2006/metadata/contentType"/>
@@ -31906,19 +31937,27 @@
 </ds:datastoreItem>
 </file>
 
-<file path=customXml/itemProps3.xml><?xml version="1.0" encoding="utf-8"?>
-<ds:datastoreItem xmlns:ds="http://schemas.openxmlformats.org/officeDocument/2006/customXml" ds:itemID="{8BD5E980-DA48-45D8-8E6E-2EFAD38B6402}">
+<file path=customXml/itemProps2.xml><?xml version="1.0" encoding="utf-8"?>
+<ds:datastoreItem xmlns:ds="http://schemas.openxmlformats.org/officeDocument/2006/customXml" ds:itemID="{49E9CE2F-4863-430F-A73B-CD3063AB172E}">
   <ds:schemaRefs>
-    <ds:schemaRef ds:uri="http://schemas.openxmlformats.org/officeDocument/2006/bibliography"/>
+    <ds:schemaRef ds:uri="http://schemas.microsoft.com/sharepoint/v3/contenttype/forms"/>
   </ds:schemaRefs>
 </ds:datastoreItem>
 </file>
 
-<file path=customXml/itemProps4.xml><?xml version="1.0" encoding="utf-8"?>
+<file path=customXml/itemProps3.xml><?xml version="1.0" encoding="utf-8"?>
 <ds:datastoreItem xmlns:ds="http://schemas.openxmlformats.org/officeDocument/2006/customXml" ds:itemID="{4683CF39-CBC1-469A-88EA-F31417A0D119}">
   <ds:schemaRefs>
     <ds:schemaRef ds:uri="http://schemas.microsoft.com/office/2006/metadata/properties"/>
     <ds:schemaRef ds:uri="http://schemas.microsoft.com/office/infopath/2007/PartnerControls"/>
   </ds:schemaRefs>
 </ds:datastoreItem>
+</file>
+
+<file path=customXml/itemProps4.xml><?xml version="1.0" encoding="utf-8"?>
+<ds:datastoreItem xmlns:ds="http://schemas.openxmlformats.org/officeDocument/2006/customXml" ds:itemID="{8BD5E980-DA48-45D8-8E6E-2EFAD38B6402}">
+  <ds:schemaRefs>
+    <ds:schemaRef ds:uri="http://schemas.openxmlformats.org/officeDocument/2006/bibliography"/>
+  </ds:schemaRefs>
+</ds:datastoreItem>
 </file>
--- a/dokumentacio/noire-photo-collection_dokumentacio.docx
+++ b/dokumentacio/noire-photo-collection_dokumentacio.docx
@@ -2747,21 +2747,7 @@
                 <w:rStyle w:val="Hiperhivatkozs"/>
                 <w:noProof/>
               </w:rPr>
-              <w:t>A program has</w:t>
-            </w:r>
-            <w:r>
-              <w:rPr>
-                <w:rStyle w:val="Hiperhivatkozs"/>
-                <w:noProof/>
-              </w:rPr>
-              <w:t>z</w:t>
-            </w:r>
-            <w:r>
-              <w:rPr>
-                <w:rStyle w:val="Hiperhivatkozs"/>
-                <w:noProof/>
-              </w:rPr>
-              <w:t>nálatának a részletes leírása</w:t>
+              <w:t>A program használatának a részletes leírása</w:t>
             </w:r>
             <w:r>
               <w:rPr>
@@ -3171,21 +3157,7 @@
                 <w:rStyle w:val="Hiperhivatkozs"/>
                 <w:noProof/>
               </w:rPr>
-              <w:t>Bejel</w:t>
-            </w:r>
-            <w:r>
-              <w:rPr>
-                <w:rStyle w:val="Hiperhivatkozs"/>
-                <w:noProof/>
-              </w:rPr>
-              <w:t>e</w:t>
-            </w:r>
-            <w:r>
-              <w:rPr>
-                <w:rStyle w:val="Hiperhivatkozs"/>
-                <w:noProof/>
-              </w:rPr>
-              <w:t>ntkezés után elérhető funkciók</w:t>
+              <w:t>Bejelentkezés után elérhető funkciók</w:t>
             </w:r>
             <w:r>
               <w:rPr>
@@ -3755,7 +3727,21 @@
                 <w:rStyle w:val="Hiperhivatkozs"/>
                 <w:noProof/>
               </w:rPr>
-              <w:t>Fejlesztői dokumentáció</w:t>
+              <w:t>Fejlesztői doku</w:t>
+            </w:r>
+            <w:r>
+              <w:rPr>
+                <w:rStyle w:val="Hiperhivatkozs"/>
+                <w:noProof/>
+              </w:rPr>
+              <w:t>m</w:t>
+            </w:r>
+            <w:r>
+              <w:rPr>
+                <w:rStyle w:val="Hiperhivatkozs"/>
+                <w:noProof/>
+              </w:rPr>
+              <w:t>entáció</w:t>
             </w:r>
             <w:r>
               <w:rPr>
@@ -6739,7 +6725,19 @@
     </w:p>
     <w:p>
       <w:r>
-        <w:t xml:space="preserve">A vizsgaremek célja, hogy a fotózás szerelmesei a saját munkáit feltöltve szakmai, építő kritikákat fogadhassanak és írhassanak és ezzel egy jó fotós közösséget kiépíteni. Ez egy fotó megosztó oldal, de a közösségi média oldalakkal szemben a mi oldalunk szakmai adatokkal dolgozik, ezzel szakmai közösséget kiépítve, ahol lehetőség nyílik a tanulásra és a fejlődésre (pl.: kamera típusa, objektív típusa, rekeszérték, esetleg telefon márka stb.). Ez az oldal nem csak profiknak vagy haladóknak szól. Szívesen várunk </w:t>
+        <w:t>A vizsgaremek célja, hogy a fotózás szerelmesei a saját munkái</w:t>
+      </w:r>
+      <w:r>
+        <w:t>kat</w:t>
+      </w:r>
+      <w:r>
+        <w:t xml:space="preserve"> feltöltve szakmai, építő kritikákat fogadhassanak és írhassanak és ezzel egy jó fotós közösséget </w:t>
+      </w:r>
+      <w:r>
+        <w:t>építsenek ki</w:t>
+      </w:r>
+      <w:r>
+        <w:t xml:space="preserve">. Ez egy fotó megosztó oldal, de a közösségi média oldalakkal szemben a mi oldalunk szakmai adatokkal dolgozik, ezzel szakmai közösséget kiépítve, ahol lehetőség nyílik a tanulásra és a fejlődésre (pl.: kamera típusa, objektív típusa, rekeszérték, esetleg telefon márka stb.). Ez az oldal nem csak profiknak vagy haladóknak szól. Szívesen várunk </w:t>
       </w:r>
       <w:r>
         <w:t>kezdőket,</w:t>
@@ -7655,13 +7653,7 @@
         <w:t xml:space="preserve"> Modern asztali számítógép, laptop vagy középkategóriás okostelefon</w:t>
       </w:r>
     </w:p>
-    <w:p>
-      <w:r>
-        <w:pict w14:anchorId="225BF416">
-          <v:rect id="_x0000_i1025" style="width:0;height:1.5pt" o:hralign="center" o:hrstd="t" o:hr="t" fillcolor="#a0a0a0" stroked="f"/>
-        </w:pict>
-      </w:r>
-    </w:p>
+    <w:p/>
     <w:p>
       <w:pPr>
         <w:pStyle w:val="Cmsor3"/>
@@ -7897,13 +7889,7 @@
         <w:t xml:space="preserve"> Külön biztonsági mentési tárhely vagy felhőalapú mentési megoldás ajánlott</w:t>
       </w:r>
     </w:p>
-    <w:p>
-      <w:r>
-        <w:pict w14:anchorId="3CAFB30E">
-          <v:rect id="_x0000_i1026" style="width:0;height:1.5pt" o:hralign="center" o:hrstd="t" o:hr="t" fillcolor="#a0a0a0" stroked="f"/>
-        </w:pict>
-      </w:r>
-    </w:p>
+    <w:p/>
     <w:p>
       <w:pPr>
         <w:pStyle w:val="Cmsor3"/>
@@ -7997,14 +7983,7 @@
         <w:t xml:space="preserve"> adatbázisból áll. Az alábbi szoftveres környezet szükséges a rendszer használatához és futtatásához.</w:t>
       </w:r>
     </w:p>
-    <w:p>
-      <w:r>
-        <w:lastRenderedPageBreak/>
-        <w:pict w14:anchorId="567ED475">
-          <v:rect id="_x0000_i1027" style="width:0;height:1.5pt" o:hralign="center" o:hrstd="t" o:hr="t" fillcolor="#a0a0a0" stroked="f"/>
-        </w:pict>
-      </w:r>
-    </w:p>
+    <w:p/>
     <w:p>
       <w:pPr>
         <w:pStyle w:val="Cmsor4"/>
@@ -8231,13 +8210,7 @@
         <w:t>Stabil internetkapcsolat a képek megjelenítéséhez és feltöltéséhez</w:t>
       </w:r>
     </w:p>
-    <w:p>
-      <w:r>
-        <w:pict w14:anchorId="5AA96A9D">
-          <v:rect id="_x0000_i1028" style="width:0;height:1.5pt" o:hralign="center" o:hrstd="t" o:hr="t" fillcolor="#a0a0a0" stroked="f"/>
-        </w:pict>
-      </w:r>
-    </w:p>
+    <w:p/>
     <w:p>
       <w:pPr>
         <w:pStyle w:val="Cmsor3"/>
@@ -8586,13 +8559,7 @@
         <w:t xml:space="preserve"> a frontend és backend közötti biztonságos kommunikációhoz</w:t>
       </w:r>
     </w:p>
-    <w:p>
-      <w:r>
-        <w:pict w14:anchorId="306BE845">
-          <v:rect id="_x0000_i1029" style="width:0;height:1.5pt" o:hralign="center" o:hrstd="t" o:hr="t" fillcolor="#a0a0a0" stroked="f"/>
-        </w:pict>
-      </w:r>
-    </w:p>
+    <w:p/>
     <w:p>
       <w:pPr>
         <w:pStyle w:val="Cmsor2"/>
@@ -8963,13 +8930,7 @@
         <w:t xml:space="preserve"> a felhasználót a teljes folyamaton.</w:t>
       </w:r>
     </w:p>
-    <w:p>
-      <w:r>
-        <w:pict w14:anchorId="2DEFD346">
-          <v:rect id="_x0000_i1030" style="width:0;height:1.5pt" o:hralign="center" o:hrstd="t" o:hr="t" fillcolor="#a0a0a0" stroked="f"/>
-        </w:pict>
-      </w:r>
-    </w:p>
+    <w:p/>
     <w:p>
       <w:pPr>
         <w:pStyle w:val="Cmsor3"/>
@@ -9211,13 +9172,7 @@
         <w:t>A kicsomagolt mappa tartalmazni fogja a teljes projektet.</w:t>
       </w:r>
     </w:p>
-    <w:p>
-      <w:r>
-        <w:pict w14:anchorId="648901CA">
-          <v:rect id="_x0000_i1031" style="width:0;height:1.5pt" o:hralign="center" o:hrstd="t" o:hr="t" fillcolor="#a0a0a0" stroked="f"/>
-        </w:pict>
-      </w:r>
-    </w:p>
+    <w:p/>
     <w:p>
       <w:pPr>
         <w:pStyle w:val="Cmsor4"/>
@@ -9284,13 +9239,7 @@
       </w:r>
       <w:proofErr w:type="spellEnd"/>
     </w:p>
-    <w:p>
-      <w:r>
-        <w:pict w14:anchorId="771688A8">
-          <v:rect id="_x0000_i1032" style="width:0;height:1.5pt" o:hralign="center" o:hrstd="t" o:hr="t" fillcolor="#a0a0a0" stroked="f"/>
-        </w:pict>
-      </w:r>
-    </w:p>
+    <w:p/>
     <w:p>
       <w:pPr>
         <w:pStyle w:val="Cmsor4"/>
@@ -9562,14 +9511,7 @@
         <w:t>Ha minden sikeresen elindult, a modulok zöld színnel jelennek meg.</w:t>
       </w:r>
     </w:p>
-    <w:p>
-      <w:r>
-        <w:lastRenderedPageBreak/>
-        <w:pict w14:anchorId="368592E9">
-          <v:rect id="_x0000_i1033" style="width:0;height:1.5pt" o:hralign="center" o:hrstd="t" o:hr="t" fillcolor="#a0a0a0" stroked="f"/>
-        </w:pict>
-      </w:r>
-    </w:p>
+    <w:p/>
     <w:p>
       <w:pPr>
         <w:pStyle w:val="Cmsor3"/>
@@ -9809,13 +9751,7 @@
         <w:t>Sikeres importálás után az adatbázis táblái megjelennek a bal oldali listában.</w:t>
       </w:r>
     </w:p>
-    <w:p>
-      <w:r>
-        <w:pict w14:anchorId="3D61D47A">
-          <v:rect id="_x0000_i1034" style="width:0;height:1.5pt" o:hralign="center" o:hrstd="t" o:hr="t" fillcolor="#a0a0a0" stroked="f"/>
-        </w:pict>
-      </w:r>
-    </w:p>
+    <w:p/>
     <w:p>
       <w:pPr>
         <w:pStyle w:val="Cmsor3"/>
@@ -9997,13 +9933,7 @@
         <w:t>Nyissa meg.</w:t>
       </w:r>
     </w:p>
-    <w:p>
-      <w:r>
-        <w:pict w14:anchorId="6D21325F">
-          <v:rect id="_x0000_i1035" style="width:0;height:1.5pt" o:hralign="center" o:hrstd="t" o:hr="t" fillcolor="#a0a0a0" stroked="f"/>
-        </w:pict>
-      </w:r>
-    </w:p>
+    <w:p/>
     <w:p>
       <w:pPr>
         <w:pStyle w:val="Cmsor3"/>
@@ -10076,13 +10006,7 @@
         <w:t>.</w:t>
       </w:r>
     </w:p>
-    <w:p>
-      <w:r>
-        <w:pict w14:anchorId="2D964F7D">
-          <v:rect id="_x0000_i1036" style="width:0;height:1.5pt" o:hralign="center" o:hrstd="t" o:hr="t" fillcolor="#a0a0a0" stroked="f"/>
-        </w:pict>
-      </w:r>
-    </w:p>
+    <w:p/>
     <w:p>
       <w:pPr>
         <w:pStyle w:val="Cmsor3"/>
@@ -10127,6 +10051,41 @@
         <w:pStyle w:val="Cmsor4"/>
       </w:pPr>
       <w:r>
+        <w:t>Bővítmények letöltése</w:t>
+      </w:r>
+    </w:p>
+    <w:p>
+      <w:r>
+        <w:t>Írja be:</w:t>
+      </w:r>
+    </w:p>
+    <w:p>
+      <w:pPr>
+        <w:rPr>
+          <w:rFonts w:ascii="Courier New" w:hAnsi="Courier New" w:cs="Courier New"/>
+        </w:rPr>
+      </w:pPr>
+      <w:proofErr w:type="spellStart"/>
+      <w:r>
+        <w:rPr>
+          <w:rFonts w:ascii="Courier New" w:hAnsi="Courier New" w:cs="Courier New"/>
+        </w:rPr>
+        <w:t>npm</w:t>
+      </w:r>
+      <w:proofErr w:type="spellEnd"/>
+      <w:r>
+        <w:rPr>
+          <w:rFonts w:ascii="Courier New" w:hAnsi="Courier New" w:cs="Courier New"/>
+        </w:rPr>
+        <w:t xml:space="preserve"> i</w:t>
+      </w:r>
+    </w:p>
+    <w:p>
+      <w:pPr>
+        <w:pStyle w:val="Cmsor4"/>
+      </w:pPr>
+      <w:r>
+        <w:lastRenderedPageBreak/>
         <w:t>Frontend indítása</w:t>
       </w:r>
     </w:p>
@@ -10168,184 +10127,172 @@
     </w:p>
     <w:p>
       <w:r>
+        <w:t xml:space="preserve">A terminálban meg fog jelenni egy </w:t>
+      </w:r>
+      <w:r>
+        <w:rPr>
+          <w:rStyle w:val="Kiemels2"/>
+        </w:rPr>
+        <w:t>helyi link</w:t>
+      </w:r>
+      <w:r>
+        <w:t>.</w:t>
+      </w:r>
+    </w:p>
+    <w:p/>
+    <w:p>
+      <w:pPr>
+        <w:pStyle w:val="Cmsor3"/>
+      </w:pPr>
+      <w:bookmarkStart w:id="34" w:name="_Toc225320313"/>
+      <w:r>
+        <w:t>Backend szerver indítása</w:t>
+      </w:r>
+      <w:bookmarkEnd w:id="34"/>
+    </w:p>
+    <w:p>
+      <w:r>
+        <w:t>A második terminálban a backend szervert kell elindítani.</w:t>
+      </w:r>
+    </w:p>
+    <w:p>
+      <w:pPr>
+        <w:pStyle w:val="Cmsor4"/>
+      </w:pPr>
+      <w:r>
+        <w:t>Navigálás a backend mappába</w:t>
+      </w:r>
+    </w:p>
+    <w:p>
+      <w:r>
+        <w:t>Írja be:</w:t>
+      </w:r>
+    </w:p>
+    <w:p>
+      <w:pPr>
+        <w:pStyle w:val="HTML-kntformzott"/>
+      </w:pPr>
+      <w:r>
+        <w:t>cd backend</w:t>
+      </w:r>
+    </w:p>
+    <w:p>
+      <w:pPr>
+        <w:pStyle w:val="Cmsor4"/>
+      </w:pPr>
+      <w:r>
+        <w:t>Backend indítása</w:t>
+      </w:r>
+    </w:p>
+    <w:p>
+      <w:r>
+        <w:t>Futtassa:</w:t>
+      </w:r>
+    </w:p>
+    <w:p>
+      <w:pPr>
+        <w:pStyle w:val="HTML-kntformzott"/>
+      </w:pPr>
+      <w:proofErr w:type="spellStart"/>
+      <w:r>
+        <w:t>npm</w:t>
+      </w:r>
+      <w:proofErr w:type="spellEnd"/>
+      <w:r>
+        <w:t xml:space="preserve"> </w:t>
+      </w:r>
+      <w:proofErr w:type="spellStart"/>
+      <w:r>
+        <w:t>run</w:t>
+      </w:r>
+      <w:proofErr w:type="spellEnd"/>
+      <w:r>
+        <w:t xml:space="preserve"> start</w:t>
+      </w:r>
+    </w:p>
+    <w:p>
+      <w:r>
+        <w:t>Ez elindítja a backend szervert.</w:t>
+      </w:r>
+    </w:p>
+    <w:p/>
+    <w:p>
+      <w:pPr>
+        <w:pStyle w:val="Cmsor3"/>
+      </w:pPr>
+      <w:bookmarkStart w:id="35" w:name="_Toc225320314"/>
+      <w:r>
+        <w:t>A weboldal megnyitása</w:t>
+      </w:r>
+      <w:bookmarkEnd w:id="35"/>
+    </w:p>
+    <w:p>
+      <w:r>
+        <w:t>Miután mindkét szerver fut:</w:t>
+      </w:r>
+    </w:p>
+    <w:p>
+      <w:pPr>
+        <w:pStyle w:val="Felsorols1"/>
+      </w:pPr>
+      <w:r>
+        <w:t>Nézze meg a frontend terminál kimenetét.</w:t>
+      </w:r>
+    </w:p>
+    <w:p>
+      <w:pPr>
+        <w:pStyle w:val="Felsorols1"/>
+      </w:pPr>
+      <w:r>
+        <w:t xml:space="preserve">Ott meg fog jelenni egy </w:t>
+      </w:r>
+      <w:r>
+        <w:rPr>
+          <w:rStyle w:val="Kiemels2"/>
+        </w:rPr>
+        <w:t>lokális URL</w:t>
+      </w:r>
+      <w:r>
+        <w:t>, például:</w:t>
+      </w:r>
+    </w:p>
+    <w:p>
+      <w:pPr>
+        <w:pStyle w:val="HTML-kntformzott"/>
+      </w:pPr>
+      <w:r>
+        <w:t>http://localhost:5173</w:t>
+      </w:r>
+    </w:p>
+    <w:p>
+      <w:pPr>
+        <w:pStyle w:val="Felsorols1"/>
+      </w:pPr>
+      <w:r>
+        <w:t>Kattintson erre a linkre.</w:t>
+      </w:r>
+    </w:p>
+    <w:p>
+      <w:r>
+        <w:t>A böngészőben megnyílik a weboldal.</w:t>
+      </w:r>
+    </w:p>
+    <w:p/>
+    <w:p>
+      <w:pPr>
+        <w:pStyle w:val="Cmsor2"/>
+      </w:pPr>
+      <w:bookmarkStart w:id="36" w:name="_Toc225320315"/>
+      <w:r>
         <w:lastRenderedPageBreak/>
-        <w:t xml:space="preserve">A terminálban meg fog jelenni egy </w:t>
-      </w:r>
-      <w:r>
-        <w:rPr>
-          <w:rStyle w:val="Kiemels2"/>
-        </w:rPr>
-        <w:t>helyi link</w:t>
-      </w:r>
-      <w:r>
-        <w:t>.</w:t>
-      </w:r>
-    </w:p>
-    <w:p>
-      <w:r>
-        <w:pict w14:anchorId="7A743451">
-          <v:rect id="_x0000_i1037" style="width:0;height:1.5pt" o:hralign="center" o:hrstd="t" o:hr="t" fillcolor="#a0a0a0" stroked="f"/>
-        </w:pict>
-      </w:r>
+        <w:t>A program használatának a részletes leírása</w:t>
+      </w:r>
+      <w:bookmarkEnd w:id="36"/>
     </w:p>
     <w:p>
       <w:pPr>
         <w:pStyle w:val="Cmsor3"/>
       </w:pPr>
-      <w:bookmarkStart w:id="34" w:name="_Toc225320313"/>
-      <w:r>
-        <w:t>Backend szerver indítása</w:t>
-      </w:r>
-      <w:bookmarkEnd w:id="34"/>
-    </w:p>
-    <w:p>
-      <w:r>
-        <w:t>A második terminálban a backend szervert kell elindítani.</w:t>
-      </w:r>
-    </w:p>
-    <w:p>
-      <w:pPr>
-        <w:pStyle w:val="Cmsor4"/>
-      </w:pPr>
-      <w:r>
-        <w:t>Navigálás a backend mappába</w:t>
-      </w:r>
-    </w:p>
-    <w:p>
-      <w:r>
-        <w:t>Írja be:</w:t>
-      </w:r>
-    </w:p>
-    <w:p>
-      <w:pPr>
-        <w:pStyle w:val="HTML-kntformzott"/>
-      </w:pPr>
-      <w:r>
-        <w:t>cd backend</w:t>
-      </w:r>
-    </w:p>
-    <w:p>
-      <w:pPr>
-        <w:pStyle w:val="Cmsor4"/>
-      </w:pPr>
-      <w:r>
-        <w:t>Backend indítása</w:t>
-      </w:r>
-    </w:p>
-    <w:p>
-      <w:r>
-        <w:t>Futtassa:</w:t>
-      </w:r>
-    </w:p>
-    <w:p>
-      <w:pPr>
-        <w:pStyle w:val="HTML-kntformzott"/>
-      </w:pPr>
-      <w:proofErr w:type="spellStart"/>
-      <w:r>
-        <w:t>npm</w:t>
-      </w:r>
-      <w:proofErr w:type="spellEnd"/>
-      <w:r>
-        <w:t xml:space="preserve"> </w:t>
-      </w:r>
-      <w:proofErr w:type="spellStart"/>
-      <w:r>
-        <w:t>run</w:t>
-      </w:r>
-      <w:proofErr w:type="spellEnd"/>
-      <w:r>
-        <w:t xml:space="preserve"> start</w:t>
-      </w:r>
-    </w:p>
-    <w:p>
-      <w:r>
-        <w:t>Ez elindítja a backend szervert.</w:t>
-      </w:r>
-    </w:p>
-    <w:p>
-      <w:r>
-        <w:pict w14:anchorId="5707F352">
-          <v:rect id="_x0000_i1038" style="width:0;height:1.5pt" o:hralign="center" o:hrstd="t" o:hr="t" fillcolor="#a0a0a0" stroked="f"/>
-        </w:pict>
-      </w:r>
-    </w:p>
-    <w:p>
-      <w:pPr>
-        <w:pStyle w:val="Cmsor3"/>
-      </w:pPr>
-      <w:bookmarkStart w:id="35" w:name="_Toc225320314"/>
-      <w:r>
-        <w:t>A weboldal megnyitása</w:t>
-      </w:r>
-      <w:bookmarkEnd w:id="35"/>
-    </w:p>
-    <w:p>
-      <w:r>
-        <w:t>Miután mindkét szerver fut:</w:t>
-      </w:r>
-    </w:p>
-    <w:p>
-      <w:pPr>
-        <w:pStyle w:val="Felsorols1"/>
-      </w:pPr>
-      <w:r>
-        <w:t>Nézze meg a frontend terminál kimenetét.</w:t>
-      </w:r>
-    </w:p>
-    <w:p>
-      <w:pPr>
-        <w:pStyle w:val="Felsorols1"/>
-      </w:pPr>
-      <w:r>
-        <w:t xml:space="preserve">Ott meg fog jelenni egy </w:t>
-      </w:r>
-      <w:r>
-        <w:rPr>
-          <w:rStyle w:val="Kiemels2"/>
-        </w:rPr>
-        <w:t>lokális URL</w:t>
-      </w:r>
-      <w:r>
-        <w:t>, például:</w:t>
-      </w:r>
-    </w:p>
-    <w:p>
-      <w:pPr>
-        <w:pStyle w:val="HTML-kntformzott"/>
-      </w:pPr>
-      <w:r>
-        <w:t>http://localhost:5173</w:t>
-      </w:r>
-    </w:p>
-    <w:p>
-      <w:pPr>
-        <w:pStyle w:val="Felsorols1"/>
-      </w:pPr>
-      <w:r>
-        <w:t>Kattintson erre a linkre.</w:t>
-      </w:r>
-    </w:p>
-    <w:p>
-      <w:r>
-        <w:t>A böngészőben megnyílik a weboldal.</w:t>
-      </w:r>
-    </w:p>
-    <w:p/>
-    <w:p>
-      <w:pPr>
-        <w:pStyle w:val="Cmsor2"/>
-      </w:pPr>
-      <w:bookmarkStart w:id="36" w:name="_Toc225320315"/>
-      <w:r>
-        <w:t>A program használatának a részletes leírása</w:t>
-      </w:r>
-      <w:bookmarkEnd w:id="36"/>
-    </w:p>
-    <w:p>
-      <w:pPr>
-        <w:pStyle w:val="Cmsor3"/>
-      </w:pPr>
       <w:bookmarkStart w:id="37" w:name="_Toc225320316"/>
       <w:r>
         <w:t>A program indítása és főoldala</w:t>
@@ -10359,7 +10306,6 @@
     </w:p>
     <w:p>
       <w:r>
-        <w:lastRenderedPageBreak/>
         <w:t>A főoldalról a felhasználó elérheti:</w:t>
       </w:r>
     </w:p>
@@ -10667,6 +10613,7 @@
     </w:p>
     <w:p>
       <w:r>
+        <w:lastRenderedPageBreak/>
         <w:t>Regisztráció nélkül a felhasználó:</w:t>
       </w:r>
     </w:p>
@@ -10721,7 +10668,6 @@
         <w:ind w:left="360"/>
       </w:pPr>
       <w:r>
-        <w:lastRenderedPageBreak/>
         <w:t xml:space="preserve">Ezek a funkciók elsősorban a tartalom megtekintését teszik lehetővé, de tartalom feltöltésére </w:t>
       </w:r>
       <w:r>
@@ -10898,6 +10844,7 @@
         <w:pStyle w:val="Felsorols1"/>
       </w:pPr>
       <w:r>
+        <w:lastRenderedPageBreak/>
         <w:t xml:space="preserve">szabványos e-mail formátum (például: </w:t>
       </w:r>
       <w:hyperlink r:id="rId14" w:history="1">
@@ -10943,7 +10890,6 @@
         <w:pStyle w:val="Felsorols1"/>
       </w:pPr>
       <w:r>
-        <w:lastRenderedPageBreak/>
         <w:t>számok használata megengedett</w:t>
       </w:r>
     </w:p>
@@ -11213,6 +11159,7 @@
       </w:pPr>
       <w:bookmarkStart w:id="44" w:name="_Toc225320319"/>
       <w:r>
+        <w:lastRenderedPageBreak/>
         <w:t>Bejelentkezés</w:t>
       </w:r>
       <w:bookmarkEnd w:id="44"/>
@@ -11254,7 +11201,6 @@
     </w:p>
     <w:p>
       <w:r>
-        <w:lastRenderedPageBreak/>
         <w:t xml:space="preserve">A mezők kitöltése után a </w:t>
       </w:r>
       <w:r>
@@ -11534,6 +11480,7 @@
         <w:pStyle w:val="Felsorols1"/>
       </w:pPr>
       <w:r>
+        <w:lastRenderedPageBreak/>
         <w:t>saját tartalmak kezelése</w:t>
       </w:r>
     </w:p>
@@ -11563,13 +11510,7 @@
     </w:p>
     <w:p>
       <w:r>
-        <w:t>A profil oldal a felhasználói fiók adatainak kezelésére és a saját tartalmak megtekintésére szolgál.</w:t>
-      </w:r>
-      <w:r>
-        <w:t xml:space="preserve"> </w:t>
-      </w:r>
-      <w:r>
-        <w:t>Az oldal kizárólag bejelentkezett felhasználók számára érhető el.</w:t>
+        <w:t>A profil oldal a felhasználói fiók adatainak kezelésére és a saját tartalmak megtekintésére szolgál. Az oldal kizárólag bejelentkezett felhasználók számára érhető el.</w:t>
       </w:r>
     </w:p>
     <w:p>
@@ -11577,7 +11518,6 @@
         <w:pStyle w:val="Cmsor4"/>
       </w:pPr>
       <w:r>
-        <w:lastRenderedPageBreak/>
         <w:t>Profil adatok módosítása</w:t>
       </w:r>
     </w:p>
@@ -11745,6 +11685,7 @@
     </w:p>
     <w:p>
       <w:r>
+        <w:lastRenderedPageBreak/>
         <w:t>Lehetséges műveletek:</w:t>
       </w:r>
     </w:p>
@@ -11903,6 +11844,7 @@
         <w:pStyle w:val="Felsorols1"/>
       </w:pPr>
       <w:r>
+        <w:lastRenderedPageBreak/>
         <w:t xml:space="preserve">profilkép előnézet </w:t>
       </w:r>
     </w:p>
@@ -12092,6 +12034,7 @@
     </w:p>
     <w:p>
       <w:r>
+        <w:lastRenderedPageBreak/>
         <w:t>Követelmények:</w:t>
       </w:r>
     </w:p>
@@ -12131,7 +12074,6 @@
         <w:pStyle w:val="Cmsor4"/>
       </w:pPr>
       <w:r>
-        <w:lastRenderedPageBreak/>
         <w:t>Tagek</w:t>
       </w:r>
     </w:p>
@@ -12390,6 +12332,7 @@
     </w:p>
     <w:p>
       <w:r>
+        <w:lastRenderedPageBreak/>
         <w:t>Az oldalon a felhasználó:</w:t>
       </w:r>
     </w:p>
@@ -12433,7 +12376,6 @@
     </w:p>
     <w:p>
       <w:r>
-        <w:lastRenderedPageBreak/>
         <w:t>A képre kattintva megnyílik a részletes nézet</w:t>
       </w:r>
       <w:r>
@@ -12586,6 +12528,7 @@
       </w:pPr>
       <w:bookmarkStart w:id="53" w:name="_Toc225320324"/>
       <w:r>
+        <w:lastRenderedPageBreak/>
         <w:t>Adminisztrátor felület</w:t>
       </w:r>
       <w:bookmarkEnd w:id="53"/>
@@ -12635,7 +12578,6 @@
         <w:pStyle w:val="Felsorols1"/>
       </w:pPr>
       <w:r>
-        <w:lastRenderedPageBreak/>
         <w:t xml:space="preserve">képek </w:t>
       </w:r>
       <w:r>
@@ -12908,6 +12850,7 @@
       </w:pPr>
       <w:bookmarkStart w:id="56" w:name="_Toc225320325"/>
       <w:r>
+        <w:lastRenderedPageBreak/>
         <w:t>K</w:t>
       </w:r>
       <w:r>
@@ -12962,60 +12905,57 @@
     </w:p>
     <w:p>
       <w:r>
-        <w:t xml:space="preserve">Az oldalunkon a felhasználók szavazhatnak arról, hogy egyes kommentek vagy képek elnyerték-e tetszésüket. Minden kép és komment mellett megjelenik egy felfele és egy </w:t>
-      </w:r>
+        <w:t>Az oldalunkon a felhasználók szavazhatnak arról, hogy egyes kommentek vagy képek elnyerték-e tetszésüket. Minden kép és komment mellett megjelenik egy felfele és egy lefele mutató nyíl (</w:t>
+      </w:r>
+      <w:proofErr w:type="spellStart"/>
+      <w:r>
+        <w:t>up</w:t>
+      </w:r>
+      <w:proofErr w:type="spellEnd"/>
+      <w:r>
+        <w:t xml:space="preserve"> &amp; </w:t>
+      </w:r>
+      <w:proofErr w:type="spellStart"/>
+      <w:r>
+        <w:t>downvote</w:t>
+      </w:r>
+      <w:proofErr w:type="spellEnd"/>
+      <w:r>
+        <w:t>), amik gombokként funkcionálnak és lehetővé teszik a szavazást. A felfele mutató nyíl jelzi azt, hogy a tartalom tetszik, a lefele mutató nyíl pedig a nemtetszést fejezi ki. Mellettük található egy százalékos mutató, ami kimutatja, hogy a szavazók hány százaléka értékelte az adott tartalmat pozitívan, ezzel a felhasználóknak egy általános képet adva az adott tartalom nyilvános megítéléséről.</w:t>
+      </w:r>
+    </w:p>
+    <w:p>
+      <w:pPr>
+        <w:pStyle w:val="Cmsor4"/>
+      </w:pPr>
+      <w:r>
+        <w:t>letöltés</w:t>
+      </w:r>
+    </w:p>
+    <w:p>
+      <w:r>
+        <w:t>A képek részletes nézetét megnyitva megjelenik. egy „Letöltés” gomb, amire rákattintva az adott képet le lehet tölteni a használt eszközre.</w:t>
+      </w:r>
+    </w:p>
+    <w:p>
+      <w:pPr>
+        <w:pStyle w:val="Cmsor4"/>
+      </w:pPr>
+      <w:r>
+        <w:t>követés</w:t>
+      </w:r>
+    </w:p>
+    <w:p>
+      <w:r>
+        <w:t>A képek részletes nézeténél és a más profilok megtekintésénél található egy „Követés” gomb. Ha rákattintunk, akkor bekövethetjük az adott felhasználót, ekkor a gomb átvált „Követem” feliratra. Ha még egyszer rákattintunk, akkor visszaáll a gomb eredeti formájára. A követett felhasználók képeit a főoldalon a „Követések” oldalon követhetjük nyomon, itt gyűlnek össze a követett felhasználók legutóbb feltöltött képei.</w:t>
+      </w:r>
+    </w:p>
+    <w:p>
+      <w:pPr>
+        <w:pStyle w:val="Cmsor4"/>
+      </w:pPr>
       <w:r>
         <w:lastRenderedPageBreak/>
-        <w:t>lefele mutató nyíl (</w:t>
-      </w:r>
-      <w:proofErr w:type="spellStart"/>
-      <w:r>
-        <w:t>up</w:t>
-      </w:r>
-      <w:proofErr w:type="spellEnd"/>
-      <w:r>
-        <w:t xml:space="preserve"> &amp; </w:t>
-      </w:r>
-      <w:proofErr w:type="spellStart"/>
-      <w:r>
-        <w:t>downvote</w:t>
-      </w:r>
-      <w:proofErr w:type="spellEnd"/>
-      <w:r>
-        <w:t>), amik gombokként funkcionálnak és lehetővé teszik a szavazást. A felfele mutató nyíl jelzi azt, hogy a tartalom tetszik, a lefele mutató nyíl pedig a nemtetszést fejezi ki. Mellettük található egy százalékos mutató, ami kimutatja, hogy a szavazók hány százaléka értékelte az adott tartalmat pozitívan, ezzel a felhasználóknak egy általános képet adva az adott tartalom nyilvános megítéléséről.</w:t>
-      </w:r>
-    </w:p>
-    <w:p>
-      <w:pPr>
-        <w:pStyle w:val="Cmsor4"/>
-      </w:pPr>
-      <w:r>
-        <w:t>letöltés</w:t>
-      </w:r>
-    </w:p>
-    <w:p>
-      <w:r>
-        <w:t>A képek részletes nézetét megnyitva megjelenik. egy „Letöltés” gomb, amire rákattintva az adott képet le lehet tölteni a használt eszközre.</w:t>
-      </w:r>
-    </w:p>
-    <w:p>
-      <w:pPr>
-        <w:pStyle w:val="Cmsor4"/>
-      </w:pPr>
-      <w:r>
-        <w:t>követés</w:t>
-      </w:r>
-    </w:p>
-    <w:p>
-      <w:r>
-        <w:t>A képek részletes nézeténél és a más profilok megtekintésénél található egy „Követés” gomb. Ha rákattintunk, akkor bekövethetjük az adott felhasználót, ekkor a gomb átvált „Követem” feliratra. Ha még egyszer rákattintunk, akkor visszaáll a gomb eredeti formájára. A követett felhasználók képeit a főoldalon a „Követések” oldalon követhetjük nyomon, itt gyűlnek össze a követett felhasználók legutóbb feltöltött képei.</w:t>
-      </w:r>
-    </w:p>
-    <w:p>
-      <w:pPr>
-        <w:pStyle w:val="Cmsor4"/>
-      </w:pPr>
-      <w:r>
         <w:t>megosztás</w:t>
       </w:r>
     </w:p>
@@ -15510,11 +15450,6 @@
         <w:spacing w:after="0"/>
         <w:ind w:firstLine="0"/>
       </w:pPr>
-      <w:r>
-        <w:pict w14:anchorId="5D890DC8">
-          <v:rect id="_x0000_i1039" style="width:0;height:1.5pt" o:hralign="center" o:hrstd="t" o:hr="t" fillcolor="#a0a0a0" stroked="f"/>
-        </w:pict>
-      </w:r>
     </w:p>
     <w:p>
       <w:pPr>
@@ -16141,11 +16076,6 @@
         <w:spacing w:after="0"/>
         <w:ind w:firstLine="0"/>
       </w:pPr>
-      <w:r>
-        <w:pict w14:anchorId="6DE2AA5D">
-          <v:rect id="_x0000_i1040" style="width:0;height:1.5pt" o:hralign="center" o:hrstd="t" o:hr="t" fillcolor="#a0a0a0" stroked="f"/>
-        </w:pict>
-      </w:r>
     </w:p>
     <w:p>
       <w:pPr>
@@ -17103,11 +17033,6 @@
         <w:spacing w:after="0"/>
         <w:ind w:firstLine="0"/>
       </w:pPr>
-      <w:r>
-        <w:pict w14:anchorId="2BAEA387">
-          <v:rect id="_x0000_i1041" style="width:0;height:1.5pt" o:hralign="center" o:hrstd="t" o:hr="t" fillcolor="#a0a0a0" stroked="f"/>
-        </w:pict>
-      </w:r>
     </w:p>
     <w:p>
       <w:pPr>
@@ -18519,14 +18444,7 @@
         <w:t xml:space="preserve"> tesztelési megközelítést</w:t>
       </w:r>
     </w:p>
-    <w:p>
-      <w:r>
-        <w:lastRenderedPageBreak/>
-        <w:pict w14:anchorId="77212366">
-          <v:rect id="_x0000_i1042" style="width:0;height:1.5pt" o:hralign="center" o:hrstd="t" o:hr="t" fillcolor="#a0a0a0" stroked="f"/>
-        </w:pict>
-      </w:r>
-    </w:p>
+    <w:p/>
     <w:p>
       <w:pPr>
         <w:pStyle w:val="Cmsor4"/>
@@ -18856,13 +18774,7 @@
         <w:t>, jelszó megjelenítések) követése.</w:t>
       </w:r>
     </w:p>
-    <w:p>
-      <w:r>
-        <w:pict w14:anchorId="4D57EBCD">
-          <v:rect id="_x0000_i1043" style="width:0;height:1.5pt" o:hralign="center" o:hrstd="t" o:hr="t" fillcolor="#a0a0a0" stroked="f"/>
-        </w:pict>
-      </w:r>
-    </w:p>
+    <w:p/>
     <w:p>
       <w:pPr>
         <w:pStyle w:val="Cmsor3"/>
@@ -18926,13 +18838,7 @@
         <w:t>Adatbázis: a backend mögött (ha van) kezeli az “email már létezik” típusú hibákat</w:t>
       </w:r>
     </w:p>
-    <w:p>
-      <w:r>
-        <w:pict w14:anchorId="40FDF91B">
-          <v:rect id="_x0000_i1044" style="width:0;height:1.5pt" o:hralign="center" o:hrstd="t" o:hr="t" fillcolor="#a0a0a0" stroked="f"/>
-        </w:pict>
-      </w:r>
-    </w:p>
+    <w:p/>
     <w:p>
       <w:pPr>
         <w:pStyle w:val="Cmsor3"/>
@@ -19341,13 +19247,7 @@
         <w:t xml:space="preserve"> működik.</w:t>
       </w:r>
     </w:p>
-    <w:p>
-      <w:r>
-        <w:pict w14:anchorId="6A4A4E48">
-          <v:rect id="_x0000_i1045" style="width:0;height:1.5pt" o:hralign="center" o:hrstd="t" o:hr="t" fillcolor="#a0a0a0" stroked="f"/>
-        </w:pict>
-      </w:r>
-    </w:p>
+    <w:p/>
     <w:p>
       <w:pPr>
         <w:pStyle w:val="Cmsor4"/>
@@ -19773,13 +19673,7 @@
         <w:t>Az ÁSZF elfogadása általában jogi és adatkezelési követelmény. Fontos, hogy a rendszer ne engedje tovább a folyamatot enélkül. Emellett azt is ellenőrizni kell, hogy ne csak a felület, hanem a belső logika is védjen, mert a felhasználó megkerülheti a tiltott gombot billentyűzettel vagy fejlesztői eszközökkel.</w:t>
       </w:r>
     </w:p>
-    <w:p>
-      <w:r>
-        <w:pict w14:anchorId="3FAA1951">
-          <v:rect id="_x0000_i1046" style="width:0;height:1.5pt" o:hralign="center" o:hrstd="t" o:hr="t" fillcolor="#a0a0a0" stroked="f"/>
-        </w:pict>
-      </w:r>
-    </w:p>
+    <w:p/>
     <w:p>
       <w:pPr>
         <w:pStyle w:val="Cmsor4"/>
@@ -20149,13 +20043,7 @@
         <w:t>Azért, hogy a nyilvánvaló adatbeviteli hibák már a kliensoldalon kiszűrhetők legyenek. Ez javítja a felhasználói élményt, csökkenti a fölösleges szerverkéréseket, és gyors visszajelzést ad a felhasználónak.</w:t>
       </w:r>
     </w:p>
-    <w:p>
-      <w:r>
-        <w:pict w14:anchorId="7B9A073F">
-          <v:rect id="_x0000_i1047" style="width:0;height:1.5pt" o:hralign="center" o:hrstd="t" o:hr="t" fillcolor="#a0a0a0" stroked="f"/>
-        </w:pict>
-      </w:r>
-    </w:p>
+    <w:p/>
     <w:p>
       <w:pPr>
         <w:pStyle w:val="Cmsor3"/>
@@ -20418,13 +20306,7 @@
         <w:t>Valós környezetben mindig előfordulhat hálózati hiba, leállt backend vagy hibás URL. A rendszernek ilyenkor nem szabad összeomlania vagy értelmezhetetlen állapotba kerülnie. A teszt azt igazolja, hogy hiba esetén is kontrollált visszajelzés történik.</w:t>
       </w:r>
     </w:p>
-    <w:p>
-      <w:r>
-        <w:pict w14:anchorId="5F14FF62">
-          <v:rect id="_x0000_i1048" style="width:0;height:1.5pt" o:hralign="center" o:hrstd="t" o:hr="t" fillcolor="#a0a0a0" stroked="f"/>
-        </w:pict>
-      </w:r>
-    </w:p>
+    <w:p/>
     <w:p>
       <w:pPr>
         <w:pStyle w:val="Cmsor4"/>
@@ -20623,13 +20505,7 @@
         <w:t>Azért, mert sok hiba nem normál adatoknál, hanem szélsőséges inputoknál jelenik meg. Ilyen lehet adatbázis mezőhossz-túllépés, hibás validáció, teljesítményromlás vagy rossz hibaüzenet. Ez a teszt segít feltárni, hol hiányoznak a korlátok és a védekezések.</w:t>
       </w:r>
     </w:p>
-    <w:p>
-      <w:r>
-        <w:pict w14:anchorId="43964A69">
-          <v:rect id="_x0000_i1049" style="width:0;height:1.5pt" o:hralign="center" o:hrstd="t" o:hr="t" fillcolor="#a0a0a0" stroked="f"/>
-        </w:pict>
-      </w:r>
-    </w:p>
+    <w:p/>
     <w:p>
       <w:pPr>
         <w:pStyle w:val="Cmsor4"/>
@@ -20862,13 +20738,7 @@
         <w:t>-védelemre.</w:t>
       </w:r>
     </w:p>
-    <w:p>
-      <w:r>
-        <w:pict w14:anchorId="77B188FD">
-          <v:rect id="_x0000_i1050" style="width:0;height:1.5pt" o:hralign="center" o:hrstd="t" o:hr="t" fillcolor="#a0a0a0" stroked="f"/>
-        </w:pict>
-      </w:r>
-    </w:p>
+    <w:p/>
     <w:p>
       <w:pPr>
         <w:pStyle w:val="Cmsor3"/>
@@ -21250,13 +21120,7 @@
         <w:t>Következmény: a felhasználó nem tudja, mit csináljon (pl. “Szerver nem elérhető, próbáld később”).</w:t>
       </w:r>
     </w:p>
-    <w:p>
-      <w:r>
-        <w:pict w14:anchorId="70E152DC">
-          <v:rect id="_x0000_i1051" style="width:0;height:1.5pt" o:hralign="center" o:hrstd="t" o:hr="t" fillcolor="#a0a0a0" stroked="f"/>
-        </w:pict>
-      </w:r>
-    </w:p>
+    <w:p/>
     <w:p>
       <w:pPr>
         <w:pStyle w:val="Cmsor3"/>
@@ -21951,8 +21815,11 @@
         <w:t xml:space="preserve"> rögzíti a frissen regisztrált felhasználók adatait az adatbázisban.</w:t>
       </w:r>
     </w:p>
-    <w:p/>
-    <w:p/>
+    <w:p>
+      <w:pPr>
+        <w:ind w:firstLine="0"/>
+      </w:pPr>
+    </w:p>
     <w:p>
       <w:pPr>
         <w:pStyle w:val="Cmsor4"/>
@@ -21982,6 +21849,75 @@
       </w:r>
     </w:p>
     <w:p>
+      <w:r>
+        <w:rPr>
+          <w:noProof/>
+          <w:lang w:eastAsia="hu-HU"/>
+        </w:rPr>
+        <w:drawing>
+          <wp:anchor distT="0" distB="0" distL="114300" distR="114300" simplePos="0" relativeHeight="251657728" behindDoc="1" locked="0" layoutInCell="1" allowOverlap="1" wp14:anchorId="5D5CB286" wp14:editId="407AE511">
+            <wp:simplePos x="0" y="0"/>
+            <wp:positionH relativeFrom="column">
+              <wp:posOffset>512445</wp:posOffset>
+            </wp:positionH>
+            <wp:positionV relativeFrom="paragraph">
+              <wp:posOffset>1353820</wp:posOffset>
+            </wp:positionV>
+            <wp:extent cx="4695825" cy="2395220"/>
+            <wp:effectExtent l="0" t="0" r="9525" b="5080"/>
+            <wp:wrapTight wrapText="bothSides">
+              <wp:wrapPolygon edited="0">
+                <wp:start x="0" y="0"/>
+                <wp:lineTo x="0" y="21474"/>
+                <wp:lineTo x="21556" y="21474"/>
+                <wp:lineTo x="21556" y="0"/>
+                <wp:lineTo x="0" y="0"/>
+              </wp:wrapPolygon>
+            </wp:wrapTight>
+            <wp:docPr id="6" name="Kép 6"/>
+            <wp:cNvGraphicFramePr>
+              <a:graphicFrameLocks xmlns:a="http://schemas.openxmlformats.org/drawingml/2006/main" noChangeAspect="1"/>
+            </wp:cNvGraphicFramePr>
+            <a:graphic xmlns:a="http://schemas.openxmlformats.org/drawingml/2006/main">
+              <a:graphicData uri="http://schemas.openxmlformats.org/drawingml/2006/picture">
+                <pic:pic xmlns:pic="http://schemas.openxmlformats.org/drawingml/2006/picture">
+                  <pic:nvPicPr>
+                    <pic:cNvPr id="1" name=""/>
+                    <pic:cNvPicPr/>
+                  </pic:nvPicPr>
+                  <pic:blipFill>
+                    <a:blip r:embed="rId23">
+                      <a:extLst>
+                        <a:ext uri="{28A0092B-C50C-407E-A947-70E740481C1C}">
+                          <a14:useLocalDpi xmlns:a14="http://schemas.microsoft.com/office/drawing/2010/main" val="0"/>
+                        </a:ext>
+                      </a:extLst>
+                    </a:blip>
+                    <a:stretch>
+                      <a:fillRect/>
+                    </a:stretch>
+                  </pic:blipFill>
+                  <pic:spPr>
+                    <a:xfrm>
+                      <a:off x="0" y="0"/>
+                      <a:ext cx="4695825" cy="2395220"/>
+                    </a:xfrm>
+                    <a:prstGeom prst="rect">
+                      <a:avLst/>
+                    </a:prstGeom>
+                  </pic:spPr>
+                </pic:pic>
+              </a:graphicData>
+            </a:graphic>
+            <wp14:sizeRelH relativeFrom="margin">
+              <wp14:pctWidth>0</wp14:pctWidth>
+            </wp14:sizeRelH>
+            <wp14:sizeRelV relativeFrom="margin">
+              <wp14:pctHeight>0</wp14:pctHeight>
+            </wp14:sizeRelV>
+          </wp:anchor>
+        </w:drawing>
+      </w:r>
       <w:r>
         <w:rPr>
           <w:noProof/>
@@ -21989,7 +21925,7 @@
         <mc:AlternateContent>
           <mc:Choice Requires="wps">
             <w:drawing>
-              <wp:anchor distT="0" distB="0" distL="114300" distR="114300" simplePos="0" relativeHeight="251691008" behindDoc="1" locked="0" layoutInCell="1" allowOverlap="1" wp14:anchorId="0DFC9652" wp14:editId="17B3DDE8">
+              <wp:anchor distT="0" distB="0" distL="114300" distR="114300" simplePos="0" relativeHeight="251659776" behindDoc="1" locked="0" layoutInCell="1" allowOverlap="1" wp14:anchorId="0DFC9652" wp14:editId="522D0CBF">
                 <wp:simplePos x="0" y="0"/>
                 <wp:positionH relativeFrom="column">
                   <wp:posOffset>7620</wp:posOffset>
@@ -22091,7 +22027,7 @@
           </mc:Choice>
           <mc:Fallback>
             <w:pict>
-              <v:shape w14:anchorId="0DFC9652" id="Text Box 18" o:spid="_x0000_s1034" type="#_x0000_t202" style="position:absolute;left:0;text-align:left;margin-left:.6pt;margin-top:303.8pt;width:436.5pt;height:.05pt;z-index:-251625472;visibility:visible;mso-wrap-style:square;mso-wrap-distance-left:9pt;mso-wrap-distance-top:0;mso-wrap-distance-right:9pt;mso-wrap-distance-bottom:0;mso-position-horizontal:absolute;mso-position-horizontal-relative:text;mso-position-vertical:absolute;mso-position-vertical-relative:text;v-text-anchor:top" o:gfxdata="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" stroked="f">
+              <v:shape w14:anchorId="0DFC9652" id="Text Box 18" o:spid="_x0000_s1034" type="#_x0000_t202" style="position:absolute;left:0;text-align:left;margin-left:.6pt;margin-top:303.8pt;width:436.5pt;height:.05pt;z-index:-251656704;visibility:visible;mso-wrap-style:square;mso-wrap-distance-left:9pt;mso-wrap-distance-top:0;mso-wrap-distance-right:9pt;mso-wrap-distance-bottom:0;mso-position-horizontal:absolute;mso-position-horizontal-relative:text;mso-position-vertical:absolute;mso-position-vertical-relative:text;v-text-anchor:top" o:gfxdata="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" stroked="f">
                 <v:textbox style="mso-fit-shape-to-text:t" inset="0,0,0,0">
                   <w:txbxContent>
                     <w:p>
@@ -22147,69 +22083,6 @@
         </mc:AlternateContent>
       </w:r>
       <w:r>
-        <w:rPr>
-          <w:noProof/>
-          <w:lang w:eastAsia="hu-HU"/>
-        </w:rPr>
-        <w:drawing>
-          <wp:anchor distT="0" distB="0" distL="114300" distR="114300" simplePos="0" relativeHeight="251650048" behindDoc="1" locked="0" layoutInCell="1" allowOverlap="1" wp14:anchorId="5D5CB286" wp14:editId="6A54BC2F">
-            <wp:simplePos x="0" y="0"/>
-            <wp:positionH relativeFrom="column">
-              <wp:posOffset>7620</wp:posOffset>
-            </wp:positionH>
-            <wp:positionV relativeFrom="paragraph">
-              <wp:posOffset>972820</wp:posOffset>
-            </wp:positionV>
-            <wp:extent cx="5543550" cy="2828290"/>
-            <wp:effectExtent l="0" t="0" r="0" b="0"/>
-            <wp:wrapTight wrapText="bothSides">
-              <wp:wrapPolygon edited="0">
-                <wp:start x="0" y="0"/>
-                <wp:lineTo x="0" y="21387"/>
-                <wp:lineTo x="21526" y="21387"/>
-                <wp:lineTo x="21526" y="0"/>
-                <wp:lineTo x="0" y="0"/>
-              </wp:wrapPolygon>
-            </wp:wrapTight>
-            <wp:docPr id="6" name="Kép 6"/>
-            <wp:cNvGraphicFramePr>
-              <a:graphicFrameLocks xmlns:a="http://schemas.openxmlformats.org/drawingml/2006/main" noChangeAspect="1"/>
-            </wp:cNvGraphicFramePr>
-            <a:graphic xmlns:a="http://schemas.openxmlformats.org/drawingml/2006/main">
-              <a:graphicData uri="http://schemas.openxmlformats.org/drawingml/2006/picture">
-                <pic:pic xmlns:pic="http://schemas.openxmlformats.org/drawingml/2006/picture">
-                  <pic:nvPicPr>
-                    <pic:cNvPr id="1" name=""/>
-                    <pic:cNvPicPr/>
-                  </pic:nvPicPr>
-                  <pic:blipFill>
-                    <a:blip r:embed="rId23">
-                      <a:extLst>
-                        <a:ext uri="{28A0092B-C50C-407E-A947-70E740481C1C}">
-                          <a14:useLocalDpi xmlns:a14="http://schemas.microsoft.com/office/drawing/2010/main" val="0"/>
-                        </a:ext>
-                      </a:extLst>
-                    </a:blip>
-                    <a:stretch>
-                      <a:fillRect/>
-                    </a:stretch>
-                  </pic:blipFill>
-                  <pic:spPr>
-                    <a:xfrm>
-                      <a:off x="0" y="0"/>
-                      <a:ext cx="5543550" cy="2828290"/>
-                    </a:xfrm>
-                    <a:prstGeom prst="rect">
-                      <a:avLst/>
-                    </a:prstGeom>
-                  </pic:spPr>
-                </pic:pic>
-              </a:graphicData>
-            </a:graphic>
-          </wp:anchor>
-        </w:drawing>
-      </w:r>
-      <w:r>
         <w:t xml:space="preserve">Ez az API végpont ellenőrzi a megadott email és jelszó helyességét az adatbázisban, majd sikeres hitelesítés esetén egy 1 óráig érvényes JWT </w:t>
       </w:r>
       <w:proofErr w:type="spellStart"/>
@@ -22221,11 +22094,7 @@
         <w:t xml:space="preserve"> ad vissza a felhasználó adataival.</w:t>
       </w:r>
       <w:r>
-        <w:t xml:space="preserve"> Ezzel a profillal a fejlesztők további teszteket készíthetnek, használhatják </w:t>
-      </w:r>
-      <w:r>
-        <w:lastRenderedPageBreak/>
-        <w:t>további munkáikhoz. Nem kötelező, ha szeretne létrehozhat saját profilt is, ha neki az kényelmesebb.</w:t>
+        <w:t xml:space="preserve"> Ezzel a profillal a fejlesztők további teszteket készíthetnek, használhatják további munkáikhoz. Nem kötelező, ha szeretne létrehozhat saját profilt is, ha neki az kényelmesebb.</w:t>
       </w:r>
     </w:p>
     <w:p/>
@@ -22252,16 +22121,20 @@
     </w:p>
     <w:p>
       <w:r>
-        <w:t xml:space="preserve">Szerény véleményünk szerint remek munkát végeztünk a weboldal fejlesztését illetően. Az eredetileg eltervezett oldalt többször is átalakítottuk, és végeredményében több funkciót is implementálni tudtunk, mint amit a korai tervezés szakaszában megjósoltunk. </w:t>
+        <w:t>Szerény véleményünk szerint</w:t>
+      </w:r>
+      <w:r>
+        <w:t xml:space="preserve"> a vizsgaremek elkészítése során sikerült megvalósítani a kitűzött célunkat, létrehoztunk egy jól működő weboldalt</w:t>
+      </w:r>
+      <w:r>
+        <w:t xml:space="preserve">. Az eredetileg eltervezett oldalt többször is átalakítottuk, és végeredményében több funkciót is implementálni tudtunk, mint amit a korai tervezés szakaszában megjósoltunk. </w:t>
       </w:r>
       <w:r>
         <w:t xml:space="preserve">Sok problémát felfedeztünk a </w:t>
       </w:r>
-      <w:proofErr w:type="spellStart"/>
-      <w:r>
-        <w:t>folyamtos</w:t>
-      </w:r>
-      <w:proofErr w:type="spellEnd"/>
+      <w:r>
+        <w:t>folyamatos</w:t>
+      </w:r>
       <w:r>
         <w:t xml:space="preserve"> fejlesztés és tesztelés közben, de minden hibát kifogástalanul kijavítottunk. Eleinte nekünk is meg kellett ismerkedni a </w:t>
       </w:r>
@@ -22271,17 +22144,113 @@
       </w:r>
       <w:proofErr w:type="spellEnd"/>
       <w:r>
-        <w:t xml:space="preserve"> fejlesztői környezettel, de a folyamatos tanulás és fejlődés révén kitapasztaltuk a keretrendszer nyújtotta lehetőségeket és tulajdonságait, így idővel egyre zökkenőmentesebbé vált a fejlesztés. Az időbeosztás is jól sikerült, mindig tartani tudtuk a meghatározott határidőket. Mindhármunk részéről egyértelműen kijelenthető, hogy ezalatt a </w:t>
-      </w:r>
-      <w:proofErr w:type="spellStart"/>
-      <w:r>
-        <w:t>projektmunk</w:t>
-      </w:r>
-      <w:proofErr w:type="spellEnd"/>
+        <w:t xml:space="preserve"> fejlesztői környezettel, de a folyamatos tanulás és fejlődés révén kitapasztaltuk a keretrendszer nyújtotta lehetőségeket és tulajdonságait, így idővel egyre zökkenőmentesebbé vált a fejlesztés. Az időbeosztás is jól sikerült, mindig tartani tudtuk a meghatározott határidőket. Mindhármunk részéről egyértelműen kijelenthető, hogy ezalatt a projektmunk</w:t>
+      </w:r>
+      <w:r>
+        <w:t>a</w:t>
+      </w:r>
       <w:r>
         <w:t xml:space="preserve"> alatt, ami több, mint 8 hónapot vett igénybe, rengeteget fejlődtünk, nagyon sok releváns tapasztalatot és tudást sajátítottunk el. Végig zökkenőmentesen dolgoztunk és rendszeresen kommunikáltunk, a csapat mindig egy húron pendült.</w:t>
       </w:r>
     </w:p>
+    <w:p>
+      <w:pPr>
+        <w:rPr>
+          <w:color w:val="FFFFFF" w:themeColor="background1"/>
+        </w:rPr>
+      </w:pPr>
+      <w:proofErr w:type="spellStart"/>
+      <w:r>
+        <w:t>Perák</w:t>
+      </w:r>
+      <w:proofErr w:type="spellEnd"/>
+      <w:r>
+        <w:t xml:space="preserve"> Attila: Ez a mestermunka nagyon sokat jelent nekem, mert sokat foglalkoztam vele és a fejlesztés során jelentős mennyiségű releváns tudást sajátítottam el. Megismertem a backendhez szükséges fejlesztői környezet lehetőségeit, az API-k kezelését, adatbázishoz való csatlakozást. Ezek mellett a </w:t>
+      </w:r>
+      <w:proofErr w:type="spellStart"/>
+      <w:r>
+        <w:t>MySql</w:t>
+      </w:r>
+      <w:proofErr w:type="spellEnd"/>
+      <w:r>
+        <w:t xml:space="preserve"> tudásomat is gyarapítottam, </w:t>
+      </w:r>
+      <w:r>
+        <w:t>továbbá a többieknek is besegítettem a saját részükben alkalmanként, így a fejlesztői eszközök széles palettájával foglalkoztam. Külön kiemelném a csapatmunka hatékonyságát, minden gördülékenyen történt, és az ütemtervet is sikerült tartani.</w:t>
+      </w:r>
+      <w:r>
+        <w:rPr>
+          <w:color w:val="FFFFFF" w:themeColor="background1"/>
+        </w:rPr>
+        <w:t xml:space="preserve"> Tasnád</w:t>
+      </w:r>
+    </w:p>
+    <w:p>
+      <w:pPr>
+        <w:rPr>
+          <w:color w:val="000000" w:themeColor="text1"/>
+        </w:rPr>
+      </w:pPr>
+      <w:r>
+        <w:rPr>
+          <w:color w:val="000000" w:themeColor="text1"/>
+        </w:rPr>
+        <w:t>Kabai Zsombor: Ez a projektmunka sokkal közelebb hozott minket egymáshoz, jobban megismertük egymást. Én első sorban a csapatmunkát szeretném kiemelni. Nagyon jól tudtunk egymással dolgozni és a munka mindig jó hangulatban telt. Szerintem az idő beosztásunk is nagyon jó volt szépen rend szerint haladtunk mindennel, és majdnem mindent sikerült megvalósítani. Az én részem főképp az adatbázis</w:t>
+      </w:r>
+      <w:r>
+        <w:rPr>
+          <w:color w:val="000000" w:themeColor="text1"/>
+        </w:rPr>
+        <w:t xml:space="preserve"> fejlesztése</w:t>
+      </w:r>
+      <w:r>
+        <w:rPr>
+          <w:color w:val="000000" w:themeColor="text1"/>
+        </w:rPr>
+        <w:t xml:space="preserve"> volt amire kifejezetten büszke vagyok. Ezek mellett a backend és frontend részben is kivettem részem a </w:t>
+      </w:r>
+      <w:r>
+        <w:rPr>
+          <w:color w:val="000000" w:themeColor="text1"/>
+        </w:rPr>
+        <w:t>munkában,</w:t>
+      </w:r>
+      <w:r>
+        <w:rPr>
+          <w:color w:val="000000" w:themeColor="text1"/>
+        </w:rPr>
+        <w:t xml:space="preserve"> ahol szintén nagyon sok minden hasznos dolgot tanultam.</w:t>
+      </w:r>
+    </w:p>
+    <w:p>
+      <w:pPr>
+        <w:rPr>
+          <w:color w:val="000000" w:themeColor="text1"/>
+        </w:rPr>
+      </w:pPr>
+      <w:proofErr w:type="spellStart"/>
+      <w:r>
+        <w:rPr>
+          <w:color w:val="000000" w:themeColor="text1"/>
+        </w:rPr>
+        <w:lastRenderedPageBreak/>
+        <w:t>Haberle</w:t>
+      </w:r>
+      <w:proofErr w:type="spellEnd"/>
+      <w:r>
+        <w:rPr>
+          <w:color w:val="000000" w:themeColor="text1"/>
+        </w:rPr>
+        <w:t xml:space="preserve"> Tamás:   </w:t>
+      </w:r>
+    </w:p>
+    <w:p>
+      <w:pPr>
+        <w:rPr>
+          <w:color w:val="000000" w:themeColor="text1"/>
+        </w:rPr>
+      </w:pPr>
+    </w:p>
     <w:p/>
     <w:p>
       <w:r>
@@ -22364,7 +22333,6 @@
         <w:rPr>
           <w:rStyle w:val="Kiemels2"/>
         </w:rPr>
-        <w:lastRenderedPageBreak/>
         <w:t>Regisztráció megerősítése e-mailben:</w:t>
       </w:r>
       <w:r>
@@ -22422,6 +22390,7 @@
       </w:pPr>
       <w:bookmarkStart w:id="95" w:name="_Toc225320354"/>
       <w:r>
+        <w:lastRenderedPageBreak/>
         <w:t>Helymeghatározás integrálása térképes megjelenítéssel</w:t>
       </w:r>
       <w:bookmarkEnd w:id="95"/>
@@ -22506,7 +22475,6 @@
         <w:rPr>
           <w:rStyle w:val="Kiemels2"/>
         </w:rPr>
-        <w:lastRenderedPageBreak/>
         <w:t>Hely szerinti keresés és szűrés:</w:t>
       </w:r>
       <w:r>
@@ -22572,6 +22540,7 @@
         <w:rPr>
           <w:rStyle w:val="Kiemels2"/>
         </w:rPr>
+        <w:lastRenderedPageBreak/>
         <w:t>Felhasználói élmény javítása mobilon:</w:t>
       </w:r>
       <w:r>
@@ -22657,84 +22626,84 @@
     </w:p>
     <w:p>
       <w:r>
+        <w:t xml:space="preserve">A mobilalkalmazás elérhetővé válhatna a </w:t>
+      </w:r>
+      <w:r>
+        <w:rPr>
+          <w:rStyle w:val="whitespace-normal"/>
+        </w:rPr>
+        <w:t>Google Play</w:t>
+      </w:r>
+      <w:r>
+        <w:t xml:space="preserve"> és az </w:t>
+      </w:r>
+      <w:r>
+        <w:rPr>
+          <w:rStyle w:val="whitespace-normal"/>
+        </w:rPr>
+        <w:t xml:space="preserve">App </w:t>
+      </w:r>
+      <w:proofErr w:type="spellStart"/>
+      <w:r>
+        <w:rPr>
+          <w:rStyle w:val="whitespace-normal"/>
+        </w:rPr>
+        <w:t>Store</w:t>
+      </w:r>
+      <w:proofErr w:type="spellEnd"/>
+      <w:r>
+        <w:t xml:space="preserve"> áruházakban, ezzel jelentősen növelve a platform elérését és felhasználói bázisát.</w:t>
+      </w:r>
+    </w:p>
+    <w:p>
+      <w:r>
+        <w:t>Ez a fejlesztés hosszú távon hozzájárulna a közösség bővüléséhez, az aktivitás növekedéséhez, valamint a platform versenyképességének erősítéséhez a modern digitális környezetben.</w:t>
+      </w:r>
+    </w:p>
+    <w:p/>
+    <w:p>
+      <w:pPr>
+        <w:pStyle w:val="Cmsor2"/>
+      </w:pPr>
+      <w:bookmarkStart w:id="97" w:name="_Toc225320356"/>
+      <w:r>
+        <w:t xml:space="preserve">A program jövőbeni hasznosulása és </w:t>
+      </w:r>
+      <w:proofErr w:type="spellStart"/>
+      <w:r>
+        <w:t>továbbélése</w:t>
+      </w:r>
+      <w:bookmarkEnd w:id="97"/>
+      <w:proofErr w:type="spellEnd"/>
+    </w:p>
+    <w:p>
+      <w:r>
+        <w:t xml:space="preserve">A </w:t>
+      </w:r>
+      <w:proofErr w:type="spellStart"/>
+      <w:r>
+        <w:t>Noire</w:t>
+      </w:r>
+      <w:proofErr w:type="spellEnd"/>
+      <w:r>
+        <w:t xml:space="preserve"> Photo </w:t>
+      </w:r>
+      <w:proofErr w:type="spellStart"/>
+      <w:r>
+        <w:t>Collection</w:t>
+      </w:r>
+      <w:proofErr w:type="spellEnd"/>
+      <w:r>
+        <w:t xml:space="preserve"> projekt nem csupán vizsgafeladatként értelmezhető, hanem egy olyan rendszer alapját képezi, amely valós környezetben is életképes és továbbfejleszthető. A projektben megvalósított funkciók – felhasználókezelés, képfeltöltés, értékelési rendszer, hozzászólások, közösségi interakciók – egy működőképes közösségi platform alapjait adják, amely megfelelő továbbfejlesztéssel akár szélesebb közönség számára is elérhetővé tehető.</w:t>
+      </w:r>
+    </w:p>
+    <w:p>
+      <w:pPr>
+        <w:pStyle w:val="Cmsor3"/>
+      </w:pPr>
+      <w:bookmarkStart w:id="98" w:name="_Toc225320357"/>
+      <w:r>
         <w:lastRenderedPageBreak/>
-        <w:t xml:space="preserve">A mobilalkalmazás elérhetővé válhatna a </w:t>
-      </w:r>
-      <w:r>
-        <w:rPr>
-          <w:rStyle w:val="whitespace-normal"/>
-        </w:rPr>
-        <w:t>Google Play</w:t>
-      </w:r>
-      <w:r>
-        <w:t xml:space="preserve"> és az </w:t>
-      </w:r>
-      <w:r>
-        <w:rPr>
-          <w:rStyle w:val="whitespace-normal"/>
-        </w:rPr>
-        <w:t xml:space="preserve">App </w:t>
-      </w:r>
-      <w:proofErr w:type="spellStart"/>
-      <w:r>
-        <w:rPr>
-          <w:rStyle w:val="whitespace-normal"/>
-        </w:rPr>
-        <w:t>Store</w:t>
-      </w:r>
-      <w:proofErr w:type="spellEnd"/>
-      <w:r>
-        <w:t xml:space="preserve"> áruházakban, ezzel jelentősen növelve a platform elérését és felhasználói bázisát.</w:t>
-      </w:r>
-    </w:p>
-    <w:p>
-      <w:r>
-        <w:t>Ez a fejlesztés hosszú távon hozzájárulna a közösség bővüléséhez, az aktivitás növekedéséhez, valamint a platform versenyképességének erősítéséhez a modern digitális környezetben.</w:t>
-      </w:r>
-    </w:p>
-    <w:p/>
-    <w:p>
-      <w:pPr>
-        <w:pStyle w:val="Cmsor2"/>
-      </w:pPr>
-      <w:bookmarkStart w:id="97" w:name="_Toc225320356"/>
-      <w:r>
-        <w:t xml:space="preserve">A program jövőbeni hasznosulása és </w:t>
-      </w:r>
-      <w:proofErr w:type="spellStart"/>
-      <w:r>
-        <w:t>továbbélése</w:t>
-      </w:r>
-      <w:bookmarkEnd w:id="97"/>
-      <w:proofErr w:type="spellEnd"/>
-    </w:p>
-    <w:p>
-      <w:r>
-        <w:t xml:space="preserve">A </w:t>
-      </w:r>
-      <w:proofErr w:type="spellStart"/>
-      <w:r>
-        <w:t>Noire</w:t>
-      </w:r>
-      <w:proofErr w:type="spellEnd"/>
-      <w:r>
-        <w:t xml:space="preserve"> Photo </w:t>
-      </w:r>
-      <w:proofErr w:type="spellStart"/>
-      <w:r>
-        <w:t>Collection</w:t>
-      </w:r>
-      <w:proofErr w:type="spellEnd"/>
-      <w:r>
-        <w:t xml:space="preserve"> projekt nem csupán vizsgafeladatként értelmezhető, hanem egy olyan rendszer alapját képezi, amely valós környezetben is életképes és továbbfejleszthető. A projektben megvalósított funkciók – felhasználókezelés, képfeltöltés, értékelési rendszer, hozzászólások, közösségi interakciók – egy működőképes közösségi platform alapjait adják, amely megfelelő továbbfejlesztéssel akár szélesebb közönség számára is elérhetővé tehető.</w:t>
-      </w:r>
-    </w:p>
-    <w:p>
-      <w:pPr>
-        <w:pStyle w:val="Cmsor3"/>
-      </w:pPr>
-      <w:bookmarkStart w:id="98" w:name="_Toc225320357"/>
-      <w:r>
         <w:t>Valós közösségi platformmá fejleszthetőség</w:t>
       </w:r>
       <w:bookmarkEnd w:id="98"/>
@@ -22858,92 +22827,92 @@
       </w:pPr>
       <w:bookmarkStart w:id="100" w:name="_Toc225320359"/>
       <w:r>
+        <w:t>További üzleti és közösségi lehetőségek</w:t>
+      </w:r>
+      <w:bookmarkEnd w:id="100"/>
+    </w:p>
+    <w:p>
+      <w:r>
+        <w:t>A rendszer a jövőben akár üzleti modell alapját is képezheti. Lehetséges irányok:</w:t>
+      </w:r>
+    </w:p>
+    <w:p>
+      <w:pPr>
+        <w:pStyle w:val="Felsorols1"/>
+      </w:pPr>
+      <w:r>
+        <w:t>prémium felhasználói csomagok bevezetése (pl. nagyobb tárhely, kiemelt megjelenés),</w:t>
+      </w:r>
+    </w:p>
+    <w:p>
+      <w:pPr>
+        <w:pStyle w:val="Felsorols1"/>
+      </w:pPr>
+      <w:r>
+        <w:t>tematikus fotópályázatok szervezése szponzorok bevonásával,</w:t>
+      </w:r>
+    </w:p>
+    <w:p>
+      <w:pPr>
+        <w:pStyle w:val="Felsorols1"/>
+      </w:pPr>
+      <w:r>
+        <w:t>együttműködés fotós közösségekkel, oktatókkal vagy kreatív műhelyekkel,</w:t>
+      </w:r>
+    </w:p>
+    <w:p>
+      <w:pPr>
+        <w:pStyle w:val="Felsorols1"/>
+      </w:pPr>
+      <w:r>
+        <w:t>oktatási célú felhasználás (pl. iskolai fotós projektek támogatása).</w:t>
+      </w:r>
+    </w:p>
+    <w:p>
+      <w:pPr>
+        <w:pStyle w:val="Cmsor3"/>
+      </w:pPr>
+      <w:bookmarkStart w:id="101" w:name="_Toc225320360"/>
+      <w:r>
+        <w:t>Technológiai továbbfejlesztés és skálázhatóság</w:t>
+      </w:r>
+      <w:bookmarkEnd w:id="101"/>
+    </w:p>
+    <w:p>
+      <w:r>
+        <w:t>A rendszer architektúrája lehetőséget biztosít további funkciók bevezetésére, például:</w:t>
+      </w:r>
+    </w:p>
+    <w:p>
+      <w:pPr>
+        <w:pStyle w:val="Felsorols1"/>
+      </w:pPr>
+      <w:r>
+        <w:t>mobilalkalmazás fejlesztésére,</w:t>
+      </w:r>
+    </w:p>
+    <w:p>
+      <w:pPr>
+        <w:pStyle w:val="Felsorols1"/>
+      </w:pPr>
+      <w:r>
+        <w:t>fejlettebb keresési és szűrési algoritmusokra,</w:t>
+      </w:r>
+    </w:p>
+    <w:p>
+      <w:pPr>
+        <w:pStyle w:val="Felsorols1"/>
+      </w:pPr>
+      <w:r>
+        <w:t>mesterséges intelligencia alapú képelemzésre,</w:t>
+      </w:r>
+    </w:p>
+    <w:p>
+      <w:pPr>
+        <w:pStyle w:val="Felsorols1"/>
+      </w:pPr>
+      <w:r>
         <w:lastRenderedPageBreak/>
-        <w:t>További üzleti és közösségi lehetőségek</w:t>
-      </w:r>
-      <w:bookmarkEnd w:id="100"/>
-    </w:p>
-    <w:p>
-      <w:r>
-        <w:t>A rendszer a jövőben akár üzleti modell alapját is képezheti. Lehetséges irányok:</w:t>
-      </w:r>
-    </w:p>
-    <w:p>
-      <w:pPr>
-        <w:pStyle w:val="Felsorols1"/>
-      </w:pPr>
-      <w:r>
-        <w:t>prémium felhasználói csomagok bevezetése (pl. nagyobb tárhely, kiemelt megjelenés),</w:t>
-      </w:r>
-    </w:p>
-    <w:p>
-      <w:pPr>
-        <w:pStyle w:val="Felsorols1"/>
-      </w:pPr>
-      <w:r>
-        <w:t>tematikus fotópályázatok szervezése szponzorok bevonásával,</w:t>
-      </w:r>
-    </w:p>
-    <w:p>
-      <w:pPr>
-        <w:pStyle w:val="Felsorols1"/>
-      </w:pPr>
-      <w:r>
-        <w:t>együttműködés fotós közösségekkel, oktatókkal vagy kreatív műhelyekkel,</w:t>
-      </w:r>
-    </w:p>
-    <w:p>
-      <w:pPr>
-        <w:pStyle w:val="Felsorols1"/>
-      </w:pPr>
-      <w:r>
-        <w:t>oktatási célú felhasználás (pl. iskolai fotós projektek támogatása).</w:t>
-      </w:r>
-    </w:p>
-    <w:p>
-      <w:pPr>
-        <w:pStyle w:val="Cmsor3"/>
-      </w:pPr>
-      <w:bookmarkStart w:id="101" w:name="_Toc225320360"/>
-      <w:r>
-        <w:t>Technológiai továbbfejlesztés és skálázhatóság</w:t>
-      </w:r>
-      <w:bookmarkEnd w:id="101"/>
-    </w:p>
-    <w:p>
-      <w:r>
-        <w:t>A rendszer architektúrája lehetőséget biztosít további funkciók bevezetésére, például:</w:t>
-      </w:r>
-    </w:p>
-    <w:p>
-      <w:pPr>
-        <w:pStyle w:val="Felsorols1"/>
-      </w:pPr>
-      <w:r>
-        <w:t>mobilalkalmazás fejlesztésére,</w:t>
-      </w:r>
-    </w:p>
-    <w:p>
-      <w:pPr>
-        <w:pStyle w:val="Felsorols1"/>
-      </w:pPr>
-      <w:r>
-        <w:t>fejlettebb keresési és szűrési algoritmusokra,</w:t>
-      </w:r>
-    </w:p>
-    <w:p>
-      <w:pPr>
-        <w:pStyle w:val="Felsorols1"/>
-      </w:pPr>
-      <w:r>
-        <w:t>mesterséges intelligencia alapú képelemzésre,</w:t>
-      </w:r>
-    </w:p>
-    <w:p>
-      <w:pPr>
-        <w:pStyle w:val="Felsorols1"/>
-      </w:pPr>
-      <w:r>
         <w:t xml:space="preserve">automatikus </w:t>
       </w:r>
       <w:proofErr w:type="spellStart"/>
@@ -22960,13 +22929,7 @@
         <w:t>Megfelelő infrastruktúrával a platform skálázhatóvá válhat, így nagyobb felhasználószám mellett is stabilan működhet.</w:t>
       </w:r>
     </w:p>
-    <w:p>
-      <w:r>
-        <w:pict w14:anchorId="07CB1DFA">
-          <v:rect id="_x0000_i1052" style="width:0;height:1.5pt" o:hralign="center" o:hrstd="t" o:hr="t" fillcolor="#a0a0a0" stroked="f"/>
-        </w:pict>
-      </w:r>
-    </w:p>
+    <w:p/>
     <w:p>
       <w:r>
         <w:t xml:space="preserve">Összességében a </w:t>
@@ -23204,7 +23167,21 @@
             <w:rStyle w:val="Hiperhivatkozs"/>
             <w:noProof/>
           </w:rPr>
-          <w:t>1. ábra - főoldal</w:t>
+          <w:t>1. á</w:t>
+        </w:r>
+        <w:r>
+          <w:rPr>
+            <w:rStyle w:val="Hiperhivatkozs"/>
+            <w:noProof/>
+          </w:rPr>
+          <w:t>b</w:t>
+        </w:r>
+        <w:r>
+          <w:rPr>
+            <w:rStyle w:val="Hiperhivatkozs"/>
+            <w:noProof/>
+          </w:rPr>
+          <w:t>ra - főoldal</w:t>
         </w:r>
         <w:r>
           <w:rPr>
@@ -23780,7 +23757,21 @@
             <w:rStyle w:val="Hiperhivatkozs"/>
             <w:noProof/>
           </w:rPr>
-          <w:t>9. ábra - postman teszt 3</w:t>
+          <w:t>9. ábra - po</w:t>
+        </w:r>
+        <w:r>
+          <w:rPr>
+            <w:rStyle w:val="Hiperhivatkozs"/>
+            <w:noProof/>
+          </w:rPr>
+          <w:t>s</w:t>
+        </w:r>
+        <w:r>
+          <w:rPr>
+            <w:rStyle w:val="Hiperhivatkozs"/>
+            <w:noProof/>
+          </w:rPr>
+          <w:t>tman teszt 3</w:t>
         </w:r>
         <w:r>
           <w:rPr>
@@ -23883,14 +23874,27 @@
     <w:pPr>
       <w:pStyle w:val="llb"/>
     </w:pPr>
-    <w:fldSimple w:instr="DATE   \* MERGEFORMAT">
-      <w:r>
-        <w:rPr>
-          <w:noProof/>
-        </w:rPr>
-        <w:t>2026. 04. 14.</w:t>
-      </w:r>
-    </w:fldSimple>
+    <w:r>
+      <w:fldChar w:fldCharType="begin"/>
+    </w:r>
+    <w:r>
+      <w:instrText>DATE   \* MERGEFORMAT</w:instrText>
+    </w:r>
+    <w:r>
+      <w:fldChar w:fldCharType="separate"/>
+    </w:r>
+    <w:r>
+      <w:rPr>
+        <w:noProof/>
+      </w:rPr>
+      <w:t>2026. 04. 15.</w:t>
+    </w:r>
+    <w:r>
+      <w:rPr>
+        <w:noProof/>
+      </w:rPr>
+      <w:fldChar w:fldCharType="end"/>
+    </w:r>
     <w:r>
       <w:tab/>
     </w:r>
@@ -26817,15 +26821,6 @@
 </file>
 
 <file path=customXml/item1.xml><?xml version="1.0" encoding="utf-8"?>
-<?mso-contentType ?>
-<FormTemplates xmlns="http://schemas.microsoft.com/sharepoint/v3/contenttype/forms">
-  <Display>DocumentLibraryForm</Display>
-  <Edit>DocumentLibraryForm</Edit>
-  <New>DocumentLibraryForm</New>
-</FormTemplates>
-</file>
-
-<file path=customXml/item2.xml><?xml version="1.0" encoding="utf-8"?>
 <ct:contentTypeSchema xmlns:ct="http://schemas.microsoft.com/office/2006/metadata/contentType" xmlns:ma="http://schemas.microsoft.com/office/2006/metadata/properties/metaAttributes" ct:_="" ma:_="" ma:contentTypeName="Dokumentum" ma:contentTypeID="0x010100A68ACE93D0DEBA4D8A5EE55AD7C8D291" ma:contentTypeVersion="3" ma:contentTypeDescription="Új dokumentum létrehozása." ma:contentTypeScope="" ma:versionID="306e3e948f7c6538380991c7913d797e">
   <xsd:schema xmlns:xsd="http://www.w3.org/2001/XMLSchema" xmlns:xs="http://www.w3.org/2001/XMLSchema" xmlns:p="http://schemas.microsoft.com/office/2006/metadata/properties" xmlns:ns2="a844e43c-7e76-4acb-9af9-f15a5b731b5e" targetNamespace="http://schemas.microsoft.com/office/2006/metadata/properties" ma:root="true" ma:fieldsID="a3373e347bfa58f57c9cdc15c562ff66" ns2:_="">
     <xsd:import namespace="a844e43c-7e76-4acb-9af9-f15a5b731b5e"/>
@@ -26963,7 +26958,22 @@
 </ct:contentTypeSchema>
 </file>
 
+<file path=customXml/item2.xml><?xml version="1.0" encoding="utf-8"?>
+<?mso-contentType ?>
+<FormTemplates xmlns="http://schemas.microsoft.com/sharepoint/v3/contenttype/forms">
+  <Display>DocumentLibraryForm</Display>
+  <Edit>DocumentLibraryForm</Edit>
+  <New>DocumentLibraryForm</New>
+</FormTemplates>
+</file>
+
 <file path=customXml/item3.xml><?xml version="1.0" encoding="utf-8"?>
+<p:properties xmlns:p="http://schemas.microsoft.com/office/2006/metadata/properties" xmlns:xsi="http://www.w3.org/2001/XMLSchema-instance" xmlns:pc="http://schemas.microsoft.com/office/infopath/2007/PartnerControls">
+  <documentManagement/>
+</p:properties>
+</file>
+
+<file path=customXml/item4.xml><?xml version="1.0" encoding="utf-8"?>
 <b:Sources xmlns:b="http://schemas.openxmlformats.org/officeDocument/2006/bibliography" xmlns="http://schemas.openxmlformats.org/officeDocument/2006/bibliography" SelectedStyle="\APA.XSL" StyleName="APA">
   <b:Source>
     <b:Tag>Ing26</b:Tag>
@@ -27028,21 +27038,7 @@
 </b:Sources>
 </file>
 
-<file path=customXml/item4.xml><?xml version="1.0" encoding="utf-8"?>
-<p:properties xmlns:p="http://schemas.microsoft.com/office/2006/metadata/properties" xmlns:xsi="http://www.w3.org/2001/XMLSchema-instance" xmlns:pc="http://schemas.microsoft.com/office/infopath/2007/PartnerControls">
-  <documentManagement/>
-</p:properties>
-</file>
-
 <file path=customXml/itemProps1.xml><?xml version="1.0" encoding="utf-8"?>
-<ds:datastoreItem xmlns:ds="http://schemas.openxmlformats.org/officeDocument/2006/customXml" ds:itemID="{49E9CE2F-4863-430F-A73B-CD3063AB172E}">
-  <ds:schemaRefs>
-    <ds:schemaRef ds:uri="http://schemas.microsoft.com/sharepoint/v3/contenttype/forms"/>
-  </ds:schemaRefs>
-</ds:datastoreItem>
-</file>
-
-<file path=customXml/itemProps2.xml><?xml version="1.0" encoding="utf-8"?>
 <ds:datastoreItem xmlns:ds="http://schemas.openxmlformats.org/officeDocument/2006/customXml" ds:itemID="{0E404F72-D640-4AE1-9959-EF8B47D93A94}">
   <ds:schemaRefs>
     <ds:schemaRef ds:uri="http://schemas.microsoft.com/office/2006/metadata/contentType"/>
@@ -27060,19 +27056,27 @@
 </ds:datastoreItem>
 </file>
 
-<file path=customXml/itemProps3.xml><?xml version="1.0" encoding="utf-8"?>
-<ds:datastoreItem xmlns:ds="http://schemas.openxmlformats.org/officeDocument/2006/customXml" ds:itemID="{8BD5E980-DA48-45D8-8E6E-2EFAD38B6402}">
+<file path=customXml/itemProps2.xml><?xml version="1.0" encoding="utf-8"?>
+<ds:datastoreItem xmlns:ds="http://schemas.openxmlformats.org/officeDocument/2006/customXml" ds:itemID="{49E9CE2F-4863-430F-A73B-CD3063AB172E}">
   <ds:schemaRefs>
-    <ds:schemaRef ds:uri="http://schemas.openxmlformats.org/officeDocument/2006/bibliography"/>
+    <ds:schemaRef ds:uri="http://schemas.microsoft.com/sharepoint/v3/contenttype/forms"/>
   </ds:schemaRefs>
 </ds:datastoreItem>
 </file>
 
-<file path=customXml/itemProps4.xml><?xml version="1.0" encoding="utf-8"?>
+<file path=customXml/itemProps3.xml><?xml version="1.0" encoding="utf-8"?>
 <ds:datastoreItem xmlns:ds="http://schemas.openxmlformats.org/officeDocument/2006/customXml" ds:itemID="{4683CF39-CBC1-469A-88EA-F31417A0D119}">
   <ds:schemaRefs>
     <ds:schemaRef ds:uri="http://schemas.microsoft.com/office/2006/metadata/properties"/>
     <ds:schemaRef ds:uri="http://schemas.microsoft.com/office/infopath/2007/PartnerControls"/>
   </ds:schemaRefs>
 </ds:datastoreItem>
+</file>
+
+<file path=customXml/itemProps4.xml><?xml version="1.0" encoding="utf-8"?>
+<ds:datastoreItem xmlns:ds="http://schemas.openxmlformats.org/officeDocument/2006/customXml" ds:itemID="{8BD5E980-DA48-45D8-8E6E-2EFAD38B6402}">
+  <ds:schemaRefs>
+    <ds:schemaRef ds:uri="http://schemas.openxmlformats.org/officeDocument/2006/bibliography"/>
+  </ds:schemaRefs>
+</ds:datastoreItem>
 </file>
--- a/dokumentacio/noire-photo-collection_dokumentacio.docx
+++ b/dokumentacio/noire-photo-collection_dokumentacio.docx
@@ -3727,21 +3727,7 @@
                 <w:rStyle w:val="Hiperhivatkozs"/>
                 <w:noProof/>
               </w:rPr>
-              <w:t>Fejlesztői doku</w:t>
-            </w:r>
-            <w:r>
-              <w:rPr>
-                <w:rStyle w:val="Hiperhivatkozs"/>
-                <w:noProof/>
-              </w:rPr>
-              <w:t>m</w:t>
-            </w:r>
-            <w:r>
-              <w:rPr>
-                <w:rStyle w:val="Hiperhivatkozs"/>
-                <w:noProof/>
-              </w:rPr>
-              <w:t>entáció</w:t>
+              <w:t>Fejlesztői dokumentáció</w:t>
             </w:r>
             <w:r>
               <w:rPr>
@@ -10440,6 +10426,7 @@
                               <w:fldChar w:fldCharType="separate"/>
                             </w:r>
                             <w:bookmarkStart w:id="38" w:name="_Toc225320612"/>
+                            <w:bookmarkStart w:id="39" w:name="_Toc227136125"/>
                             <w:r>
                               <w:rPr>
                                 <w:noProof/>
@@ -10456,6 +10443,7 @@
                               <w:t>. ábra - főoldal</w:t>
                             </w:r>
                             <w:bookmarkEnd w:id="38"/>
+                            <w:bookmarkEnd w:id="39"/>
                           </w:p>
                         </w:txbxContent>
                       </wps:txbx>
@@ -10506,7 +10494,8 @@
                         </w:rPr>
                         <w:fldChar w:fldCharType="separate"/>
                       </w:r>
-                      <w:bookmarkStart w:id="39" w:name="_Toc225320612"/>
+                      <w:bookmarkStart w:id="40" w:name="_Toc225320612"/>
+                      <w:bookmarkStart w:id="41" w:name="_Toc227136125"/>
                       <w:r>
                         <w:rPr>
                           <w:noProof/>
@@ -10522,7 +10511,8 @@
                       <w:r>
                         <w:t>. ábra - főoldal</w:t>
                       </w:r>
-                      <w:bookmarkEnd w:id="39"/>
+                      <w:bookmarkEnd w:id="40"/>
+                      <w:bookmarkEnd w:id="41"/>
                     </w:p>
                   </w:txbxContent>
                 </v:textbox>
@@ -10600,11 +10590,11 @@
       <w:pPr>
         <w:pStyle w:val="Cmsor3"/>
       </w:pPr>
-      <w:bookmarkStart w:id="40" w:name="_Toc225320317"/>
+      <w:bookmarkStart w:id="42" w:name="_Toc225320317"/>
       <w:r>
         <w:t>Szabadon elérhető funkciók</w:t>
       </w:r>
-      <w:bookmarkEnd w:id="40"/>
+      <w:bookmarkEnd w:id="42"/>
     </w:p>
     <w:p>
       <w:r>
@@ -10681,11 +10671,11 @@
       <w:pPr>
         <w:pStyle w:val="Cmsor3"/>
       </w:pPr>
-      <w:bookmarkStart w:id="41" w:name="_Toc225320318"/>
+      <w:bookmarkStart w:id="43" w:name="_Toc225320318"/>
       <w:r>
         <w:t>Regisztráció</w:t>
       </w:r>
-      <w:bookmarkEnd w:id="41"/>
+      <w:bookmarkEnd w:id="43"/>
     </w:p>
     <w:p>
       <w:r>
@@ -11000,7 +10990,8 @@
                               </w:rPr>
                               <w:fldChar w:fldCharType="separate"/>
                             </w:r>
-                            <w:bookmarkStart w:id="42" w:name="_Toc225320613"/>
+                            <w:bookmarkStart w:id="44" w:name="_Toc225320613"/>
+                            <w:bookmarkStart w:id="45" w:name="_Toc227136126"/>
                             <w:r>
                               <w:rPr>
                                 <w:noProof/>
@@ -11016,7 +11007,8 @@
                             <w:r>
                               <w:t>. ábra - regisztráció</w:t>
                             </w:r>
-                            <w:bookmarkEnd w:id="42"/>
+                            <w:bookmarkEnd w:id="44"/>
+                            <w:bookmarkEnd w:id="45"/>
                           </w:p>
                         </w:txbxContent>
                       </wps:txbx>
@@ -11063,7 +11055,8 @@
                         </w:rPr>
                         <w:fldChar w:fldCharType="separate"/>
                       </w:r>
-                      <w:bookmarkStart w:id="43" w:name="_Toc225320613"/>
+                      <w:bookmarkStart w:id="46" w:name="_Toc225320613"/>
+                      <w:bookmarkStart w:id="47" w:name="_Toc227136126"/>
                       <w:r>
                         <w:rPr>
                           <w:noProof/>
@@ -11079,7 +11072,8 @@
                       <w:r>
                         <w:t>. ábra - regisztráció</w:t>
                       </w:r>
-                      <w:bookmarkEnd w:id="43"/>
+                      <w:bookmarkEnd w:id="46"/>
+                      <w:bookmarkEnd w:id="47"/>
                     </w:p>
                   </w:txbxContent>
                 </v:textbox>
@@ -11157,12 +11151,12 @@
       <w:pPr>
         <w:pStyle w:val="Cmsor3"/>
       </w:pPr>
-      <w:bookmarkStart w:id="44" w:name="_Toc225320319"/>
+      <w:bookmarkStart w:id="48" w:name="_Toc225320319"/>
       <w:r>
         <w:lastRenderedPageBreak/>
         <w:t>Bejelentkezés</w:t>
       </w:r>
-      <w:bookmarkEnd w:id="44"/>
+      <w:bookmarkEnd w:id="48"/>
     </w:p>
     <w:p>
       <w:r>
@@ -11294,7 +11288,8 @@
                               </w:rPr>
                               <w:fldChar w:fldCharType="separate"/>
                             </w:r>
-                            <w:bookmarkStart w:id="45" w:name="_Toc225320614"/>
+                            <w:bookmarkStart w:id="49" w:name="_Toc225320614"/>
+                            <w:bookmarkStart w:id="50" w:name="_Toc227136127"/>
                             <w:r>
                               <w:rPr>
                                 <w:noProof/>
@@ -11310,7 +11305,8 @@
                             <w:r>
                               <w:t>. ábra - bejelentkezés</w:t>
                             </w:r>
-                            <w:bookmarkEnd w:id="45"/>
+                            <w:bookmarkEnd w:id="49"/>
+                            <w:bookmarkEnd w:id="50"/>
                           </w:p>
                         </w:txbxContent>
                       </wps:txbx>
@@ -11357,7 +11353,8 @@
                         </w:rPr>
                         <w:fldChar w:fldCharType="separate"/>
                       </w:r>
-                      <w:bookmarkStart w:id="46" w:name="_Toc225320614"/>
+                      <w:bookmarkStart w:id="51" w:name="_Toc225320614"/>
+                      <w:bookmarkStart w:id="52" w:name="_Toc227136127"/>
                       <w:r>
                         <w:rPr>
                           <w:noProof/>
@@ -11373,7 +11370,8 @@
                       <w:r>
                         <w:t>. ábra - bejelentkezés</w:t>
                       </w:r>
-                      <w:bookmarkEnd w:id="46"/>
+                      <w:bookmarkEnd w:id="51"/>
+                      <w:bookmarkEnd w:id="52"/>
                     </w:p>
                   </w:txbxContent>
                 </v:textbox>
@@ -11451,11 +11449,11 @@
       <w:pPr>
         <w:pStyle w:val="Cmsor3"/>
       </w:pPr>
-      <w:bookmarkStart w:id="47" w:name="_Toc225320320"/>
+      <w:bookmarkStart w:id="53" w:name="_Toc225320320"/>
       <w:r>
         <w:t>Bejelentkezés után elérhető funkciók</w:t>
       </w:r>
-      <w:bookmarkEnd w:id="47"/>
+      <w:bookmarkEnd w:id="53"/>
     </w:p>
     <w:p>
       <w:r>
@@ -11918,11 +11916,11 @@
       <w:pPr>
         <w:pStyle w:val="Cmsor3"/>
       </w:pPr>
-      <w:bookmarkStart w:id="48" w:name="_Toc225320321"/>
+      <w:bookmarkStart w:id="54" w:name="_Toc225320321"/>
       <w:r>
         <w:t>Képek feltöltése</w:t>
       </w:r>
-      <w:bookmarkEnd w:id="48"/>
+      <w:bookmarkEnd w:id="54"/>
     </w:p>
     <w:p>
       <w:r>
@@ -12162,7 +12160,8 @@
                               </w:rPr>
                               <w:fldChar w:fldCharType="separate"/>
                             </w:r>
-                            <w:bookmarkStart w:id="49" w:name="_Toc225320615"/>
+                            <w:bookmarkStart w:id="55" w:name="_Toc225320615"/>
+                            <w:bookmarkStart w:id="56" w:name="_Toc227136128"/>
                             <w:r>
                               <w:rPr>
                                 <w:noProof/>
@@ -12178,7 +12177,8 @@
                             <w:r>
                               <w:t>. ábra - kép feltöltése</w:t>
                             </w:r>
-                            <w:bookmarkEnd w:id="49"/>
+                            <w:bookmarkEnd w:id="55"/>
+                            <w:bookmarkEnd w:id="56"/>
                           </w:p>
                         </w:txbxContent>
                       </wps:txbx>
@@ -12225,7 +12225,8 @@
                         </w:rPr>
                         <w:fldChar w:fldCharType="separate"/>
                       </w:r>
-                      <w:bookmarkStart w:id="50" w:name="_Toc225320615"/>
+                      <w:bookmarkStart w:id="57" w:name="_Toc225320615"/>
+                      <w:bookmarkStart w:id="58" w:name="_Toc227136128"/>
                       <w:r>
                         <w:rPr>
                           <w:noProof/>
@@ -12241,7 +12242,8 @@
                       <w:r>
                         <w:t>. ábra - kép feltöltése</w:t>
                       </w:r>
-                      <w:bookmarkEnd w:id="50"/>
+                      <w:bookmarkEnd w:id="57"/>
+                      <w:bookmarkEnd w:id="58"/>
                     </w:p>
                   </w:txbxContent>
                 </v:textbox>
@@ -12319,11 +12321,11 @@
       <w:pPr>
         <w:pStyle w:val="Cmsor3"/>
       </w:pPr>
-      <w:bookmarkStart w:id="51" w:name="_Toc225320322"/>
+      <w:bookmarkStart w:id="59" w:name="_Toc225320322"/>
       <w:r>
         <w:t>Képek oldal használata</w:t>
       </w:r>
-      <w:bookmarkEnd w:id="51"/>
+      <w:bookmarkEnd w:id="59"/>
     </w:p>
     <w:p>
       <w:r>
@@ -12386,11 +12388,11 @@
       <w:pPr>
         <w:pStyle w:val="Cmsor3"/>
       </w:pPr>
-      <w:bookmarkStart w:id="52" w:name="_Toc225320323"/>
+      <w:bookmarkStart w:id="60" w:name="_Toc225320323"/>
       <w:r>
         <w:t>Hibajelzések</w:t>
       </w:r>
-      <w:bookmarkEnd w:id="52"/>
+      <w:bookmarkEnd w:id="60"/>
     </w:p>
     <w:p>
       <w:r>
@@ -12526,12 +12528,12 @@
       <w:pPr>
         <w:pStyle w:val="Cmsor3"/>
       </w:pPr>
-      <w:bookmarkStart w:id="53" w:name="_Toc225320324"/>
+      <w:bookmarkStart w:id="61" w:name="_Toc225320324"/>
       <w:r>
         <w:lastRenderedPageBreak/>
         <w:t>Adminisztrátor felület</w:t>
       </w:r>
-      <w:bookmarkEnd w:id="53"/>
+      <w:bookmarkEnd w:id="61"/>
     </w:p>
     <w:p>
       <w:r>
@@ -12675,7 +12677,8 @@
                               </w:rPr>
                               <w:fldChar w:fldCharType="separate"/>
                             </w:r>
-                            <w:bookmarkStart w:id="54" w:name="_Toc225320616"/>
+                            <w:bookmarkStart w:id="62" w:name="_Toc225320616"/>
+                            <w:bookmarkStart w:id="63" w:name="_Toc227136129"/>
                             <w:r>
                               <w:rPr>
                                 <w:noProof/>
@@ -12699,7 +12702,8 @@
                             <w:r>
                               <w:t xml:space="preserve"> felület a böngészés oldalban</w:t>
                             </w:r>
-                            <w:bookmarkEnd w:id="54"/>
+                            <w:bookmarkEnd w:id="62"/>
+                            <w:bookmarkEnd w:id="63"/>
                           </w:p>
                         </w:txbxContent>
                       </wps:txbx>
@@ -12746,7 +12750,8 @@
                         </w:rPr>
                         <w:fldChar w:fldCharType="separate"/>
                       </w:r>
-                      <w:bookmarkStart w:id="55" w:name="_Toc225320616"/>
+                      <w:bookmarkStart w:id="64" w:name="_Toc225320616"/>
+                      <w:bookmarkStart w:id="65" w:name="_Toc227136129"/>
                       <w:r>
                         <w:rPr>
                           <w:noProof/>
@@ -12770,7 +12775,8 @@
                       <w:r>
                         <w:t xml:space="preserve"> felület a böngészés oldalban</w:t>
                       </w:r>
-                      <w:bookmarkEnd w:id="55"/>
+                      <w:bookmarkEnd w:id="64"/>
+                      <w:bookmarkEnd w:id="65"/>
                     </w:p>
                   </w:txbxContent>
                 </v:textbox>
@@ -12848,7 +12854,7 @@
       <w:pPr>
         <w:pStyle w:val="Cmsor3"/>
       </w:pPr>
-      <w:bookmarkStart w:id="56" w:name="_Toc225320325"/>
+      <w:bookmarkStart w:id="66" w:name="_Toc225320325"/>
       <w:r>
         <w:lastRenderedPageBreak/>
         <w:t>K</w:t>
@@ -12856,7 +12862,7 @@
       <w:r>
         <w:t>apcsolat</w:t>
       </w:r>
-      <w:bookmarkEnd w:id="56"/>
+      <w:bookmarkEnd w:id="66"/>
     </w:p>
     <w:p>
       <w:r>
@@ -12872,14 +12878,14 @@
       <w:pPr>
         <w:pStyle w:val="Cmsor3"/>
       </w:pPr>
-      <w:bookmarkStart w:id="57" w:name="_Toc225320326"/>
+      <w:bookmarkStart w:id="67" w:name="_Toc225320326"/>
       <w:r>
         <w:t>Egyéb funkciók</w:t>
       </w:r>
       <w:r>
         <w:t xml:space="preserve"> (regisztrációhoz kötöttek)</w:t>
       </w:r>
-      <w:bookmarkEnd w:id="57"/>
+      <w:bookmarkEnd w:id="67"/>
     </w:p>
     <w:p>
       <w:pPr>
@@ -12973,24 +12979,24 @@
       <w:pPr>
         <w:pStyle w:val="Cmsor1"/>
       </w:pPr>
-      <w:bookmarkStart w:id="58" w:name="_Toc473730749"/>
-      <w:bookmarkStart w:id="59" w:name="_Toc225320327"/>
+      <w:bookmarkStart w:id="68" w:name="_Toc473730749"/>
+      <w:bookmarkStart w:id="69" w:name="_Toc225320327"/>
       <w:r>
         <w:lastRenderedPageBreak/>
         <w:t>Fejlesztői dokumentáció</w:t>
       </w:r>
-      <w:bookmarkEnd w:id="58"/>
-      <w:bookmarkEnd w:id="59"/>
+      <w:bookmarkEnd w:id="68"/>
+      <w:bookmarkEnd w:id="69"/>
     </w:p>
     <w:p>
       <w:pPr>
         <w:pStyle w:val="Cmsor2"/>
       </w:pPr>
-      <w:bookmarkStart w:id="60" w:name="_Toc225320328"/>
+      <w:bookmarkStart w:id="70" w:name="_Toc225320328"/>
       <w:r>
         <w:t>Az alkalmazott fejlesztői eszközök</w:t>
       </w:r>
-      <w:bookmarkEnd w:id="60"/>
+      <w:bookmarkEnd w:id="70"/>
     </w:p>
     <w:p>
       <w:r>
@@ -13001,11 +13007,11 @@
       <w:pPr>
         <w:pStyle w:val="Cmsor3"/>
       </w:pPr>
-      <w:bookmarkStart w:id="61" w:name="_Toc225320329"/>
+      <w:bookmarkStart w:id="71" w:name="_Toc225320329"/>
       <w:r>
         <w:t>Dokumentációs programok:</w:t>
       </w:r>
-      <w:bookmarkEnd w:id="61"/>
+      <w:bookmarkEnd w:id="71"/>
     </w:p>
     <w:p>
       <w:pPr>
@@ -13047,11 +13053,11 @@
       <w:pPr>
         <w:pStyle w:val="Cmsor3"/>
       </w:pPr>
-      <w:bookmarkStart w:id="62" w:name="_Toc225320330"/>
+      <w:bookmarkStart w:id="72" w:name="_Toc225320330"/>
       <w:r>
         <w:t>Kommunikációs programok:</w:t>
       </w:r>
-      <w:bookmarkEnd w:id="62"/>
+      <w:bookmarkEnd w:id="72"/>
     </w:p>
     <w:p>
       <w:pPr>
@@ -13085,11 +13091,11 @@
       <w:pPr>
         <w:pStyle w:val="Cmsor3"/>
       </w:pPr>
-      <w:bookmarkStart w:id="63" w:name="_Toc225320331"/>
+      <w:bookmarkStart w:id="73" w:name="_Toc225320331"/>
       <w:r>
         <w:t>Fejlesztői programok:</w:t>
       </w:r>
-      <w:bookmarkEnd w:id="63"/>
+      <w:bookmarkEnd w:id="73"/>
     </w:p>
     <w:p>
       <w:pPr>
@@ -13157,7 +13163,7 @@
       <w:pPr>
         <w:pStyle w:val="Cmsor2"/>
       </w:pPr>
-      <w:bookmarkStart w:id="64" w:name="_Toc225320332"/>
+      <w:bookmarkStart w:id="74" w:name="_Toc225320332"/>
       <w:r>
         <w:t xml:space="preserve">Adatmodell </w:t>
       </w:r>
@@ -13167,7 +13173,7 @@
       <w:r>
         <w:t>eírása</w:t>
       </w:r>
-      <w:bookmarkEnd w:id="64"/>
+      <w:bookmarkEnd w:id="74"/>
     </w:p>
     <w:p>
       <w:pPr>
@@ -13263,7 +13269,8 @@
                               </w:rPr>
                               <w:fldChar w:fldCharType="separate"/>
                             </w:r>
-                            <w:bookmarkStart w:id="65" w:name="_Toc225320617"/>
+                            <w:bookmarkStart w:id="75" w:name="_Toc225320617"/>
+                            <w:bookmarkStart w:id="76" w:name="_Toc227136130"/>
                             <w:r>
                               <w:rPr>
                                 <w:rFonts w:eastAsia="Times New Roman" w:cs="Times New Roman"/>
@@ -13283,7 +13290,8 @@
                             <w:r>
                               <w:t>. ábra - az adatbázis UML diagramja</w:t>
                             </w:r>
-                            <w:bookmarkEnd w:id="65"/>
+                            <w:bookmarkEnd w:id="75"/>
+                            <w:bookmarkEnd w:id="76"/>
                           </w:p>
                         </w:txbxContent>
                       </wps:txbx>
@@ -13338,7 +13346,8 @@
                         </w:rPr>
                         <w:fldChar w:fldCharType="separate"/>
                       </w:r>
-                      <w:bookmarkStart w:id="66" w:name="_Toc225320617"/>
+                      <w:bookmarkStart w:id="77" w:name="_Toc225320617"/>
+                      <w:bookmarkStart w:id="78" w:name="_Toc227136130"/>
                       <w:r>
                         <w:rPr>
                           <w:rFonts w:eastAsia="Times New Roman" w:cs="Times New Roman"/>
@@ -13358,7 +13367,8 @@
                       <w:r>
                         <w:t>. ábra - az adatbázis UML diagramja</w:t>
                       </w:r>
-                      <w:bookmarkEnd w:id="66"/>
+                      <w:bookmarkEnd w:id="77"/>
+                      <w:bookmarkEnd w:id="78"/>
                     </w:p>
                   </w:txbxContent>
                 </v:textbox>
@@ -13479,11 +13489,11 @@
       <w:r>
         <w:t xml:space="preserve"> </w:t>
       </w:r>
-      <w:bookmarkStart w:id="67" w:name="_Toc225320333"/>
+      <w:bookmarkStart w:id="79" w:name="_Toc225320333"/>
       <w:r>
         <w:t>Táblák röviden és feladatuk</w:t>
       </w:r>
-      <w:bookmarkEnd w:id="67"/>
+      <w:bookmarkEnd w:id="79"/>
     </w:p>
     <w:p>
       <w:pPr>
@@ -14021,11 +14031,11 @@
       <w:r>
         <w:t xml:space="preserve"> </w:t>
       </w:r>
-      <w:bookmarkStart w:id="68" w:name="_Toc225320334"/>
+      <w:bookmarkStart w:id="80" w:name="_Toc225320334"/>
       <w:r>
         <w:t>Kapcsolatok összefoglalása (ER logika)</w:t>
       </w:r>
-      <w:bookmarkEnd w:id="68"/>
+      <w:bookmarkEnd w:id="80"/>
     </w:p>
     <w:p/>
     <w:p>
@@ -14212,11 +14222,11 @@
       <w:pPr>
         <w:pStyle w:val="Cmsor3"/>
       </w:pPr>
-      <w:bookmarkStart w:id="69" w:name="_Toc225320335"/>
+      <w:bookmarkStart w:id="81" w:name="_Toc225320335"/>
       <w:r>
         <w:t>Integritás és teljesítmény</w:t>
       </w:r>
-      <w:bookmarkEnd w:id="69"/>
+      <w:bookmarkEnd w:id="81"/>
     </w:p>
     <w:p/>
     <w:p>
@@ -14336,11 +14346,11 @@
       <w:pPr>
         <w:pStyle w:val="Cmsor3"/>
       </w:pPr>
-      <w:bookmarkStart w:id="70" w:name="_Toc225320336"/>
+      <w:bookmarkStart w:id="82" w:name="_Toc225320336"/>
       <w:r>
         <w:t>UML/OOP megfeleltetés (ha kell a dokumentációba)</w:t>
       </w:r>
-      <w:bookmarkEnd w:id="70"/>
+      <w:bookmarkEnd w:id="82"/>
     </w:p>
     <w:p/>
     <w:p>
@@ -14453,11 +14463,11 @@
       <w:pPr>
         <w:pStyle w:val="Cmsor2"/>
       </w:pPr>
-      <w:bookmarkStart w:id="71" w:name="_Toc225320337"/>
+      <w:bookmarkStart w:id="83" w:name="_Toc225320337"/>
       <w:r>
         <w:t>Részletes feladatspecifikáció, algoritmusok</w:t>
       </w:r>
-      <w:bookmarkEnd w:id="71"/>
+      <w:bookmarkEnd w:id="83"/>
     </w:p>
     <w:p>
       <w:r>
@@ -14500,7 +14510,7 @@
       <w:pPr>
         <w:pStyle w:val="Cmsor3"/>
       </w:pPr>
-      <w:bookmarkStart w:id="72" w:name="_Toc225320338"/>
+      <w:bookmarkStart w:id="84" w:name="_Toc225320338"/>
       <w:r>
         <w:t>1. algoritmus — Kép letöltése hitelesítéssel (</w:t>
       </w:r>
@@ -14516,7 +14526,7 @@
       <w:r>
         <w:t>)</w:t>
       </w:r>
-      <w:bookmarkEnd w:id="72"/>
+      <w:bookmarkEnd w:id="84"/>
     </w:p>
     <w:p>
       <w:r>
@@ -15455,7 +15465,7 @@
       <w:pPr>
         <w:pStyle w:val="Cmsor3"/>
       </w:pPr>
-      <w:bookmarkStart w:id="73" w:name="_Toc225320339"/>
+      <w:bookmarkStart w:id="85" w:name="_Toc225320339"/>
       <w:r>
         <w:t>2. algoritmus — Megosztási link generálása és vágólapra másolása (</w:t>
       </w:r>
@@ -15471,7 +15481,7 @@
       <w:r>
         <w:t>)</w:t>
       </w:r>
-      <w:bookmarkEnd w:id="73"/>
+      <w:bookmarkEnd w:id="85"/>
     </w:p>
     <w:p>
       <w:pPr>
@@ -16081,7 +16091,7 @@
       <w:pPr>
         <w:pStyle w:val="Cmsor3"/>
       </w:pPr>
-      <w:bookmarkStart w:id="74" w:name="_Toc225320340"/>
+      <w:bookmarkStart w:id="86" w:name="_Toc225320340"/>
       <w:r>
         <w:lastRenderedPageBreak/>
         <w:t>3. algoritmus — Kép szavazás és százalékok számítása (</w:t>
@@ -16102,7 +16112,7 @@
       <w:r>
         <w:t xml:space="preserve"> blokk)</w:t>
       </w:r>
-      <w:bookmarkEnd w:id="74"/>
+      <w:bookmarkEnd w:id="86"/>
     </w:p>
     <w:p>
       <w:pPr>
@@ -17038,7 +17048,7 @@
       <w:pPr>
         <w:pStyle w:val="Cmsor3"/>
       </w:pPr>
-      <w:bookmarkStart w:id="75" w:name="_Toc225320341"/>
+      <w:bookmarkStart w:id="87" w:name="_Toc225320341"/>
       <w:r>
         <w:t xml:space="preserve">4. algoritmus – Komment törlése megerősítő </w:t>
       </w:r>
@@ -17069,7 +17079,7 @@
       <w:r>
         <w:t>)</w:t>
       </w:r>
-      <w:bookmarkEnd w:id="75"/>
+      <w:bookmarkEnd w:id="87"/>
     </w:p>
     <w:p>
       <w:pPr>
@@ -18133,21 +18143,21 @@
       <w:pPr>
         <w:pStyle w:val="Cmsor2"/>
       </w:pPr>
-      <w:bookmarkStart w:id="76" w:name="_Toc225320342"/>
+      <w:bookmarkStart w:id="88" w:name="_Toc225320342"/>
       <w:r>
         <w:t>Tesztelési dokumentáció</w:t>
       </w:r>
-      <w:bookmarkEnd w:id="76"/>
+      <w:bookmarkEnd w:id="88"/>
     </w:p>
     <w:p>
       <w:pPr>
         <w:pStyle w:val="Cmsor3"/>
       </w:pPr>
-      <w:bookmarkStart w:id="77" w:name="_Toc225320343"/>
+      <w:bookmarkStart w:id="89" w:name="_Toc225320343"/>
       <w:r>
         <w:t>A rendszer rövid leírása (mit tesztelünk)</w:t>
       </w:r>
-      <w:bookmarkEnd w:id="77"/>
+      <w:bookmarkEnd w:id="89"/>
     </w:p>
     <w:p>
       <w:r>
@@ -18782,11 +18792,11 @@
       <w:r>
         <w:t xml:space="preserve"> </w:t>
       </w:r>
-      <w:bookmarkStart w:id="78" w:name="_Toc225320344"/>
+      <w:bookmarkStart w:id="90" w:name="_Toc225320344"/>
       <w:r>
         <w:t>Tesztkörnyezet (feltételezés)</w:t>
       </w:r>
-      <w:bookmarkEnd w:id="78"/>
+      <w:bookmarkEnd w:id="90"/>
     </w:p>
     <w:p>
       <w:pPr>
@@ -18843,11 +18853,11 @@
       <w:pPr>
         <w:pStyle w:val="Cmsor3"/>
       </w:pPr>
-      <w:bookmarkStart w:id="79" w:name="_Toc225320345"/>
+      <w:bookmarkStart w:id="91" w:name="_Toc225320345"/>
       <w:r>
         <w:t>Tesztesetek (legalább 3, részletesen)</w:t>
       </w:r>
-      <w:bookmarkEnd w:id="79"/>
+      <w:bookmarkEnd w:id="91"/>
     </w:p>
     <w:p>
       <w:r>
@@ -20048,11 +20058,11 @@
       <w:pPr>
         <w:pStyle w:val="Cmsor3"/>
       </w:pPr>
-      <w:bookmarkStart w:id="80" w:name="_Toc225320346"/>
+      <w:bookmarkStart w:id="92" w:name="_Toc225320346"/>
       <w:r>
         <w:t>Extrém tesztesetek (bolondbiztosság)</w:t>
       </w:r>
-      <w:bookmarkEnd w:id="80"/>
+      <w:bookmarkEnd w:id="92"/>
     </w:p>
     <w:p>
       <w:pPr>
@@ -20746,11 +20756,11 @@
       <w:r>
         <w:t xml:space="preserve"> </w:t>
       </w:r>
-      <w:bookmarkStart w:id="81" w:name="_Toc225320347"/>
+      <w:bookmarkStart w:id="93" w:name="_Toc225320347"/>
       <w:r>
         <w:t>A tesztelés során feltárt hibák / hiányosságok</w:t>
       </w:r>
-      <w:bookmarkEnd w:id="81"/>
+      <w:bookmarkEnd w:id="93"/>
     </w:p>
     <w:p>
       <w:r>
@@ -21125,12 +21135,12 @@
       <w:pPr>
         <w:pStyle w:val="Cmsor3"/>
       </w:pPr>
-      <w:bookmarkStart w:id="82" w:name="_Toc225320348"/>
+      <w:bookmarkStart w:id="94" w:name="_Toc225320348"/>
       <w:r>
         <w:lastRenderedPageBreak/>
         <w:t>Összegzés (módszerek és lefedés)</w:t>
       </w:r>
-      <w:bookmarkEnd w:id="82"/>
+      <w:bookmarkEnd w:id="94"/>
     </w:p>
     <w:p>
       <w:pPr>
@@ -21238,11 +21248,11 @@
       <w:pPr>
         <w:pStyle w:val="Cmsor3"/>
       </w:pPr>
-      <w:bookmarkStart w:id="83" w:name="_Toc225320349"/>
+      <w:bookmarkStart w:id="95" w:name="_Toc225320349"/>
       <w:r>
         <w:t>Postman tesztelés</w:t>
       </w:r>
-      <w:bookmarkEnd w:id="83"/>
+      <w:bookmarkEnd w:id="95"/>
     </w:p>
     <w:p>
       <w:r>
@@ -21368,7 +21378,8 @@
                               </w:rPr>
                               <w:fldChar w:fldCharType="separate"/>
                             </w:r>
-                            <w:bookmarkStart w:id="84" w:name="_Toc225320618"/>
+                            <w:bookmarkStart w:id="96" w:name="_Toc225320618"/>
+                            <w:bookmarkStart w:id="97" w:name="_Toc227136131"/>
                             <w:r>
                               <w:rPr>
                                 <w:noProof/>
@@ -21384,7 +21395,8 @@
                             <w:r>
                               <w:t>. ábra - postman teszt 1</w:t>
                             </w:r>
-                            <w:bookmarkEnd w:id="84"/>
+                            <w:bookmarkEnd w:id="96"/>
+                            <w:bookmarkEnd w:id="97"/>
                           </w:p>
                         </w:txbxContent>
                       </wps:txbx>
@@ -21431,7 +21443,8 @@
                         </w:rPr>
                         <w:fldChar w:fldCharType="separate"/>
                       </w:r>
-                      <w:bookmarkStart w:id="85" w:name="_Toc225320618"/>
+                      <w:bookmarkStart w:id="98" w:name="_Toc225320618"/>
+                      <w:bookmarkStart w:id="99" w:name="_Toc227136131"/>
                       <w:r>
                         <w:rPr>
                           <w:noProof/>
@@ -21447,7 +21460,8 @@
                       <w:r>
                         <w:t>. ábra - postman teszt 1</w:t>
                       </w:r>
-                      <w:bookmarkEnd w:id="85"/>
+                      <w:bookmarkEnd w:id="98"/>
+                      <w:bookmarkEnd w:id="99"/>
                     </w:p>
                   </w:txbxContent>
                 </v:textbox>
@@ -21651,7 +21665,8 @@
                               </w:rPr>
                               <w:fldChar w:fldCharType="separate"/>
                             </w:r>
-                            <w:bookmarkStart w:id="86" w:name="_Toc225320619"/>
+                            <w:bookmarkStart w:id="100" w:name="_Toc225320619"/>
+                            <w:bookmarkStart w:id="101" w:name="_Toc227136132"/>
                             <w:r>
                               <w:rPr>
                                 <w:noProof/>
@@ -21667,7 +21682,8 @@
                             <w:r>
                               <w:t>. ábra - postman teszt 2</w:t>
                             </w:r>
-                            <w:bookmarkEnd w:id="86"/>
+                            <w:bookmarkEnd w:id="100"/>
+                            <w:bookmarkEnd w:id="101"/>
                           </w:p>
                         </w:txbxContent>
                       </wps:txbx>
@@ -21714,7 +21730,8 @@
                         </w:rPr>
                         <w:fldChar w:fldCharType="separate"/>
                       </w:r>
-                      <w:bookmarkStart w:id="87" w:name="_Toc225320619"/>
+                      <w:bookmarkStart w:id="102" w:name="_Toc225320619"/>
+                      <w:bookmarkStart w:id="103" w:name="_Toc227136132"/>
                       <w:r>
                         <w:rPr>
                           <w:noProof/>
@@ -21730,7 +21747,8 @@
                       <w:r>
                         <w:t>. ábra - postman teszt 2</w:t>
                       </w:r>
-                      <w:bookmarkEnd w:id="87"/>
+                      <w:bookmarkEnd w:id="102"/>
+                      <w:bookmarkEnd w:id="103"/>
                     </w:p>
                   </w:txbxContent>
                 </v:textbox>
@@ -21993,7 +22011,8 @@
                               </w:rPr>
                               <w:fldChar w:fldCharType="separate"/>
                             </w:r>
-                            <w:bookmarkStart w:id="88" w:name="_Toc225320620"/>
+                            <w:bookmarkStart w:id="104" w:name="_Toc225320620"/>
+                            <w:bookmarkStart w:id="105" w:name="_Toc227136133"/>
                             <w:r>
                               <w:rPr>
                                 <w:noProof/>
@@ -22009,7 +22028,8 @@
                             <w:r>
                               <w:t>. ábra - postman teszt 3</w:t>
                             </w:r>
-                            <w:bookmarkEnd w:id="88"/>
+                            <w:bookmarkEnd w:id="104"/>
+                            <w:bookmarkEnd w:id="105"/>
                           </w:p>
                         </w:txbxContent>
                       </wps:txbx>
@@ -22056,7 +22076,8 @@
                         </w:rPr>
                         <w:fldChar w:fldCharType="separate"/>
                       </w:r>
-                      <w:bookmarkStart w:id="89" w:name="_Toc225320620"/>
+                      <w:bookmarkStart w:id="106" w:name="_Toc225320620"/>
+                      <w:bookmarkStart w:id="107" w:name="_Toc227136133"/>
                       <w:r>
                         <w:rPr>
                           <w:noProof/>
@@ -22072,7 +22093,8 @@
                       <w:r>
                         <w:t>. ábra - postman teszt 3</w:t>
                       </w:r>
-                      <w:bookmarkEnd w:id="89"/>
+                      <w:bookmarkEnd w:id="106"/>
+                      <w:bookmarkEnd w:id="107"/>
                     </w:p>
                   </w:txbxContent>
                 </v:textbox>
@@ -22102,22 +22124,22 @@
       <w:pPr>
         <w:pStyle w:val="Cmsor1"/>
       </w:pPr>
-      <w:bookmarkStart w:id="90" w:name="_Toc225320350"/>
+      <w:bookmarkStart w:id="108" w:name="_Toc225320350"/>
       <w:r>
         <w:lastRenderedPageBreak/>
         <w:t>Összefoglalás</w:t>
       </w:r>
-      <w:bookmarkEnd w:id="90"/>
+      <w:bookmarkEnd w:id="108"/>
     </w:p>
     <w:p>
       <w:pPr>
         <w:pStyle w:val="Cmsor2"/>
       </w:pPr>
-      <w:bookmarkStart w:id="91" w:name="_Toc225320351"/>
+      <w:bookmarkStart w:id="109" w:name="_Toc225320351"/>
       <w:r>
         <w:t>Önértékelés</w:t>
       </w:r>
-      <w:bookmarkEnd w:id="91"/>
+      <w:bookmarkEnd w:id="109"/>
     </w:p>
     <w:p>
       <w:r>
@@ -22225,7 +22247,9 @@
     <w:p>
       <w:pPr>
         <w:rPr>
-          <w:color w:val="000000" w:themeColor="text1"/>
+          <w:rFonts w:eastAsia="Times New Roman" w:cs="Times New Roman"/>
+          <w:szCs w:val="24"/>
+          <w:lang w:eastAsia="hu-HU"/>
         </w:rPr>
       </w:pPr>
       <w:proofErr w:type="spellStart"/>
@@ -22241,17 +22265,68 @@
         <w:rPr>
           <w:color w:val="000000" w:themeColor="text1"/>
         </w:rPr>
-        <w:t xml:space="preserve"> Tamás:   </w:t>
-      </w:r>
-    </w:p>
-    <w:p>
-      <w:pPr>
-        <w:rPr>
-          <w:color w:val="000000" w:themeColor="text1"/>
-        </w:rPr>
-      </w:pPr>
-    </w:p>
-    <w:p/>
+        <w:t xml:space="preserve"> Tamás: </w:t>
+      </w:r>
+      <w:r>
+        <w:t>A mestervizsga során háromfős csapatban dolgoztunk. A projekt alatt sokat fejlődtem a csapatmunkában és a felhasználói felület tervezésében, amelyért én voltam a felelős. Sikeresnek tartom a közös munkát, a feladatok kiosztását és azok megvalósítását is, mindenki jól végezte a saját feladatát.</w:t>
+      </w:r>
+      <w:r>
+        <w:t xml:space="preserve"> </w:t>
+      </w:r>
+      <w:r>
+        <w:rPr>
+          <w:rFonts w:eastAsia="Times New Roman" w:cs="Times New Roman"/>
+          <w:szCs w:val="24"/>
+          <w:lang w:eastAsia="hu-HU"/>
+        </w:rPr>
+        <w:t>A munka során fejlődött a problémamegoldó képességem és a tervezési szemléletem is. Megtanultam, hogyan kell egy weboldalt logikusan felépíteni és a felhasználói élményt szem előtt tartani.</w:t>
+      </w:r>
+      <w:r>
+        <w:t xml:space="preserve"> </w:t>
+      </w:r>
+      <w:r>
+        <w:rPr>
+          <w:rFonts w:eastAsia="Times New Roman" w:cs="Times New Roman"/>
+          <w:szCs w:val="24"/>
+          <w:lang w:eastAsia="hu-HU"/>
+        </w:rPr>
+        <w:t xml:space="preserve">Úgy érzem, még </w:t>
+      </w:r>
+      <w:proofErr w:type="spellStart"/>
+      <w:r>
+        <w:rPr>
+          <w:rFonts w:eastAsia="Times New Roman" w:cs="Times New Roman"/>
+          <w:szCs w:val="24"/>
+          <w:lang w:eastAsia="hu-HU"/>
+        </w:rPr>
+        <w:t>fejlődnöm</w:t>
+      </w:r>
+      <w:proofErr w:type="spellEnd"/>
+      <w:r>
+        <w:rPr>
+          <w:rFonts w:eastAsia="Times New Roman" w:cs="Times New Roman"/>
+          <w:szCs w:val="24"/>
+          <w:lang w:eastAsia="hu-HU"/>
+        </w:rPr>
+        <w:t xml:space="preserve"> kell a modern frontend technológiák, például a JavaScript keretrendszerek magabiztos használatában. Ugyanakkor ezt nem látom problémának, mert szívesen tanulok új dolgokat, és motivál, amikor látom a munkám gyümölcsét.</w:t>
+      </w:r>
+      <w:r>
+        <w:t xml:space="preserve"> </w:t>
+      </w:r>
+      <w:r>
+        <w:rPr>
+          <w:rFonts w:eastAsia="Times New Roman" w:cs="Times New Roman"/>
+          <w:szCs w:val="24"/>
+          <w:lang w:eastAsia="hu-HU"/>
+        </w:rPr>
+        <w:t>A jövőben szeretném tovább fejleszteni szakmai tudásomat, és még komplexebb projekteken dolgozni, ahol kamatoztathatom a megszerzett tapasztalataimat és új ismereteket szerezhetek.</w:t>
+      </w:r>
+    </w:p>
+    <w:p>
+      <w:pPr>
+        <w:ind w:firstLine="0"/>
+      </w:pPr>
+    </w:p>
     <w:p>
       <w:r>
         <w:t>Összességében elégedettek vagyunk a személyes erőfeszítéseinkkel, és a csapatmunka hatékonyságával.</w:t>
@@ -22261,14 +22336,14 @@
       <w:pPr>
         <w:pStyle w:val="Cmsor2"/>
       </w:pPr>
-      <w:bookmarkStart w:id="92" w:name="_Toc225320352"/>
+      <w:bookmarkStart w:id="110" w:name="_Toc225320352"/>
       <w:r>
         <w:t>Továbbfejlesztési lehetőségek</w:t>
       </w:r>
-      <w:bookmarkEnd w:id="92"/>
-    </w:p>
-    <w:p>
-      <w:bookmarkStart w:id="93" w:name="_Toc473730753"/>
+      <w:bookmarkEnd w:id="110"/>
+    </w:p>
+    <w:p>
+      <w:bookmarkStart w:id="111" w:name="_Toc473730753"/>
       <w:r>
         <w:t xml:space="preserve">A </w:t>
       </w:r>
@@ -22293,11 +22368,11 @@
       <w:pPr>
         <w:pStyle w:val="Cmsor3"/>
       </w:pPr>
-      <w:bookmarkStart w:id="94" w:name="_Toc225320353"/>
+      <w:bookmarkStart w:id="112" w:name="_Toc225320353"/>
       <w:r>
         <w:t>Kétlépcsős azonosítás (2FA) és visszaigazoló e-mail rendszer</w:t>
       </w:r>
-      <w:bookmarkEnd w:id="94"/>
+      <w:bookmarkEnd w:id="112"/>
     </w:p>
     <w:p>
       <w:r>
@@ -22348,6 +22423,7 @@
         <w:rPr>
           <w:rStyle w:val="Kiemels2"/>
         </w:rPr>
+        <w:lastRenderedPageBreak/>
         <w:t>Bejelentkezési megerősítés (2FA):</w:t>
       </w:r>
       <w:r>
@@ -22388,12 +22464,11 @@
       <w:pPr>
         <w:pStyle w:val="Cmsor3"/>
       </w:pPr>
-      <w:bookmarkStart w:id="95" w:name="_Toc225320354"/>
-      <w:r>
-        <w:lastRenderedPageBreak/>
+      <w:bookmarkStart w:id="113" w:name="_Toc225320354"/>
+      <w:r>
         <w:t>Helymeghatározás integrálása térképes megjelenítéssel</w:t>
       </w:r>
-      <w:bookmarkEnd w:id="95"/>
+      <w:bookmarkEnd w:id="113"/>
     </w:p>
     <w:p>
       <w:r>
@@ -22484,6 +22559,7 @@
     </w:p>
     <w:p>
       <w:r>
+        <w:lastRenderedPageBreak/>
         <w:t>Ez a funkció erősítené a közösségi élményt, inspirációs lehetőségeket biztosítana, valamint lehetővé tenné tematikus (pl. ország vagy város alapú) fotógyűjtemények létrehozását.</w:t>
       </w:r>
     </w:p>
@@ -22492,11 +22568,11 @@
       <w:pPr>
         <w:pStyle w:val="Cmsor3"/>
       </w:pPr>
-      <w:bookmarkStart w:id="96" w:name="_Toc225320355"/>
+      <w:bookmarkStart w:id="114" w:name="_Toc225320355"/>
       <w:r>
         <w:t>Mobilalkalmazás fejlesztése (Android és iOS platformra)</w:t>
       </w:r>
-      <w:bookmarkEnd w:id="96"/>
+      <w:bookmarkEnd w:id="114"/>
     </w:p>
     <w:p>
       <w:r>
@@ -22540,7 +22616,6 @@
         <w:rPr>
           <w:rStyle w:val="Kiemels2"/>
         </w:rPr>
-        <w:lastRenderedPageBreak/>
         <w:t>Felhasználói élmény javítása mobilon:</w:t>
       </w:r>
       <w:r>
@@ -22657,6 +22732,7 @@
     </w:p>
     <w:p>
       <w:r>
+        <w:lastRenderedPageBreak/>
         <w:t>Ez a fejlesztés hosszú távon hozzájárulna a közösség bővüléséhez, az aktivitás növekedéséhez, valamint a platform versenyképességének erősítéséhez a modern digitális környezetben.</w:t>
       </w:r>
     </w:p>
@@ -22665,7 +22741,7 @@
       <w:pPr>
         <w:pStyle w:val="Cmsor2"/>
       </w:pPr>
-      <w:bookmarkStart w:id="97" w:name="_Toc225320356"/>
+      <w:bookmarkStart w:id="115" w:name="_Toc225320356"/>
       <w:r>
         <w:t xml:space="preserve">A program jövőbeni hasznosulása és </w:t>
       </w:r>
@@ -22673,7 +22749,7 @@
       <w:r>
         <w:t>továbbélése</w:t>
       </w:r>
-      <w:bookmarkEnd w:id="97"/>
+      <w:bookmarkEnd w:id="115"/>
       <w:proofErr w:type="spellEnd"/>
     </w:p>
     <w:p>
@@ -22701,12 +22777,11 @@
       <w:pPr>
         <w:pStyle w:val="Cmsor3"/>
       </w:pPr>
-      <w:bookmarkStart w:id="98" w:name="_Toc225320357"/>
-      <w:r>
-        <w:lastRenderedPageBreak/>
+      <w:bookmarkStart w:id="116" w:name="_Toc225320357"/>
+      <w:r>
         <w:t>Valós közösségi platformmá fejleszthetőség</w:t>
       </w:r>
-      <w:bookmarkEnd w:id="98"/>
+      <w:bookmarkEnd w:id="116"/>
     </w:p>
     <w:p>
       <w:r>
@@ -22717,11 +22792,11 @@
       <w:pPr>
         <w:pStyle w:val="Cmsor3"/>
       </w:pPr>
-      <w:bookmarkStart w:id="99" w:name="_Toc225320358"/>
+      <w:bookmarkStart w:id="117" w:name="_Toc225320358"/>
       <w:r>
         <w:t>Portfólió- és referenciaérték</w:t>
       </w:r>
-      <w:bookmarkEnd w:id="99"/>
+      <w:bookmarkEnd w:id="117"/>
     </w:p>
     <w:p>
       <w:r>
@@ -22825,11 +22900,12 @@
           <w:lang w:eastAsia="hu-HU"/>
         </w:rPr>
       </w:pPr>
-      <w:bookmarkStart w:id="100" w:name="_Toc225320359"/>
-      <w:r>
+      <w:bookmarkStart w:id="118" w:name="_Toc225320359"/>
+      <w:r>
+        <w:lastRenderedPageBreak/>
         <w:t>További üzleti és közösségi lehetőségek</w:t>
       </w:r>
-      <w:bookmarkEnd w:id="100"/>
+      <w:bookmarkEnd w:id="118"/>
     </w:p>
     <w:p>
       <w:r>
@@ -22872,11 +22948,11 @@
       <w:pPr>
         <w:pStyle w:val="Cmsor3"/>
       </w:pPr>
-      <w:bookmarkStart w:id="101" w:name="_Toc225320360"/>
+      <w:bookmarkStart w:id="119" w:name="_Toc225320360"/>
       <w:r>
         <w:t>Technológiai továbbfejlesztés és skálázhatóság</w:t>
       </w:r>
-      <w:bookmarkEnd w:id="101"/>
+      <w:bookmarkEnd w:id="119"/>
     </w:p>
     <w:p>
       <w:r>
@@ -22912,7 +22988,6 @@
         <w:pStyle w:val="Felsorols1"/>
       </w:pPr>
       <w:r>
-        <w:lastRenderedPageBreak/>
         <w:t xml:space="preserve">automatikus </w:t>
       </w:r>
       <w:proofErr w:type="spellStart"/>
@@ -22952,8 +23027,8 @@
       </w:r>
     </w:p>
     <w:p/>
-    <w:bookmarkEnd w:id="93" w:displacedByCustomXml="next"/>
-    <w:bookmarkStart w:id="102" w:name="_Toc225320361" w:displacedByCustomXml="next"/>
+    <w:bookmarkEnd w:id="111" w:displacedByCustomXml="next"/>
+    <w:bookmarkStart w:id="120" w:name="_Toc225320361" w:displacedByCustomXml="next"/>
     <w:sdt>
       <w:sdtPr>
         <w:rPr>
@@ -22979,7 +23054,7 @@
           <w:r>
             <w:t>Felhasznált irodalom</w:t>
           </w:r>
-          <w:bookmarkEnd w:id="102"/>
+          <w:bookmarkEnd w:id="120"/>
         </w:p>
         <w:sdt>
           <w:sdtPr>
@@ -23131,13 +23206,25 @@
     <w:p>
       <w:pPr>
         <w:pStyle w:val="Cmsor1"/>
-      </w:pPr>
-      <w:bookmarkStart w:id="103" w:name="_Toc225320362"/>
+        <w:rPr>
+          <w:noProof/>
+        </w:rPr>
+      </w:pPr>
+      <w:bookmarkStart w:id="121" w:name="_Toc225320362"/>
       <w:r>
         <w:lastRenderedPageBreak/>
         <w:t>Ábrajegyzék</w:t>
       </w:r>
-      <w:bookmarkEnd w:id="103"/>
+      <w:bookmarkEnd w:id="121"/>
+      <w:r>
+        <w:fldChar w:fldCharType="begin"/>
+      </w:r>
+      <w:r>
+        <w:instrText xml:space="preserve"> TOC \h \z \c "ábra" </w:instrText>
+      </w:r>
+      <w:r>
+        <w:fldChar w:fldCharType="separate"/>
+      </w:r>
     </w:p>
     <w:p>
       <w:pPr>
@@ -23152,36 +23239,13 @@
           <w:lang w:eastAsia="hu-HU"/>
         </w:rPr>
       </w:pPr>
-      <w:r>
-        <w:fldChar w:fldCharType="begin"/>
-      </w:r>
-      <w:r>
-        <w:instrText xml:space="preserve"> TOC \h \z \c "ábra" </w:instrText>
-      </w:r>
-      <w:r>
-        <w:fldChar w:fldCharType="separate"/>
-      </w:r>
-      <w:hyperlink r:id="rId24" w:anchor="_Toc225320612" w:history="1">
+      <w:hyperlink r:id="rId24" w:anchor="_Toc227136125" w:history="1">
         <w:r>
           <w:rPr>
             <w:rStyle w:val="Hiperhivatkozs"/>
             <w:noProof/>
           </w:rPr>
-          <w:t>1. á</w:t>
-        </w:r>
-        <w:r>
-          <w:rPr>
-            <w:rStyle w:val="Hiperhivatkozs"/>
-            <w:noProof/>
-          </w:rPr>
-          <w:t>b</w:t>
-        </w:r>
-        <w:r>
-          <w:rPr>
-            <w:rStyle w:val="Hiperhivatkozs"/>
-            <w:noProof/>
-          </w:rPr>
-          <w:t>ra - főoldal</w:t>
+          <w:t>1. ábra - főoldal</w:t>
         </w:r>
         <w:r>
           <w:rPr>
@@ -23202,7 +23266,7 @@
             <w:noProof/>
             <w:webHidden/>
           </w:rPr>
-          <w:instrText xml:space="preserve"> PAGEREF _Toc225320612 \h </w:instrText>
+          <w:instrText xml:space="preserve"> PAGEREF _Toc227136125 \h </w:instrText>
         </w:r>
         <w:r>
           <w:rPr>
@@ -23246,7 +23310,7 @@
           <w:lang w:eastAsia="hu-HU"/>
         </w:rPr>
       </w:pPr>
-      <w:hyperlink r:id="rId25" w:anchor="_Toc225320613" w:history="1">
+      <w:hyperlink r:id="rId25" w:anchor="_Toc227136126" w:history="1">
         <w:r>
           <w:rPr>
             <w:rStyle w:val="Hiperhivatkozs"/>
@@ -23273,7 +23337,7 @@
             <w:noProof/>
             <w:webHidden/>
           </w:rPr>
-          <w:instrText xml:space="preserve"> PAGEREF _Toc225320613 \h </w:instrText>
+          <w:instrText xml:space="preserve"> PAGEREF _Toc227136126 \h </w:instrText>
         </w:r>
         <w:r>
           <w:rPr>
@@ -23317,7 +23381,7 @@
           <w:lang w:eastAsia="hu-HU"/>
         </w:rPr>
       </w:pPr>
-      <w:hyperlink r:id="rId26" w:anchor="_Toc225320614" w:history="1">
+      <w:hyperlink r:id="rId26" w:anchor="_Toc227136127" w:history="1">
         <w:r>
           <w:rPr>
             <w:rStyle w:val="Hiperhivatkozs"/>
@@ -23344,7 +23408,7 @@
             <w:noProof/>
             <w:webHidden/>
           </w:rPr>
-          <w:instrText xml:space="preserve"> PAGEREF _Toc225320614 \h </w:instrText>
+          <w:instrText xml:space="preserve"> PAGEREF _Toc227136127 \h </w:instrText>
         </w:r>
         <w:r>
           <w:rPr>
@@ -23388,7 +23452,7 @@
           <w:lang w:eastAsia="hu-HU"/>
         </w:rPr>
       </w:pPr>
-      <w:hyperlink r:id="rId27" w:anchor="_Toc225320615" w:history="1">
+      <w:hyperlink r:id="rId27" w:anchor="_Toc227136128" w:history="1">
         <w:r>
           <w:rPr>
             <w:rStyle w:val="Hiperhivatkozs"/>
@@ -23415,78 +23479,7 @@
             <w:noProof/>
             <w:webHidden/>
           </w:rPr>
-          <w:instrText xml:space="preserve"> PAGEREF _Toc225320615 \h </w:instrText>
-        </w:r>
-        <w:r>
-          <w:rPr>
-            <w:noProof/>
-            <w:webHidden/>
-          </w:rPr>
-        </w:r>
-        <w:r>
-          <w:rPr>
-            <w:noProof/>
-            <w:webHidden/>
-          </w:rPr>
-          <w:fldChar w:fldCharType="separate"/>
-        </w:r>
-        <w:r>
-          <w:rPr>
-            <w:noProof/>
-            <w:webHidden/>
-          </w:rPr>
-          <w:t>24</w:t>
-        </w:r>
-        <w:r>
-          <w:rPr>
-            <w:noProof/>
-            <w:webHidden/>
-          </w:rPr>
-          <w:fldChar w:fldCharType="end"/>
-        </w:r>
-      </w:hyperlink>
-    </w:p>
-    <w:p>
-      <w:pPr>
-        <w:pStyle w:val="brajegyzk"/>
-        <w:tabs>
-          <w:tab w:val="right" w:leader="dot" w:pos="8720"/>
-        </w:tabs>
-        <w:rPr>
-          <w:rFonts w:asciiTheme="minorHAnsi" w:eastAsiaTheme="minorEastAsia" w:hAnsiTheme="minorHAnsi" w:cstheme="minorBidi"/>
-          <w:noProof/>
-          <w:sz w:val="22"/>
-          <w:lang w:eastAsia="hu-HU"/>
-        </w:rPr>
-      </w:pPr>
-      <w:hyperlink r:id="rId28" w:anchor="_Toc225320616" w:history="1">
-        <w:r>
-          <w:rPr>
-            <w:rStyle w:val="Hiperhivatkozs"/>
-            <w:noProof/>
-          </w:rPr>
-          <w:t>5. ábra - admin felület a böngészés oldalban</w:t>
-        </w:r>
-        <w:r>
-          <w:rPr>
-            <w:noProof/>
-            <w:webHidden/>
-          </w:rPr>
-          <w:tab/>
-        </w:r>
-        <w:r>
-          <w:rPr>
-            <w:noProof/>
-            <w:webHidden/>
-          </w:rPr>
-          <w:fldChar w:fldCharType="begin"/>
-        </w:r>
-        <w:r>
-          <w:rPr>
-            <w:noProof/>
-            <w:webHidden/>
-          </w:rPr>
-          <w:instrText xml:space="preserve"> PAGEREF _Toc225320616 \h </w:instrText>
+          <w:instrText xml:space="preserve"> PAGEREF _Toc227136128 \h </w:instrText>
         </w:r>
         <w:r>
           <w:rPr>
@@ -23530,21 +23523,13 @@
           <w:lang w:eastAsia="hu-HU"/>
         </w:rPr>
       </w:pPr>
-      <w:hyperlink r:id="rId29" w:anchor="_Toc225320617" w:history="1">
-        <w:r>
-          <w:rPr>
-            <w:rStyle w:val="Hiperhivatkozs"/>
-            <w:rFonts w:eastAsia="Times New Roman" w:cs="Times New Roman"/>
-            <w:noProof/>
-          </w:rPr>
-          <w:t>6</w:t>
-        </w:r>
+      <w:hyperlink r:id="rId28" w:anchor="_Toc227136129" w:history="1">
         <w:r>
           <w:rPr>
             <w:rStyle w:val="Hiperhivatkozs"/>
             <w:noProof/>
           </w:rPr>
-          <w:t>. ábra - az adatbázis UML diagramja</w:t>
+          <w:t>5. ábra - admin felület a böngészés oldalban</w:t>
         </w:r>
         <w:r>
           <w:rPr>
@@ -23565,7 +23550,7 @@
             <w:noProof/>
             <w:webHidden/>
           </w:rPr>
-          <w:instrText xml:space="preserve"> PAGEREF _Toc225320617 \h </w:instrText>
+          <w:instrText xml:space="preserve"> PAGEREF _Toc227136129 \h </w:instrText>
         </w:r>
         <w:r>
           <w:rPr>
@@ -23585,7 +23570,7 @@
             <w:noProof/>
             <w:webHidden/>
           </w:rPr>
-          <w:t>29</w:t>
+          <w:t>28</w:t>
         </w:r>
         <w:r>
           <w:rPr>
@@ -23609,13 +23594,35 @@
           <w:lang w:eastAsia="hu-HU"/>
         </w:rPr>
       </w:pPr>
-      <w:hyperlink r:id="rId30" w:anchor="_Toc225320618" w:history="1">
+      <w:hyperlink r:id="rId29" w:anchor="_Toc227136130" w:history="1">
+        <w:r>
+          <w:rPr>
+            <w:rStyle w:val="Hiperhivatkozs"/>
+            <w:rFonts w:eastAsia="Times New Roman" w:cs="Times New Roman"/>
+            <w:noProof/>
+          </w:rPr>
+          <w:t>6</w:t>
+        </w:r>
         <w:r>
           <w:rPr>
             <w:rStyle w:val="Hiperhivatkozs"/>
             <w:noProof/>
           </w:rPr>
-          <w:t>7. ábra - postman teszt 1</w:t>
+          <w:t>. ábra - az adatbáz</w:t>
+        </w:r>
+        <w:r>
+          <w:rPr>
+            <w:rStyle w:val="Hiperhivatkozs"/>
+            <w:noProof/>
+          </w:rPr>
+          <w:t>i</w:t>
+        </w:r>
+        <w:r>
+          <w:rPr>
+            <w:rStyle w:val="Hiperhivatkozs"/>
+            <w:noProof/>
+          </w:rPr>
+          <w:t>s UML diagramja</w:t>
         </w:r>
         <w:r>
           <w:rPr>
@@ -23636,7 +23643,7 @@
             <w:noProof/>
             <w:webHidden/>
           </w:rPr>
-          <w:instrText xml:space="preserve"> PAGEREF _Toc225320618 \h </w:instrText>
+          <w:instrText xml:space="preserve"> PAGEREF _Toc227136130 \h </w:instrText>
         </w:r>
         <w:r>
           <w:rPr>
@@ -23656,7 +23663,7 @@
             <w:noProof/>
             <w:webHidden/>
           </w:rPr>
-          <w:t>49</w:t>
+          <w:t>32</w:t>
         </w:r>
         <w:r>
           <w:rPr>
@@ -23680,7 +23687,92 @@
           <w:lang w:eastAsia="hu-HU"/>
         </w:rPr>
       </w:pPr>
-      <w:hyperlink r:id="rId31" w:anchor="_Toc225320619" w:history="1">
+      <w:hyperlink r:id="rId30" w:anchor="_Toc227136131" w:history="1">
+        <w:r>
+          <w:rPr>
+            <w:rStyle w:val="Hiperhivatkozs"/>
+            <w:noProof/>
+          </w:rPr>
+          <w:t>7. ábra - postman t</w:t>
+        </w:r>
+        <w:r>
+          <w:rPr>
+            <w:rStyle w:val="Hiperhivatkozs"/>
+            <w:noProof/>
+          </w:rPr>
+          <w:t>e</w:t>
+        </w:r>
+        <w:r>
+          <w:rPr>
+            <w:rStyle w:val="Hiperhivatkozs"/>
+            <w:noProof/>
+          </w:rPr>
+          <w:t>szt 1</w:t>
+        </w:r>
+        <w:r>
+          <w:rPr>
+            <w:noProof/>
+            <w:webHidden/>
+          </w:rPr>
+          <w:tab/>
+        </w:r>
+        <w:r>
+          <w:rPr>
+            <w:noProof/>
+            <w:webHidden/>
+          </w:rPr>
+          <w:fldChar w:fldCharType="begin"/>
+        </w:r>
+        <w:r>
+          <w:rPr>
+            <w:noProof/>
+            <w:webHidden/>
+          </w:rPr>
+          <w:instrText xml:space="preserve"> PAGEREF _Toc227136131 \h </w:instrText>
+        </w:r>
+        <w:r>
+          <w:rPr>
+            <w:noProof/>
+            <w:webHidden/>
+          </w:rPr>
+        </w:r>
+        <w:r>
+          <w:rPr>
+            <w:noProof/>
+            <w:webHidden/>
+          </w:rPr>
+          <w:fldChar w:fldCharType="separate"/>
+        </w:r>
+        <w:r>
+          <w:rPr>
+            <w:noProof/>
+            <w:webHidden/>
+          </w:rPr>
+          <w:t>52</w:t>
+        </w:r>
+        <w:r>
+          <w:rPr>
+            <w:noProof/>
+            <w:webHidden/>
+          </w:rPr>
+          <w:fldChar w:fldCharType="end"/>
+        </w:r>
+      </w:hyperlink>
+    </w:p>
+    <w:p>
+      <w:pPr>
+        <w:pStyle w:val="brajegyzk"/>
+        <w:tabs>
+          <w:tab w:val="right" w:leader="dot" w:pos="8720"/>
+        </w:tabs>
+        <w:rPr>
+          <w:rFonts w:asciiTheme="minorHAnsi" w:eastAsiaTheme="minorEastAsia" w:hAnsiTheme="minorHAnsi" w:cstheme="minorBidi"/>
+          <w:noProof/>
+          <w:sz w:val="22"/>
+          <w:lang w:eastAsia="hu-HU"/>
+        </w:rPr>
+      </w:pPr>
+      <w:hyperlink r:id="rId31" w:anchor="_Toc227136132" w:history="1">
         <w:r>
           <w:rPr>
             <w:rStyle w:val="Hiperhivatkozs"/>
@@ -23707,7 +23799,7 @@
             <w:noProof/>
             <w:webHidden/>
           </w:rPr>
-          <w:instrText xml:space="preserve"> PAGEREF _Toc225320619 \h </w:instrText>
+          <w:instrText xml:space="preserve"> PAGEREF _Toc227136132 \h </w:instrText>
         </w:r>
         <w:r>
           <w:rPr>
@@ -23727,7 +23819,7 @@
             <w:noProof/>
             <w:webHidden/>
           </w:rPr>
-          <w:t>50</w:t>
+          <w:t>53</w:t>
         </w:r>
         <w:r>
           <w:rPr>
@@ -23751,27 +23843,20 @@
           <w:lang w:eastAsia="hu-HU"/>
         </w:rPr>
       </w:pPr>
-      <w:hyperlink r:id="rId32" w:anchor="_Toc225320620" w:history="1">
+      <w:hyperlink r:id="rId32" w:anchor="_Toc227136133" w:history="1">
         <w:r>
           <w:rPr>
             <w:rStyle w:val="Hiperhivatkozs"/>
             <w:noProof/>
           </w:rPr>
-          <w:t>9. ábra - po</w:t>
+          <w:t xml:space="preserve">9. ábra - postman teszt </w:t>
         </w:r>
         <w:r>
           <w:rPr>
             <w:rStyle w:val="Hiperhivatkozs"/>
             <w:noProof/>
           </w:rPr>
-          <w:t>s</w:t>
-        </w:r>
-        <w:r>
-          <w:rPr>
-            <w:rStyle w:val="Hiperhivatkozs"/>
-            <w:noProof/>
-          </w:rPr>
-          <w:t>tman teszt 3</w:t>
+          <w:t>3</w:t>
         </w:r>
         <w:r>
           <w:rPr>
@@ -23792,7 +23877,7 @@
             <w:noProof/>
             <w:webHidden/>
           </w:rPr>
-          <w:instrText xml:space="preserve"> PAGEREF _Toc225320620 \h </w:instrText>
+          <w:instrText xml:space="preserve"> PAGEREF _Toc227136133 \h </w:instrText>
         </w:r>
         <w:r>
           <w:rPr>
@@ -23812,7 +23897,7 @@
             <w:noProof/>
             <w:webHidden/>
           </w:rPr>
-          <w:t>50</w:t>
+          <w:t>53</w:t>
         </w:r>
         <w:r>
           <w:rPr>
@@ -23824,10 +23909,19 @@
       </w:hyperlink>
     </w:p>
     <w:p>
-      <w:r>
+      <w:pPr>
+        <w:pStyle w:val="Cmsor1"/>
+        <w:numPr>
+          <w:ilvl w:val="0"/>
+          <w:numId w:val="0"/>
+        </w:numPr>
+      </w:pPr>
+      <w:r>
+        <w:lastRenderedPageBreak/>
         <w:fldChar w:fldCharType="end"/>
       </w:r>
     </w:p>
+    <w:p/>
     <w:sectPr>
       <w:headerReference w:type="default" r:id="rId33"/>
       <w:footerReference w:type="default" r:id="rId34"/>
@@ -23874,27 +23968,14 @@
     <w:pPr>
       <w:pStyle w:val="llb"/>
     </w:pPr>
-    <w:r>
-      <w:fldChar w:fldCharType="begin"/>
-    </w:r>
-    <w:r>
-      <w:instrText>DATE   \* MERGEFORMAT</w:instrText>
-    </w:r>
-    <w:r>
-      <w:fldChar w:fldCharType="separate"/>
-    </w:r>
-    <w:r>
-      <w:rPr>
-        <w:noProof/>
-      </w:rPr>
-      <w:t>2026. 04. 15.</w:t>
-    </w:r>
-    <w:r>
-      <w:rPr>
-        <w:noProof/>
-      </w:rPr>
-      <w:fldChar w:fldCharType="end"/>
-    </w:r>
+    <w:fldSimple w:instr="DATE   \* MERGEFORMAT">
+      <w:r>
+        <w:rPr>
+          <w:noProof/>
+        </w:rPr>
+        <w:t>2026. 04. 15.</w:t>
+      </w:r>
+    </w:fldSimple>
     <w:r>
       <w:tab/>
     </w:r>
@@ -26821,6 +26902,15 @@
 </file>
 
 <file path=customXml/item1.xml><?xml version="1.0" encoding="utf-8"?>
+<?mso-contentType ?>
+<FormTemplates xmlns="http://schemas.microsoft.com/sharepoint/v3/contenttype/forms">
+  <Display>DocumentLibraryForm</Display>
+  <Edit>DocumentLibraryForm</Edit>
+  <New>DocumentLibraryForm</New>
+</FormTemplates>
+</file>
+
+<file path=customXml/item2.xml><?xml version="1.0" encoding="utf-8"?>
 <ct:contentTypeSchema xmlns:ct="http://schemas.microsoft.com/office/2006/metadata/contentType" xmlns:ma="http://schemas.microsoft.com/office/2006/metadata/properties/metaAttributes" ct:_="" ma:_="" ma:contentTypeName="Dokumentum" ma:contentTypeID="0x010100A68ACE93D0DEBA4D8A5EE55AD7C8D291" ma:contentTypeVersion="3" ma:contentTypeDescription="Új dokumentum létrehozása." ma:contentTypeScope="" ma:versionID="306e3e948f7c6538380991c7913d797e">
   <xsd:schema xmlns:xsd="http://www.w3.org/2001/XMLSchema" xmlns:xs="http://www.w3.org/2001/XMLSchema" xmlns:p="http://schemas.microsoft.com/office/2006/metadata/properties" xmlns:ns2="a844e43c-7e76-4acb-9af9-f15a5b731b5e" targetNamespace="http://schemas.microsoft.com/office/2006/metadata/properties" ma:root="true" ma:fieldsID="a3373e347bfa58f57c9cdc15c562ff66" ns2:_="">
     <xsd:import namespace="a844e43c-7e76-4acb-9af9-f15a5b731b5e"/>
@@ -26958,22 +27048,7 @@
 </ct:contentTypeSchema>
 </file>
 
-<file path=customXml/item2.xml><?xml version="1.0" encoding="utf-8"?>
-<?mso-contentType ?>
-<FormTemplates xmlns="http://schemas.microsoft.com/sharepoint/v3/contenttype/forms">
-  <Display>DocumentLibraryForm</Display>
-  <Edit>DocumentLibraryForm</Edit>
-  <New>DocumentLibraryForm</New>
-</FormTemplates>
-</file>
-
 <file path=customXml/item3.xml><?xml version="1.0" encoding="utf-8"?>
-<p:properties xmlns:p="http://schemas.microsoft.com/office/2006/metadata/properties" xmlns:xsi="http://www.w3.org/2001/XMLSchema-instance" xmlns:pc="http://schemas.microsoft.com/office/infopath/2007/PartnerControls">
-  <documentManagement/>
-</p:properties>
-</file>
-
-<file path=customXml/item4.xml><?xml version="1.0" encoding="utf-8"?>
 <b:Sources xmlns:b="http://schemas.openxmlformats.org/officeDocument/2006/bibliography" xmlns="http://schemas.openxmlformats.org/officeDocument/2006/bibliography" SelectedStyle="\APA.XSL" StyleName="APA">
   <b:Source>
     <b:Tag>Ing26</b:Tag>
@@ -27038,7 +27113,21 @@
 </b:Sources>
 </file>
 
+<file path=customXml/item4.xml><?xml version="1.0" encoding="utf-8"?>
+<p:properties xmlns:p="http://schemas.microsoft.com/office/2006/metadata/properties" xmlns:xsi="http://www.w3.org/2001/XMLSchema-instance" xmlns:pc="http://schemas.microsoft.com/office/infopath/2007/PartnerControls">
+  <documentManagement/>
+</p:properties>
+</file>
+
 <file path=customXml/itemProps1.xml><?xml version="1.0" encoding="utf-8"?>
+<ds:datastoreItem xmlns:ds="http://schemas.openxmlformats.org/officeDocument/2006/customXml" ds:itemID="{49E9CE2F-4863-430F-A73B-CD3063AB172E}">
+  <ds:schemaRefs>
+    <ds:schemaRef ds:uri="http://schemas.microsoft.com/sharepoint/v3/contenttype/forms"/>
+  </ds:schemaRefs>
+</ds:datastoreItem>
+</file>
+
+<file path=customXml/itemProps2.xml><?xml version="1.0" encoding="utf-8"?>
 <ds:datastoreItem xmlns:ds="http://schemas.openxmlformats.org/officeDocument/2006/customXml" ds:itemID="{0E404F72-D640-4AE1-9959-EF8B47D93A94}">
   <ds:schemaRefs>
     <ds:schemaRef ds:uri="http://schemas.microsoft.com/office/2006/metadata/contentType"/>
@@ -27056,27 +27145,19 @@
 </ds:datastoreItem>
 </file>
 
-<file path=customXml/itemProps2.xml><?xml version="1.0" encoding="utf-8"?>
-<ds:datastoreItem xmlns:ds="http://schemas.openxmlformats.org/officeDocument/2006/customXml" ds:itemID="{49E9CE2F-4863-430F-A73B-CD3063AB172E}">
+<file path=customXml/itemProps3.xml><?xml version="1.0" encoding="utf-8"?>
+<ds:datastoreItem xmlns:ds="http://schemas.openxmlformats.org/officeDocument/2006/customXml" ds:itemID="{8BD5E980-DA48-45D8-8E6E-2EFAD38B6402}">
   <ds:schemaRefs>
-    <ds:schemaRef ds:uri="http://schemas.microsoft.com/sharepoint/v3/contenttype/forms"/>
+    <ds:schemaRef ds:uri="http://schemas.openxmlformats.org/officeDocument/2006/bibliography"/>
   </ds:schemaRefs>
 </ds:datastoreItem>
 </file>
 
-<file path=customXml/itemProps3.xml><?xml version="1.0" encoding="utf-8"?>
+<file path=customXml/itemProps4.xml><?xml version="1.0" encoding="utf-8"?>
 <ds:datastoreItem xmlns:ds="http://schemas.openxmlformats.org/officeDocument/2006/customXml" ds:itemID="{4683CF39-CBC1-469A-88EA-F31417A0D119}">
   <ds:schemaRefs>
     <ds:schemaRef ds:uri="http://schemas.microsoft.com/office/2006/metadata/properties"/>
     <ds:schemaRef ds:uri="http://schemas.microsoft.com/office/infopath/2007/PartnerControls"/>
   </ds:schemaRefs>
 </ds:datastoreItem>
-</file>
-
-<file path=customXml/itemProps4.xml><?xml version="1.0" encoding="utf-8"?>
-<ds:datastoreItem xmlns:ds="http://schemas.openxmlformats.org/officeDocument/2006/customXml" ds:itemID="{8BD5E980-DA48-45D8-8E6E-2EFAD38B6402}">
-  <ds:schemaRefs>
-    <ds:schemaRef ds:uri="http://schemas.openxmlformats.org/officeDocument/2006/bibliography"/>
-  </ds:schemaRefs>
-</ds:datastoreItem>
 </file>